--- a/docs/Client_Questions_Tiles.docx
+++ b/docs/Client_Questions_Tiles.docx
@@ -1,157 +1,1222 @@
 
 <file path=word/document.xml><?xml version="1.0" encoding="utf-8"?>
-<w:document xmlns:wpc="http://schemas.microsoft.com/office/word/2010/wordprocessingCanvas" xmlns:mc="http://schemas.openxmlformats.org/markup-compatibility/2006" xmlns:o="urn:schemas-microsoft-com:office:office" xmlns:r="http://schemas.openxmlformats.org/officeDocument/2006/relationships" xmlns:m="http://schemas.openxmlformats.org/officeDocument/2006/math" xmlns:v="urn:schemas-microsoft-com:vml" xmlns:wp14="http://schemas.microsoft.com/office/word/2010/wordprocessingDrawing" xmlns:wp="http://schemas.openxmlformats.org/drawingml/2006/wordprocessingDrawing" xmlns:w10="urn:schemas-microsoft-com:office:word" xmlns:w="http://schemas.openxmlformats.org/wordprocessingml/2006/main" xmlns:w14="http://schemas.microsoft.com/office/word/2010/wordml" xmlns:w15="http://schemas.microsoft.com/office/word/2012/wordml" xmlns:wpg="http://schemas.microsoft.com/office/word/2010/wordprocessingGroup" xmlns:wpi="http://schemas.microsoft.com/office/word/2010/wordprocessingInk" xmlns:wne="http://schemas.microsoft.com/office/word/2006/wordml" xmlns:wps="http://schemas.microsoft.com/office/word/2010/wordprocessingShape" xmlns:cx="http://schemas.microsoft.com/office/drawing/2014/chartex" xmlns:cx1="http://schemas.microsoft.com/office/drawing/2015/9/8/chartex" xmlns:cx2="http://schemas.microsoft.com/office/drawing/2015/10/21/chartex" xmlns:cx3="http://schemas.microsoft.com/office/drawing/2016/5/9/chartex" xmlns:cx4="http://schemas.microsoft.com/office/drawing/2016/5/10/chartex" xmlns:cx5="http://schemas.microsoft.com/office/drawing/2016/5/11/chartex" xmlns:cx6="http://schemas.microsoft.com/office/drawing/2016/5/12/chartex" xmlns:cx7="http://schemas.microsoft.com/office/drawing/2016/5/13/chartex" xmlns:cx8="http://schemas.microsoft.com/office/drawing/2016/5/14/chartex" xmlns:aink="http://schemas.microsoft.com/office/drawing/2016/ink" xmlns:am3d="http://schemas.microsoft.com/office/drawing/2017/model3d" xmlns:w16cex="http://schemas.microsoft.com/office/word/2018/wordml/cex" xmlns:w16cid="http://schemas.microsoft.com/office/word/2016/wordml/cid" xmlns:w16="http://schemas.microsoft.com/office/word/2018/wordml" xmlns:w16sdtdh="http://schemas.microsoft.com/office/word/2020/wordml/sdtdatahash" xmlns:w16se="http://schemas.microsoft.com/office/word/2015/wordml/symex" mc:Ignorable="w14 w15 wp14">
+<w:document xmlns:wpc="http://schemas.microsoft.com/office/word/2010/wordprocessingCanvas" xmlns:mc="http://schemas.openxmlformats.org/markup-compatibility/2006" xmlns:o="urn:schemas-microsoft-com:office:office" xmlns:r="http://schemas.openxmlformats.org/officeDocument/2006/relationships" xmlns:m="http://schemas.openxmlformats.org/officeDocument/2006/math" xmlns:v="urn:schemas-microsoft-com:vml" xmlns:wp14="http://schemas.microsoft.com/office/word/2010/wordprocessingDrawing" xmlns:wp="http://schemas.openxmlformats.org/drawingml/2006/wordprocessingDrawing" xmlns:w10="urn:schemas-microsoft-com:office:word" xmlns:w="http://schemas.openxmlformats.org/wordprocessingml/2006/main" xmlns:w14="http://schemas.microsoft.com/office/word/2010/wordml" xmlns:w15="http://schemas.microsoft.com/office/word/2012/wordml" xmlns:wpg="http://schemas.microsoft.com/office/word/2010/wordprocessingGroup" xmlns:wpi="http://schemas.microsoft.com/office/word/2010/wordprocessingInk" xmlns:wne="http://schemas.microsoft.com/office/word/2006/wordml" xmlns:wps="http://schemas.microsoft.com/office/word/2010/wordprocessingShape" mc:Ignorable="w14 w15 wp14">
   <w:body>
     <w:p>
       <w:pPr>
         <w:spacing w:after="80"/>
         <w:jc w:val="center"/>
+        <w:rPr>
+          <w:rFonts w:ascii="NikoshBAN" w:hAnsi="NikoshBAN" w:cs="NikoshBAN"/>
+          <w:color w:val="000000" w:themeColor="text1"/>
+        </w:rPr>
       </w:pPr>
       <w:r>
         <w:rPr>
-          <w:rFonts w:ascii="Nirmala UI" w:cs="Nirmala UI" w:eastAsia="Nirmala UI" w:hAnsi="Nirmala UI"/>
+          <w:rFonts w:ascii="NikoshBAN" w:hAnsi="NikoshBAN" w:cs="NikoshBAN"/>
           <w:b/>
           <w:bCs/>
+          <w:color w:val="000000" w:themeColor="text1"/>
           <w:sz w:val="32"/>
           <w:szCs w:val="32"/>
         </w:rPr>
-        <w:t xml:space="preserve">Tiles &amp; Sanitary — ক্লায়েন্টের কাছে জিজ্ঞাসা তালিকা</w:t>
-      </w:r>
+        <w:t xml:space="preserve">Tiles &amp; Sanitary </w:t>
+      </w:r>
+      <w:r>
+        <w:rPr>
+          <w:rFonts w:ascii="Times New Roman" w:hAnsi="Times New Roman" w:cs="Times New Roman"/>
+          <w:b/>
+          <w:bCs/>
+          <w:color w:val="000000" w:themeColor="text1"/>
+          <w:sz w:val="32"/>
+          <w:szCs w:val="32"/>
+        </w:rPr>
+        <w:t>—</w:t>
+      </w:r>
+      <w:r>
+        <w:rPr>
+          <w:rFonts w:ascii="NikoshBAN" w:hAnsi="NikoshBAN" w:cs="NikoshBAN"/>
+          <w:b/>
+          <w:bCs/>
+          <w:color w:val="000000" w:themeColor="text1"/>
+          <w:sz w:val="32"/>
+          <w:szCs w:val="32"/>
+        </w:rPr>
+        <w:t xml:space="preserve"> </w:t>
+      </w:r>
+      <w:proofErr w:type="spellStart"/>
+      <w:r>
+        <w:rPr>
+          <w:rFonts w:ascii="NikoshBAN" w:hAnsi="NikoshBAN" w:cs="NikoshBAN"/>
+          <w:b/>
+          <w:bCs/>
+          <w:color w:val="000000" w:themeColor="text1"/>
+          <w:sz w:val="32"/>
+          <w:szCs w:val="32"/>
+        </w:rPr>
+        <w:t>ক্লা</w:t>
+      </w:r>
+      <w:r>
+        <w:rPr>
+          <w:rFonts w:ascii="NikoshBAN" w:hAnsi="NikoshBAN" w:cs="NikoshBAN"/>
+          <w:b/>
+          <w:bCs/>
+          <w:color w:val="000000" w:themeColor="text1"/>
+          <w:sz w:val="32"/>
+          <w:szCs w:val="32"/>
+        </w:rPr>
+        <w:t>য়ে</w:t>
+      </w:r>
+      <w:r>
+        <w:rPr>
+          <w:rFonts w:ascii="NikoshBAN" w:hAnsi="NikoshBAN" w:cs="NikoshBAN"/>
+          <w:b/>
+          <w:bCs/>
+          <w:color w:val="000000" w:themeColor="text1"/>
+          <w:sz w:val="32"/>
+          <w:szCs w:val="32"/>
+        </w:rPr>
+        <w:t>ন্টের</w:t>
+      </w:r>
+      <w:proofErr w:type="spellEnd"/>
+      <w:r>
+        <w:rPr>
+          <w:rFonts w:ascii="NikoshBAN" w:hAnsi="NikoshBAN" w:cs="NikoshBAN"/>
+          <w:b/>
+          <w:bCs/>
+          <w:color w:val="000000" w:themeColor="text1"/>
+          <w:sz w:val="32"/>
+          <w:szCs w:val="32"/>
+        </w:rPr>
+        <w:t xml:space="preserve"> </w:t>
+      </w:r>
+      <w:proofErr w:type="spellStart"/>
+      <w:r>
+        <w:rPr>
+          <w:rFonts w:ascii="NikoshBAN" w:hAnsi="NikoshBAN" w:cs="NikoshBAN"/>
+          <w:b/>
+          <w:bCs/>
+          <w:color w:val="000000" w:themeColor="text1"/>
+          <w:sz w:val="32"/>
+          <w:szCs w:val="32"/>
+        </w:rPr>
+        <w:t>কাছে</w:t>
+      </w:r>
+      <w:proofErr w:type="spellEnd"/>
+      <w:r>
+        <w:rPr>
+          <w:rFonts w:ascii="NikoshBAN" w:hAnsi="NikoshBAN" w:cs="NikoshBAN"/>
+          <w:b/>
+          <w:bCs/>
+          <w:color w:val="000000" w:themeColor="text1"/>
+          <w:sz w:val="32"/>
+          <w:szCs w:val="32"/>
+        </w:rPr>
+        <w:t xml:space="preserve"> </w:t>
+      </w:r>
+      <w:proofErr w:type="spellStart"/>
+      <w:r>
+        <w:rPr>
+          <w:rFonts w:ascii="NikoshBAN" w:hAnsi="NikoshBAN" w:cs="NikoshBAN"/>
+          <w:b/>
+          <w:bCs/>
+          <w:color w:val="000000" w:themeColor="text1"/>
+          <w:sz w:val="32"/>
+          <w:szCs w:val="32"/>
+        </w:rPr>
+        <w:t>জিজ্ঞাসা</w:t>
+      </w:r>
+      <w:proofErr w:type="spellEnd"/>
+      <w:r>
+        <w:rPr>
+          <w:rFonts w:ascii="NikoshBAN" w:hAnsi="NikoshBAN" w:cs="NikoshBAN"/>
+          <w:b/>
+          <w:bCs/>
+          <w:color w:val="000000" w:themeColor="text1"/>
+          <w:sz w:val="32"/>
+          <w:szCs w:val="32"/>
+        </w:rPr>
+        <w:t xml:space="preserve"> </w:t>
+      </w:r>
+      <w:proofErr w:type="spellStart"/>
+      <w:r>
+        <w:rPr>
+          <w:rFonts w:ascii="NikoshBAN" w:hAnsi="NikoshBAN" w:cs="NikoshBAN"/>
+          <w:b/>
+          <w:bCs/>
+          <w:color w:val="000000" w:themeColor="text1"/>
+          <w:sz w:val="32"/>
+          <w:szCs w:val="32"/>
+        </w:rPr>
+        <w:t>তালিকা</w:t>
+      </w:r>
+      <w:proofErr w:type="spellEnd"/>
     </w:p>
     <w:p>
       <w:pPr>
         <w:spacing w:after="240"/>
         <w:jc w:val="center"/>
+        <w:rPr>
+          <w:rFonts w:ascii="NikoshBAN" w:hAnsi="NikoshBAN" w:cs="NikoshBAN"/>
+          <w:color w:val="000000" w:themeColor="text1"/>
+        </w:rPr>
       </w:pPr>
       <w:r>
         <w:rPr>
-          <w:rFonts w:ascii="Nirmala UI" w:cs="Nirmala UI" w:eastAsia="Nirmala UI" w:hAnsi="Nirmala UI"/>
-          <w:color w:val="555555"/>
+          <w:rFonts w:ascii="NikoshBAN" w:hAnsi="NikoshBAN" w:cs="NikoshBAN"/>
+          <w:color w:val="000000" w:themeColor="text1"/>
           <w:sz w:val="24"/>
           <w:szCs w:val="24"/>
         </w:rPr>
-        <w:t xml:space="preserve">Purchase রিপোর্ট ও টার্গেট সেটিংস</w:t>
-      </w:r>
+        <w:t xml:space="preserve">Purchase </w:t>
+      </w:r>
+      <w:proofErr w:type="spellStart"/>
+      <w:r>
+        <w:rPr>
+          <w:rFonts w:ascii="NikoshBAN" w:hAnsi="NikoshBAN" w:cs="NikoshBAN"/>
+          <w:color w:val="000000" w:themeColor="text1"/>
+          <w:sz w:val="24"/>
+          <w:szCs w:val="24"/>
+        </w:rPr>
+        <w:t>রিপোর্ট</w:t>
+      </w:r>
+      <w:proofErr w:type="spellEnd"/>
+      <w:r>
+        <w:rPr>
+          <w:rFonts w:ascii="NikoshBAN" w:hAnsi="NikoshBAN" w:cs="NikoshBAN"/>
+          <w:color w:val="000000" w:themeColor="text1"/>
+          <w:sz w:val="24"/>
+          <w:szCs w:val="24"/>
+        </w:rPr>
+        <w:t xml:space="preserve"> ও </w:t>
+      </w:r>
+      <w:proofErr w:type="spellStart"/>
+      <w:r>
+        <w:rPr>
+          <w:rFonts w:ascii="NikoshBAN" w:hAnsi="NikoshBAN" w:cs="NikoshBAN"/>
+          <w:color w:val="000000" w:themeColor="text1"/>
+          <w:sz w:val="24"/>
+          <w:szCs w:val="24"/>
+        </w:rPr>
+        <w:t>টার্গেট</w:t>
+      </w:r>
+      <w:proofErr w:type="spellEnd"/>
+      <w:r>
+        <w:rPr>
+          <w:rFonts w:ascii="NikoshBAN" w:hAnsi="NikoshBAN" w:cs="NikoshBAN"/>
+          <w:color w:val="000000" w:themeColor="text1"/>
+          <w:sz w:val="24"/>
+          <w:szCs w:val="24"/>
+        </w:rPr>
+        <w:t xml:space="preserve"> </w:t>
+      </w:r>
+      <w:proofErr w:type="spellStart"/>
+      <w:r>
+        <w:rPr>
+          <w:rFonts w:ascii="NikoshBAN" w:hAnsi="NikoshBAN" w:cs="NikoshBAN"/>
+          <w:color w:val="000000" w:themeColor="text1"/>
+          <w:sz w:val="24"/>
+          <w:szCs w:val="24"/>
+        </w:rPr>
+        <w:t>সেটিংস</w:t>
+      </w:r>
+      <w:proofErr w:type="spellEnd"/>
     </w:p>
     <w:p>
       <w:pPr>
         <w:spacing w:after="120"/>
+        <w:rPr>
+          <w:rFonts w:ascii="NikoshBAN" w:hAnsi="NikoshBAN" w:cs="NikoshBAN"/>
+          <w:color w:val="000000" w:themeColor="text1"/>
+        </w:rPr>
       </w:pPr>
-      <w:r>
-        <w:rPr>
-          <w:rFonts w:ascii="Nirmala UI" w:cs="Nirmala UI" w:eastAsia="Nirmala UI" w:hAnsi="Nirmala UI"/>
-          <w:sz w:val="22"/>
-          <w:szCs w:val="22"/>
-        </w:rPr>
-        <w:t xml:space="preserve">নিচের প্রশ্নগুলোর উত্তর পেলে Purchase রিপোর্ট ও Settings-এর নকশা শেষ করা যাবে। প্রতিটি প্রশ্নের নিচে উত্তর লেখার জায়গা রাখা হয়েছে।</w:t>
+      <w:proofErr w:type="spellStart"/>
+      <w:r>
+        <w:rPr>
+          <w:rFonts w:ascii="NikoshBAN" w:hAnsi="NikoshBAN" w:cs="NikoshBAN"/>
+          <w:color w:val="000000" w:themeColor="text1"/>
+        </w:rPr>
+        <w:t>নিচের</w:t>
+      </w:r>
+      <w:proofErr w:type="spellEnd"/>
+      <w:r>
+        <w:rPr>
+          <w:rFonts w:ascii="NikoshBAN" w:hAnsi="NikoshBAN" w:cs="NikoshBAN"/>
+          <w:color w:val="000000" w:themeColor="text1"/>
+        </w:rPr>
+        <w:t xml:space="preserve"> </w:t>
+      </w:r>
+      <w:proofErr w:type="spellStart"/>
+      <w:r>
+        <w:rPr>
+          <w:rFonts w:ascii="NikoshBAN" w:hAnsi="NikoshBAN" w:cs="NikoshBAN"/>
+          <w:color w:val="000000" w:themeColor="text1"/>
+        </w:rPr>
+        <w:t>প্রশ্নগুলোর</w:t>
+      </w:r>
+      <w:proofErr w:type="spellEnd"/>
+      <w:r>
+        <w:rPr>
+          <w:rFonts w:ascii="NikoshBAN" w:hAnsi="NikoshBAN" w:cs="NikoshBAN"/>
+          <w:color w:val="000000" w:themeColor="text1"/>
+        </w:rPr>
+        <w:t xml:space="preserve"> </w:t>
+      </w:r>
+      <w:proofErr w:type="spellStart"/>
+      <w:r>
+        <w:rPr>
+          <w:rFonts w:ascii="NikoshBAN" w:hAnsi="NikoshBAN" w:cs="NikoshBAN"/>
+          <w:color w:val="000000" w:themeColor="text1"/>
+        </w:rPr>
+        <w:t>উত্তর</w:t>
+      </w:r>
+      <w:proofErr w:type="spellEnd"/>
+      <w:r>
+        <w:rPr>
+          <w:rFonts w:ascii="NikoshBAN" w:hAnsi="NikoshBAN" w:cs="NikoshBAN"/>
+          <w:color w:val="000000" w:themeColor="text1"/>
+        </w:rPr>
+        <w:t xml:space="preserve"> </w:t>
+      </w:r>
+      <w:proofErr w:type="spellStart"/>
+      <w:r>
+        <w:rPr>
+          <w:rFonts w:ascii="NikoshBAN" w:hAnsi="NikoshBAN" w:cs="NikoshBAN"/>
+          <w:color w:val="000000" w:themeColor="text1"/>
+        </w:rPr>
+        <w:t>পেলে</w:t>
+      </w:r>
+      <w:proofErr w:type="spellEnd"/>
+      <w:r>
+        <w:rPr>
+          <w:rFonts w:ascii="NikoshBAN" w:hAnsi="NikoshBAN" w:cs="NikoshBAN"/>
+          <w:color w:val="000000" w:themeColor="text1"/>
+        </w:rPr>
+        <w:t xml:space="preserve"> Purchase </w:t>
+      </w:r>
+      <w:proofErr w:type="spellStart"/>
+      <w:r>
+        <w:rPr>
+          <w:rFonts w:ascii="NikoshBAN" w:hAnsi="NikoshBAN" w:cs="NikoshBAN"/>
+          <w:color w:val="000000" w:themeColor="text1"/>
+        </w:rPr>
+        <w:t>রিপোর্ট</w:t>
+      </w:r>
+      <w:proofErr w:type="spellEnd"/>
+      <w:r>
+        <w:rPr>
+          <w:rFonts w:ascii="NikoshBAN" w:hAnsi="NikoshBAN" w:cs="NikoshBAN"/>
+          <w:color w:val="000000" w:themeColor="text1"/>
+        </w:rPr>
+        <w:t xml:space="preserve"> ও Settings-</w:t>
+      </w:r>
+      <w:proofErr w:type="spellStart"/>
+      <w:r>
+        <w:rPr>
+          <w:rFonts w:ascii="NikoshBAN" w:hAnsi="NikoshBAN" w:cs="NikoshBAN"/>
+          <w:color w:val="000000" w:themeColor="text1"/>
+        </w:rPr>
+        <w:t>এর</w:t>
+      </w:r>
+      <w:proofErr w:type="spellEnd"/>
+      <w:r>
+        <w:rPr>
+          <w:rFonts w:ascii="NikoshBAN" w:hAnsi="NikoshBAN" w:cs="NikoshBAN"/>
+          <w:color w:val="000000" w:themeColor="text1"/>
+        </w:rPr>
+        <w:t xml:space="preserve"> </w:t>
+      </w:r>
+      <w:proofErr w:type="spellStart"/>
+      <w:r>
+        <w:rPr>
+          <w:rFonts w:ascii="NikoshBAN" w:hAnsi="NikoshBAN" w:cs="NikoshBAN"/>
+          <w:color w:val="000000" w:themeColor="text1"/>
+        </w:rPr>
+        <w:t>রিপোর্ট</w:t>
+      </w:r>
+      <w:proofErr w:type="spellEnd"/>
+      <w:r>
+        <w:rPr>
+          <w:rFonts w:ascii="NikoshBAN" w:hAnsi="NikoshBAN" w:cs="NikoshBAN"/>
+          <w:color w:val="000000" w:themeColor="text1"/>
+        </w:rPr>
+        <w:t xml:space="preserve"> </w:t>
+      </w:r>
+      <w:proofErr w:type="spellStart"/>
+      <w:r>
+        <w:rPr>
+          <w:rFonts w:ascii="NikoshBAN" w:hAnsi="NikoshBAN" w:cs="NikoshBAN"/>
+          <w:color w:val="000000" w:themeColor="text1"/>
+        </w:rPr>
+        <w:t>তৈরী</w:t>
+      </w:r>
+      <w:proofErr w:type="spellEnd"/>
+      <w:r>
+        <w:rPr>
+          <w:rFonts w:ascii="NikoshBAN" w:hAnsi="NikoshBAN" w:cs="NikoshBAN"/>
+          <w:color w:val="000000" w:themeColor="text1"/>
+        </w:rPr>
+        <w:t xml:space="preserve"> </w:t>
+      </w:r>
+      <w:proofErr w:type="spellStart"/>
+      <w:r>
+        <w:rPr>
+          <w:rFonts w:ascii="NikoshBAN" w:hAnsi="NikoshBAN" w:cs="NikoshBAN"/>
+          <w:color w:val="000000" w:themeColor="text1"/>
+        </w:rPr>
+        <w:t>করা</w:t>
+      </w:r>
+      <w:proofErr w:type="spellEnd"/>
+      <w:r>
+        <w:rPr>
+          <w:rFonts w:ascii="NikoshBAN" w:hAnsi="NikoshBAN" w:cs="NikoshBAN"/>
+          <w:color w:val="000000" w:themeColor="text1"/>
+        </w:rPr>
+        <w:t xml:space="preserve"> </w:t>
+      </w:r>
+      <w:proofErr w:type="spellStart"/>
+      <w:r>
+        <w:rPr>
+          <w:rFonts w:ascii="NikoshBAN" w:hAnsi="NikoshBAN" w:cs="NikoshBAN"/>
+          <w:color w:val="000000" w:themeColor="text1"/>
+        </w:rPr>
+        <w:t>যাবে</w:t>
+      </w:r>
+      <w:proofErr w:type="spellEnd"/>
+      <w:r>
+        <w:rPr>
+          <w:rFonts w:ascii="NikoshBAN" w:hAnsi="NikoshBAN" w:cs="NikoshBAN"/>
+          <w:color w:val="000000" w:themeColor="text1"/>
+        </w:rPr>
+        <w:t xml:space="preserve">। </w:t>
+      </w:r>
+      <w:proofErr w:type="spellStart"/>
+      <w:r>
+        <w:rPr>
+          <w:rFonts w:ascii="NikoshBAN" w:hAnsi="NikoshBAN" w:cs="NikoshBAN"/>
+          <w:color w:val="000000" w:themeColor="text1"/>
+        </w:rPr>
+        <w:t>প্রতিটি</w:t>
+      </w:r>
+      <w:proofErr w:type="spellEnd"/>
+      <w:r>
+        <w:rPr>
+          <w:rFonts w:ascii="NikoshBAN" w:hAnsi="NikoshBAN" w:cs="NikoshBAN"/>
+          <w:color w:val="000000" w:themeColor="text1"/>
+        </w:rPr>
+        <w:t xml:space="preserve"> </w:t>
+      </w:r>
+      <w:proofErr w:type="spellStart"/>
+      <w:r>
+        <w:rPr>
+          <w:rFonts w:ascii="NikoshBAN" w:hAnsi="NikoshBAN" w:cs="NikoshBAN"/>
+          <w:color w:val="000000" w:themeColor="text1"/>
+        </w:rPr>
+        <w:t>প্রশ্নের</w:t>
+      </w:r>
+      <w:proofErr w:type="spellEnd"/>
+      <w:r>
+        <w:rPr>
+          <w:rFonts w:ascii="NikoshBAN" w:hAnsi="NikoshBAN" w:cs="NikoshBAN"/>
+          <w:color w:val="000000" w:themeColor="text1"/>
+        </w:rPr>
+        <w:t xml:space="preserve"> </w:t>
+      </w:r>
+      <w:proofErr w:type="spellStart"/>
+      <w:r>
+        <w:rPr>
+          <w:rFonts w:ascii="NikoshBAN" w:hAnsi="NikoshBAN" w:cs="NikoshBAN"/>
+          <w:color w:val="000000" w:themeColor="text1"/>
+        </w:rPr>
+        <w:t>নিচে</w:t>
+      </w:r>
+      <w:proofErr w:type="spellEnd"/>
+      <w:r>
+        <w:rPr>
+          <w:rFonts w:ascii="NikoshBAN" w:hAnsi="NikoshBAN" w:cs="NikoshBAN"/>
+          <w:color w:val="000000" w:themeColor="text1"/>
+        </w:rPr>
+        <w:t xml:space="preserve"> </w:t>
+      </w:r>
+      <w:proofErr w:type="spellStart"/>
+      <w:r>
+        <w:rPr>
+          <w:rFonts w:ascii="NikoshBAN" w:hAnsi="NikoshBAN" w:cs="NikoshBAN"/>
+          <w:color w:val="000000" w:themeColor="text1"/>
+        </w:rPr>
+        <w:t>উত্তর</w:t>
+      </w:r>
+      <w:proofErr w:type="spellEnd"/>
+      <w:r>
+        <w:rPr>
+          <w:rFonts w:ascii="NikoshBAN" w:hAnsi="NikoshBAN" w:cs="NikoshBAN"/>
+          <w:color w:val="000000" w:themeColor="text1"/>
+        </w:rPr>
+        <w:t xml:space="preserve"> </w:t>
+      </w:r>
+      <w:proofErr w:type="spellStart"/>
+      <w:r>
+        <w:rPr>
+          <w:rFonts w:ascii="NikoshBAN" w:hAnsi="NikoshBAN" w:cs="NikoshBAN"/>
+          <w:color w:val="000000" w:themeColor="text1"/>
+        </w:rPr>
+        <w:t>লেখার</w:t>
+      </w:r>
+      <w:proofErr w:type="spellEnd"/>
+      <w:r>
+        <w:rPr>
+          <w:rFonts w:ascii="NikoshBAN" w:hAnsi="NikoshBAN" w:cs="NikoshBAN"/>
+          <w:color w:val="000000" w:themeColor="text1"/>
+        </w:rPr>
+        <w:t xml:space="preserve"> </w:t>
+      </w:r>
+      <w:proofErr w:type="spellStart"/>
+      <w:r>
+        <w:rPr>
+          <w:rFonts w:ascii="NikoshBAN" w:hAnsi="NikoshBAN" w:cs="NikoshBAN"/>
+          <w:color w:val="000000" w:themeColor="text1"/>
+        </w:rPr>
+        <w:t>জা</w:t>
+      </w:r>
+      <w:r>
+        <w:rPr>
+          <w:rFonts w:ascii="NikoshBAN" w:hAnsi="NikoshBAN" w:cs="NikoshBAN"/>
+          <w:color w:val="000000" w:themeColor="text1"/>
+        </w:rPr>
+        <w:t>য়</w:t>
+      </w:r>
+      <w:r>
+        <w:rPr>
+          <w:rFonts w:ascii="NikoshBAN" w:hAnsi="NikoshBAN" w:cs="NikoshBAN"/>
+          <w:color w:val="000000" w:themeColor="text1"/>
+        </w:rPr>
+        <w:t>গা</w:t>
+      </w:r>
+      <w:proofErr w:type="spellEnd"/>
+      <w:r>
+        <w:rPr>
+          <w:rFonts w:ascii="NikoshBAN" w:hAnsi="NikoshBAN" w:cs="NikoshBAN"/>
+          <w:color w:val="000000" w:themeColor="text1"/>
+        </w:rPr>
+        <w:t xml:space="preserve"> </w:t>
+      </w:r>
+      <w:proofErr w:type="spellStart"/>
+      <w:r>
+        <w:rPr>
+          <w:rFonts w:ascii="NikoshBAN" w:hAnsi="NikoshBAN" w:cs="NikoshBAN"/>
+          <w:color w:val="000000" w:themeColor="text1"/>
+        </w:rPr>
+        <w:t>রাখা</w:t>
+      </w:r>
+      <w:proofErr w:type="spellEnd"/>
+      <w:r>
+        <w:rPr>
+          <w:rFonts w:ascii="NikoshBAN" w:hAnsi="NikoshBAN" w:cs="NikoshBAN"/>
+          <w:color w:val="000000" w:themeColor="text1"/>
+        </w:rPr>
+        <w:t xml:space="preserve"> </w:t>
+      </w:r>
+      <w:proofErr w:type="spellStart"/>
+      <w:r>
+        <w:rPr>
+          <w:rFonts w:ascii="NikoshBAN" w:hAnsi="NikoshBAN" w:cs="NikoshBAN"/>
+          <w:color w:val="000000" w:themeColor="text1"/>
+        </w:rPr>
+        <w:t>হ</w:t>
+      </w:r>
+      <w:r>
+        <w:rPr>
+          <w:rFonts w:ascii="NikoshBAN" w:hAnsi="NikoshBAN" w:cs="NikoshBAN"/>
+          <w:color w:val="000000" w:themeColor="text1"/>
+        </w:rPr>
+        <w:t>য়ে</w:t>
+      </w:r>
+      <w:r>
+        <w:rPr>
+          <w:rFonts w:ascii="NikoshBAN" w:hAnsi="NikoshBAN" w:cs="NikoshBAN"/>
+          <w:color w:val="000000" w:themeColor="text1"/>
+        </w:rPr>
+        <w:t>ছে</w:t>
+      </w:r>
+      <w:proofErr w:type="spellEnd"/>
+      <w:r>
+        <w:rPr>
+          <w:rFonts w:ascii="NikoshBAN" w:hAnsi="NikoshBAN" w:cs="NikoshBAN"/>
+          <w:color w:val="000000" w:themeColor="text1"/>
+        </w:rPr>
+        <w:t>।</w:t>
       </w:r>
     </w:p>
     <w:p>
       <w:pPr>
         <w:keepNext/>
         <w:pBdr>
-          <w:bottom w:val="single" w:color="808080" w:sz="6" w:space="4"/>
+          <w:bottom w:val="single" w:sz="6" w:space="4" w:color="808080"/>
         </w:pBdr>
-        <w:spacing w:after="120" w:before="280"/>
+        <w:spacing w:before="280" w:after="120"/>
+        <w:rPr>
+          <w:rFonts w:ascii="NikoshBAN" w:hAnsi="NikoshBAN" w:cs="NikoshBAN"/>
+          <w:color w:val="000000" w:themeColor="text1"/>
+        </w:rPr>
       </w:pPr>
-      <w:r>
-        <w:rPr>
-          <w:rFonts w:ascii="Nirmala UI" w:cs="Nirmala UI" w:eastAsia="Nirmala UI" w:hAnsi="Nirmala UI"/>
+      <w:proofErr w:type="spellStart"/>
+      <w:r>
+        <w:rPr>
+          <w:rFonts w:ascii="NikoshBAN" w:hAnsi="NikoshBAN" w:cs="NikoshBAN"/>
           <w:b/>
           <w:bCs/>
+          <w:color w:val="000000" w:themeColor="text1"/>
           <w:sz w:val="26"/>
           <w:szCs w:val="26"/>
         </w:rPr>
-        <w:t xml:space="preserve">জরুরি ৫টি প্রশ্ন (আগে উত্তর দরকার)</w:t>
+        <w:t>জরুরি</w:t>
+      </w:r>
+      <w:proofErr w:type="spellEnd"/>
+      <w:r>
+        <w:rPr>
+          <w:rFonts w:ascii="NikoshBAN" w:hAnsi="NikoshBAN" w:cs="NikoshBAN"/>
+          <w:b/>
+          <w:bCs/>
+          <w:color w:val="000000" w:themeColor="text1"/>
+          <w:sz w:val="26"/>
+          <w:szCs w:val="26"/>
+        </w:rPr>
+        <w:t xml:space="preserve"> ৫টি </w:t>
+      </w:r>
+      <w:proofErr w:type="spellStart"/>
+      <w:r>
+        <w:rPr>
+          <w:rFonts w:ascii="NikoshBAN" w:hAnsi="NikoshBAN" w:cs="NikoshBAN"/>
+          <w:b/>
+          <w:bCs/>
+          <w:color w:val="000000" w:themeColor="text1"/>
+          <w:sz w:val="26"/>
+          <w:szCs w:val="26"/>
+        </w:rPr>
+        <w:t>প্রশ্ন</w:t>
+      </w:r>
+      <w:proofErr w:type="spellEnd"/>
+      <w:r>
+        <w:rPr>
+          <w:rFonts w:ascii="NikoshBAN" w:hAnsi="NikoshBAN" w:cs="NikoshBAN"/>
+          <w:b/>
+          <w:bCs/>
+          <w:color w:val="000000" w:themeColor="text1"/>
+          <w:sz w:val="26"/>
+          <w:szCs w:val="26"/>
+        </w:rPr>
+        <w:t xml:space="preserve"> (</w:t>
+      </w:r>
+      <w:proofErr w:type="spellStart"/>
+      <w:r>
+        <w:rPr>
+          <w:rFonts w:ascii="NikoshBAN" w:hAnsi="NikoshBAN" w:cs="NikoshBAN"/>
+          <w:b/>
+          <w:bCs/>
+          <w:color w:val="000000" w:themeColor="text1"/>
+          <w:sz w:val="26"/>
+          <w:szCs w:val="26"/>
+        </w:rPr>
+        <w:t>আগে</w:t>
+      </w:r>
+      <w:proofErr w:type="spellEnd"/>
+      <w:r>
+        <w:rPr>
+          <w:rFonts w:ascii="NikoshBAN" w:hAnsi="NikoshBAN" w:cs="NikoshBAN"/>
+          <w:b/>
+          <w:bCs/>
+          <w:color w:val="000000" w:themeColor="text1"/>
+          <w:sz w:val="26"/>
+          <w:szCs w:val="26"/>
+        </w:rPr>
+        <w:t xml:space="preserve"> </w:t>
+      </w:r>
+      <w:proofErr w:type="spellStart"/>
+      <w:r>
+        <w:rPr>
+          <w:rFonts w:ascii="NikoshBAN" w:hAnsi="NikoshBAN" w:cs="NikoshBAN"/>
+          <w:b/>
+          <w:bCs/>
+          <w:color w:val="000000" w:themeColor="text1"/>
+          <w:sz w:val="26"/>
+          <w:szCs w:val="26"/>
+        </w:rPr>
+        <w:t>উত্তর</w:t>
+      </w:r>
+      <w:proofErr w:type="spellEnd"/>
+      <w:r>
+        <w:rPr>
+          <w:rFonts w:ascii="NikoshBAN" w:hAnsi="NikoshBAN" w:cs="NikoshBAN"/>
+          <w:b/>
+          <w:bCs/>
+          <w:color w:val="000000" w:themeColor="text1"/>
+          <w:sz w:val="26"/>
+          <w:szCs w:val="26"/>
+        </w:rPr>
+        <w:t xml:space="preserve"> </w:t>
+      </w:r>
+      <w:proofErr w:type="spellStart"/>
+      <w:r>
+        <w:rPr>
+          <w:rFonts w:ascii="NikoshBAN" w:hAnsi="NikoshBAN" w:cs="NikoshBAN"/>
+          <w:b/>
+          <w:bCs/>
+          <w:color w:val="000000" w:themeColor="text1"/>
+          <w:sz w:val="26"/>
+          <w:szCs w:val="26"/>
+        </w:rPr>
+        <w:t>দরকার</w:t>
+      </w:r>
+      <w:proofErr w:type="spellEnd"/>
+      <w:r>
+        <w:rPr>
+          <w:rFonts w:ascii="NikoshBAN" w:hAnsi="NikoshBAN" w:cs="NikoshBAN"/>
+          <w:b/>
+          <w:bCs/>
+          <w:color w:val="000000" w:themeColor="text1"/>
+          <w:sz w:val="26"/>
+          <w:szCs w:val="26"/>
+        </w:rPr>
+        <w:t>)</w:t>
       </w:r>
     </w:p>
     <w:p>
       <w:pPr>
         <w:spacing w:after="120"/>
         <w:ind w:left="440" w:hanging="440"/>
+        <w:rPr>
+          <w:rFonts w:ascii="NikoshBAN" w:hAnsi="NikoshBAN" w:cs="NikoshBAN"/>
+          <w:color w:val="000000" w:themeColor="text1"/>
+        </w:rPr>
       </w:pPr>
       <w:r>
         <w:rPr>
-          <w:rFonts w:ascii="Nirmala UI" w:cs="Nirmala UI" w:eastAsia="Nirmala UI" w:hAnsi="Nirmala UI"/>
-          <w:sz w:val="22"/>
-          <w:szCs w:val="22"/>
-        </w:rPr>
-        <w:t xml:space="preserve">1. ভাগের ক্রম (প্রশ্ন ৫)</w:t>
+          <w:rFonts w:ascii="NikoshBAN" w:hAnsi="NikoshBAN" w:cs="NikoshBAN"/>
+          <w:color w:val="000000" w:themeColor="text1"/>
+        </w:rPr>
+        <w:t xml:space="preserve">1. </w:t>
+      </w:r>
+      <w:proofErr w:type="spellStart"/>
+      <w:r>
+        <w:rPr>
+          <w:rFonts w:ascii="NikoshBAN" w:hAnsi="NikoshBAN" w:cs="NikoshBAN"/>
+          <w:color w:val="000000" w:themeColor="text1"/>
+        </w:rPr>
+        <w:t>ভাগের</w:t>
+      </w:r>
+      <w:proofErr w:type="spellEnd"/>
+      <w:r>
+        <w:rPr>
+          <w:rFonts w:ascii="NikoshBAN" w:hAnsi="NikoshBAN" w:cs="NikoshBAN"/>
+          <w:color w:val="000000" w:themeColor="text1"/>
+        </w:rPr>
+        <w:t xml:space="preserve"> </w:t>
+      </w:r>
+      <w:proofErr w:type="spellStart"/>
+      <w:r>
+        <w:rPr>
+          <w:rFonts w:ascii="NikoshBAN" w:hAnsi="NikoshBAN" w:cs="NikoshBAN"/>
+          <w:color w:val="000000" w:themeColor="text1"/>
+        </w:rPr>
+        <w:t>ক্রম</w:t>
+      </w:r>
+      <w:proofErr w:type="spellEnd"/>
+      <w:r>
+        <w:rPr>
+          <w:rFonts w:ascii="NikoshBAN" w:hAnsi="NikoshBAN" w:cs="NikoshBAN"/>
+          <w:color w:val="000000" w:themeColor="text1"/>
+        </w:rPr>
+        <w:t xml:space="preserve"> (</w:t>
+      </w:r>
+      <w:proofErr w:type="spellStart"/>
+      <w:r>
+        <w:rPr>
+          <w:rFonts w:ascii="NikoshBAN" w:hAnsi="NikoshBAN" w:cs="NikoshBAN"/>
+          <w:color w:val="000000" w:themeColor="text1"/>
+        </w:rPr>
+        <w:t>প্রশ্ন</w:t>
+      </w:r>
+      <w:proofErr w:type="spellEnd"/>
+      <w:r>
+        <w:rPr>
+          <w:rFonts w:ascii="NikoshBAN" w:hAnsi="NikoshBAN" w:cs="NikoshBAN"/>
+          <w:color w:val="000000" w:themeColor="text1"/>
+        </w:rPr>
+        <w:t xml:space="preserve"> ৫)</w:t>
       </w:r>
     </w:p>
     <w:p>
       <w:pPr>
         <w:spacing w:after="120"/>
         <w:ind w:left="440" w:hanging="440"/>
+        <w:rPr>
+          <w:rFonts w:ascii="NikoshBAN" w:hAnsi="NikoshBAN" w:cs="NikoshBAN"/>
+          <w:color w:val="000000" w:themeColor="text1"/>
+        </w:rPr>
       </w:pPr>
       <w:r>
         <w:rPr>
-          <w:rFonts w:ascii="Nirmala UI" w:cs="Nirmala UI" w:eastAsia="Nirmala UI" w:hAnsi="Nirmala UI"/>
-          <w:sz w:val="22"/>
-          <w:szCs w:val="22"/>
-        </w:rPr>
-        <w:t xml:space="preserve">2. Offer-এর মূল্য (প্রশ্ন ৭)</w:t>
+          <w:rFonts w:ascii="NikoshBAN" w:hAnsi="NikoshBAN" w:cs="NikoshBAN"/>
+          <w:color w:val="000000" w:themeColor="text1"/>
+        </w:rPr>
+        <w:t>2. Offer-</w:t>
+      </w:r>
+      <w:proofErr w:type="spellStart"/>
+      <w:r>
+        <w:rPr>
+          <w:rFonts w:ascii="NikoshBAN" w:hAnsi="NikoshBAN" w:cs="NikoshBAN"/>
+          <w:color w:val="000000" w:themeColor="text1"/>
+        </w:rPr>
+        <w:t>এর</w:t>
+      </w:r>
+      <w:proofErr w:type="spellEnd"/>
+      <w:r>
+        <w:rPr>
+          <w:rFonts w:ascii="NikoshBAN" w:hAnsi="NikoshBAN" w:cs="NikoshBAN"/>
+          <w:color w:val="000000" w:themeColor="text1"/>
+        </w:rPr>
+        <w:t xml:space="preserve"> </w:t>
+      </w:r>
+      <w:proofErr w:type="spellStart"/>
+      <w:r>
+        <w:rPr>
+          <w:rFonts w:ascii="NikoshBAN" w:hAnsi="NikoshBAN" w:cs="NikoshBAN"/>
+          <w:color w:val="000000" w:themeColor="text1"/>
+        </w:rPr>
+        <w:t>মূল্য</w:t>
+      </w:r>
+      <w:proofErr w:type="spellEnd"/>
+      <w:r>
+        <w:rPr>
+          <w:rFonts w:ascii="NikoshBAN" w:hAnsi="NikoshBAN" w:cs="NikoshBAN"/>
+          <w:color w:val="000000" w:themeColor="text1"/>
+        </w:rPr>
+        <w:t xml:space="preserve"> (</w:t>
+      </w:r>
+      <w:proofErr w:type="spellStart"/>
+      <w:r>
+        <w:rPr>
+          <w:rFonts w:ascii="NikoshBAN" w:hAnsi="NikoshBAN" w:cs="NikoshBAN"/>
+          <w:color w:val="000000" w:themeColor="text1"/>
+        </w:rPr>
+        <w:t>প্রশ্ন</w:t>
+      </w:r>
+      <w:proofErr w:type="spellEnd"/>
+      <w:r>
+        <w:rPr>
+          <w:rFonts w:ascii="NikoshBAN" w:hAnsi="NikoshBAN" w:cs="NikoshBAN"/>
+          <w:color w:val="000000" w:themeColor="text1"/>
+        </w:rPr>
+        <w:t xml:space="preserve"> ৭)</w:t>
       </w:r>
     </w:p>
     <w:p>
       <w:pPr>
         <w:spacing w:after="120"/>
         <w:ind w:left="440" w:hanging="440"/>
+        <w:rPr>
+          <w:rFonts w:ascii="NikoshBAN" w:hAnsi="NikoshBAN" w:cs="NikoshBAN"/>
+          <w:color w:val="000000" w:themeColor="text1"/>
+        </w:rPr>
       </w:pPr>
       <w:r>
         <w:rPr>
-          <w:rFonts w:ascii="Nirmala UI" w:cs="Nirmala UI" w:eastAsia="Nirmala UI" w:hAnsi="Nirmala UI"/>
-          <w:sz w:val="22"/>
-          <w:szCs w:val="22"/>
-        </w:rPr>
-        <w:t xml:space="preserve">3. কোয়ার্টার শুরুর মাস (প্রশ্ন ৯)</w:t>
+          <w:rFonts w:ascii="NikoshBAN" w:hAnsi="NikoshBAN" w:cs="NikoshBAN"/>
+          <w:color w:val="000000" w:themeColor="text1"/>
+        </w:rPr>
+        <w:t xml:space="preserve">3. </w:t>
+      </w:r>
+      <w:proofErr w:type="spellStart"/>
+      <w:r>
+        <w:rPr>
+          <w:rFonts w:ascii="NikoshBAN" w:hAnsi="NikoshBAN" w:cs="NikoshBAN"/>
+          <w:color w:val="000000" w:themeColor="text1"/>
+        </w:rPr>
+        <w:t>কোম্পানি-ভিত্তিক</w:t>
+      </w:r>
+      <w:proofErr w:type="spellEnd"/>
+      <w:r>
+        <w:rPr>
+          <w:rFonts w:ascii="NikoshBAN" w:hAnsi="NikoshBAN" w:cs="NikoshBAN"/>
+          <w:color w:val="000000" w:themeColor="text1"/>
+        </w:rPr>
+        <w:t xml:space="preserve"> </w:t>
+      </w:r>
+      <w:proofErr w:type="spellStart"/>
+      <w:r>
+        <w:rPr>
+          <w:rFonts w:ascii="NikoshBAN" w:hAnsi="NikoshBAN" w:cs="NikoshBAN"/>
+          <w:color w:val="000000" w:themeColor="text1"/>
+        </w:rPr>
+        <w:t>কো</w:t>
+      </w:r>
+      <w:r>
+        <w:rPr>
+          <w:rFonts w:ascii="NikoshBAN" w:hAnsi="NikoshBAN" w:cs="NikoshBAN"/>
+          <w:color w:val="000000" w:themeColor="text1"/>
+        </w:rPr>
+        <w:t>য়া</w:t>
+      </w:r>
+      <w:r>
+        <w:rPr>
+          <w:rFonts w:ascii="NikoshBAN" w:hAnsi="NikoshBAN" w:cs="NikoshBAN"/>
+          <w:color w:val="000000" w:themeColor="text1"/>
+        </w:rPr>
+        <w:t>র্টার</w:t>
+      </w:r>
+      <w:proofErr w:type="spellEnd"/>
+      <w:r>
+        <w:rPr>
+          <w:rFonts w:ascii="NikoshBAN" w:hAnsi="NikoshBAN" w:cs="NikoshBAN"/>
+          <w:color w:val="000000" w:themeColor="text1"/>
+        </w:rPr>
+        <w:t xml:space="preserve"> </w:t>
+      </w:r>
+      <w:proofErr w:type="spellStart"/>
+      <w:r>
+        <w:rPr>
+          <w:rFonts w:ascii="NikoshBAN" w:hAnsi="NikoshBAN" w:cs="NikoshBAN"/>
+          <w:color w:val="000000" w:themeColor="text1"/>
+        </w:rPr>
+        <w:t>শুরুর</w:t>
+      </w:r>
+      <w:proofErr w:type="spellEnd"/>
+      <w:r>
+        <w:rPr>
+          <w:rFonts w:ascii="NikoshBAN" w:hAnsi="NikoshBAN" w:cs="NikoshBAN"/>
+          <w:color w:val="000000" w:themeColor="text1"/>
+        </w:rPr>
+        <w:t xml:space="preserve"> </w:t>
+      </w:r>
+      <w:proofErr w:type="spellStart"/>
+      <w:r>
+        <w:rPr>
+          <w:rFonts w:ascii="NikoshBAN" w:hAnsi="NikoshBAN" w:cs="NikoshBAN"/>
+          <w:color w:val="000000" w:themeColor="text1"/>
+        </w:rPr>
+        <w:t>মাস</w:t>
+      </w:r>
+      <w:proofErr w:type="spellEnd"/>
+      <w:r>
+        <w:rPr>
+          <w:rFonts w:ascii="NikoshBAN" w:hAnsi="NikoshBAN" w:cs="NikoshBAN"/>
+          <w:color w:val="000000" w:themeColor="text1"/>
+        </w:rPr>
+        <w:t xml:space="preserve"> (</w:t>
+      </w:r>
+      <w:proofErr w:type="spellStart"/>
+      <w:r>
+        <w:rPr>
+          <w:rFonts w:ascii="NikoshBAN" w:hAnsi="NikoshBAN" w:cs="NikoshBAN"/>
+          <w:color w:val="000000" w:themeColor="text1"/>
+        </w:rPr>
+        <w:t>প্রশ্ন</w:t>
+      </w:r>
+      <w:proofErr w:type="spellEnd"/>
+      <w:r>
+        <w:rPr>
+          <w:rFonts w:ascii="NikoshBAN" w:hAnsi="NikoshBAN" w:cs="NikoshBAN"/>
+          <w:color w:val="000000" w:themeColor="text1"/>
+        </w:rPr>
+        <w:t xml:space="preserve"> ৯)</w:t>
       </w:r>
     </w:p>
     <w:p>
       <w:pPr>
         <w:spacing w:after="120"/>
         <w:ind w:left="440" w:hanging="440"/>
+        <w:rPr>
+          <w:rFonts w:ascii="NikoshBAN" w:hAnsi="NikoshBAN" w:cs="NikoshBAN"/>
+          <w:color w:val="000000" w:themeColor="text1"/>
+        </w:rPr>
       </w:pPr>
       <w:r>
         <w:rPr>
-          <w:rFonts w:ascii="Nirmala UI" w:cs="Nirmala UI" w:eastAsia="Nirmala UI" w:hAnsi="Nirmala UI"/>
-          <w:sz w:val="22"/>
-          <w:szCs w:val="22"/>
-        </w:rPr>
-        <w:t xml:space="preserve">4. টার্গেট কোম্পানি-ভিত্তিক কিনা (প্রশ্ন ১১)</w:t>
+          <w:rFonts w:ascii="NikoshBAN" w:hAnsi="NikoshBAN" w:cs="NikoshBAN"/>
+          <w:color w:val="000000" w:themeColor="text1"/>
+        </w:rPr>
+        <w:t xml:space="preserve">4. </w:t>
+      </w:r>
+      <w:proofErr w:type="spellStart"/>
+      <w:r>
+        <w:rPr>
+          <w:rFonts w:ascii="NikoshBAN" w:hAnsi="NikoshBAN" w:cs="NikoshBAN"/>
+          <w:color w:val="000000" w:themeColor="text1"/>
+        </w:rPr>
+        <w:t>টার্গেট</w:t>
+      </w:r>
+      <w:proofErr w:type="spellEnd"/>
+      <w:r>
+        <w:rPr>
+          <w:rFonts w:ascii="NikoshBAN" w:hAnsi="NikoshBAN" w:cs="NikoshBAN"/>
+          <w:color w:val="000000" w:themeColor="text1"/>
+        </w:rPr>
+        <w:t xml:space="preserve"> </w:t>
+      </w:r>
+      <w:proofErr w:type="spellStart"/>
+      <w:r>
+        <w:rPr>
+          <w:rFonts w:ascii="NikoshBAN" w:hAnsi="NikoshBAN" w:cs="NikoshBAN"/>
+          <w:color w:val="000000" w:themeColor="text1"/>
+        </w:rPr>
+        <w:t>কোম্পানি-ভিত্তিক</w:t>
+      </w:r>
+      <w:proofErr w:type="spellEnd"/>
+      <w:r>
+        <w:rPr>
+          <w:rFonts w:ascii="NikoshBAN" w:hAnsi="NikoshBAN" w:cs="NikoshBAN"/>
+          <w:color w:val="000000" w:themeColor="text1"/>
+        </w:rPr>
+        <w:t xml:space="preserve"> </w:t>
+      </w:r>
+      <w:proofErr w:type="spellStart"/>
+      <w:r>
+        <w:rPr>
+          <w:rFonts w:ascii="NikoshBAN" w:hAnsi="NikoshBAN" w:cs="NikoshBAN"/>
+          <w:color w:val="000000" w:themeColor="text1"/>
+        </w:rPr>
+        <w:t>কিনা</w:t>
+      </w:r>
+      <w:proofErr w:type="spellEnd"/>
+      <w:r>
+        <w:rPr>
+          <w:rFonts w:ascii="NikoshBAN" w:hAnsi="NikoshBAN" w:cs="NikoshBAN"/>
+          <w:color w:val="000000" w:themeColor="text1"/>
+        </w:rPr>
+        <w:t xml:space="preserve"> (</w:t>
+      </w:r>
+      <w:proofErr w:type="spellStart"/>
+      <w:r>
+        <w:rPr>
+          <w:rFonts w:ascii="NikoshBAN" w:hAnsi="NikoshBAN" w:cs="NikoshBAN"/>
+          <w:color w:val="000000" w:themeColor="text1"/>
+        </w:rPr>
+        <w:t>প্রশ্ন</w:t>
+      </w:r>
+      <w:proofErr w:type="spellEnd"/>
+      <w:r>
+        <w:rPr>
+          <w:rFonts w:ascii="NikoshBAN" w:hAnsi="NikoshBAN" w:cs="NikoshBAN"/>
+          <w:color w:val="000000" w:themeColor="text1"/>
+        </w:rPr>
+        <w:t xml:space="preserve"> ১১)</w:t>
       </w:r>
     </w:p>
     <w:p>
       <w:pPr>
         <w:spacing w:after="120"/>
         <w:ind w:left="440" w:hanging="440"/>
+        <w:rPr>
+          <w:rFonts w:ascii="NikoshBAN" w:hAnsi="NikoshBAN" w:cs="NikoshBAN"/>
+          <w:color w:val="000000" w:themeColor="text1"/>
+        </w:rPr>
       </w:pPr>
       <w:r>
         <w:rPr>
-          <w:rFonts w:ascii="Nirmala UI" w:cs="Nirmala UI" w:eastAsia="Nirmala UI" w:hAnsi="Nirmala UI"/>
-          <w:sz w:val="22"/>
-          <w:szCs w:val="22"/>
-        </w:rPr>
-        <w:t xml:space="preserve">5. প্রতি পিসের SFT-এর উৎস (প্রশ্ন ২২)</w:t>
+          <w:rFonts w:ascii="NikoshBAN" w:hAnsi="NikoshBAN" w:cs="NikoshBAN"/>
+          <w:color w:val="000000" w:themeColor="text1"/>
+        </w:rPr>
+        <w:t xml:space="preserve">5. </w:t>
+      </w:r>
+      <w:proofErr w:type="spellStart"/>
+      <w:r>
+        <w:rPr>
+          <w:rFonts w:ascii="NikoshBAN" w:hAnsi="NikoshBAN" w:cs="NikoshBAN"/>
+          <w:color w:val="000000" w:themeColor="text1"/>
+        </w:rPr>
+        <w:t>প্রতি</w:t>
+      </w:r>
+      <w:proofErr w:type="spellEnd"/>
+      <w:r>
+        <w:rPr>
+          <w:rFonts w:ascii="NikoshBAN" w:hAnsi="NikoshBAN" w:cs="NikoshBAN"/>
+          <w:color w:val="000000" w:themeColor="text1"/>
+        </w:rPr>
+        <w:t xml:space="preserve"> </w:t>
+      </w:r>
+      <w:proofErr w:type="spellStart"/>
+      <w:r>
+        <w:rPr>
+          <w:rFonts w:ascii="NikoshBAN" w:hAnsi="NikoshBAN" w:cs="NikoshBAN"/>
+          <w:color w:val="000000" w:themeColor="text1"/>
+        </w:rPr>
+        <w:t>পিসের</w:t>
+      </w:r>
+      <w:proofErr w:type="spellEnd"/>
+      <w:r>
+        <w:rPr>
+          <w:rFonts w:ascii="NikoshBAN" w:hAnsi="NikoshBAN" w:cs="NikoshBAN"/>
+          <w:color w:val="000000" w:themeColor="text1"/>
+        </w:rPr>
+        <w:t xml:space="preserve"> SFT-</w:t>
+      </w:r>
+      <w:proofErr w:type="spellStart"/>
+      <w:r>
+        <w:rPr>
+          <w:rFonts w:ascii="NikoshBAN" w:hAnsi="NikoshBAN" w:cs="NikoshBAN"/>
+          <w:color w:val="000000" w:themeColor="text1"/>
+        </w:rPr>
+        <w:t>এর</w:t>
+      </w:r>
+      <w:proofErr w:type="spellEnd"/>
+      <w:r>
+        <w:rPr>
+          <w:rFonts w:ascii="NikoshBAN" w:hAnsi="NikoshBAN" w:cs="NikoshBAN"/>
+          <w:color w:val="000000" w:themeColor="text1"/>
+        </w:rPr>
+        <w:t xml:space="preserve"> </w:t>
+      </w:r>
+      <w:proofErr w:type="spellStart"/>
+      <w:r>
+        <w:rPr>
+          <w:rFonts w:ascii="NikoshBAN" w:hAnsi="NikoshBAN" w:cs="NikoshBAN"/>
+          <w:color w:val="000000" w:themeColor="text1"/>
+        </w:rPr>
+        <w:t>উৎস</w:t>
+      </w:r>
+      <w:proofErr w:type="spellEnd"/>
+      <w:r>
+        <w:rPr>
+          <w:rFonts w:ascii="NikoshBAN" w:hAnsi="NikoshBAN" w:cs="NikoshBAN"/>
+          <w:color w:val="000000" w:themeColor="text1"/>
+        </w:rPr>
+        <w:t xml:space="preserve"> (</w:t>
+      </w:r>
+      <w:proofErr w:type="spellStart"/>
+      <w:r>
+        <w:rPr>
+          <w:rFonts w:ascii="NikoshBAN" w:hAnsi="NikoshBAN" w:cs="NikoshBAN"/>
+          <w:color w:val="000000" w:themeColor="text1"/>
+        </w:rPr>
+        <w:t>প্রশ্ন</w:t>
+      </w:r>
+      <w:proofErr w:type="spellEnd"/>
+      <w:r>
+        <w:rPr>
+          <w:rFonts w:ascii="NikoshBAN" w:hAnsi="NikoshBAN" w:cs="NikoshBAN"/>
+          <w:color w:val="000000" w:themeColor="text1"/>
+        </w:rPr>
+        <w:t xml:space="preserve"> ২২)</w:t>
       </w:r>
     </w:p>
     <w:p>
       <w:pPr>
         <w:keepNext/>
         <w:pBdr>
-          <w:bottom w:val="single" w:color="808080" w:sz="6" w:space="4"/>
+          <w:bottom w:val="single" w:sz="6" w:space="4" w:color="808080"/>
         </w:pBdr>
-        <w:spacing w:after="120" w:before="280"/>
+        <w:spacing w:before="280" w:after="120"/>
+        <w:rPr>
+          <w:rFonts w:ascii="NikoshBAN" w:hAnsi="NikoshBAN" w:cs="NikoshBAN"/>
+          <w:color w:val="000000" w:themeColor="text1"/>
+        </w:rPr>
       </w:pPr>
       <w:r>
         <w:rPr>
-          <w:rFonts w:ascii="Nirmala UI" w:cs="Nirmala UI" w:eastAsia="Nirmala UI" w:hAnsi="Nirmala UI"/>
+          <w:rFonts w:ascii="NikoshBAN" w:hAnsi="NikoshBAN" w:cs="NikoshBAN"/>
           <w:b/>
           <w:bCs/>
+          <w:color w:val="000000" w:themeColor="text1"/>
           <w:sz w:val="26"/>
           <w:szCs w:val="26"/>
         </w:rPr>
-        <w:t xml:space="preserve">১। হিসাবের সূত্র (রিপোর্টের কলাম)</w:t>
+        <w:t xml:space="preserve">১। </w:t>
+      </w:r>
+      <w:proofErr w:type="spellStart"/>
+      <w:r>
+        <w:rPr>
+          <w:rFonts w:ascii="NikoshBAN" w:hAnsi="NikoshBAN" w:cs="NikoshBAN"/>
+          <w:b/>
+          <w:bCs/>
+          <w:color w:val="000000" w:themeColor="text1"/>
+          <w:sz w:val="26"/>
+          <w:szCs w:val="26"/>
+        </w:rPr>
+        <w:t>হিসাবের</w:t>
+      </w:r>
+      <w:proofErr w:type="spellEnd"/>
+      <w:r>
+        <w:rPr>
+          <w:rFonts w:ascii="NikoshBAN" w:hAnsi="NikoshBAN" w:cs="NikoshBAN"/>
+          <w:b/>
+          <w:bCs/>
+          <w:color w:val="000000" w:themeColor="text1"/>
+          <w:sz w:val="26"/>
+          <w:szCs w:val="26"/>
+        </w:rPr>
+        <w:t xml:space="preserve"> </w:t>
+      </w:r>
+      <w:proofErr w:type="spellStart"/>
+      <w:r>
+        <w:rPr>
+          <w:rFonts w:ascii="NikoshBAN" w:hAnsi="NikoshBAN" w:cs="NikoshBAN"/>
+          <w:b/>
+          <w:bCs/>
+          <w:color w:val="000000" w:themeColor="text1"/>
+          <w:sz w:val="26"/>
+          <w:szCs w:val="26"/>
+        </w:rPr>
+        <w:t>সূত্র</w:t>
+      </w:r>
+      <w:proofErr w:type="spellEnd"/>
+      <w:r>
+        <w:rPr>
+          <w:rFonts w:ascii="NikoshBAN" w:hAnsi="NikoshBAN" w:cs="NikoshBAN"/>
+          <w:b/>
+          <w:bCs/>
+          <w:color w:val="000000" w:themeColor="text1"/>
+          <w:sz w:val="26"/>
+          <w:szCs w:val="26"/>
+        </w:rPr>
+        <w:t xml:space="preserve"> (</w:t>
+      </w:r>
+      <w:proofErr w:type="spellStart"/>
+      <w:r>
+        <w:rPr>
+          <w:rFonts w:ascii="NikoshBAN" w:hAnsi="NikoshBAN" w:cs="NikoshBAN"/>
+          <w:b/>
+          <w:bCs/>
+          <w:color w:val="000000" w:themeColor="text1"/>
+          <w:sz w:val="26"/>
+          <w:szCs w:val="26"/>
+        </w:rPr>
+        <w:t>রিপোর্টের</w:t>
+      </w:r>
+      <w:proofErr w:type="spellEnd"/>
+      <w:r>
+        <w:rPr>
+          <w:rFonts w:ascii="NikoshBAN" w:hAnsi="NikoshBAN" w:cs="NikoshBAN"/>
+          <w:b/>
+          <w:bCs/>
+          <w:color w:val="000000" w:themeColor="text1"/>
+          <w:sz w:val="26"/>
+          <w:szCs w:val="26"/>
+        </w:rPr>
+        <w:t xml:space="preserve"> </w:t>
+      </w:r>
+      <w:proofErr w:type="spellStart"/>
+      <w:r>
+        <w:rPr>
+          <w:rFonts w:ascii="NikoshBAN" w:hAnsi="NikoshBAN" w:cs="NikoshBAN"/>
+          <w:b/>
+          <w:bCs/>
+          <w:color w:val="000000" w:themeColor="text1"/>
+          <w:sz w:val="26"/>
+          <w:szCs w:val="26"/>
+        </w:rPr>
+        <w:t>কলাম</w:t>
+      </w:r>
+      <w:proofErr w:type="spellEnd"/>
+      <w:r>
+        <w:rPr>
+          <w:rFonts w:ascii="NikoshBAN" w:hAnsi="NikoshBAN" w:cs="NikoshBAN"/>
+          <w:b/>
+          <w:bCs/>
+          <w:color w:val="000000" w:themeColor="text1"/>
+          <w:sz w:val="26"/>
+          <w:szCs w:val="26"/>
+        </w:rPr>
+        <w:t>)</w:t>
       </w:r>
     </w:p>
     <w:p>
@@ -159,29 +1224,359 @@
         <w:keepNext/>
         <w:spacing w:after="60"/>
         <w:ind w:left="440" w:hanging="440"/>
+        <w:rPr>
+          <w:rFonts w:ascii="NikoshBAN" w:hAnsi="NikoshBAN" w:cs="NikoshBAN"/>
+          <w:color w:val="000000" w:themeColor="text1"/>
+        </w:rPr>
       </w:pPr>
       <w:r>
         <w:rPr>
-          <w:rFonts w:ascii="Nirmala UI" w:cs="Nirmala UI" w:eastAsia="Nirmala UI" w:hAnsi="Nirmala UI"/>
-          <w:sz w:val="22"/>
-          <w:szCs w:val="22"/>
-        </w:rPr>
-        <w:t xml:space="preserve">1. Broken-এর অনুপাত কীভাবে আসে? স্যাম্পলে 0.29 দিলে মোট 149.78 হয়, কিন্তু শিটে 151.07 আছে। কোন সংখ্যা বা নিয়মে এটি হিসাব হয়?</w:t>
+          <w:rFonts w:ascii="NikoshBAN" w:hAnsi="NikoshBAN" w:cs="NikoshBAN"/>
+          <w:color w:val="000000" w:themeColor="text1"/>
+        </w:rPr>
+        <w:t>1. Broken-</w:t>
+      </w:r>
+      <w:proofErr w:type="spellStart"/>
+      <w:r>
+        <w:rPr>
+          <w:rFonts w:ascii="NikoshBAN" w:hAnsi="NikoshBAN" w:cs="NikoshBAN"/>
+          <w:color w:val="000000" w:themeColor="text1"/>
+        </w:rPr>
+        <w:t>এর</w:t>
+      </w:r>
+      <w:proofErr w:type="spellEnd"/>
+      <w:r>
+        <w:rPr>
+          <w:rFonts w:ascii="NikoshBAN" w:hAnsi="NikoshBAN" w:cs="NikoshBAN"/>
+          <w:color w:val="000000" w:themeColor="text1"/>
+        </w:rPr>
+        <w:t xml:space="preserve"> </w:t>
+      </w:r>
+      <w:proofErr w:type="spellStart"/>
+      <w:r>
+        <w:rPr>
+          <w:rFonts w:ascii="NikoshBAN" w:hAnsi="NikoshBAN" w:cs="NikoshBAN"/>
+          <w:color w:val="000000" w:themeColor="text1"/>
+        </w:rPr>
+        <w:t>অনুপাত</w:t>
+      </w:r>
+      <w:proofErr w:type="spellEnd"/>
+      <w:r>
+        <w:rPr>
+          <w:rFonts w:ascii="NikoshBAN" w:hAnsi="NikoshBAN" w:cs="NikoshBAN"/>
+          <w:color w:val="000000" w:themeColor="text1"/>
+        </w:rPr>
+        <w:t xml:space="preserve"> </w:t>
+      </w:r>
+      <w:proofErr w:type="spellStart"/>
+      <w:r>
+        <w:rPr>
+          <w:rFonts w:ascii="NikoshBAN" w:hAnsi="NikoshBAN" w:cs="NikoshBAN"/>
+          <w:color w:val="000000" w:themeColor="text1"/>
+        </w:rPr>
+        <w:t>কীভাবে</w:t>
+      </w:r>
+      <w:proofErr w:type="spellEnd"/>
+      <w:r>
+        <w:rPr>
+          <w:rFonts w:ascii="NikoshBAN" w:hAnsi="NikoshBAN" w:cs="NikoshBAN"/>
+          <w:color w:val="000000" w:themeColor="text1"/>
+        </w:rPr>
+        <w:t xml:space="preserve"> </w:t>
+      </w:r>
+      <w:proofErr w:type="spellStart"/>
+      <w:r>
+        <w:rPr>
+          <w:rFonts w:ascii="NikoshBAN" w:hAnsi="NikoshBAN" w:cs="NikoshBAN"/>
+          <w:color w:val="000000" w:themeColor="text1"/>
+        </w:rPr>
+        <w:t>আসে</w:t>
+      </w:r>
+      <w:proofErr w:type="spellEnd"/>
+      <w:r>
+        <w:rPr>
+          <w:rFonts w:ascii="NikoshBAN" w:hAnsi="NikoshBAN" w:cs="NikoshBAN"/>
+          <w:color w:val="000000" w:themeColor="text1"/>
+        </w:rPr>
+        <w:t xml:space="preserve">? </w:t>
+      </w:r>
+      <w:proofErr w:type="spellStart"/>
+      <w:r>
+        <w:rPr>
+          <w:rFonts w:ascii="NikoshBAN" w:hAnsi="NikoshBAN" w:cs="NikoshBAN"/>
+          <w:color w:val="000000" w:themeColor="text1"/>
+        </w:rPr>
+        <w:t>স্যাম্পলে</w:t>
+      </w:r>
+      <w:proofErr w:type="spellEnd"/>
+      <w:r>
+        <w:rPr>
+          <w:rFonts w:ascii="NikoshBAN" w:hAnsi="NikoshBAN" w:cs="NikoshBAN"/>
+          <w:color w:val="000000" w:themeColor="text1"/>
+        </w:rPr>
+        <w:t xml:space="preserve"> 0.29 </w:t>
+      </w:r>
+      <w:proofErr w:type="spellStart"/>
+      <w:r>
+        <w:rPr>
+          <w:rFonts w:ascii="NikoshBAN" w:hAnsi="NikoshBAN" w:cs="NikoshBAN"/>
+          <w:color w:val="000000" w:themeColor="text1"/>
+        </w:rPr>
+        <w:t>দিলে</w:t>
+      </w:r>
+      <w:proofErr w:type="spellEnd"/>
+      <w:r>
+        <w:rPr>
+          <w:rFonts w:ascii="NikoshBAN" w:hAnsi="NikoshBAN" w:cs="NikoshBAN"/>
+          <w:color w:val="000000" w:themeColor="text1"/>
+        </w:rPr>
+        <w:t xml:space="preserve"> </w:t>
+      </w:r>
+      <w:proofErr w:type="spellStart"/>
+      <w:r>
+        <w:rPr>
+          <w:rFonts w:ascii="NikoshBAN" w:hAnsi="NikoshBAN" w:cs="NikoshBAN"/>
+          <w:color w:val="000000" w:themeColor="text1"/>
+        </w:rPr>
+        <w:t>মোট</w:t>
+      </w:r>
+      <w:proofErr w:type="spellEnd"/>
+      <w:r>
+        <w:rPr>
+          <w:rFonts w:ascii="NikoshBAN" w:hAnsi="NikoshBAN" w:cs="NikoshBAN"/>
+          <w:color w:val="000000" w:themeColor="text1"/>
+        </w:rPr>
+        <w:t xml:space="preserve"> 149.78 </w:t>
+      </w:r>
+      <w:proofErr w:type="spellStart"/>
+      <w:r>
+        <w:rPr>
+          <w:rFonts w:ascii="NikoshBAN" w:hAnsi="NikoshBAN" w:cs="NikoshBAN"/>
+          <w:color w:val="000000" w:themeColor="text1"/>
+        </w:rPr>
+        <w:t>হ</w:t>
+      </w:r>
+      <w:r>
+        <w:rPr>
+          <w:rFonts w:ascii="NikoshBAN" w:hAnsi="NikoshBAN" w:cs="NikoshBAN"/>
+          <w:color w:val="000000" w:themeColor="text1"/>
+        </w:rPr>
+        <w:t>য়</w:t>
+      </w:r>
+      <w:proofErr w:type="spellEnd"/>
+      <w:r>
+        <w:rPr>
+          <w:rFonts w:ascii="NikoshBAN" w:hAnsi="NikoshBAN" w:cs="NikoshBAN"/>
+          <w:color w:val="000000" w:themeColor="text1"/>
+        </w:rPr>
+        <w:t xml:space="preserve">, </w:t>
+      </w:r>
+      <w:proofErr w:type="spellStart"/>
+      <w:r>
+        <w:rPr>
+          <w:rFonts w:ascii="NikoshBAN" w:hAnsi="NikoshBAN" w:cs="NikoshBAN"/>
+          <w:color w:val="000000" w:themeColor="text1"/>
+        </w:rPr>
+        <w:t>কিন্তু</w:t>
+      </w:r>
+      <w:proofErr w:type="spellEnd"/>
+      <w:r>
+        <w:rPr>
+          <w:rFonts w:ascii="NikoshBAN" w:hAnsi="NikoshBAN" w:cs="NikoshBAN"/>
+          <w:color w:val="000000" w:themeColor="text1"/>
+        </w:rPr>
+        <w:t xml:space="preserve"> </w:t>
+      </w:r>
+      <w:proofErr w:type="spellStart"/>
+      <w:r>
+        <w:rPr>
+          <w:rFonts w:ascii="NikoshBAN" w:hAnsi="NikoshBAN" w:cs="NikoshBAN"/>
+          <w:color w:val="000000" w:themeColor="text1"/>
+        </w:rPr>
+        <w:t>শিটে</w:t>
+      </w:r>
+      <w:proofErr w:type="spellEnd"/>
+      <w:r>
+        <w:rPr>
+          <w:rFonts w:ascii="NikoshBAN" w:hAnsi="NikoshBAN" w:cs="NikoshBAN"/>
+          <w:color w:val="000000" w:themeColor="text1"/>
+        </w:rPr>
+        <w:t xml:space="preserve"> 151.07 </w:t>
+      </w:r>
+      <w:proofErr w:type="spellStart"/>
+      <w:r>
+        <w:rPr>
+          <w:rFonts w:ascii="NikoshBAN" w:hAnsi="NikoshBAN" w:cs="NikoshBAN"/>
+          <w:color w:val="000000" w:themeColor="text1"/>
+        </w:rPr>
+        <w:t>আছে</w:t>
+      </w:r>
+      <w:proofErr w:type="spellEnd"/>
+      <w:r>
+        <w:rPr>
+          <w:rFonts w:ascii="NikoshBAN" w:hAnsi="NikoshBAN" w:cs="NikoshBAN"/>
+          <w:color w:val="000000" w:themeColor="text1"/>
+        </w:rPr>
+        <w:t xml:space="preserve">। </w:t>
+      </w:r>
+      <w:proofErr w:type="spellStart"/>
+      <w:r>
+        <w:rPr>
+          <w:rFonts w:ascii="NikoshBAN" w:hAnsi="NikoshBAN" w:cs="NikoshBAN"/>
+          <w:color w:val="000000" w:themeColor="text1"/>
+        </w:rPr>
+        <w:t>কোন</w:t>
+      </w:r>
+      <w:proofErr w:type="spellEnd"/>
+      <w:r>
+        <w:rPr>
+          <w:rFonts w:ascii="NikoshBAN" w:hAnsi="NikoshBAN" w:cs="NikoshBAN"/>
+          <w:color w:val="000000" w:themeColor="text1"/>
+        </w:rPr>
+        <w:t xml:space="preserve"> </w:t>
+      </w:r>
+      <w:proofErr w:type="spellStart"/>
+      <w:r>
+        <w:rPr>
+          <w:rFonts w:ascii="NikoshBAN" w:hAnsi="NikoshBAN" w:cs="NikoshBAN"/>
+          <w:color w:val="000000" w:themeColor="text1"/>
+        </w:rPr>
+        <w:t>সংখ্যা</w:t>
+      </w:r>
+      <w:proofErr w:type="spellEnd"/>
+      <w:r>
+        <w:rPr>
+          <w:rFonts w:ascii="NikoshBAN" w:hAnsi="NikoshBAN" w:cs="NikoshBAN"/>
+          <w:color w:val="000000" w:themeColor="text1"/>
+        </w:rPr>
+        <w:t xml:space="preserve"> </w:t>
+      </w:r>
+      <w:proofErr w:type="spellStart"/>
+      <w:r>
+        <w:rPr>
+          <w:rFonts w:ascii="NikoshBAN" w:hAnsi="NikoshBAN" w:cs="NikoshBAN"/>
+          <w:color w:val="000000" w:themeColor="text1"/>
+        </w:rPr>
+        <w:t>বা</w:t>
+      </w:r>
+      <w:proofErr w:type="spellEnd"/>
+      <w:r>
+        <w:rPr>
+          <w:rFonts w:ascii="NikoshBAN" w:hAnsi="NikoshBAN" w:cs="NikoshBAN"/>
+          <w:color w:val="000000" w:themeColor="text1"/>
+        </w:rPr>
+        <w:t xml:space="preserve"> </w:t>
+      </w:r>
+      <w:proofErr w:type="spellStart"/>
+      <w:r>
+        <w:rPr>
+          <w:rFonts w:ascii="NikoshBAN" w:hAnsi="NikoshBAN" w:cs="NikoshBAN"/>
+          <w:color w:val="000000" w:themeColor="text1"/>
+        </w:rPr>
+        <w:t>নি</w:t>
+      </w:r>
+      <w:r>
+        <w:rPr>
+          <w:rFonts w:ascii="NikoshBAN" w:hAnsi="NikoshBAN" w:cs="NikoshBAN"/>
+          <w:color w:val="000000" w:themeColor="text1"/>
+        </w:rPr>
+        <w:t>য়</w:t>
+      </w:r>
+      <w:r>
+        <w:rPr>
+          <w:rFonts w:ascii="NikoshBAN" w:hAnsi="NikoshBAN" w:cs="NikoshBAN"/>
+          <w:color w:val="000000" w:themeColor="text1"/>
+        </w:rPr>
+        <w:t>মে</w:t>
+      </w:r>
+      <w:proofErr w:type="spellEnd"/>
+      <w:r>
+        <w:rPr>
+          <w:rFonts w:ascii="NikoshBAN" w:hAnsi="NikoshBAN" w:cs="NikoshBAN"/>
+          <w:color w:val="000000" w:themeColor="text1"/>
+        </w:rPr>
+        <w:t xml:space="preserve"> </w:t>
+      </w:r>
+      <w:proofErr w:type="spellStart"/>
+      <w:r>
+        <w:rPr>
+          <w:rFonts w:ascii="NikoshBAN" w:hAnsi="NikoshBAN" w:cs="NikoshBAN"/>
+          <w:color w:val="000000" w:themeColor="text1"/>
+        </w:rPr>
+        <w:t>এটি</w:t>
+      </w:r>
+      <w:proofErr w:type="spellEnd"/>
+      <w:r>
+        <w:rPr>
+          <w:rFonts w:ascii="NikoshBAN" w:hAnsi="NikoshBAN" w:cs="NikoshBAN"/>
+          <w:color w:val="000000" w:themeColor="text1"/>
+        </w:rPr>
+        <w:t xml:space="preserve"> </w:t>
+      </w:r>
+      <w:proofErr w:type="spellStart"/>
+      <w:r>
+        <w:rPr>
+          <w:rFonts w:ascii="NikoshBAN" w:hAnsi="NikoshBAN" w:cs="NikoshBAN"/>
+          <w:color w:val="000000" w:themeColor="text1"/>
+        </w:rPr>
+        <w:t>হিসাব</w:t>
+      </w:r>
+      <w:proofErr w:type="spellEnd"/>
+      <w:r>
+        <w:rPr>
+          <w:rFonts w:ascii="NikoshBAN" w:hAnsi="NikoshBAN" w:cs="NikoshBAN"/>
+          <w:color w:val="000000" w:themeColor="text1"/>
+        </w:rPr>
+        <w:t xml:space="preserve"> </w:t>
+      </w:r>
+      <w:proofErr w:type="spellStart"/>
+      <w:r>
+        <w:rPr>
+          <w:rFonts w:ascii="NikoshBAN" w:hAnsi="NikoshBAN" w:cs="NikoshBAN"/>
+          <w:color w:val="000000" w:themeColor="text1"/>
+        </w:rPr>
+        <w:t>হ</w:t>
+      </w:r>
+      <w:r>
+        <w:rPr>
+          <w:rFonts w:ascii="NikoshBAN" w:hAnsi="NikoshBAN" w:cs="NikoshBAN"/>
+          <w:color w:val="000000" w:themeColor="text1"/>
+        </w:rPr>
+        <w:t>য়</w:t>
+      </w:r>
+      <w:proofErr w:type="spellEnd"/>
+      <w:r>
+        <w:rPr>
+          <w:rFonts w:ascii="NikoshBAN" w:hAnsi="NikoshBAN" w:cs="NikoshBAN"/>
+          <w:color w:val="000000" w:themeColor="text1"/>
+        </w:rPr>
+        <w:t>?</w:t>
       </w:r>
     </w:p>
     <w:p>
       <w:pPr>
         <w:spacing w:after="160"/>
         <w:ind w:left="440"/>
+        <w:rPr>
+          <w:rFonts w:ascii="NikoshBAN" w:hAnsi="NikoshBAN" w:cs="NikoshBAN"/>
+          <w:color w:val="000000" w:themeColor="text1"/>
+        </w:rPr>
       </w:pPr>
-      <w:r>
-        <w:rPr>
-          <w:rFonts w:ascii="Nirmala UI" w:cs="Nirmala UI" w:eastAsia="Nirmala UI" w:hAnsi="Nirmala UI"/>
-          <w:color w:val="666666"/>
-          <w:sz w:val="22"/>
-          <w:szCs w:val="22"/>
-        </w:rPr>
-        <w:t xml:space="preserve">উত্তর: ______________________________________________</w:t>
+      <w:proofErr w:type="spellStart"/>
+      <w:r>
+        <w:rPr>
+          <w:rFonts w:ascii="NikoshBAN" w:hAnsi="NikoshBAN" w:cs="NikoshBAN"/>
+          <w:color w:val="000000" w:themeColor="text1"/>
+        </w:rPr>
+        <w:t>উত্তর</w:t>
+      </w:r>
+      <w:proofErr w:type="spellEnd"/>
+      <w:r>
+        <w:rPr>
+          <w:rFonts w:ascii="NikoshBAN" w:hAnsi="NikoshBAN" w:cs="NikoshBAN"/>
+          <w:color w:val="000000" w:themeColor="text1"/>
+        </w:rPr>
+        <w:t>: ______________________________________________</w:t>
       </w:r>
     </w:p>
     <w:p>
@@ -189,29 +1584,194 @@
         <w:keepNext/>
         <w:spacing w:after="60"/>
         <w:ind w:left="440" w:hanging="440"/>
+        <w:rPr>
+          <w:rFonts w:ascii="NikoshBAN" w:hAnsi="NikoshBAN" w:cs="NikoshBAN"/>
+          <w:color w:val="000000" w:themeColor="text1"/>
+        </w:rPr>
       </w:pPr>
       <w:r>
         <w:rPr>
-          <w:rFonts w:ascii="Nirmala UI" w:cs="Nirmala UI" w:eastAsia="Nirmala UI" w:hAnsi="Nirmala UI"/>
-          <w:sz w:val="22"/>
-          <w:szCs w:val="22"/>
-        </w:rPr>
-        <w:t xml:space="preserve">2. Actual Price/SFT (36.51) ও Actual Price/pcs (23.57) কীভাবে হিসাব হয়? কোন টাকার অঙ্ক ভাগ হয়?</w:t>
+          <w:rFonts w:ascii="NikoshBAN" w:hAnsi="NikoshBAN" w:cs="NikoshBAN"/>
+          <w:color w:val="000000" w:themeColor="text1"/>
+        </w:rPr>
+        <w:t xml:space="preserve">2. Actual Price/SFT (36.51) ও Actual Price/pcs (23.57) </w:t>
+      </w:r>
+      <w:proofErr w:type="spellStart"/>
+      <w:r>
+        <w:rPr>
+          <w:rFonts w:ascii="NikoshBAN" w:hAnsi="NikoshBAN" w:cs="NikoshBAN"/>
+          <w:color w:val="000000" w:themeColor="text1"/>
+        </w:rPr>
+        <w:t>কীভাবে</w:t>
+      </w:r>
+      <w:proofErr w:type="spellEnd"/>
+      <w:r>
+        <w:rPr>
+          <w:rFonts w:ascii="NikoshBAN" w:hAnsi="NikoshBAN" w:cs="NikoshBAN"/>
+          <w:color w:val="000000" w:themeColor="text1"/>
+        </w:rPr>
+        <w:t xml:space="preserve"> </w:t>
+      </w:r>
+      <w:proofErr w:type="spellStart"/>
+      <w:r>
+        <w:rPr>
+          <w:rFonts w:ascii="NikoshBAN" w:hAnsi="NikoshBAN" w:cs="NikoshBAN"/>
+          <w:color w:val="000000" w:themeColor="text1"/>
+        </w:rPr>
+        <w:t>হিসাব</w:t>
+      </w:r>
+      <w:proofErr w:type="spellEnd"/>
+      <w:r>
+        <w:rPr>
+          <w:rFonts w:ascii="NikoshBAN" w:hAnsi="NikoshBAN" w:cs="NikoshBAN"/>
+          <w:color w:val="000000" w:themeColor="text1"/>
+        </w:rPr>
+        <w:t xml:space="preserve"> </w:t>
+      </w:r>
+      <w:proofErr w:type="spellStart"/>
+      <w:r>
+        <w:rPr>
+          <w:rFonts w:ascii="NikoshBAN" w:hAnsi="NikoshBAN" w:cs="NikoshBAN"/>
+          <w:color w:val="000000" w:themeColor="text1"/>
+        </w:rPr>
+        <w:t>হ</w:t>
+      </w:r>
+      <w:r>
+        <w:rPr>
+          <w:rFonts w:ascii="NikoshBAN" w:hAnsi="NikoshBAN" w:cs="NikoshBAN"/>
+          <w:color w:val="000000" w:themeColor="text1"/>
+        </w:rPr>
+        <w:t>য়</w:t>
+      </w:r>
+      <w:proofErr w:type="spellEnd"/>
+      <w:r>
+        <w:rPr>
+          <w:rFonts w:ascii="NikoshBAN" w:hAnsi="NikoshBAN" w:cs="NikoshBAN"/>
+          <w:color w:val="000000" w:themeColor="text1"/>
+        </w:rPr>
+        <w:t xml:space="preserve">? </w:t>
+      </w:r>
+      <w:proofErr w:type="spellStart"/>
+      <w:r>
+        <w:rPr>
+          <w:rFonts w:ascii="NikoshBAN" w:hAnsi="NikoshBAN" w:cs="NikoshBAN"/>
+          <w:color w:val="000000" w:themeColor="text1"/>
+        </w:rPr>
+        <w:t>কোন</w:t>
+      </w:r>
+      <w:proofErr w:type="spellEnd"/>
+      <w:r>
+        <w:rPr>
+          <w:rFonts w:ascii="NikoshBAN" w:hAnsi="NikoshBAN" w:cs="NikoshBAN"/>
+          <w:color w:val="000000" w:themeColor="text1"/>
+        </w:rPr>
+        <w:t xml:space="preserve"> </w:t>
+      </w:r>
+      <w:proofErr w:type="spellStart"/>
+      <w:r>
+        <w:rPr>
+          <w:rFonts w:ascii="NikoshBAN" w:hAnsi="NikoshBAN" w:cs="NikoshBAN"/>
+          <w:color w:val="000000" w:themeColor="text1"/>
+        </w:rPr>
+        <w:t>টাকার</w:t>
+      </w:r>
+      <w:proofErr w:type="spellEnd"/>
+      <w:r>
+        <w:rPr>
+          <w:rFonts w:ascii="NikoshBAN" w:hAnsi="NikoshBAN" w:cs="NikoshBAN"/>
+          <w:color w:val="000000" w:themeColor="text1"/>
+        </w:rPr>
+        <w:t xml:space="preserve"> </w:t>
+      </w:r>
+      <w:proofErr w:type="spellStart"/>
+      <w:r>
+        <w:rPr>
+          <w:rFonts w:ascii="NikoshBAN" w:hAnsi="NikoshBAN" w:cs="NikoshBAN"/>
+          <w:color w:val="000000" w:themeColor="text1"/>
+        </w:rPr>
+        <w:t>অঙ্ক</w:t>
+      </w:r>
+      <w:proofErr w:type="spellEnd"/>
+      <w:r>
+        <w:rPr>
+          <w:rFonts w:ascii="NikoshBAN" w:hAnsi="NikoshBAN" w:cs="NikoshBAN"/>
+          <w:color w:val="000000" w:themeColor="text1"/>
+        </w:rPr>
+        <w:t xml:space="preserve"> </w:t>
+      </w:r>
+      <w:proofErr w:type="spellStart"/>
+      <w:r>
+        <w:rPr>
+          <w:rFonts w:ascii="NikoshBAN" w:hAnsi="NikoshBAN" w:cs="NikoshBAN"/>
+          <w:color w:val="000000" w:themeColor="text1"/>
+        </w:rPr>
+        <w:t>ভাগ</w:t>
+      </w:r>
+      <w:proofErr w:type="spellEnd"/>
+      <w:r>
+        <w:rPr>
+          <w:rFonts w:ascii="NikoshBAN" w:hAnsi="NikoshBAN" w:cs="NikoshBAN"/>
+          <w:color w:val="000000" w:themeColor="text1"/>
+        </w:rPr>
+        <w:t xml:space="preserve"> </w:t>
+      </w:r>
+      <w:proofErr w:type="spellStart"/>
+      <w:r>
+        <w:rPr>
+          <w:rFonts w:ascii="NikoshBAN" w:hAnsi="NikoshBAN" w:cs="NikoshBAN"/>
+          <w:color w:val="000000" w:themeColor="text1"/>
+        </w:rPr>
+        <w:t>হ</w:t>
+      </w:r>
+      <w:r>
+        <w:rPr>
+          <w:rFonts w:ascii="NikoshBAN" w:hAnsi="NikoshBAN" w:cs="NikoshBAN"/>
+          <w:color w:val="000000" w:themeColor="text1"/>
+        </w:rPr>
+        <w:t>য়</w:t>
+      </w:r>
+      <w:proofErr w:type="spellEnd"/>
+      <w:r>
+        <w:rPr>
+          <w:rFonts w:ascii="NikoshBAN" w:hAnsi="NikoshBAN" w:cs="NikoshBAN"/>
+          <w:color w:val="000000" w:themeColor="text1"/>
+        </w:rPr>
+        <w:t>?</w:t>
       </w:r>
     </w:p>
     <w:p>
       <w:pPr>
         <w:spacing w:after="160"/>
         <w:ind w:left="440"/>
+        <w:rPr>
+          <w:rFonts w:ascii="NikoshBAN" w:hAnsi="NikoshBAN" w:cs="NikoshBAN"/>
+          <w:color w:val="000000" w:themeColor="text1"/>
+        </w:rPr>
       </w:pPr>
-      <w:r>
-        <w:rPr>
-          <w:rFonts w:ascii="Nirmala UI" w:cs="Nirmala UI" w:eastAsia="Nirmala UI" w:hAnsi="Nirmala UI"/>
-          <w:color w:val="666666"/>
-          <w:sz w:val="22"/>
-          <w:szCs w:val="22"/>
-        </w:rPr>
-        <w:t xml:space="preserve">উত্তর: ______________________________________________</w:t>
+      <w:proofErr w:type="spellStart"/>
+      <w:r>
+        <w:rPr>
+          <w:rFonts w:ascii="NikoshBAN" w:hAnsi="NikoshBAN" w:cs="NikoshBAN"/>
+          <w:color w:val="000000" w:themeColor="text1"/>
+        </w:rPr>
+        <w:t>উত্তর</w:t>
+      </w:r>
+      <w:proofErr w:type="spellEnd"/>
+      <w:r>
+        <w:rPr>
+          <w:rFonts w:ascii="NikoshBAN" w:hAnsi="NikoshBAN" w:cs="NikoshBAN"/>
+          <w:color w:val="000000" w:themeColor="text1"/>
+        </w:rPr>
+        <w:t>:</w:t>
+      </w:r>
+      <w:bookmarkStart w:id="0" w:name="_GoBack"/>
+      <w:bookmarkEnd w:id="0"/>
+      <w:r>
+        <w:rPr>
+          <w:rFonts w:ascii="NikoshBAN" w:hAnsi="NikoshBAN" w:cs="NikoshBAN"/>
+          <w:color w:val="000000" w:themeColor="text1"/>
+        </w:rPr>
+        <w:t xml:space="preserve"> ______________________________________________</w:t>
       </w:r>
     </w:p>
     <w:p>
@@ -219,29 +1779,139 @@
         <w:keepNext/>
         <w:spacing w:after="60"/>
         <w:ind w:left="440" w:hanging="440"/>
+        <w:rPr>
+          <w:rFonts w:ascii="NikoshBAN" w:hAnsi="NikoshBAN" w:cs="NikoshBAN"/>
+          <w:color w:val="000000" w:themeColor="text1"/>
+        </w:rPr>
       </w:pPr>
       <w:r>
         <w:rPr>
-          <w:rFonts w:ascii="Nirmala UI" w:cs="Nirmala UI" w:eastAsia="Nirmala UI" w:hAnsi="Nirmala UI"/>
-          <w:sz w:val="22"/>
-          <w:szCs w:val="22"/>
-        </w:rPr>
-        <w:t xml:space="preserve">3. Without Mesua (53.95) কী? Co. Mesua-র সাথে কী সম্পর্ক?</w:t>
+          <w:rFonts w:ascii="NikoshBAN" w:hAnsi="NikoshBAN" w:cs="NikoshBAN"/>
+          <w:color w:val="000000" w:themeColor="text1"/>
+        </w:rPr>
+        <w:t xml:space="preserve">3. Without </w:t>
+      </w:r>
+      <w:proofErr w:type="spellStart"/>
+      <w:r>
+        <w:rPr>
+          <w:rFonts w:ascii="NikoshBAN" w:hAnsi="NikoshBAN" w:cs="NikoshBAN"/>
+          <w:color w:val="000000" w:themeColor="text1"/>
+        </w:rPr>
+        <w:t>Mesua</w:t>
+      </w:r>
+      <w:proofErr w:type="spellEnd"/>
+      <w:r>
+        <w:rPr>
+          <w:rFonts w:ascii="NikoshBAN" w:hAnsi="NikoshBAN" w:cs="NikoshBAN"/>
+          <w:color w:val="000000" w:themeColor="text1"/>
+        </w:rPr>
+        <w:t xml:space="preserve"> (53.95) </w:t>
+      </w:r>
+      <w:proofErr w:type="spellStart"/>
+      <w:r>
+        <w:rPr>
+          <w:rFonts w:ascii="NikoshBAN" w:hAnsi="NikoshBAN" w:cs="NikoshBAN"/>
+          <w:color w:val="000000" w:themeColor="text1"/>
+        </w:rPr>
+        <w:t>কী</w:t>
+      </w:r>
+      <w:proofErr w:type="spellEnd"/>
+      <w:r>
+        <w:rPr>
+          <w:rFonts w:ascii="NikoshBAN" w:hAnsi="NikoshBAN" w:cs="NikoshBAN"/>
+          <w:color w:val="000000" w:themeColor="text1"/>
+        </w:rPr>
+        <w:t xml:space="preserve">? Co. </w:t>
+      </w:r>
+      <w:proofErr w:type="spellStart"/>
+      <w:r>
+        <w:rPr>
+          <w:rFonts w:ascii="NikoshBAN" w:hAnsi="NikoshBAN" w:cs="NikoshBAN"/>
+          <w:color w:val="000000" w:themeColor="text1"/>
+        </w:rPr>
+        <w:t>Mesua</w:t>
+      </w:r>
+      <w:proofErr w:type="spellEnd"/>
+      <w:r>
+        <w:rPr>
+          <w:rFonts w:ascii="NikoshBAN" w:hAnsi="NikoshBAN" w:cs="NikoshBAN"/>
+          <w:color w:val="000000" w:themeColor="text1"/>
+        </w:rPr>
+        <w:t xml:space="preserve">-র </w:t>
+      </w:r>
+      <w:proofErr w:type="spellStart"/>
+      <w:r>
+        <w:rPr>
+          <w:rFonts w:ascii="NikoshBAN" w:hAnsi="NikoshBAN" w:cs="NikoshBAN"/>
+          <w:color w:val="000000" w:themeColor="text1"/>
+        </w:rPr>
+        <w:t>সাথে</w:t>
+      </w:r>
+      <w:proofErr w:type="spellEnd"/>
+      <w:r>
+        <w:rPr>
+          <w:rFonts w:ascii="NikoshBAN" w:hAnsi="NikoshBAN" w:cs="NikoshBAN"/>
+          <w:color w:val="000000" w:themeColor="text1"/>
+        </w:rPr>
+        <w:t xml:space="preserve"> </w:t>
+      </w:r>
+      <w:proofErr w:type="spellStart"/>
+      <w:r>
+        <w:rPr>
+          <w:rFonts w:ascii="NikoshBAN" w:hAnsi="NikoshBAN" w:cs="NikoshBAN"/>
+          <w:color w:val="000000" w:themeColor="text1"/>
+        </w:rPr>
+        <w:t>কী</w:t>
+      </w:r>
+      <w:proofErr w:type="spellEnd"/>
+      <w:r>
+        <w:rPr>
+          <w:rFonts w:ascii="NikoshBAN" w:hAnsi="NikoshBAN" w:cs="NikoshBAN"/>
+          <w:color w:val="000000" w:themeColor="text1"/>
+        </w:rPr>
+        <w:t xml:space="preserve"> </w:t>
+      </w:r>
+      <w:proofErr w:type="spellStart"/>
+      <w:r>
+        <w:rPr>
+          <w:rFonts w:ascii="NikoshBAN" w:hAnsi="NikoshBAN" w:cs="NikoshBAN"/>
+          <w:color w:val="000000" w:themeColor="text1"/>
+        </w:rPr>
+        <w:t>সম্পর্ক</w:t>
+      </w:r>
+      <w:proofErr w:type="spellEnd"/>
+      <w:r>
+        <w:rPr>
+          <w:rFonts w:ascii="NikoshBAN" w:hAnsi="NikoshBAN" w:cs="NikoshBAN"/>
+          <w:color w:val="000000" w:themeColor="text1"/>
+        </w:rPr>
+        <w:t>?</w:t>
       </w:r>
     </w:p>
     <w:p>
       <w:pPr>
         <w:spacing w:after="160"/>
         <w:ind w:left="440"/>
+        <w:rPr>
+          <w:rFonts w:ascii="NikoshBAN" w:hAnsi="NikoshBAN" w:cs="NikoshBAN"/>
+          <w:color w:val="000000" w:themeColor="text1"/>
+        </w:rPr>
       </w:pPr>
-      <w:r>
-        <w:rPr>
-          <w:rFonts w:ascii="Nirmala UI" w:cs="Nirmala UI" w:eastAsia="Nirmala UI" w:hAnsi="Nirmala UI"/>
-          <w:color w:val="666666"/>
-          <w:sz w:val="22"/>
-          <w:szCs w:val="22"/>
-        </w:rPr>
-        <w:t xml:space="preserve">উত্তর: ______________________________________________</w:t>
+      <w:proofErr w:type="spellStart"/>
+      <w:r>
+        <w:rPr>
+          <w:rFonts w:ascii="NikoshBAN" w:hAnsi="NikoshBAN" w:cs="NikoshBAN"/>
+          <w:color w:val="000000" w:themeColor="text1"/>
+        </w:rPr>
+        <w:t>উত্তর</w:t>
+      </w:r>
+      <w:proofErr w:type="spellEnd"/>
+      <w:r>
+        <w:rPr>
+          <w:rFonts w:ascii="NikoshBAN" w:hAnsi="NikoshBAN" w:cs="NikoshBAN"/>
+          <w:color w:val="000000" w:themeColor="text1"/>
+        </w:rPr>
+        <w:t>: ______________________________________________</w:t>
       </w:r>
     </w:p>
     <w:p>
@@ -249,78 +1919,489 @@
         <w:keepNext/>
         <w:spacing w:after="60"/>
         <w:ind w:left="440" w:hanging="440"/>
+        <w:rPr>
+          <w:rFonts w:ascii="NikoshBAN" w:hAnsi="NikoshBAN" w:cs="NikoshBAN"/>
+          <w:color w:val="000000" w:themeColor="text1"/>
+        </w:rPr>
       </w:pPr>
       <w:r>
         <w:rPr>
-          <w:rFonts w:ascii="Nirmala UI" w:cs="Nirmala UI" w:eastAsia="Nirmala UI" w:hAnsi="Nirmala UI"/>
-          <w:sz w:val="22"/>
-          <w:szCs w:val="22"/>
-        </w:rPr>
-        <w:t xml:space="preserve">4. Remark কলামে সাধারণত কী লেখা হয়?</w:t>
+          <w:rFonts w:ascii="NikoshBAN" w:hAnsi="NikoshBAN" w:cs="NikoshBAN"/>
+          <w:color w:val="000000" w:themeColor="text1"/>
+        </w:rPr>
+        <w:t xml:space="preserve">4. Remark </w:t>
+      </w:r>
+      <w:proofErr w:type="spellStart"/>
+      <w:r>
+        <w:rPr>
+          <w:rFonts w:ascii="NikoshBAN" w:hAnsi="NikoshBAN" w:cs="NikoshBAN"/>
+          <w:color w:val="000000" w:themeColor="text1"/>
+        </w:rPr>
+        <w:t>কলামে</w:t>
+      </w:r>
+      <w:proofErr w:type="spellEnd"/>
+      <w:r>
+        <w:rPr>
+          <w:rFonts w:ascii="NikoshBAN" w:hAnsi="NikoshBAN" w:cs="NikoshBAN"/>
+          <w:color w:val="000000" w:themeColor="text1"/>
+        </w:rPr>
+        <w:t xml:space="preserve"> </w:t>
+      </w:r>
+      <w:proofErr w:type="spellStart"/>
+      <w:r>
+        <w:rPr>
+          <w:rFonts w:ascii="NikoshBAN" w:hAnsi="NikoshBAN" w:cs="NikoshBAN"/>
+          <w:color w:val="000000" w:themeColor="text1"/>
+        </w:rPr>
+        <w:t>সাধারণত</w:t>
+      </w:r>
+      <w:proofErr w:type="spellEnd"/>
+      <w:r>
+        <w:rPr>
+          <w:rFonts w:ascii="NikoshBAN" w:hAnsi="NikoshBAN" w:cs="NikoshBAN"/>
+          <w:color w:val="000000" w:themeColor="text1"/>
+        </w:rPr>
+        <w:t xml:space="preserve"> </w:t>
+      </w:r>
+      <w:proofErr w:type="spellStart"/>
+      <w:r>
+        <w:rPr>
+          <w:rFonts w:ascii="NikoshBAN" w:hAnsi="NikoshBAN" w:cs="NikoshBAN"/>
+          <w:color w:val="000000" w:themeColor="text1"/>
+        </w:rPr>
+        <w:t>কী</w:t>
+      </w:r>
+      <w:proofErr w:type="spellEnd"/>
+      <w:r>
+        <w:rPr>
+          <w:rFonts w:ascii="NikoshBAN" w:hAnsi="NikoshBAN" w:cs="NikoshBAN"/>
+          <w:color w:val="000000" w:themeColor="text1"/>
+        </w:rPr>
+        <w:t xml:space="preserve"> </w:t>
+      </w:r>
+      <w:proofErr w:type="spellStart"/>
+      <w:r>
+        <w:rPr>
+          <w:rFonts w:ascii="NikoshBAN" w:hAnsi="NikoshBAN" w:cs="NikoshBAN"/>
+          <w:color w:val="000000" w:themeColor="text1"/>
+        </w:rPr>
+        <w:t>লেখা</w:t>
+      </w:r>
+      <w:proofErr w:type="spellEnd"/>
+      <w:r>
+        <w:rPr>
+          <w:rFonts w:ascii="NikoshBAN" w:hAnsi="NikoshBAN" w:cs="NikoshBAN"/>
+          <w:color w:val="000000" w:themeColor="text1"/>
+        </w:rPr>
+        <w:t xml:space="preserve"> </w:t>
+      </w:r>
+      <w:proofErr w:type="spellStart"/>
+      <w:r>
+        <w:rPr>
+          <w:rFonts w:ascii="NikoshBAN" w:hAnsi="NikoshBAN" w:cs="NikoshBAN"/>
+          <w:color w:val="000000" w:themeColor="text1"/>
+        </w:rPr>
+        <w:t>হ</w:t>
+      </w:r>
+      <w:r>
+        <w:rPr>
+          <w:rFonts w:ascii="NikoshBAN" w:hAnsi="NikoshBAN" w:cs="NikoshBAN"/>
+          <w:color w:val="000000" w:themeColor="text1"/>
+        </w:rPr>
+        <w:t>য়</w:t>
+      </w:r>
+      <w:proofErr w:type="spellEnd"/>
+      <w:r>
+        <w:rPr>
+          <w:rFonts w:ascii="NikoshBAN" w:hAnsi="NikoshBAN" w:cs="NikoshBAN"/>
+          <w:color w:val="000000" w:themeColor="text1"/>
+        </w:rPr>
+        <w:t>?</w:t>
       </w:r>
     </w:p>
     <w:p>
       <w:pPr>
         <w:spacing w:after="160"/>
         <w:ind w:left="440"/>
+        <w:rPr>
+          <w:rFonts w:ascii="NikoshBAN" w:hAnsi="NikoshBAN" w:cs="NikoshBAN"/>
+          <w:color w:val="000000" w:themeColor="text1"/>
+        </w:rPr>
       </w:pPr>
-      <w:r>
-        <w:rPr>
-          <w:rFonts w:ascii="Nirmala UI" w:cs="Nirmala UI" w:eastAsia="Nirmala UI" w:hAnsi="Nirmala UI"/>
-          <w:color w:val="666666"/>
-          <w:sz w:val="22"/>
-          <w:szCs w:val="22"/>
-        </w:rPr>
-        <w:t xml:space="preserve">উত্তর: ______________________________________________</w:t>
+      <w:proofErr w:type="spellStart"/>
+      <w:r>
+        <w:rPr>
+          <w:rFonts w:ascii="NikoshBAN" w:hAnsi="NikoshBAN" w:cs="NikoshBAN"/>
+          <w:color w:val="000000" w:themeColor="text1"/>
+        </w:rPr>
+        <w:t>উত্তর</w:t>
+      </w:r>
+      <w:proofErr w:type="spellEnd"/>
+      <w:r>
+        <w:rPr>
+          <w:rFonts w:ascii="NikoshBAN" w:hAnsi="NikoshBAN" w:cs="NikoshBAN"/>
+          <w:color w:val="000000" w:themeColor="text1"/>
+        </w:rPr>
+        <w:t>: ______________________________________________</w:t>
       </w:r>
     </w:p>
     <w:p>
       <w:pPr>
         <w:keepNext/>
         <w:pBdr>
-          <w:bottom w:val="single" w:color="808080" w:sz="6" w:space="4"/>
+          <w:bottom w:val="single" w:sz="6" w:space="4" w:color="808080"/>
         </w:pBdr>
-        <w:spacing w:after="120" w:before="280"/>
+        <w:spacing w:before="280" w:after="120"/>
+        <w:rPr>
+          <w:rFonts w:ascii="NikoshBAN" w:hAnsi="NikoshBAN" w:cs="NikoshBAN"/>
+          <w:color w:val="000000" w:themeColor="text1"/>
+        </w:rPr>
       </w:pPr>
       <w:r>
         <w:rPr>
-          <w:rFonts w:ascii="Nirmala UI" w:cs="Nirmala UI" w:eastAsia="Nirmala UI" w:hAnsi="Nirmala UI"/>
+          <w:rFonts w:ascii="NikoshBAN" w:hAnsi="NikoshBAN" w:cs="NikoshBAN"/>
           <w:b/>
           <w:bCs/>
+          <w:color w:val="000000" w:themeColor="text1"/>
           <w:sz w:val="26"/>
           <w:szCs w:val="26"/>
         </w:rPr>
-        <w:t xml:space="preserve">২। Monthly, Quarterly, Broken ও Offer-এর ভাগ</w:t>
-      </w:r>
+        <w:t>২। Monthly, Quarterly, Broken ও Offer-</w:t>
+      </w:r>
+      <w:proofErr w:type="spellStart"/>
+      <w:r>
+        <w:rPr>
+          <w:rFonts w:ascii="NikoshBAN" w:hAnsi="NikoshBAN" w:cs="NikoshBAN"/>
+          <w:b/>
+          <w:bCs/>
+          <w:color w:val="000000" w:themeColor="text1"/>
+          <w:sz w:val="26"/>
+          <w:szCs w:val="26"/>
+        </w:rPr>
+        <w:t>এর</w:t>
+      </w:r>
+      <w:proofErr w:type="spellEnd"/>
+      <w:r>
+        <w:rPr>
+          <w:rFonts w:ascii="NikoshBAN" w:hAnsi="NikoshBAN" w:cs="NikoshBAN"/>
+          <w:b/>
+          <w:bCs/>
+          <w:color w:val="000000" w:themeColor="text1"/>
+          <w:sz w:val="26"/>
+          <w:szCs w:val="26"/>
+        </w:rPr>
+        <w:t xml:space="preserve"> </w:t>
+      </w:r>
+      <w:proofErr w:type="spellStart"/>
+      <w:r>
+        <w:rPr>
+          <w:rFonts w:ascii="NikoshBAN" w:hAnsi="NikoshBAN" w:cs="NikoshBAN"/>
+          <w:b/>
+          <w:bCs/>
+          <w:color w:val="000000" w:themeColor="text1"/>
+          <w:sz w:val="26"/>
+          <w:szCs w:val="26"/>
+        </w:rPr>
+        <w:t>ভাগ</w:t>
+      </w:r>
+      <w:proofErr w:type="spellEnd"/>
     </w:p>
     <w:p>
       <w:pPr>
         <w:keepNext/>
         <w:spacing w:after="60"/>
         <w:ind w:left="440" w:hanging="440"/>
+        <w:rPr>
+          <w:rFonts w:ascii="NikoshBAN" w:hAnsi="NikoshBAN" w:cs="NikoshBAN"/>
+          <w:color w:val="000000" w:themeColor="text1"/>
+        </w:rPr>
       </w:pPr>
       <w:r>
         <w:rPr>
-          <w:rFonts w:ascii="Nirmala UI" w:cs="Nirmala UI" w:eastAsia="Nirmala UI" w:hAnsi="Nirmala UI"/>
-          <w:sz w:val="22"/>
-          <w:szCs w:val="22"/>
-        </w:rPr>
-        <w:t xml:space="preserve">5. একটি purchase-এর SFT কীভাবে এই ভাগে যাবে? ক্রম কী (যেমন প্রথমে মাসিক ন্যূনতম, তারপর কোয়ার্টার, বাকিটা Offer)?</w:t>
+          <w:rFonts w:ascii="NikoshBAN" w:hAnsi="NikoshBAN" w:cs="NikoshBAN"/>
+          <w:color w:val="000000" w:themeColor="text1"/>
+        </w:rPr>
+        <w:t xml:space="preserve">5. </w:t>
+      </w:r>
+      <w:proofErr w:type="spellStart"/>
+      <w:r>
+        <w:rPr>
+          <w:rFonts w:ascii="NikoshBAN" w:hAnsi="NikoshBAN" w:cs="NikoshBAN"/>
+          <w:color w:val="000000" w:themeColor="text1"/>
+        </w:rPr>
+        <w:t>একটি</w:t>
+      </w:r>
+      <w:proofErr w:type="spellEnd"/>
+      <w:r>
+        <w:rPr>
+          <w:rFonts w:ascii="NikoshBAN" w:hAnsi="NikoshBAN" w:cs="NikoshBAN"/>
+          <w:color w:val="000000" w:themeColor="text1"/>
+        </w:rPr>
+        <w:t xml:space="preserve"> purchase-</w:t>
+      </w:r>
+      <w:proofErr w:type="spellStart"/>
+      <w:r>
+        <w:rPr>
+          <w:rFonts w:ascii="NikoshBAN" w:hAnsi="NikoshBAN" w:cs="NikoshBAN"/>
+          <w:color w:val="000000" w:themeColor="text1"/>
+        </w:rPr>
+        <w:t>এর</w:t>
+      </w:r>
+      <w:proofErr w:type="spellEnd"/>
+      <w:r>
+        <w:rPr>
+          <w:rFonts w:ascii="NikoshBAN" w:hAnsi="NikoshBAN" w:cs="NikoshBAN"/>
+          <w:color w:val="000000" w:themeColor="text1"/>
+        </w:rPr>
+        <w:t xml:space="preserve"> SFT </w:t>
+      </w:r>
+      <w:proofErr w:type="spellStart"/>
+      <w:r>
+        <w:rPr>
+          <w:rFonts w:ascii="NikoshBAN" w:hAnsi="NikoshBAN" w:cs="NikoshBAN"/>
+          <w:color w:val="000000" w:themeColor="text1"/>
+        </w:rPr>
+        <w:t>কীভাবে</w:t>
+      </w:r>
+      <w:proofErr w:type="spellEnd"/>
+      <w:r>
+        <w:rPr>
+          <w:rFonts w:ascii="NikoshBAN" w:hAnsi="NikoshBAN" w:cs="NikoshBAN"/>
+          <w:color w:val="000000" w:themeColor="text1"/>
+        </w:rPr>
+        <w:t xml:space="preserve"> </w:t>
+      </w:r>
+      <w:proofErr w:type="spellStart"/>
+      <w:r>
+        <w:rPr>
+          <w:rFonts w:ascii="NikoshBAN" w:hAnsi="NikoshBAN" w:cs="NikoshBAN"/>
+          <w:color w:val="000000" w:themeColor="text1"/>
+        </w:rPr>
+        <w:t>এই</w:t>
+      </w:r>
+      <w:proofErr w:type="spellEnd"/>
+      <w:r>
+        <w:rPr>
+          <w:rFonts w:ascii="NikoshBAN" w:hAnsi="NikoshBAN" w:cs="NikoshBAN"/>
+          <w:color w:val="000000" w:themeColor="text1"/>
+        </w:rPr>
+        <w:t xml:space="preserve"> </w:t>
+      </w:r>
+      <w:proofErr w:type="spellStart"/>
+      <w:r>
+        <w:rPr>
+          <w:rFonts w:ascii="NikoshBAN" w:hAnsi="NikoshBAN" w:cs="NikoshBAN"/>
+          <w:color w:val="000000" w:themeColor="text1"/>
+        </w:rPr>
+        <w:t>ভাগে</w:t>
+      </w:r>
+      <w:proofErr w:type="spellEnd"/>
+      <w:r>
+        <w:rPr>
+          <w:rFonts w:ascii="NikoshBAN" w:hAnsi="NikoshBAN" w:cs="NikoshBAN"/>
+          <w:color w:val="000000" w:themeColor="text1"/>
+        </w:rPr>
+        <w:t xml:space="preserve"> </w:t>
+      </w:r>
+      <w:proofErr w:type="spellStart"/>
+      <w:r>
+        <w:rPr>
+          <w:rFonts w:ascii="NikoshBAN" w:hAnsi="NikoshBAN" w:cs="NikoshBAN"/>
+          <w:color w:val="000000" w:themeColor="text1"/>
+        </w:rPr>
+        <w:t>যাবে</w:t>
+      </w:r>
+      <w:proofErr w:type="spellEnd"/>
+      <w:r>
+        <w:rPr>
+          <w:rFonts w:ascii="NikoshBAN" w:hAnsi="NikoshBAN" w:cs="NikoshBAN"/>
+          <w:color w:val="000000" w:themeColor="text1"/>
+        </w:rPr>
+        <w:t xml:space="preserve">? </w:t>
+      </w:r>
+      <w:proofErr w:type="spellStart"/>
+      <w:r>
+        <w:rPr>
+          <w:rFonts w:ascii="NikoshBAN" w:hAnsi="NikoshBAN" w:cs="NikoshBAN"/>
+          <w:color w:val="000000" w:themeColor="text1"/>
+        </w:rPr>
+        <w:t>ক্রম</w:t>
+      </w:r>
+      <w:proofErr w:type="spellEnd"/>
+      <w:r>
+        <w:rPr>
+          <w:rFonts w:ascii="NikoshBAN" w:hAnsi="NikoshBAN" w:cs="NikoshBAN"/>
+          <w:color w:val="000000" w:themeColor="text1"/>
+        </w:rPr>
+        <w:t xml:space="preserve"> </w:t>
+      </w:r>
+      <w:proofErr w:type="spellStart"/>
+      <w:r>
+        <w:rPr>
+          <w:rFonts w:ascii="NikoshBAN" w:hAnsi="NikoshBAN" w:cs="NikoshBAN"/>
+          <w:color w:val="000000" w:themeColor="text1"/>
+        </w:rPr>
+        <w:t>কী</w:t>
+      </w:r>
+      <w:proofErr w:type="spellEnd"/>
+      <w:r>
+        <w:rPr>
+          <w:rFonts w:ascii="NikoshBAN" w:hAnsi="NikoshBAN" w:cs="NikoshBAN"/>
+          <w:color w:val="000000" w:themeColor="text1"/>
+        </w:rPr>
+        <w:t xml:space="preserve"> (</w:t>
+      </w:r>
+      <w:proofErr w:type="spellStart"/>
+      <w:r>
+        <w:rPr>
+          <w:rFonts w:ascii="NikoshBAN" w:hAnsi="NikoshBAN" w:cs="NikoshBAN"/>
+          <w:color w:val="000000" w:themeColor="text1"/>
+        </w:rPr>
+        <w:t>যেমন</w:t>
+      </w:r>
+      <w:proofErr w:type="spellEnd"/>
+      <w:r>
+        <w:rPr>
+          <w:rFonts w:ascii="NikoshBAN" w:hAnsi="NikoshBAN" w:cs="NikoshBAN"/>
+          <w:color w:val="000000" w:themeColor="text1"/>
+        </w:rPr>
+        <w:t xml:space="preserve"> </w:t>
+      </w:r>
+      <w:proofErr w:type="spellStart"/>
+      <w:r>
+        <w:rPr>
+          <w:rFonts w:ascii="NikoshBAN" w:hAnsi="NikoshBAN" w:cs="NikoshBAN"/>
+          <w:color w:val="000000" w:themeColor="text1"/>
+        </w:rPr>
+        <w:t>প্রথমে</w:t>
+      </w:r>
+      <w:proofErr w:type="spellEnd"/>
+      <w:r>
+        <w:rPr>
+          <w:rFonts w:ascii="NikoshBAN" w:hAnsi="NikoshBAN" w:cs="NikoshBAN"/>
+          <w:color w:val="000000" w:themeColor="text1"/>
+        </w:rPr>
+        <w:t xml:space="preserve"> </w:t>
+      </w:r>
+      <w:proofErr w:type="spellStart"/>
+      <w:r>
+        <w:rPr>
+          <w:rFonts w:ascii="NikoshBAN" w:hAnsi="NikoshBAN" w:cs="NikoshBAN"/>
+          <w:color w:val="000000" w:themeColor="text1"/>
+        </w:rPr>
+        <w:t>মাসিক</w:t>
+      </w:r>
+      <w:proofErr w:type="spellEnd"/>
+      <w:r>
+        <w:rPr>
+          <w:rFonts w:ascii="NikoshBAN" w:hAnsi="NikoshBAN" w:cs="NikoshBAN"/>
+          <w:color w:val="000000" w:themeColor="text1"/>
+        </w:rPr>
+        <w:t xml:space="preserve"> </w:t>
+      </w:r>
+      <w:proofErr w:type="spellStart"/>
+      <w:r>
+        <w:rPr>
+          <w:rFonts w:ascii="NikoshBAN" w:hAnsi="NikoshBAN" w:cs="NikoshBAN"/>
+          <w:color w:val="000000" w:themeColor="text1"/>
+        </w:rPr>
+        <w:t>ন্যূনতম</w:t>
+      </w:r>
+      <w:proofErr w:type="spellEnd"/>
+      <w:r>
+        <w:rPr>
+          <w:rFonts w:ascii="NikoshBAN" w:hAnsi="NikoshBAN" w:cs="NikoshBAN"/>
+          <w:color w:val="000000" w:themeColor="text1"/>
+        </w:rPr>
+        <w:t xml:space="preserve">, </w:t>
+      </w:r>
+      <w:proofErr w:type="spellStart"/>
+      <w:r>
+        <w:rPr>
+          <w:rFonts w:ascii="NikoshBAN" w:hAnsi="NikoshBAN" w:cs="NikoshBAN"/>
+          <w:color w:val="000000" w:themeColor="text1"/>
+        </w:rPr>
+        <w:t>তারপর</w:t>
+      </w:r>
+      <w:proofErr w:type="spellEnd"/>
+      <w:r>
+        <w:rPr>
+          <w:rFonts w:ascii="NikoshBAN" w:hAnsi="NikoshBAN" w:cs="NikoshBAN"/>
+          <w:color w:val="000000" w:themeColor="text1"/>
+        </w:rPr>
+        <w:t xml:space="preserve"> </w:t>
+      </w:r>
+      <w:proofErr w:type="spellStart"/>
+      <w:r>
+        <w:rPr>
+          <w:rFonts w:ascii="NikoshBAN" w:hAnsi="NikoshBAN" w:cs="NikoshBAN"/>
+          <w:color w:val="000000" w:themeColor="text1"/>
+        </w:rPr>
+        <w:t>কো</w:t>
+      </w:r>
+      <w:r>
+        <w:rPr>
+          <w:rFonts w:ascii="NikoshBAN" w:hAnsi="NikoshBAN" w:cs="NikoshBAN"/>
+          <w:color w:val="000000" w:themeColor="text1"/>
+        </w:rPr>
+        <w:t>য়া</w:t>
+      </w:r>
+      <w:r>
+        <w:rPr>
+          <w:rFonts w:ascii="NikoshBAN" w:hAnsi="NikoshBAN" w:cs="NikoshBAN"/>
+          <w:color w:val="000000" w:themeColor="text1"/>
+        </w:rPr>
+        <w:t>র্টার</w:t>
+      </w:r>
+      <w:proofErr w:type="spellEnd"/>
+      <w:r>
+        <w:rPr>
+          <w:rFonts w:ascii="NikoshBAN" w:hAnsi="NikoshBAN" w:cs="NikoshBAN"/>
+          <w:color w:val="000000" w:themeColor="text1"/>
+        </w:rPr>
+        <w:t xml:space="preserve">, </w:t>
+      </w:r>
+      <w:proofErr w:type="spellStart"/>
+      <w:r>
+        <w:rPr>
+          <w:rFonts w:ascii="NikoshBAN" w:hAnsi="NikoshBAN" w:cs="NikoshBAN"/>
+          <w:color w:val="000000" w:themeColor="text1"/>
+        </w:rPr>
+        <w:t>বাকিটা</w:t>
+      </w:r>
+      <w:proofErr w:type="spellEnd"/>
+      <w:r>
+        <w:rPr>
+          <w:rFonts w:ascii="NikoshBAN" w:hAnsi="NikoshBAN" w:cs="NikoshBAN"/>
+          <w:color w:val="000000" w:themeColor="text1"/>
+        </w:rPr>
+        <w:t xml:space="preserve"> Offer)?</w:t>
       </w:r>
     </w:p>
     <w:p>
       <w:pPr>
         <w:spacing w:after="160"/>
         <w:ind w:left="440"/>
+        <w:rPr>
+          <w:rFonts w:ascii="NikoshBAN" w:hAnsi="NikoshBAN" w:cs="NikoshBAN"/>
+          <w:color w:val="000000" w:themeColor="text1"/>
+        </w:rPr>
       </w:pPr>
-      <w:r>
-        <w:rPr>
-          <w:rFonts w:ascii="Nirmala UI" w:cs="Nirmala UI" w:eastAsia="Nirmala UI" w:hAnsi="Nirmala UI"/>
-          <w:color w:val="666666"/>
-          <w:sz w:val="22"/>
-          <w:szCs w:val="22"/>
-        </w:rPr>
-        <w:t xml:space="preserve">উত্তর: ______________________________________________</w:t>
+      <w:proofErr w:type="spellStart"/>
+      <w:r>
+        <w:rPr>
+          <w:rFonts w:ascii="NikoshBAN" w:hAnsi="NikoshBAN" w:cs="NikoshBAN"/>
+          <w:color w:val="000000" w:themeColor="text1"/>
+        </w:rPr>
+        <w:t>উত্তর</w:t>
+      </w:r>
+      <w:proofErr w:type="spellEnd"/>
+      <w:r>
+        <w:rPr>
+          <w:rFonts w:ascii="NikoshBAN" w:hAnsi="NikoshBAN" w:cs="NikoshBAN"/>
+          <w:color w:val="000000" w:themeColor="text1"/>
+        </w:rPr>
+        <w:t>: ______________________________________________</w:t>
       </w:r>
     </w:p>
     <w:p>
@@ -328,29 +2409,316 @@
         <w:keepNext/>
         <w:spacing w:after="60"/>
         <w:ind w:left="440" w:hanging="440"/>
+        <w:rPr>
+          <w:rFonts w:ascii="NikoshBAN" w:hAnsi="NikoshBAN" w:cs="NikoshBAN"/>
+          <w:color w:val="000000" w:themeColor="text1"/>
+        </w:rPr>
       </w:pPr>
       <w:r>
         <w:rPr>
-          <w:rFonts w:ascii="Nirmala UI" w:cs="Nirmala UI" w:eastAsia="Nirmala UI" w:hAnsi="Nirmala UI"/>
-          <w:sz w:val="22"/>
-          <w:szCs w:val="22"/>
-        </w:rPr>
-        <w:t xml:space="preserve">6. কোয়ার্টারের টার্গেট পূরণ হওয়ার পরের SFT কি Offer হিসেবে গণ্য হয়, নাকি সরবরাহকারীর দেওয়া আলাদা Offer হয়?</w:t>
+          <w:rFonts w:ascii="NikoshBAN" w:hAnsi="NikoshBAN" w:cs="NikoshBAN"/>
+          <w:color w:val="000000" w:themeColor="text1"/>
+        </w:rPr>
+        <w:t xml:space="preserve">6. </w:t>
+      </w:r>
+      <w:proofErr w:type="spellStart"/>
+      <w:r>
+        <w:rPr>
+          <w:rFonts w:ascii="NikoshBAN" w:hAnsi="NikoshBAN" w:cs="NikoshBAN"/>
+          <w:color w:val="000000" w:themeColor="text1"/>
+        </w:rPr>
+        <w:t>কো</w:t>
+      </w:r>
+      <w:r>
+        <w:rPr>
+          <w:rFonts w:ascii="NikoshBAN" w:hAnsi="NikoshBAN" w:cs="NikoshBAN"/>
+          <w:color w:val="000000" w:themeColor="text1"/>
+        </w:rPr>
+        <w:t>য়া</w:t>
+      </w:r>
+      <w:r>
+        <w:rPr>
+          <w:rFonts w:ascii="NikoshBAN" w:hAnsi="NikoshBAN" w:cs="NikoshBAN"/>
+          <w:color w:val="000000" w:themeColor="text1"/>
+        </w:rPr>
+        <w:t>র্টারের</w:t>
+      </w:r>
+      <w:proofErr w:type="spellEnd"/>
+      <w:r>
+        <w:rPr>
+          <w:rFonts w:ascii="NikoshBAN" w:hAnsi="NikoshBAN" w:cs="NikoshBAN"/>
+          <w:color w:val="000000" w:themeColor="text1"/>
+        </w:rPr>
+        <w:t xml:space="preserve"> </w:t>
+      </w:r>
+      <w:proofErr w:type="spellStart"/>
+      <w:r>
+        <w:rPr>
+          <w:rFonts w:ascii="NikoshBAN" w:hAnsi="NikoshBAN" w:cs="NikoshBAN"/>
+          <w:color w:val="000000" w:themeColor="text1"/>
+        </w:rPr>
+        <w:t>টার্গেট</w:t>
+      </w:r>
+      <w:proofErr w:type="spellEnd"/>
+      <w:r>
+        <w:rPr>
+          <w:rFonts w:ascii="NikoshBAN" w:hAnsi="NikoshBAN" w:cs="NikoshBAN"/>
+          <w:color w:val="000000" w:themeColor="text1"/>
+        </w:rPr>
+        <w:t xml:space="preserve"> </w:t>
+      </w:r>
+      <w:proofErr w:type="spellStart"/>
+      <w:r>
+        <w:rPr>
+          <w:rFonts w:ascii="NikoshBAN" w:hAnsi="NikoshBAN" w:cs="NikoshBAN"/>
+          <w:color w:val="000000" w:themeColor="text1"/>
+        </w:rPr>
+        <w:t>পূরণ</w:t>
+      </w:r>
+      <w:proofErr w:type="spellEnd"/>
+      <w:r>
+        <w:rPr>
+          <w:rFonts w:ascii="NikoshBAN" w:hAnsi="NikoshBAN" w:cs="NikoshBAN"/>
+          <w:color w:val="000000" w:themeColor="text1"/>
+        </w:rPr>
+        <w:t xml:space="preserve"> </w:t>
+      </w:r>
+      <w:proofErr w:type="spellStart"/>
+      <w:r>
+        <w:rPr>
+          <w:rFonts w:ascii="NikoshBAN" w:hAnsi="NikoshBAN" w:cs="NikoshBAN"/>
+          <w:color w:val="000000" w:themeColor="text1"/>
+        </w:rPr>
+        <w:t>হও</w:t>
+      </w:r>
+      <w:r>
+        <w:rPr>
+          <w:rFonts w:ascii="NikoshBAN" w:hAnsi="NikoshBAN" w:cs="NikoshBAN"/>
+          <w:color w:val="000000" w:themeColor="text1"/>
+        </w:rPr>
+        <w:t>য়া</w:t>
+      </w:r>
+      <w:r>
+        <w:rPr>
+          <w:rFonts w:ascii="NikoshBAN" w:hAnsi="NikoshBAN" w:cs="NikoshBAN"/>
+          <w:color w:val="000000" w:themeColor="text1"/>
+        </w:rPr>
+        <w:t>র</w:t>
+      </w:r>
+      <w:proofErr w:type="spellEnd"/>
+      <w:r>
+        <w:rPr>
+          <w:rFonts w:ascii="NikoshBAN" w:hAnsi="NikoshBAN" w:cs="NikoshBAN"/>
+          <w:color w:val="000000" w:themeColor="text1"/>
+        </w:rPr>
+        <w:t xml:space="preserve"> </w:t>
+      </w:r>
+      <w:proofErr w:type="spellStart"/>
+      <w:r>
+        <w:rPr>
+          <w:rFonts w:ascii="NikoshBAN" w:hAnsi="NikoshBAN" w:cs="NikoshBAN"/>
+          <w:color w:val="000000" w:themeColor="text1"/>
+        </w:rPr>
+        <w:t>পরের</w:t>
+      </w:r>
+      <w:proofErr w:type="spellEnd"/>
+      <w:r>
+        <w:rPr>
+          <w:rFonts w:ascii="NikoshBAN" w:hAnsi="NikoshBAN" w:cs="NikoshBAN"/>
+          <w:color w:val="000000" w:themeColor="text1"/>
+        </w:rPr>
+        <w:t xml:space="preserve"> SFT </w:t>
+      </w:r>
+      <w:proofErr w:type="spellStart"/>
+      <w:r>
+        <w:rPr>
+          <w:rFonts w:ascii="NikoshBAN" w:hAnsi="NikoshBAN" w:cs="NikoshBAN"/>
+          <w:color w:val="000000" w:themeColor="text1"/>
+        </w:rPr>
+        <w:t>কি</w:t>
+      </w:r>
+      <w:proofErr w:type="spellEnd"/>
+      <w:r>
+        <w:rPr>
+          <w:rFonts w:ascii="NikoshBAN" w:hAnsi="NikoshBAN" w:cs="NikoshBAN"/>
+          <w:color w:val="000000" w:themeColor="text1"/>
+        </w:rPr>
+        <w:t xml:space="preserve"> Offer </w:t>
+      </w:r>
+      <w:proofErr w:type="spellStart"/>
+      <w:r>
+        <w:rPr>
+          <w:rFonts w:ascii="NikoshBAN" w:hAnsi="NikoshBAN" w:cs="NikoshBAN"/>
+          <w:color w:val="000000" w:themeColor="text1"/>
+        </w:rPr>
+        <w:t>হিসেবে</w:t>
+      </w:r>
+      <w:proofErr w:type="spellEnd"/>
+      <w:r>
+        <w:rPr>
+          <w:rFonts w:ascii="NikoshBAN" w:hAnsi="NikoshBAN" w:cs="NikoshBAN"/>
+          <w:color w:val="000000" w:themeColor="text1"/>
+        </w:rPr>
+        <w:t xml:space="preserve"> </w:t>
+      </w:r>
+      <w:proofErr w:type="spellStart"/>
+      <w:r>
+        <w:rPr>
+          <w:rFonts w:ascii="NikoshBAN" w:hAnsi="NikoshBAN" w:cs="NikoshBAN"/>
+          <w:color w:val="000000" w:themeColor="text1"/>
+        </w:rPr>
+        <w:t>গণ্য</w:t>
+      </w:r>
+      <w:proofErr w:type="spellEnd"/>
+      <w:r>
+        <w:rPr>
+          <w:rFonts w:ascii="NikoshBAN" w:hAnsi="NikoshBAN" w:cs="NikoshBAN"/>
+          <w:color w:val="000000" w:themeColor="text1"/>
+        </w:rPr>
+        <w:t xml:space="preserve"> </w:t>
+      </w:r>
+      <w:proofErr w:type="spellStart"/>
+      <w:r>
+        <w:rPr>
+          <w:rFonts w:ascii="NikoshBAN" w:hAnsi="NikoshBAN" w:cs="NikoshBAN"/>
+          <w:color w:val="000000" w:themeColor="text1"/>
+        </w:rPr>
+        <w:t>হ</w:t>
+      </w:r>
+      <w:r>
+        <w:rPr>
+          <w:rFonts w:ascii="NikoshBAN" w:hAnsi="NikoshBAN" w:cs="NikoshBAN"/>
+          <w:color w:val="000000" w:themeColor="text1"/>
+        </w:rPr>
+        <w:t>য়</w:t>
+      </w:r>
+      <w:proofErr w:type="spellEnd"/>
+      <w:r>
+        <w:rPr>
+          <w:rFonts w:ascii="NikoshBAN" w:hAnsi="NikoshBAN" w:cs="NikoshBAN"/>
+          <w:color w:val="000000" w:themeColor="text1"/>
+        </w:rPr>
+        <w:t xml:space="preserve">, </w:t>
+      </w:r>
+      <w:proofErr w:type="spellStart"/>
+      <w:r>
+        <w:rPr>
+          <w:rFonts w:ascii="NikoshBAN" w:hAnsi="NikoshBAN" w:cs="NikoshBAN"/>
+          <w:color w:val="000000" w:themeColor="text1"/>
+        </w:rPr>
+        <w:t>নাকি</w:t>
+      </w:r>
+      <w:proofErr w:type="spellEnd"/>
+      <w:r>
+        <w:rPr>
+          <w:rFonts w:ascii="NikoshBAN" w:hAnsi="NikoshBAN" w:cs="NikoshBAN"/>
+          <w:color w:val="000000" w:themeColor="text1"/>
+        </w:rPr>
+        <w:t xml:space="preserve"> </w:t>
+      </w:r>
+      <w:proofErr w:type="spellStart"/>
+      <w:r>
+        <w:rPr>
+          <w:rFonts w:ascii="NikoshBAN" w:hAnsi="NikoshBAN" w:cs="NikoshBAN"/>
+          <w:color w:val="000000" w:themeColor="text1"/>
+        </w:rPr>
+        <w:t>সরবরাহকারীর</w:t>
+      </w:r>
+      <w:proofErr w:type="spellEnd"/>
+      <w:r>
+        <w:rPr>
+          <w:rFonts w:ascii="NikoshBAN" w:hAnsi="NikoshBAN" w:cs="NikoshBAN"/>
+          <w:color w:val="000000" w:themeColor="text1"/>
+        </w:rPr>
+        <w:t xml:space="preserve"> </w:t>
+      </w:r>
+      <w:proofErr w:type="spellStart"/>
+      <w:r>
+        <w:rPr>
+          <w:rFonts w:ascii="NikoshBAN" w:hAnsi="NikoshBAN" w:cs="NikoshBAN"/>
+          <w:color w:val="000000" w:themeColor="text1"/>
+        </w:rPr>
+        <w:t>দেও</w:t>
+      </w:r>
+      <w:r>
+        <w:rPr>
+          <w:rFonts w:ascii="NikoshBAN" w:hAnsi="NikoshBAN" w:cs="NikoshBAN"/>
+          <w:color w:val="000000" w:themeColor="text1"/>
+        </w:rPr>
+        <w:t>য়া</w:t>
+      </w:r>
+      <w:proofErr w:type="spellEnd"/>
+      <w:r>
+        <w:rPr>
+          <w:rFonts w:ascii="NikoshBAN" w:hAnsi="NikoshBAN" w:cs="NikoshBAN"/>
+          <w:color w:val="000000" w:themeColor="text1"/>
+        </w:rPr>
+        <w:t xml:space="preserve"> </w:t>
+      </w:r>
+      <w:proofErr w:type="spellStart"/>
+      <w:r>
+        <w:rPr>
+          <w:rFonts w:ascii="NikoshBAN" w:hAnsi="NikoshBAN" w:cs="NikoshBAN"/>
+          <w:color w:val="000000" w:themeColor="text1"/>
+        </w:rPr>
+        <w:t>আলাদা</w:t>
+      </w:r>
+      <w:proofErr w:type="spellEnd"/>
+      <w:r>
+        <w:rPr>
+          <w:rFonts w:ascii="NikoshBAN" w:hAnsi="NikoshBAN" w:cs="NikoshBAN"/>
+          <w:color w:val="000000" w:themeColor="text1"/>
+        </w:rPr>
+        <w:t xml:space="preserve"> Offer </w:t>
+      </w:r>
+      <w:proofErr w:type="spellStart"/>
+      <w:r>
+        <w:rPr>
+          <w:rFonts w:ascii="NikoshBAN" w:hAnsi="NikoshBAN" w:cs="NikoshBAN"/>
+          <w:color w:val="000000" w:themeColor="text1"/>
+        </w:rPr>
+        <w:t>হ</w:t>
+      </w:r>
+      <w:r>
+        <w:rPr>
+          <w:rFonts w:ascii="NikoshBAN" w:hAnsi="NikoshBAN" w:cs="NikoshBAN"/>
+          <w:color w:val="000000" w:themeColor="text1"/>
+        </w:rPr>
+        <w:t>য়</w:t>
+      </w:r>
+      <w:proofErr w:type="spellEnd"/>
+      <w:r>
+        <w:rPr>
+          <w:rFonts w:ascii="NikoshBAN" w:hAnsi="NikoshBAN" w:cs="NikoshBAN"/>
+          <w:color w:val="000000" w:themeColor="text1"/>
+        </w:rPr>
+        <w:t>?</w:t>
       </w:r>
     </w:p>
     <w:p>
       <w:pPr>
         <w:spacing w:after="160"/>
         <w:ind w:left="440"/>
+        <w:rPr>
+          <w:rFonts w:ascii="NikoshBAN" w:hAnsi="NikoshBAN" w:cs="NikoshBAN"/>
+          <w:color w:val="000000" w:themeColor="text1"/>
+        </w:rPr>
       </w:pPr>
-      <w:r>
-        <w:rPr>
-          <w:rFonts w:ascii="Nirmala UI" w:cs="Nirmala UI" w:eastAsia="Nirmala UI" w:hAnsi="Nirmala UI"/>
-          <w:color w:val="666666"/>
-          <w:sz w:val="22"/>
-          <w:szCs w:val="22"/>
-        </w:rPr>
-        <w:t xml:space="preserve">উত্তর: ______________________________________________</w:t>
+      <w:proofErr w:type="spellStart"/>
+      <w:r>
+        <w:rPr>
+          <w:rFonts w:ascii="NikoshBAN" w:hAnsi="NikoshBAN" w:cs="NikoshBAN"/>
+          <w:color w:val="000000" w:themeColor="text1"/>
+        </w:rPr>
+        <w:t>উত্তর</w:t>
+      </w:r>
+      <w:proofErr w:type="spellEnd"/>
+      <w:r>
+        <w:rPr>
+          <w:rFonts w:ascii="NikoshBAN" w:hAnsi="NikoshBAN" w:cs="NikoshBAN"/>
+          <w:color w:val="000000" w:themeColor="text1"/>
+        </w:rPr>
+        <w:t>: ______________________________________________</w:t>
       </w:r>
     </w:p>
     <w:p>
@@ -358,29 +2726,288 @@
         <w:keepNext/>
         <w:spacing w:after="60"/>
         <w:ind w:left="440" w:hanging="440"/>
+        <w:rPr>
+          <w:rFonts w:ascii="NikoshBAN" w:hAnsi="NikoshBAN" w:cs="NikoshBAN"/>
+          <w:color w:val="000000" w:themeColor="text1"/>
+        </w:rPr>
       </w:pPr>
       <w:r>
         <w:rPr>
-          <w:rFonts w:ascii="Nirmala UI" w:cs="Nirmala UI" w:eastAsia="Nirmala UI" w:hAnsi="Nirmala UI"/>
-          <w:sz w:val="22"/>
-          <w:szCs w:val="22"/>
-        </w:rPr>
-        <w:t xml:space="preserve">7. Offer-এর SFT কি সরবরাহকারী বিনামূল্যে দেয়, নাকি তার দাম (Rate) দেওয়া হয়? Offer-এর Total কীভাবে ধরা হবে?</w:t>
+          <w:rFonts w:ascii="NikoshBAN" w:hAnsi="NikoshBAN" w:cs="NikoshBAN"/>
+          <w:color w:val="000000" w:themeColor="text1"/>
+        </w:rPr>
+        <w:t>7. Offer-</w:t>
+      </w:r>
+      <w:proofErr w:type="spellStart"/>
+      <w:r>
+        <w:rPr>
+          <w:rFonts w:ascii="NikoshBAN" w:hAnsi="NikoshBAN" w:cs="NikoshBAN"/>
+          <w:color w:val="000000" w:themeColor="text1"/>
+        </w:rPr>
+        <w:t>এর</w:t>
+      </w:r>
+      <w:proofErr w:type="spellEnd"/>
+      <w:r>
+        <w:rPr>
+          <w:rFonts w:ascii="NikoshBAN" w:hAnsi="NikoshBAN" w:cs="NikoshBAN"/>
+          <w:color w:val="000000" w:themeColor="text1"/>
+        </w:rPr>
+        <w:t xml:space="preserve"> SFT </w:t>
+      </w:r>
+      <w:proofErr w:type="spellStart"/>
+      <w:r>
+        <w:rPr>
+          <w:rFonts w:ascii="NikoshBAN" w:hAnsi="NikoshBAN" w:cs="NikoshBAN"/>
+          <w:color w:val="000000" w:themeColor="text1"/>
+        </w:rPr>
+        <w:t>কি</w:t>
+      </w:r>
+      <w:proofErr w:type="spellEnd"/>
+      <w:r>
+        <w:rPr>
+          <w:rFonts w:ascii="NikoshBAN" w:hAnsi="NikoshBAN" w:cs="NikoshBAN"/>
+          <w:color w:val="000000" w:themeColor="text1"/>
+        </w:rPr>
+        <w:t xml:space="preserve"> </w:t>
+      </w:r>
+      <w:proofErr w:type="spellStart"/>
+      <w:r>
+        <w:rPr>
+          <w:rFonts w:ascii="NikoshBAN" w:hAnsi="NikoshBAN" w:cs="NikoshBAN"/>
+          <w:color w:val="000000" w:themeColor="text1"/>
+        </w:rPr>
+        <w:t>সরবরাহকারী</w:t>
+      </w:r>
+      <w:proofErr w:type="spellEnd"/>
+      <w:r>
+        <w:rPr>
+          <w:rFonts w:ascii="NikoshBAN" w:hAnsi="NikoshBAN" w:cs="NikoshBAN"/>
+          <w:color w:val="000000" w:themeColor="text1"/>
+        </w:rPr>
+        <w:t xml:space="preserve"> </w:t>
+      </w:r>
+      <w:proofErr w:type="spellStart"/>
+      <w:r>
+        <w:rPr>
+          <w:rFonts w:ascii="NikoshBAN" w:hAnsi="NikoshBAN" w:cs="NikoshBAN"/>
+          <w:color w:val="000000" w:themeColor="text1"/>
+        </w:rPr>
+        <w:t>বিনামূল্যে</w:t>
+      </w:r>
+      <w:proofErr w:type="spellEnd"/>
+      <w:r>
+        <w:rPr>
+          <w:rFonts w:ascii="NikoshBAN" w:hAnsi="NikoshBAN" w:cs="NikoshBAN"/>
+          <w:color w:val="000000" w:themeColor="text1"/>
+        </w:rPr>
+        <w:t xml:space="preserve"> </w:t>
+      </w:r>
+      <w:proofErr w:type="spellStart"/>
+      <w:r>
+        <w:rPr>
+          <w:rFonts w:ascii="NikoshBAN" w:hAnsi="NikoshBAN" w:cs="NikoshBAN"/>
+          <w:color w:val="000000" w:themeColor="text1"/>
+        </w:rPr>
+        <w:t>দে</w:t>
+      </w:r>
+      <w:r>
+        <w:rPr>
+          <w:rFonts w:ascii="NikoshBAN" w:hAnsi="NikoshBAN" w:cs="NikoshBAN"/>
+          <w:color w:val="000000" w:themeColor="text1"/>
+        </w:rPr>
+        <w:t>য়</w:t>
+      </w:r>
+      <w:proofErr w:type="spellEnd"/>
+      <w:r>
+        <w:rPr>
+          <w:rFonts w:ascii="NikoshBAN" w:hAnsi="NikoshBAN" w:cs="NikoshBAN"/>
+          <w:color w:val="000000" w:themeColor="text1"/>
+        </w:rPr>
+        <w:t xml:space="preserve">, </w:t>
+      </w:r>
+      <w:proofErr w:type="spellStart"/>
+      <w:r>
+        <w:rPr>
+          <w:rFonts w:ascii="NikoshBAN" w:hAnsi="NikoshBAN" w:cs="NikoshBAN"/>
+          <w:color w:val="000000" w:themeColor="text1"/>
+        </w:rPr>
+        <w:t>নাকি</w:t>
+      </w:r>
+      <w:proofErr w:type="spellEnd"/>
+      <w:r>
+        <w:rPr>
+          <w:rFonts w:ascii="NikoshBAN" w:hAnsi="NikoshBAN" w:cs="NikoshBAN"/>
+          <w:color w:val="000000" w:themeColor="text1"/>
+        </w:rPr>
+        <w:t xml:space="preserve"> </w:t>
+      </w:r>
+      <w:proofErr w:type="spellStart"/>
+      <w:r>
+        <w:rPr>
+          <w:rFonts w:ascii="NikoshBAN" w:hAnsi="NikoshBAN" w:cs="NikoshBAN"/>
+          <w:color w:val="000000" w:themeColor="text1"/>
+        </w:rPr>
+        <w:t>তার</w:t>
+      </w:r>
+      <w:proofErr w:type="spellEnd"/>
+      <w:r>
+        <w:rPr>
+          <w:rFonts w:ascii="NikoshBAN" w:hAnsi="NikoshBAN" w:cs="NikoshBAN"/>
+          <w:color w:val="000000" w:themeColor="text1"/>
+        </w:rPr>
+        <w:t xml:space="preserve"> </w:t>
+      </w:r>
+      <w:proofErr w:type="spellStart"/>
+      <w:r>
+        <w:rPr>
+          <w:rFonts w:ascii="NikoshBAN" w:hAnsi="NikoshBAN" w:cs="NikoshBAN"/>
+          <w:color w:val="000000" w:themeColor="text1"/>
+        </w:rPr>
+        <w:t>দাম</w:t>
+      </w:r>
+      <w:proofErr w:type="spellEnd"/>
+      <w:r>
+        <w:rPr>
+          <w:rFonts w:ascii="NikoshBAN" w:hAnsi="NikoshBAN" w:cs="NikoshBAN"/>
+          <w:color w:val="000000" w:themeColor="text1"/>
+        </w:rPr>
+        <w:t xml:space="preserve"> (Rate) </w:t>
+      </w:r>
+      <w:proofErr w:type="spellStart"/>
+      <w:r>
+        <w:rPr>
+          <w:rFonts w:ascii="NikoshBAN" w:hAnsi="NikoshBAN" w:cs="NikoshBAN"/>
+          <w:color w:val="000000" w:themeColor="text1"/>
+        </w:rPr>
+        <w:t>দেও</w:t>
+      </w:r>
+      <w:r>
+        <w:rPr>
+          <w:rFonts w:ascii="NikoshBAN" w:hAnsi="NikoshBAN" w:cs="NikoshBAN"/>
+          <w:color w:val="000000" w:themeColor="text1"/>
+        </w:rPr>
+        <w:t>য়া</w:t>
+      </w:r>
+      <w:proofErr w:type="spellEnd"/>
+      <w:r>
+        <w:rPr>
+          <w:rFonts w:ascii="NikoshBAN" w:hAnsi="NikoshBAN" w:cs="NikoshBAN"/>
+          <w:color w:val="000000" w:themeColor="text1"/>
+        </w:rPr>
+        <w:t xml:space="preserve"> </w:t>
+      </w:r>
+      <w:proofErr w:type="spellStart"/>
+      <w:r>
+        <w:rPr>
+          <w:rFonts w:ascii="NikoshBAN" w:hAnsi="NikoshBAN" w:cs="NikoshBAN"/>
+          <w:color w:val="000000" w:themeColor="text1"/>
+        </w:rPr>
+        <w:t>হ</w:t>
+      </w:r>
+      <w:r>
+        <w:rPr>
+          <w:rFonts w:ascii="NikoshBAN" w:hAnsi="NikoshBAN" w:cs="NikoshBAN"/>
+          <w:color w:val="000000" w:themeColor="text1"/>
+        </w:rPr>
+        <w:t>য়</w:t>
+      </w:r>
+      <w:proofErr w:type="spellEnd"/>
+      <w:r>
+        <w:rPr>
+          <w:rFonts w:ascii="NikoshBAN" w:hAnsi="NikoshBAN" w:cs="NikoshBAN"/>
+          <w:color w:val="000000" w:themeColor="text1"/>
+        </w:rPr>
+        <w:t>? Offer-</w:t>
+      </w:r>
+      <w:proofErr w:type="spellStart"/>
+      <w:r>
+        <w:rPr>
+          <w:rFonts w:ascii="NikoshBAN" w:hAnsi="NikoshBAN" w:cs="NikoshBAN"/>
+          <w:color w:val="000000" w:themeColor="text1"/>
+        </w:rPr>
+        <w:t>এর</w:t>
+      </w:r>
+      <w:proofErr w:type="spellEnd"/>
+      <w:r>
+        <w:rPr>
+          <w:rFonts w:ascii="NikoshBAN" w:hAnsi="NikoshBAN" w:cs="NikoshBAN"/>
+          <w:color w:val="000000" w:themeColor="text1"/>
+        </w:rPr>
+        <w:t xml:space="preserve"> Total </w:t>
+      </w:r>
+      <w:proofErr w:type="spellStart"/>
+      <w:r>
+        <w:rPr>
+          <w:rFonts w:ascii="NikoshBAN" w:hAnsi="NikoshBAN" w:cs="NikoshBAN"/>
+          <w:color w:val="000000" w:themeColor="text1"/>
+        </w:rPr>
+        <w:t>কীভাবে</w:t>
+      </w:r>
+      <w:proofErr w:type="spellEnd"/>
+      <w:r>
+        <w:rPr>
+          <w:rFonts w:ascii="NikoshBAN" w:hAnsi="NikoshBAN" w:cs="NikoshBAN"/>
+          <w:color w:val="000000" w:themeColor="text1"/>
+        </w:rPr>
+        <w:t xml:space="preserve"> </w:t>
+      </w:r>
+      <w:proofErr w:type="spellStart"/>
+      <w:r>
+        <w:rPr>
+          <w:rFonts w:ascii="NikoshBAN" w:hAnsi="NikoshBAN" w:cs="NikoshBAN"/>
+          <w:color w:val="000000" w:themeColor="text1"/>
+        </w:rPr>
+        <w:t>ধরা</w:t>
+      </w:r>
+      <w:proofErr w:type="spellEnd"/>
+      <w:r>
+        <w:rPr>
+          <w:rFonts w:ascii="NikoshBAN" w:hAnsi="NikoshBAN" w:cs="NikoshBAN"/>
+          <w:color w:val="000000" w:themeColor="text1"/>
+        </w:rPr>
+        <w:t xml:space="preserve"> </w:t>
+      </w:r>
+      <w:proofErr w:type="spellStart"/>
+      <w:r>
+        <w:rPr>
+          <w:rFonts w:ascii="NikoshBAN" w:hAnsi="NikoshBAN" w:cs="NikoshBAN"/>
+          <w:color w:val="000000" w:themeColor="text1"/>
+        </w:rPr>
+        <w:t>হবে</w:t>
+      </w:r>
+      <w:proofErr w:type="spellEnd"/>
+      <w:r>
+        <w:rPr>
+          <w:rFonts w:ascii="NikoshBAN" w:hAnsi="NikoshBAN" w:cs="NikoshBAN"/>
+          <w:color w:val="000000" w:themeColor="text1"/>
+        </w:rPr>
+        <w:t>?</w:t>
       </w:r>
     </w:p>
     <w:p>
       <w:pPr>
         <w:spacing w:after="160"/>
         <w:ind w:left="440"/>
+        <w:rPr>
+          <w:rFonts w:ascii="NikoshBAN" w:hAnsi="NikoshBAN" w:cs="NikoshBAN"/>
+          <w:color w:val="000000" w:themeColor="text1"/>
+        </w:rPr>
       </w:pPr>
-      <w:r>
-        <w:rPr>
-          <w:rFonts w:ascii="Nirmala UI" w:cs="Nirmala UI" w:eastAsia="Nirmala UI" w:hAnsi="Nirmala UI"/>
-          <w:color w:val="666666"/>
-          <w:sz w:val="22"/>
-          <w:szCs w:val="22"/>
-        </w:rPr>
-        <w:t xml:space="preserve">উত্তর: ______________________________________________</w:t>
+      <w:proofErr w:type="spellStart"/>
+      <w:r>
+        <w:rPr>
+          <w:rFonts w:ascii="NikoshBAN" w:hAnsi="NikoshBAN" w:cs="NikoshBAN"/>
+          <w:color w:val="000000" w:themeColor="text1"/>
+        </w:rPr>
+        <w:t>উত্তর</w:t>
+      </w:r>
+      <w:proofErr w:type="spellEnd"/>
+      <w:r>
+        <w:rPr>
+          <w:rFonts w:ascii="NikoshBAN" w:hAnsi="NikoshBAN" w:cs="NikoshBAN"/>
+          <w:color w:val="000000" w:themeColor="text1"/>
+        </w:rPr>
+        <w:t>: ______________________________________________</w:t>
       </w:r>
     </w:p>
     <w:p>
@@ -388,78 +3015,613 @@
         <w:keepNext/>
         <w:spacing w:after="60"/>
         <w:ind w:left="440" w:hanging="440"/>
+        <w:rPr>
+          <w:rFonts w:ascii="NikoshBAN" w:hAnsi="NikoshBAN" w:cs="NikoshBAN"/>
+          <w:color w:val="000000" w:themeColor="text1"/>
+        </w:rPr>
       </w:pPr>
       <w:r>
         <w:rPr>
-          <w:rFonts w:ascii="Nirmala UI" w:cs="Nirmala UI" w:eastAsia="Nirmala UI" w:hAnsi="Nirmala UI"/>
-          <w:sz w:val="22"/>
-          <w:szCs w:val="22"/>
-        </w:rPr>
-        <w:t xml:space="preserve">8. Broken SFT কে ইনপুট দেয় এবং কখন? এটি কি প্রতি purchase-এ হাতে লেখা হয়?</w:t>
+          <w:rFonts w:ascii="NikoshBAN" w:hAnsi="NikoshBAN" w:cs="NikoshBAN"/>
+          <w:color w:val="000000" w:themeColor="text1"/>
+        </w:rPr>
+        <w:t xml:space="preserve">8. Broken SFT </w:t>
+      </w:r>
+      <w:proofErr w:type="spellStart"/>
+      <w:r>
+        <w:rPr>
+          <w:rFonts w:ascii="NikoshBAN" w:hAnsi="NikoshBAN" w:cs="NikoshBAN"/>
+          <w:color w:val="000000" w:themeColor="text1"/>
+        </w:rPr>
+        <w:t>কে</w:t>
+      </w:r>
+      <w:proofErr w:type="spellEnd"/>
+      <w:r>
+        <w:rPr>
+          <w:rFonts w:ascii="NikoshBAN" w:hAnsi="NikoshBAN" w:cs="NikoshBAN"/>
+          <w:color w:val="000000" w:themeColor="text1"/>
+        </w:rPr>
+        <w:t xml:space="preserve"> </w:t>
+      </w:r>
+      <w:proofErr w:type="spellStart"/>
+      <w:r>
+        <w:rPr>
+          <w:rFonts w:ascii="NikoshBAN" w:hAnsi="NikoshBAN" w:cs="NikoshBAN"/>
+          <w:color w:val="000000" w:themeColor="text1"/>
+        </w:rPr>
+        <w:t>ইনপুট</w:t>
+      </w:r>
+      <w:proofErr w:type="spellEnd"/>
+      <w:r>
+        <w:rPr>
+          <w:rFonts w:ascii="NikoshBAN" w:hAnsi="NikoshBAN" w:cs="NikoshBAN"/>
+          <w:color w:val="000000" w:themeColor="text1"/>
+        </w:rPr>
+        <w:t xml:space="preserve"> </w:t>
+      </w:r>
+      <w:proofErr w:type="spellStart"/>
+      <w:r>
+        <w:rPr>
+          <w:rFonts w:ascii="NikoshBAN" w:hAnsi="NikoshBAN" w:cs="NikoshBAN"/>
+          <w:color w:val="000000" w:themeColor="text1"/>
+        </w:rPr>
+        <w:t>দে</w:t>
+      </w:r>
+      <w:r>
+        <w:rPr>
+          <w:rFonts w:ascii="NikoshBAN" w:hAnsi="NikoshBAN" w:cs="NikoshBAN"/>
+          <w:color w:val="000000" w:themeColor="text1"/>
+        </w:rPr>
+        <w:t>য়</w:t>
+      </w:r>
+      <w:proofErr w:type="spellEnd"/>
+      <w:r>
+        <w:rPr>
+          <w:rFonts w:ascii="NikoshBAN" w:hAnsi="NikoshBAN" w:cs="NikoshBAN"/>
+          <w:color w:val="000000" w:themeColor="text1"/>
+        </w:rPr>
+        <w:t xml:space="preserve"> </w:t>
+      </w:r>
+      <w:proofErr w:type="spellStart"/>
+      <w:r>
+        <w:rPr>
+          <w:rFonts w:ascii="NikoshBAN" w:hAnsi="NikoshBAN" w:cs="NikoshBAN"/>
+          <w:color w:val="000000" w:themeColor="text1"/>
+        </w:rPr>
+        <w:t>এবং</w:t>
+      </w:r>
+      <w:proofErr w:type="spellEnd"/>
+      <w:r>
+        <w:rPr>
+          <w:rFonts w:ascii="NikoshBAN" w:hAnsi="NikoshBAN" w:cs="NikoshBAN"/>
+          <w:color w:val="000000" w:themeColor="text1"/>
+        </w:rPr>
+        <w:t xml:space="preserve"> </w:t>
+      </w:r>
+      <w:proofErr w:type="spellStart"/>
+      <w:r>
+        <w:rPr>
+          <w:rFonts w:ascii="NikoshBAN" w:hAnsi="NikoshBAN" w:cs="NikoshBAN"/>
+          <w:color w:val="000000" w:themeColor="text1"/>
+        </w:rPr>
+        <w:t>কখন</w:t>
+      </w:r>
+      <w:proofErr w:type="spellEnd"/>
+      <w:r>
+        <w:rPr>
+          <w:rFonts w:ascii="NikoshBAN" w:hAnsi="NikoshBAN" w:cs="NikoshBAN"/>
+          <w:color w:val="000000" w:themeColor="text1"/>
+        </w:rPr>
+        <w:t xml:space="preserve">? </w:t>
+      </w:r>
+      <w:proofErr w:type="spellStart"/>
+      <w:r>
+        <w:rPr>
+          <w:rFonts w:ascii="NikoshBAN" w:hAnsi="NikoshBAN" w:cs="NikoshBAN"/>
+          <w:color w:val="000000" w:themeColor="text1"/>
+        </w:rPr>
+        <w:t>এটি</w:t>
+      </w:r>
+      <w:proofErr w:type="spellEnd"/>
+      <w:r>
+        <w:rPr>
+          <w:rFonts w:ascii="NikoshBAN" w:hAnsi="NikoshBAN" w:cs="NikoshBAN"/>
+          <w:color w:val="000000" w:themeColor="text1"/>
+        </w:rPr>
+        <w:t xml:space="preserve"> </w:t>
+      </w:r>
+      <w:proofErr w:type="spellStart"/>
+      <w:r>
+        <w:rPr>
+          <w:rFonts w:ascii="NikoshBAN" w:hAnsi="NikoshBAN" w:cs="NikoshBAN"/>
+          <w:color w:val="000000" w:themeColor="text1"/>
+        </w:rPr>
+        <w:t>কি</w:t>
+      </w:r>
+      <w:proofErr w:type="spellEnd"/>
+      <w:r>
+        <w:rPr>
+          <w:rFonts w:ascii="NikoshBAN" w:hAnsi="NikoshBAN" w:cs="NikoshBAN"/>
+          <w:color w:val="000000" w:themeColor="text1"/>
+        </w:rPr>
+        <w:t xml:space="preserve"> </w:t>
+      </w:r>
+      <w:proofErr w:type="spellStart"/>
+      <w:r>
+        <w:rPr>
+          <w:rFonts w:ascii="NikoshBAN" w:hAnsi="NikoshBAN" w:cs="NikoshBAN"/>
+          <w:color w:val="000000" w:themeColor="text1"/>
+        </w:rPr>
+        <w:t>প্রতি</w:t>
+      </w:r>
+      <w:proofErr w:type="spellEnd"/>
+      <w:r>
+        <w:rPr>
+          <w:rFonts w:ascii="NikoshBAN" w:hAnsi="NikoshBAN" w:cs="NikoshBAN"/>
+          <w:color w:val="000000" w:themeColor="text1"/>
+        </w:rPr>
+        <w:t xml:space="preserve"> purchase-এ </w:t>
+      </w:r>
+      <w:proofErr w:type="spellStart"/>
+      <w:r>
+        <w:rPr>
+          <w:rFonts w:ascii="NikoshBAN" w:hAnsi="NikoshBAN" w:cs="NikoshBAN"/>
+          <w:color w:val="000000" w:themeColor="text1"/>
+        </w:rPr>
+        <w:t>হাতে</w:t>
+      </w:r>
+      <w:proofErr w:type="spellEnd"/>
+      <w:r>
+        <w:rPr>
+          <w:rFonts w:ascii="NikoshBAN" w:hAnsi="NikoshBAN" w:cs="NikoshBAN"/>
+          <w:color w:val="000000" w:themeColor="text1"/>
+        </w:rPr>
+        <w:t xml:space="preserve"> </w:t>
+      </w:r>
+      <w:proofErr w:type="spellStart"/>
+      <w:r>
+        <w:rPr>
+          <w:rFonts w:ascii="NikoshBAN" w:hAnsi="NikoshBAN" w:cs="NikoshBAN"/>
+          <w:color w:val="000000" w:themeColor="text1"/>
+        </w:rPr>
+        <w:t>লেখা</w:t>
+      </w:r>
+      <w:proofErr w:type="spellEnd"/>
+      <w:r>
+        <w:rPr>
+          <w:rFonts w:ascii="NikoshBAN" w:hAnsi="NikoshBAN" w:cs="NikoshBAN"/>
+          <w:color w:val="000000" w:themeColor="text1"/>
+        </w:rPr>
+        <w:t xml:space="preserve"> </w:t>
+      </w:r>
+      <w:proofErr w:type="spellStart"/>
+      <w:r>
+        <w:rPr>
+          <w:rFonts w:ascii="NikoshBAN" w:hAnsi="NikoshBAN" w:cs="NikoshBAN"/>
+          <w:color w:val="000000" w:themeColor="text1"/>
+        </w:rPr>
+        <w:t>হ</w:t>
+      </w:r>
+      <w:r>
+        <w:rPr>
+          <w:rFonts w:ascii="NikoshBAN" w:hAnsi="NikoshBAN" w:cs="NikoshBAN"/>
+          <w:color w:val="000000" w:themeColor="text1"/>
+        </w:rPr>
+        <w:t>য়</w:t>
+      </w:r>
+      <w:proofErr w:type="spellEnd"/>
+      <w:r>
+        <w:rPr>
+          <w:rFonts w:ascii="NikoshBAN" w:hAnsi="NikoshBAN" w:cs="NikoshBAN"/>
+          <w:color w:val="000000" w:themeColor="text1"/>
+        </w:rPr>
+        <w:t>?</w:t>
       </w:r>
     </w:p>
     <w:p>
       <w:pPr>
         <w:spacing w:after="160"/>
         <w:ind w:left="440"/>
+        <w:rPr>
+          <w:rFonts w:ascii="NikoshBAN" w:hAnsi="NikoshBAN" w:cs="NikoshBAN"/>
+          <w:color w:val="000000" w:themeColor="text1"/>
+        </w:rPr>
       </w:pPr>
-      <w:r>
-        <w:rPr>
-          <w:rFonts w:ascii="Nirmala UI" w:cs="Nirmala UI" w:eastAsia="Nirmala UI" w:hAnsi="Nirmala UI"/>
-          <w:color w:val="666666"/>
-          <w:sz w:val="22"/>
-          <w:szCs w:val="22"/>
-        </w:rPr>
-        <w:t xml:space="preserve">উত্তর: ______________________________________________</w:t>
+      <w:proofErr w:type="spellStart"/>
+      <w:r>
+        <w:rPr>
+          <w:rFonts w:ascii="NikoshBAN" w:hAnsi="NikoshBAN" w:cs="NikoshBAN"/>
+          <w:color w:val="000000" w:themeColor="text1"/>
+        </w:rPr>
+        <w:t>উত্তর</w:t>
+      </w:r>
+      <w:proofErr w:type="spellEnd"/>
+      <w:r>
+        <w:rPr>
+          <w:rFonts w:ascii="NikoshBAN" w:hAnsi="NikoshBAN" w:cs="NikoshBAN"/>
+          <w:color w:val="000000" w:themeColor="text1"/>
+        </w:rPr>
+        <w:t>: ______________________________________________</w:t>
       </w:r>
     </w:p>
     <w:p>
       <w:pPr>
         <w:keepNext/>
         <w:pBdr>
-          <w:bottom w:val="single" w:color="808080" w:sz="6" w:space="4"/>
+          <w:bottom w:val="single" w:sz="6" w:space="4" w:color="808080"/>
         </w:pBdr>
-        <w:spacing w:after="120" w:before="280"/>
+        <w:spacing w:before="280" w:after="120"/>
+        <w:rPr>
+          <w:rFonts w:ascii="NikoshBAN" w:hAnsi="NikoshBAN" w:cs="NikoshBAN"/>
+          <w:color w:val="000000" w:themeColor="text1"/>
+        </w:rPr>
       </w:pPr>
       <w:r>
         <w:rPr>
-          <w:rFonts w:ascii="Nirmala UI" w:cs="Nirmala UI" w:eastAsia="Nirmala UI" w:hAnsi="Nirmala UI"/>
+          <w:rFonts w:ascii="NikoshBAN" w:hAnsi="NikoshBAN" w:cs="NikoshBAN"/>
           <w:b/>
           <w:bCs/>
+          <w:color w:val="000000" w:themeColor="text1"/>
           <w:sz w:val="26"/>
           <w:szCs w:val="26"/>
         </w:rPr>
-        <w:t xml:space="preserve">৩। Settings: ক্যালেন্ডার ও টার্গেট</w:t>
-      </w:r>
+        <w:t xml:space="preserve">৩। Settings: </w:t>
+      </w:r>
+      <w:proofErr w:type="spellStart"/>
+      <w:r>
+        <w:rPr>
+          <w:rFonts w:ascii="NikoshBAN" w:hAnsi="NikoshBAN" w:cs="NikoshBAN"/>
+          <w:b/>
+          <w:bCs/>
+          <w:color w:val="000000" w:themeColor="text1"/>
+          <w:sz w:val="26"/>
+          <w:szCs w:val="26"/>
+        </w:rPr>
+        <w:t>ক্যালেন্ডার</w:t>
+      </w:r>
+      <w:proofErr w:type="spellEnd"/>
+      <w:r>
+        <w:rPr>
+          <w:rFonts w:ascii="NikoshBAN" w:hAnsi="NikoshBAN" w:cs="NikoshBAN"/>
+          <w:b/>
+          <w:bCs/>
+          <w:color w:val="000000" w:themeColor="text1"/>
+          <w:sz w:val="26"/>
+          <w:szCs w:val="26"/>
+        </w:rPr>
+        <w:t xml:space="preserve"> ও </w:t>
+      </w:r>
+      <w:proofErr w:type="spellStart"/>
+      <w:r>
+        <w:rPr>
+          <w:rFonts w:ascii="NikoshBAN" w:hAnsi="NikoshBAN" w:cs="NikoshBAN"/>
+          <w:b/>
+          <w:bCs/>
+          <w:color w:val="000000" w:themeColor="text1"/>
+          <w:sz w:val="26"/>
+          <w:szCs w:val="26"/>
+        </w:rPr>
+        <w:t>টার্গেট</w:t>
+      </w:r>
+      <w:proofErr w:type="spellEnd"/>
     </w:p>
     <w:p>
       <w:pPr>
         <w:keepNext/>
         <w:spacing w:after="60"/>
         <w:ind w:left="440" w:hanging="440"/>
+        <w:rPr>
+          <w:rFonts w:ascii="NikoshBAN" w:hAnsi="NikoshBAN" w:cs="NikoshBAN"/>
+          <w:color w:val="000000" w:themeColor="text1"/>
+        </w:rPr>
       </w:pPr>
       <w:r>
         <w:rPr>
-          <w:rFonts w:ascii="Nirmala UI" w:cs="Nirmala UI" w:eastAsia="Nirmala UI" w:hAnsi="Nirmala UI"/>
-          <w:sz w:val="22"/>
-          <w:szCs w:val="22"/>
-        </w:rPr>
-        <w:t xml:space="preserve">9. কোন মাস থেকে কোয়ার্টার শুরু হয়? (যেমন জুলাই = Q1, নাকি জানুয়ারি = Q1?)</w:t>
+          <w:rFonts w:ascii="NikoshBAN" w:hAnsi="NikoshBAN" w:cs="NikoshBAN"/>
+          <w:color w:val="000000" w:themeColor="text1"/>
+        </w:rPr>
+        <w:t xml:space="preserve">9. </w:t>
+      </w:r>
+      <w:proofErr w:type="spellStart"/>
+      <w:r>
+        <w:rPr>
+          <w:rFonts w:ascii="NikoshBAN" w:hAnsi="NikoshBAN" w:cs="NikoshBAN"/>
+          <w:color w:val="000000" w:themeColor="text1"/>
+        </w:rPr>
+        <w:t>প্রতিটি</w:t>
+      </w:r>
+      <w:proofErr w:type="spellEnd"/>
+      <w:r>
+        <w:rPr>
+          <w:rFonts w:ascii="NikoshBAN" w:hAnsi="NikoshBAN" w:cs="NikoshBAN"/>
+          <w:color w:val="000000" w:themeColor="text1"/>
+        </w:rPr>
+        <w:t xml:space="preserve"> </w:t>
+      </w:r>
+      <w:proofErr w:type="spellStart"/>
+      <w:r>
+        <w:rPr>
+          <w:rFonts w:ascii="NikoshBAN" w:hAnsi="NikoshBAN" w:cs="NikoshBAN"/>
+          <w:color w:val="000000" w:themeColor="text1"/>
+        </w:rPr>
+        <w:t>কোম্পানির</w:t>
+      </w:r>
+      <w:proofErr w:type="spellEnd"/>
+      <w:r>
+        <w:rPr>
+          <w:rFonts w:ascii="NikoshBAN" w:hAnsi="NikoshBAN" w:cs="NikoshBAN"/>
+          <w:color w:val="000000" w:themeColor="text1"/>
+        </w:rPr>
+        <w:t xml:space="preserve"> </w:t>
+      </w:r>
+      <w:proofErr w:type="spellStart"/>
+      <w:r>
+        <w:rPr>
+          <w:rFonts w:ascii="NikoshBAN" w:hAnsi="NikoshBAN" w:cs="NikoshBAN"/>
+          <w:color w:val="000000" w:themeColor="text1"/>
+        </w:rPr>
+        <w:t>কো</w:t>
+      </w:r>
+      <w:r>
+        <w:rPr>
+          <w:rFonts w:ascii="NikoshBAN" w:hAnsi="NikoshBAN" w:cs="NikoshBAN"/>
+          <w:color w:val="000000" w:themeColor="text1"/>
+        </w:rPr>
+        <w:t>য়া</w:t>
+      </w:r>
+      <w:r>
+        <w:rPr>
+          <w:rFonts w:ascii="NikoshBAN" w:hAnsi="NikoshBAN" w:cs="NikoshBAN"/>
+          <w:color w:val="000000" w:themeColor="text1"/>
+        </w:rPr>
+        <w:t>র্টার</w:t>
+      </w:r>
+      <w:proofErr w:type="spellEnd"/>
+      <w:r>
+        <w:rPr>
+          <w:rFonts w:ascii="NikoshBAN" w:hAnsi="NikoshBAN" w:cs="NikoshBAN"/>
+          <w:color w:val="000000" w:themeColor="text1"/>
+        </w:rPr>
+        <w:t xml:space="preserve"> </w:t>
+      </w:r>
+      <w:proofErr w:type="spellStart"/>
+      <w:r>
+        <w:rPr>
+          <w:rFonts w:ascii="NikoshBAN" w:hAnsi="NikoshBAN" w:cs="NikoshBAN"/>
+          <w:color w:val="000000" w:themeColor="text1"/>
+        </w:rPr>
+        <w:t>কোন</w:t>
+      </w:r>
+      <w:proofErr w:type="spellEnd"/>
+      <w:r>
+        <w:rPr>
+          <w:rFonts w:ascii="NikoshBAN" w:hAnsi="NikoshBAN" w:cs="NikoshBAN"/>
+          <w:color w:val="000000" w:themeColor="text1"/>
+        </w:rPr>
+        <w:t xml:space="preserve"> </w:t>
+      </w:r>
+      <w:proofErr w:type="spellStart"/>
+      <w:r>
+        <w:rPr>
+          <w:rFonts w:ascii="NikoshBAN" w:hAnsi="NikoshBAN" w:cs="NikoshBAN"/>
+          <w:color w:val="000000" w:themeColor="text1"/>
+        </w:rPr>
+        <w:t>মাস</w:t>
+      </w:r>
+      <w:proofErr w:type="spellEnd"/>
+      <w:r>
+        <w:rPr>
+          <w:rFonts w:ascii="NikoshBAN" w:hAnsi="NikoshBAN" w:cs="NikoshBAN"/>
+          <w:color w:val="000000" w:themeColor="text1"/>
+        </w:rPr>
+        <w:t xml:space="preserve"> </w:t>
+      </w:r>
+      <w:proofErr w:type="spellStart"/>
+      <w:r>
+        <w:rPr>
+          <w:rFonts w:ascii="NikoshBAN" w:hAnsi="NikoshBAN" w:cs="NikoshBAN"/>
+          <w:color w:val="000000" w:themeColor="text1"/>
+        </w:rPr>
+        <w:t>থেকে</w:t>
+      </w:r>
+      <w:proofErr w:type="spellEnd"/>
+      <w:r>
+        <w:rPr>
+          <w:rFonts w:ascii="NikoshBAN" w:hAnsi="NikoshBAN" w:cs="NikoshBAN"/>
+          <w:color w:val="000000" w:themeColor="text1"/>
+        </w:rPr>
+        <w:t xml:space="preserve"> </w:t>
+      </w:r>
+      <w:proofErr w:type="spellStart"/>
+      <w:r>
+        <w:rPr>
+          <w:rFonts w:ascii="NikoshBAN" w:hAnsi="NikoshBAN" w:cs="NikoshBAN"/>
+          <w:color w:val="000000" w:themeColor="text1"/>
+        </w:rPr>
+        <w:t>শুরু</w:t>
+      </w:r>
+      <w:proofErr w:type="spellEnd"/>
+      <w:r>
+        <w:rPr>
+          <w:rFonts w:ascii="NikoshBAN" w:hAnsi="NikoshBAN" w:cs="NikoshBAN"/>
+          <w:color w:val="000000" w:themeColor="text1"/>
+        </w:rPr>
+        <w:t xml:space="preserve"> </w:t>
+      </w:r>
+      <w:proofErr w:type="spellStart"/>
+      <w:r>
+        <w:rPr>
+          <w:rFonts w:ascii="NikoshBAN" w:hAnsi="NikoshBAN" w:cs="NikoshBAN"/>
+          <w:color w:val="000000" w:themeColor="text1"/>
+        </w:rPr>
+        <w:t>হ</w:t>
+      </w:r>
+      <w:r>
+        <w:rPr>
+          <w:rFonts w:ascii="NikoshBAN" w:hAnsi="NikoshBAN" w:cs="NikoshBAN"/>
+          <w:color w:val="000000" w:themeColor="text1"/>
+        </w:rPr>
+        <w:t>য়</w:t>
+      </w:r>
+      <w:proofErr w:type="spellEnd"/>
+      <w:r>
+        <w:rPr>
+          <w:rFonts w:ascii="NikoshBAN" w:hAnsi="NikoshBAN" w:cs="NikoshBAN"/>
+          <w:color w:val="000000" w:themeColor="text1"/>
+        </w:rPr>
+        <w:t xml:space="preserve">? (যেমন কোম্পানি A: জুলাই = Q1, </w:t>
+      </w:r>
+      <w:proofErr w:type="spellStart"/>
+      <w:r>
+        <w:rPr>
+          <w:rFonts w:ascii="NikoshBAN" w:hAnsi="NikoshBAN" w:cs="NikoshBAN"/>
+          <w:color w:val="000000" w:themeColor="text1"/>
+        </w:rPr>
+        <w:t>কোম্পানি</w:t>
+      </w:r>
+      <w:proofErr w:type="spellEnd"/>
+      <w:r>
+        <w:rPr>
+          <w:rFonts w:ascii="NikoshBAN" w:hAnsi="NikoshBAN" w:cs="NikoshBAN"/>
+          <w:color w:val="000000" w:themeColor="text1"/>
+        </w:rPr>
+        <w:t xml:space="preserve"> B: </w:t>
+      </w:r>
+      <w:proofErr w:type="spellStart"/>
+      <w:r>
+        <w:rPr>
+          <w:rFonts w:ascii="NikoshBAN" w:hAnsi="NikoshBAN" w:cs="NikoshBAN"/>
+          <w:color w:val="000000" w:themeColor="text1"/>
+        </w:rPr>
+        <w:t>জানু</w:t>
+      </w:r>
+      <w:r>
+        <w:rPr>
+          <w:rFonts w:ascii="NikoshBAN" w:hAnsi="NikoshBAN" w:cs="NikoshBAN"/>
+          <w:color w:val="000000" w:themeColor="text1"/>
+        </w:rPr>
+        <w:t>য়া</w:t>
+      </w:r>
+      <w:r>
+        <w:rPr>
+          <w:rFonts w:ascii="NikoshBAN" w:hAnsi="NikoshBAN" w:cs="NikoshBAN"/>
+          <w:color w:val="000000" w:themeColor="text1"/>
+        </w:rPr>
+        <w:t>রি</w:t>
+      </w:r>
+      <w:proofErr w:type="spellEnd"/>
+      <w:r>
+        <w:rPr>
+          <w:rFonts w:ascii="NikoshBAN" w:hAnsi="NikoshBAN" w:cs="NikoshBAN"/>
+          <w:color w:val="000000" w:themeColor="text1"/>
+        </w:rPr>
+        <w:t xml:space="preserve"> = Q1)। </w:t>
+      </w:r>
+      <w:proofErr w:type="spellStart"/>
+      <w:r>
+        <w:rPr>
+          <w:rFonts w:ascii="NikoshBAN" w:hAnsi="NikoshBAN" w:cs="NikoshBAN"/>
+          <w:color w:val="000000" w:themeColor="text1"/>
+        </w:rPr>
+        <w:t>কোনো</w:t>
+      </w:r>
+      <w:proofErr w:type="spellEnd"/>
+      <w:r>
+        <w:rPr>
+          <w:rFonts w:ascii="NikoshBAN" w:hAnsi="NikoshBAN" w:cs="NikoshBAN"/>
+          <w:color w:val="000000" w:themeColor="text1"/>
+        </w:rPr>
+        <w:t xml:space="preserve"> কোম্পানি মাঝপথে শুরুর </w:t>
+      </w:r>
+      <w:proofErr w:type="spellStart"/>
+      <w:r>
+        <w:rPr>
+          <w:rFonts w:ascii="NikoshBAN" w:hAnsi="NikoshBAN" w:cs="NikoshBAN"/>
+          <w:color w:val="000000" w:themeColor="text1"/>
+        </w:rPr>
+        <w:t>মাস</w:t>
+      </w:r>
+      <w:proofErr w:type="spellEnd"/>
+      <w:r>
+        <w:rPr>
+          <w:rFonts w:ascii="NikoshBAN" w:hAnsi="NikoshBAN" w:cs="NikoshBAN"/>
+          <w:color w:val="000000" w:themeColor="text1"/>
+        </w:rPr>
+        <w:t xml:space="preserve"> </w:t>
+      </w:r>
+      <w:proofErr w:type="spellStart"/>
+      <w:r>
+        <w:rPr>
+          <w:rFonts w:ascii="NikoshBAN" w:hAnsi="NikoshBAN" w:cs="NikoshBAN"/>
+          <w:color w:val="000000" w:themeColor="text1"/>
+        </w:rPr>
+        <w:t>বদলাতে</w:t>
+      </w:r>
+      <w:proofErr w:type="spellEnd"/>
+      <w:r>
+        <w:rPr>
+          <w:rFonts w:ascii="NikoshBAN" w:hAnsi="NikoshBAN" w:cs="NikoshBAN"/>
+          <w:color w:val="000000" w:themeColor="text1"/>
+        </w:rPr>
+        <w:t xml:space="preserve"> </w:t>
+      </w:r>
+      <w:proofErr w:type="spellStart"/>
+      <w:r>
+        <w:rPr>
+          <w:rFonts w:ascii="NikoshBAN" w:hAnsi="NikoshBAN" w:cs="NikoshBAN"/>
+          <w:color w:val="000000" w:themeColor="text1"/>
+        </w:rPr>
+        <w:t>পারে</w:t>
+      </w:r>
+      <w:proofErr w:type="spellEnd"/>
+      <w:r>
+        <w:rPr>
+          <w:rFonts w:ascii="NikoshBAN" w:hAnsi="NikoshBAN" w:cs="NikoshBAN"/>
+          <w:color w:val="000000" w:themeColor="text1"/>
+        </w:rPr>
+        <w:t xml:space="preserve"> </w:t>
+      </w:r>
+      <w:proofErr w:type="spellStart"/>
+      <w:r>
+        <w:rPr>
+          <w:rFonts w:ascii="NikoshBAN" w:hAnsi="NikoshBAN" w:cs="NikoshBAN"/>
+          <w:color w:val="000000" w:themeColor="text1"/>
+        </w:rPr>
+        <w:t>কি</w:t>
+      </w:r>
+      <w:proofErr w:type="spellEnd"/>
+      <w:r>
+        <w:rPr>
+          <w:rFonts w:ascii="NikoshBAN" w:hAnsi="NikoshBAN" w:cs="NikoshBAN"/>
+          <w:color w:val="000000" w:themeColor="text1"/>
+        </w:rPr>
+        <w:t>?</w:t>
       </w:r>
     </w:p>
     <w:p>
       <w:pPr>
         <w:spacing w:after="160"/>
         <w:ind w:left="440"/>
+        <w:rPr>
+          <w:rFonts w:ascii="NikoshBAN" w:hAnsi="NikoshBAN" w:cs="NikoshBAN"/>
+          <w:color w:val="000000" w:themeColor="text1"/>
+        </w:rPr>
       </w:pPr>
-      <w:r>
-        <w:rPr>
-          <w:rFonts w:ascii="Nirmala UI" w:cs="Nirmala UI" w:eastAsia="Nirmala UI" w:hAnsi="Nirmala UI"/>
-          <w:color w:val="666666"/>
-          <w:sz w:val="22"/>
-          <w:szCs w:val="22"/>
-        </w:rPr>
-        <w:t xml:space="preserve">উত্তর: ______________________________________________</w:t>
+      <w:proofErr w:type="spellStart"/>
+      <w:r>
+        <w:rPr>
+          <w:rFonts w:ascii="NikoshBAN" w:hAnsi="NikoshBAN" w:cs="NikoshBAN"/>
+          <w:color w:val="000000" w:themeColor="text1"/>
+        </w:rPr>
+        <w:t>উত্তর</w:t>
+      </w:r>
+      <w:proofErr w:type="spellEnd"/>
+      <w:r>
+        <w:rPr>
+          <w:rFonts w:ascii="NikoshBAN" w:hAnsi="NikoshBAN" w:cs="NikoshBAN"/>
+          <w:color w:val="000000" w:themeColor="text1"/>
+        </w:rPr>
+        <w:t>: ______________________________________________</w:t>
       </w:r>
     </w:p>
     <w:p>
@@ -467,29 +3629,123 @@
         <w:keepNext/>
         <w:spacing w:after="60"/>
         <w:ind w:left="440" w:hanging="440"/>
+        <w:rPr>
+          <w:rFonts w:ascii="NikoshBAN" w:hAnsi="NikoshBAN" w:cs="NikoshBAN"/>
+          <w:color w:val="000000" w:themeColor="text1"/>
+        </w:rPr>
       </w:pPr>
       <w:r>
         <w:rPr>
-          <w:rFonts w:ascii="Nirmala UI" w:cs="Nirmala UI" w:eastAsia="Nirmala UI" w:hAnsi="Nirmala UI"/>
-          <w:sz w:val="22"/>
-          <w:szCs w:val="22"/>
-        </w:rPr>
-        <w:t xml:space="preserve">10. অর্ধ বৎসর ও বৎসর কি একই ক্যালেন্ডার মেনে চলে, নাকি আলাদা (যেমন জুলাই–জুন)?</w:t>
+          <w:rFonts w:ascii="NikoshBAN" w:hAnsi="NikoshBAN" w:cs="NikoshBAN"/>
+          <w:color w:val="000000" w:themeColor="text1"/>
+        </w:rPr>
+        <w:t xml:space="preserve">10. অর্ধ বৎসর ও বৎসর কি একই ক্যালেন্ডার মেনে চলে, নাকি প্রতিটি কোম্পানির নিজের ক্যালেন্ডার </w:t>
+      </w:r>
+      <w:proofErr w:type="spellStart"/>
+      <w:r>
+        <w:rPr>
+          <w:rFonts w:ascii="NikoshBAN" w:hAnsi="NikoshBAN" w:cs="NikoshBAN"/>
+          <w:color w:val="000000" w:themeColor="text1"/>
+        </w:rPr>
+        <w:t>অনুযায়ী</w:t>
+      </w:r>
+      <w:proofErr w:type="spellEnd"/>
+      <w:r>
+        <w:rPr>
+          <w:rFonts w:ascii="NikoshBAN" w:hAnsi="NikoshBAN" w:cs="NikoshBAN"/>
+          <w:color w:val="000000" w:themeColor="text1"/>
+        </w:rPr>
+        <w:t xml:space="preserve"> </w:t>
+      </w:r>
+      <w:proofErr w:type="spellStart"/>
+      <w:r>
+        <w:rPr>
+          <w:rFonts w:ascii="NikoshBAN" w:hAnsi="NikoshBAN" w:cs="NikoshBAN"/>
+          <w:color w:val="000000" w:themeColor="text1"/>
+        </w:rPr>
+        <w:t>আলাদা</w:t>
+      </w:r>
+      <w:proofErr w:type="spellEnd"/>
+      <w:r>
+        <w:rPr>
+          <w:rFonts w:ascii="NikoshBAN" w:hAnsi="NikoshBAN" w:cs="NikoshBAN"/>
+          <w:color w:val="000000" w:themeColor="text1"/>
+        </w:rPr>
+        <w:t xml:space="preserve"> (</w:t>
+      </w:r>
+      <w:proofErr w:type="spellStart"/>
+      <w:r>
+        <w:rPr>
+          <w:rFonts w:ascii="NikoshBAN" w:hAnsi="NikoshBAN" w:cs="NikoshBAN"/>
+          <w:color w:val="000000" w:themeColor="text1"/>
+        </w:rPr>
+        <w:t>যেমন</w:t>
+      </w:r>
+      <w:proofErr w:type="spellEnd"/>
+      <w:r>
+        <w:rPr>
+          <w:rFonts w:ascii="NikoshBAN" w:hAnsi="NikoshBAN" w:cs="NikoshBAN"/>
+          <w:color w:val="000000" w:themeColor="text1"/>
+        </w:rPr>
+        <w:t xml:space="preserve"> </w:t>
+      </w:r>
+      <w:proofErr w:type="spellStart"/>
+      <w:r>
+        <w:rPr>
+          <w:rFonts w:ascii="NikoshBAN" w:hAnsi="NikoshBAN" w:cs="NikoshBAN"/>
+          <w:color w:val="000000" w:themeColor="text1"/>
+        </w:rPr>
+        <w:t>জুলাই</w:t>
+      </w:r>
+      <w:proofErr w:type="spellEnd"/>
+      <w:r>
+        <w:rPr>
+          <w:rFonts w:ascii="NikoshBAN" w:hAnsi="NikoshBAN" w:cs="NikoshBAN"/>
+          <w:color w:val="000000" w:themeColor="text1"/>
+        </w:rPr>
+        <w:t>–</w:t>
+      </w:r>
+      <w:proofErr w:type="spellStart"/>
+      <w:r>
+        <w:rPr>
+          <w:rFonts w:ascii="NikoshBAN" w:hAnsi="NikoshBAN" w:cs="NikoshBAN"/>
+          <w:color w:val="000000" w:themeColor="text1"/>
+        </w:rPr>
+        <w:t>জুন</w:t>
+      </w:r>
+      <w:proofErr w:type="spellEnd"/>
+      <w:r>
+        <w:rPr>
+          <w:rFonts w:ascii="NikoshBAN" w:hAnsi="NikoshBAN" w:cs="NikoshBAN"/>
+          <w:color w:val="000000" w:themeColor="text1"/>
+        </w:rPr>
+        <w:t>)?</w:t>
       </w:r>
     </w:p>
     <w:p>
       <w:pPr>
         <w:spacing w:after="160"/>
         <w:ind w:left="440"/>
+        <w:rPr>
+          <w:rFonts w:ascii="NikoshBAN" w:hAnsi="NikoshBAN" w:cs="NikoshBAN"/>
+          <w:color w:val="000000" w:themeColor="text1"/>
+        </w:rPr>
       </w:pPr>
-      <w:r>
-        <w:rPr>
-          <w:rFonts w:ascii="Nirmala UI" w:cs="Nirmala UI" w:eastAsia="Nirmala UI" w:hAnsi="Nirmala UI"/>
-          <w:color w:val="666666"/>
-          <w:sz w:val="22"/>
-          <w:szCs w:val="22"/>
-        </w:rPr>
-        <w:t xml:space="preserve">উত্তর: ______________________________________________</w:t>
+      <w:proofErr w:type="spellStart"/>
+      <w:r>
+        <w:rPr>
+          <w:rFonts w:ascii="NikoshBAN" w:hAnsi="NikoshBAN" w:cs="NikoshBAN"/>
+          <w:color w:val="000000" w:themeColor="text1"/>
+        </w:rPr>
+        <w:t>উত্তর</w:t>
+      </w:r>
+      <w:proofErr w:type="spellEnd"/>
+      <w:r>
+        <w:rPr>
+          <w:rFonts w:ascii="NikoshBAN" w:hAnsi="NikoshBAN" w:cs="NikoshBAN"/>
+          <w:color w:val="000000" w:themeColor="text1"/>
+        </w:rPr>
+        <w:t>: ______________________________________________</w:t>
       </w:r>
     </w:p>
     <w:p>
@@ -497,29 +3753,171 @@
         <w:keepNext/>
         <w:spacing w:after="60"/>
         <w:ind w:left="440" w:hanging="440"/>
+        <w:rPr>
+          <w:rFonts w:ascii="NikoshBAN" w:hAnsi="NikoshBAN" w:cs="NikoshBAN"/>
+          <w:color w:val="000000" w:themeColor="text1"/>
+        </w:rPr>
       </w:pPr>
       <w:r>
         <w:rPr>
-          <w:rFonts w:ascii="Nirmala UI" w:cs="Nirmala UI" w:eastAsia="Nirmala UI" w:hAnsi="Nirmala UI"/>
-          <w:sz w:val="22"/>
-          <w:szCs w:val="22"/>
-        </w:rPr>
-        <w:t xml:space="preserve">11. টার্গেট কি সরবরাহকারী কোম্পানি-ভিত্তিক, নাকি ব্র্যান্ড বা শাখা-ভিত্তিক?</w:t>
+          <w:rFonts w:ascii="NikoshBAN" w:hAnsi="NikoshBAN" w:cs="NikoshBAN"/>
+          <w:color w:val="000000" w:themeColor="text1"/>
+        </w:rPr>
+        <w:t xml:space="preserve">11. </w:t>
+      </w:r>
+      <w:proofErr w:type="spellStart"/>
+      <w:r>
+        <w:rPr>
+          <w:rFonts w:ascii="NikoshBAN" w:hAnsi="NikoshBAN" w:cs="NikoshBAN"/>
+          <w:color w:val="000000" w:themeColor="text1"/>
+        </w:rPr>
+        <w:t>টার্গেট</w:t>
+      </w:r>
+      <w:proofErr w:type="spellEnd"/>
+      <w:r>
+        <w:rPr>
+          <w:rFonts w:ascii="NikoshBAN" w:hAnsi="NikoshBAN" w:cs="NikoshBAN"/>
+          <w:color w:val="000000" w:themeColor="text1"/>
+        </w:rPr>
+        <w:t xml:space="preserve"> </w:t>
+      </w:r>
+      <w:proofErr w:type="spellStart"/>
+      <w:r>
+        <w:rPr>
+          <w:rFonts w:ascii="NikoshBAN" w:hAnsi="NikoshBAN" w:cs="NikoshBAN"/>
+          <w:color w:val="000000" w:themeColor="text1"/>
+        </w:rPr>
+        <w:t>কি</w:t>
+      </w:r>
+      <w:proofErr w:type="spellEnd"/>
+      <w:r>
+        <w:rPr>
+          <w:rFonts w:ascii="NikoshBAN" w:hAnsi="NikoshBAN" w:cs="NikoshBAN"/>
+          <w:color w:val="000000" w:themeColor="text1"/>
+        </w:rPr>
+        <w:t xml:space="preserve"> </w:t>
+      </w:r>
+      <w:proofErr w:type="spellStart"/>
+      <w:r>
+        <w:rPr>
+          <w:rFonts w:ascii="NikoshBAN" w:hAnsi="NikoshBAN" w:cs="NikoshBAN"/>
+          <w:color w:val="000000" w:themeColor="text1"/>
+        </w:rPr>
+        <w:t>সরবরাহকারী</w:t>
+      </w:r>
+      <w:proofErr w:type="spellEnd"/>
+      <w:r>
+        <w:rPr>
+          <w:rFonts w:ascii="NikoshBAN" w:hAnsi="NikoshBAN" w:cs="NikoshBAN"/>
+          <w:color w:val="000000" w:themeColor="text1"/>
+        </w:rPr>
+        <w:t xml:space="preserve"> </w:t>
+      </w:r>
+      <w:proofErr w:type="spellStart"/>
+      <w:r>
+        <w:rPr>
+          <w:rFonts w:ascii="NikoshBAN" w:hAnsi="NikoshBAN" w:cs="NikoshBAN"/>
+          <w:color w:val="000000" w:themeColor="text1"/>
+        </w:rPr>
+        <w:t>কোম্পানি-ভিত্তিক</w:t>
+      </w:r>
+      <w:proofErr w:type="spellEnd"/>
+      <w:r>
+        <w:rPr>
+          <w:rFonts w:ascii="NikoshBAN" w:hAnsi="NikoshBAN" w:cs="NikoshBAN"/>
+          <w:color w:val="000000" w:themeColor="text1"/>
+        </w:rPr>
+        <w:t xml:space="preserve">, </w:t>
+      </w:r>
+      <w:proofErr w:type="spellStart"/>
+      <w:r>
+        <w:rPr>
+          <w:rFonts w:ascii="NikoshBAN" w:hAnsi="NikoshBAN" w:cs="NikoshBAN"/>
+          <w:color w:val="000000" w:themeColor="text1"/>
+        </w:rPr>
+        <w:t>নাকি</w:t>
+      </w:r>
+      <w:proofErr w:type="spellEnd"/>
+      <w:r>
+        <w:rPr>
+          <w:rFonts w:ascii="NikoshBAN" w:hAnsi="NikoshBAN" w:cs="NikoshBAN"/>
+          <w:color w:val="000000" w:themeColor="text1"/>
+        </w:rPr>
+        <w:t xml:space="preserve"> </w:t>
+      </w:r>
+      <w:proofErr w:type="spellStart"/>
+      <w:r>
+        <w:rPr>
+          <w:rFonts w:ascii="NikoshBAN" w:hAnsi="NikoshBAN" w:cs="NikoshBAN"/>
+          <w:color w:val="000000" w:themeColor="text1"/>
+        </w:rPr>
+        <w:t>ব্র্যান্ড</w:t>
+      </w:r>
+      <w:proofErr w:type="spellEnd"/>
+      <w:r>
+        <w:rPr>
+          <w:rFonts w:ascii="NikoshBAN" w:hAnsi="NikoshBAN" w:cs="NikoshBAN"/>
+          <w:color w:val="000000" w:themeColor="text1"/>
+        </w:rPr>
+        <w:t xml:space="preserve"> </w:t>
+      </w:r>
+      <w:proofErr w:type="spellStart"/>
+      <w:r>
+        <w:rPr>
+          <w:rFonts w:ascii="NikoshBAN" w:hAnsi="NikoshBAN" w:cs="NikoshBAN"/>
+          <w:color w:val="000000" w:themeColor="text1"/>
+        </w:rPr>
+        <w:t>বা</w:t>
+      </w:r>
+      <w:proofErr w:type="spellEnd"/>
+      <w:r>
+        <w:rPr>
+          <w:rFonts w:ascii="NikoshBAN" w:hAnsi="NikoshBAN" w:cs="NikoshBAN"/>
+          <w:color w:val="000000" w:themeColor="text1"/>
+        </w:rPr>
+        <w:t xml:space="preserve"> </w:t>
+      </w:r>
+      <w:proofErr w:type="spellStart"/>
+      <w:r>
+        <w:rPr>
+          <w:rFonts w:ascii="NikoshBAN" w:hAnsi="NikoshBAN" w:cs="NikoshBAN"/>
+          <w:color w:val="000000" w:themeColor="text1"/>
+        </w:rPr>
+        <w:t>শাখা-ভিত্তিক</w:t>
+      </w:r>
+      <w:proofErr w:type="spellEnd"/>
+      <w:r>
+        <w:rPr>
+          <w:rFonts w:ascii="NikoshBAN" w:hAnsi="NikoshBAN" w:cs="NikoshBAN"/>
+          <w:color w:val="000000" w:themeColor="text1"/>
+        </w:rPr>
+        <w:t>?</w:t>
       </w:r>
     </w:p>
     <w:p>
       <w:pPr>
         <w:spacing w:after="160"/>
         <w:ind w:left="440"/>
+        <w:rPr>
+          <w:rFonts w:ascii="NikoshBAN" w:hAnsi="NikoshBAN" w:cs="NikoshBAN"/>
+          <w:color w:val="000000" w:themeColor="text1"/>
+        </w:rPr>
       </w:pPr>
-      <w:r>
-        <w:rPr>
-          <w:rFonts w:ascii="Nirmala UI" w:cs="Nirmala UI" w:eastAsia="Nirmala UI" w:hAnsi="Nirmala UI"/>
-          <w:color w:val="666666"/>
-          <w:sz w:val="22"/>
-          <w:szCs w:val="22"/>
-        </w:rPr>
-        <w:t xml:space="preserve">উত্তর: ______________________________________________</w:t>
+      <w:proofErr w:type="spellStart"/>
+      <w:r>
+        <w:rPr>
+          <w:rFonts w:ascii="NikoshBAN" w:hAnsi="NikoshBAN" w:cs="NikoshBAN"/>
+          <w:color w:val="000000" w:themeColor="text1"/>
+        </w:rPr>
+        <w:t>উত্তর</w:t>
+      </w:r>
+      <w:proofErr w:type="spellEnd"/>
+      <w:r>
+        <w:rPr>
+          <w:rFonts w:ascii="NikoshBAN" w:hAnsi="NikoshBAN" w:cs="NikoshBAN"/>
+          <w:color w:val="000000" w:themeColor="text1"/>
+        </w:rPr>
+        <w:t>: ______________________________________________</w:t>
       </w:r>
     </w:p>
     <w:p>
@@ -527,29 +3925,156 @@
         <w:keepNext/>
         <w:spacing w:after="60"/>
         <w:ind w:left="440" w:hanging="440"/>
+        <w:rPr>
+          <w:rFonts w:ascii="NikoshBAN" w:hAnsi="NikoshBAN" w:cs="NikoshBAN"/>
+          <w:color w:val="000000" w:themeColor="text1"/>
+        </w:rPr>
       </w:pPr>
       <w:r>
         <w:rPr>
-          <w:rFonts w:ascii="Nirmala UI" w:cs="Nirmala UI" w:eastAsia="Nirmala UI" w:hAnsi="Nirmala UI"/>
-          <w:sz w:val="22"/>
-          <w:szCs w:val="22"/>
-        </w:rPr>
-        <w:t xml:space="preserve">12. একটি আইটেম একাধিক কোম্পানির হতে পারে কি?</w:t>
+          <w:rFonts w:ascii="NikoshBAN" w:hAnsi="NikoshBAN" w:cs="NikoshBAN"/>
+          <w:color w:val="000000" w:themeColor="text1"/>
+        </w:rPr>
+        <w:lastRenderedPageBreak/>
+        <w:t xml:space="preserve">12. </w:t>
+      </w:r>
+      <w:proofErr w:type="spellStart"/>
+      <w:r>
+        <w:rPr>
+          <w:rFonts w:ascii="NikoshBAN" w:hAnsi="NikoshBAN" w:cs="NikoshBAN"/>
+          <w:color w:val="000000" w:themeColor="text1"/>
+        </w:rPr>
+        <w:t>একটি</w:t>
+      </w:r>
+      <w:proofErr w:type="spellEnd"/>
+      <w:r>
+        <w:rPr>
+          <w:rFonts w:ascii="NikoshBAN" w:hAnsi="NikoshBAN" w:cs="NikoshBAN"/>
+          <w:color w:val="000000" w:themeColor="text1"/>
+        </w:rPr>
+        <w:t xml:space="preserve"> </w:t>
+      </w:r>
+      <w:proofErr w:type="spellStart"/>
+      <w:r>
+        <w:rPr>
+          <w:rFonts w:ascii="NikoshBAN" w:hAnsi="NikoshBAN" w:cs="NikoshBAN"/>
+          <w:color w:val="000000" w:themeColor="text1"/>
+        </w:rPr>
+        <w:t>আইটেম</w:t>
+      </w:r>
+      <w:proofErr w:type="spellEnd"/>
+      <w:r>
+        <w:rPr>
+          <w:rFonts w:ascii="NikoshBAN" w:hAnsi="NikoshBAN" w:cs="NikoshBAN"/>
+          <w:color w:val="000000" w:themeColor="text1"/>
+        </w:rPr>
+        <w:t xml:space="preserve"> </w:t>
+      </w:r>
+      <w:proofErr w:type="spellStart"/>
+      <w:r>
+        <w:rPr>
+          <w:rFonts w:ascii="NikoshBAN" w:hAnsi="NikoshBAN" w:cs="NikoshBAN"/>
+          <w:color w:val="000000" w:themeColor="text1"/>
+        </w:rPr>
+        <w:t>একাধিক</w:t>
+      </w:r>
+      <w:proofErr w:type="spellEnd"/>
+      <w:r>
+        <w:rPr>
+          <w:rFonts w:ascii="NikoshBAN" w:hAnsi="NikoshBAN" w:cs="NikoshBAN"/>
+          <w:color w:val="000000" w:themeColor="text1"/>
+        </w:rPr>
+        <w:t xml:space="preserve"> </w:t>
+      </w:r>
+      <w:proofErr w:type="spellStart"/>
+      <w:r>
+        <w:rPr>
+          <w:rFonts w:ascii="NikoshBAN" w:hAnsi="NikoshBAN" w:cs="NikoshBAN"/>
+          <w:color w:val="000000" w:themeColor="text1"/>
+        </w:rPr>
+        <w:t>কোম্পানির</w:t>
+      </w:r>
+      <w:proofErr w:type="spellEnd"/>
+      <w:r>
+        <w:rPr>
+          <w:rFonts w:ascii="NikoshBAN" w:hAnsi="NikoshBAN" w:cs="NikoshBAN"/>
+          <w:color w:val="000000" w:themeColor="text1"/>
+        </w:rPr>
+        <w:t xml:space="preserve"> </w:t>
+      </w:r>
+      <w:proofErr w:type="spellStart"/>
+      <w:r>
+        <w:rPr>
+          <w:rFonts w:ascii="NikoshBAN" w:hAnsi="NikoshBAN" w:cs="NikoshBAN"/>
+          <w:color w:val="000000" w:themeColor="text1"/>
+        </w:rPr>
+        <w:t>হতে</w:t>
+      </w:r>
+      <w:proofErr w:type="spellEnd"/>
+      <w:r>
+        <w:rPr>
+          <w:rFonts w:ascii="NikoshBAN" w:hAnsi="NikoshBAN" w:cs="NikoshBAN"/>
+          <w:color w:val="000000" w:themeColor="text1"/>
+        </w:rPr>
+        <w:t xml:space="preserve"> </w:t>
+      </w:r>
+      <w:proofErr w:type="spellStart"/>
+      <w:r>
+        <w:rPr>
+          <w:rFonts w:ascii="NikoshBAN" w:hAnsi="NikoshBAN" w:cs="NikoshBAN"/>
+          <w:color w:val="000000" w:themeColor="text1"/>
+        </w:rPr>
+        <w:t>পারে</w:t>
+      </w:r>
+      <w:proofErr w:type="spellEnd"/>
+      <w:r>
+        <w:rPr>
+          <w:rFonts w:ascii="NikoshBAN" w:hAnsi="NikoshBAN" w:cs="NikoshBAN"/>
+          <w:color w:val="000000" w:themeColor="text1"/>
+        </w:rPr>
+        <w:t xml:space="preserve"> </w:t>
+      </w:r>
+      <w:proofErr w:type="spellStart"/>
+      <w:r>
+        <w:rPr>
+          <w:rFonts w:ascii="NikoshBAN" w:hAnsi="NikoshBAN" w:cs="NikoshBAN"/>
+          <w:color w:val="000000" w:themeColor="text1"/>
+        </w:rPr>
+        <w:t>কি</w:t>
+      </w:r>
+      <w:proofErr w:type="spellEnd"/>
+      <w:r>
+        <w:rPr>
+          <w:rFonts w:ascii="NikoshBAN" w:hAnsi="NikoshBAN" w:cs="NikoshBAN"/>
+          <w:color w:val="000000" w:themeColor="text1"/>
+        </w:rPr>
+        <w:t>?</w:t>
       </w:r>
     </w:p>
     <w:p>
       <w:pPr>
         <w:spacing w:after="160"/>
         <w:ind w:left="440"/>
+        <w:rPr>
+          <w:rFonts w:ascii="NikoshBAN" w:hAnsi="NikoshBAN" w:cs="NikoshBAN"/>
+          <w:color w:val="000000" w:themeColor="text1"/>
+        </w:rPr>
       </w:pPr>
-      <w:r>
-        <w:rPr>
-          <w:rFonts w:ascii="Nirmala UI" w:cs="Nirmala UI" w:eastAsia="Nirmala UI" w:hAnsi="Nirmala UI"/>
-          <w:color w:val="666666"/>
-          <w:sz w:val="22"/>
-          <w:szCs w:val="22"/>
-        </w:rPr>
-        <w:t xml:space="preserve">উত্তর: ______________________________________________</w:t>
+      <w:proofErr w:type="spellStart"/>
+      <w:r>
+        <w:rPr>
+          <w:rFonts w:ascii="NikoshBAN" w:hAnsi="NikoshBAN" w:cs="NikoshBAN"/>
+          <w:color w:val="000000" w:themeColor="text1"/>
+        </w:rPr>
+        <w:t>উত্তর</w:t>
+      </w:r>
+      <w:proofErr w:type="spellEnd"/>
+      <w:r>
+        <w:rPr>
+          <w:rFonts w:ascii="NikoshBAN" w:hAnsi="NikoshBAN" w:cs="NikoshBAN"/>
+          <w:color w:val="000000" w:themeColor="text1"/>
+        </w:rPr>
+        <w:t>: ______________________________________________</w:t>
       </w:r>
     </w:p>
     <w:p>
@@ -557,29 +4082,251 @@
         <w:keepNext/>
         <w:spacing w:after="60"/>
         <w:ind w:left="440" w:hanging="440"/>
+        <w:rPr>
+          <w:rFonts w:ascii="NikoshBAN" w:hAnsi="NikoshBAN" w:cs="NikoshBAN"/>
+          <w:color w:val="000000" w:themeColor="text1"/>
+        </w:rPr>
       </w:pPr>
       <w:r>
         <w:rPr>
-          <w:rFonts w:ascii="Nirmala UI" w:cs="Nirmala UI" w:eastAsia="Nirmala UI" w:hAnsi="Nirmala UI"/>
-          <w:sz w:val="22"/>
-          <w:szCs w:val="22"/>
-        </w:rPr>
-        <w:t xml:space="preserve">13. মাসিক ন্যূনতম পূরণ না হলে কী হবে? (জরিমানা, সতর্কবার্তা, নাকি শুধু রিপোর্টে দেখানো?)</w:t>
+          <w:rFonts w:ascii="NikoshBAN" w:hAnsi="NikoshBAN" w:cs="NikoshBAN"/>
+          <w:color w:val="000000" w:themeColor="text1"/>
+        </w:rPr>
+        <w:t xml:space="preserve">13. </w:t>
+      </w:r>
+      <w:proofErr w:type="spellStart"/>
+      <w:r>
+        <w:rPr>
+          <w:rFonts w:ascii="NikoshBAN" w:hAnsi="NikoshBAN" w:cs="NikoshBAN"/>
+          <w:color w:val="000000" w:themeColor="text1"/>
+        </w:rPr>
+        <w:t>মাসিক</w:t>
+      </w:r>
+      <w:proofErr w:type="spellEnd"/>
+      <w:r>
+        <w:rPr>
+          <w:rFonts w:ascii="NikoshBAN" w:hAnsi="NikoshBAN" w:cs="NikoshBAN"/>
+          <w:color w:val="000000" w:themeColor="text1"/>
+        </w:rPr>
+        <w:t xml:space="preserve"> </w:t>
+      </w:r>
+      <w:proofErr w:type="spellStart"/>
+      <w:r>
+        <w:rPr>
+          <w:rFonts w:ascii="NikoshBAN" w:hAnsi="NikoshBAN" w:cs="NikoshBAN"/>
+          <w:color w:val="000000" w:themeColor="text1"/>
+        </w:rPr>
+        <w:t>ন্যূনতম</w:t>
+      </w:r>
+      <w:proofErr w:type="spellEnd"/>
+      <w:r>
+        <w:rPr>
+          <w:rFonts w:ascii="NikoshBAN" w:hAnsi="NikoshBAN" w:cs="NikoshBAN"/>
+          <w:color w:val="000000" w:themeColor="text1"/>
+        </w:rPr>
+        <w:t xml:space="preserve"> </w:t>
+      </w:r>
+      <w:proofErr w:type="spellStart"/>
+      <w:r>
+        <w:rPr>
+          <w:rFonts w:ascii="NikoshBAN" w:hAnsi="NikoshBAN" w:cs="NikoshBAN"/>
+          <w:color w:val="000000" w:themeColor="text1"/>
+        </w:rPr>
+        <w:t>পূরণ</w:t>
+      </w:r>
+      <w:proofErr w:type="spellEnd"/>
+      <w:r>
+        <w:rPr>
+          <w:rFonts w:ascii="NikoshBAN" w:hAnsi="NikoshBAN" w:cs="NikoshBAN"/>
+          <w:color w:val="000000" w:themeColor="text1"/>
+        </w:rPr>
+        <w:t xml:space="preserve"> </w:t>
+      </w:r>
+      <w:proofErr w:type="spellStart"/>
+      <w:r>
+        <w:rPr>
+          <w:rFonts w:ascii="NikoshBAN" w:hAnsi="NikoshBAN" w:cs="NikoshBAN"/>
+          <w:color w:val="000000" w:themeColor="text1"/>
+        </w:rPr>
+        <w:t>না</w:t>
+      </w:r>
+      <w:proofErr w:type="spellEnd"/>
+      <w:r>
+        <w:rPr>
+          <w:rFonts w:ascii="NikoshBAN" w:hAnsi="NikoshBAN" w:cs="NikoshBAN"/>
+          <w:color w:val="000000" w:themeColor="text1"/>
+        </w:rPr>
+        <w:t xml:space="preserve"> </w:t>
+      </w:r>
+      <w:proofErr w:type="spellStart"/>
+      <w:r>
+        <w:rPr>
+          <w:rFonts w:ascii="NikoshBAN" w:hAnsi="NikoshBAN" w:cs="NikoshBAN"/>
+          <w:color w:val="000000" w:themeColor="text1"/>
+        </w:rPr>
+        <w:t>হলে</w:t>
+      </w:r>
+      <w:proofErr w:type="spellEnd"/>
+      <w:r>
+        <w:rPr>
+          <w:rFonts w:ascii="NikoshBAN" w:hAnsi="NikoshBAN" w:cs="NikoshBAN"/>
+          <w:color w:val="000000" w:themeColor="text1"/>
+        </w:rPr>
+        <w:t xml:space="preserve"> </w:t>
+      </w:r>
+      <w:proofErr w:type="spellStart"/>
+      <w:r>
+        <w:rPr>
+          <w:rFonts w:ascii="NikoshBAN" w:hAnsi="NikoshBAN" w:cs="NikoshBAN"/>
+          <w:color w:val="000000" w:themeColor="text1"/>
+        </w:rPr>
+        <w:t>কী</w:t>
+      </w:r>
+      <w:proofErr w:type="spellEnd"/>
+      <w:r>
+        <w:rPr>
+          <w:rFonts w:ascii="NikoshBAN" w:hAnsi="NikoshBAN" w:cs="NikoshBAN"/>
+          <w:color w:val="000000" w:themeColor="text1"/>
+        </w:rPr>
+        <w:t xml:space="preserve"> </w:t>
+      </w:r>
+      <w:proofErr w:type="spellStart"/>
+      <w:r>
+        <w:rPr>
+          <w:rFonts w:ascii="NikoshBAN" w:hAnsi="NikoshBAN" w:cs="NikoshBAN"/>
+          <w:color w:val="000000" w:themeColor="text1"/>
+        </w:rPr>
+        <w:t>হবে</w:t>
+      </w:r>
+      <w:proofErr w:type="spellEnd"/>
+      <w:r>
+        <w:rPr>
+          <w:rFonts w:ascii="NikoshBAN" w:hAnsi="NikoshBAN" w:cs="NikoshBAN"/>
+          <w:color w:val="000000" w:themeColor="text1"/>
+        </w:rPr>
+        <w:t>? (</w:t>
+      </w:r>
+      <w:proofErr w:type="spellStart"/>
+      <w:r>
+        <w:rPr>
+          <w:rFonts w:ascii="NikoshBAN" w:hAnsi="NikoshBAN" w:cs="NikoshBAN"/>
+          <w:color w:val="000000" w:themeColor="text1"/>
+        </w:rPr>
+        <w:t>জরিমানা</w:t>
+      </w:r>
+      <w:proofErr w:type="spellEnd"/>
+      <w:r>
+        <w:rPr>
+          <w:rFonts w:ascii="NikoshBAN" w:hAnsi="NikoshBAN" w:cs="NikoshBAN"/>
+          <w:color w:val="000000" w:themeColor="text1"/>
+        </w:rPr>
+        <w:t xml:space="preserve">, </w:t>
+      </w:r>
+      <w:proofErr w:type="spellStart"/>
+      <w:r>
+        <w:rPr>
+          <w:rFonts w:ascii="NikoshBAN" w:hAnsi="NikoshBAN" w:cs="NikoshBAN"/>
+          <w:color w:val="000000" w:themeColor="text1"/>
+        </w:rPr>
+        <w:t>সতর্কবার্তা</w:t>
+      </w:r>
+      <w:proofErr w:type="spellEnd"/>
+      <w:r>
+        <w:rPr>
+          <w:rFonts w:ascii="NikoshBAN" w:hAnsi="NikoshBAN" w:cs="NikoshBAN"/>
+          <w:color w:val="000000" w:themeColor="text1"/>
+        </w:rPr>
+        <w:t xml:space="preserve">, </w:t>
+      </w:r>
+      <w:proofErr w:type="spellStart"/>
+      <w:r>
+        <w:rPr>
+          <w:rFonts w:ascii="NikoshBAN" w:hAnsi="NikoshBAN" w:cs="NikoshBAN"/>
+          <w:color w:val="000000" w:themeColor="text1"/>
+        </w:rPr>
+        <w:t>নাকি</w:t>
+      </w:r>
+      <w:proofErr w:type="spellEnd"/>
+      <w:r>
+        <w:rPr>
+          <w:rFonts w:ascii="NikoshBAN" w:hAnsi="NikoshBAN" w:cs="NikoshBAN"/>
+          <w:color w:val="000000" w:themeColor="text1"/>
+        </w:rPr>
+        <w:t xml:space="preserve"> </w:t>
+      </w:r>
+      <w:proofErr w:type="spellStart"/>
+      <w:r>
+        <w:rPr>
+          <w:rFonts w:ascii="NikoshBAN" w:hAnsi="NikoshBAN" w:cs="NikoshBAN"/>
+          <w:color w:val="000000" w:themeColor="text1"/>
+        </w:rPr>
+        <w:t>শুধু</w:t>
+      </w:r>
+      <w:proofErr w:type="spellEnd"/>
+      <w:r>
+        <w:rPr>
+          <w:rFonts w:ascii="NikoshBAN" w:hAnsi="NikoshBAN" w:cs="NikoshBAN"/>
+          <w:color w:val="000000" w:themeColor="text1"/>
+        </w:rPr>
+        <w:t xml:space="preserve"> </w:t>
+      </w:r>
+      <w:proofErr w:type="spellStart"/>
+      <w:r>
+        <w:rPr>
+          <w:rFonts w:ascii="NikoshBAN" w:hAnsi="NikoshBAN" w:cs="NikoshBAN"/>
+          <w:color w:val="000000" w:themeColor="text1"/>
+        </w:rPr>
+        <w:t>রিপোর্টে</w:t>
+      </w:r>
+      <w:proofErr w:type="spellEnd"/>
+      <w:r>
+        <w:rPr>
+          <w:rFonts w:ascii="NikoshBAN" w:hAnsi="NikoshBAN" w:cs="NikoshBAN"/>
+          <w:color w:val="000000" w:themeColor="text1"/>
+        </w:rPr>
+        <w:t xml:space="preserve"> </w:t>
+      </w:r>
+      <w:proofErr w:type="spellStart"/>
+      <w:r>
+        <w:rPr>
+          <w:rFonts w:ascii="NikoshBAN" w:hAnsi="NikoshBAN" w:cs="NikoshBAN"/>
+          <w:color w:val="000000" w:themeColor="text1"/>
+        </w:rPr>
+        <w:t>দেখানো</w:t>
+      </w:r>
+      <w:proofErr w:type="spellEnd"/>
+      <w:r>
+        <w:rPr>
+          <w:rFonts w:ascii="NikoshBAN" w:hAnsi="NikoshBAN" w:cs="NikoshBAN"/>
+          <w:color w:val="000000" w:themeColor="text1"/>
+        </w:rPr>
+        <w:t>?)</w:t>
       </w:r>
     </w:p>
     <w:p>
       <w:pPr>
         <w:spacing w:after="160"/>
         <w:ind w:left="440"/>
+        <w:rPr>
+          <w:rFonts w:ascii="NikoshBAN" w:hAnsi="NikoshBAN" w:cs="NikoshBAN"/>
+          <w:color w:val="000000" w:themeColor="text1"/>
+        </w:rPr>
       </w:pPr>
-      <w:r>
-        <w:rPr>
-          <w:rFonts w:ascii="Nirmala UI" w:cs="Nirmala UI" w:eastAsia="Nirmala UI" w:hAnsi="Nirmala UI"/>
-          <w:color w:val="666666"/>
-          <w:sz w:val="22"/>
-          <w:szCs w:val="22"/>
-        </w:rPr>
-        <w:t xml:space="preserve">উত্তর: ______________________________________________</w:t>
+      <w:proofErr w:type="spellStart"/>
+      <w:r>
+        <w:rPr>
+          <w:rFonts w:ascii="NikoshBAN" w:hAnsi="NikoshBAN" w:cs="NikoshBAN"/>
+          <w:color w:val="000000" w:themeColor="text1"/>
+        </w:rPr>
+        <w:t>উত্তর</w:t>
+      </w:r>
+      <w:proofErr w:type="spellEnd"/>
+      <w:r>
+        <w:rPr>
+          <w:rFonts w:ascii="NikoshBAN" w:hAnsi="NikoshBAN" w:cs="NikoshBAN"/>
+          <w:color w:val="000000" w:themeColor="text1"/>
+        </w:rPr>
+        <w:t>: ______________________________________________</w:t>
       </w:r>
     </w:p>
     <w:p>
@@ -587,29 +4334,192 @@
         <w:keepNext/>
         <w:spacing w:after="60"/>
         <w:ind w:left="440" w:hanging="440"/>
+        <w:rPr>
+          <w:rFonts w:ascii="NikoshBAN" w:hAnsi="NikoshBAN" w:cs="NikoshBAN"/>
+          <w:color w:val="000000" w:themeColor="text1"/>
+        </w:rPr>
       </w:pPr>
       <w:r>
         <w:rPr>
-          <w:rFonts w:ascii="Nirmala UI" w:cs="Nirmala UI" w:eastAsia="Nirmala UI" w:hAnsi="Nirmala UI"/>
-          <w:sz w:val="22"/>
-          <w:szCs w:val="22"/>
-        </w:rPr>
-        <w:t xml:space="preserve">14. কোয়ার্টার টার্গেট পূরণ না হলে Offer কি বাতিল হয়?</w:t>
+          <w:rFonts w:ascii="NikoshBAN" w:hAnsi="NikoshBAN" w:cs="NikoshBAN"/>
+          <w:color w:val="000000" w:themeColor="text1"/>
+        </w:rPr>
+        <w:t xml:space="preserve">14. </w:t>
+      </w:r>
+      <w:proofErr w:type="spellStart"/>
+      <w:r>
+        <w:rPr>
+          <w:rFonts w:ascii="NikoshBAN" w:hAnsi="NikoshBAN" w:cs="NikoshBAN"/>
+          <w:color w:val="000000" w:themeColor="text1"/>
+        </w:rPr>
+        <w:t>কো</w:t>
+      </w:r>
+      <w:r>
+        <w:rPr>
+          <w:rFonts w:ascii="NikoshBAN" w:hAnsi="NikoshBAN" w:cs="NikoshBAN"/>
+          <w:color w:val="000000" w:themeColor="text1"/>
+        </w:rPr>
+        <w:t>য়া</w:t>
+      </w:r>
+      <w:r>
+        <w:rPr>
+          <w:rFonts w:ascii="NikoshBAN" w:hAnsi="NikoshBAN" w:cs="NikoshBAN"/>
+          <w:color w:val="000000" w:themeColor="text1"/>
+        </w:rPr>
+        <w:t>র্টার</w:t>
+      </w:r>
+      <w:proofErr w:type="spellEnd"/>
+      <w:r>
+        <w:rPr>
+          <w:rFonts w:ascii="NikoshBAN" w:hAnsi="NikoshBAN" w:cs="NikoshBAN"/>
+          <w:color w:val="000000" w:themeColor="text1"/>
+        </w:rPr>
+        <w:t xml:space="preserve"> </w:t>
+      </w:r>
+      <w:proofErr w:type="spellStart"/>
+      <w:r>
+        <w:rPr>
+          <w:rFonts w:ascii="NikoshBAN" w:hAnsi="NikoshBAN" w:cs="NikoshBAN"/>
+          <w:color w:val="000000" w:themeColor="text1"/>
+        </w:rPr>
+        <w:t>টার্গেট</w:t>
+      </w:r>
+      <w:proofErr w:type="spellEnd"/>
+      <w:r>
+        <w:rPr>
+          <w:rFonts w:ascii="NikoshBAN" w:hAnsi="NikoshBAN" w:cs="NikoshBAN"/>
+          <w:color w:val="000000" w:themeColor="text1"/>
+        </w:rPr>
+        <w:t xml:space="preserve"> </w:t>
+      </w:r>
+      <w:proofErr w:type="spellStart"/>
+      <w:r>
+        <w:rPr>
+          <w:rFonts w:ascii="NikoshBAN" w:hAnsi="NikoshBAN" w:cs="NikoshBAN"/>
+          <w:color w:val="000000" w:themeColor="text1"/>
+        </w:rPr>
+        <w:t>পূরণ</w:t>
+      </w:r>
+      <w:proofErr w:type="spellEnd"/>
+      <w:r>
+        <w:rPr>
+          <w:rFonts w:ascii="NikoshBAN" w:hAnsi="NikoshBAN" w:cs="NikoshBAN"/>
+          <w:color w:val="000000" w:themeColor="text1"/>
+        </w:rPr>
+        <w:t xml:space="preserve"> </w:t>
+      </w:r>
+      <w:proofErr w:type="spellStart"/>
+      <w:r>
+        <w:rPr>
+          <w:rFonts w:ascii="NikoshBAN" w:hAnsi="NikoshBAN" w:cs="NikoshBAN"/>
+          <w:color w:val="000000" w:themeColor="text1"/>
+        </w:rPr>
+        <w:t>না</w:t>
+      </w:r>
+      <w:proofErr w:type="spellEnd"/>
+      <w:r>
+        <w:rPr>
+          <w:rFonts w:ascii="NikoshBAN" w:hAnsi="NikoshBAN" w:cs="NikoshBAN"/>
+          <w:color w:val="000000" w:themeColor="text1"/>
+        </w:rPr>
+        <w:t xml:space="preserve"> </w:t>
+      </w:r>
+      <w:proofErr w:type="spellStart"/>
+      <w:r>
+        <w:rPr>
+          <w:rFonts w:ascii="NikoshBAN" w:hAnsi="NikoshBAN" w:cs="NikoshBAN"/>
+          <w:color w:val="000000" w:themeColor="text1"/>
+        </w:rPr>
+        <w:t>হলে</w:t>
+      </w:r>
+      <w:proofErr w:type="spellEnd"/>
+      <w:r>
+        <w:rPr>
+          <w:rFonts w:ascii="NikoshBAN" w:hAnsi="NikoshBAN" w:cs="NikoshBAN"/>
+          <w:color w:val="000000" w:themeColor="text1"/>
+        </w:rPr>
+        <w:t xml:space="preserve"> Offer </w:t>
+      </w:r>
+      <w:proofErr w:type="spellStart"/>
+      <w:r>
+        <w:rPr>
+          <w:rFonts w:ascii="NikoshBAN" w:hAnsi="NikoshBAN" w:cs="NikoshBAN"/>
+          <w:color w:val="000000" w:themeColor="text1"/>
+        </w:rPr>
+        <w:t>কি</w:t>
+      </w:r>
+      <w:proofErr w:type="spellEnd"/>
+      <w:r>
+        <w:rPr>
+          <w:rFonts w:ascii="NikoshBAN" w:hAnsi="NikoshBAN" w:cs="NikoshBAN"/>
+          <w:color w:val="000000" w:themeColor="text1"/>
+        </w:rPr>
+        <w:t xml:space="preserve"> </w:t>
+      </w:r>
+      <w:proofErr w:type="spellStart"/>
+      <w:r>
+        <w:rPr>
+          <w:rFonts w:ascii="NikoshBAN" w:hAnsi="NikoshBAN" w:cs="NikoshBAN"/>
+          <w:color w:val="000000" w:themeColor="text1"/>
+        </w:rPr>
+        <w:t>বাতিল</w:t>
+      </w:r>
+      <w:proofErr w:type="spellEnd"/>
+      <w:r>
+        <w:rPr>
+          <w:rFonts w:ascii="NikoshBAN" w:hAnsi="NikoshBAN" w:cs="NikoshBAN"/>
+          <w:color w:val="000000" w:themeColor="text1"/>
+        </w:rPr>
+        <w:t xml:space="preserve"> </w:t>
+      </w:r>
+      <w:proofErr w:type="spellStart"/>
+      <w:r>
+        <w:rPr>
+          <w:rFonts w:ascii="NikoshBAN" w:hAnsi="NikoshBAN" w:cs="NikoshBAN"/>
+          <w:color w:val="000000" w:themeColor="text1"/>
+        </w:rPr>
+        <w:t>হ</w:t>
+      </w:r>
+      <w:r>
+        <w:rPr>
+          <w:rFonts w:ascii="NikoshBAN" w:hAnsi="NikoshBAN" w:cs="NikoshBAN"/>
+          <w:color w:val="000000" w:themeColor="text1"/>
+        </w:rPr>
+        <w:t>য়</w:t>
+      </w:r>
+      <w:proofErr w:type="spellEnd"/>
+      <w:r>
+        <w:rPr>
+          <w:rFonts w:ascii="NikoshBAN" w:hAnsi="NikoshBAN" w:cs="NikoshBAN"/>
+          <w:color w:val="000000" w:themeColor="text1"/>
+        </w:rPr>
+        <w:t>?</w:t>
       </w:r>
     </w:p>
     <w:p>
       <w:pPr>
         <w:spacing w:after="160"/>
         <w:ind w:left="440"/>
+        <w:rPr>
+          <w:rFonts w:ascii="NikoshBAN" w:hAnsi="NikoshBAN" w:cs="NikoshBAN"/>
+          <w:color w:val="000000" w:themeColor="text1"/>
+        </w:rPr>
       </w:pPr>
-      <w:r>
-        <w:rPr>
-          <w:rFonts w:ascii="Nirmala UI" w:cs="Nirmala UI" w:eastAsia="Nirmala UI" w:hAnsi="Nirmala UI"/>
-          <w:color w:val="666666"/>
-          <w:sz w:val="22"/>
-          <w:szCs w:val="22"/>
-        </w:rPr>
-        <w:t xml:space="preserve">উত্তর: ______________________________________________</w:t>
+      <w:proofErr w:type="spellStart"/>
+      <w:r>
+        <w:rPr>
+          <w:rFonts w:ascii="NikoshBAN" w:hAnsi="NikoshBAN" w:cs="NikoshBAN"/>
+          <w:color w:val="000000" w:themeColor="text1"/>
+        </w:rPr>
+        <w:t>উত্তর</w:t>
+      </w:r>
+      <w:proofErr w:type="spellEnd"/>
+      <w:r>
+        <w:rPr>
+          <w:rFonts w:ascii="NikoshBAN" w:hAnsi="NikoshBAN" w:cs="NikoshBAN"/>
+          <w:color w:val="000000" w:themeColor="text1"/>
+        </w:rPr>
+        <w:t>: ______________________________________________</w:t>
       </w:r>
     </w:p>
     <w:p>
@@ -617,29 +4527,375 @@
         <w:keepNext/>
         <w:spacing w:after="60"/>
         <w:ind w:left="440" w:hanging="440"/>
+        <w:rPr>
+          <w:rFonts w:ascii="NikoshBAN" w:hAnsi="NikoshBAN" w:cs="NikoshBAN"/>
+          <w:color w:val="000000" w:themeColor="text1"/>
+        </w:rPr>
       </w:pPr>
       <w:r>
         <w:rPr>
-          <w:rFonts w:ascii="Nirmala UI" w:cs="Nirmala UI" w:eastAsia="Nirmala UI" w:hAnsi="Nirmala UI"/>
-          <w:sz w:val="22"/>
-          <w:szCs w:val="22"/>
-        </w:rPr>
-        <w:t xml:space="preserve">15. কোয়ার্টার, অর্ধ বৎসর ও বছরের টার্গেট একে অপরের সাথে কীভাবে সম্পর্কিত? যেমন বছরের টার্গেট কি চার কোয়ার্টারের যোগফল, নাকি আলাদা?</w:t>
+          <w:rFonts w:ascii="NikoshBAN" w:hAnsi="NikoshBAN" w:cs="NikoshBAN"/>
+          <w:color w:val="000000" w:themeColor="text1"/>
+        </w:rPr>
+        <w:t xml:space="preserve">15. </w:t>
+      </w:r>
+      <w:proofErr w:type="spellStart"/>
+      <w:r>
+        <w:rPr>
+          <w:rFonts w:ascii="NikoshBAN" w:hAnsi="NikoshBAN" w:cs="NikoshBAN"/>
+          <w:color w:val="000000" w:themeColor="text1"/>
+        </w:rPr>
+        <w:t>কো</w:t>
+      </w:r>
+      <w:r>
+        <w:rPr>
+          <w:rFonts w:ascii="NikoshBAN" w:hAnsi="NikoshBAN" w:cs="NikoshBAN"/>
+          <w:color w:val="000000" w:themeColor="text1"/>
+        </w:rPr>
+        <w:t>য়া</w:t>
+      </w:r>
+      <w:r>
+        <w:rPr>
+          <w:rFonts w:ascii="NikoshBAN" w:hAnsi="NikoshBAN" w:cs="NikoshBAN"/>
+          <w:color w:val="000000" w:themeColor="text1"/>
+        </w:rPr>
+        <w:t>র্টার</w:t>
+      </w:r>
+      <w:proofErr w:type="spellEnd"/>
+      <w:r>
+        <w:rPr>
+          <w:rFonts w:ascii="NikoshBAN" w:hAnsi="NikoshBAN" w:cs="NikoshBAN"/>
+          <w:color w:val="000000" w:themeColor="text1"/>
+        </w:rPr>
+        <w:t xml:space="preserve">, </w:t>
+      </w:r>
+      <w:proofErr w:type="spellStart"/>
+      <w:r>
+        <w:rPr>
+          <w:rFonts w:ascii="NikoshBAN" w:hAnsi="NikoshBAN" w:cs="NikoshBAN"/>
+          <w:color w:val="000000" w:themeColor="text1"/>
+        </w:rPr>
+        <w:t>অর্ধ</w:t>
+      </w:r>
+      <w:proofErr w:type="spellEnd"/>
+      <w:r>
+        <w:rPr>
+          <w:rFonts w:ascii="NikoshBAN" w:hAnsi="NikoshBAN" w:cs="NikoshBAN"/>
+          <w:color w:val="000000" w:themeColor="text1"/>
+        </w:rPr>
+        <w:t xml:space="preserve"> </w:t>
+      </w:r>
+      <w:proofErr w:type="spellStart"/>
+      <w:r>
+        <w:rPr>
+          <w:rFonts w:ascii="NikoshBAN" w:hAnsi="NikoshBAN" w:cs="NikoshBAN"/>
+          <w:color w:val="000000" w:themeColor="text1"/>
+        </w:rPr>
+        <w:t>বৎসর</w:t>
+      </w:r>
+      <w:proofErr w:type="spellEnd"/>
+      <w:r>
+        <w:rPr>
+          <w:rFonts w:ascii="NikoshBAN" w:hAnsi="NikoshBAN" w:cs="NikoshBAN"/>
+          <w:color w:val="000000" w:themeColor="text1"/>
+        </w:rPr>
+        <w:t xml:space="preserve"> ও </w:t>
+      </w:r>
+      <w:proofErr w:type="spellStart"/>
+      <w:r>
+        <w:rPr>
+          <w:rFonts w:ascii="NikoshBAN" w:hAnsi="NikoshBAN" w:cs="NikoshBAN"/>
+          <w:color w:val="000000" w:themeColor="text1"/>
+        </w:rPr>
+        <w:t>বছরের</w:t>
+      </w:r>
+      <w:proofErr w:type="spellEnd"/>
+      <w:r>
+        <w:rPr>
+          <w:rFonts w:ascii="NikoshBAN" w:hAnsi="NikoshBAN" w:cs="NikoshBAN"/>
+          <w:color w:val="000000" w:themeColor="text1"/>
+        </w:rPr>
+        <w:t xml:space="preserve"> </w:t>
+      </w:r>
+      <w:proofErr w:type="spellStart"/>
+      <w:r>
+        <w:rPr>
+          <w:rFonts w:ascii="NikoshBAN" w:hAnsi="NikoshBAN" w:cs="NikoshBAN"/>
+          <w:color w:val="000000" w:themeColor="text1"/>
+        </w:rPr>
+        <w:t>টার্গেট</w:t>
+      </w:r>
+      <w:proofErr w:type="spellEnd"/>
+      <w:r>
+        <w:rPr>
+          <w:rFonts w:ascii="NikoshBAN" w:hAnsi="NikoshBAN" w:cs="NikoshBAN"/>
+          <w:color w:val="000000" w:themeColor="text1"/>
+        </w:rPr>
+        <w:t xml:space="preserve"> </w:t>
+      </w:r>
+      <w:proofErr w:type="spellStart"/>
+      <w:r>
+        <w:rPr>
+          <w:rFonts w:ascii="NikoshBAN" w:hAnsi="NikoshBAN" w:cs="NikoshBAN"/>
+          <w:color w:val="000000" w:themeColor="text1"/>
+        </w:rPr>
+        <w:t>একে</w:t>
+      </w:r>
+      <w:proofErr w:type="spellEnd"/>
+      <w:r>
+        <w:rPr>
+          <w:rFonts w:ascii="NikoshBAN" w:hAnsi="NikoshBAN" w:cs="NikoshBAN"/>
+          <w:color w:val="000000" w:themeColor="text1"/>
+        </w:rPr>
+        <w:t xml:space="preserve"> </w:t>
+      </w:r>
+      <w:proofErr w:type="spellStart"/>
+      <w:r>
+        <w:rPr>
+          <w:rFonts w:ascii="NikoshBAN" w:hAnsi="NikoshBAN" w:cs="NikoshBAN"/>
+          <w:color w:val="000000" w:themeColor="text1"/>
+        </w:rPr>
+        <w:t>অপরের</w:t>
+      </w:r>
+      <w:proofErr w:type="spellEnd"/>
+      <w:r>
+        <w:rPr>
+          <w:rFonts w:ascii="NikoshBAN" w:hAnsi="NikoshBAN" w:cs="NikoshBAN"/>
+          <w:color w:val="000000" w:themeColor="text1"/>
+        </w:rPr>
+        <w:t xml:space="preserve"> </w:t>
+      </w:r>
+      <w:proofErr w:type="spellStart"/>
+      <w:r>
+        <w:rPr>
+          <w:rFonts w:ascii="NikoshBAN" w:hAnsi="NikoshBAN" w:cs="NikoshBAN"/>
+          <w:color w:val="000000" w:themeColor="text1"/>
+        </w:rPr>
+        <w:t>সাথে</w:t>
+      </w:r>
+      <w:proofErr w:type="spellEnd"/>
+      <w:r>
+        <w:rPr>
+          <w:rFonts w:ascii="NikoshBAN" w:hAnsi="NikoshBAN" w:cs="NikoshBAN"/>
+          <w:color w:val="000000" w:themeColor="text1"/>
+        </w:rPr>
+        <w:t xml:space="preserve"> </w:t>
+      </w:r>
+      <w:proofErr w:type="spellStart"/>
+      <w:r>
+        <w:rPr>
+          <w:rFonts w:ascii="NikoshBAN" w:hAnsi="NikoshBAN" w:cs="NikoshBAN"/>
+          <w:color w:val="000000" w:themeColor="text1"/>
+        </w:rPr>
+        <w:t>কীভাবে</w:t>
+      </w:r>
+      <w:proofErr w:type="spellEnd"/>
+      <w:r>
+        <w:rPr>
+          <w:rFonts w:ascii="NikoshBAN" w:hAnsi="NikoshBAN" w:cs="NikoshBAN"/>
+          <w:color w:val="000000" w:themeColor="text1"/>
+        </w:rPr>
+        <w:t xml:space="preserve"> </w:t>
+      </w:r>
+      <w:proofErr w:type="spellStart"/>
+      <w:r>
+        <w:rPr>
+          <w:rFonts w:ascii="NikoshBAN" w:hAnsi="NikoshBAN" w:cs="NikoshBAN"/>
+          <w:color w:val="000000" w:themeColor="text1"/>
+        </w:rPr>
+        <w:t>সম্পর্কিত</w:t>
+      </w:r>
+      <w:proofErr w:type="spellEnd"/>
+      <w:r>
+        <w:rPr>
+          <w:rFonts w:ascii="NikoshBAN" w:hAnsi="NikoshBAN" w:cs="NikoshBAN"/>
+          <w:color w:val="000000" w:themeColor="text1"/>
+        </w:rPr>
+        <w:t xml:space="preserve">? </w:t>
+      </w:r>
+      <w:proofErr w:type="spellStart"/>
+      <w:r>
+        <w:rPr>
+          <w:rFonts w:ascii="NikoshBAN" w:hAnsi="NikoshBAN" w:cs="NikoshBAN"/>
+          <w:color w:val="000000" w:themeColor="text1"/>
+        </w:rPr>
+        <w:t>যেমন</w:t>
+      </w:r>
+      <w:proofErr w:type="spellEnd"/>
+      <w:r>
+        <w:rPr>
+          <w:rFonts w:ascii="NikoshBAN" w:hAnsi="NikoshBAN" w:cs="NikoshBAN"/>
+          <w:color w:val="000000" w:themeColor="text1"/>
+        </w:rPr>
+        <w:t xml:space="preserve"> </w:t>
+      </w:r>
+      <w:proofErr w:type="spellStart"/>
+      <w:r>
+        <w:rPr>
+          <w:rFonts w:ascii="NikoshBAN" w:hAnsi="NikoshBAN" w:cs="NikoshBAN"/>
+          <w:color w:val="000000" w:themeColor="text1"/>
+        </w:rPr>
+        <w:t>বছরের</w:t>
+      </w:r>
+      <w:proofErr w:type="spellEnd"/>
+      <w:r>
+        <w:rPr>
+          <w:rFonts w:ascii="NikoshBAN" w:hAnsi="NikoshBAN" w:cs="NikoshBAN"/>
+          <w:color w:val="000000" w:themeColor="text1"/>
+        </w:rPr>
+        <w:t xml:space="preserve"> </w:t>
+      </w:r>
+      <w:proofErr w:type="spellStart"/>
+      <w:r>
+        <w:rPr>
+          <w:rFonts w:ascii="NikoshBAN" w:hAnsi="NikoshBAN" w:cs="NikoshBAN"/>
+          <w:color w:val="000000" w:themeColor="text1"/>
+        </w:rPr>
+        <w:t>টার্গেট</w:t>
+      </w:r>
+      <w:proofErr w:type="spellEnd"/>
+      <w:r>
+        <w:rPr>
+          <w:rFonts w:ascii="NikoshBAN" w:hAnsi="NikoshBAN" w:cs="NikoshBAN"/>
+          <w:color w:val="000000" w:themeColor="text1"/>
+        </w:rPr>
+        <w:t xml:space="preserve"> </w:t>
+      </w:r>
+      <w:proofErr w:type="spellStart"/>
+      <w:r>
+        <w:rPr>
+          <w:rFonts w:ascii="NikoshBAN" w:hAnsi="NikoshBAN" w:cs="NikoshBAN"/>
+          <w:color w:val="000000" w:themeColor="text1"/>
+        </w:rPr>
+        <w:t>কি</w:t>
+      </w:r>
+      <w:proofErr w:type="spellEnd"/>
+      <w:r>
+        <w:rPr>
+          <w:rFonts w:ascii="NikoshBAN" w:hAnsi="NikoshBAN" w:cs="NikoshBAN"/>
+          <w:color w:val="000000" w:themeColor="text1"/>
+        </w:rPr>
+        <w:t xml:space="preserve"> </w:t>
+      </w:r>
+      <w:proofErr w:type="spellStart"/>
+      <w:r>
+        <w:rPr>
+          <w:rFonts w:ascii="NikoshBAN" w:hAnsi="NikoshBAN" w:cs="NikoshBAN"/>
+          <w:color w:val="000000" w:themeColor="text1"/>
+        </w:rPr>
+        <w:t>চার</w:t>
+      </w:r>
+      <w:proofErr w:type="spellEnd"/>
+      <w:r>
+        <w:rPr>
+          <w:rFonts w:ascii="NikoshBAN" w:hAnsi="NikoshBAN" w:cs="NikoshBAN"/>
+          <w:color w:val="000000" w:themeColor="text1"/>
+        </w:rPr>
+        <w:t xml:space="preserve"> </w:t>
+      </w:r>
+      <w:proofErr w:type="spellStart"/>
+      <w:r>
+        <w:rPr>
+          <w:rFonts w:ascii="NikoshBAN" w:hAnsi="NikoshBAN" w:cs="NikoshBAN"/>
+          <w:color w:val="000000" w:themeColor="text1"/>
+        </w:rPr>
+        <w:t>কো</w:t>
+      </w:r>
+      <w:r>
+        <w:rPr>
+          <w:rFonts w:ascii="NikoshBAN" w:hAnsi="NikoshBAN" w:cs="NikoshBAN"/>
+          <w:color w:val="000000" w:themeColor="text1"/>
+        </w:rPr>
+        <w:t>য়া</w:t>
+      </w:r>
+      <w:r>
+        <w:rPr>
+          <w:rFonts w:ascii="NikoshBAN" w:hAnsi="NikoshBAN" w:cs="NikoshBAN"/>
+          <w:color w:val="000000" w:themeColor="text1"/>
+        </w:rPr>
+        <w:t>র্টারের</w:t>
+      </w:r>
+      <w:proofErr w:type="spellEnd"/>
+      <w:r>
+        <w:rPr>
+          <w:rFonts w:ascii="NikoshBAN" w:hAnsi="NikoshBAN" w:cs="NikoshBAN"/>
+          <w:color w:val="000000" w:themeColor="text1"/>
+        </w:rPr>
+        <w:t xml:space="preserve"> </w:t>
+      </w:r>
+      <w:proofErr w:type="spellStart"/>
+      <w:r>
+        <w:rPr>
+          <w:rFonts w:ascii="NikoshBAN" w:hAnsi="NikoshBAN" w:cs="NikoshBAN"/>
+          <w:color w:val="000000" w:themeColor="text1"/>
+        </w:rPr>
+        <w:t>যোগফল</w:t>
+      </w:r>
+      <w:proofErr w:type="spellEnd"/>
+      <w:r>
+        <w:rPr>
+          <w:rFonts w:ascii="NikoshBAN" w:hAnsi="NikoshBAN" w:cs="NikoshBAN"/>
+          <w:color w:val="000000" w:themeColor="text1"/>
+        </w:rPr>
+        <w:t xml:space="preserve">, </w:t>
+      </w:r>
+      <w:proofErr w:type="spellStart"/>
+      <w:r>
+        <w:rPr>
+          <w:rFonts w:ascii="NikoshBAN" w:hAnsi="NikoshBAN" w:cs="NikoshBAN"/>
+          <w:color w:val="000000" w:themeColor="text1"/>
+        </w:rPr>
+        <w:t>নাকি</w:t>
+      </w:r>
+      <w:proofErr w:type="spellEnd"/>
+      <w:r>
+        <w:rPr>
+          <w:rFonts w:ascii="NikoshBAN" w:hAnsi="NikoshBAN" w:cs="NikoshBAN"/>
+          <w:color w:val="000000" w:themeColor="text1"/>
+        </w:rPr>
+        <w:t xml:space="preserve"> </w:t>
+      </w:r>
+      <w:proofErr w:type="spellStart"/>
+      <w:r>
+        <w:rPr>
+          <w:rFonts w:ascii="NikoshBAN" w:hAnsi="NikoshBAN" w:cs="NikoshBAN"/>
+          <w:color w:val="000000" w:themeColor="text1"/>
+        </w:rPr>
+        <w:t>আলাদা</w:t>
+      </w:r>
+      <w:proofErr w:type="spellEnd"/>
+      <w:r>
+        <w:rPr>
+          <w:rFonts w:ascii="NikoshBAN" w:hAnsi="NikoshBAN" w:cs="NikoshBAN"/>
+          <w:color w:val="000000" w:themeColor="text1"/>
+        </w:rPr>
+        <w:t>?</w:t>
       </w:r>
     </w:p>
     <w:p>
       <w:pPr>
         <w:spacing w:after="160"/>
         <w:ind w:left="440"/>
+        <w:rPr>
+          <w:rFonts w:ascii="NikoshBAN" w:hAnsi="NikoshBAN" w:cs="NikoshBAN"/>
+          <w:color w:val="000000" w:themeColor="text1"/>
+        </w:rPr>
       </w:pPr>
-      <w:r>
-        <w:rPr>
-          <w:rFonts w:ascii="Nirmala UI" w:cs="Nirmala UI" w:eastAsia="Nirmala UI" w:hAnsi="Nirmala UI"/>
-          <w:color w:val="666666"/>
-          <w:sz w:val="22"/>
-          <w:szCs w:val="22"/>
-        </w:rPr>
-        <w:t xml:space="preserve">উত্তর: ______________________________________________</w:t>
+      <w:proofErr w:type="spellStart"/>
+      <w:r>
+        <w:rPr>
+          <w:rFonts w:ascii="NikoshBAN" w:hAnsi="NikoshBAN" w:cs="NikoshBAN"/>
+          <w:color w:val="000000" w:themeColor="text1"/>
+        </w:rPr>
+        <w:t>উত্তর</w:t>
+      </w:r>
+      <w:proofErr w:type="spellEnd"/>
+      <w:r>
+        <w:rPr>
+          <w:rFonts w:ascii="NikoshBAN" w:hAnsi="NikoshBAN" w:cs="NikoshBAN"/>
+          <w:color w:val="000000" w:themeColor="text1"/>
+        </w:rPr>
+        <w:t>: ______________________________________________</w:t>
       </w:r>
     </w:p>
     <w:p>
@@ -647,48 +4903,195 @@
         <w:keepNext/>
         <w:spacing w:after="60"/>
         <w:ind w:left="440" w:hanging="440"/>
+        <w:rPr>
+          <w:rFonts w:ascii="NikoshBAN" w:hAnsi="NikoshBAN" w:cs="NikoshBAN"/>
+          <w:color w:val="000000" w:themeColor="text1"/>
+        </w:rPr>
       </w:pPr>
       <w:r>
         <w:rPr>
-          <w:rFonts w:ascii="Nirmala UI" w:cs="Nirmala UI" w:eastAsia="Nirmala UI" w:hAnsi="Nirmala UI"/>
-          <w:sz w:val="22"/>
-          <w:szCs w:val="22"/>
-        </w:rPr>
-        <w:t xml:space="preserve">16. টাকার টার্গেট কি Rate-এর ভিত্তিতে, নাকি নির্দিষ্ট অঙ্কে?</w:t>
+          <w:rFonts w:ascii="NikoshBAN" w:hAnsi="NikoshBAN" w:cs="NikoshBAN"/>
+          <w:color w:val="000000" w:themeColor="text1"/>
+        </w:rPr>
+        <w:t xml:space="preserve">16. </w:t>
+      </w:r>
+      <w:proofErr w:type="spellStart"/>
+      <w:r>
+        <w:rPr>
+          <w:rFonts w:ascii="NikoshBAN" w:hAnsi="NikoshBAN" w:cs="NikoshBAN"/>
+          <w:color w:val="000000" w:themeColor="text1"/>
+        </w:rPr>
+        <w:t>টাকার</w:t>
+      </w:r>
+      <w:proofErr w:type="spellEnd"/>
+      <w:r>
+        <w:rPr>
+          <w:rFonts w:ascii="NikoshBAN" w:hAnsi="NikoshBAN" w:cs="NikoshBAN"/>
+          <w:color w:val="000000" w:themeColor="text1"/>
+        </w:rPr>
+        <w:t xml:space="preserve"> </w:t>
+      </w:r>
+      <w:proofErr w:type="spellStart"/>
+      <w:r>
+        <w:rPr>
+          <w:rFonts w:ascii="NikoshBAN" w:hAnsi="NikoshBAN" w:cs="NikoshBAN"/>
+          <w:color w:val="000000" w:themeColor="text1"/>
+        </w:rPr>
+        <w:t>টার্গেট</w:t>
+      </w:r>
+      <w:proofErr w:type="spellEnd"/>
+      <w:r>
+        <w:rPr>
+          <w:rFonts w:ascii="NikoshBAN" w:hAnsi="NikoshBAN" w:cs="NikoshBAN"/>
+          <w:color w:val="000000" w:themeColor="text1"/>
+        </w:rPr>
+        <w:t xml:space="preserve"> </w:t>
+      </w:r>
+      <w:proofErr w:type="spellStart"/>
+      <w:r>
+        <w:rPr>
+          <w:rFonts w:ascii="NikoshBAN" w:hAnsi="NikoshBAN" w:cs="NikoshBAN"/>
+          <w:color w:val="000000" w:themeColor="text1"/>
+        </w:rPr>
+        <w:t>কি</w:t>
+      </w:r>
+      <w:proofErr w:type="spellEnd"/>
+      <w:r>
+        <w:rPr>
+          <w:rFonts w:ascii="NikoshBAN" w:hAnsi="NikoshBAN" w:cs="NikoshBAN"/>
+          <w:color w:val="000000" w:themeColor="text1"/>
+        </w:rPr>
+        <w:t xml:space="preserve"> Rate-</w:t>
+      </w:r>
+      <w:proofErr w:type="spellStart"/>
+      <w:r>
+        <w:rPr>
+          <w:rFonts w:ascii="NikoshBAN" w:hAnsi="NikoshBAN" w:cs="NikoshBAN"/>
+          <w:color w:val="000000" w:themeColor="text1"/>
+        </w:rPr>
+        <w:t>এর</w:t>
+      </w:r>
+      <w:proofErr w:type="spellEnd"/>
+      <w:r>
+        <w:rPr>
+          <w:rFonts w:ascii="NikoshBAN" w:hAnsi="NikoshBAN" w:cs="NikoshBAN"/>
+          <w:color w:val="000000" w:themeColor="text1"/>
+        </w:rPr>
+        <w:t xml:space="preserve"> </w:t>
+      </w:r>
+      <w:proofErr w:type="spellStart"/>
+      <w:r>
+        <w:rPr>
+          <w:rFonts w:ascii="NikoshBAN" w:hAnsi="NikoshBAN" w:cs="NikoshBAN"/>
+          <w:color w:val="000000" w:themeColor="text1"/>
+        </w:rPr>
+        <w:t>ভিত্তিতে</w:t>
+      </w:r>
+      <w:proofErr w:type="spellEnd"/>
+      <w:r>
+        <w:rPr>
+          <w:rFonts w:ascii="NikoshBAN" w:hAnsi="NikoshBAN" w:cs="NikoshBAN"/>
+          <w:color w:val="000000" w:themeColor="text1"/>
+        </w:rPr>
+        <w:t xml:space="preserve">, </w:t>
+      </w:r>
+      <w:proofErr w:type="spellStart"/>
+      <w:r>
+        <w:rPr>
+          <w:rFonts w:ascii="NikoshBAN" w:hAnsi="NikoshBAN" w:cs="NikoshBAN"/>
+          <w:color w:val="000000" w:themeColor="text1"/>
+        </w:rPr>
+        <w:t>নাকি</w:t>
+      </w:r>
+      <w:proofErr w:type="spellEnd"/>
+      <w:r>
+        <w:rPr>
+          <w:rFonts w:ascii="NikoshBAN" w:hAnsi="NikoshBAN" w:cs="NikoshBAN"/>
+          <w:color w:val="000000" w:themeColor="text1"/>
+        </w:rPr>
+        <w:t xml:space="preserve"> </w:t>
+      </w:r>
+      <w:proofErr w:type="spellStart"/>
+      <w:r>
+        <w:rPr>
+          <w:rFonts w:ascii="NikoshBAN" w:hAnsi="NikoshBAN" w:cs="NikoshBAN"/>
+          <w:color w:val="000000" w:themeColor="text1"/>
+        </w:rPr>
+        <w:t>নির্দিষ্ট</w:t>
+      </w:r>
+      <w:proofErr w:type="spellEnd"/>
+      <w:r>
+        <w:rPr>
+          <w:rFonts w:ascii="NikoshBAN" w:hAnsi="NikoshBAN" w:cs="NikoshBAN"/>
+          <w:color w:val="000000" w:themeColor="text1"/>
+        </w:rPr>
+        <w:t xml:space="preserve"> </w:t>
+      </w:r>
+      <w:proofErr w:type="spellStart"/>
+      <w:r>
+        <w:rPr>
+          <w:rFonts w:ascii="NikoshBAN" w:hAnsi="NikoshBAN" w:cs="NikoshBAN"/>
+          <w:color w:val="000000" w:themeColor="text1"/>
+        </w:rPr>
+        <w:t>অঙ্কে</w:t>
+      </w:r>
+      <w:proofErr w:type="spellEnd"/>
+      <w:r>
+        <w:rPr>
+          <w:rFonts w:ascii="NikoshBAN" w:hAnsi="NikoshBAN" w:cs="NikoshBAN"/>
+          <w:color w:val="000000" w:themeColor="text1"/>
+        </w:rPr>
+        <w:t>?</w:t>
       </w:r>
     </w:p>
     <w:p>
       <w:pPr>
         <w:spacing w:after="160"/>
         <w:ind w:left="440"/>
+        <w:rPr>
+          <w:rFonts w:ascii="NikoshBAN" w:hAnsi="NikoshBAN" w:cs="NikoshBAN"/>
+          <w:color w:val="000000" w:themeColor="text1"/>
+        </w:rPr>
       </w:pPr>
-      <w:r>
-        <w:rPr>
-          <w:rFonts w:ascii="Nirmala UI" w:cs="Nirmala UI" w:eastAsia="Nirmala UI" w:hAnsi="Nirmala UI"/>
-          <w:color w:val="666666"/>
-          <w:sz w:val="22"/>
-          <w:szCs w:val="22"/>
-        </w:rPr>
-        <w:t xml:space="preserve">উত্তর: ______________________________________________</w:t>
+      <w:proofErr w:type="spellStart"/>
+      <w:r>
+        <w:rPr>
+          <w:rFonts w:ascii="NikoshBAN" w:hAnsi="NikoshBAN" w:cs="NikoshBAN"/>
+          <w:color w:val="000000" w:themeColor="text1"/>
+        </w:rPr>
+        <w:t>উত্তর</w:t>
+      </w:r>
+      <w:proofErr w:type="spellEnd"/>
+      <w:r>
+        <w:rPr>
+          <w:rFonts w:ascii="NikoshBAN" w:hAnsi="NikoshBAN" w:cs="NikoshBAN"/>
+          <w:color w:val="000000" w:themeColor="text1"/>
+        </w:rPr>
+        <w:t>: ______________________________________________</w:t>
       </w:r>
     </w:p>
     <w:p>
       <w:pPr>
         <w:keepNext/>
         <w:pBdr>
-          <w:bottom w:val="single" w:color="808080" w:sz="6" w:space="4"/>
+          <w:bottom w:val="single" w:sz="6" w:space="4" w:color="808080"/>
         </w:pBdr>
-        <w:spacing w:after="120" w:before="280"/>
+        <w:spacing w:before="280" w:after="120"/>
+        <w:rPr>
+          <w:rFonts w:ascii="NikoshBAN" w:hAnsi="NikoshBAN" w:cs="NikoshBAN"/>
+          <w:color w:val="000000" w:themeColor="text1"/>
+        </w:rPr>
       </w:pPr>
       <w:r>
         <w:rPr>
-          <w:rFonts w:ascii="Nirmala UI" w:cs="Nirmala UI" w:eastAsia="Nirmala UI" w:hAnsi="Nirmala UI"/>
+          <w:rFonts w:ascii="NikoshBAN" w:hAnsi="NikoshBAN" w:cs="NikoshBAN"/>
           <w:b/>
           <w:bCs/>
+          <w:color w:val="000000" w:themeColor="text1"/>
           <w:sz w:val="26"/>
           <w:szCs w:val="26"/>
         </w:rPr>
-        <w:t xml:space="preserve">৪। Special Offer</w:t>
+        <w:t>৪। Special Offer</w:t>
       </w:r>
     </w:p>
     <w:p>
@@ -696,29 +5099,203 @@
         <w:keepNext/>
         <w:spacing w:after="60"/>
         <w:ind w:left="440" w:hanging="440"/>
+        <w:rPr>
+          <w:rFonts w:ascii="NikoshBAN" w:hAnsi="NikoshBAN" w:cs="NikoshBAN"/>
+          <w:color w:val="000000" w:themeColor="text1"/>
+        </w:rPr>
       </w:pPr>
       <w:r>
         <w:rPr>
-          <w:rFonts w:ascii="Nirmala UI" w:cs="Nirmala UI" w:eastAsia="Nirmala UI" w:hAnsi="Nirmala UI"/>
-          <w:sz w:val="22"/>
-          <w:szCs w:val="22"/>
-        </w:rPr>
-        <w:t xml:space="preserve">17. Special Offer কী ধরনের? অতিরিক্ত SFT, শতাংশ ছাড়, নির্দিষ্ট টাকা, নাকি বিনামূল্যে পণ্য?</w:t>
+          <w:rFonts w:ascii="NikoshBAN" w:hAnsi="NikoshBAN" w:cs="NikoshBAN"/>
+          <w:color w:val="000000" w:themeColor="text1"/>
+        </w:rPr>
+        <w:t xml:space="preserve">17. Special Offer </w:t>
+      </w:r>
+      <w:proofErr w:type="spellStart"/>
+      <w:r>
+        <w:rPr>
+          <w:rFonts w:ascii="NikoshBAN" w:hAnsi="NikoshBAN" w:cs="NikoshBAN"/>
+          <w:color w:val="000000" w:themeColor="text1"/>
+        </w:rPr>
+        <w:t>কী</w:t>
+      </w:r>
+      <w:proofErr w:type="spellEnd"/>
+      <w:r>
+        <w:rPr>
+          <w:rFonts w:ascii="NikoshBAN" w:hAnsi="NikoshBAN" w:cs="NikoshBAN"/>
+          <w:color w:val="000000" w:themeColor="text1"/>
+        </w:rPr>
+        <w:t xml:space="preserve"> </w:t>
+      </w:r>
+      <w:proofErr w:type="spellStart"/>
+      <w:r>
+        <w:rPr>
+          <w:rFonts w:ascii="NikoshBAN" w:hAnsi="NikoshBAN" w:cs="NikoshBAN"/>
+          <w:color w:val="000000" w:themeColor="text1"/>
+        </w:rPr>
+        <w:t>ধরনের</w:t>
+      </w:r>
+      <w:proofErr w:type="spellEnd"/>
+      <w:r>
+        <w:rPr>
+          <w:rFonts w:ascii="NikoshBAN" w:hAnsi="NikoshBAN" w:cs="NikoshBAN"/>
+          <w:color w:val="000000" w:themeColor="text1"/>
+        </w:rPr>
+        <w:t xml:space="preserve">? </w:t>
+      </w:r>
+      <w:proofErr w:type="spellStart"/>
+      <w:r>
+        <w:rPr>
+          <w:rFonts w:ascii="NikoshBAN" w:hAnsi="NikoshBAN" w:cs="NikoshBAN"/>
+          <w:color w:val="000000" w:themeColor="text1"/>
+        </w:rPr>
+        <w:t>অতিরিক্ত</w:t>
+      </w:r>
+      <w:proofErr w:type="spellEnd"/>
+      <w:r>
+        <w:rPr>
+          <w:rFonts w:ascii="NikoshBAN" w:hAnsi="NikoshBAN" w:cs="NikoshBAN"/>
+          <w:color w:val="000000" w:themeColor="text1"/>
+        </w:rPr>
+        <w:t xml:space="preserve"> SFT, </w:t>
+      </w:r>
+      <w:proofErr w:type="spellStart"/>
+      <w:r>
+        <w:rPr>
+          <w:rFonts w:ascii="NikoshBAN" w:hAnsi="NikoshBAN" w:cs="NikoshBAN"/>
+          <w:color w:val="000000" w:themeColor="text1"/>
+        </w:rPr>
+        <w:t>শতাংশ</w:t>
+      </w:r>
+      <w:proofErr w:type="spellEnd"/>
+      <w:r>
+        <w:rPr>
+          <w:rFonts w:ascii="NikoshBAN" w:hAnsi="NikoshBAN" w:cs="NikoshBAN"/>
+          <w:color w:val="000000" w:themeColor="text1"/>
+        </w:rPr>
+        <w:t xml:space="preserve"> </w:t>
+      </w:r>
+      <w:proofErr w:type="spellStart"/>
+      <w:r>
+        <w:rPr>
+          <w:rFonts w:ascii="NikoshBAN" w:hAnsi="NikoshBAN" w:cs="NikoshBAN"/>
+          <w:color w:val="000000" w:themeColor="text1"/>
+        </w:rPr>
+        <w:t>ছাড়</w:t>
+      </w:r>
+      <w:proofErr w:type="spellEnd"/>
+      <w:r>
+        <w:rPr>
+          <w:rFonts w:ascii="NikoshBAN" w:hAnsi="NikoshBAN" w:cs="NikoshBAN"/>
+          <w:color w:val="000000" w:themeColor="text1"/>
+        </w:rPr>
+        <w:t xml:space="preserve">, </w:t>
+      </w:r>
+      <w:proofErr w:type="spellStart"/>
+      <w:r>
+        <w:rPr>
+          <w:rFonts w:ascii="NikoshBAN" w:hAnsi="NikoshBAN" w:cs="NikoshBAN"/>
+          <w:color w:val="000000" w:themeColor="text1"/>
+        </w:rPr>
+        <w:t>নির্দিষ্ট</w:t>
+      </w:r>
+      <w:proofErr w:type="spellEnd"/>
+      <w:r>
+        <w:rPr>
+          <w:rFonts w:ascii="NikoshBAN" w:hAnsi="NikoshBAN" w:cs="NikoshBAN"/>
+          <w:color w:val="000000" w:themeColor="text1"/>
+        </w:rPr>
+        <w:t xml:space="preserve"> </w:t>
+      </w:r>
+      <w:proofErr w:type="spellStart"/>
+      <w:r>
+        <w:rPr>
+          <w:rFonts w:ascii="NikoshBAN" w:hAnsi="NikoshBAN" w:cs="NikoshBAN"/>
+          <w:color w:val="000000" w:themeColor="text1"/>
+        </w:rPr>
+        <w:t>টাকা</w:t>
+      </w:r>
+      <w:proofErr w:type="spellEnd"/>
+      <w:r>
+        <w:rPr>
+          <w:rFonts w:ascii="NikoshBAN" w:hAnsi="NikoshBAN" w:cs="NikoshBAN"/>
+          <w:color w:val="000000" w:themeColor="text1"/>
+        </w:rPr>
+        <w:t xml:space="preserve">, </w:t>
+      </w:r>
+      <w:proofErr w:type="spellStart"/>
+      <w:r>
+        <w:rPr>
+          <w:rFonts w:ascii="NikoshBAN" w:hAnsi="NikoshBAN" w:cs="NikoshBAN"/>
+          <w:color w:val="000000" w:themeColor="text1"/>
+        </w:rPr>
+        <w:t>নাকি</w:t>
+      </w:r>
+      <w:proofErr w:type="spellEnd"/>
+      <w:r>
+        <w:rPr>
+          <w:rFonts w:ascii="NikoshBAN" w:hAnsi="NikoshBAN" w:cs="NikoshBAN"/>
+          <w:color w:val="000000" w:themeColor="text1"/>
+        </w:rPr>
+        <w:t xml:space="preserve"> </w:t>
+      </w:r>
+      <w:proofErr w:type="spellStart"/>
+      <w:r>
+        <w:rPr>
+          <w:rFonts w:ascii="NikoshBAN" w:hAnsi="NikoshBAN" w:cs="NikoshBAN"/>
+          <w:color w:val="000000" w:themeColor="text1"/>
+        </w:rPr>
+        <w:t>বিনামূল্যে</w:t>
+      </w:r>
+      <w:proofErr w:type="spellEnd"/>
+      <w:r>
+        <w:rPr>
+          <w:rFonts w:ascii="NikoshBAN" w:hAnsi="NikoshBAN" w:cs="NikoshBAN"/>
+          <w:color w:val="000000" w:themeColor="text1"/>
+        </w:rPr>
+        <w:t xml:space="preserve"> </w:t>
+      </w:r>
+      <w:proofErr w:type="spellStart"/>
+      <w:r>
+        <w:rPr>
+          <w:rFonts w:ascii="NikoshBAN" w:hAnsi="NikoshBAN" w:cs="NikoshBAN"/>
+          <w:color w:val="000000" w:themeColor="text1"/>
+        </w:rPr>
+        <w:t>পণ্য</w:t>
+      </w:r>
+      <w:proofErr w:type="spellEnd"/>
+      <w:r>
+        <w:rPr>
+          <w:rFonts w:ascii="NikoshBAN" w:hAnsi="NikoshBAN" w:cs="NikoshBAN"/>
+          <w:color w:val="000000" w:themeColor="text1"/>
+        </w:rPr>
+        <w:t>?</w:t>
       </w:r>
     </w:p>
     <w:p>
       <w:pPr>
         <w:spacing w:after="160"/>
         <w:ind w:left="440"/>
+        <w:rPr>
+          <w:rFonts w:ascii="NikoshBAN" w:hAnsi="NikoshBAN" w:cs="NikoshBAN"/>
+          <w:color w:val="000000" w:themeColor="text1"/>
+        </w:rPr>
       </w:pPr>
-      <w:r>
-        <w:rPr>
-          <w:rFonts w:ascii="Nirmala UI" w:cs="Nirmala UI" w:eastAsia="Nirmala UI" w:hAnsi="Nirmala UI"/>
-          <w:color w:val="666666"/>
-          <w:sz w:val="22"/>
-          <w:szCs w:val="22"/>
-        </w:rPr>
-        <w:t xml:space="preserve">উত্তর: ______________________________________________</w:t>
+      <w:proofErr w:type="spellStart"/>
+      <w:r>
+        <w:rPr>
+          <w:rFonts w:ascii="NikoshBAN" w:hAnsi="NikoshBAN" w:cs="NikoshBAN"/>
+          <w:color w:val="000000" w:themeColor="text1"/>
+        </w:rPr>
+        <w:t>উত্তর</w:t>
+      </w:r>
+      <w:proofErr w:type="spellEnd"/>
+      <w:r>
+        <w:rPr>
+          <w:rFonts w:ascii="NikoshBAN" w:hAnsi="NikoshBAN" w:cs="NikoshBAN"/>
+          <w:color w:val="000000" w:themeColor="text1"/>
+        </w:rPr>
+        <w:t>: ______________________________________________</w:t>
       </w:r>
     </w:p>
     <w:p>
@@ -726,29 +5303,219 @@
         <w:keepNext/>
         <w:spacing w:after="60"/>
         <w:ind w:left="440" w:hanging="440"/>
+        <w:rPr>
+          <w:rFonts w:ascii="NikoshBAN" w:hAnsi="NikoshBAN" w:cs="NikoshBAN"/>
+          <w:color w:val="000000" w:themeColor="text1"/>
+        </w:rPr>
       </w:pPr>
       <w:r>
         <w:rPr>
-          <w:rFonts w:ascii="Nirmala UI" w:cs="Nirmala UI" w:eastAsia="Nirmala UI" w:hAnsi="Nirmala UI"/>
-          <w:sz w:val="22"/>
-          <w:szCs w:val="22"/>
-        </w:rPr>
-        <w:t xml:space="preserve">18. কারা এটি ঠিক করে এবং কোন কোন আইটেম বা কোম্পানিতে প্রযোজ্য?</w:t>
+          <w:rFonts w:ascii="NikoshBAN" w:hAnsi="NikoshBAN" w:cs="NikoshBAN"/>
+          <w:color w:val="000000" w:themeColor="text1"/>
+        </w:rPr>
+        <w:t xml:space="preserve">18. </w:t>
+      </w:r>
+      <w:proofErr w:type="spellStart"/>
+      <w:r>
+        <w:rPr>
+          <w:rFonts w:ascii="NikoshBAN" w:hAnsi="NikoshBAN" w:cs="NikoshBAN"/>
+          <w:color w:val="000000" w:themeColor="text1"/>
+        </w:rPr>
+        <w:t>কারা</w:t>
+      </w:r>
+      <w:proofErr w:type="spellEnd"/>
+      <w:r>
+        <w:rPr>
+          <w:rFonts w:ascii="NikoshBAN" w:hAnsi="NikoshBAN" w:cs="NikoshBAN"/>
+          <w:color w:val="000000" w:themeColor="text1"/>
+        </w:rPr>
+        <w:t xml:space="preserve"> </w:t>
+      </w:r>
+      <w:proofErr w:type="spellStart"/>
+      <w:r>
+        <w:rPr>
+          <w:rFonts w:ascii="NikoshBAN" w:hAnsi="NikoshBAN" w:cs="NikoshBAN"/>
+          <w:color w:val="000000" w:themeColor="text1"/>
+        </w:rPr>
+        <w:t>এটি</w:t>
+      </w:r>
+      <w:proofErr w:type="spellEnd"/>
+      <w:r>
+        <w:rPr>
+          <w:rFonts w:ascii="NikoshBAN" w:hAnsi="NikoshBAN" w:cs="NikoshBAN"/>
+          <w:color w:val="000000" w:themeColor="text1"/>
+        </w:rPr>
+        <w:t xml:space="preserve"> </w:t>
+      </w:r>
+      <w:proofErr w:type="spellStart"/>
+      <w:r>
+        <w:rPr>
+          <w:rFonts w:ascii="NikoshBAN" w:hAnsi="NikoshBAN" w:cs="NikoshBAN"/>
+          <w:color w:val="000000" w:themeColor="text1"/>
+        </w:rPr>
+        <w:t>ঠিক</w:t>
+      </w:r>
+      <w:proofErr w:type="spellEnd"/>
+      <w:r>
+        <w:rPr>
+          <w:rFonts w:ascii="NikoshBAN" w:hAnsi="NikoshBAN" w:cs="NikoshBAN"/>
+          <w:color w:val="000000" w:themeColor="text1"/>
+        </w:rPr>
+        <w:t xml:space="preserve"> </w:t>
+      </w:r>
+      <w:proofErr w:type="spellStart"/>
+      <w:r>
+        <w:rPr>
+          <w:rFonts w:ascii="NikoshBAN" w:hAnsi="NikoshBAN" w:cs="NikoshBAN"/>
+          <w:color w:val="000000" w:themeColor="text1"/>
+        </w:rPr>
+        <w:t>করে</w:t>
+      </w:r>
+      <w:proofErr w:type="spellEnd"/>
+      <w:r>
+        <w:rPr>
+          <w:rFonts w:ascii="NikoshBAN" w:hAnsi="NikoshBAN" w:cs="NikoshBAN"/>
+          <w:color w:val="000000" w:themeColor="text1"/>
+        </w:rPr>
+        <w:t xml:space="preserve"> </w:t>
+      </w:r>
+      <w:proofErr w:type="spellStart"/>
+      <w:r>
+        <w:rPr>
+          <w:rFonts w:ascii="NikoshBAN" w:hAnsi="NikoshBAN" w:cs="NikoshBAN"/>
+          <w:color w:val="000000" w:themeColor="text1"/>
+        </w:rPr>
+        <w:t>এবং</w:t>
+      </w:r>
+      <w:proofErr w:type="spellEnd"/>
+      <w:r>
+        <w:rPr>
+          <w:rFonts w:ascii="NikoshBAN" w:hAnsi="NikoshBAN" w:cs="NikoshBAN"/>
+          <w:color w:val="000000" w:themeColor="text1"/>
+        </w:rPr>
+        <w:t xml:space="preserve"> </w:t>
+      </w:r>
+      <w:proofErr w:type="spellStart"/>
+      <w:r>
+        <w:rPr>
+          <w:rFonts w:ascii="NikoshBAN" w:hAnsi="NikoshBAN" w:cs="NikoshBAN"/>
+          <w:color w:val="000000" w:themeColor="text1"/>
+        </w:rPr>
+        <w:t>কোন</w:t>
+      </w:r>
+      <w:proofErr w:type="spellEnd"/>
+      <w:r>
+        <w:rPr>
+          <w:rFonts w:ascii="NikoshBAN" w:hAnsi="NikoshBAN" w:cs="NikoshBAN"/>
+          <w:color w:val="000000" w:themeColor="text1"/>
+        </w:rPr>
+        <w:t xml:space="preserve"> </w:t>
+      </w:r>
+      <w:proofErr w:type="spellStart"/>
+      <w:r>
+        <w:rPr>
+          <w:rFonts w:ascii="NikoshBAN" w:hAnsi="NikoshBAN" w:cs="NikoshBAN"/>
+          <w:color w:val="000000" w:themeColor="text1"/>
+        </w:rPr>
+        <w:t>কোন</w:t>
+      </w:r>
+      <w:proofErr w:type="spellEnd"/>
+      <w:r>
+        <w:rPr>
+          <w:rFonts w:ascii="NikoshBAN" w:hAnsi="NikoshBAN" w:cs="NikoshBAN"/>
+          <w:color w:val="000000" w:themeColor="text1"/>
+        </w:rPr>
+        <w:t xml:space="preserve"> </w:t>
+      </w:r>
+      <w:proofErr w:type="spellStart"/>
+      <w:r>
+        <w:rPr>
+          <w:rFonts w:ascii="NikoshBAN" w:hAnsi="NikoshBAN" w:cs="NikoshBAN"/>
+          <w:color w:val="000000" w:themeColor="text1"/>
+        </w:rPr>
+        <w:t>আইটেম</w:t>
+      </w:r>
+      <w:proofErr w:type="spellEnd"/>
+      <w:r>
+        <w:rPr>
+          <w:rFonts w:ascii="NikoshBAN" w:hAnsi="NikoshBAN" w:cs="NikoshBAN"/>
+          <w:color w:val="000000" w:themeColor="text1"/>
+        </w:rPr>
+        <w:t xml:space="preserve"> </w:t>
+      </w:r>
+      <w:proofErr w:type="spellStart"/>
+      <w:r>
+        <w:rPr>
+          <w:rFonts w:ascii="NikoshBAN" w:hAnsi="NikoshBAN" w:cs="NikoshBAN"/>
+          <w:color w:val="000000" w:themeColor="text1"/>
+        </w:rPr>
+        <w:t>বা</w:t>
+      </w:r>
+      <w:proofErr w:type="spellEnd"/>
+      <w:r>
+        <w:rPr>
+          <w:rFonts w:ascii="NikoshBAN" w:hAnsi="NikoshBAN" w:cs="NikoshBAN"/>
+          <w:color w:val="000000" w:themeColor="text1"/>
+        </w:rPr>
+        <w:t xml:space="preserve"> </w:t>
+      </w:r>
+      <w:proofErr w:type="spellStart"/>
+      <w:r>
+        <w:rPr>
+          <w:rFonts w:ascii="NikoshBAN" w:hAnsi="NikoshBAN" w:cs="NikoshBAN"/>
+          <w:color w:val="000000" w:themeColor="text1"/>
+        </w:rPr>
+        <w:t>কোম্পানিতে</w:t>
+      </w:r>
+      <w:proofErr w:type="spellEnd"/>
+      <w:r>
+        <w:rPr>
+          <w:rFonts w:ascii="NikoshBAN" w:hAnsi="NikoshBAN" w:cs="NikoshBAN"/>
+          <w:color w:val="000000" w:themeColor="text1"/>
+        </w:rPr>
+        <w:t xml:space="preserve"> </w:t>
+      </w:r>
+      <w:proofErr w:type="spellStart"/>
+      <w:r>
+        <w:rPr>
+          <w:rFonts w:ascii="NikoshBAN" w:hAnsi="NikoshBAN" w:cs="NikoshBAN"/>
+          <w:color w:val="000000" w:themeColor="text1"/>
+        </w:rPr>
+        <w:t>প্রযোজ্য</w:t>
+      </w:r>
+      <w:proofErr w:type="spellEnd"/>
+      <w:r>
+        <w:rPr>
+          <w:rFonts w:ascii="NikoshBAN" w:hAnsi="NikoshBAN" w:cs="NikoshBAN"/>
+          <w:color w:val="000000" w:themeColor="text1"/>
+        </w:rPr>
+        <w:t>?</w:t>
       </w:r>
     </w:p>
     <w:p>
       <w:pPr>
         <w:spacing w:after="160"/>
         <w:ind w:left="440"/>
+        <w:rPr>
+          <w:rFonts w:ascii="NikoshBAN" w:hAnsi="NikoshBAN" w:cs="NikoshBAN"/>
+          <w:color w:val="000000" w:themeColor="text1"/>
+        </w:rPr>
       </w:pPr>
-      <w:r>
-        <w:rPr>
-          <w:rFonts w:ascii="Nirmala UI" w:cs="Nirmala UI" w:eastAsia="Nirmala UI" w:hAnsi="Nirmala UI"/>
-          <w:color w:val="666666"/>
-          <w:sz w:val="22"/>
-          <w:szCs w:val="22"/>
-        </w:rPr>
-        <w:t xml:space="preserve">উত্তর: ______________________________________________</w:t>
+      <w:proofErr w:type="spellStart"/>
+      <w:r>
+        <w:rPr>
+          <w:rFonts w:ascii="NikoshBAN" w:hAnsi="NikoshBAN" w:cs="NikoshBAN"/>
+          <w:color w:val="000000" w:themeColor="text1"/>
+        </w:rPr>
+        <w:t>উত্তর</w:t>
+      </w:r>
+      <w:proofErr w:type="spellEnd"/>
+      <w:r>
+        <w:rPr>
+          <w:rFonts w:ascii="NikoshBAN" w:hAnsi="NikoshBAN" w:cs="NikoshBAN"/>
+          <w:color w:val="000000" w:themeColor="text1"/>
+        </w:rPr>
+        <w:t>: ______________________________________________</w:t>
       </w:r>
     </w:p>
     <w:p>
@@ -756,29 +5523,178 @@
         <w:keepNext/>
         <w:spacing w:after="60"/>
         <w:ind w:left="440" w:hanging="440"/>
+        <w:rPr>
+          <w:rFonts w:ascii="NikoshBAN" w:hAnsi="NikoshBAN" w:cs="NikoshBAN"/>
+          <w:color w:val="000000" w:themeColor="text1"/>
+        </w:rPr>
       </w:pPr>
       <w:r>
         <w:rPr>
-          <w:rFonts w:ascii="Nirmala UI" w:cs="Nirmala UI" w:eastAsia="Nirmala UI" w:hAnsi="Nirmala UI"/>
-          <w:sz w:val="22"/>
-          <w:szCs w:val="22"/>
-        </w:rPr>
-        <w:t xml:space="preserve">19. একই সময়ে একাধিক Offer থাকলে কোনটি আগে প্রযোজ্য হবে?</w:t>
+          <w:rFonts w:ascii="NikoshBAN" w:hAnsi="NikoshBAN" w:cs="NikoshBAN"/>
+          <w:color w:val="000000" w:themeColor="text1"/>
+        </w:rPr>
+        <w:t xml:space="preserve">19. </w:t>
+      </w:r>
+      <w:proofErr w:type="spellStart"/>
+      <w:r>
+        <w:rPr>
+          <w:rFonts w:ascii="NikoshBAN" w:hAnsi="NikoshBAN" w:cs="NikoshBAN"/>
+          <w:color w:val="000000" w:themeColor="text1"/>
+        </w:rPr>
+        <w:t>একই</w:t>
+      </w:r>
+      <w:proofErr w:type="spellEnd"/>
+      <w:r>
+        <w:rPr>
+          <w:rFonts w:ascii="NikoshBAN" w:hAnsi="NikoshBAN" w:cs="NikoshBAN"/>
+          <w:color w:val="000000" w:themeColor="text1"/>
+        </w:rPr>
+        <w:t xml:space="preserve"> </w:t>
+      </w:r>
+      <w:proofErr w:type="spellStart"/>
+      <w:r>
+        <w:rPr>
+          <w:rFonts w:ascii="NikoshBAN" w:hAnsi="NikoshBAN" w:cs="NikoshBAN"/>
+          <w:color w:val="000000" w:themeColor="text1"/>
+        </w:rPr>
+        <w:t>সম</w:t>
+      </w:r>
+      <w:r>
+        <w:rPr>
+          <w:rFonts w:ascii="NikoshBAN" w:hAnsi="NikoshBAN" w:cs="NikoshBAN"/>
+          <w:color w:val="000000" w:themeColor="text1"/>
+        </w:rPr>
+        <w:t>য়ে</w:t>
+      </w:r>
+      <w:proofErr w:type="spellEnd"/>
+      <w:r>
+        <w:rPr>
+          <w:rFonts w:ascii="NikoshBAN" w:hAnsi="NikoshBAN" w:cs="NikoshBAN"/>
+          <w:color w:val="000000" w:themeColor="text1"/>
+        </w:rPr>
+        <w:t xml:space="preserve"> </w:t>
+      </w:r>
+      <w:proofErr w:type="spellStart"/>
+      <w:r>
+        <w:rPr>
+          <w:rFonts w:ascii="NikoshBAN" w:hAnsi="NikoshBAN" w:cs="NikoshBAN"/>
+          <w:color w:val="000000" w:themeColor="text1"/>
+        </w:rPr>
+        <w:t>একাধিক</w:t>
+      </w:r>
+      <w:proofErr w:type="spellEnd"/>
+      <w:r>
+        <w:rPr>
+          <w:rFonts w:ascii="NikoshBAN" w:hAnsi="NikoshBAN" w:cs="NikoshBAN"/>
+          <w:color w:val="000000" w:themeColor="text1"/>
+        </w:rPr>
+        <w:t xml:space="preserve"> Offer </w:t>
+      </w:r>
+      <w:proofErr w:type="spellStart"/>
+      <w:r>
+        <w:rPr>
+          <w:rFonts w:ascii="NikoshBAN" w:hAnsi="NikoshBAN" w:cs="NikoshBAN"/>
+          <w:color w:val="000000" w:themeColor="text1"/>
+        </w:rPr>
+        <w:t>থাকলে</w:t>
+      </w:r>
+      <w:proofErr w:type="spellEnd"/>
+      <w:r>
+        <w:rPr>
+          <w:rFonts w:ascii="NikoshBAN" w:hAnsi="NikoshBAN" w:cs="NikoshBAN"/>
+          <w:color w:val="000000" w:themeColor="text1"/>
+        </w:rPr>
+        <w:t xml:space="preserve"> </w:t>
+      </w:r>
+      <w:proofErr w:type="spellStart"/>
+      <w:r>
+        <w:rPr>
+          <w:rFonts w:ascii="NikoshBAN" w:hAnsi="NikoshBAN" w:cs="NikoshBAN"/>
+          <w:color w:val="000000" w:themeColor="text1"/>
+        </w:rPr>
+        <w:t>কোনটি</w:t>
+      </w:r>
+      <w:proofErr w:type="spellEnd"/>
+      <w:r>
+        <w:rPr>
+          <w:rFonts w:ascii="NikoshBAN" w:hAnsi="NikoshBAN" w:cs="NikoshBAN"/>
+          <w:color w:val="000000" w:themeColor="text1"/>
+        </w:rPr>
+        <w:t xml:space="preserve"> </w:t>
+      </w:r>
+      <w:proofErr w:type="spellStart"/>
+      <w:r>
+        <w:rPr>
+          <w:rFonts w:ascii="NikoshBAN" w:hAnsi="NikoshBAN" w:cs="NikoshBAN"/>
+          <w:color w:val="000000" w:themeColor="text1"/>
+        </w:rPr>
+        <w:t>আগে</w:t>
+      </w:r>
+      <w:proofErr w:type="spellEnd"/>
+      <w:r>
+        <w:rPr>
+          <w:rFonts w:ascii="NikoshBAN" w:hAnsi="NikoshBAN" w:cs="NikoshBAN"/>
+          <w:color w:val="000000" w:themeColor="text1"/>
+        </w:rPr>
+        <w:t xml:space="preserve"> </w:t>
+      </w:r>
+      <w:proofErr w:type="spellStart"/>
+      <w:r>
+        <w:rPr>
+          <w:rFonts w:ascii="NikoshBAN" w:hAnsi="NikoshBAN" w:cs="NikoshBAN"/>
+          <w:color w:val="000000" w:themeColor="text1"/>
+        </w:rPr>
+        <w:t>প্রযোজ্য</w:t>
+      </w:r>
+      <w:proofErr w:type="spellEnd"/>
+      <w:r>
+        <w:rPr>
+          <w:rFonts w:ascii="NikoshBAN" w:hAnsi="NikoshBAN" w:cs="NikoshBAN"/>
+          <w:color w:val="000000" w:themeColor="text1"/>
+        </w:rPr>
+        <w:t xml:space="preserve"> </w:t>
+      </w:r>
+      <w:proofErr w:type="spellStart"/>
+      <w:r>
+        <w:rPr>
+          <w:rFonts w:ascii="NikoshBAN" w:hAnsi="NikoshBAN" w:cs="NikoshBAN"/>
+          <w:color w:val="000000" w:themeColor="text1"/>
+        </w:rPr>
+        <w:t>হবে</w:t>
+      </w:r>
+      <w:proofErr w:type="spellEnd"/>
+      <w:r>
+        <w:rPr>
+          <w:rFonts w:ascii="NikoshBAN" w:hAnsi="NikoshBAN" w:cs="NikoshBAN"/>
+          <w:color w:val="000000" w:themeColor="text1"/>
+        </w:rPr>
+        <w:t>?</w:t>
       </w:r>
     </w:p>
     <w:p>
       <w:pPr>
         <w:spacing w:after="160"/>
         <w:ind w:left="440"/>
+        <w:rPr>
+          <w:rFonts w:ascii="NikoshBAN" w:hAnsi="NikoshBAN" w:cs="NikoshBAN"/>
+          <w:color w:val="000000" w:themeColor="text1"/>
+        </w:rPr>
       </w:pPr>
-      <w:r>
-        <w:rPr>
-          <w:rFonts w:ascii="Nirmala UI" w:cs="Nirmala UI" w:eastAsia="Nirmala UI" w:hAnsi="Nirmala UI"/>
-          <w:color w:val="666666"/>
-          <w:sz w:val="22"/>
-          <w:szCs w:val="22"/>
-        </w:rPr>
-        <w:t xml:space="preserve">উত্তর: ______________________________________________</w:t>
+      <w:proofErr w:type="spellStart"/>
+      <w:r>
+        <w:rPr>
+          <w:rFonts w:ascii="NikoshBAN" w:hAnsi="NikoshBAN" w:cs="NikoshBAN"/>
+          <w:color w:val="000000" w:themeColor="text1"/>
+        </w:rPr>
+        <w:t>উত্তর</w:t>
+      </w:r>
+      <w:proofErr w:type="spellEnd"/>
+      <w:r>
+        <w:rPr>
+          <w:rFonts w:ascii="NikoshBAN" w:hAnsi="NikoshBAN" w:cs="NikoshBAN"/>
+          <w:color w:val="000000" w:themeColor="text1"/>
+        </w:rPr>
+        <w:t>: ______________________________________________</w:t>
       </w:r>
     </w:p>
     <w:p>
@@ -786,29 +5702,235 @@
         <w:keepNext/>
         <w:spacing w:after="60"/>
         <w:ind w:left="440" w:hanging="440"/>
+        <w:rPr>
+          <w:rFonts w:ascii="NikoshBAN" w:hAnsi="NikoshBAN" w:cs="NikoshBAN"/>
+          <w:color w:val="000000" w:themeColor="text1"/>
+        </w:rPr>
       </w:pPr>
       <w:r>
         <w:rPr>
-          <w:rFonts w:ascii="Nirmala UI" w:cs="Nirmala UI" w:eastAsia="Nirmala UI" w:hAnsi="Nirmala UI"/>
-          <w:sz w:val="22"/>
-          <w:szCs w:val="22"/>
-        </w:rPr>
-        <w:t xml:space="preserve">20. Offer কি নির্দিষ্ট তারিখের মধ্যে কেনা purchase-এ প্রযোজ্য, নাকি নির্দিষ্ট মাসের টার্গেটের সাথে যুক্ত?</w:t>
+          <w:rFonts w:ascii="NikoshBAN" w:hAnsi="NikoshBAN" w:cs="NikoshBAN"/>
+          <w:color w:val="000000" w:themeColor="text1"/>
+        </w:rPr>
+        <w:t xml:space="preserve">20. Offer </w:t>
+      </w:r>
+      <w:proofErr w:type="spellStart"/>
+      <w:r>
+        <w:rPr>
+          <w:rFonts w:ascii="NikoshBAN" w:hAnsi="NikoshBAN" w:cs="NikoshBAN"/>
+          <w:color w:val="000000" w:themeColor="text1"/>
+        </w:rPr>
+        <w:t>কি</w:t>
+      </w:r>
+      <w:proofErr w:type="spellEnd"/>
+      <w:r>
+        <w:rPr>
+          <w:rFonts w:ascii="NikoshBAN" w:hAnsi="NikoshBAN" w:cs="NikoshBAN"/>
+          <w:color w:val="000000" w:themeColor="text1"/>
+        </w:rPr>
+        <w:t xml:space="preserve"> </w:t>
+      </w:r>
+      <w:proofErr w:type="spellStart"/>
+      <w:r>
+        <w:rPr>
+          <w:rFonts w:ascii="NikoshBAN" w:hAnsi="NikoshBAN" w:cs="NikoshBAN"/>
+          <w:color w:val="000000" w:themeColor="text1"/>
+        </w:rPr>
+        <w:t>নির্দিষ্ট</w:t>
+      </w:r>
+      <w:proofErr w:type="spellEnd"/>
+      <w:r>
+        <w:rPr>
+          <w:rFonts w:ascii="NikoshBAN" w:hAnsi="NikoshBAN" w:cs="NikoshBAN"/>
+          <w:color w:val="000000" w:themeColor="text1"/>
+        </w:rPr>
+        <w:t xml:space="preserve"> </w:t>
+      </w:r>
+      <w:proofErr w:type="spellStart"/>
+      <w:r>
+        <w:rPr>
+          <w:rFonts w:ascii="NikoshBAN" w:hAnsi="NikoshBAN" w:cs="NikoshBAN"/>
+          <w:color w:val="000000" w:themeColor="text1"/>
+        </w:rPr>
+        <w:t>তারিখের</w:t>
+      </w:r>
+      <w:proofErr w:type="spellEnd"/>
+      <w:r>
+        <w:rPr>
+          <w:rFonts w:ascii="NikoshBAN" w:hAnsi="NikoshBAN" w:cs="NikoshBAN"/>
+          <w:color w:val="000000" w:themeColor="text1"/>
+        </w:rPr>
+        <w:t xml:space="preserve"> </w:t>
+      </w:r>
+      <w:proofErr w:type="spellStart"/>
+      <w:r>
+        <w:rPr>
+          <w:rFonts w:ascii="NikoshBAN" w:hAnsi="NikoshBAN" w:cs="NikoshBAN"/>
+          <w:color w:val="000000" w:themeColor="text1"/>
+        </w:rPr>
+        <w:t>মধ্যে</w:t>
+      </w:r>
+      <w:proofErr w:type="spellEnd"/>
+      <w:r>
+        <w:rPr>
+          <w:rFonts w:ascii="NikoshBAN" w:hAnsi="NikoshBAN" w:cs="NikoshBAN"/>
+          <w:color w:val="000000" w:themeColor="text1"/>
+        </w:rPr>
+        <w:t xml:space="preserve"> </w:t>
+      </w:r>
+      <w:proofErr w:type="spellStart"/>
+      <w:r>
+        <w:rPr>
+          <w:rFonts w:ascii="NikoshBAN" w:hAnsi="NikoshBAN" w:cs="NikoshBAN"/>
+          <w:color w:val="000000" w:themeColor="text1"/>
+        </w:rPr>
+        <w:t>কেনা</w:t>
+      </w:r>
+      <w:proofErr w:type="spellEnd"/>
+      <w:r>
+        <w:rPr>
+          <w:rFonts w:ascii="NikoshBAN" w:hAnsi="NikoshBAN" w:cs="NikoshBAN"/>
+          <w:color w:val="000000" w:themeColor="text1"/>
+        </w:rPr>
+        <w:t xml:space="preserve"> purchase-এ </w:t>
+      </w:r>
+      <w:proofErr w:type="spellStart"/>
+      <w:r>
+        <w:rPr>
+          <w:rFonts w:ascii="NikoshBAN" w:hAnsi="NikoshBAN" w:cs="NikoshBAN"/>
+          <w:color w:val="000000" w:themeColor="text1"/>
+        </w:rPr>
+        <w:t>প্রযোজ্য</w:t>
+      </w:r>
+      <w:proofErr w:type="spellEnd"/>
+      <w:r>
+        <w:rPr>
+          <w:rFonts w:ascii="NikoshBAN" w:hAnsi="NikoshBAN" w:cs="NikoshBAN"/>
+          <w:color w:val="000000" w:themeColor="text1"/>
+        </w:rPr>
+        <w:t xml:space="preserve">, </w:t>
+      </w:r>
+      <w:proofErr w:type="spellStart"/>
+      <w:r>
+        <w:rPr>
+          <w:rFonts w:ascii="NikoshBAN" w:hAnsi="NikoshBAN" w:cs="NikoshBAN"/>
+          <w:color w:val="000000" w:themeColor="text1"/>
+        </w:rPr>
+        <w:t>নাকি</w:t>
+      </w:r>
+      <w:proofErr w:type="spellEnd"/>
+      <w:r>
+        <w:rPr>
+          <w:rFonts w:ascii="NikoshBAN" w:hAnsi="NikoshBAN" w:cs="NikoshBAN"/>
+          <w:color w:val="000000" w:themeColor="text1"/>
+        </w:rPr>
+        <w:t xml:space="preserve"> </w:t>
+      </w:r>
+      <w:proofErr w:type="spellStart"/>
+      <w:r>
+        <w:rPr>
+          <w:rFonts w:ascii="NikoshBAN" w:hAnsi="NikoshBAN" w:cs="NikoshBAN"/>
+          <w:color w:val="000000" w:themeColor="text1"/>
+        </w:rPr>
+        <w:t>নির্দিষ্ট</w:t>
+      </w:r>
+      <w:proofErr w:type="spellEnd"/>
+      <w:r>
+        <w:rPr>
+          <w:rFonts w:ascii="NikoshBAN" w:hAnsi="NikoshBAN" w:cs="NikoshBAN"/>
+          <w:color w:val="000000" w:themeColor="text1"/>
+        </w:rPr>
+        <w:t xml:space="preserve"> </w:t>
+      </w:r>
+      <w:proofErr w:type="spellStart"/>
+      <w:r>
+        <w:rPr>
+          <w:rFonts w:ascii="NikoshBAN" w:hAnsi="NikoshBAN" w:cs="NikoshBAN"/>
+          <w:color w:val="000000" w:themeColor="text1"/>
+        </w:rPr>
+        <w:t>মাসের</w:t>
+      </w:r>
+      <w:proofErr w:type="spellEnd"/>
+      <w:r>
+        <w:rPr>
+          <w:rFonts w:ascii="NikoshBAN" w:hAnsi="NikoshBAN" w:cs="NikoshBAN"/>
+          <w:color w:val="000000" w:themeColor="text1"/>
+        </w:rPr>
+        <w:t xml:space="preserve"> </w:t>
+      </w:r>
+      <w:proofErr w:type="spellStart"/>
+      <w:r>
+        <w:rPr>
+          <w:rFonts w:ascii="NikoshBAN" w:hAnsi="NikoshBAN" w:cs="NikoshBAN"/>
+          <w:color w:val="000000" w:themeColor="text1"/>
+        </w:rPr>
+        <w:t>টার্গেটের</w:t>
+      </w:r>
+      <w:proofErr w:type="spellEnd"/>
+      <w:r>
+        <w:rPr>
+          <w:rFonts w:ascii="NikoshBAN" w:hAnsi="NikoshBAN" w:cs="NikoshBAN"/>
+          <w:color w:val="000000" w:themeColor="text1"/>
+        </w:rPr>
+        <w:t xml:space="preserve"> </w:t>
+      </w:r>
+      <w:proofErr w:type="spellStart"/>
+      <w:r>
+        <w:rPr>
+          <w:rFonts w:ascii="NikoshBAN" w:hAnsi="NikoshBAN" w:cs="NikoshBAN"/>
+          <w:color w:val="000000" w:themeColor="text1"/>
+        </w:rPr>
+        <w:t>সাথে</w:t>
+      </w:r>
+      <w:proofErr w:type="spellEnd"/>
+      <w:r>
+        <w:rPr>
+          <w:rFonts w:ascii="NikoshBAN" w:hAnsi="NikoshBAN" w:cs="NikoshBAN"/>
+          <w:color w:val="000000" w:themeColor="text1"/>
+        </w:rPr>
+        <w:t xml:space="preserve"> </w:t>
+      </w:r>
+      <w:proofErr w:type="spellStart"/>
+      <w:r>
+        <w:rPr>
+          <w:rFonts w:ascii="NikoshBAN" w:hAnsi="NikoshBAN" w:cs="NikoshBAN"/>
+          <w:color w:val="000000" w:themeColor="text1"/>
+        </w:rPr>
+        <w:t>যুক্ত</w:t>
+      </w:r>
+      <w:proofErr w:type="spellEnd"/>
+      <w:r>
+        <w:rPr>
+          <w:rFonts w:ascii="NikoshBAN" w:hAnsi="NikoshBAN" w:cs="NikoshBAN"/>
+          <w:color w:val="000000" w:themeColor="text1"/>
+        </w:rPr>
+        <w:t>?</w:t>
       </w:r>
     </w:p>
     <w:p>
       <w:pPr>
         <w:spacing w:after="160"/>
         <w:ind w:left="440"/>
+        <w:rPr>
+          <w:rFonts w:ascii="NikoshBAN" w:hAnsi="NikoshBAN" w:cs="NikoshBAN"/>
+          <w:color w:val="000000" w:themeColor="text1"/>
+        </w:rPr>
       </w:pPr>
-      <w:r>
-        <w:rPr>
-          <w:rFonts w:ascii="Nirmala UI" w:cs="Nirmala UI" w:eastAsia="Nirmala UI" w:hAnsi="Nirmala UI"/>
-          <w:color w:val="666666"/>
-          <w:sz w:val="22"/>
-          <w:szCs w:val="22"/>
-        </w:rPr>
-        <w:t xml:space="preserve">উত্তর: ______________________________________________</w:t>
+      <w:proofErr w:type="spellStart"/>
+      <w:r>
+        <w:rPr>
+          <w:rFonts w:ascii="NikoshBAN" w:hAnsi="NikoshBAN" w:cs="NikoshBAN"/>
+          <w:color w:val="000000" w:themeColor="text1"/>
+        </w:rPr>
+        <w:t>উত্তর</w:t>
+      </w:r>
+      <w:proofErr w:type="spellEnd"/>
+      <w:r>
+        <w:rPr>
+          <w:rFonts w:ascii="NikoshBAN" w:hAnsi="NikoshBAN" w:cs="NikoshBAN"/>
+          <w:color w:val="000000" w:themeColor="text1"/>
+        </w:rPr>
+        <w:t>: ______________________________________________</w:t>
       </w:r>
     </w:p>
     <w:p>
@@ -816,48 +5938,258 @@
         <w:keepNext/>
         <w:spacing w:after="60"/>
         <w:ind w:left="440" w:hanging="440"/>
+        <w:rPr>
+          <w:rFonts w:ascii="NikoshBAN" w:hAnsi="NikoshBAN" w:cs="NikoshBAN"/>
+          <w:color w:val="000000" w:themeColor="text1"/>
+        </w:rPr>
       </w:pPr>
       <w:r>
         <w:rPr>
-          <w:rFonts w:ascii="Nirmala UI" w:cs="Nirmala UI" w:eastAsia="Nirmala UI" w:hAnsi="Nirmala UI"/>
-          <w:sz w:val="22"/>
-          <w:szCs w:val="22"/>
-        </w:rPr>
-        <w:t xml:space="preserve">21. হাতে সংশোধন (override) করা যাবে কি? যদি যায়, কে অনুমোদন দেবে?</w:t>
+          <w:rFonts w:ascii="NikoshBAN" w:hAnsi="NikoshBAN" w:cs="NikoshBAN"/>
+          <w:color w:val="000000" w:themeColor="text1"/>
+        </w:rPr>
+        <w:t xml:space="preserve">21. </w:t>
+      </w:r>
+      <w:proofErr w:type="spellStart"/>
+      <w:r>
+        <w:rPr>
+          <w:rFonts w:ascii="NikoshBAN" w:hAnsi="NikoshBAN" w:cs="NikoshBAN"/>
+          <w:color w:val="000000" w:themeColor="text1"/>
+        </w:rPr>
+        <w:t>হাতে</w:t>
+      </w:r>
+      <w:proofErr w:type="spellEnd"/>
+      <w:r>
+        <w:rPr>
+          <w:rFonts w:ascii="NikoshBAN" w:hAnsi="NikoshBAN" w:cs="NikoshBAN"/>
+          <w:color w:val="000000" w:themeColor="text1"/>
+        </w:rPr>
+        <w:t xml:space="preserve"> </w:t>
+      </w:r>
+      <w:proofErr w:type="spellStart"/>
+      <w:r>
+        <w:rPr>
+          <w:rFonts w:ascii="NikoshBAN" w:hAnsi="NikoshBAN" w:cs="NikoshBAN"/>
+          <w:color w:val="000000" w:themeColor="text1"/>
+        </w:rPr>
+        <w:t>সংশোধন</w:t>
+      </w:r>
+      <w:proofErr w:type="spellEnd"/>
+      <w:r>
+        <w:rPr>
+          <w:rFonts w:ascii="NikoshBAN" w:hAnsi="NikoshBAN" w:cs="NikoshBAN"/>
+          <w:color w:val="000000" w:themeColor="text1"/>
+        </w:rPr>
+        <w:t xml:space="preserve"> (override) </w:t>
+      </w:r>
+      <w:proofErr w:type="spellStart"/>
+      <w:r>
+        <w:rPr>
+          <w:rFonts w:ascii="NikoshBAN" w:hAnsi="NikoshBAN" w:cs="NikoshBAN"/>
+          <w:color w:val="000000" w:themeColor="text1"/>
+        </w:rPr>
+        <w:t>করা</w:t>
+      </w:r>
+      <w:proofErr w:type="spellEnd"/>
+      <w:r>
+        <w:rPr>
+          <w:rFonts w:ascii="NikoshBAN" w:hAnsi="NikoshBAN" w:cs="NikoshBAN"/>
+          <w:color w:val="000000" w:themeColor="text1"/>
+        </w:rPr>
+        <w:t xml:space="preserve"> </w:t>
+      </w:r>
+      <w:proofErr w:type="spellStart"/>
+      <w:r>
+        <w:rPr>
+          <w:rFonts w:ascii="NikoshBAN" w:hAnsi="NikoshBAN" w:cs="NikoshBAN"/>
+          <w:color w:val="000000" w:themeColor="text1"/>
+        </w:rPr>
+        <w:t>যাবে</w:t>
+      </w:r>
+      <w:proofErr w:type="spellEnd"/>
+      <w:r>
+        <w:rPr>
+          <w:rFonts w:ascii="NikoshBAN" w:hAnsi="NikoshBAN" w:cs="NikoshBAN"/>
+          <w:color w:val="000000" w:themeColor="text1"/>
+        </w:rPr>
+        <w:t xml:space="preserve"> </w:t>
+      </w:r>
+      <w:proofErr w:type="spellStart"/>
+      <w:r>
+        <w:rPr>
+          <w:rFonts w:ascii="NikoshBAN" w:hAnsi="NikoshBAN" w:cs="NikoshBAN"/>
+          <w:color w:val="000000" w:themeColor="text1"/>
+        </w:rPr>
+        <w:t>কি</w:t>
+      </w:r>
+      <w:proofErr w:type="spellEnd"/>
+      <w:r>
+        <w:rPr>
+          <w:rFonts w:ascii="NikoshBAN" w:hAnsi="NikoshBAN" w:cs="NikoshBAN"/>
+          <w:color w:val="000000" w:themeColor="text1"/>
+        </w:rPr>
+        <w:t xml:space="preserve">? </w:t>
+      </w:r>
+      <w:proofErr w:type="spellStart"/>
+      <w:r>
+        <w:rPr>
+          <w:rFonts w:ascii="NikoshBAN" w:hAnsi="NikoshBAN" w:cs="NikoshBAN"/>
+          <w:color w:val="000000" w:themeColor="text1"/>
+        </w:rPr>
+        <w:t>যদি</w:t>
+      </w:r>
+      <w:proofErr w:type="spellEnd"/>
+      <w:r>
+        <w:rPr>
+          <w:rFonts w:ascii="NikoshBAN" w:hAnsi="NikoshBAN" w:cs="NikoshBAN"/>
+          <w:color w:val="000000" w:themeColor="text1"/>
+        </w:rPr>
+        <w:t xml:space="preserve"> </w:t>
+      </w:r>
+      <w:proofErr w:type="spellStart"/>
+      <w:r>
+        <w:rPr>
+          <w:rFonts w:ascii="NikoshBAN" w:hAnsi="NikoshBAN" w:cs="NikoshBAN"/>
+          <w:color w:val="000000" w:themeColor="text1"/>
+        </w:rPr>
+        <w:t>যা</w:t>
+      </w:r>
+      <w:r>
+        <w:rPr>
+          <w:rFonts w:ascii="NikoshBAN" w:hAnsi="NikoshBAN" w:cs="NikoshBAN"/>
+          <w:color w:val="000000" w:themeColor="text1"/>
+        </w:rPr>
+        <w:t>য়</w:t>
+      </w:r>
+      <w:proofErr w:type="spellEnd"/>
+      <w:r>
+        <w:rPr>
+          <w:rFonts w:ascii="NikoshBAN" w:hAnsi="NikoshBAN" w:cs="NikoshBAN"/>
+          <w:color w:val="000000" w:themeColor="text1"/>
+        </w:rPr>
+        <w:t xml:space="preserve">, </w:t>
+      </w:r>
+      <w:proofErr w:type="spellStart"/>
+      <w:r>
+        <w:rPr>
+          <w:rFonts w:ascii="NikoshBAN" w:hAnsi="NikoshBAN" w:cs="NikoshBAN"/>
+          <w:color w:val="000000" w:themeColor="text1"/>
+        </w:rPr>
+        <w:t>কে</w:t>
+      </w:r>
+      <w:proofErr w:type="spellEnd"/>
+      <w:r>
+        <w:rPr>
+          <w:rFonts w:ascii="NikoshBAN" w:hAnsi="NikoshBAN" w:cs="NikoshBAN"/>
+          <w:color w:val="000000" w:themeColor="text1"/>
+        </w:rPr>
+        <w:t xml:space="preserve"> </w:t>
+      </w:r>
+      <w:proofErr w:type="spellStart"/>
+      <w:r>
+        <w:rPr>
+          <w:rFonts w:ascii="NikoshBAN" w:hAnsi="NikoshBAN" w:cs="NikoshBAN"/>
+          <w:color w:val="000000" w:themeColor="text1"/>
+        </w:rPr>
+        <w:t>অনুমোদন</w:t>
+      </w:r>
+      <w:proofErr w:type="spellEnd"/>
+      <w:r>
+        <w:rPr>
+          <w:rFonts w:ascii="NikoshBAN" w:hAnsi="NikoshBAN" w:cs="NikoshBAN"/>
+          <w:color w:val="000000" w:themeColor="text1"/>
+        </w:rPr>
+        <w:t xml:space="preserve"> </w:t>
+      </w:r>
+      <w:proofErr w:type="spellStart"/>
+      <w:r>
+        <w:rPr>
+          <w:rFonts w:ascii="NikoshBAN" w:hAnsi="NikoshBAN" w:cs="NikoshBAN"/>
+          <w:color w:val="000000" w:themeColor="text1"/>
+        </w:rPr>
+        <w:t>দেবে</w:t>
+      </w:r>
+      <w:proofErr w:type="spellEnd"/>
+      <w:r>
+        <w:rPr>
+          <w:rFonts w:ascii="NikoshBAN" w:hAnsi="NikoshBAN" w:cs="NikoshBAN"/>
+          <w:color w:val="000000" w:themeColor="text1"/>
+        </w:rPr>
+        <w:t>?</w:t>
       </w:r>
     </w:p>
     <w:p>
       <w:pPr>
         <w:spacing w:after="160"/>
         <w:ind w:left="440"/>
+        <w:rPr>
+          <w:rFonts w:ascii="NikoshBAN" w:hAnsi="NikoshBAN" w:cs="NikoshBAN"/>
+          <w:color w:val="000000" w:themeColor="text1"/>
+        </w:rPr>
       </w:pPr>
-      <w:r>
-        <w:rPr>
-          <w:rFonts w:ascii="Nirmala UI" w:cs="Nirmala UI" w:eastAsia="Nirmala UI" w:hAnsi="Nirmala UI"/>
-          <w:color w:val="666666"/>
-          <w:sz w:val="22"/>
-          <w:szCs w:val="22"/>
-        </w:rPr>
-        <w:t xml:space="preserve">উত্তর: ______________________________________________</w:t>
+      <w:proofErr w:type="spellStart"/>
+      <w:r>
+        <w:rPr>
+          <w:rFonts w:ascii="NikoshBAN" w:hAnsi="NikoshBAN" w:cs="NikoshBAN"/>
+          <w:color w:val="000000" w:themeColor="text1"/>
+        </w:rPr>
+        <w:t>উত্তর</w:t>
+      </w:r>
+      <w:proofErr w:type="spellEnd"/>
+      <w:r>
+        <w:rPr>
+          <w:rFonts w:ascii="NikoshBAN" w:hAnsi="NikoshBAN" w:cs="NikoshBAN"/>
+          <w:color w:val="000000" w:themeColor="text1"/>
+        </w:rPr>
+        <w:t>: ______________________________________________</w:t>
       </w:r>
     </w:p>
     <w:p>
       <w:pPr>
         <w:keepNext/>
         <w:pBdr>
-          <w:bottom w:val="single" w:color="808080" w:sz="6" w:space="4"/>
+          <w:bottom w:val="single" w:sz="6" w:space="4" w:color="808080"/>
         </w:pBdr>
-        <w:spacing w:after="120" w:before="280"/>
+        <w:spacing w:before="280" w:after="120"/>
+        <w:rPr>
+          <w:rFonts w:ascii="NikoshBAN" w:hAnsi="NikoshBAN" w:cs="NikoshBAN"/>
+          <w:color w:val="000000" w:themeColor="text1"/>
+        </w:rPr>
       </w:pPr>
       <w:r>
         <w:rPr>
-          <w:rFonts w:ascii="Nirmala UI" w:cs="Nirmala UI" w:eastAsia="Nirmala UI" w:hAnsi="Nirmala UI"/>
+          <w:rFonts w:ascii="NikoshBAN" w:hAnsi="NikoshBAN" w:cs="NikoshBAN"/>
           <w:b/>
           <w:bCs/>
+          <w:color w:val="000000" w:themeColor="text1"/>
           <w:sz w:val="26"/>
           <w:szCs w:val="26"/>
         </w:rPr>
-        <w:t xml:space="preserve">৫। কোম্পানি-পরিমাপ (Company Measurement)</w:t>
+        <w:t xml:space="preserve">৫। </w:t>
+      </w:r>
+      <w:proofErr w:type="spellStart"/>
+      <w:r>
+        <w:rPr>
+          <w:rFonts w:ascii="NikoshBAN" w:hAnsi="NikoshBAN" w:cs="NikoshBAN"/>
+          <w:b/>
+          <w:bCs/>
+          <w:color w:val="000000" w:themeColor="text1"/>
+          <w:sz w:val="26"/>
+          <w:szCs w:val="26"/>
+        </w:rPr>
+        <w:t>কোম্পানি-পরিমাপ</w:t>
+      </w:r>
+      <w:proofErr w:type="spellEnd"/>
+      <w:r>
+        <w:rPr>
+          <w:rFonts w:ascii="NikoshBAN" w:hAnsi="NikoshBAN" w:cs="NikoshBAN"/>
+          <w:b/>
+          <w:bCs/>
+          <w:color w:val="000000" w:themeColor="text1"/>
+          <w:sz w:val="26"/>
+          <w:szCs w:val="26"/>
+        </w:rPr>
+        <w:t xml:space="preserve"> (Company Measurement)</w:t>
       </w:r>
     </w:p>
     <w:p>
@@ -865,29 +6197,288 @@
         <w:keepNext/>
         <w:spacing w:after="60"/>
         <w:ind w:left="440" w:hanging="440"/>
+        <w:rPr>
+          <w:rFonts w:ascii="NikoshBAN" w:hAnsi="NikoshBAN" w:cs="NikoshBAN"/>
+          <w:color w:val="000000" w:themeColor="text1"/>
+        </w:rPr>
       </w:pPr>
       <w:r>
         <w:rPr>
-          <w:rFonts w:ascii="Nirmala UI" w:cs="Nirmala UI" w:eastAsia="Nirmala UI" w:hAnsi="Nirmala UI"/>
-          <w:sz w:val="22"/>
-          <w:szCs w:val="22"/>
-        </w:rPr>
-        <w:t xml:space="preserve">22. প্রতি কোম্পানি ও আইটেমের প্রতি পিসের SFT কোথা থেকে আসে? সরবরাহকারী দেয়, নাকি ক্লায়েন্ট নিজে মাপে?</w:t>
+          <w:rFonts w:ascii="NikoshBAN" w:hAnsi="NikoshBAN" w:cs="NikoshBAN"/>
+          <w:color w:val="000000" w:themeColor="text1"/>
+        </w:rPr>
+        <w:t xml:space="preserve">22. </w:t>
+      </w:r>
+      <w:proofErr w:type="spellStart"/>
+      <w:r>
+        <w:rPr>
+          <w:rFonts w:ascii="NikoshBAN" w:hAnsi="NikoshBAN" w:cs="NikoshBAN"/>
+          <w:color w:val="000000" w:themeColor="text1"/>
+        </w:rPr>
+        <w:t>প্রতি</w:t>
+      </w:r>
+      <w:proofErr w:type="spellEnd"/>
+      <w:r>
+        <w:rPr>
+          <w:rFonts w:ascii="NikoshBAN" w:hAnsi="NikoshBAN" w:cs="NikoshBAN"/>
+          <w:color w:val="000000" w:themeColor="text1"/>
+        </w:rPr>
+        <w:t xml:space="preserve"> </w:t>
+      </w:r>
+      <w:proofErr w:type="spellStart"/>
+      <w:r>
+        <w:rPr>
+          <w:rFonts w:ascii="NikoshBAN" w:hAnsi="NikoshBAN" w:cs="NikoshBAN"/>
+          <w:color w:val="000000" w:themeColor="text1"/>
+        </w:rPr>
+        <w:t>কোম্পানি</w:t>
+      </w:r>
+      <w:proofErr w:type="spellEnd"/>
+      <w:r>
+        <w:rPr>
+          <w:rFonts w:ascii="NikoshBAN" w:hAnsi="NikoshBAN" w:cs="NikoshBAN"/>
+          <w:color w:val="000000" w:themeColor="text1"/>
+        </w:rPr>
+        <w:t xml:space="preserve"> ও </w:t>
+      </w:r>
+      <w:proofErr w:type="spellStart"/>
+      <w:r>
+        <w:rPr>
+          <w:rFonts w:ascii="NikoshBAN" w:hAnsi="NikoshBAN" w:cs="NikoshBAN"/>
+          <w:color w:val="000000" w:themeColor="text1"/>
+        </w:rPr>
+        <w:t>আইটেমের</w:t>
+      </w:r>
+      <w:proofErr w:type="spellEnd"/>
+      <w:r>
+        <w:rPr>
+          <w:rFonts w:ascii="NikoshBAN" w:hAnsi="NikoshBAN" w:cs="NikoshBAN"/>
+          <w:color w:val="000000" w:themeColor="text1"/>
+        </w:rPr>
+        <w:t xml:space="preserve"> </w:t>
+      </w:r>
+      <w:proofErr w:type="spellStart"/>
+      <w:r>
+        <w:rPr>
+          <w:rFonts w:ascii="NikoshBAN" w:hAnsi="NikoshBAN" w:cs="NikoshBAN"/>
+          <w:color w:val="000000" w:themeColor="text1"/>
+        </w:rPr>
+        <w:t>প্রতি</w:t>
+      </w:r>
+      <w:proofErr w:type="spellEnd"/>
+      <w:r>
+        <w:rPr>
+          <w:rFonts w:ascii="NikoshBAN" w:hAnsi="NikoshBAN" w:cs="NikoshBAN"/>
+          <w:color w:val="000000" w:themeColor="text1"/>
+        </w:rPr>
+        <w:t xml:space="preserve"> </w:t>
+      </w:r>
+      <w:proofErr w:type="spellStart"/>
+      <w:r>
+        <w:rPr>
+          <w:rFonts w:ascii="NikoshBAN" w:hAnsi="NikoshBAN" w:cs="NikoshBAN"/>
+          <w:color w:val="000000" w:themeColor="text1"/>
+        </w:rPr>
+        <w:t>পিসের</w:t>
+      </w:r>
+      <w:proofErr w:type="spellEnd"/>
+      <w:r>
+        <w:rPr>
+          <w:rFonts w:ascii="NikoshBAN" w:hAnsi="NikoshBAN" w:cs="NikoshBAN"/>
+          <w:color w:val="000000" w:themeColor="text1"/>
+        </w:rPr>
+        <w:t xml:space="preserve"> SFT </w:t>
+      </w:r>
+      <w:proofErr w:type="spellStart"/>
+      <w:r>
+        <w:rPr>
+          <w:rFonts w:ascii="NikoshBAN" w:hAnsi="NikoshBAN" w:cs="NikoshBAN"/>
+          <w:color w:val="000000" w:themeColor="text1"/>
+        </w:rPr>
+        <w:t>কোথা</w:t>
+      </w:r>
+      <w:proofErr w:type="spellEnd"/>
+      <w:r>
+        <w:rPr>
+          <w:rFonts w:ascii="NikoshBAN" w:hAnsi="NikoshBAN" w:cs="NikoshBAN"/>
+          <w:color w:val="000000" w:themeColor="text1"/>
+        </w:rPr>
+        <w:t xml:space="preserve"> </w:t>
+      </w:r>
+      <w:proofErr w:type="spellStart"/>
+      <w:r>
+        <w:rPr>
+          <w:rFonts w:ascii="NikoshBAN" w:hAnsi="NikoshBAN" w:cs="NikoshBAN"/>
+          <w:color w:val="000000" w:themeColor="text1"/>
+        </w:rPr>
+        <w:t>থেকে</w:t>
+      </w:r>
+      <w:proofErr w:type="spellEnd"/>
+      <w:r>
+        <w:rPr>
+          <w:rFonts w:ascii="NikoshBAN" w:hAnsi="NikoshBAN" w:cs="NikoshBAN"/>
+          <w:color w:val="000000" w:themeColor="text1"/>
+        </w:rPr>
+        <w:t xml:space="preserve"> </w:t>
+      </w:r>
+      <w:proofErr w:type="spellStart"/>
+      <w:r>
+        <w:rPr>
+          <w:rFonts w:ascii="NikoshBAN" w:hAnsi="NikoshBAN" w:cs="NikoshBAN"/>
+          <w:color w:val="000000" w:themeColor="text1"/>
+        </w:rPr>
+        <w:t>আসে</w:t>
+      </w:r>
+      <w:proofErr w:type="spellEnd"/>
+      <w:r>
+        <w:rPr>
+          <w:rFonts w:ascii="NikoshBAN" w:hAnsi="NikoshBAN" w:cs="NikoshBAN"/>
+          <w:color w:val="000000" w:themeColor="text1"/>
+        </w:rPr>
+        <w:t xml:space="preserve">? </w:t>
+      </w:r>
+      <w:proofErr w:type="spellStart"/>
+      <w:r>
+        <w:rPr>
+          <w:rFonts w:ascii="NikoshBAN" w:hAnsi="NikoshBAN" w:cs="NikoshBAN"/>
+          <w:color w:val="000000" w:themeColor="text1"/>
+        </w:rPr>
+        <w:t>সরবরাহকারী</w:t>
+      </w:r>
+      <w:proofErr w:type="spellEnd"/>
+      <w:r>
+        <w:rPr>
+          <w:rFonts w:ascii="NikoshBAN" w:hAnsi="NikoshBAN" w:cs="NikoshBAN"/>
+          <w:color w:val="000000" w:themeColor="text1"/>
+        </w:rPr>
+        <w:t xml:space="preserve"> </w:t>
+      </w:r>
+      <w:proofErr w:type="spellStart"/>
+      <w:r>
+        <w:rPr>
+          <w:rFonts w:ascii="NikoshBAN" w:hAnsi="NikoshBAN" w:cs="NikoshBAN"/>
+          <w:color w:val="000000" w:themeColor="text1"/>
+        </w:rPr>
+        <w:t>দে</w:t>
+      </w:r>
+      <w:r>
+        <w:rPr>
+          <w:rFonts w:ascii="NikoshBAN" w:hAnsi="NikoshBAN" w:cs="NikoshBAN"/>
+          <w:color w:val="000000" w:themeColor="text1"/>
+        </w:rPr>
+        <w:t>য়</w:t>
+      </w:r>
+      <w:proofErr w:type="spellEnd"/>
+      <w:r>
+        <w:rPr>
+          <w:rFonts w:ascii="NikoshBAN" w:hAnsi="NikoshBAN" w:cs="NikoshBAN"/>
+          <w:color w:val="000000" w:themeColor="text1"/>
+        </w:rPr>
+        <w:t xml:space="preserve">, </w:t>
+      </w:r>
+      <w:proofErr w:type="spellStart"/>
+      <w:r>
+        <w:rPr>
+          <w:rFonts w:ascii="NikoshBAN" w:hAnsi="NikoshBAN" w:cs="NikoshBAN"/>
+          <w:color w:val="000000" w:themeColor="text1"/>
+        </w:rPr>
+        <w:t>নাকি</w:t>
+      </w:r>
+      <w:proofErr w:type="spellEnd"/>
+      <w:r>
+        <w:rPr>
+          <w:rFonts w:ascii="NikoshBAN" w:hAnsi="NikoshBAN" w:cs="NikoshBAN"/>
+          <w:color w:val="000000" w:themeColor="text1"/>
+        </w:rPr>
+        <w:t xml:space="preserve"> </w:t>
+      </w:r>
+      <w:proofErr w:type="spellStart"/>
+      <w:r>
+        <w:rPr>
+          <w:rFonts w:ascii="NikoshBAN" w:hAnsi="NikoshBAN" w:cs="NikoshBAN"/>
+          <w:color w:val="000000" w:themeColor="text1"/>
+        </w:rPr>
+        <w:t>ক্লা</w:t>
+      </w:r>
+      <w:r>
+        <w:rPr>
+          <w:rFonts w:ascii="NikoshBAN" w:hAnsi="NikoshBAN" w:cs="NikoshBAN"/>
+          <w:color w:val="000000" w:themeColor="text1"/>
+        </w:rPr>
+        <w:t>য়ে</w:t>
+      </w:r>
+      <w:r>
+        <w:rPr>
+          <w:rFonts w:ascii="NikoshBAN" w:hAnsi="NikoshBAN" w:cs="NikoshBAN"/>
+          <w:color w:val="000000" w:themeColor="text1"/>
+        </w:rPr>
+        <w:t>ন্ট</w:t>
+      </w:r>
+      <w:proofErr w:type="spellEnd"/>
+      <w:r>
+        <w:rPr>
+          <w:rFonts w:ascii="NikoshBAN" w:hAnsi="NikoshBAN" w:cs="NikoshBAN"/>
+          <w:color w:val="000000" w:themeColor="text1"/>
+        </w:rPr>
+        <w:t xml:space="preserve"> </w:t>
+      </w:r>
+      <w:proofErr w:type="spellStart"/>
+      <w:r>
+        <w:rPr>
+          <w:rFonts w:ascii="NikoshBAN" w:hAnsi="NikoshBAN" w:cs="NikoshBAN"/>
+          <w:color w:val="000000" w:themeColor="text1"/>
+        </w:rPr>
+        <w:t>নিজে</w:t>
+      </w:r>
+      <w:proofErr w:type="spellEnd"/>
+      <w:r>
+        <w:rPr>
+          <w:rFonts w:ascii="NikoshBAN" w:hAnsi="NikoshBAN" w:cs="NikoshBAN"/>
+          <w:color w:val="000000" w:themeColor="text1"/>
+        </w:rPr>
+        <w:t xml:space="preserve"> </w:t>
+      </w:r>
+      <w:proofErr w:type="spellStart"/>
+      <w:r>
+        <w:rPr>
+          <w:rFonts w:ascii="NikoshBAN" w:hAnsi="NikoshBAN" w:cs="NikoshBAN"/>
+          <w:color w:val="000000" w:themeColor="text1"/>
+        </w:rPr>
+        <w:t>মাপে</w:t>
+      </w:r>
+      <w:proofErr w:type="spellEnd"/>
+      <w:r>
+        <w:rPr>
+          <w:rFonts w:ascii="NikoshBAN" w:hAnsi="NikoshBAN" w:cs="NikoshBAN"/>
+          <w:color w:val="000000" w:themeColor="text1"/>
+        </w:rPr>
+        <w:t>?</w:t>
       </w:r>
     </w:p>
     <w:p>
       <w:pPr>
         <w:spacing w:after="160"/>
         <w:ind w:left="440"/>
+        <w:rPr>
+          <w:rFonts w:ascii="NikoshBAN" w:hAnsi="NikoshBAN" w:cs="NikoshBAN"/>
+          <w:color w:val="000000" w:themeColor="text1"/>
+        </w:rPr>
       </w:pPr>
-      <w:r>
-        <w:rPr>
-          <w:rFonts w:ascii="Nirmala UI" w:cs="Nirmala UI" w:eastAsia="Nirmala UI" w:hAnsi="Nirmala UI"/>
-          <w:color w:val="666666"/>
-          <w:sz w:val="22"/>
-          <w:szCs w:val="22"/>
-        </w:rPr>
-        <w:t xml:space="preserve">উত্তর: ______________________________________________</w:t>
+      <w:proofErr w:type="spellStart"/>
+      <w:r>
+        <w:rPr>
+          <w:rFonts w:ascii="NikoshBAN" w:hAnsi="NikoshBAN" w:cs="NikoshBAN"/>
+          <w:color w:val="000000" w:themeColor="text1"/>
+        </w:rPr>
+        <w:t>উত্তর</w:t>
+      </w:r>
+      <w:proofErr w:type="spellEnd"/>
+      <w:r>
+        <w:rPr>
+          <w:rFonts w:ascii="NikoshBAN" w:hAnsi="NikoshBAN" w:cs="NikoshBAN"/>
+          <w:color w:val="000000" w:themeColor="text1"/>
+        </w:rPr>
+        <w:t>: ______________________________________________</w:t>
       </w:r>
     </w:p>
     <w:p>
@@ -895,29 +6486,242 @@
         <w:keepNext/>
         <w:spacing w:after="60"/>
         <w:ind w:left="440" w:hanging="440"/>
+        <w:rPr>
+          <w:rFonts w:ascii="NikoshBAN" w:hAnsi="NikoshBAN" w:cs="NikoshBAN"/>
+          <w:color w:val="000000" w:themeColor="text1"/>
+        </w:rPr>
       </w:pPr>
       <w:r>
         <w:rPr>
-          <w:rFonts w:ascii="Nirmala UI" w:cs="Nirmala UI" w:eastAsia="Nirmala UI" w:hAnsi="Nirmala UI"/>
-          <w:sz w:val="22"/>
-          <w:szCs w:val="22"/>
-        </w:rPr>
-        <w:t xml:space="preserve">23. প্রতি box-এ কত পিস থাকে? এটি কি আইটেম অনুযায়ী ঠিক, নাকি প্রতি purchase-এ বদলায়?</w:t>
+          <w:rFonts w:ascii="NikoshBAN" w:hAnsi="NikoshBAN" w:cs="NikoshBAN"/>
+          <w:color w:val="000000" w:themeColor="text1"/>
+        </w:rPr>
+        <w:t xml:space="preserve">23. </w:t>
+      </w:r>
+      <w:proofErr w:type="spellStart"/>
+      <w:r>
+        <w:rPr>
+          <w:rFonts w:ascii="NikoshBAN" w:hAnsi="NikoshBAN" w:cs="NikoshBAN"/>
+          <w:color w:val="000000" w:themeColor="text1"/>
+        </w:rPr>
+        <w:t>প্রতি</w:t>
+      </w:r>
+      <w:proofErr w:type="spellEnd"/>
+      <w:r>
+        <w:rPr>
+          <w:rFonts w:ascii="NikoshBAN" w:hAnsi="NikoshBAN" w:cs="NikoshBAN"/>
+          <w:color w:val="000000" w:themeColor="text1"/>
+        </w:rPr>
+        <w:t xml:space="preserve"> box-এ </w:t>
+      </w:r>
+      <w:proofErr w:type="spellStart"/>
+      <w:r>
+        <w:rPr>
+          <w:rFonts w:ascii="NikoshBAN" w:hAnsi="NikoshBAN" w:cs="NikoshBAN"/>
+          <w:color w:val="000000" w:themeColor="text1"/>
+        </w:rPr>
+        <w:t>কত</w:t>
+      </w:r>
+      <w:proofErr w:type="spellEnd"/>
+      <w:r>
+        <w:rPr>
+          <w:rFonts w:ascii="NikoshBAN" w:hAnsi="NikoshBAN" w:cs="NikoshBAN"/>
+          <w:color w:val="000000" w:themeColor="text1"/>
+        </w:rPr>
+        <w:t xml:space="preserve"> </w:t>
+      </w:r>
+      <w:proofErr w:type="spellStart"/>
+      <w:r>
+        <w:rPr>
+          <w:rFonts w:ascii="NikoshBAN" w:hAnsi="NikoshBAN" w:cs="NikoshBAN"/>
+          <w:color w:val="000000" w:themeColor="text1"/>
+        </w:rPr>
+        <w:t>পিস</w:t>
+      </w:r>
+      <w:proofErr w:type="spellEnd"/>
+      <w:r>
+        <w:rPr>
+          <w:rFonts w:ascii="NikoshBAN" w:hAnsi="NikoshBAN" w:cs="NikoshBAN"/>
+          <w:color w:val="000000" w:themeColor="text1"/>
+        </w:rPr>
+        <w:t xml:space="preserve"> </w:t>
+      </w:r>
+      <w:proofErr w:type="spellStart"/>
+      <w:r>
+        <w:rPr>
+          <w:rFonts w:ascii="NikoshBAN" w:hAnsi="NikoshBAN" w:cs="NikoshBAN"/>
+          <w:color w:val="000000" w:themeColor="text1"/>
+        </w:rPr>
+        <w:t>থাকে</w:t>
+      </w:r>
+      <w:proofErr w:type="spellEnd"/>
+      <w:r>
+        <w:rPr>
+          <w:rFonts w:ascii="NikoshBAN" w:hAnsi="NikoshBAN" w:cs="NikoshBAN"/>
+          <w:color w:val="000000" w:themeColor="text1"/>
+        </w:rPr>
+        <w:t xml:space="preserve">? </w:t>
+      </w:r>
+      <w:proofErr w:type="spellStart"/>
+      <w:r>
+        <w:rPr>
+          <w:rFonts w:ascii="NikoshBAN" w:hAnsi="NikoshBAN" w:cs="NikoshBAN"/>
+          <w:color w:val="000000" w:themeColor="text1"/>
+        </w:rPr>
+        <w:t>এটি</w:t>
+      </w:r>
+      <w:proofErr w:type="spellEnd"/>
+      <w:r>
+        <w:rPr>
+          <w:rFonts w:ascii="NikoshBAN" w:hAnsi="NikoshBAN" w:cs="NikoshBAN"/>
+          <w:color w:val="000000" w:themeColor="text1"/>
+        </w:rPr>
+        <w:t xml:space="preserve"> </w:t>
+      </w:r>
+      <w:proofErr w:type="spellStart"/>
+      <w:r>
+        <w:rPr>
+          <w:rFonts w:ascii="NikoshBAN" w:hAnsi="NikoshBAN" w:cs="NikoshBAN"/>
+          <w:color w:val="000000" w:themeColor="text1"/>
+        </w:rPr>
+        <w:t>কি</w:t>
+      </w:r>
+      <w:proofErr w:type="spellEnd"/>
+      <w:r>
+        <w:rPr>
+          <w:rFonts w:ascii="NikoshBAN" w:hAnsi="NikoshBAN" w:cs="NikoshBAN"/>
+          <w:color w:val="000000" w:themeColor="text1"/>
+        </w:rPr>
+        <w:t xml:space="preserve"> </w:t>
+      </w:r>
+      <w:proofErr w:type="spellStart"/>
+      <w:r>
+        <w:rPr>
+          <w:rFonts w:ascii="NikoshBAN" w:hAnsi="NikoshBAN" w:cs="NikoshBAN"/>
+          <w:color w:val="000000" w:themeColor="text1"/>
+        </w:rPr>
+        <w:t>আইটেম</w:t>
+      </w:r>
+      <w:proofErr w:type="spellEnd"/>
+      <w:r>
+        <w:rPr>
+          <w:rFonts w:ascii="NikoshBAN" w:hAnsi="NikoshBAN" w:cs="NikoshBAN"/>
+          <w:color w:val="000000" w:themeColor="text1"/>
+        </w:rPr>
+        <w:t xml:space="preserve"> </w:t>
+      </w:r>
+      <w:proofErr w:type="spellStart"/>
+      <w:r>
+        <w:rPr>
+          <w:rFonts w:ascii="NikoshBAN" w:hAnsi="NikoshBAN" w:cs="NikoshBAN"/>
+          <w:color w:val="000000" w:themeColor="text1"/>
+        </w:rPr>
+        <w:t>অনুযায়ী</w:t>
+      </w:r>
+      <w:proofErr w:type="spellEnd"/>
+      <w:r>
+        <w:rPr>
+          <w:rFonts w:ascii="NikoshBAN" w:hAnsi="NikoshBAN" w:cs="NikoshBAN"/>
+          <w:color w:val="000000" w:themeColor="text1"/>
+        </w:rPr>
+        <w:t xml:space="preserve"> </w:t>
+      </w:r>
+      <w:proofErr w:type="spellStart"/>
+      <w:r>
+        <w:rPr>
+          <w:rFonts w:ascii="NikoshBAN" w:hAnsi="NikoshBAN" w:cs="NikoshBAN"/>
+          <w:color w:val="000000" w:themeColor="text1"/>
+        </w:rPr>
+        <w:t>ঠিক</w:t>
+      </w:r>
+      <w:proofErr w:type="spellEnd"/>
+      <w:r>
+        <w:rPr>
+          <w:rFonts w:ascii="NikoshBAN" w:hAnsi="NikoshBAN" w:cs="NikoshBAN"/>
+          <w:color w:val="000000" w:themeColor="text1"/>
+        </w:rPr>
+        <w:t xml:space="preserve">, </w:t>
+      </w:r>
+      <w:proofErr w:type="spellStart"/>
+      <w:r>
+        <w:rPr>
+          <w:rFonts w:ascii="NikoshBAN" w:hAnsi="NikoshBAN" w:cs="NikoshBAN"/>
+          <w:color w:val="000000" w:themeColor="text1"/>
+        </w:rPr>
+        <w:t>নাকি</w:t>
+      </w:r>
+      <w:proofErr w:type="spellEnd"/>
+      <w:r>
+        <w:rPr>
+          <w:rFonts w:ascii="NikoshBAN" w:hAnsi="NikoshBAN" w:cs="NikoshBAN"/>
+          <w:color w:val="000000" w:themeColor="text1"/>
+        </w:rPr>
+        <w:t xml:space="preserve"> </w:t>
+      </w:r>
+      <w:proofErr w:type="spellStart"/>
+      <w:r>
+        <w:rPr>
+          <w:rFonts w:ascii="NikoshBAN" w:hAnsi="NikoshBAN" w:cs="NikoshBAN"/>
+          <w:color w:val="000000" w:themeColor="text1"/>
+        </w:rPr>
+        <w:t>প্রতি</w:t>
+      </w:r>
+      <w:proofErr w:type="spellEnd"/>
+      <w:r>
+        <w:rPr>
+          <w:rFonts w:ascii="NikoshBAN" w:hAnsi="NikoshBAN" w:cs="NikoshBAN"/>
+          <w:color w:val="000000" w:themeColor="text1"/>
+        </w:rPr>
+        <w:t xml:space="preserve"> purchase-এ </w:t>
+      </w:r>
+      <w:proofErr w:type="spellStart"/>
+      <w:r>
+        <w:rPr>
+          <w:rFonts w:ascii="NikoshBAN" w:hAnsi="NikoshBAN" w:cs="NikoshBAN"/>
+          <w:color w:val="000000" w:themeColor="text1"/>
+        </w:rPr>
+        <w:t>বদলা</w:t>
+      </w:r>
+      <w:r>
+        <w:rPr>
+          <w:rFonts w:ascii="NikoshBAN" w:hAnsi="NikoshBAN" w:cs="NikoshBAN"/>
+          <w:color w:val="000000" w:themeColor="text1"/>
+        </w:rPr>
+        <w:t>য়</w:t>
+      </w:r>
+      <w:proofErr w:type="spellEnd"/>
+      <w:r>
+        <w:rPr>
+          <w:rFonts w:ascii="NikoshBAN" w:hAnsi="NikoshBAN" w:cs="NikoshBAN"/>
+          <w:color w:val="000000" w:themeColor="text1"/>
+        </w:rPr>
+        <w:t>?</w:t>
       </w:r>
     </w:p>
     <w:p>
       <w:pPr>
         <w:spacing w:after="160"/>
         <w:ind w:left="440"/>
+        <w:rPr>
+          <w:rFonts w:ascii="NikoshBAN" w:hAnsi="NikoshBAN" w:cs="NikoshBAN"/>
+          <w:color w:val="000000" w:themeColor="text1"/>
+        </w:rPr>
       </w:pPr>
-      <w:r>
-        <w:rPr>
-          <w:rFonts w:ascii="Nirmala UI" w:cs="Nirmala UI" w:eastAsia="Nirmala UI" w:hAnsi="Nirmala UI"/>
-          <w:color w:val="666666"/>
-          <w:sz w:val="22"/>
-          <w:szCs w:val="22"/>
-        </w:rPr>
-        <w:t xml:space="preserve">উত্তর: ______________________________________________</w:t>
+      <w:proofErr w:type="spellStart"/>
+      <w:r>
+        <w:rPr>
+          <w:rFonts w:ascii="NikoshBAN" w:hAnsi="NikoshBAN" w:cs="NikoshBAN"/>
+          <w:color w:val="000000" w:themeColor="text1"/>
+        </w:rPr>
+        <w:t>উত্তর</w:t>
+      </w:r>
+      <w:proofErr w:type="spellEnd"/>
+      <w:r>
+        <w:rPr>
+          <w:rFonts w:ascii="NikoshBAN" w:hAnsi="NikoshBAN" w:cs="NikoshBAN"/>
+          <w:color w:val="000000" w:themeColor="text1"/>
+        </w:rPr>
+        <w:t>: ______________________________________________</w:t>
       </w:r>
     </w:p>
     <w:p>
@@ -925,78 +6729,532 @@
         <w:keepNext/>
         <w:spacing w:after="60"/>
         <w:ind w:left="440" w:hanging="440"/>
+        <w:rPr>
+          <w:rFonts w:ascii="NikoshBAN" w:hAnsi="NikoshBAN" w:cs="NikoshBAN"/>
+          <w:color w:val="000000" w:themeColor="text1"/>
+        </w:rPr>
       </w:pPr>
       <w:r>
         <w:rPr>
-          <w:rFonts w:ascii="Nirmala UI" w:cs="Nirmala UI" w:eastAsia="Nirmala UI" w:hAnsi="Nirmala UI"/>
-          <w:sz w:val="22"/>
-          <w:szCs w:val="22"/>
-        </w:rPr>
-        <w:t xml:space="preserve">24. product_items.measurement-এর মান কীভাবে Company Measurement-এর সাথে মেলে? এটি কি একই জিনিস, নাকি আলাদা?</w:t>
+          <w:rFonts w:ascii="NikoshBAN" w:hAnsi="NikoshBAN" w:cs="NikoshBAN"/>
+          <w:color w:val="000000" w:themeColor="text1"/>
+        </w:rPr>
+        <w:t xml:space="preserve">24. </w:t>
+      </w:r>
+      <w:proofErr w:type="spellStart"/>
+      <w:r>
+        <w:rPr>
+          <w:rFonts w:ascii="NikoshBAN" w:hAnsi="NikoshBAN" w:cs="NikoshBAN"/>
+          <w:color w:val="000000" w:themeColor="text1"/>
+        </w:rPr>
+        <w:t>product_items.measurement-এর</w:t>
+      </w:r>
+      <w:proofErr w:type="spellEnd"/>
+      <w:r>
+        <w:rPr>
+          <w:rFonts w:ascii="NikoshBAN" w:hAnsi="NikoshBAN" w:cs="NikoshBAN"/>
+          <w:color w:val="000000" w:themeColor="text1"/>
+        </w:rPr>
+        <w:t xml:space="preserve"> </w:t>
+      </w:r>
+      <w:proofErr w:type="spellStart"/>
+      <w:r>
+        <w:rPr>
+          <w:rFonts w:ascii="NikoshBAN" w:hAnsi="NikoshBAN" w:cs="NikoshBAN"/>
+          <w:color w:val="000000" w:themeColor="text1"/>
+        </w:rPr>
+        <w:t>মান</w:t>
+      </w:r>
+      <w:proofErr w:type="spellEnd"/>
+      <w:r>
+        <w:rPr>
+          <w:rFonts w:ascii="NikoshBAN" w:hAnsi="NikoshBAN" w:cs="NikoshBAN"/>
+          <w:color w:val="000000" w:themeColor="text1"/>
+        </w:rPr>
+        <w:t xml:space="preserve"> </w:t>
+      </w:r>
+      <w:proofErr w:type="spellStart"/>
+      <w:r>
+        <w:rPr>
+          <w:rFonts w:ascii="NikoshBAN" w:hAnsi="NikoshBAN" w:cs="NikoshBAN"/>
+          <w:color w:val="000000" w:themeColor="text1"/>
+        </w:rPr>
+        <w:t>কীভাবে</w:t>
+      </w:r>
+      <w:proofErr w:type="spellEnd"/>
+      <w:r>
+        <w:rPr>
+          <w:rFonts w:ascii="NikoshBAN" w:hAnsi="NikoshBAN" w:cs="NikoshBAN"/>
+          <w:color w:val="000000" w:themeColor="text1"/>
+        </w:rPr>
+        <w:t xml:space="preserve"> Company Measurement-</w:t>
+      </w:r>
+      <w:proofErr w:type="spellStart"/>
+      <w:r>
+        <w:rPr>
+          <w:rFonts w:ascii="NikoshBAN" w:hAnsi="NikoshBAN" w:cs="NikoshBAN"/>
+          <w:color w:val="000000" w:themeColor="text1"/>
+        </w:rPr>
+        <w:t>এর</w:t>
+      </w:r>
+      <w:proofErr w:type="spellEnd"/>
+      <w:r>
+        <w:rPr>
+          <w:rFonts w:ascii="NikoshBAN" w:hAnsi="NikoshBAN" w:cs="NikoshBAN"/>
+          <w:color w:val="000000" w:themeColor="text1"/>
+        </w:rPr>
+        <w:t xml:space="preserve"> </w:t>
+      </w:r>
+      <w:proofErr w:type="spellStart"/>
+      <w:r>
+        <w:rPr>
+          <w:rFonts w:ascii="NikoshBAN" w:hAnsi="NikoshBAN" w:cs="NikoshBAN"/>
+          <w:color w:val="000000" w:themeColor="text1"/>
+        </w:rPr>
+        <w:t>সাথে</w:t>
+      </w:r>
+      <w:proofErr w:type="spellEnd"/>
+      <w:r>
+        <w:rPr>
+          <w:rFonts w:ascii="NikoshBAN" w:hAnsi="NikoshBAN" w:cs="NikoshBAN"/>
+          <w:color w:val="000000" w:themeColor="text1"/>
+        </w:rPr>
+        <w:t xml:space="preserve"> </w:t>
+      </w:r>
+      <w:proofErr w:type="spellStart"/>
+      <w:r>
+        <w:rPr>
+          <w:rFonts w:ascii="NikoshBAN" w:hAnsi="NikoshBAN" w:cs="NikoshBAN"/>
+          <w:color w:val="000000" w:themeColor="text1"/>
+        </w:rPr>
+        <w:t>মেলে</w:t>
+      </w:r>
+      <w:proofErr w:type="spellEnd"/>
+      <w:r>
+        <w:rPr>
+          <w:rFonts w:ascii="NikoshBAN" w:hAnsi="NikoshBAN" w:cs="NikoshBAN"/>
+          <w:color w:val="000000" w:themeColor="text1"/>
+        </w:rPr>
+        <w:t xml:space="preserve">? </w:t>
+      </w:r>
+      <w:proofErr w:type="spellStart"/>
+      <w:r>
+        <w:rPr>
+          <w:rFonts w:ascii="NikoshBAN" w:hAnsi="NikoshBAN" w:cs="NikoshBAN"/>
+          <w:color w:val="000000" w:themeColor="text1"/>
+        </w:rPr>
+        <w:t>এটি</w:t>
+      </w:r>
+      <w:proofErr w:type="spellEnd"/>
+      <w:r>
+        <w:rPr>
+          <w:rFonts w:ascii="NikoshBAN" w:hAnsi="NikoshBAN" w:cs="NikoshBAN"/>
+          <w:color w:val="000000" w:themeColor="text1"/>
+        </w:rPr>
+        <w:t xml:space="preserve"> </w:t>
+      </w:r>
+      <w:proofErr w:type="spellStart"/>
+      <w:r>
+        <w:rPr>
+          <w:rFonts w:ascii="NikoshBAN" w:hAnsi="NikoshBAN" w:cs="NikoshBAN"/>
+          <w:color w:val="000000" w:themeColor="text1"/>
+        </w:rPr>
+        <w:t>কি</w:t>
+      </w:r>
+      <w:proofErr w:type="spellEnd"/>
+      <w:r>
+        <w:rPr>
+          <w:rFonts w:ascii="NikoshBAN" w:hAnsi="NikoshBAN" w:cs="NikoshBAN"/>
+          <w:color w:val="000000" w:themeColor="text1"/>
+        </w:rPr>
+        <w:t xml:space="preserve"> </w:t>
+      </w:r>
+      <w:proofErr w:type="spellStart"/>
+      <w:r>
+        <w:rPr>
+          <w:rFonts w:ascii="NikoshBAN" w:hAnsi="NikoshBAN" w:cs="NikoshBAN"/>
+          <w:color w:val="000000" w:themeColor="text1"/>
+        </w:rPr>
+        <w:t>একই</w:t>
+      </w:r>
+      <w:proofErr w:type="spellEnd"/>
+      <w:r>
+        <w:rPr>
+          <w:rFonts w:ascii="NikoshBAN" w:hAnsi="NikoshBAN" w:cs="NikoshBAN"/>
+          <w:color w:val="000000" w:themeColor="text1"/>
+        </w:rPr>
+        <w:t xml:space="preserve"> </w:t>
+      </w:r>
+      <w:proofErr w:type="spellStart"/>
+      <w:r>
+        <w:rPr>
+          <w:rFonts w:ascii="NikoshBAN" w:hAnsi="NikoshBAN" w:cs="NikoshBAN"/>
+          <w:color w:val="000000" w:themeColor="text1"/>
+        </w:rPr>
+        <w:t>জিনিস</w:t>
+      </w:r>
+      <w:proofErr w:type="spellEnd"/>
+      <w:r>
+        <w:rPr>
+          <w:rFonts w:ascii="NikoshBAN" w:hAnsi="NikoshBAN" w:cs="NikoshBAN"/>
+          <w:color w:val="000000" w:themeColor="text1"/>
+        </w:rPr>
+        <w:t xml:space="preserve">, </w:t>
+      </w:r>
+      <w:proofErr w:type="spellStart"/>
+      <w:r>
+        <w:rPr>
+          <w:rFonts w:ascii="NikoshBAN" w:hAnsi="NikoshBAN" w:cs="NikoshBAN"/>
+          <w:color w:val="000000" w:themeColor="text1"/>
+        </w:rPr>
+        <w:t>নাকি</w:t>
+      </w:r>
+      <w:proofErr w:type="spellEnd"/>
+      <w:r>
+        <w:rPr>
+          <w:rFonts w:ascii="NikoshBAN" w:hAnsi="NikoshBAN" w:cs="NikoshBAN"/>
+          <w:color w:val="000000" w:themeColor="text1"/>
+        </w:rPr>
+        <w:t xml:space="preserve"> </w:t>
+      </w:r>
+      <w:proofErr w:type="spellStart"/>
+      <w:r>
+        <w:rPr>
+          <w:rFonts w:ascii="NikoshBAN" w:hAnsi="NikoshBAN" w:cs="NikoshBAN"/>
+          <w:color w:val="000000" w:themeColor="text1"/>
+        </w:rPr>
+        <w:t>আলাদা</w:t>
+      </w:r>
+      <w:proofErr w:type="spellEnd"/>
+      <w:r>
+        <w:rPr>
+          <w:rFonts w:ascii="NikoshBAN" w:hAnsi="NikoshBAN" w:cs="NikoshBAN"/>
+          <w:color w:val="000000" w:themeColor="text1"/>
+        </w:rPr>
+        <w:t>?</w:t>
       </w:r>
     </w:p>
     <w:p>
       <w:pPr>
         <w:spacing w:after="160"/>
         <w:ind w:left="440"/>
+        <w:rPr>
+          <w:rFonts w:ascii="NikoshBAN" w:hAnsi="NikoshBAN" w:cs="NikoshBAN"/>
+          <w:color w:val="000000" w:themeColor="text1"/>
+        </w:rPr>
       </w:pPr>
-      <w:r>
-        <w:rPr>
-          <w:rFonts w:ascii="Nirmala UI" w:cs="Nirmala UI" w:eastAsia="Nirmala UI" w:hAnsi="Nirmala UI"/>
-          <w:color w:val="666666"/>
-          <w:sz w:val="22"/>
-          <w:szCs w:val="22"/>
-        </w:rPr>
-        <w:t xml:space="preserve">উত্তর: ______________________________________________</w:t>
+      <w:proofErr w:type="spellStart"/>
+      <w:r>
+        <w:rPr>
+          <w:rFonts w:ascii="NikoshBAN" w:hAnsi="NikoshBAN" w:cs="NikoshBAN"/>
+          <w:color w:val="000000" w:themeColor="text1"/>
+        </w:rPr>
+        <w:t>উত্তর</w:t>
+      </w:r>
+      <w:proofErr w:type="spellEnd"/>
+      <w:r>
+        <w:rPr>
+          <w:rFonts w:ascii="NikoshBAN" w:hAnsi="NikoshBAN" w:cs="NikoshBAN"/>
+          <w:color w:val="000000" w:themeColor="text1"/>
+        </w:rPr>
+        <w:t>: ______________________________________________</w:t>
       </w:r>
     </w:p>
     <w:p>
       <w:pPr>
         <w:keepNext/>
         <w:pBdr>
-          <w:bottom w:val="single" w:color="808080" w:sz="6" w:space="4"/>
+          <w:bottom w:val="single" w:sz="6" w:space="4" w:color="808080"/>
         </w:pBdr>
-        <w:spacing w:after="120" w:before="280"/>
+        <w:spacing w:before="280" w:after="120"/>
+        <w:rPr>
+          <w:rFonts w:ascii="NikoshBAN" w:hAnsi="NikoshBAN" w:cs="NikoshBAN"/>
+          <w:color w:val="000000" w:themeColor="text1"/>
+        </w:rPr>
       </w:pPr>
       <w:r>
         <w:rPr>
-          <w:rFonts w:ascii="Nirmala UI" w:cs="Nirmala UI" w:eastAsia="Nirmala UI" w:hAnsi="Nirmala UI"/>
+          <w:rFonts w:ascii="NikoshBAN" w:hAnsi="NikoshBAN" w:cs="NikoshBAN"/>
           <w:b/>
           <w:bCs/>
+          <w:color w:val="000000" w:themeColor="text1"/>
           <w:sz w:val="26"/>
           <w:szCs w:val="26"/>
         </w:rPr>
-        <w:t xml:space="preserve">৬। রিপোর্ট ও ব্যবহার</w:t>
-      </w:r>
+        <w:t xml:space="preserve">৬। </w:t>
+      </w:r>
+      <w:proofErr w:type="spellStart"/>
+      <w:r>
+        <w:rPr>
+          <w:rFonts w:ascii="NikoshBAN" w:hAnsi="NikoshBAN" w:cs="NikoshBAN"/>
+          <w:b/>
+          <w:bCs/>
+          <w:color w:val="000000" w:themeColor="text1"/>
+          <w:sz w:val="26"/>
+          <w:szCs w:val="26"/>
+        </w:rPr>
+        <w:t>রিপোর্ট</w:t>
+      </w:r>
+      <w:proofErr w:type="spellEnd"/>
+      <w:r>
+        <w:rPr>
+          <w:rFonts w:ascii="NikoshBAN" w:hAnsi="NikoshBAN" w:cs="NikoshBAN"/>
+          <w:b/>
+          <w:bCs/>
+          <w:color w:val="000000" w:themeColor="text1"/>
+          <w:sz w:val="26"/>
+          <w:szCs w:val="26"/>
+        </w:rPr>
+        <w:t xml:space="preserve"> ও </w:t>
+      </w:r>
+      <w:proofErr w:type="spellStart"/>
+      <w:r>
+        <w:rPr>
+          <w:rFonts w:ascii="NikoshBAN" w:hAnsi="NikoshBAN" w:cs="NikoshBAN"/>
+          <w:b/>
+          <w:bCs/>
+          <w:color w:val="000000" w:themeColor="text1"/>
+          <w:sz w:val="26"/>
+          <w:szCs w:val="26"/>
+        </w:rPr>
+        <w:t>ব্যবহার</w:t>
+      </w:r>
+      <w:proofErr w:type="spellEnd"/>
     </w:p>
     <w:p>
       <w:pPr>
         <w:keepNext/>
         <w:spacing w:after="60"/>
         <w:ind w:left="440" w:hanging="440"/>
+        <w:rPr>
+          <w:rFonts w:ascii="NikoshBAN" w:hAnsi="NikoshBAN" w:cs="NikoshBAN"/>
+          <w:color w:val="000000" w:themeColor="text1"/>
+        </w:rPr>
       </w:pPr>
       <w:r>
         <w:rPr>
-          <w:rFonts w:ascii="Nirmala UI" w:cs="Nirmala UI" w:eastAsia="Nirmala UI" w:hAnsi="Nirmala UI"/>
-          <w:sz w:val="22"/>
-          <w:szCs w:val="22"/>
-        </w:rPr>
-        <w:t xml:space="preserve">25. একটি purchase invoice-এ কি একাধিক কোম্পানির আইটেম থাকতে পারে? তখন রিপোর্ট কীভাবে ভাগ হবে?</w:t>
+          <w:rFonts w:ascii="NikoshBAN" w:hAnsi="NikoshBAN" w:cs="NikoshBAN"/>
+          <w:color w:val="000000" w:themeColor="text1"/>
+        </w:rPr>
+        <w:t xml:space="preserve">25. </w:t>
+      </w:r>
+      <w:proofErr w:type="spellStart"/>
+      <w:r>
+        <w:rPr>
+          <w:rFonts w:ascii="NikoshBAN" w:hAnsi="NikoshBAN" w:cs="NikoshBAN"/>
+          <w:color w:val="000000" w:themeColor="text1"/>
+        </w:rPr>
+        <w:t>একটি</w:t>
+      </w:r>
+      <w:proofErr w:type="spellEnd"/>
+      <w:r>
+        <w:rPr>
+          <w:rFonts w:ascii="NikoshBAN" w:hAnsi="NikoshBAN" w:cs="NikoshBAN"/>
+          <w:color w:val="000000" w:themeColor="text1"/>
+        </w:rPr>
+        <w:t xml:space="preserve"> purchase invoice-এ </w:t>
+      </w:r>
+      <w:proofErr w:type="spellStart"/>
+      <w:r>
+        <w:rPr>
+          <w:rFonts w:ascii="NikoshBAN" w:hAnsi="NikoshBAN" w:cs="NikoshBAN"/>
+          <w:color w:val="000000" w:themeColor="text1"/>
+        </w:rPr>
+        <w:t>কি</w:t>
+      </w:r>
+      <w:proofErr w:type="spellEnd"/>
+      <w:r>
+        <w:rPr>
+          <w:rFonts w:ascii="NikoshBAN" w:hAnsi="NikoshBAN" w:cs="NikoshBAN"/>
+          <w:color w:val="000000" w:themeColor="text1"/>
+        </w:rPr>
+        <w:t xml:space="preserve"> </w:t>
+      </w:r>
+      <w:proofErr w:type="spellStart"/>
+      <w:r>
+        <w:rPr>
+          <w:rFonts w:ascii="NikoshBAN" w:hAnsi="NikoshBAN" w:cs="NikoshBAN"/>
+          <w:color w:val="000000" w:themeColor="text1"/>
+        </w:rPr>
+        <w:t>একাধিক</w:t>
+      </w:r>
+      <w:proofErr w:type="spellEnd"/>
+      <w:r>
+        <w:rPr>
+          <w:rFonts w:ascii="NikoshBAN" w:hAnsi="NikoshBAN" w:cs="NikoshBAN"/>
+          <w:color w:val="000000" w:themeColor="text1"/>
+        </w:rPr>
+        <w:t xml:space="preserve"> </w:t>
+      </w:r>
+      <w:proofErr w:type="spellStart"/>
+      <w:r>
+        <w:rPr>
+          <w:rFonts w:ascii="NikoshBAN" w:hAnsi="NikoshBAN" w:cs="NikoshBAN"/>
+          <w:color w:val="000000" w:themeColor="text1"/>
+        </w:rPr>
+        <w:t>কোম্পানির</w:t>
+      </w:r>
+      <w:proofErr w:type="spellEnd"/>
+      <w:r>
+        <w:rPr>
+          <w:rFonts w:ascii="NikoshBAN" w:hAnsi="NikoshBAN" w:cs="NikoshBAN"/>
+          <w:color w:val="000000" w:themeColor="text1"/>
+        </w:rPr>
+        <w:t xml:space="preserve"> </w:t>
+      </w:r>
+      <w:proofErr w:type="spellStart"/>
+      <w:r>
+        <w:rPr>
+          <w:rFonts w:ascii="NikoshBAN" w:hAnsi="NikoshBAN" w:cs="NikoshBAN"/>
+          <w:color w:val="000000" w:themeColor="text1"/>
+        </w:rPr>
+        <w:t>আইটেম</w:t>
+      </w:r>
+      <w:proofErr w:type="spellEnd"/>
+      <w:r>
+        <w:rPr>
+          <w:rFonts w:ascii="NikoshBAN" w:hAnsi="NikoshBAN" w:cs="NikoshBAN"/>
+          <w:color w:val="000000" w:themeColor="text1"/>
+        </w:rPr>
+        <w:t xml:space="preserve"> </w:t>
+      </w:r>
+      <w:proofErr w:type="spellStart"/>
+      <w:r>
+        <w:rPr>
+          <w:rFonts w:ascii="NikoshBAN" w:hAnsi="NikoshBAN" w:cs="NikoshBAN"/>
+          <w:color w:val="000000" w:themeColor="text1"/>
+        </w:rPr>
+        <w:t>থাকতে</w:t>
+      </w:r>
+      <w:proofErr w:type="spellEnd"/>
+      <w:r>
+        <w:rPr>
+          <w:rFonts w:ascii="NikoshBAN" w:hAnsi="NikoshBAN" w:cs="NikoshBAN"/>
+          <w:color w:val="000000" w:themeColor="text1"/>
+        </w:rPr>
+        <w:t xml:space="preserve"> </w:t>
+      </w:r>
+      <w:proofErr w:type="spellStart"/>
+      <w:r>
+        <w:rPr>
+          <w:rFonts w:ascii="NikoshBAN" w:hAnsi="NikoshBAN" w:cs="NikoshBAN"/>
+          <w:color w:val="000000" w:themeColor="text1"/>
+        </w:rPr>
+        <w:t>পারে</w:t>
+      </w:r>
+      <w:proofErr w:type="spellEnd"/>
+      <w:r>
+        <w:rPr>
+          <w:rFonts w:ascii="NikoshBAN" w:hAnsi="NikoshBAN" w:cs="NikoshBAN"/>
+          <w:color w:val="000000" w:themeColor="text1"/>
+        </w:rPr>
+        <w:t xml:space="preserve">? </w:t>
+      </w:r>
+      <w:proofErr w:type="spellStart"/>
+      <w:r>
+        <w:rPr>
+          <w:rFonts w:ascii="NikoshBAN" w:hAnsi="NikoshBAN" w:cs="NikoshBAN"/>
+          <w:color w:val="000000" w:themeColor="text1"/>
+        </w:rPr>
+        <w:t>তখন</w:t>
+      </w:r>
+      <w:proofErr w:type="spellEnd"/>
+      <w:r>
+        <w:rPr>
+          <w:rFonts w:ascii="NikoshBAN" w:hAnsi="NikoshBAN" w:cs="NikoshBAN"/>
+          <w:color w:val="000000" w:themeColor="text1"/>
+        </w:rPr>
+        <w:t xml:space="preserve"> </w:t>
+      </w:r>
+      <w:proofErr w:type="spellStart"/>
+      <w:r>
+        <w:rPr>
+          <w:rFonts w:ascii="NikoshBAN" w:hAnsi="NikoshBAN" w:cs="NikoshBAN"/>
+          <w:color w:val="000000" w:themeColor="text1"/>
+        </w:rPr>
+        <w:t>রিপোর্ট</w:t>
+      </w:r>
+      <w:proofErr w:type="spellEnd"/>
+      <w:r>
+        <w:rPr>
+          <w:rFonts w:ascii="NikoshBAN" w:hAnsi="NikoshBAN" w:cs="NikoshBAN"/>
+          <w:color w:val="000000" w:themeColor="text1"/>
+        </w:rPr>
+        <w:t xml:space="preserve"> </w:t>
+      </w:r>
+      <w:proofErr w:type="spellStart"/>
+      <w:r>
+        <w:rPr>
+          <w:rFonts w:ascii="NikoshBAN" w:hAnsi="NikoshBAN" w:cs="NikoshBAN"/>
+          <w:color w:val="000000" w:themeColor="text1"/>
+        </w:rPr>
+        <w:t>কীভাবে</w:t>
+      </w:r>
+      <w:proofErr w:type="spellEnd"/>
+      <w:r>
+        <w:rPr>
+          <w:rFonts w:ascii="NikoshBAN" w:hAnsi="NikoshBAN" w:cs="NikoshBAN"/>
+          <w:color w:val="000000" w:themeColor="text1"/>
+        </w:rPr>
+        <w:t xml:space="preserve"> </w:t>
+      </w:r>
+      <w:proofErr w:type="spellStart"/>
+      <w:r>
+        <w:rPr>
+          <w:rFonts w:ascii="NikoshBAN" w:hAnsi="NikoshBAN" w:cs="NikoshBAN"/>
+          <w:color w:val="000000" w:themeColor="text1"/>
+        </w:rPr>
+        <w:t>ভাগ</w:t>
+      </w:r>
+      <w:proofErr w:type="spellEnd"/>
+      <w:r>
+        <w:rPr>
+          <w:rFonts w:ascii="NikoshBAN" w:hAnsi="NikoshBAN" w:cs="NikoshBAN"/>
+          <w:color w:val="000000" w:themeColor="text1"/>
+        </w:rPr>
+        <w:t xml:space="preserve"> </w:t>
+      </w:r>
+      <w:proofErr w:type="spellStart"/>
+      <w:r>
+        <w:rPr>
+          <w:rFonts w:ascii="NikoshBAN" w:hAnsi="NikoshBAN" w:cs="NikoshBAN"/>
+          <w:color w:val="000000" w:themeColor="text1"/>
+        </w:rPr>
+        <w:t>হবে</w:t>
+      </w:r>
+      <w:proofErr w:type="spellEnd"/>
+      <w:r>
+        <w:rPr>
+          <w:rFonts w:ascii="NikoshBAN" w:hAnsi="NikoshBAN" w:cs="NikoshBAN"/>
+          <w:color w:val="000000" w:themeColor="text1"/>
+        </w:rPr>
+        <w:t>?</w:t>
       </w:r>
     </w:p>
     <w:p>
       <w:pPr>
         <w:spacing w:after="160"/>
         <w:ind w:left="440"/>
+        <w:rPr>
+          <w:rFonts w:ascii="NikoshBAN" w:hAnsi="NikoshBAN" w:cs="NikoshBAN"/>
+          <w:color w:val="000000" w:themeColor="text1"/>
+        </w:rPr>
       </w:pPr>
-      <w:r>
-        <w:rPr>
-          <w:rFonts w:ascii="Nirmala UI" w:cs="Nirmala UI" w:eastAsia="Nirmala UI" w:hAnsi="Nirmala UI"/>
-          <w:color w:val="666666"/>
-          <w:sz w:val="22"/>
-          <w:szCs w:val="22"/>
-        </w:rPr>
-        <w:t xml:space="preserve">উত্তর: ______________________________________________</w:t>
+      <w:proofErr w:type="spellStart"/>
+      <w:r>
+        <w:rPr>
+          <w:rFonts w:ascii="NikoshBAN" w:hAnsi="NikoshBAN" w:cs="NikoshBAN"/>
+          <w:color w:val="000000" w:themeColor="text1"/>
+        </w:rPr>
+        <w:t>উত্তর</w:t>
+      </w:r>
+      <w:proofErr w:type="spellEnd"/>
+      <w:r>
+        <w:rPr>
+          <w:rFonts w:ascii="NikoshBAN" w:hAnsi="NikoshBAN" w:cs="NikoshBAN"/>
+          <w:color w:val="000000" w:themeColor="text1"/>
+        </w:rPr>
+        <w:t>: ______________________________________________</w:t>
       </w:r>
     </w:p>
     <w:p>
@@ -1004,29 +7262,251 @@
         <w:keepNext/>
         <w:spacing w:after="60"/>
         <w:ind w:left="440" w:hanging="440"/>
+        <w:rPr>
+          <w:rFonts w:ascii="NikoshBAN" w:hAnsi="NikoshBAN" w:cs="NikoshBAN"/>
+          <w:color w:val="000000" w:themeColor="text1"/>
+        </w:rPr>
       </w:pPr>
       <w:r>
         <w:rPr>
-          <w:rFonts w:ascii="Nirmala UI" w:cs="Nirmala UI" w:eastAsia="Nirmala UI" w:hAnsi="Nirmala UI"/>
-          <w:sz w:val="22"/>
-          <w:szCs w:val="22"/>
-        </w:rPr>
-        <w:t xml:space="preserve">26. Excel-এর কোন কোন কলাম ছাপা বা রপ্তানিতে দরকার, আর কোনগুলো শুধু ভেতরের হিসাব?</w:t>
+          <w:rFonts w:ascii="NikoshBAN" w:hAnsi="NikoshBAN" w:cs="NikoshBAN"/>
+          <w:color w:val="000000" w:themeColor="text1"/>
+        </w:rPr>
+        <w:t>26. Excel-</w:t>
+      </w:r>
+      <w:proofErr w:type="spellStart"/>
+      <w:r>
+        <w:rPr>
+          <w:rFonts w:ascii="NikoshBAN" w:hAnsi="NikoshBAN" w:cs="NikoshBAN"/>
+          <w:color w:val="000000" w:themeColor="text1"/>
+        </w:rPr>
+        <w:t>এর</w:t>
+      </w:r>
+      <w:proofErr w:type="spellEnd"/>
+      <w:r>
+        <w:rPr>
+          <w:rFonts w:ascii="NikoshBAN" w:hAnsi="NikoshBAN" w:cs="NikoshBAN"/>
+          <w:color w:val="000000" w:themeColor="text1"/>
+        </w:rPr>
+        <w:t xml:space="preserve"> </w:t>
+      </w:r>
+      <w:proofErr w:type="spellStart"/>
+      <w:r>
+        <w:rPr>
+          <w:rFonts w:ascii="NikoshBAN" w:hAnsi="NikoshBAN" w:cs="NikoshBAN"/>
+          <w:color w:val="000000" w:themeColor="text1"/>
+        </w:rPr>
+        <w:t>কোন</w:t>
+      </w:r>
+      <w:proofErr w:type="spellEnd"/>
+      <w:r>
+        <w:rPr>
+          <w:rFonts w:ascii="NikoshBAN" w:hAnsi="NikoshBAN" w:cs="NikoshBAN"/>
+          <w:color w:val="000000" w:themeColor="text1"/>
+        </w:rPr>
+        <w:t xml:space="preserve"> </w:t>
+      </w:r>
+      <w:proofErr w:type="spellStart"/>
+      <w:r>
+        <w:rPr>
+          <w:rFonts w:ascii="NikoshBAN" w:hAnsi="NikoshBAN" w:cs="NikoshBAN"/>
+          <w:color w:val="000000" w:themeColor="text1"/>
+        </w:rPr>
+        <w:t>কোন</w:t>
+      </w:r>
+      <w:proofErr w:type="spellEnd"/>
+      <w:r>
+        <w:rPr>
+          <w:rFonts w:ascii="NikoshBAN" w:hAnsi="NikoshBAN" w:cs="NikoshBAN"/>
+          <w:color w:val="000000" w:themeColor="text1"/>
+        </w:rPr>
+        <w:t xml:space="preserve"> </w:t>
+      </w:r>
+      <w:proofErr w:type="spellStart"/>
+      <w:r>
+        <w:rPr>
+          <w:rFonts w:ascii="NikoshBAN" w:hAnsi="NikoshBAN" w:cs="NikoshBAN"/>
+          <w:color w:val="000000" w:themeColor="text1"/>
+        </w:rPr>
+        <w:t>কলাম</w:t>
+      </w:r>
+      <w:proofErr w:type="spellEnd"/>
+      <w:r>
+        <w:rPr>
+          <w:rFonts w:ascii="NikoshBAN" w:hAnsi="NikoshBAN" w:cs="NikoshBAN"/>
+          <w:color w:val="000000" w:themeColor="text1"/>
+        </w:rPr>
+        <w:t xml:space="preserve"> </w:t>
+      </w:r>
+      <w:proofErr w:type="spellStart"/>
+      <w:r>
+        <w:rPr>
+          <w:rFonts w:ascii="NikoshBAN" w:hAnsi="NikoshBAN" w:cs="NikoshBAN"/>
+          <w:color w:val="000000" w:themeColor="text1"/>
+        </w:rPr>
+        <w:t>ছাপা</w:t>
+      </w:r>
+      <w:proofErr w:type="spellEnd"/>
+      <w:r>
+        <w:rPr>
+          <w:rFonts w:ascii="NikoshBAN" w:hAnsi="NikoshBAN" w:cs="NikoshBAN"/>
+          <w:color w:val="000000" w:themeColor="text1"/>
+        </w:rPr>
+        <w:t xml:space="preserve"> </w:t>
+      </w:r>
+      <w:proofErr w:type="spellStart"/>
+      <w:r>
+        <w:rPr>
+          <w:rFonts w:ascii="NikoshBAN" w:hAnsi="NikoshBAN" w:cs="NikoshBAN"/>
+          <w:color w:val="000000" w:themeColor="text1"/>
+        </w:rPr>
+        <w:t>বা</w:t>
+      </w:r>
+      <w:proofErr w:type="spellEnd"/>
+      <w:r>
+        <w:rPr>
+          <w:rFonts w:ascii="NikoshBAN" w:hAnsi="NikoshBAN" w:cs="NikoshBAN"/>
+          <w:color w:val="000000" w:themeColor="text1"/>
+        </w:rPr>
+        <w:t xml:space="preserve"> </w:t>
+      </w:r>
+      <w:proofErr w:type="spellStart"/>
+      <w:r>
+        <w:rPr>
+          <w:rFonts w:ascii="NikoshBAN" w:hAnsi="NikoshBAN" w:cs="NikoshBAN"/>
+          <w:color w:val="000000" w:themeColor="text1"/>
+        </w:rPr>
+        <w:t>রপ্তানিতে</w:t>
+      </w:r>
+      <w:proofErr w:type="spellEnd"/>
+      <w:r>
+        <w:rPr>
+          <w:rFonts w:ascii="NikoshBAN" w:hAnsi="NikoshBAN" w:cs="NikoshBAN"/>
+          <w:color w:val="000000" w:themeColor="text1"/>
+        </w:rPr>
+        <w:t xml:space="preserve"> </w:t>
+      </w:r>
+      <w:proofErr w:type="spellStart"/>
+      <w:r>
+        <w:rPr>
+          <w:rFonts w:ascii="NikoshBAN" w:hAnsi="NikoshBAN" w:cs="NikoshBAN"/>
+          <w:color w:val="000000" w:themeColor="text1"/>
+        </w:rPr>
+        <w:t>দরকার</w:t>
+      </w:r>
+      <w:proofErr w:type="spellEnd"/>
+      <w:r>
+        <w:rPr>
+          <w:rFonts w:ascii="NikoshBAN" w:hAnsi="NikoshBAN" w:cs="NikoshBAN"/>
+          <w:color w:val="000000" w:themeColor="text1"/>
+        </w:rPr>
+        <w:t xml:space="preserve">, </w:t>
+      </w:r>
+      <w:proofErr w:type="spellStart"/>
+      <w:r>
+        <w:rPr>
+          <w:rFonts w:ascii="NikoshBAN" w:hAnsi="NikoshBAN" w:cs="NikoshBAN"/>
+          <w:color w:val="000000" w:themeColor="text1"/>
+        </w:rPr>
+        <w:t>আর</w:t>
+      </w:r>
+      <w:proofErr w:type="spellEnd"/>
+      <w:r>
+        <w:rPr>
+          <w:rFonts w:ascii="NikoshBAN" w:hAnsi="NikoshBAN" w:cs="NikoshBAN"/>
+          <w:color w:val="000000" w:themeColor="text1"/>
+        </w:rPr>
+        <w:t xml:space="preserve"> </w:t>
+      </w:r>
+      <w:proofErr w:type="spellStart"/>
+      <w:r>
+        <w:rPr>
+          <w:rFonts w:ascii="NikoshBAN" w:hAnsi="NikoshBAN" w:cs="NikoshBAN"/>
+          <w:color w:val="000000" w:themeColor="text1"/>
+        </w:rPr>
+        <w:t>কোনগুলো</w:t>
+      </w:r>
+      <w:proofErr w:type="spellEnd"/>
+      <w:r>
+        <w:rPr>
+          <w:rFonts w:ascii="NikoshBAN" w:hAnsi="NikoshBAN" w:cs="NikoshBAN"/>
+          <w:color w:val="000000" w:themeColor="text1"/>
+        </w:rPr>
+        <w:t xml:space="preserve"> </w:t>
+      </w:r>
+      <w:proofErr w:type="spellStart"/>
+      <w:r>
+        <w:rPr>
+          <w:rFonts w:ascii="NikoshBAN" w:hAnsi="NikoshBAN" w:cs="NikoshBAN"/>
+          <w:color w:val="000000" w:themeColor="text1"/>
+        </w:rPr>
+        <w:t>শুধু</w:t>
+      </w:r>
+      <w:proofErr w:type="spellEnd"/>
+      <w:r>
+        <w:rPr>
+          <w:rFonts w:ascii="NikoshBAN" w:hAnsi="NikoshBAN" w:cs="NikoshBAN"/>
+          <w:color w:val="000000" w:themeColor="text1"/>
+        </w:rPr>
+        <w:t xml:space="preserve"> </w:t>
+      </w:r>
+      <w:proofErr w:type="spellStart"/>
+      <w:r>
+        <w:rPr>
+          <w:rFonts w:ascii="NikoshBAN" w:hAnsi="NikoshBAN" w:cs="NikoshBAN"/>
+          <w:color w:val="000000" w:themeColor="text1"/>
+        </w:rPr>
+        <w:t>ভেতরের</w:t>
+      </w:r>
+      <w:proofErr w:type="spellEnd"/>
+      <w:r>
+        <w:rPr>
+          <w:rFonts w:ascii="NikoshBAN" w:hAnsi="NikoshBAN" w:cs="NikoshBAN"/>
+          <w:color w:val="000000" w:themeColor="text1"/>
+        </w:rPr>
+        <w:t xml:space="preserve"> </w:t>
+      </w:r>
+      <w:proofErr w:type="spellStart"/>
+      <w:r>
+        <w:rPr>
+          <w:rFonts w:ascii="NikoshBAN" w:hAnsi="NikoshBAN" w:cs="NikoshBAN"/>
+          <w:color w:val="000000" w:themeColor="text1"/>
+        </w:rPr>
+        <w:t>হিসাব</w:t>
+      </w:r>
+      <w:proofErr w:type="spellEnd"/>
+      <w:r>
+        <w:rPr>
+          <w:rFonts w:ascii="NikoshBAN" w:hAnsi="NikoshBAN" w:cs="NikoshBAN"/>
+          <w:color w:val="000000" w:themeColor="text1"/>
+        </w:rPr>
+        <w:t>?</w:t>
       </w:r>
     </w:p>
     <w:p>
       <w:pPr>
         <w:spacing w:after="160"/>
         <w:ind w:left="440"/>
+        <w:rPr>
+          <w:rFonts w:ascii="NikoshBAN" w:hAnsi="NikoshBAN" w:cs="NikoshBAN"/>
+          <w:color w:val="000000" w:themeColor="text1"/>
+        </w:rPr>
       </w:pPr>
-      <w:r>
-        <w:rPr>
-          <w:rFonts w:ascii="Nirmala UI" w:cs="Nirmala UI" w:eastAsia="Nirmala UI" w:hAnsi="Nirmala UI"/>
-          <w:color w:val="666666"/>
-          <w:sz w:val="22"/>
-          <w:szCs w:val="22"/>
-        </w:rPr>
-        <w:t xml:space="preserve">উত্তর: ______________________________________________</w:t>
+      <w:proofErr w:type="spellStart"/>
+      <w:r>
+        <w:rPr>
+          <w:rFonts w:ascii="NikoshBAN" w:hAnsi="NikoshBAN" w:cs="NikoshBAN"/>
+          <w:color w:val="000000" w:themeColor="text1"/>
+        </w:rPr>
+        <w:t>উত্তর</w:t>
+      </w:r>
+      <w:proofErr w:type="spellEnd"/>
+      <w:r>
+        <w:rPr>
+          <w:rFonts w:ascii="NikoshBAN" w:hAnsi="NikoshBAN" w:cs="NikoshBAN"/>
+          <w:color w:val="000000" w:themeColor="text1"/>
+        </w:rPr>
+        <w:t>: ______________________________________________</w:t>
       </w:r>
     </w:p>
     <w:p>
@@ -1034,120 +7514,252 @@
         <w:keepNext/>
         <w:spacing w:after="60"/>
         <w:ind w:left="440" w:hanging="440"/>
+        <w:rPr>
+          <w:rFonts w:ascii="NikoshBAN" w:hAnsi="NikoshBAN" w:cs="NikoshBAN"/>
+          <w:color w:val="000000" w:themeColor="text1"/>
+        </w:rPr>
       </w:pPr>
       <w:r>
         <w:rPr>
-          <w:rFonts w:ascii="Nirmala UI" w:cs="Nirmala UI" w:eastAsia="Nirmala UI" w:hAnsi="Nirmala UI"/>
-          <w:sz w:val="22"/>
-          <w:szCs w:val="22"/>
-        </w:rPr>
-        <w:t xml:space="preserve">27. রিপোর্ট কে দেখবে এবং কোন মাস বা কোয়ার্টার অনুযায়ী ফিল্টার হবে?</w:t>
+          <w:rFonts w:ascii="NikoshBAN" w:hAnsi="NikoshBAN" w:cs="NikoshBAN"/>
+          <w:color w:val="000000" w:themeColor="text1"/>
+        </w:rPr>
+        <w:t xml:space="preserve">27. </w:t>
+      </w:r>
+      <w:proofErr w:type="spellStart"/>
+      <w:r>
+        <w:rPr>
+          <w:rFonts w:ascii="NikoshBAN" w:hAnsi="NikoshBAN" w:cs="NikoshBAN"/>
+          <w:color w:val="000000" w:themeColor="text1"/>
+        </w:rPr>
+        <w:t>রিপোর্ট</w:t>
+      </w:r>
+      <w:proofErr w:type="spellEnd"/>
+      <w:r>
+        <w:rPr>
+          <w:rFonts w:ascii="NikoshBAN" w:hAnsi="NikoshBAN" w:cs="NikoshBAN"/>
+          <w:color w:val="000000" w:themeColor="text1"/>
+        </w:rPr>
+        <w:t xml:space="preserve"> </w:t>
+      </w:r>
+      <w:proofErr w:type="spellStart"/>
+      <w:r>
+        <w:rPr>
+          <w:rFonts w:ascii="NikoshBAN" w:hAnsi="NikoshBAN" w:cs="NikoshBAN"/>
+          <w:color w:val="000000" w:themeColor="text1"/>
+        </w:rPr>
+        <w:t>কে</w:t>
+      </w:r>
+      <w:proofErr w:type="spellEnd"/>
+      <w:r>
+        <w:rPr>
+          <w:rFonts w:ascii="NikoshBAN" w:hAnsi="NikoshBAN" w:cs="NikoshBAN"/>
+          <w:color w:val="000000" w:themeColor="text1"/>
+        </w:rPr>
+        <w:t xml:space="preserve"> </w:t>
+      </w:r>
+      <w:proofErr w:type="spellStart"/>
+      <w:r>
+        <w:rPr>
+          <w:rFonts w:ascii="NikoshBAN" w:hAnsi="NikoshBAN" w:cs="NikoshBAN"/>
+          <w:color w:val="000000" w:themeColor="text1"/>
+        </w:rPr>
+        <w:t>দেখবে</w:t>
+      </w:r>
+      <w:proofErr w:type="spellEnd"/>
+      <w:r>
+        <w:rPr>
+          <w:rFonts w:ascii="NikoshBAN" w:hAnsi="NikoshBAN" w:cs="NikoshBAN"/>
+          <w:color w:val="000000" w:themeColor="text1"/>
+        </w:rPr>
+        <w:t xml:space="preserve"> </w:t>
+      </w:r>
+      <w:proofErr w:type="spellStart"/>
+      <w:r>
+        <w:rPr>
+          <w:rFonts w:ascii="NikoshBAN" w:hAnsi="NikoshBAN" w:cs="NikoshBAN"/>
+          <w:color w:val="000000" w:themeColor="text1"/>
+        </w:rPr>
+        <w:t>এবং</w:t>
+      </w:r>
+      <w:proofErr w:type="spellEnd"/>
+      <w:r>
+        <w:rPr>
+          <w:rFonts w:ascii="NikoshBAN" w:hAnsi="NikoshBAN" w:cs="NikoshBAN"/>
+          <w:color w:val="000000" w:themeColor="text1"/>
+        </w:rPr>
+        <w:t xml:space="preserve"> </w:t>
+      </w:r>
+      <w:proofErr w:type="spellStart"/>
+      <w:r>
+        <w:rPr>
+          <w:rFonts w:ascii="NikoshBAN" w:hAnsi="NikoshBAN" w:cs="NikoshBAN"/>
+          <w:color w:val="000000" w:themeColor="text1"/>
+        </w:rPr>
+        <w:t>কোন</w:t>
+      </w:r>
+      <w:proofErr w:type="spellEnd"/>
+      <w:r>
+        <w:rPr>
+          <w:rFonts w:ascii="NikoshBAN" w:hAnsi="NikoshBAN" w:cs="NikoshBAN"/>
+          <w:color w:val="000000" w:themeColor="text1"/>
+        </w:rPr>
+        <w:t xml:space="preserve"> </w:t>
+      </w:r>
+      <w:proofErr w:type="spellStart"/>
+      <w:r>
+        <w:rPr>
+          <w:rFonts w:ascii="NikoshBAN" w:hAnsi="NikoshBAN" w:cs="NikoshBAN"/>
+          <w:color w:val="000000" w:themeColor="text1"/>
+        </w:rPr>
+        <w:t>মাস</w:t>
+      </w:r>
+      <w:proofErr w:type="spellEnd"/>
+      <w:r>
+        <w:rPr>
+          <w:rFonts w:ascii="NikoshBAN" w:hAnsi="NikoshBAN" w:cs="NikoshBAN"/>
+          <w:color w:val="000000" w:themeColor="text1"/>
+        </w:rPr>
+        <w:t xml:space="preserve"> </w:t>
+      </w:r>
+      <w:proofErr w:type="spellStart"/>
+      <w:r>
+        <w:rPr>
+          <w:rFonts w:ascii="NikoshBAN" w:hAnsi="NikoshBAN" w:cs="NikoshBAN"/>
+          <w:color w:val="000000" w:themeColor="text1"/>
+        </w:rPr>
+        <w:t>বা</w:t>
+      </w:r>
+      <w:proofErr w:type="spellEnd"/>
+      <w:r>
+        <w:rPr>
+          <w:rFonts w:ascii="NikoshBAN" w:hAnsi="NikoshBAN" w:cs="NikoshBAN"/>
+          <w:color w:val="000000" w:themeColor="text1"/>
+        </w:rPr>
+        <w:t xml:space="preserve"> </w:t>
+      </w:r>
+      <w:proofErr w:type="spellStart"/>
+      <w:r>
+        <w:rPr>
+          <w:rFonts w:ascii="NikoshBAN" w:hAnsi="NikoshBAN" w:cs="NikoshBAN"/>
+          <w:color w:val="000000" w:themeColor="text1"/>
+        </w:rPr>
+        <w:t>কো</w:t>
+      </w:r>
+      <w:r>
+        <w:rPr>
+          <w:rFonts w:ascii="NikoshBAN" w:hAnsi="NikoshBAN" w:cs="NikoshBAN"/>
+          <w:color w:val="000000" w:themeColor="text1"/>
+        </w:rPr>
+        <w:t>য়া</w:t>
+      </w:r>
+      <w:r>
+        <w:rPr>
+          <w:rFonts w:ascii="NikoshBAN" w:hAnsi="NikoshBAN" w:cs="NikoshBAN"/>
+          <w:color w:val="000000" w:themeColor="text1"/>
+        </w:rPr>
+        <w:t>র্টার</w:t>
+      </w:r>
+      <w:proofErr w:type="spellEnd"/>
+      <w:r>
+        <w:rPr>
+          <w:rFonts w:ascii="NikoshBAN" w:hAnsi="NikoshBAN" w:cs="NikoshBAN"/>
+          <w:color w:val="000000" w:themeColor="text1"/>
+        </w:rPr>
+        <w:t xml:space="preserve"> </w:t>
+      </w:r>
+      <w:proofErr w:type="spellStart"/>
+      <w:r>
+        <w:rPr>
+          <w:rFonts w:ascii="NikoshBAN" w:hAnsi="NikoshBAN" w:cs="NikoshBAN"/>
+          <w:color w:val="000000" w:themeColor="text1"/>
+        </w:rPr>
+        <w:t>অনুযায়ী</w:t>
+      </w:r>
+      <w:proofErr w:type="spellEnd"/>
+      <w:r>
+        <w:rPr>
+          <w:rFonts w:ascii="NikoshBAN" w:hAnsi="NikoshBAN" w:cs="NikoshBAN"/>
+          <w:color w:val="000000" w:themeColor="text1"/>
+        </w:rPr>
+        <w:t xml:space="preserve"> </w:t>
+      </w:r>
+      <w:proofErr w:type="spellStart"/>
+      <w:r>
+        <w:rPr>
+          <w:rFonts w:ascii="NikoshBAN" w:hAnsi="NikoshBAN" w:cs="NikoshBAN"/>
+          <w:color w:val="000000" w:themeColor="text1"/>
+        </w:rPr>
+        <w:t>ফিল্টার</w:t>
+      </w:r>
+      <w:proofErr w:type="spellEnd"/>
+      <w:r>
+        <w:rPr>
+          <w:rFonts w:ascii="NikoshBAN" w:hAnsi="NikoshBAN" w:cs="NikoshBAN"/>
+          <w:color w:val="000000" w:themeColor="text1"/>
+        </w:rPr>
+        <w:t xml:space="preserve"> </w:t>
+      </w:r>
+      <w:proofErr w:type="spellStart"/>
+      <w:r>
+        <w:rPr>
+          <w:rFonts w:ascii="NikoshBAN" w:hAnsi="NikoshBAN" w:cs="NikoshBAN"/>
+          <w:color w:val="000000" w:themeColor="text1"/>
+        </w:rPr>
+        <w:t>হবে</w:t>
+      </w:r>
+      <w:proofErr w:type="spellEnd"/>
+      <w:r>
+        <w:rPr>
+          <w:rFonts w:ascii="NikoshBAN" w:hAnsi="NikoshBAN" w:cs="NikoshBAN"/>
+          <w:color w:val="000000" w:themeColor="text1"/>
+        </w:rPr>
+        <w:t>?</w:t>
       </w:r>
     </w:p>
     <w:p>
       <w:pPr>
         <w:spacing w:after="160"/>
         <w:ind w:left="440"/>
+        <w:rPr>
+          <w:rFonts w:ascii="NikoshBAN" w:hAnsi="NikoshBAN" w:cs="NikoshBAN"/>
+          <w:color w:val="000000" w:themeColor="text1"/>
+        </w:rPr>
       </w:pPr>
-      <w:r>
-        <w:rPr>
-          <w:rFonts w:ascii="Nirmala UI" w:cs="Nirmala UI" w:eastAsia="Nirmala UI" w:hAnsi="Nirmala UI"/>
-          <w:color w:val="666666"/>
-          <w:sz w:val="22"/>
-          <w:szCs w:val="22"/>
-        </w:rPr>
-        <w:t xml:space="preserve">উত্তর: ______________________________________________</w:t>
+      <w:proofErr w:type="spellStart"/>
+      <w:r>
+        <w:rPr>
+          <w:rFonts w:ascii="NikoshBAN" w:hAnsi="NikoshBAN" w:cs="NikoshBAN"/>
+          <w:color w:val="000000" w:themeColor="text1"/>
+        </w:rPr>
+        <w:t>উত্তর</w:t>
+      </w:r>
+      <w:proofErr w:type="spellEnd"/>
+      <w:r>
+        <w:rPr>
+          <w:rFonts w:ascii="NikoshBAN" w:hAnsi="NikoshBAN" w:cs="NikoshBAN"/>
+          <w:color w:val="000000" w:themeColor="text1"/>
+        </w:rPr>
+        <w:t>: ______________________________________________</w:t>
       </w:r>
     </w:p>
     <w:sectPr>
-      <w:pgSz w:w="11906" w:h="16838" w:orient="portrait"/>
+      <w:pgSz w:w="11906" w:h="16838"/>
       <w:pgMar w:top="1134" w:right="1134" w:bottom="1134" w:left="1134" w:header="708" w:footer="708" w:gutter="0"/>
-      <w:pgNumType/>
+      <w:cols w:space="720"/>
       <w:docGrid w:linePitch="360"/>
     </w:sectPr>
   </w:body>
 </w:document>
 </file>
 
-<file path=word/endnotes.xml><?xml version="1.0" encoding="utf-8"?>
-<w:endnotes xmlns:wpc="http://schemas.microsoft.com/office/word/2010/wordprocessingCanvas" xmlns:mc="http://schemas.openxmlformats.org/markup-compatibility/2006" xmlns:o="urn:schemas-microsoft-com:office:office" xmlns:r="http://schemas.openxmlformats.org/officeDocument/2006/relationships" xmlns:m="http://schemas.openxmlformats.org/officeDocument/2006/math" xmlns:v="urn:schemas-microsoft-com:vml" xmlns:wp14="http://schemas.microsoft.com/office/word/2010/wordprocessingDrawing" xmlns:wp="http://schemas.openxmlformats.org/drawingml/2006/wordprocessingDrawing" xmlns:w10="urn:schemas-microsoft-com:office:word" xmlns:w="http://schemas.openxmlformats.org/wordprocessingml/2006/main" xmlns:w14="http://schemas.microsoft.com/office/word/2010/wordml" xmlns:w15="http://schemas.microsoft.com/office/word/2012/wordml" xmlns:wpg="http://schemas.microsoft.com/office/word/2010/wordprocessingGroup" xmlns:wpi="http://schemas.microsoft.com/office/word/2010/wordprocessingInk" xmlns:wne="http://schemas.microsoft.com/office/word/2006/wordml" xmlns:wps="http://schemas.microsoft.com/office/word/2010/wordprocessingShape" mc:Ignorable="w14 w15 wp14">
-  <w:endnote w:type="separator" w:id="-1">
-    <w:p>
-      <w:pPr>
-        <w:spacing w:after="0" w:line="240" w:lineRule="auto"/>
-      </w:pPr>
-      <w:r>
-        <w:rPr>
-          <w:rStyle w:val="EndnoteReference"/>
-        </w:rPr>
-        <w:endnoteRef/>
-      </w:r>
-      <w:r>
-        <w:separator/>
-      </w:r>
-    </w:p>
-  </w:endnote>
-  <w:endnote w:type="continuationSeparator" w:id="0">
-    <w:p>
-      <w:pPr>
-        <w:spacing w:after="0" w:line="240" w:lineRule="auto"/>
-      </w:pPr>
-      <w:r>
-        <w:rPr>
-          <w:rStyle w:val="EndnoteReference"/>
-        </w:rPr>
-        <w:endnoteRef/>
-      </w:r>
-      <w:r>
-        <w:continuationSeparator/>
-      </w:r>
-    </w:p>
-  </w:endnote>
-</w:endnotes>
-</file>
-
-<file path=word/footnotes.xml><?xml version="1.0" encoding="utf-8"?>
-<w:footnotes xmlns:wpc="http://schemas.microsoft.com/office/word/2010/wordprocessingCanvas" xmlns:mc="http://schemas.openxmlformats.org/markup-compatibility/2006" xmlns:o="urn:schemas-microsoft-com:office:office" xmlns:r="http://schemas.openxmlformats.org/officeDocument/2006/relationships" xmlns:m="http://schemas.openxmlformats.org/officeDocument/2006/math" xmlns:v="urn:schemas-microsoft-com:vml" xmlns:wp14="http://schemas.microsoft.com/office/word/2010/wordprocessingDrawing" xmlns:wp="http://schemas.openxmlformats.org/drawingml/2006/wordprocessingDrawing" xmlns:w10="urn:schemas-microsoft-com:office:word" xmlns:w="http://schemas.openxmlformats.org/wordprocessingml/2006/main" xmlns:w14="http://schemas.microsoft.com/office/word/2010/wordml" xmlns:w15="http://schemas.microsoft.com/office/word/2012/wordml" xmlns:wpg="http://schemas.microsoft.com/office/word/2010/wordprocessingGroup" xmlns:wpi="http://schemas.microsoft.com/office/word/2010/wordprocessingInk" xmlns:wne="http://schemas.microsoft.com/office/word/2006/wordml" xmlns:wps="http://schemas.microsoft.com/office/word/2010/wordprocessingShape" mc:Ignorable="w14 w15 wp14">
-  <w:footnote w:type="separator" w:id="-1">
-    <w:p>
-      <w:pPr>
-        <w:spacing w:after="0" w:line="240" w:lineRule="auto"/>
-      </w:pPr>
-      <w:r>
-        <w:rPr>
-          <w:rStyle w:val="FootnoteReference"/>
-        </w:rPr>
-        <w:footnoteRef/>
-      </w:r>
-      <w:r>
-        <w:separator/>
-      </w:r>
-    </w:p>
-  </w:footnote>
-  <w:footnote w:type="continuationSeparator" w:id="0">
-    <w:p>
-      <w:pPr>
-        <w:spacing w:after="0" w:line="240" w:lineRule="auto"/>
-      </w:pPr>
-      <w:r>
-        <w:rPr>
-          <w:rStyle w:val="FootnoteReference"/>
-        </w:rPr>
-        <w:footnoteRef/>
-      </w:r>
-      <w:r>
-        <w:continuationSeparator/>
-      </w:r>
-    </w:p>
-  </w:footnote>
-</w:footnotes>
-</file>
-
 <file path=word/numbering.xml><?xml version="1.0" encoding="utf-8"?>
 <w:numbering xmlns:wpc="http://schemas.microsoft.com/office/word/2010/wordprocessingCanvas" xmlns:mc="http://schemas.openxmlformats.org/markup-compatibility/2006" xmlns:o="urn:schemas-microsoft-com:office:office" xmlns:r="http://schemas.openxmlformats.org/officeDocument/2006/relationships" xmlns:m="http://schemas.openxmlformats.org/officeDocument/2006/math" xmlns:v="urn:schemas-microsoft-com:vml" xmlns:wp14="http://schemas.microsoft.com/office/word/2010/wordprocessingDrawing" xmlns:wp="http://schemas.openxmlformats.org/drawingml/2006/wordprocessingDrawing" xmlns:w10="urn:schemas-microsoft-com:office:word" xmlns:w="http://schemas.openxmlformats.org/wordprocessingml/2006/main" xmlns:w14="http://schemas.microsoft.com/office/word/2010/wordml" xmlns:w15="http://schemas.microsoft.com/office/word/2012/wordml" xmlns:wpg="http://schemas.microsoft.com/office/word/2010/wordprocessingGroup" xmlns:wpi="http://schemas.microsoft.com/office/word/2010/wordprocessingInk" xmlns:wne="http://schemas.microsoft.com/office/word/2006/wordml" xmlns:wps="http://schemas.microsoft.com/office/word/2010/wordprocessingShape" mc:Ignorable="w14 w15 wp14">
-  <w:abstractNum w:abstractNumId="1" w15:restartNumberingAfterBreak="0">
+  <w:abstractNum w:abstractNumId="0">
+    <w:nsid w:val="01357501"/>
     <w:multiLevelType w:val="hybridMultilevel"/>
-    <w:lvl w:ilvl="0" w:tentative="1">
+    <w:tmpl w:val="DB8ACDD8"/>
+    <w:lvl w:ilvl="0" w:tplc="977E2608" w:tentative="1">
       <w:start w:val="1"/>
       <w:numFmt w:val="bullet"/>
       <w:lvlText w:val="●"/>
@@ -1156,7 +7768,7 @@
         <w:ind w:left="720" w:hanging="360"/>
       </w:pPr>
     </w:lvl>
-    <w:lvl w:ilvl="1" w:tentative="1">
+    <w:lvl w:ilvl="1" w:tplc="5CA6E7F4" w:tentative="1">
       <w:start w:val="1"/>
       <w:numFmt w:val="bullet"/>
       <w:lvlText w:val="○"/>
@@ -1165,7 +7777,7 @@
         <w:ind w:left="1440" w:hanging="360"/>
       </w:pPr>
     </w:lvl>
-    <w:lvl w:ilvl="2" w:tentative="1">
+    <w:lvl w:ilvl="2" w:tplc="FD264826" w:tentative="1">
       <w:start w:val="1"/>
       <w:numFmt w:val="bullet"/>
       <w:lvlText w:val="■"/>
@@ -1174,7 +7786,7 @@
         <w:ind w:left="2160" w:hanging="360"/>
       </w:pPr>
     </w:lvl>
-    <w:lvl w:ilvl="3" w:tentative="1">
+    <w:lvl w:ilvl="3" w:tplc="52F28FD8" w:tentative="1">
       <w:start w:val="1"/>
       <w:numFmt w:val="bullet"/>
       <w:lvlText w:val="●"/>
@@ -1183,7 +7795,7 @@
         <w:ind w:left="2880" w:hanging="360"/>
       </w:pPr>
     </w:lvl>
-    <w:lvl w:ilvl="4" w:tentative="1">
+    <w:lvl w:ilvl="4" w:tplc="F24AAFEE" w:tentative="1">
       <w:start w:val="1"/>
       <w:numFmt w:val="bullet"/>
       <w:lvlText w:val="○"/>
@@ -1192,7 +7804,7 @@
         <w:ind w:left="3600" w:hanging="360"/>
       </w:pPr>
     </w:lvl>
-    <w:lvl w:ilvl="5" w:tentative="1">
+    <w:lvl w:ilvl="5" w:tplc="B0A2A50A" w:tentative="1">
       <w:start w:val="1"/>
       <w:numFmt w:val="bullet"/>
       <w:lvlText w:val="■"/>
@@ -1201,7 +7813,7 @@
         <w:ind w:left="4320" w:hanging="360"/>
       </w:pPr>
     </w:lvl>
-    <w:lvl w:ilvl="6" w:tentative="1">
+    <w:lvl w:ilvl="6" w:tplc="DFF0A5B4" w:tentative="1">
       <w:start w:val="1"/>
       <w:numFmt w:val="bullet"/>
       <w:lvlText w:val="●"/>
@@ -1210,7 +7822,7 @@
         <w:ind w:left="5040" w:hanging="360"/>
       </w:pPr>
     </w:lvl>
-    <w:lvl w:ilvl="7" w:tentative="1">
+    <w:lvl w:ilvl="7" w:tplc="9252D246" w:tentative="1">
       <w:start w:val="1"/>
       <w:numFmt w:val="bullet"/>
       <w:lvlText w:val="●"/>
@@ -1219,7 +7831,7 @@
         <w:ind w:left="5760" w:hanging="360"/>
       </w:pPr>
     </w:lvl>
-    <w:lvl w:ilvl="8" w:tentative="1">
+    <w:lvl w:ilvl="8" w:tplc="5C1AC224" w:tentative="1">
       <w:start w:val="1"/>
       <w:numFmt w:val="bullet"/>
       <w:lvlText w:val="●"/>
@@ -1230,7 +7842,7 @@
     </w:lvl>
   </w:abstractNum>
   <w:num w:numId="1">
-    <w:abstractNumId w:val="1"/>
+    <w:abstractNumId w:val="0"/>
     <w:lvlOverride w:ilvl="0">
       <w:startOverride w:val="1"/>
     </w:lvlOverride>
@@ -1243,31 +7855,497 @@
   <w:docDefaults>
     <w:rPrDefault>
       <w:rPr>
-        <w:rFonts w:ascii="Nirmala UI" w:cs="Nirmala UI" w:eastAsia="Nirmala UI" w:hAnsi="Nirmala UI"/>
+        <w:rFonts w:ascii="Nirmala UI" w:eastAsia="Nirmala UI" w:hAnsi="Nirmala UI" w:cs="Nirmala UI"/>
         <w:sz w:val="22"/>
         <w:szCs w:val="22"/>
+        <w:lang w:val="en-US" w:eastAsia="en-US" w:bidi="ar-SA"/>
       </w:rPr>
     </w:rPrDefault>
     <w:pPrDefault/>
   </w:docDefaults>
-  <w:style w:type="paragraph" w:styleId="Normal" w:default="1">
+  <w:latentStyles w:defLockedState="0" w:defUIPriority="99" w:defSemiHidden="0" w:defUnhideWhenUsed="0" w:defQFormat="0" w:count="371">
+    <w:lsdException w:name="Normal" w:uiPriority="0" w:qFormat="1"/>
+    <w:lsdException w:name="heading 1" w:uiPriority="9" w:qFormat="1"/>
+    <w:lsdException w:name="heading 2" w:semiHidden="1" w:uiPriority="9" w:unhideWhenUsed="1" w:qFormat="1"/>
+    <w:lsdException w:name="heading 3" w:semiHidden="1" w:uiPriority="9" w:unhideWhenUsed="1" w:qFormat="1"/>
+    <w:lsdException w:name="heading 4" w:semiHidden="1" w:uiPriority="9" w:unhideWhenUsed="1" w:qFormat="1"/>
+    <w:lsdException w:name="heading 5" w:semiHidden="1" w:uiPriority="9" w:unhideWhenUsed="1" w:qFormat="1"/>
+    <w:lsdException w:name="heading 6" w:semiHidden="1" w:uiPriority="9" w:unhideWhenUsed="1" w:qFormat="1"/>
+    <w:lsdException w:name="heading 7" w:semiHidden="1" w:uiPriority="9" w:unhideWhenUsed="1" w:qFormat="1"/>
+    <w:lsdException w:name="heading 8" w:semiHidden="1" w:uiPriority="9" w:unhideWhenUsed="1" w:qFormat="1"/>
+    <w:lsdException w:name="heading 9" w:semiHidden="1" w:uiPriority="9" w:unhideWhenUsed="1" w:qFormat="1"/>
+    <w:lsdException w:name="index 1" w:semiHidden="1" w:unhideWhenUsed="1"/>
+    <w:lsdException w:name="index 2" w:semiHidden="1" w:unhideWhenUsed="1"/>
+    <w:lsdException w:name="index 3" w:semiHidden="1" w:unhideWhenUsed="1"/>
+    <w:lsdException w:name="index 4" w:semiHidden="1" w:unhideWhenUsed="1"/>
+    <w:lsdException w:name="index 5" w:semiHidden="1" w:unhideWhenUsed="1"/>
+    <w:lsdException w:name="index 6" w:semiHidden="1" w:unhideWhenUsed="1"/>
+    <w:lsdException w:name="index 7" w:semiHidden="1" w:unhideWhenUsed="1"/>
+    <w:lsdException w:name="index 8" w:semiHidden="1" w:unhideWhenUsed="1"/>
+    <w:lsdException w:name="index 9" w:semiHidden="1" w:unhideWhenUsed="1"/>
+    <w:lsdException w:name="toc 1" w:semiHidden="1" w:uiPriority="39" w:unhideWhenUsed="1"/>
+    <w:lsdException w:name="toc 2" w:semiHidden="1" w:uiPriority="39" w:unhideWhenUsed="1"/>
+    <w:lsdException w:name="toc 3" w:semiHidden="1" w:uiPriority="39" w:unhideWhenUsed="1"/>
+    <w:lsdException w:name="toc 4" w:semiHidden="1" w:uiPriority="39" w:unhideWhenUsed="1"/>
+    <w:lsdException w:name="toc 5" w:semiHidden="1" w:uiPriority="39" w:unhideWhenUsed="1"/>
+    <w:lsdException w:name="toc 6" w:semiHidden="1" w:uiPriority="39" w:unhideWhenUsed="1"/>
+    <w:lsdException w:name="toc 7" w:semiHidden="1" w:uiPriority="39" w:unhideWhenUsed="1"/>
+    <w:lsdException w:name="toc 8" w:semiHidden="1" w:uiPriority="39" w:unhideWhenUsed="1"/>
+    <w:lsdException w:name="toc 9" w:semiHidden="1" w:uiPriority="39" w:unhideWhenUsed="1"/>
+    <w:lsdException w:name="Normal Indent" w:semiHidden="1" w:unhideWhenUsed="1"/>
+    <w:lsdException w:name="footnote text" w:semiHidden="1" w:unhideWhenUsed="1"/>
+    <w:lsdException w:name="annotation text" w:semiHidden="1" w:unhideWhenUsed="1"/>
+    <w:lsdException w:name="header" w:semiHidden="1" w:unhideWhenUsed="1"/>
+    <w:lsdException w:name="footer" w:semiHidden="1" w:unhideWhenUsed="1"/>
+    <w:lsdException w:name="index heading" w:semiHidden="1" w:unhideWhenUsed="1"/>
+    <w:lsdException w:name="caption" w:semiHidden="1" w:uiPriority="35" w:unhideWhenUsed="1" w:qFormat="1"/>
+    <w:lsdException w:name="table of figures" w:semiHidden="1" w:unhideWhenUsed="1"/>
+    <w:lsdException w:name="envelope address" w:semiHidden="1" w:unhideWhenUsed="1"/>
+    <w:lsdException w:name="envelope return" w:semiHidden="1" w:unhideWhenUsed="1"/>
+    <w:lsdException w:name="footnote reference" w:semiHidden="1" w:unhideWhenUsed="1"/>
+    <w:lsdException w:name="annotation reference" w:semiHidden="1" w:unhideWhenUsed="1"/>
+    <w:lsdException w:name="line number" w:semiHidden="1" w:unhideWhenUsed="1"/>
+    <w:lsdException w:name="page number" w:semiHidden="1" w:unhideWhenUsed="1"/>
+    <w:lsdException w:name="endnote reference" w:semiHidden="1" w:unhideWhenUsed="1"/>
+    <w:lsdException w:name="endnote text" w:semiHidden="1" w:unhideWhenUsed="1"/>
+    <w:lsdException w:name="table of authorities" w:semiHidden="1" w:unhideWhenUsed="1"/>
+    <w:lsdException w:name="macro" w:semiHidden="1" w:unhideWhenUsed="1"/>
+    <w:lsdException w:name="toa heading" w:semiHidden="1" w:unhideWhenUsed="1"/>
+    <w:lsdException w:name="List" w:semiHidden="1" w:unhideWhenUsed="1"/>
+    <w:lsdException w:name="List Bullet" w:semiHidden="1" w:unhideWhenUsed="1"/>
+    <w:lsdException w:name="List Number" w:semiHidden="1" w:unhideWhenUsed="1"/>
+    <w:lsdException w:name="List 2" w:semiHidden="1" w:unhideWhenUsed="1"/>
+    <w:lsdException w:name="List 3" w:semiHidden="1" w:unhideWhenUsed="1"/>
+    <w:lsdException w:name="List 4" w:semiHidden="1" w:unhideWhenUsed="1"/>
+    <w:lsdException w:name="List 5" w:semiHidden="1" w:unhideWhenUsed="1"/>
+    <w:lsdException w:name="List Bullet 2" w:semiHidden="1" w:unhideWhenUsed="1"/>
+    <w:lsdException w:name="List Bullet 3" w:semiHidden="1" w:unhideWhenUsed="1"/>
+    <w:lsdException w:name="List Bullet 4" w:semiHidden="1" w:unhideWhenUsed="1"/>
+    <w:lsdException w:name="List Bullet 5" w:semiHidden="1" w:unhideWhenUsed="1"/>
+    <w:lsdException w:name="List Number 2" w:semiHidden="1" w:unhideWhenUsed="1"/>
+    <w:lsdException w:name="List Number 3" w:semiHidden="1" w:unhideWhenUsed="1"/>
+    <w:lsdException w:name="List Number 4" w:semiHidden="1" w:unhideWhenUsed="1"/>
+    <w:lsdException w:name="List Number 5" w:semiHidden="1" w:unhideWhenUsed="1"/>
+    <w:lsdException w:name="Title" w:uiPriority="10" w:qFormat="1"/>
+    <w:lsdException w:name="Closing" w:semiHidden="1" w:unhideWhenUsed="1"/>
+    <w:lsdException w:name="Signature" w:semiHidden="1" w:unhideWhenUsed="1"/>
+    <w:lsdException w:name="Default Paragraph Font" w:semiHidden="1" w:uiPriority="1" w:unhideWhenUsed="1"/>
+    <w:lsdException w:name="Body Text" w:semiHidden="1" w:unhideWhenUsed="1"/>
+    <w:lsdException w:name="Body Text Indent" w:semiHidden="1" w:unhideWhenUsed="1"/>
+    <w:lsdException w:name="List Continue" w:semiHidden="1" w:unhideWhenUsed="1"/>
+    <w:lsdException w:name="List Continue 2" w:semiHidden="1" w:unhideWhenUsed="1"/>
+    <w:lsdException w:name="List Continue 3" w:semiHidden="1" w:unhideWhenUsed="1"/>
+    <w:lsdException w:name="List Continue 4" w:semiHidden="1" w:unhideWhenUsed="1"/>
+    <w:lsdException w:name="List Continue 5" w:semiHidden="1" w:unhideWhenUsed="1"/>
+    <w:lsdException w:name="Message Header" w:semiHidden="1" w:unhideWhenUsed="1"/>
+    <w:lsdException w:name="Subtitle" w:uiPriority="11" w:qFormat="1"/>
+    <w:lsdException w:name="Salutation" w:semiHidden="1" w:unhideWhenUsed="1"/>
+    <w:lsdException w:name="Date" w:semiHidden="1" w:unhideWhenUsed="1"/>
+    <w:lsdException w:name="Body Text First Indent" w:semiHidden="1" w:unhideWhenUsed="1"/>
+    <w:lsdException w:name="Body Text First Indent 2" w:semiHidden="1" w:unhideWhenUsed="1"/>
+    <w:lsdException w:name="Note Heading" w:semiHidden="1" w:unhideWhenUsed="1"/>
+    <w:lsdException w:name="Body Text 2" w:semiHidden="1" w:unhideWhenUsed="1"/>
+    <w:lsdException w:name="Body Text 3" w:semiHidden="1" w:unhideWhenUsed="1"/>
+    <w:lsdException w:name="Body Text Indent 2" w:semiHidden="1" w:unhideWhenUsed="1"/>
+    <w:lsdException w:name="Body Text Indent 3" w:semiHidden="1" w:unhideWhenUsed="1"/>
+    <w:lsdException w:name="Block Text" w:semiHidden="1" w:unhideWhenUsed="1"/>
+    <w:lsdException w:name="Hyperlink" w:semiHidden="1" w:unhideWhenUsed="1"/>
+    <w:lsdException w:name="FollowedHyperlink" w:semiHidden="1" w:unhideWhenUsed="1"/>
+    <w:lsdException w:name="Strong" w:uiPriority="22" w:qFormat="1"/>
+    <w:lsdException w:name="Emphasis" w:uiPriority="20" w:qFormat="1"/>
+    <w:lsdException w:name="Document Map" w:semiHidden="1" w:unhideWhenUsed="1"/>
+    <w:lsdException w:name="Plain Text" w:semiHidden="1" w:unhideWhenUsed="1"/>
+    <w:lsdException w:name="E-mail Signature" w:semiHidden="1" w:unhideWhenUsed="1"/>
+    <w:lsdException w:name="HTML Top of Form" w:semiHidden="1" w:unhideWhenUsed="1"/>
+    <w:lsdException w:name="HTML Bottom of Form" w:semiHidden="1" w:unhideWhenUsed="1"/>
+    <w:lsdException w:name="Normal (Web)" w:semiHidden="1" w:unhideWhenUsed="1"/>
+    <w:lsdException w:name="HTML Acronym" w:semiHidden="1" w:unhideWhenUsed="1"/>
+    <w:lsdException w:name="HTML Address" w:semiHidden="1" w:unhideWhenUsed="1"/>
+    <w:lsdException w:name="HTML Cite" w:semiHidden="1" w:unhideWhenUsed="1"/>
+    <w:lsdException w:name="HTML Code" w:semiHidden="1" w:unhideWhenUsed="1"/>
+    <w:lsdException w:name="HTML Definition" w:semiHidden="1" w:unhideWhenUsed="1"/>
+    <w:lsdException w:name="HTML Keyboard" w:semiHidden="1" w:unhideWhenUsed="1"/>
+    <w:lsdException w:name="HTML Preformatted" w:semiHidden="1" w:unhideWhenUsed="1"/>
+    <w:lsdException w:name="HTML Sample" w:semiHidden="1" w:unhideWhenUsed="1"/>
+    <w:lsdException w:name="HTML Typewriter" w:semiHidden="1" w:unhideWhenUsed="1"/>
+    <w:lsdException w:name="HTML Variable" w:semiHidden="1" w:unhideWhenUsed="1"/>
+    <w:lsdException w:name="Normal Table" w:semiHidden="1" w:unhideWhenUsed="1"/>
+    <w:lsdException w:name="annotation subject" w:semiHidden="1" w:unhideWhenUsed="1"/>
+    <w:lsdException w:name="No List" w:semiHidden="1" w:unhideWhenUsed="1"/>
+    <w:lsdException w:name="Outline List 1" w:semiHidden="1" w:unhideWhenUsed="1"/>
+    <w:lsdException w:name="Outline List 2" w:semiHidden="1" w:unhideWhenUsed="1"/>
+    <w:lsdException w:name="Outline List 3" w:semiHidden="1" w:unhideWhenUsed="1"/>
+    <w:lsdException w:name="Table Simple 1" w:semiHidden="1" w:unhideWhenUsed="1"/>
+    <w:lsdException w:name="Table Simple 2" w:semiHidden="1" w:unhideWhenUsed="1"/>
+    <w:lsdException w:name="Table Simple 3" w:semiHidden="1" w:unhideWhenUsed="1"/>
+    <w:lsdException w:name="Table Classic 1" w:semiHidden="1" w:unhideWhenUsed="1"/>
+    <w:lsdException w:name="Table Classic 2" w:semiHidden="1" w:unhideWhenUsed="1"/>
+    <w:lsdException w:name="Table Classic 3" w:semiHidden="1" w:unhideWhenUsed="1"/>
+    <w:lsdException w:name="Table Classic 4" w:semiHidden="1" w:unhideWhenUsed="1"/>
+    <w:lsdException w:name="Table Colorful 1" w:semiHidden="1" w:unhideWhenUsed="1"/>
+    <w:lsdException w:name="Table Colorful 2" w:semiHidden="1" w:unhideWhenUsed="1"/>
+    <w:lsdException w:name="Table Colorful 3" w:semiHidden="1" w:unhideWhenUsed="1"/>
+    <w:lsdException w:name="Table Columns 1" w:semiHidden="1" w:unhideWhenUsed="1"/>
+    <w:lsdException w:name="Table Columns 2" w:semiHidden="1" w:unhideWhenUsed="1"/>
+    <w:lsdException w:name="Table Columns 3" w:semiHidden="1" w:unhideWhenUsed="1"/>
+    <w:lsdException w:name="Table Columns 4" w:semiHidden="1" w:unhideWhenUsed="1"/>
+    <w:lsdException w:name="Table Columns 5" w:semiHidden="1" w:unhideWhenUsed="1"/>
+    <w:lsdException w:name="Table Grid 1" w:semiHidden="1" w:unhideWhenUsed="1"/>
+    <w:lsdException w:name="Table Grid 2" w:semiHidden="1" w:unhideWhenUsed="1"/>
+    <w:lsdException w:name="Table Grid 3" w:semiHidden="1" w:unhideWhenUsed="1"/>
+    <w:lsdException w:name="Table Grid 4" w:semiHidden="1" w:unhideWhenUsed="1"/>
+    <w:lsdException w:name="Table Grid 5" w:semiHidden="1" w:unhideWhenUsed="1"/>
+    <w:lsdException w:name="Table Grid 6" w:semiHidden="1" w:unhideWhenUsed="1"/>
+    <w:lsdException w:name="Table Grid 7" w:semiHidden="1" w:unhideWhenUsed="1"/>
+    <w:lsdException w:name="Table Grid 8" w:semiHidden="1" w:unhideWhenUsed="1"/>
+    <w:lsdException w:name="Table List 1" w:semiHidden="1" w:unhideWhenUsed="1"/>
+    <w:lsdException w:name="Table List 2" w:semiHidden="1" w:unhideWhenUsed="1"/>
+    <w:lsdException w:name="Table List 3" w:semiHidden="1" w:unhideWhenUsed="1"/>
+    <w:lsdException w:name="Table List 4" w:semiHidden="1" w:unhideWhenUsed="1"/>
+    <w:lsdException w:name="Table List 5" w:semiHidden="1" w:unhideWhenUsed="1"/>
+    <w:lsdException w:name="Table List 6" w:semiHidden="1" w:unhideWhenUsed="1"/>
+    <w:lsdException w:name="Table List 7" w:semiHidden="1" w:unhideWhenUsed="1"/>
+    <w:lsdException w:name="Table List 8" w:semiHidden="1" w:unhideWhenUsed="1"/>
+    <w:lsdException w:name="Table 3D effects 1" w:semiHidden="1" w:unhideWhenUsed="1"/>
+    <w:lsdException w:name="Table 3D effects 2" w:semiHidden="1" w:unhideWhenUsed="1"/>
+    <w:lsdException w:name="Table 3D effects 3" w:semiHidden="1" w:unhideWhenUsed="1"/>
+    <w:lsdException w:name="Table Contemporary" w:semiHidden="1" w:unhideWhenUsed="1"/>
+    <w:lsdException w:name="Table Elegant" w:semiHidden="1" w:unhideWhenUsed="1"/>
+    <w:lsdException w:name="Table Professional" w:semiHidden="1" w:unhideWhenUsed="1"/>
+    <w:lsdException w:name="Table Subtle 1" w:semiHidden="1" w:unhideWhenUsed="1"/>
+    <w:lsdException w:name="Table Subtle 2" w:semiHidden="1" w:unhideWhenUsed="1"/>
+    <w:lsdException w:name="Table Web 1" w:semiHidden="1" w:unhideWhenUsed="1"/>
+    <w:lsdException w:name="Table Web 2" w:semiHidden="1" w:unhideWhenUsed="1"/>
+    <w:lsdException w:name="Table Web 3" w:semiHidden="1" w:unhideWhenUsed="1"/>
+    <w:lsdException w:name="Balloon Text" w:semiHidden="1" w:unhideWhenUsed="1"/>
+    <w:lsdException w:name="Table Grid" w:uiPriority="39"/>
+    <w:lsdException w:name="Table Theme" w:semiHidden="1" w:unhideWhenUsed="1"/>
+    <w:lsdException w:name="Placeholder Text" w:semiHidden="1"/>
+    <w:lsdException w:name="No Spacing" w:uiPriority="1" w:qFormat="1"/>
+    <w:lsdException w:name="Light Shading" w:uiPriority="60"/>
+    <w:lsdException w:name="Light List" w:uiPriority="61"/>
+    <w:lsdException w:name="Light Grid" w:uiPriority="62"/>
+    <w:lsdException w:name="Medium Shading 1" w:uiPriority="63"/>
+    <w:lsdException w:name="Medium Shading 2" w:uiPriority="64"/>
+    <w:lsdException w:name="Medium List 1" w:uiPriority="65"/>
+    <w:lsdException w:name="Medium List 2" w:uiPriority="66"/>
+    <w:lsdException w:name="Medium Grid 1" w:uiPriority="67"/>
+    <w:lsdException w:name="Medium Grid 2" w:uiPriority="68"/>
+    <w:lsdException w:name="Medium Grid 3" w:uiPriority="69"/>
+    <w:lsdException w:name="Dark List" w:uiPriority="70"/>
+    <w:lsdException w:name="Colorful Shading" w:uiPriority="71"/>
+    <w:lsdException w:name="Colorful List" w:uiPriority="72"/>
+    <w:lsdException w:name="Colorful Grid" w:uiPriority="73"/>
+    <w:lsdException w:name="Light Shading Accent 1" w:uiPriority="60"/>
+    <w:lsdException w:name="Light List Accent 1" w:uiPriority="61"/>
+    <w:lsdException w:name="Light Grid Accent 1" w:uiPriority="62"/>
+    <w:lsdException w:name="Medium Shading 1 Accent 1" w:uiPriority="63"/>
+    <w:lsdException w:name="Medium Shading 2 Accent 1" w:uiPriority="64"/>
+    <w:lsdException w:name="Medium List 1 Accent 1" w:uiPriority="65"/>
+    <w:lsdException w:name="Revision" w:semiHidden="1"/>
+    <w:lsdException w:name="List Paragraph" w:uiPriority="34" w:qFormat="1"/>
+    <w:lsdException w:name="Quote" w:uiPriority="29" w:qFormat="1"/>
+    <w:lsdException w:name="Intense Quote" w:uiPriority="30" w:qFormat="1"/>
+    <w:lsdException w:name="Medium List 2 Accent 1" w:uiPriority="66"/>
+    <w:lsdException w:name="Medium Grid 1 Accent 1" w:uiPriority="67"/>
+    <w:lsdException w:name="Medium Grid 2 Accent 1" w:uiPriority="68"/>
+    <w:lsdException w:name="Medium Grid 3 Accent 1" w:uiPriority="69"/>
+    <w:lsdException w:name="Dark List Accent 1" w:uiPriority="70"/>
+    <w:lsdException w:name="Colorful Shading Accent 1" w:uiPriority="71"/>
+    <w:lsdException w:name="Colorful List Accent 1" w:uiPriority="72"/>
+    <w:lsdException w:name="Colorful Grid Accent 1" w:uiPriority="73"/>
+    <w:lsdException w:name="Light Shading Accent 2" w:uiPriority="60"/>
+    <w:lsdException w:name="Light List Accent 2" w:uiPriority="61"/>
+    <w:lsdException w:name="Light Grid Accent 2" w:uiPriority="62"/>
+    <w:lsdException w:name="Medium Shading 1 Accent 2" w:uiPriority="63"/>
+    <w:lsdException w:name="Medium Shading 2 Accent 2" w:uiPriority="64"/>
+    <w:lsdException w:name="Medium List 1 Accent 2" w:uiPriority="65"/>
+    <w:lsdException w:name="Medium List 2 Accent 2" w:uiPriority="66"/>
+    <w:lsdException w:name="Medium Grid 1 Accent 2" w:uiPriority="67"/>
+    <w:lsdException w:name="Medium Grid 2 Accent 2" w:uiPriority="68"/>
+    <w:lsdException w:name="Medium Grid 3 Accent 2" w:uiPriority="69"/>
+    <w:lsdException w:name="Dark List Accent 2" w:uiPriority="70"/>
+    <w:lsdException w:name="Colorful Shading Accent 2" w:uiPriority="71"/>
+    <w:lsdException w:name="Colorful List Accent 2" w:uiPriority="72"/>
+    <w:lsdException w:name="Colorful Grid Accent 2" w:uiPriority="73"/>
+    <w:lsdException w:name="Light Shading Accent 3" w:uiPriority="60"/>
+    <w:lsdException w:name="Light List Accent 3" w:uiPriority="61"/>
+    <w:lsdException w:name="Light Grid Accent 3" w:uiPriority="62"/>
+    <w:lsdException w:name="Medium Shading 1 Accent 3" w:uiPriority="63"/>
+    <w:lsdException w:name="Medium Shading 2 Accent 3" w:uiPriority="64"/>
+    <w:lsdException w:name="Medium List 1 Accent 3" w:uiPriority="65"/>
+    <w:lsdException w:name="Medium List 2 Accent 3" w:uiPriority="66"/>
+    <w:lsdException w:name="Medium Grid 1 Accent 3" w:uiPriority="67"/>
+    <w:lsdException w:name="Medium Grid 2 Accent 3" w:uiPriority="68"/>
+    <w:lsdException w:name="Medium Grid 3 Accent 3" w:uiPriority="69"/>
+    <w:lsdException w:name="Dark List Accent 3" w:uiPriority="70"/>
+    <w:lsdException w:name="Colorful Shading Accent 3" w:uiPriority="71"/>
+    <w:lsdException w:name="Colorful List Accent 3" w:uiPriority="72"/>
+    <w:lsdException w:name="Colorful Grid Accent 3" w:uiPriority="73"/>
+    <w:lsdException w:name="Light Shading Accent 4" w:uiPriority="60"/>
+    <w:lsdException w:name="Light List Accent 4" w:uiPriority="61"/>
+    <w:lsdException w:name="Light Grid Accent 4" w:uiPriority="62"/>
+    <w:lsdException w:name="Medium Shading 1 Accent 4" w:uiPriority="63"/>
+    <w:lsdException w:name="Medium Shading 2 Accent 4" w:uiPriority="64"/>
+    <w:lsdException w:name="Medium List 1 Accent 4" w:uiPriority="65"/>
+    <w:lsdException w:name="Medium List 2 Accent 4" w:uiPriority="66"/>
+    <w:lsdException w:name="Medium Grid 1 Accent 4" w:uiPriority="67"/>
+    <w:lsdException w:name="Medium Grid 2 Accent 4" w:uiPriority="68"/>
+    <w:lsdException w:name="Medium Grid 3 Accent 4" w:uiPriority="69"/>
+    <w:lsdException w:name="Dark List Accent 4" w:uiPriority="70"/>
+    <w:lsdException w:name="Colorful Shading Accent 4" w:uiPriority="71"/>
+    <w:lsdException w:name="Colorful List Accent 4" w:uiPriority="72"/>
+    <w:lsdException w:name="Colorful Grid Accent 4" w:uiPriority="73"/>
+    <w:lsdException w:name="Light Shading Accent 5" w:uiPriority="60"/>
+    <w:lsdException w:name="Light List Accent 5" w:uiPriority="61"/>
+    <w:lsdException w:name="Light Grid Accent 5" w:uiPriority="62"/>
+    <w:lsdException w:name="Medium Shading 1 Accent 5" w:uiPriority="63"/>
+    <w:lsdException w:name="Medium Shading 2 Accent 5" w:uiPriority="64"/>
+    <w:lsdException w:name="Medium List 1 Accent 5" w:uiPriority="65"/>
+    <w:lsdException w:name="Medium List 2 Accent 5" w:uiPriority="66"/>
+    <w:lsdException w:name="Medium Grid 1 Accent 5" w:uiPriority="67"/>
+    <w:lsdException w:name="Medium Grid 2 Accent 5" w:uiPriority="68"/>
+    <w:lsdException w:name="Medium Grid 3 Accent 5" w:uiPriority="69"/>
+    <w:lsdException w:name="Dark List Accent 5" w:uiPriority="70"/>
+    <w:lsdException w:name="Colorful Shading Accent 5" w:uiPriority="71"/>
+    <w:lsdException w:name="Colorful List Accent 5" w:uiPriority="72"/>
+    <w:lsdException w:name="Colorful Grid Accent 5" w:uiPriority="73"/>
+    <w:lsdException w:name="Light Shading Accent 6" w:uiPriority="60"/>
+    <w:lsdException w:name="Light List Accent 6" w:uiPriority="61"/>
+    <w:lsdException w:name="Light Grid Accent 6" w:uiPriority="62"/>
+    <w:lsdException w:name="Medium Shading 1 Accent 6" w:uiPriority="63"/>
+    <w:lsdException w:name="Medium Shading 2 Accent 6" w:uiPriority="64"/>
+    <w:lsdException w:name="Medium List 1 Accent 6" w:uiPriority="65"/>
+    <w:lsdException w:name="Medium List 2 Accent 6" w:uiPriority="66"/>
+    <w:lsdException w:name="Medium Grid 1 Accent 6" w:uiPriority="67"/>
+    <w:lsdException w:name="Medium Grid 2 Accent 6" w:uiPriority="68"/>
+    <w:lsdException w:name="Medium Grid 3 Accent 6" w:uiPriority="69"/>
+    <w:lsdException w:name="Dark List Accent 6" w:uiPriority="70"/>
+    <w:lsdException w:name="Colorful Shading Accent 6" w:uiPriority="71"/>
+    <w:lsdException w:name="Colorful List Accent 6" w:uiPriority="72"/>
+    <w:lsdException w:name="Colorful Grid Accent 6" w:uiPriority="73"/>
+    <w:lsdException w:name="Subtle Emphasis" w:uiPriority="19" w:qFormat="1"/>
+    <w:lsdException w:name="Intense Emphasis" w:uiPriority="21" w:qFormat="1"/>
+    <w:lsdException w:name="Subtle Reference" w:uiPriority="31" w:qFormat="1"/>
+    <w:lsdException w:name="Intense Reference" w:uiPriority="32" w:qFormat="1"/>
+    <w:lsdException w:name="Book Title" w:uiPriority="33" w:qFormat="1"/>
+    <w:lsdException w:name="Bibliography" w:semiHidden="1" w:uiPriority="37" w:unhideWhenUsed="1"/>
+    <w:lsdException w:name="TOC Heading" w:semiHidden="1" w:uiPriority="39" w:unhideWhenUsed="1" w:qFormat="1"/>
+    <w:lsdException w:name="Plain Table 1" w:uiPriority="41"/>
+    <w:lsdException w:name="Plain Table 2" w:uiPriority="42"/>
+    <w:lsdException w:name="Plain Table 3" w:uiPriority="43"/>
+    <w:lsdException w:name="Plain Table 4" w:uiPriority="44"/>
+    <w:lsdException w:name="Plain Table 5" w:uiPriority="45"/>
+    <w:lsdException w:name="Grid Table Light" w:uiPriority="40"/>
+    <w:lsdException w:name="Grid Table 1 Light" w:uiPriority="46"/>
+    <w:lsdException w:name="Grid Table 2" w:uiPriority="47"/>
+    <w:lsdException w:name="Grid Table 3" w:uiPriority="48"/>
+    <w:lsdException w:name="Grid Table 4" w:uiPriority="49"/>
+    <w:lsdException w:name="Grid Table 5 Dark" w:uiPriority="50"/>
+    <w:lsdException w:name="Grid Table 6 Colorful" w:uiPriority="51"/>
+    <w:lsdException w:name="Grid Table 7 Colorful" w:uiPriority="52"/>
+    <w:lsdException w:name="Grid Table 1 Light Accent 1" w:uiPriority="46"/>
+    <w:lsdException w:name="Grid Table 2 Accent 1" w:uiPriority="47"/>
+    <w:lsdException w:name="Grid Table 3 Accent 1" w:uiPriority="48"/>
+    <w:lsdException w:name="Grid Table 4 Accent 1" w:uiPriority="49"/>
+    <w:lsdException w:name="Grid Table 5 Dark Accent 1" w:uiPriority="50"/>
+    <w:lsdException w:name="Grid Table 6 Colorful Accent 1" w:uiPriority="51"/>
+    <w:lsdException w:name="Grid Table 7 Colorful Accent 1" w:uiPriority="52"/>
+    <w:lsdException w:name="Grid Table 1 Light Accent 2" w:uiPriority="46"/>
+    <w:lsdException w:name="Grid Table 2 Accent 2" w:uiPriority="47"/>
+    <w:lsdException w:name="Grid Table 3 Accent 2" w:uiPriority="48"/>
+    <w:lsdException w:name="Grid Table 4 Accent 2" w:uiPriority="49"/>
+    <w:lsdException w:name="Grid Table 5 Dark Accent 2" w:uiPriority="50"/>
+    <w:lsdException w:name="Grid Table 6 Colorful Accent 2" w:uiPriority="51"/>
+    <w:lsdException w:name="Grid Table 7 Colorful Accent 2" w:uiPriority="52"/>
+    <w:lsdException w:name="Grid Table 1 Light Accent 3" w:uiPriority="46"/>
+    <w:lsdException w:name="Grid Table 2 Accent 3" w:uiPriority="47"/>
+    <w:lsdException w:name="Grid Table 3 Accent 3" w:uiPriority="48"/>
+    <w:lsdException w:name="Grid Table 4 Accent 3" w:uiPriority="49"/>
+    <w:lsdException w:name="Grid Table 5 Dark Accent 3" w:uiPriority="50"/>
+    <w:lsdException w:name="Grid Table 6 Colorful Accent 3" w:uiPriority="51"/>
+    <w:lsdException w:name="Grid Table 7 Colorful Accent 3" w:uiPriority="52"/>
+    <w:lsdException w:name="Grid Table 1 Light Accent 4" w:uiPriority="46"/>
+    <w:lsdException w:name="Grid Table 2 Accent 4" w:uiPriority="47"/>
+    <w:lsdException w:name="Grid Table 3 Accent 4" w:uiPriority="48"/>
+    <w:lsdException w:name="Grid Table 4 Accent 4" w:uiPriority="49"/>
+    <w:lsdException w:name="Grid Table 5 Dark Accent 4" w:uiPriority="50"/>
+    <w:lsdException w:name="Grid Table 6 Colorful Accent 4" w:uiPriority="51"/>
+    <w:lsdException w:name="Grid Table 7 Colorful Accent 4" w:uiPriority="52"/>
+    <w:lsdException w:name="Grid Table 1 Light Accent 5" w:uiPriority="46"/>
+    <w:lsdException w:name="Grid Table 2 Accent 5" w:uiPriority="47"/>
+    <w:lsdException w:name="Grid Table 3 Accent 5" w:uiPriority="48"/>
+    <w:lsdException w:name="Grid Table 4 Accent 5" w:uiPriority="49"/>
+    <w:lsdException w:name="Grid Table 5 Dark Accent 5" w:uiPriority="50"/>
+    <w:lsdException w:name="Grid Table 6 Colorful Accent 5" w:uiPriority="51"/>
+    <w:lsdException w:name="Grid Table 7 Colorful Accent 5" w:uiPriority="52"/>
+    <w:lsdException w:name="Grid Table 1 Light Accent 6" w:uiPriority="46"/>
+    <w:lsdException w:name="Grid Table 2 Accent 6" w:uiPriority="47"/>
+    <w:lsdException w:name="Grid Table 3 Accent 6" w:uiPriority="48"/>
+    <w:lsdException w:name="Grid Table 4 Accent 6" w:uiPriority="49"/>
+    <w:lsdException w:name="Grid Table 5 Dark Accent 6" w:uiPriority="50"/>
+    <w:lsdException w:name="Grid Table 6 Colorful Accent 6" w:uiPriority="51"/>
+    <w:lsdException w:name="Grid Table 7 Colorful Accent 6" w:uiPriority="52"/>
+    <w:lsdException w:name="List Table 1 Light" w:uiPriority="46"/>
+    <w:lsdException w:name="List Table 2" w:uiPriority="47"/>
+    <w:lsdException w:name="List Table 3" w:uiPriority="48"/>
+    <w:lsdException w:name="List Table 4" w:uiPriority="49"/>
+    <w:lsdException w:name="List Table 5 Dark" w:uiPriority="50"/>
+    <w:lsdException w:name="List Table 6 Colorful" w:uiPriority="51"/>
+    <w:lsdException w:name="List Table 7 Colorful" w:uiPriority="52"/>
+    <w:lsdException w:name="List Table 1 Light Accent 1" w:uiPriority="46"/>
+    <w:lsdException w:name="List Table 2 Accent 1" w:uiPriority="47"/>
+    <w:lsdException w:name="List Table 3 Accent 1" w:uiPriority="48"/>
+    <w:lsdException w:name="List Table 4 Accent 1" w:uiPriority="49"/>
+    <w:lsdException w:name="List Table 5 Dark Accent 1" w:uiPriority="50"/>
+    <w:lsdException w:name="List Table 6 Colorful Accent 1" w:uiPriority="51"/>
+    <w:lsdException w:name="List Table 7 Colorful Accent 1" w:uiPriority="52"/>
+    <w:lsdException w:name="List Table 1 Light Accent 2" w:uiPriority="46"/>
+    <w:lsdException w:name="List Table 2 Accent 2" w:uiPriority="47"/>
+    <w:lsdException w:name="List Table 3 Accent 2" w:uiPriority="48"/>
+    <w:lsdException w:name="List Table 4 Accent 2" w:uiPriority="49"/>
+    <w:lsdException w:name="List Table 5 Dark Accent 2" w:uiPriority="50"/>
+    <w:lsdException w:name="List Table 6 Colorful Accent 2" w:uiPriority="51"/>
+    <w:lsdException w:name="List Table 7 Colorful Accent 2" w:uiPriority="52"/>
+    <w:lsdException w:name="List Table 1 Light Accent 3" w:uiPriority="46"/>
+    <w:lsdException w:name="List Table 2 Accent 3" w:uiPriority="47"/>
+    <w:lsdException w:name="List Table 3 Accent 3" w:uiPriority="48"/>
+    <w:lsdException w:name="List Table 4 Accent 3" w:uiPriority="49"/>
+    <w:lsdException w:name="List Table 5 Dark Accent 3" w:uiPriority="50"/>
+    <w:lsdException w:name="List Table 6 Colorful Accent 3" w:uiPriority="51"/>
+    <w:lsdException w:name="List Table 7 Colorful Accent 3" w:uiPriority="52"/>
+    <w:lsdException w:name="List Table 1 Light Accent 4" w:uiPriority="46"/>
+    <w:lsdException w:name="List Table 2 Accent 4" w:uiPriority="47"/>
+    <w:lsdException w:name="List Table 3 Accent 4" w:uiPriority="48"/>
+    <w:lsdException w:name="List Table 4 Accent 4" w:uiPriority="49"/>
+    <w:lsdException w:name="List Table 5 Dark Accent 4" w:uiPriority="50"/>
+    <w:lsdException w:name="List Table 6 Colorful Accent 4" w:uiPriority="51"/>
+    <w:lsdException w:name="List Table 7 Colorful Accent 4" w:uiPriority="52"/>
+    <w:lsdException w:name="List Table 1 Light Accent 5" w:uiPriority="46"/>
+    <w:lsdException w:name="List Table 2 Accent 5" w:uiPriority="47"/>
+    <w:lsdException w:name="List Table 3 Accent 5" w:uiPriority="48"/>
+    <w:lsdException w:name="List Table 4 Accent 5" w:uiPriority="49"/>
+    <w:lsdException w:name="List Table 5 Dark Accent 5" w:uiPriority="50"/>
+    <w:lsdException w:name="List Table 6 Colorful Accent 5" w:uiPriority="51"/>
+    <w:lsdException w:name="List Table 7 Colorful Accent 5" w:uiPriority="52"/>
+    <w:lsdException w:name="List Table 1 Light Accent 6" w:uiPriority="46"/>
+    <w:lsdException w:name="List Table 2 Accent 6" w:uiPriority="47"/>
+    <w:lsdException w:name="List Table 3 Accent 6" w:uiPriority="48"/>
+    <w:lsdException w:name="List Table 4 Accent 6" w:uiPriority="49"/>
+    <w:lsdException w:name="List Table 5 Dark Accent 6" w:uiPriority="50"/>
+    <w:lsdException w:name="List Table 6 Colorful Accent 6" w:uiPriority="51"/>
+    <w:lsdException w:name="List Table 7 Colorful Accent 6" w:uiPriority="52"/>
+  </w:latentStyles>
+  <w:style w:type="paragraph" w:default="1" w:styleId="Normal">
     <w:name w:val="Normal"/>
     <w:qFormat/>
   </w:style>
-  <w:style w:type="table" w:styleId="TableNormal" w:default="true">
+  <w:style w:type="paragraph" w:styleId="Heading1">
+    <w:name w:val="heading 1"/>
+    <w:basedOn w:val="Normal"/>
+    <w:next w:val="Normal"/>
+    <w:qFormat/>
+    <w:pPr>
+      <w:outlineLvl w:val="0"/>
+    </w:pPr>
+    <w:rPr>
+      <w:color w:val="2E74B5"/>
+      <w:sz w:val="32"/>
+      <w:szCs w:val="32"/>
+    </w:rPr>
+  </w:style>
+  <w:style w:type="paragraph" w:styleId="Heading2">
+    <w:name w:val="heading 2"/>
+    <w:basedOn w:val="Normal"/>
+    <w:next w:val="Normal"/>
+    <w:qFormat/>
+    <w:pPr>
+      <w:outlineLvl w:val="1"/>
+    </w:pPr>
+    <w:rPr>
+      <w:color w:val="2E74B5"/>
+      <w:sz w:val="26"/>
+      <w:szCs w:val="26"/>
+    </w:rPr>
+  </w:style>
+  <w:style w:type="paragraph" w:styleId="Heading3">
+    <w:name w:val="heading 3"/>
+    <w:basedOn w:val="Normal"/>
+    <w:next w:val="Normal"/>
+    <w:qFormat/>
+    <w:pPr>
+      <w:outlineLvl w:val="2"/>
+    </w:pPr>
+    <w:rPr>
+      <w:color w:val="1F4D78"/>
+      <w:sz w:val="24"/>
+      <w:szCs w:val="24"/>
+    </w:rPr>
+  </w:style>
+  <w:style w:type="paragraph" w:styleId="Heading4">
+    <w:name w:val="heading 4"/>
+    <w:basedOn w:val="Normal"/>
+    <w:next w:val="Normal"/>
+    <w:qFormat/>
+    <w:pPr>
+      <w:outlineLvl w:val="3"/>
+    </w:pPr>
+    <w:rPr>
+      <w:i/>
+      <w:iCs/>
+      <w:color w:val="2E74B5"/>
+    </w:rPr>
+  </w:style>
+  <w:style w:type="paragraph" w:styleId="Heading5">
+    <w:name w:val="heading 5"/>
+    <w:basedOn w:val="Normal"/>
+    <w:next w:val="Normal"/>
+    <w:qFormat/>
+    <w:pPr>
+      <w:outlineLvl w:val="4"/>
+    </w:pPr>
+    <w:rPr>
+      <w:color w:val="2E74B5"/>
+    </w:rPr>
+  </w:style>
+  <w:style w:type="paragraph" w:styleId="Heading6">
+    <w:name w:val="heading 6"/>
+    <w:basedOn w:val="Normal"/>
+    <w:next w:val="Normal"/>
+    <w:qFormat/>
+    <w:pPr>
+      <w:outlineLvl w:val="5"/>
+    </w:pPr>
+    <w:rPr>
+      <w:color w:val="1F4D78"/>
+    </w:rPr>
+  </w:style>
+  <w:style w:type="character" w:default="1" w:styleId="DefaultParagraphFont">
+    <w:name w:val="Default Paragraph Font"/>
+    <w:uiPriority w:val="1"/>
+    <w:semiHidden/>
+    <w:unhideWhenUsed/>
+  </w:style>
+  <w:style w:type="table" w:default="1" w:styleId="TableNormal">
     <w:name w:val="Normal Table"/>
     <w:uiPriority w:val="99"/>
     <w:semiHidden/>
     <w:unhideWhenUsed/>
     <w:tblPr>
-      <w:tblInd w:type="dxa" w:w="0"/>
+      <w:tblInd w:w="0" w:type="dxa"/>
       <w:tblCellMar>
-        <w:top w:type="dxa" w:w="0"/>
-        <w:left w:type="dxa" w:w="108"/>
-        <w:bottom w:type="dxa" w:w="0"/>
-        <w:right w:type="dxa" w:w="108"/>
+        <w:top w:w="0" w:type="dxa"/>
+        <w:left w:w="108" w:type="dxa"/>
+        <w:bottom w:w="0" w:type="dxa"/>
+        <w:right w:w="108" w:type="dxa"/>
       </w:tblCellMar>
     </w:tblPr>
+  </w:style>
+  <w:style w:type="numbering" w:default="1" w:styleId="NoList">
+    <w:name w:val="No List"/>
+    <w:uiPriority w:val="99"/>
+    <w:semiHidden/>
+    <w:unhideWhenUsed/>
   </w:style>
   <w:style w:type="paragraph" w:styleId="Title">
     <w:name w:val="Title"/>
@@ -1279,70 +8357,8 @@
       <w:szCs w:val="56"/>
     </w:rPr>
   </w:style>
-  <w:style w:type="paragraph" w:styleId="Heading1">
-    <w:name w:val="Heading 1"/>
-    <w:basedOn w:val="Normal"/>
-    <w:next w:val="Normal"/>
-    <w:qFormat/>
-    <w:rPr>
-      <w:color w:val="2E74B5"/>
-      <w:sz w:val="32"/>
-      <w:szCs w:val="32"/>
-    </w:rPr>
-  </w:style>
-  <w:style w:type="paragraph" w:styleId="Heading2">
-    <w:name w:val="Heading 2"/>
-    <w:basedOn w:val="Normal"/>
-    <w:next w:val="Normal"/>
-    <w:qFormat/>
-    <w:rPr>
-      <w:color w:val="2E74B5"/>
-      <w:sz w:val="26"/>
-      <w:szCs w:val="26"/>
-    </w:rPr>
-  </w:style>
-  <w:style w:type="paragraph" w:styleId="Heading3">
-    <w:name w:val="Heading 3"/>
-    <w:basedOn w:val="Normal"/>
-    <w:next w:val="Normal"/>
-    <w:qFormat/>
-    <w:rPr>
-      <w:color w:val="1F4D78"/>
-      <w:sz w:val="24"/>
-      <w:szCs w:val="24"/>
-    </w:rPr>
-  </w:style>
-  <w:style w:type="paragraph" w:styleId="Heading4">
-    <w:name w:val="Heading 4"/>
-    <w:basedOn w:val="Normal"/>
-    <w:next w:val="Normal"/>
-    <w:qFormat/>
-    <w:rPr>
-      <w:i/>
-      <w:iCs/>
-      <w:color w:val="2E74B5"/>
-    </w:rPr>
-  </w:style>
-  <w:style w:type="paragraph" w:styleId="Heading5">
-    <w:name w:val="Heading 5"/>
-    <w:basedOn w:val="Normal"/>
-    <w:next w:val="Normal"/>
-    <w:qFormat/>
-    <w:rPr>
-      <w:color w:val="2E74B5"/>
-    </w:rPr>
-  </w:style>
-  <w:style w:type="paragraph" w:styleId="Heading6">
-    <w:name w:val="Heading 6"/>
-    <w:basedOn w:val="Normal"/>
-    <w:next w:val="Normal"/>
-    <w:qFormat/>
-    <w:rPr>
-      <w:color w:val="1F4D78"/>
-    </w:rPr>
-  </w:style>
-  <w:style w:type="paragraph" w:styleId="Strong">
-    <w:name w:val="Strong"/>
+  <w:style w:type="paragraph" w:customStyle="1" w:styleId="Strong1">
+    <w:name w:val="Strong1"/>
     <w:basedOn w:val="Normal"/>
     <w:next w:val="Normal"/>
     <w:qFormat/>
@@ -1491,7 +8507,6 @@
   </w:style>
   <w:style w:type="character" w:styleId="Hyperlink">
     <w:name w:val="Hyperlink"/>
-    <w:basedOn w:val="DefaultParagraphFont"/>
     <w:uiPriority w:val="99"/>
     <w:unhideWhenUsed/>
     <w:rPr>
@@ -1501,7 +8516,6 @@
   </w:style>
   <w:style w:type="character" w:styleId="FootnoteReference">
     <w:name w:val="footnote reference"/>
-    <w:basedOn w:val="DefaultParagraphFont"/>
     <w:uiPriority w:val="99"/>
     <w:semiHidden/>
     <w:unhideWhenUsed/>
@@ -1516,17 +8530,13 @@
     <w:uiPriority w:val="99"/>
     <w:semiHidden/>
     <w:unhideWhenUsed/>
-    <w:pPr>
-      <w:spacing w:after="0" w:line="240" w:lineRule="auto"/>
-    </w:pPr>
     <w:rPr>
       <w:sz w:val="20"/>
       <w:szCs w:val="20"/>
     </w:rPr>
   </w:style>
-  <w:style w:type="character" w:styleId="FootnoteTextChar">
+  <w:style w:type="character" w:customStyle="1" w:styleId="FootnoteTextChar">
     <w:name w:val="Footnote Text Char"/>
-    <w:basedOn w:val="DefaultParagraphFont"/>
     <w:link w:val="FootnoteText"/>
     <w:uiPriority w:val="99"/>
     <w:semiHidden/>
@@ -1538,7 +8548,6 @@
   </w:style>
   <w:style w:type="character" w:styleId="EndnoteReference">
     <w:name w:val="endnote reference"/>
-    <w:basedOn w:val="DefaultParagraphFont"/>
     <w:uiPriority w:val="99"/>
     <w:semiHidden/>
     <w:unhideWhenUsed/>
@@ -1553,17 +8562,13 @@
     <w:uiPriority w:val="99"/>
     <w:semiHidden/>
     <w:unhideWhenUsed/>
-    <w:pPr>
-      <w:spacing w:after="0" w:line="240" w:lineRule="auto"/>
-    </w:pPr>
     <w:rPr>
       <w:sz w:val="20"/>
       <w:szCs w:val="20"/>
     </w:rPr>
   </w:style>
-  <w:style w:type="character" w:styleId="EndnoteTextChar">
+  <w:style w:type="character" w:customStyle="1" w:styleId="EndnoteTextChar">
     <w:name w:val="Endnote Text Char"/>
-    <w:basedOn w:val="DefaultParagraphFont"/>
     <w:link w:val="EndnoteText"/>
     <w:uiPriority w:val="99"/>
     <w:semiHidden/>
@@ -1575,7 +8580,6 @@
   </w:style>
   <w:style w:type="character" w:styleId="LineNumber">
     <w:name w:val="line number"/>
-    <w:basedOn w:val="DefaultParagraphFont"/>
     <w:uiPriority w:val="99"/>
     <w:semiHidden/>
     <w:unhideWhenUsed/>
@@ -1735,7 +8739,7 @@
         <a:solidFill>
           <a:schemeClr val="phClr"/>
         </a:solidFill>
-        <a:gradFill rotWithShape="true">
+        <a:gradFill rotWithShape="1">
           <a:gsLst>
             <a:gs pos="0">
               <a:schemeClr val="phClr">
@@ -1759,9 +8763,9 @@
               </a:schemeClr>
             </a:gs>
           </a:gsLst>
-          <a:lin ang="5400000" scaled="false"/>
+          <a:lin ang="5400000" scaled="0"/>
         </a:gradFill>
-        <a:gradFill rotWithShape="true">
+        <a:gradFill rotWithShape="1">
           <a:gsLst>
             <a:gs pos="0">
               <a:schemeClr val="phClr">
@@ -1785,7 +8789,7 @@
               </a:schemeClr>
             </a:gs>
           </a:gsLst>
-          <a:lin ang="5400000" scaled="false"/>
+          <a:lin ang="5400000" scaled="0"/>
         </a:gradFill>
       </a:fillStyleLst>
       <a:lnStyleLst>
@@ -1820,7 +8824,7 @@
         </a:effectStyle>
         <a:effectStyle>
           <a:effectLst>
-            <a:outerShdw blurRad="57150" dist="19050" dir="5400000" algn="ctr" rotWithShape="false">
+            <a:outerShdw blurRad="57150" dist="19050" dir="5400000" algn="ctr" rotWithShape="0">
               <a:srgbClr val="000000">
                 <a:alpha val="63000"/>
               </a:srgbClr>
@@ -1838,7 +8842,7 @@
             <a:satMod val="170000"/>
           </a:schemeClr>
         </a:solidFill>
-        <a:gradFill rotWithShape="true">
+        <a:gradFill rotWithShape="1">
           <a:gsLst>
             <a:gs pos="0">
               <a:schemeClr val="phClr">
@@ -1863,7 +8867,7 @@
               </a:schemeClr>
             </a:gs>
           </a:gsLst>
-          <a:lin ang="5400000" scaled="false"/>
+          <a:lin ang="5400000" scaled="0"/>
         </a:gradFill>
       </a:bgFillStyleLst>
     </a:fmtScheme>

--- a/docs/Client_Questions_Tiles.docx
+++ b/docs/Client_Questions_Tiles.docx
@@ -44,6 +44,7 @@
         </w:rPr>
         <w:t xml:space="preserve"> </w:t>
       </w:r>
+      <w:proofErr w:type="spellStart"/>
       <w:r>
         <w:rPr>
           <w:rFonts w:ascii="NikoshBAN" w:hAnsi="NikoshBAN" w:cs="NikoshBAN"/>
@@ -53,8 +54,33 @@
           <w:sz w:val="32"/>
           <w:szCs w:val="32"/>
         </w:rPr>
-        <w:t>কিছু প্রশ্ন</w:t>
-      </w:r>
+        <w:t>কিছু</w:t>
+      </w:r>
+      <w:proofErr w:type="spellEnd"/>
+      <w:r>
+        <w:rPr>
+          <w:rFonts w:ascii="NikoshBAN" w:hAnsi="NikoshBAN" w:cs="NikoshBAN"/>
+          <w:b/>
+          <w:bCs/>
+          <w:color w:val="000000" w:themeColor="text1"/>
+          <w:sz w:val="32"/>
+          <w:szCs w:val="32"/>
+        </w:rPr>
+        <w:t xml:space="preserve"> </w:t>
+      </w:r>
+      <w:proofErr w:type="spellStart"/>
+      <w:r>
+        <w:rPr>
+          <w:rFonts w:ascii="NikoshBAN" w:hAnsi="NikoshBAN" w:cs="NikoshBAN"/>
+          <w:b/>
+          <w:bCs/>
+          <w:color w:val="000000" w:themeColor="text1"/>
+          <w:sz w:val="32"/>
+          <w:szCs w:val="32"/>
+        </w:rPr>
+        <w:t>প্রশ্ন</w:t>
+      </w:r>
+      <w:proofErr w:type="spellEnd"/>
     </w:p>
     <w:p>
       <w:pPr>
@@ -72,8 +98,59 @@
           <w:sz w:val="24"/>
           <w:szCs w:val="24"/>
         </w:rPr>
-        <w:t>Purchase রিপোর্ট ও টার্গেট সেটিংস</w:t>
-      </w:r>
+        <w:t xml:space="preserve">Purchase </w:t>
+      </w:r>
+      <w:proofErr w:type="spellStart"/>
+      <w:r>
+        <w:rPr>
+          <w:rFonts w:ascii="NikoshBAN" w:hAnsi="NikoshBAN" w:cs="NikoshBAN"/>
+          <w:color w:val="000000" w:themeColor="text1"/>
+          <w:sz w:val="24"/>
+          <w:szCs w:val="24"/>
+        </w:rPr>
+        <w:t>রিপোর্ট</w:t>
+      </w:r>
+      <w:proofErr w:type="spellEnd"/>
+      <w:r>
+        <w:rPr>
+          <w:rFonts w:ascii="NikoshBAN" w:hAnsi="NikoshBAN" w:cs="NikoshBAN"/>
+          <w:color w:val="000000" w:themeColor="text1"/>
+          <w:sz w:val="24"/>
+          <w:szCs w:val="24"/>
+        </w:rPr>
+        <w:t xml:space="preserve"> ও </w:t>
+      </w:r>
+      <w:proofErr w:type="spellStart"/>
+      <w:r>
+        <w:rPr>
+          <w:rFonts w:ascii="NikoshBAN" w:hAnsi="NikoshBAN" w:cs="NikoshBAN"/>
+          <w:color w:val="000000" w:themeColor="text1"/>
+          <w:sz w:val="24"/>
+          <w:szCs w:val="24"/>
+        </w:rPr>
+        <w:t>টার্গেট</w:t>
+      </w:r>
+      <w:proofErr w:type="spellEnd"/>
+      <w:r>
+        <w:rPr>
+          <w:rFonts w:ascii="NikoshBAN" w:hAnsi="NikoshBAN" w:cs="NikoshBAN"/>
+          <w:color w:val="000000" w:themeColor="text1"/>
+          <w:sz w:val="24"/>
+          <w:szCs w:val="24"/>
+        </w:rPr>
+        <w:t xml:space="preserve"> </w:t>
+      </w:r>
+      <w:proofErr w:type="spellStart"/>
+      <w:r>
+        <w:rPr>
+          <w:rFonts w:ascii="NikoshBAN" w:hAnsi="NikoshBAN" w:cs="NikoshBAN"/>
+          <w:color w:val="000000" w:themeColor="text1"/>
+          <w:sz w:val="24"/>
+          <w:szCs w:val="24"/>
+        </w:rPr>
+        <w:t>সেটিংস</w:t>
+      </w:r>
+      <w:proofErr w:type="spellEnd"/>
     </w:p>
     <w:p>
       <w:pPr>
@@ -83,13 +160,71 @@
           <w:color w:val="000000" w:themeColor="text1"/>
         </w:rPr>
       </w:pPr>
-      <w:r>
-        <w:rPr>
-          <w:rFonts w:ascii="NikoshBAN" w:hAnsi="NikoshBAN" w:cs="NikoshBAN"/>
-          <w:color w:val="000000" w:themeColor="text1"/>
-        </w:rPr>
-        <w:t xml:space="preserve">নিচের প্রশ্নগুলোর উত্তর পেলে Purchase রিপোর্ট ও Settings-এর </w:t>
-      </w:r>
+      <w:proofErr w:type="spellStart"/>
+      <w:r>
+        <w:rPr>
+          <w:rFonts w:ascii="NikoshBAN" w:hAnsi="NikoshBAN" w:cs="NikoshBAN"/>
+          <w:color w:val="000000" w:themeColor="text1"/>
+        </w:rPr>
+        <w:t>নিচের</w:t>
+      </w:r>
+      <w:proofErr w:type="spellEnd"/>
+      <w:r>
+        <w:rPr>
+          <w:rFonts w:ascii="NikoshBAN" w:hAnsi="NikoshBAN" w:cs="NikoshBAN"/>
+          <w:color w:val="000000" w:themeColor="text1"/>
+        </w:rPr>
+        <w:t xml:space="preserve"> </w:t>
+      </w:r>
+      <w:proofErr w:type="spellStart"/>
+      <w:r>
+        <w:rPr>
+          <w:rFonts w:ascii="NikoshBAN" w:hAnsi="NikoshBAN" w:cs="NikoshBAN"/>
+          <w:color w:val="000000" w:themeColor="text1"/>
+        </w:rPr>
+        <w:t>প্রশ্নগুলোর</w:t>
+      </w:r>
+      <w:proofErr w:type="spellEnd"/>
+      <w:r>
+        <w:rPr>
+          <w:rFonts w:ascii="NikoshBAN" w:hAnsi="NikoshBAN" w:cs="NikoshBAN"/>
+          <w:color w:val="000000" w:themeColor="text1"/>
+        </w:rPr>
+        <w:t xml:space="preserve"> </w:t>
+      </w:r>
+      <w:proofErr w:type="spellStart"/>
+      <w:r>
+        <w:rPr>
+          <w:rFonts w:ascii="NikoshBAN" w:hAnsi="NikoshBAN" w:cs="NikoshBAN"/>
+          <w:color w:val="000000" w:themeColor="text1"/>
+        </w:rPr>
+        <w:t>উত্তর</w:t>
+      </w:r>
+      <w:proofErr w:type="spellEnd"/>
+      <w:r>
+        <w:rPr>
+          <w:rFonts w:ascii="NikoshBAN" w:hAnsi="NikoshBAN" w:cs="NikoshBAN"/>
+          <w:color w:val="000000" w:themeColor="text1"/>
+        </w:rPr>
+        <w:t xml:space="preserve"> </w:t>
+      </w:r>
+      <w:proofErr w:type="spellStart"/>
+      <w:r>
+        <w:rPr>
+          <w:rFonts w:ascii="NikoshBAN" w:hAnsi="NikoshBAN" w:cs="NikoshBAN"/>
+          <w:color w:val="000000" w:themeColor="text1"/>
+        </w:rPr>
+        <w:t>পেলে</w:t>
+      </w:r>
+      <w:proofErr w:type="spellEnd"/>
+      <w:r>
+        <w:rPr>
+          <w:rFonts w:ascii="NikoshBAN" w:hAnsi="NikoshBAN" w:cs="NikoshBAN"/>
+          <w:color w:val="000000" w:themeColor="text1"/>
+        </w:rPr>
+        <w:t xml:space="preserve"> Purchase </w:t>
+      </w:r>
+      <w:proofErr w:type="spellStart"/>
       <w:r>
         <w:rPr>
           <w:rFonts w:ascii="NikoshBAN" w:hAnsi="NikoshBAN" w:cs="NikoshBAN"/>
@@ -97,13 +232,47 @@
         </w:rPr>
         <w:t>রিপোর্ট</w:t>
       </w:r>
-      <w:r>
-        <w:rPr>
-          <w:rFonts w:ascii="NikoshBAN" w:hAnsi="NikoshBAN" w:cs="NikoshBAN"/>
-          <w:color w:val="000000" w:themeColor="text1"/>
-        </w:rPr>
-        <w:t xml:space="preserve"> </w:t>
-      </w:r>
+      <w:proofErr w:type="spellEnd"/>
+      <w:r>
+        <w:rPr>
+          <w:rFonts w:ascii="NikoshBAN" w:hAnsi="NikoshBAN" w:cs="NikoshBAN"/>
+          <w:color w:val="000000" w:themeColor="text1"/>
+        </w:rPr>
+        <w:t xml:space="preserve"> ও Settings-</w:t>
+      </w:r>
+      <w:proofErr w:type="spellStart"/>
+      <w:r>
+        <w:rPr>
+          <w:rFonts w:ascii="NikoshBAN" w:hAnsi="NikoshBAN" w:cs="NikoshBAN"/>
+          <w:color w:val="000000" w:themeColor="text1"/>
+        </w:rPr>
+        <w:t>এর</w:t>
+      </w:r>
+      <w:proofErr w:type="spellEnd"/>
+      <w:r>
+        <w:rPr>
+          <w:rFonts w:ascii="NikoshBAN" w:hAnsi="NikoshBAN" w:cs="NikoshBAN"/>
+          <w:color w:val="000000" w:themeColor="text1"/>
+        </w:rPr>
+        <w:t xml:space="preserve"> </w:t>
+      </w:r>
+      <w:proofErr w:type="spellStart"/>
+      <w:r>
+        <w:rPr>
+          <w:rFonts w:ascii="NikoshBAN" w:hAnsi="NikoshBAN" w:cs="NikoshBAN"/>
+          <w:color w:val="000000" w:themeColor="text1"/>
+        </w:rPr>
+        <w:t>রিপোর্ট</w:t>
+      </w:r>
+      <w:proofErr w:type="spellEnd"/>
+      <w:r>
+        <w:rPr>
+          <w:rFonts w:ascii="NikoshBAN" w:hAnsi="NikoshBAN" w:cs="NikoshBAN"/>
+          <w:color w:val="000000" w:themeColor="text1"/>
+        </w:rPr>
+        <w:t xml:space="preserve"> </w:t>
+      </w:r>
+      <w:proofErr w:type="spellStart"/>
       <w:r>
         <w:rPr>
           <w:rFonts w:ascii="NikoshBAN" w:hAnsi="NikoshBAN" w:cs="NikoshBAN"/>
@@ -111,28 +280,149 @@
         </w:rPr>
         <w:t>তৈরী</w:t>
       </w:r>
-      <w:r>
-        <w:rPr>
-          <w:rFonts w:ascii="NikoshBAN" w:hAnsi="NikoshBAN" w:cs="NikoshBAN"/>
-          <w:color w:val="000000" w:themeColor="text1"/>
-        </w:rPr>
-        <w:t xml:space="preserve"> করা</w:t>
-      </w:r>
-      <w:r>
-        <w:rPr>
-          <w:rFonts w:ascii="NikoshBAN" w:hAnsi="NikoshBAN" w:cs="NikoshBAN"/>
-          <w:color w:val="000000" w:themeColor="text1"/>
-        </w:rPr>
-        <w:t xml:space="preserve"> সম্ভব হবে। </w:t>
-      </w:r>
-      <w:bookmarkStart w:id="0" w:name="_GoBack"/>
-      <w:bookmarkEnd w:id="0"/>
-      <w:r>
-        <w:rPr>
-          <w:rFonts w:ascii="NikoshBAN" w:hAnsi="NikoshBAN" w:cs="NikoshBAN"/>
-          <w:color w:val="000000" w:themeColor="text1"/>
-        </w:rPr>
-        <w:t>প্রতিটি প্রশ্নের নিচে উত্তর লেখার জা</w:t>
+      <w:proofErr w:type="spellEnd"/>
+      <w:r>
+        <w:rPr>
+          <w:rFonts w:ascii="NikoshBAN" w:hAnsi="NikoshBAN" w:cs="NikoshBAN"/>
+          <w:color w:val="000000" w:themeColor="text1"/>
+        </w:rPr>
+        <w:t xml:space="preserve"> </w:t>
+      </w:r>
+      <w:proofErr w:type="spellStart"/>
+      <w:r>
+        <w:rPr>
+          <w:rFonts w:ascii="NikoshBAN" w:hAnsi="NikoshBAN" w:cs="NikoshBAN"/>
+          <w:color w:val="000000" w:themeColor="text1"/>
+        </w:rPr>
+        <w:t>করা</w:t>
+      </w:r>
+      <w:proofErr w:type="spellEnd"/>
+      <w:r>
+        <w:rPr>
+          <w:rFonts w:ascii="NikoshBAN" w:hAnsi="NikoshBAN" w:cs="NikoshBAN"/>
+          <w:color w:val="000000" w:themeColor="text1"/>
+        </w:rPr>
+        <w:t xml:space="preserve"> </w:t>
+      </w:r>
+      <w:proofErr w:type="spellStart"/>
+      <w:r>
+        <w:rPr>
+          <w:rFonts w:ascii="NikoshBAN" w:hAnsi="NikoshBAN" w:cs="NikoshBAN"/>
+          <w:color w:val="000000" w:themeColor="text1"/>
+        </w:rPr>
+        <w:t>সম্ভব</w:t>
+      </w:r>
+      <w:proofErr w:type="spellEnd"/>
+      <w:r>
+        <w:rPr>
+          <w:rFonts w:ascii="NikoshBAN" w:hAnsi="NikoshBAN" w:cs="NikoshBAN"/>
+          <w:color w:val="000000" w:themeColor="text1"/>
+        </w:rPr>
+        <w:t xml:space="preserve"> </w:t>
+      </w:r>
+      <w:proofErr w:type="spellStart"/>
+      <w:r>
+        <w:rPr>
+          <w:rFonts w:ascii="NikoshBAN" w:hAnsi="NikoshBAN" w:cs="NikoshBAN"/>
+          <w:color w:val="000000" w:themeColor="text1"/>
+        </w:rPr>
+        <w:t>হবে</w:t>
+      </w:r>
+      <w:proofErr w:type="spellEnd"/>
+      <w:r>
+        <w:rPr>
+          <w:rFonts w:ascii="NikoshBAN" w:hAnsi="NikoshBAN" w:cs="NikoshBAN"/>
+          <w:color w:val="000000" w:themeColor="text1"/>
+        </w:rPr>
+        <w:t xml:space="preserve">। </w:t>
+      </w:r>
+      <w:proofErr w:type="spellStart"/>
+      <w:r>
+        <w:rPr>
+          <w:rFonts w:ascii="NikoshBAN" w:hAnsi="NikoshBAN" w:cs="NikoshBAN"/>
+          <w:color w:val="000000" w:themeColor="text1"/>
+        </w:rPr>
+        <w:t>প্রতিটি</w:t>
+      </w:r>
+      <w:proofErr w:type="spellEnd"/>
+      <w:r>
+        <w:rPr>
+          <w:rFonts w:ascii="NikoshBAN" w:hAnsi="NikoshBAN" w:cs="NikoshBAN"/>
+          <w:color w:val="000000" w:themeColor="text1"/>
+        </w:rPr>
+        <w:t xml:space="preserve"> </w:t>
+      </w:r>
+      <w:proofErr w:type="spellStart"/>
+      <w:r>
+        <w:rPr>
+          <w:rFonts w:ascii="NikoshBAN" w:hAnsi="NikoshBAN" w:cs="NikoshBAN"/>
+          <w:color w:val="000000" w:themeColor="text1"/>
+        </w:rPr>
+        <w:t>প্রশ্নের</w:t>
+      </w:r>
+      <w:proofErr w:type="spellEnd"/>
+      <w:r>
+        <w:rPr>
+          <w:rFonts w:ascii="NikoshBAN" w:hAnsi="NikoshBAN" w:cs="NikoshBAN"/>
+          <w:color w:val="000000" w:themeColor="text1"/>
+        </w:rPr>
+        <w:t xml:space="preserve"> </w:t>
+      </w:r>
+      <w:proofErr w:type="spellStart"/>
+      <w:r>
+        <w:rPr>
+          <w:rFonts w:ascii="NikoshBAN" w:hAnsi="NikoshBAN" w:cs="NikoshBAN"/>
+          <w:color w:val="000000" w:themeColor="text1"/>
+        </w:rPr>
+        <w:t>নিচে</w:t>
+      </w:r>
+      <w:proofErr w:type="spellEnd"/>
+      <w:r>
+        <w:rPr>
+          <w:rFonts w:ascii="NikoshBAN" w:hAnsi="NikoshBAN" w:cs="NikoshBAN"/>
+          <w:color w:val="000000" w:themeColor="text1"/>
+        </w:rPr>
+        <w:t xml:space="preserve"> </w:t>
+      </w:r>
+      <w:proofErr w:type="spellStart"/>
+      <w:r>
+        <w:rPr>
+          <w:rFonts w:ascii="NikoshBAN" w:hAnsi="NikoshBAN" w:cs="NikoshBAN"/>
+          <w:color w:val="000000" w:themeColor="text1"/>
+        </w:rPr>
+        <w:t>উত্তর</w:t>
+      </w:r>
+      <w:proofErr w:type="spellEnd"/>
+      <w:r>
+        <w:rPr>
+          <w:rFonts w:ascii="NikoshBAN" w:hAnsi="NikoshBAN" w:cs="NikoshBAN"/>
+          <w:color w:val="000000" w:themeColor="text1"/>
+        </w:rPr>
+        <w:t xml:space="preserve"> </w:t>
+      </w:r>
+      <w:proofErr w:type="spellStart"/>
+      <w:r>
+        <w:rPr>
+          <w:rFonts w:ascii="NikoshBAN" w:hAnsi="NikoshBAN" w:cs="NikoshBAN"/>
+          <w:color w:val="000000" w:themeColor="text1"/>
+        </w:rPr>
+        <w:t>লেখার</w:t>
+      </w:r>
+      <w:proofErr w:type="spellEnd"/>
+      <w:r>
+        <w:rPr>
+          <w:rFonts w:ascii="NikoshBAN" w:hAnsi="NikoshBAN" w:cs="NikoshBAN"/>
+          <w:color w:val="000000" w:themeColor="text1"/>
+        </w:rPr>
+        <w:t xml:space="preserve"> </w:t>
+      </w:r>
+      <w:proofErr w:type="spellStart"/>
+      <w:r>
+        <w:rPr>
+          <w:rFonts w:ascii="NikoshBAN" w:hAnsi="NikoshBAN" w:cs="NikoshBAN"/>
+          <w:color w:val="000000" w:themeColor="text1"/>
+        </w:rPr>
+        <w:t>জা</w:t>
       </w:r>
       <w:r>
         <w:rPr>
@@ -146,7 +436,39 @@
           <w:rFonts w:ascii="NikoshBAN" w:hAnsi="NikoshBAN" w:cs="NikoshBAN"/>
           <w:color w:val="000000" w:themeColor="text1"/>
         </w:rPr>
-        <w:t>গা রাখা হ</w:t>
+        <w:t>গা</w:t>
+      </w:r>
+      <w:proofErr w:type="spellEnd"/>
+      <w:r>
+        <w:rPr>
+          <w:rFonts w:ascii="NikoshBAN" w:hAnsi="NikoshBAN" w:cs="NikoshBAN"/>
+          <w:color w:val="000000" w:themeColor="text1"/>
+        </w:rPr>
+        <w:t xml:space="preserve"> </w:t>
+      </w:r>
+      <w:proofErr w:type="spellStart"/>
+      <w:r>
+        <w:rPr>
+          <w:rFonts w:ascii="NikoshBAN" w:hAnsi="NikoshBAN" w:cs="NikoshBAN"/>
+          <w:color w:val="000000" w:themeColor="text1"/>
+        </w:rPr>
+        <w:t>রাখা</w:t>
+      </w:r>
+      <w:proofErr w:type="spellEnd"/>
+      <w:r>
+        <w:rPr>
+          <w:rFonts w:ascii="NikoshBAN" w:hAnsi="NikoshBAN" w:cs="NikoshBAN"/>
+          <w:color w:val="000000" w:themeColor="text1"/>
+        </w:rPr>
+        <w:t xml:space="preserve"> </w:t>
+      </w:r>
+      <w:proofErr w:type="spellStart"/>
+      <w:r>
+        <w:rPr>
+          <w:rFonts w:ascii="NikoshBAN" w:hAnsi="NikoshBAN" w:cs="NikoshBAN"/>
+          <w:color w:val="000000" w:themeColor="text1"/>
+        </w:rPr>
+        <w:t>হ</w:t>
       </w:r>
       <w:r>
         <w:rPr>
@@ -160,7 +482,15 @@
           <w:rFonts w:ascii="NikoshBAN" w:hAnsi="NikoshBAN" w:cs="NikoshBAN"/>
           <w:color w:val="000000" w:themeColor="text1"/>
         </w:rPr>
-        <w:t>ছে।</w:t>
+        <w:t>ছে</w:t>
+      </w:r>
+      <w:proofErr w:type="spellEnd"/>
+      <w:r>
+        <w:rPr>
+          <w:rFonts w:ascii="NikoshBAN" w:hAnsi="NikoshBAN" w:cs="NikoshBAN"/>
+          <w:color w:val="000000" w:themeColor="text1"/>
+        </w:rPr>
+        <w:t>।</w:t>
       </w:r>
     </w:p>
     <w:p>
@@ -175,6 +505,7 @@
           <w:color w:val="000000" w:themeColor="text1"/>
         </w:rPr>
       </w:pPr>
+      <w:proofErr w:type="spellStart"/>
       <w:r>
         <w:rPr>
           <w:rFonts w:ascii="NikoshBAN" w:hAnsi="NikoshBAN" w:cs="NikoshBAN"/>
@@ -184,7 +515,115 @@
           <w:sz w:val="26"/>
           <w:szCs w:val="26"/>
         </w:rPr>
-        <w:t>জরুরি ৫টি প্রশ্ন (আগে উত্তর দরকার)</w:t>
+        <w:t>জরুরি</w:t>
+      </w:r>
+      <w:proofErr w:type="spellEnd"/>
+      <w:r>
+        <w:rPr>
+          <w:rFonts w:ascii="NikoshBAN" w:hAnsi="NikoshBAN" w:cs="NikoshBAN"/>
+          <w:b/>
+          <w:bCs/>
+          <w:color w:val="000000" w:themeColor="text1"/>
+          <w:sz w:val="26"/>
+          <w:szCs w:val="26"/>
+        </w:rPr>
+        <w:t xml:space="preserve"> ৫টি </w:t>
+      </w:r>
+      <w:proofErr w:type="spellStart"/>
+      <w:r>
+        <w:rPr>
+          <w:rFonts w:ascii="NikoshBAN" w:hAnsi="NikoshBAN" w:cs="NikoshBAN"/>
+          <w:b/>
+          <w:bCs/>
+          <w:color w:val="000000" w:themeColor="text1"/>
+          <w:sz w:val="26"/>
+          <w:szCs w:val="26"/>
+        </w:rPr>
+        <w:t>প্রশ্ন</w:t>
+      </w:r>
+      <w:proofErr w:type="spellEnd"/>
+      <w:r>
+        <w:rPr>
+          <w:rFonts w:ascii="NikoshBAN" w:hAnsi="NikoshBAN" w:cs="NikoshBAN"/>
+          <w:b/>
+          <w:bCs/>
+          <w:color w:val="000000" w:themeColor="text1"/>
+          <w:sz w:val="26"/>
+          <w:szCs w:val="26"/>
+        </w:rPr>
+        <w:t xml:space="preserve"> (</w:t>
+      </w:r>
+      <w:proofErr w:type="spellStart"/>
+      <w:r>
+        <w:rPr>
+          <w:rFonts w:ascii="NikoshBAN" w:hAnsi="NikoshBAN" w:cs="NikoshBAN"/>
+          <w:b/>
+          <w:bCs/>
+          <w:color w:val="000000" w:themeColor="text1"/>
+          <w:sz w:val="26"/>
+          <w:szCs w:val="26"/>
+        </w:rPr>
+        <w:t>আগে</w:t>
+      </w:r>
+      <w:proofErr w:type="spellEnd"/>
+      <w:r>
+        <w:rPr>
+          <w:rFonts w:ascii="NikoshBAN" w:hAnsi="NikoshBAN" w:cs="NikoshBAN"/>
+          <w:b/>
+          <w:bCs/>
+          <w:color w:val="000000" w:themeColor="text1"/>
+          <w:sz w:val="26"/>
+          <w:szCs w:val="26"/>
+        </w:rPr>
+        <w:t xml:space="preserve"> </w:t>
+      </w:r>
+      <w:proofErr w:type="spellStart"/>
+      <w:r>
+        <w:rPr>
+          <w:rFonts w:ascii="NikoshBAN" w:hAnsi="NikoshBAN" w:cs="NikoshBAN"/>
+          <w:b/>
+          <w:bCs/>
+          <w:color w:val="000000" w:themeColor="text1"/>
+          <w:sz w:val="26"/>
+          <w:szCs w:val="26"/>
+        </w:rPr>
+        <w:t>উত্তর</w:t>
+      </w:r>
+      <w:proofErr w:type="spellEnd"/>
+      <w:r>
+        <w:rPr>
+          <w:rFonts w:ascii="NikoshBAN" w:hAnsi="NikoshBAN" w:cs="NikoshBAN"/>
+          <w:b/>
+          <w:bCs/>
+          <w:color w:val="000000" w:themeColor="text1"/>
+          <w:sz w:val="26"/>
+          <w:szCs w:val="26"/>
+        </w:rPr>
+        <w:t xml:space="preserve"> </w:t>
+      </w:r>
+      <w:proofErr w:type="spellStart"/>
+      <w:r>
+        <w:rPr>
+          <w:rFonts w:ascii="NikoshBAN" w:hAnsi="NikoshBAN" w:cs="NikoshBAN"/>
+          <w:b/>
+          <w:bCs/>
+          <w:color w:val="000000" w:themeColor="text1"/>
+          <w:sz w:val="26"/>
+          <w:szCs w:val="26"/>
+        </w:rPr>
+        <w:t>দরকার</w:t>
+      </w:r>
+      <w:proofErr w:type="spellEnd"/>
+      <w:r>
+        <w:rPr>
+          <w:rFonts w:ascii="NikoshBAN" w:hAnsi="NikoshBAN" w:cs="NikoshBAN"/>
+          <w:b/>
+          <w:bCs/>
+          <w:color w:val="000000" w:themeColor="text1"/>
+          <w:sz w:val="26"/>
+          <w:szCs w:val="26"/>
+        </w:rPr>
+        <w:t>)</w:t>
       </w:r>
     </w:p>
     <w:p>
@@ -201,7 +640,55 @@
           <w:rFonts w:ascii="NikoshBAN" w:hAnsi="NikoshBAN" w:cs="NikoshBAN"/>
           <w:color w:val="000000" w:themeColor="text1"/>
         </w:rPr>
-        <w:t>1. ভাগের ক্রম (প্রশ্ন ৫)</w:t>
+        <w:t xml:space="preserve">1. </w:t>
+      </w:r>
+      <w:proofErr w:type="spellStart"/>
+      <w:r>
+        <w:rPr>
+          <w:rFonts w:ascii="NikoshBAN" w:hAnsi="NikoshBAN" w:cs="NikoshBAN"/>
+          <w:color w:val="000000" w:themeColor="text1"/>
+        </w:rPr>
+        <w:t>ভাগের</w:t>
+      </w:r>
+      <w:proofErr w:type="spellEnd"/>
+      <w:r>
+        <w:rPr>
+          <w:rFonts w:ascii="NikoshBAN" w:hAnsi="NikoshBAN" w:cs="NikoshBAN"/>
+          <w:color w:val="000000" w:themeColor="text1"/>
+        </w:rPr>
+        <w:t xml:space="preserve"> </w:t>
+      </w:r>
+      <w:proofErr w:type="spellStart"/>
+      <w:r>
+        <w:rPr>
+          <w:rFonts w:ascii="NikoshBAN" w:hAnsi="NikoshBAN" w:cs="NikoshBAN"/>
+          <w:color w:val="000000" w:themeColor="text1"/>
+        </w:rPr>
+        <w:t>ক্রম</w:t>
+      </w:r>
+      <w:proofErr w:type="spellEnd"/>
+      <w:r>
+        <w:rPr>
+          <w:rFonts w:ascii="NikoshBAN" w:hAnsi="NikoshBAN" w:cs="NikoshBAN"/>
+          <w:color w:val="000000" w:themeColor="text1"/>
+        </w:rPr>
+        <w:t xml:space="preserve"> (</w:t>
+      </w:r>
+      <w:proofErr w:type="spellStart"/>
+      <w:r>
+        <w:rPr>
+          <w:rFonts w:ascii="NikoshBAN" w:hAnsi="NikoshBAN" w:cs="NikoshBAN"/>
+          <w:color w:val="000000" w:themeColor="text1"/>
+        </w:rPr>
+        <w:t>প্রশ্ন</w:t>
+      </w:r>
+      <w:proofErr w:type="spellEnd"/>
+      <w:r>
+        <w:rPr>
+          <w:rFonts w:ascii="NikoshBAN" w:hAnsi="NikoshBAN" w:cs="NikoshBAN"/>
+          <w:color w:val="000000" w:themeColor="text1"/>
+        </w:rPr>
+        <w:t xml:space="preserve"> ৫)</w:t>
       </w:r>
     </w:p>
     <w:p>
@@ -218,7 +705,55 @@
           <w:rFonts w:ascii="NikoshBAN" w:hAnsi="NikoshBAN" w:cs="NikoshBAN"/>
           <w:color w:val="000000" w:themeColor="text1"/>
         </w:rPr>
-        <w:t>2. Offer-এর মূল্য (প্রশ্ন ৭)</w:t>
+        <w:t>2. Offer-</w:t>
+      </w:r>
+      <w:proofErr w:type="spellStart"/>
+      <w:r>
+        <w:rPr>
+          <w:rFonts w:ascii="NikoshBAN" w:hAnsi="NikoshBAN" w:cs="NikoshBAN"/>
+          <w:color w:val="000000" w:themeColor="text1"/>
+        </w:rPr>
+        <w:t>এর</w:t>
+      </w:r>
+      <w:proofErr w:type="spellEnd"/>
+      <w:r>
+        <w:rPr>
+          <w:rFonts w:ascii="NikoshBAN" w:hAnsi="NikoshBAN" w:cs="NikoshBAN"/>
+          <w:color w:val="000000" w:themeColor="text1"/>
+        </w:rPr>
+        <w:t xml:space="preserve"> </w:t>
+      </w:r>
+      <w:proofErr w:type="spellStart"/>
+      <w:r>
+        <w:rPr>
+          <w:rFonts w:ascii="NikoshBAN" w:hAnsi="NikoshBAN" w:cs="NikoshBAN"/>
+          <w:color w:val="000000" w:themeColor="text1"/>
+        </w:rPr>
+        <w:t>মূল্য</w:t>
+      </w:r>
+      <w:proofErr w:type="spellEnd"/>
+      <w:r>
+        <w:rPr>
+          <w:rFonts w:ascii="NikoshBAN" w:hAnsi="NikoshBAN" w:cs="NikoshBAN"/>
+          <w:color w:val="000000" w:themeColor="text1"/>
+        </w:rPr>
+        <w:t xml:space="preserve"> (</w:t>
+      </w:r>
+      <w:proofErr w:type="spellStart"/>
+      <w:r>
+        <w:rPr>
+          <w:rFonts w:ascii="NikoshBAN" w:hAnsi="NikoshBAN" w:cs="NikoshBAN"/>
+          <w:color w:val="000000" w:themeColor="text1"/>
+        </w:rPr>
+        <w:t>প্রশ্ন</w:t>
+      </w:r>
+      <w:proofErr w:type="spellEnd"/>
+      <w:r>
+        <w:rPr>
+          <w:rFonts w:ascii="NikoshBAN" w:hAnsi="NikoshBAN" w:cs="NikoshBAN"/>
+          <w:color w:val="000000" w:themeColor="text1"/>
+        </w:rPr>
+        <w:t xml:space="preserve"> ৭)</w:t>
       </w:r>
     </w:p>
     <w:p>
@@ -235,7 +770,31 @@
           <w:rFonts w:ascii="NikoshBAN" w:hAnsi="NikoshBAN" w:cs="NikoshBAN"/>
           <w:color w:val="000000" w:themeColor="text1"/>
         </w:rPr>
-        <w:t>3. কোম্পানি-ভিত্তিক কো</w:t>
+        <w:t xml:space="preserve">3. </w:t>
+      </w:r>
+      <w:proofErr w:type="spellStart"/>
+      <w:r>
+        <w:rPr>
+          <w:rFonts w:ascii="NikoshBAN" w:hAnsi="NikoshBAN" w:cs="NikoshBAN"/>
+          <w:color w:val="000000" w:themeColor="text1"/>
+        </w:rPr>
+        <w:t>কোম্পানি-ভিত্তিক</w:t>
+      </w:r>
+      <w:proofErr w:type="spellEnd"/>
+      <w:r>
+        <w:rPr>
+          <w:rFonts w:ascii="NikoshBAN" w:hAnsi="NikoshBAN" w:cs="NikoshBAN"/>
+          <w:color w:val="000000" w:themeColor="text1"/>
+        </w:rPr>
+        <w:t xml:space="preserve"> </w:t>
+      </w:r>
+      <w:proofErr w:type="spellStart"/>
+      <w:r>
+        <w:rPr>
+          <w:rFonts w:ascii="NikoshBAN" w:hAnsi="NikoshBAN" w:cs="NikoshBAN"/>
+          <w:color w:val="000000" w:themeColor="text1"/>
+        </w:rPr>
+        <w:t>কো</w:t>
       </w:r>
       <w:r>
         <w:rPr>
@@ -249,7 +808,63 @@
           <w:rFonts w:ascii="NikoshBAN" w:hAnsi="NikoshBAN" w:cs="NikoshBAN"/>
           <w:color w:val="000000" w:themeColor="text1"/>
         </w:rPr>
-        <w:t>র্টার শুরুর মাস (প্রশ্ন ৯)</w:t>
+        <w:t>র্টার</w:t>
+      </w:r>
+      <w:proofErr w:type="spellEnd"/>
+      <w:r>
+        <w:rPr>
+          <w:rFonts w:ascii="NikoshBAN" w:hAnsi="NikoshBAN" w:cs="NikoshBAN"/>
+          <w:color w:val="000000" w:themeColor="text1"/>
+        </w:rPr>
+        <w:t xml:space="preserve"> </w:t>
+      </w:r>
+      <w:proofErr w:type="spellStart"/>
+      <w:r>
+        <w:rPr>
+          <w:rFonts w:ascii="NikoshBAN" w:hAnsi="NikoshBAN" w:cs="NikoshBAN"/>
+          <w:color w:val="000000" w:themeColor="text1"/>
+        </w:rPr>
+        <w:t>শুরুর</w:t>
+      </w:r>
+      <w:proofErr w:type="spellEnd"/>
+      <w:r>
+        <w:rPr>
+          <w:rFonts w:ascii="NikoshBAN" w:hAnsi="NikoshBAN" w:cs="NikoshBAN"/>
+          <w:color w:val="000000" w:themeColor="text1"/>
+        </w:rPr>
+        <w:t xml:space="preserve"> </w:t>
+      </w:r>
+      <w:proofErr w:type="spellStart"/>
+      <w:r>
+        <w:rPr>
+          <w:rFonts w:ascii="NikoshBAN" w:hAnsi="NikoshBAN" w:cs="NikoshBAN"/>
+          <w:color w:val="000000" w:themeColor="text1"/>
+        </w:rPr>
+        <w:t>মাস</w:t>
+      </w:r>
+      <w:proofErr w:type="spellEnd"/>
+      <w:r>
+        <w:rPr>
+          <w:rFonts w:ascii="NikoshBAN" w:hAnsi="NikoshBAN" w:cs="NikoshBAN"/>
+          <w:color w:val="000000" w:themeColor="text1"/>
+        </w:rPr>
+        <w:t xml:space="preserve"> (</w:t>
+      </w:r>
+      <w:proofErr w:type="spellStart"/>
+      <w:r>
+        <w:rPr>
+          <w:rFonts w:ascii="NikoshBAN" w:hAnsi="NikoshBAN" w:cs="NikoshBAN"/>
+          <w:color w:val="000000" w:themeColor="text1"/>
+        </w:rPr>
+        <w:t>প্রশ্ন</w:t>
+      </w:r>
+      <w:proofErr w:type="spellEnd"/>
+      <w:r>
+        <w:rPr>
+          <w:rFonts w:ascii="NikoshBAN" w:hAnsi="NikoshBAN" w:cs="NikoshBAN"/>
+          <w:color w:val="000000" w:themeColor="text1"/>
+        </w:rPr>
+        <w:t xml:space="preserve"> ৯)</w:t>
       </w:r>
     </w:p>
     <w:p>
@@ -266,7 +881,71 @@
           <w:rFonts w:ascii="NikoshBAN" w:hAnsi="NikoshBAN" w:cs="NikoshBAN"/>
           <w:color w:val="000000" w:themeColor="text1"/>
         </w:rPr>
-        <w:t>4. টার্গেট কোম্পানি-ভিত্তিক কিনা (প্রশ্ন ১১)</w:t>
+        <w:t xml:space="preserve">4. </w:t>
+      </w:r>
+      <w:proofErr w:type="spellStart"/>
+      <w:r>
+        <w:rPr>
+          <w:rFonts w:ascii="NikoshBAN" w:hAnsi="NikoshBAN" w:cs="NikoshBAN"/>
+          <w:color w:val="000000" w:themeColor="text1"/>
+        </w:rPr>
+        <w:t>টার্গেট</w:t>
+      </w:r>
+      <w:proofErr w:type="spellEnd"/>
+      <w:r>
+        <w:rPr>
+          <w:rFonts w:ascii="NikoshBAN" w:hAnsi="NikoshBAN" w:cs="NikoshBAN"/>
+          <w:color w:val="000000" w:themeColor="text1"/>
+        </w:rPr>
+        <w:t xml:space="preserve"> </w:t>
+      </w:r>
+      <w:proofErr w:type="spellStart"/>
+      <w:r>
+        <w:rPr>
+          <w:rFonts w:ascii="NikoshBAN" w:hAnsi="NikoshBAN" w:cs="NikoshBAN"/>
+          <w:color w:val="000000" w:themeColor="text1"/>
+        </w:rPr>
+        <w:t>কোম্পানি-ভিত্তিক</w:t>
+      </w:r>
+      <w:proofErr w:type="spellEnd"/>
+      <w:r>
+        <w:rPr>
+          <w:rFonts w:ascii="NikoshBAN" w:hAnsi="NikoshBAN" w:cs="NikoshBAN"/>
+          <w:color w:val="000000" w:themeColor="text1"/>
+        </w:rPr>
+        <w:t xml:space="preserve"> </w:t>
+      </w:r>
+      <w:proofErr w:type="spellStart"/>
+      <w:r>
+        <w:rPr>
+          <w:rFonts w:ascii="NikoshBAN" w:hAnsi="NikoshBAN" w:cs="NikoshBAN"/>
+          <w:color w:val="000000" w:themeColor="text1"/>
+        </w:rPr>
+        <w:t>কিনা</w:t>
+      </w:r>
+      <w:proofErr w:type="spellEnd"/>
+      <w:r>
+        <w:rPr>
+          <w:rFonts w:ascii="NikoshBAN" w:hAnsi="NikoshBAN" w:cs="NikoshBAN"/>
+          <w:color w:val="000000" w:themeColor="text1"/>
+        </w:rPr>
+        <w:t xml:space="preserve"> (</w:t>
+      </w:r>
+      <w:proofErr w:type="spellStart"/>
+      <w:r>
+        <w:rPr>
+          <w:rFonts w:ascii="NikoshBAN" w:hAnsi="NikoshBAN" w:cs="NikoshBAN"/>
+          <w:color w:val="000000" w:themeColor="text1"/>
+        </w:rPr>
+        <w:t>প্রশ্ন</w:t>
+      </w:r>
+      <w:proofErr w:type="spellEnd"/>
+      <w:r>
+        <w:rPr>
+          <w:rFonts w:ascii="NikoshBAN" w:hAnsi="NikoshBAN" w:cs="NikoshBAN"/>
+          <w:color w:val="000000" w:themeColor="text1"/>
+        </w:rPr>
+        <w:t xml:space="preserve"> ১১)</w:t>
       </w:r>
     </w:p>
     <w:p>
@@ -283,7 +962,87 @@
           <w:rFonts w:ascii="NikoshBAN" w:hAnsi="NikoshBAN" w:cs="NikoshBAN"/>
           <w:color w:val="000000" w:themeColor="text1"/>
         </w:rPr>
-        <w:t>5. প্রতি পিসের SFT-এর উৎস (প্রশ্ন ২২)</w:t>
+        <w:t xml:space="preserve">5. </w:t>
+      </w:r>
+      <w:proofErr w:type="spellStart"/>
+      <w:r>
+        <w:rPr>
+          <w:rFonts w:ascii="NikoshBAN" w:hAnsi="NikoshBAN" w:cs="NikoshBAN"/>
+          <w:color w:val="000000" w:themeColor="text1"/>
+        </w:rPr>
+        <w:t>প্রতি</w:t>
+      </w:r>
+      <w:proofErr w:type="spellEnd"/>
+      <w:r>
+        <w:rPr>
+          <w:rFonts w:ascii="NikoshBAN" w:hAnsi="NikoshBAN" w:cs="NikoshBAN"/>
+          <w:color w:val="000000" w:themeColor="text1"/>
+        </w:rPr>
+        <w:t xml:space="preserve"> </w:t>
+      </w:r>
+      <w:proofErr w:type="spellStart"/>
+      <w:r>
+        <w:rPr>
+          <w:rFonts w:ascii="NikoshBAN" w:hAnsi="NikoshBAN" w:cs="NikoshBAN"/>
+          <w:color w:val="000000" w:themeColor="text1"/>
+        </w:rPr>
+        <w:t>পিসের</w:t>
+      </w:r>
+      <w:proofErr w:type="spellEnd"/>
+      <w:r>
+        <w:rPr>
+          <w:rFonts w:ascii="NikoshBAN" w:hAnsi="NikoshBAN" w:cs="NikoshBAN"/>
+          <w:color w:val="000000" w:themeColor="text1"/>
+        </w:rPr>
+        <w:t xml:space="preserve"> SFT-</w:t>
+      </w:r>
+      <w:proofErr w:type="spellStart"/>
+      <w:r>
+        <w:rPr>
+          <w:rFonts w:ascii="NikoshBAN" w:hAnsi="NikoshBAN" w:cs="NikoshBAN"/>
+          <w:color w:val="000000" w:themeColor="text1"/>
+        </w:rPr>
+        <w:t>এর</w:t>
+      </w:r>
+      <w:proofErr w:type="spellEnd"/>
+      <w:r>
+        <w:rPr>
+          <w:rFonts w:ascii="NikoshBAN" w:hAnsi="NikoshBAN" w:cs="NikoshBAN"/>
+          <w:color w:val="000000" w:themeColor="text1"/>
+        </w:rPr>
+        <w:t xml:space="preserve"> </w:t>
+      </w:r>
+      <w:proofErr w:type="spellStart"/>
+      <w:r>
+        <w:rPr>
+          <w:rFonts w:ascii="NikoshBAN" w:hAnsi="NikoshBAN" w:cs="NikoshBAN"/>
+          <w:color w:val="000000" w:themeColor="text1"/>
+        </w:rPr>
+        <w:t>উৎস</w:t>
+      </w:r>
+      <w:proofErr w:type="spellEnd"/>
+      <w:r>
+        <w:rPr>
+          <w:rFonts w:ascii="NikoshBAN" w:hAnsi="NikoshBAN" w:cs="NikoshBAN"/>
+          <w:color w:val="000000" w:themeColor="text1"/>
+        </w:rPr>
+        <w:t xml:space="preserve"> (</w:t>
+      </w:r>
+      <w:proofErr w:type="spellStart"/>
+      <w:r>
+        <w:rPr>
+          <w:rFonts w:ascii="NikoshBAN" w:hAnsi="NikoshBAN" w:cs="NikoshBAN"/>
+          <w:color w:val="000000" w:themeColor="text1"/>
+        </w:rPr>
+        <w:t>প্রশ্ন</w:t>
+      </w:r>
+      <w:proofErr w:type="spellEnd"/>
+      <w:r>
+        <w:rPr>
+          <w:rFonts w:ascii="NikoshBAN" w:hAnsi="NikoshBAN" w:cs="NikoshBAN"/>
+          <w:color w:val="000000" w:themeColor="text1"/>
+        </w:rPr>
+        <w:t xml:space="preserve"> ২২)</w:t>
       </w:r>
     </w:p>
     <w:p>
@@ -307,7 +1066,103 @@
           <w:sz w:val="26"/>
           <w:szCs w:val="26"/>
         </w:rPr>
-        <w:t>১। হিসাবের সূত্র (রিপোর্টের কলাম)</w:t>
+        <w:t xml:space="preserve">১। </w:t>
+      </w:r>
+      <w:proofErr w:type="spellStart"/>
+      <w:r>
+        <w:rPr>
+          <w:rFonts w:ascii="NikoshBAN" w:hAnsi="NikoshBAN" w:cs="NikoshBAN"/>
+          <w:b/>
+          <w:bCs/>
+          <w:color w:val="000000" w:themeColor="text1"/>
+          <w:sz w:val="26"/>
+          <w:szCs w:val="26"/>
+        </w:rPr>
+        <w:t>হিসাবের</w:t>
+      </w:r>
+      <w:proofErr w:type="spellEnd"/>
+      <w:r>
+        <w:rPr>
+          <w:rFonts w:ascii="NikoshBAN" w:hAnsi="NikoshBAN" w:cs="NikoshBAN"/>
+          <w:b/>
+          <w:bCs/>
+          <w:color w:val="000000" w:themeColor="text1"/>
+          <w:sz w:val="26"/>
+          <w:szCs w:val="26"/>
+        </w:rPr>
+        <w:t xml:space="preserve"> </w:t>
+      </w:r>
+      <w:proofErr w:type="spellStart"/>
+      <w:r>
+        <w:rPr>
+          <w:rFonts w:ascii="NikoshBAN" w:hAnsi="NikoshBAN" w:cs="NikoshBAN"/>
+          <w:b/>
+          <w:bCs/>
+          <w:color w:val="000000" w:themeColor="text1"/>
+          <w:sz w:val="26"/>
+          <w:szCs w:val="26"/>
+        </w:rPr>
+        <w:t>সূত্র</w:t>
+      </w:r>
+      <w:proofErr w:type="spellEnd"/>
+      <w:r>
+        <w:rPr>
+          <w:rFonts w:ascii="NikoshBAN" w:hAnsi="NikoshBAN" w:cs="NikoshBAN"/>
+          <w:b/>
+          <w:bCs/>
+          <w:color w:val="000000" w:themeColor="text1"/>
+          <w:sz w:val="26"/>
+          <w:szCs w:val="26"/>
+        </w:rPr>
+        <w:t xml:space="preserve"> (</w:t>
+      </w:r>
+      <w:proofErr w:type="spellStart"/>
+      <w:r>
+        <w:rPr>
+          <w:rFonts w:ascii="NikoshBAN" w:hAnsi="NikoshBAN" w:cs="NikoshBAN"/>
+          <w:b/>
+          <w:bCs/>
+          <w:color w:val="000000" w:themeColor="text1"/>
+          <w:sz w:val="26"/>
+          <w:szCs w:val="26"/>
+        </w:rPr>
+        <w:t>রিপোর্টের</w:t>
+      </w:r>
+      <w:proofErr w:type="spellEnd"/>
+      <w:r>
+        <w:rPr>
+          <w:rFonts w:ascii="NikoshBAN" w:hAnsi="NikoshBAN" w:cs="NikoshBAN"/>
+          <w:b/>
+          <w:bCs/>
+          <w:color w:val="000000" w:themeColor="text1"/>
+          <w:sz w:val="26"/>
+          <w:szCs w:val="26"/>
+        </w:rPr>
+        <w:t xml:space="preserve"> </w:t>
+      </w:r>
+      <w:proofErr w:type="spellStart"/>
+      <w:r>
+        <w:rPr>
+          <w:rFonts w:ascii="NikoshBAN" w:hAnsi="NikoshBAN" w:cs="NikoshBAN"/>
+          <w:b/>
+          <w:bCs/>
+          <w:color w:val="000000" w:themeColor="text1"/>
+          <w:sz w:val="26"/>
+          <w:szCs w:val="26"/>
+        </w:rPr>
+        <w:t>কলাম</w:t>
+      </w:r>
+      <w:proofErr w:type="spellEnd"/>
+      <w:r>
+        <w:rPr>
+          <w:rFonts w:ascii="NikoshBAN" w:hAnsi="NikoshBAN" w:cs="NikoshBAN"/>
+          <w:b/>
+          <w:bCs/>
+          <w:color w:val="000000" w:themeColor="text1"/>
+          <w:sz w:val="26"/>
+          <w:szCs w:val="26"/>
+        </w:rPr>
+        <w:t>)</w:t>
       </w:r>
     </w:p>
     <w:p>
@@ -325,7 +1180,127 @@
           <w:rFonts w:ascii="NikoshBAN" w:hAnsi="NikoshBAN" w:cs="NikoshBAN"/>
           <w:color w:val="000000" w:themeColor="text1"/>
         </w:rPr>
-        <w:t>1. Broken-এর অনুপাত কীভাবে আসে? স্যাম্পলে 0.29 দিলে মোট 149.78 হ</w:t>
+        <w:t>1. Broken-</w:t>
+      </w:r>
+      <w:proofErr w:type="spellStart"/>
+      <w:r>
+        <w:rPr>
+          <w:rFonts w:ascii="NikoshBAN" w:hAnsi="NikoshBAN" w:cs="NikoshBAN"/>
+          <w:color w:val="000000" w:themeColor="text1"/>
+        </w:rPr>
+        <w:t>এর</w:t>
+      </w:r>
+      <w:proofErr w:type="spellEnd"/>
+      <w:r>
+        <w:rPr>
+          <w:rFonts w:ascii="NikoshBAN" w:hAnsi="NikoshBAN" w:cs="NikoshBAN"/>
+          <w:color w:val="000000" w:themeColor="text1"/>
+        </w:rPr>
+        <w:t xml:space="preserve"> </w:t>
+      </w:r>
+      <w:proofErr w:type="spellStart"/>
+      <w:r>
+        <w:rPr>
+          <w:rFonts w:ascii="NikoshBAN" w:hAnsi="NikoshBAN" w:cs="NikoshBAN"/>
+          <w:color w:val="000000" w:themeColor="text1"/>
+        </w:rPr>
+        <w:t>অনুপাত</w:t>
+      </w:r>
+      <w:proofErr w:type="spellEnd"/>
+      <w:r>
+        <w:rPr>
+          <w:rFonts w:ascii="NikoshBAN" w:hAnsi="NikoshBAN" w:cs="NikoshBAN"/>
+          <w:color w:val="000000" w:themeColor="text1"/>
+        </w:rPr>
+        <w:t xml:space="preserve"> </w:t>
+      </w:r>
+      <w:proofErr w:type="spellStart"/>
+      <w:r>
+        <w:rPr>
+          <w:rFonts w:ascii="NikoshBAN" w:hAnsi="NikoshBAN" w:cs="NikoshBAN"/>
+          <w:color w:val="000000" w:themeColor="text1"/>
+        </w:rPr>
+        <w:t>কীভাবে</w:t>
+      </w:r>
+      <w:proofErr w:type="spellEnd"/>
+      <w:r>
+        <w:rPr>
+          <w:rFonts w:ascii="NikoshBAN" w:hAnsi="NikoshBAN" w:cs="NikoshBAN"/>
+          <w:color w:val="000000" w:themeColor="text1"/>
+        </w:rPr>
+        <w:t xml:space="preserve"> </w:t>
+      </w:r>
+      <w:proofErr w:type="spellStart"/>
+      <w:r>
+        <w:rPr>
+          <w:rFonts w:ascii="NikoshBAN" w:hAnsi="NikoshBAN" w:cs="NikoshBAN"/>
+          <w:color w:val="000000" w:themeColor="text1"/>
+        </w:rPr>
+        <w:t>আসে</w:t>
+      </w:r>
+      <w:proofErr w:type="spellEnd"/>
+      <w:r>
+        <w:rPr>
+          <w:rFonts w:ascii="NikoshBAN" w:hAnsi="NikoshBAN" w:cs="NikoshBAN"/>
+          <w:color w:val="000000" w:themeColor="text1"/>
+        </w:rPr>
+        <w:t xml:space="preserve">? </w:t>
+      </w:r>
+      <w:proofErr w:type="spellStart"/>
+      <w:r>
+        <w:rPr>
+          <w:rFonts w:ascii="NikoshBAN" w:hAnsi="NikoshBAN" w:cs="NikoshBAN"/>
+          <w:color w:val="000000" w:themeColor="text1"/>
+        </w:rPr>
+        <w:t>স্যাম্পলে</w:t>
+      </w:r>
+      <w:proofErr w:type="spellEnd"/>
+      <w:r>
+        <w:rPr>
+          <w:rFonts w:ascii="NikoshBAN" w:hAnsi="NikoshBAN" w:cs="NikoshBAN"/>
+          <w:color w:val="000000" w:themeColor="text1"/>
+        </w:rPr>
+        <w:t xml:space="preserve"> 0.29 </w:t>
+      </w:r>
+      <w:proofErr w:type="spellStart"/>
+      <w:r>
+        <w:rPr>
+          <w:rFonts w:ascii="NikoshBAN" w:hAnsi="NikoshBAN" w:cs="NikoshBAN"/>
+          <w:color w:val="000000" w:themeColor="text1"/>
+        </w:rPr>
+        <w:t>দিলে</w:t>
+      </w:r>
+      <w:proofErr w:type="spellEnd"/>
+      <w:r>
+        <w:rPr>
+          <w:rFonts w:ascii="NikoshBAN" w:hAnsi="NikoshBAN" w:cs="NikoshBAN"/>
+          <w:color w:val="000000" w:themeColor="text1"/>
+        </w:rPr>
+        <w:t xml:space="preserve"> </w:t>
+      </w:r>
+      <w:proofErr w:type="spellStart"/>
+      <w:r>
+        <w:rPr>
+          <w:rFonts w:ascii="NikoshBAN" w:hAnsi="NikoshBAN" w:cs="NikoshBAN"/>
+          <w:color w:val="000000" w:themeColor="text1"/>
+        </w:rPr>
+        <w:t>মোট</w:t>
+      </w:r>
+      <w:proofErr w:type="spellEnd"/>
+      <w:r>
+        <w:rPr>
+          <w:rFonts w:ascii="NikoshBAN" w:hAnsi="NikoshBAN" w:cs="NikoshBAN"/>
+          <w:color w:val="000000" w:themeColor="text1"/>
+        </w:rPr>
+        <w:t xml:space="preserve"> 149.78 </w:t>
+      </w:r>
+      <w:proofErr w:type="spellStart"/>
+      <w:r>
+        <w:rPr>
+          <w:rFonts w:ascii="NikoshBAN" w:hAnsi="NikoshBAN" w:cs="NikoshBAN"/>
+          <w:color w:val="000000" w:themeColor="text1"/>
+        </w:rPr>
+        <w:t>হ</w:t>
       </w:r>
       <w:r>
         <w:rPr>
@@ -334,12 +1309,117 @@
         </w:rPr>
         <w:t>য়</w:t>
       </w:r>
-      <w:r>
-        <w:rPr>
-          <w:rFonts w:ascii="NikoshBAN" w:hAnsi="NikoshBAN" w:cs="NikoshBAN"/>
-          <w:color w:val="000000" w:themeColor="text1"/>
-        </w:rPr>
-        <w:t>, কিন্তু শিটে 151.07 আছে। কোন সংখ্যা বা নি</w:t>
+      <w:proofErr w:type="spellEnd"/>
+      <w:r>
+        <w:rPr>
+          <w:rFonts w:ascii="NikoshBAN" w:hAnsi="NikoshBAN" w:cs="NikoshBAN"/>
+          <w:color w:val="000000" w:themeColor="text1"/>
+        </w:rPr>
+        <w:t xml:space="preserve">, </w:t>
+      </w:r>
+      <w:proofErr w:type="spellStart"/>
+      <w:r>
+        <w:rPr>
+          <w:rFonts w:ascii="NikoshBAN" w:hAnsi="NikoshBAN" w:cs="NikoshBAN"/>
+          <w:color w:val="000000" w:themeColor="text1"/>
+        </w:rPr>
+        <w:t>কিন্তু</w:t>
+      </w:r>
+      <w:proofErr w:type="spellEnd"/>
+      <w:r>
+        <w:rPr>
+          <w:rFonts w:ascii="NikoshBAN" w:hAnsi="NikoshBAN" w:cs="NikoshBAN"/>
+          <w:color w:val="000000" w:themeColor="text1"/>
+        </w:rPr>
+        <w:t xml:space="preserve"> </w:t>
+      </w:r>
+      <w:proofErr w:type="spellStart"/>
+      <w:r>
+        <w:rPr>
+          <w:rFonts w:ascii="NikoshBAN" w:hAnsi="NikoshBAN" w:cs="NikoshBAN"/>
+          <w:color w:val="000000" w:themeColor="text1"/>
+        </w:rPr>
+        <w:t>শিটে</w:t>
+      </w:r>
+      <w:proofErr w:type="spellEnd"/>
+      <w:r>
+        <w:rPr>
+          <w:rFonts w:ascii="NikoshBAN" w:hAnsi="NikoshBAN" w:cs="NikoshBAN"/>
+          <w:color w:val="000000" w:themeColor="text1"/>
+        </w:rPr>
+        <w:t xml:space="preserve"> 151.07 </w:t>
+      </w:r>
+      <w:proofErr w:type="spellStart"/>
+      <w:r>
+        <w:rPr>
+          <w:rFonts w:ascii="NikoshBAN" w:hAnsi="NikoshBAN" w:cs="NikoshBAN"/>
+          <w:color w:val="000000" w:themeColor="text1"/>
+        </w:rPr>
+        <w:t>আছে</w:t>
+      </w:r>
+      <w:proofErr w:type="spellEnd"/>
+      <w:r>
+        <w:rPr>
+          <w:rFonts w:ascii="NikoshBAN" w:hAnsi="NikoshBAN" w:cs="NikoshBAN"/>
+          <w:color w:val="000000" w:themeColor="text1"/>
+        </w:rPr>
+        <w:t xml:space="preserve">। </w:t>
+      </w:r>
+      <w:proofErr w:type="spellStart"/>
+      <w:r>
+        <w:rPr>
+          <w:rFonts w:ascii="NikoshBAN" w:hAnsi="NikoshBAN" w:cs="NikoshBAN"/>
+          <w:color w:val="000000" w:themeColor="text1"/>
+        </w:rPr>
+        <w:t>কোন</w:t>
+      </w:r>
+      <w:proofErr w:type="spellEnd"/>
+      <w:r>
+        <w:rPr>
+          <w:rFonts w:ascii="NikoshBAN" w:hAnsi="NikoshBAN" w:cs="NikoshBAN"/>
+          <w:color w:val="000000" w:themeColor="text1"/>
+        </w:rPr>
+        <w:t xml:space="preserve"> </w:t>
+      </w:r>
+      <w:proofErr w:type="spellStart"/>
+      <w:r>
+        <w:rPr>
+          <w:rFonts w:ascii="NikoshBAN" w:hAnsi="NikoshBAN" w:cs="NikoshBAN"/>
+          <w:color w:val="000000" w:themeColor="text1"/>
+        </w:rPr>
+        <w:t>সংখ্যা</w:t>
+      </w:r>
+      <w:proofErr w:type="spellEnd"/>
+      <w:r>
+        <w:rPr>
+          <w:rFonts w:ascii="NikoshBAN" w:hAnsi="NikoshBAN" w:cs="NikoshBAN"/>
+          <w:color w:val="000000" w:themeColor="text1"/>
+        </w:rPr>
+        <w:t xml:space="preserve"> </w:t>
+      </w:r>
+      <w:proofErr w:type="spellStart"/>
+      <w:r>
+        <w:rPr>
+          <w:rFonts w:ascii="NikoshBAN" w:hAnsi="NikoshBAN" w:cs="NikoshBAN"/>
+          <w:color w:val="000000" w:themeColor="text1"/>
+        </w:rPr>
+        <w:t>বা</w:t>
+      </w:r>
+      <w:proofErr w:type="spellEnd"/>
+      <w:r>
+        <w:rPr>
+          <w:rFonts w:ascii="NikoshBAN" w:hAnsi="NikoshBAN" w:cs="NikoshBAN"/>
+          <w:color w:val="000000" w:themeColor="text1"/>
+        </w:rPr>
+        <w:t xml:space="preserve"> </w:t>
+      </w:r>
+      <w:proofErr w:type="spellStart"/>
+      <w:r>
+        <w:rPr>
+          <w:rFonts w:ascii="NikoshBAN" w:hAnsi="NikoshBAN" w:cs="NikoshBAN"/>
+          <w:color w:val="000000" w:themeColor="text1"/>
+        </w:rPr>
+        <w:t>নি</w:t>
       </w:r>
       <w:r>
         <w:rPr>
@@ -353,7 +1433,55 @@
           <w:rFonts w:ascii="NikoshBAN" w:hAnsi="NikoshBAN" w:cs="NikoshBAN"/>
           <w:color w:val="000000" w:themeColor="text1"/>
         </w:rPr>
-        <w:t>মে এটি হিসাব হ</w:t>
+        <w:t>মে</w:t>
+      </w:r>
+      <w:proofErr w:type="spellEnd"/>
+      <w:r>
+        <w:rPr>
+          <w:rFonts w:ascii="NikoshBAN" w:hAnsi="NikoshBAN" w:cs="NikoshBAN"/>
+          <w:color w:val="000000" w:themeColor="text1"/>
+        </w:rPr>
+        <w:t xml:space="preserve"> </w:t>
+      </w:r>
+      <w:proofErr w:type="spellStart"/>
+      <w:r>
+        <w:rPr>
+          <w:rFonts w:ascii="NikoshBAN" w:hAnsi="NikoshBAN" w:cs="NikoshBAN"/>
+          <w:color w:val="000000" w:themeColor="text1"/>
+        </w:rPr>
+        <w:t>এটি</w:t>
+      </w:r>
+      <w:proofErr w:type="spellEnd"/>
+      <w:r>
+        <w:rPr>
+          <w:rFonts w:ascii="NikoshBAN" w:hAnsi="NikoshBAN" w:cs="NikoshBAN"/>
+          <w:color w:val="000000" w:themeColor="text1"/>
+        </w:rPr>
+        <w:t xml:space="preserve"> </w:t>
+      </w:r>
+      <w:proofErr w:type="spellStart"/>
+      <w:r>
+        <w:rPr>
+          <w:rFonts w:ascii="NikoshBAN" w:hAnsi="NikoshBAN" w:cs="NikoshBAN"/>
+          <w:color w:val="000000" w:themeColor="text1"/>
+        </w:rPr>
+        <w:t>হিসাব</w:t>
+      </w:r>
+      <w:proofErr w:type="spellEnd"/>
+      <w:r>
+        <w:rPr>
+          <w:rFonts w:ascii="NikoshBAN" w:hAnsi="NikoshBAN" w:cs="NikoshBAN"/>
+          <w:color w:val="000000" w:themeColor="text1"/>
+        </w:rPr>
+        <w:t xml:space="preserve"> </w:t>
+      </w:r>
+      <w:proofErr w:type="spellStart"/>
+      <w:r>
+        <w:rPr>
+          <w:rFonts w:ascii="NikoshBAN" w:hAnsi="NikoshBAN" w:cs="NikoshBAN"/>
+          <w:color w:val="000000" w:themeColor="text1"/>
+        </w:rPr>
+        <w:t>হ</w:t>
       </w:r>
       <w:r>
         <w:rPr>
@@ -362,6 +1490,7 @@
         </w:rPr>
         <w:t>য়</w:t>
       </w:r>
+      <w:proofErr w:type="spellEnd"/>
       <w:r>
         <w:rPr>
           <w:rFonts w:ascii="NikoshBAN" w:hAnsi="NikoshBAN" w:cs="NikoshBAN"/>
@@ -379,12 +1508,124 @@
           <w:color w:val="000000" w:themeColor="text1"/>
         </w:rPr>
       </w:pPr>
-      <w:r>
-        <w:rPr>
-          <w:rFonts w:ascii="NikoshBAN" w:hAnsi="NikoshBAN" w:cs="NikoshBAN"/>
-          <w:color w:val="000000" w:themeColor="text1"/>
-        </w:rPr>
-        <w:t>উত্তর: ______________________________________________</w:t>
+      <w:proofErr w:type="spellStart"/>
+      <w:r>
+        <w:rPr>
+          <w:rFonts w:ascii="NikoshBAN" w:hAnsi="NikoshBAN" w:cs="NikoshBAN"/>
+          <w:color w:val="000000" w:themeColor="text1"/>
+        </w:rPr>
+        <w:t>উত্তর</w:t>
+      </w:r>
+      <w:proofErr w:type="spellEnd"/>
+      <w:r>
+        <w:rPr>
+          <w:rFonts w:ascii="NikoshBAN" w:hAnsi="NikoshBAN" w:cs="NikoshBAN"/>
+          <w:color w:val="000000" w:themeColor="text1"/>
+        </w:rPr>
+        <w:t xml:space="preserve">: </w:t>
+      </w:r>
+      <w:r>
+        <w:rPr>
+          <w:rFonts w:ascii="NikoshBAN" w:hAnsi="NikoshBAN" w:cs="NikoshBAN"/>
+          <w:color w:val="000000" w:themeColor="text1"/>
+        </w:rPr>
+        <w:t xml:space="preserve">rate </w:t>
+      </w:r>
+      <w:proofErr w:type="spellStart"/>
+      <w:r>
+        <w:rPr>
+          <w:rFonts w:ascii="NikoshBAN" w:hAnsi="NikoshBAN" w:cs="NikoshBAN"/>
+          <w:color w:val="000000" w:themeColor="text1"/>
+        </w:rPr>
+        <w:t>এর</w:t>
+      </w:r>
+      <w:proofErr w:type="spellEnd"/>
+      <w:r>
+        <w:rPr>
+          <w:rFonts w:ascii="NikoshBAN" w:hAnsi="NikoshBAN" w:cs="NikoshBAN"/>
+          <w:color w:val="000000" w:themeColor="text1"/>
+        </w:rPr>
+        <w:t xml:space="preserve"> </w:t>
+      </w:r>
+      <w:proofErr w:type="spellStart"/>
+      <w:r>
+        <w:rPr>
+          <w:rFonts w:ascii="NikoshBAN" w:hAnsi="NikoshBAN" w:cs="NikoshBAN"/>
+          <w:color w:val="000000" w:themeColor="text1"/>
+        </w:rPr>
+        <w:t>নির্দ্দিষ্ট</w:t>
+      </w:r>
+      <w:proofErr w:type="spellEnd"/>
+      <w:r>
+        <w:rPr>
+          <w:rFonts w:ascii="NikoshBAN" w:hAnsi="NikoshBAN" w:cs="NikoshBAN"/>
+          <w:color w:val="000000" w:themeColor="text1"/>
+        </w:rPr>
+        <w:t xml:space="preserve"> % </w:t>
+      </w:r>
+      <w:proofErr w:type="spellStart"/>
+      <w:r>
+        <w:rPr>
+          <w:rFonts w:ascii="NikoshBAN" w:hAnsi="NikoshBAN" w:cs="NikoshBAN"/>
+          <w:color w:val="000000" w:themeColor="text1"/>
+        </w:rPr>
+        <w:t>হিসেবে</w:t>
+      </w:r>
+      <w:proofErr w:type="spellEnd"/>
+      <w:r>
+        <w:rPr>
+          <w:rFonts w:ascii="NikoshBAN" w:hAnsi="NikoshBAN" w:cs="NikoshBAN"/>
+          <w:color w:val="000000" w:themeColor="text1"/>
+        </w:rPr>
+        <w:t xml:space="preserve"> </w:t>
+      </w:r>
+      <w:proofErr w:type="spellStart"/>
+      <w:r>
+        <w:rPr>
+          <w:rFonts w:ascii="NikoshBAN" w:hAnsi="NikoshBAN" w:cs="NikoshBAN"/>
+          <w:color w:val="000000" w:themeColor="text1"/>
+        </w:rPr>
+        <w:t>টাকা</w:t>
+      </w:r>
+      <w:proofErr w:type="spellEnd"/>
+      <w:r>
+        <w:rPr>
+          <w:rFonts w:ascii="NikoshBAN" w:hAnsi="NikoshBAN" w:cs="NikoshBAN"/>
+          <w:color w:val="000000" w:themeColor="text1"/>
+        </w:rPr>
+        <w:t xml:space="preserve"> </w:t>
+      </w:r>
+      <w:proofErr w:type="spellStart"/>
+      <w:r>
+        <w:rPr>
+          <w:rFonts w:ascii="NikoshBAN" w:hAnsi="NikoshBAN" w:cs="NikoshBAN"/>
+          <w:color w:val="000000" w:themeColor="text1"/>
+        </w:rPr>
+        <w:t>পাওয়া</w:t>
+      </w:r>
+      <w:proofErr w:type="spellEnd"/>
+      <w:r>
+        <w:rPr>
+          <w:rFonts w:ascii="NikoshBAN" w:hAnsi="NikoshBAN" w:cs="NikoshBAN"/>
+          <w:color w:val="000000" w:themeColor="text1"/>
+        </w:rPr>
+        <w:t xml:space="preserve"> </w:t>
+      </w:r>
+      <w:proofErr w:type="spellStart"/>
+      <w:r>
+        <w:rPr>
+          <w:rFonts w:ascii="NikoshBAN" w:hAnsi="NikoshBAN" w:cs="NikoshBAN"/>
+          <w:color w:val="000000" w:themeColor="text1"/>
+        </w:rPr>
+        <w:t>যায়</w:t>
+      </w:r>
+      <w:proofErr w:type="spellEnd"/>
+      <w:r>
+        <w:rPr>
+          <w:rFonts w:ascii="NikoshBAN" w:hAnsi="NikoshBAN" w:cs="NikoshBAN"/>
+          <w:color w:val="000000" w:themeColor="text1"/>
+        </w:rPr>
+        <w:t xml:space="preserve">। </w:t>
       </w:r>
     </w:p>
     <w:p>
@@ -402,7 +1643,47 @@
           <w:rFonts w:ascii="NikoshBAN" w:hAnsi="NikoshBAN" w:cs="NikoshBAN"/>
           <w:color w:val="000000" w:themeColor="text1"/>
         </w:rPr>
-        <w:t>2. Actual Price/SFT (36.51) ও Actual Price/pcs (23.57) কীভাবে হিসাব হ</w:t>
+        <w:t xml:space="preserve">2. Actual Price/SFT (36.51) ও Actual Price/pcs (23.57) </w:t>
+      </w:r>
+      <w:proofErr w:type="spellStart"/>
+      <w:r>
+        <w:rPr>
+          <w:rFonts w:ascii="NikoshBAN" w:hAnsi="NikoshBAN" w:cs="NikoshBAN"/>
+          <w:color w:val="000000" w:themeColor="text1"/>
+        </w:rPr>
+        <w:t>কীভাবে</w:t>
+      </w:r>
+      <w:proofErr w:type="spellEnd"/>
+      <w:r>
+        <w:rPr>
+          <w:rFonts w:ascii="NikoshBAN" w:hAnsi="NikoshBAN" w:cs="NikoshBAN"/>
+          <w:color w:val="000000" w:themeColor="text1"/>
+        </w:rPr>
+        <w:t xml:space="preserve"> </w:t>
+      </w:r>
+      <w:proofErr w:type="spellStart"/>
+      <w:r>
+        <w:rPr>
+          <w:rFonts w:ascii="NikoshBAN" w:hAnsi="NikoshBAN" w:cs="NikoshBAN"/>
+          <w:color w:val="000000" w:themeColor="text1"/>
+        </w:rPr>
+        <w:t>হিসাব</w:t>
+      </w:r>
+      <w:proofErr w:type="spellEnd"/>
+      <w:r>
+        <w:rPr>
+          <w:rFonts w:ascii="NikoshBAN" w:hAnsi="NikoshBAN" w:cs="NikoshBAN"/>
+          <w:color w:val="000000" w:themeColor="text1"/>
+        </w:rPr>
+        <w:t xml:space="preserve"> </w:t>
+      </w:r>
+      <w:proofErr w:type="spellStart"/>
+      <w:r>
+        <w:rPr>
+          <w:rFonts w:ascii="NikoshBAN" w:hAnsi="NikoshBAN" w:cs="NikoshBAN"/>
+          <w:color w:val="000000" w:themeColor="text1"/>
+        </w:rPr>
+        <w:t>হ</w:t>
       </w:r>
       <w:r>
         <w:rPr>
@@ -411,12 +1692,85 @@
         </w:rPr>
         <w:t>য়</w:t>
       </w:r>
-      <w:r>
-        <w:rPr>
-          <w:rFonts w:ascii="NikoshBAN" w:hAnsi="NikoshBAN" w:cs="NikoshBAN"/>
-          <w:color w:val="000000" w:themeColor="text1"/>
-        </w:rPr>
-        <w:t>? কোন টাকার অঙ্ক ভাগ হ</w:t>
+      <w:proofErr w:type="spellEnd"/>
+      <w:r>
+        <w:rPr>
+          <w:rFonts w:ascii="NikoshBAN" w:hAnsi="NikoshBAN" w:cs="NikoshBAN"/>
+          <w:color w:val="000000" w:themeColor="text1"/>
+        </w:rPr>
+        <w:t xml:space="preserve">? </w:t>
+      </w:r>
+      <w:proofErr w:type="spellStart"/>
+      <w:r>
+        <w:rPr>
+          <w:rFonts w:ascii="NikoshBAN" w:hAnsi="NikoshBAN" w:cs="NikoshBAN"/>
+          <w:color w:val="000000" w:themeColor="text1"/>
+        </w:rPr>
+        <w:t>কোন</w:t>
+      </w:r>
+      <w:proofErr w:type="spellEnd"/>
+      <w:r>
+        <w:rPr>
+          <w:rFonts w:ascii="NikoshBAN" w:hAnsi="NikoshBAN" w:cs="NikoshBAN"/>
+          <w:color w:val="000000" w:themeColor="text1"/>
+        </w:rPr>
+        <w:t xml:space="preserve"> </w:t>
+      </w:r>
+      <w:proofErr w:type="spellStart"/>
+      <w:r>
+        <w:rPr>
+          <w:rFonts w:ascii="NikoshBAN" w:hAnsi="NikoshBAN" w:cs="NikoshBAN"/>
+          <w:color w:val="000000" w:themeColor="text1"/>
+        </w:rPr>
+        <w:t>টাকার</w:t>
+      </w:r>
+      <w:proofErr w:type="spellEnd"/>
+      <w:r>
+        <w:rPr>
+          <w:rFonts w:ascii="NikoshBAN" w:hAnsi="NikoshBAN" w:cs="NikoshBAN"/>
+          <w:color w:val="000000" w:themeColor="text1"/>
+        </w:rPr>
+        <w:t xml:space="preserve"> </w:t>
+      </w:r>
+      <w:proofErr w:type="spellStart"/>
+      <w:r>
+        <w:rPr>
+          <w:rFonts w:ascii="NikoshBAN" w:hAnsi="NikoshBAN" w:cs="NikoshBAN"/>
+          <w:color w:val="000000" w:themeColor="text1"/>
+        </w:rPr>
+        <w:t>অঙ্ক</w:t>
+      </w:r>
+      <w:proofErr w:type="spellEnd"/>
+      <w:r>
+        <w:rPr>
+          <w:rFonts w:ascii="NikoshBAN" w:hAnsi="NikoshBAN" w:cs="NikoshBAN"/>
+          <w:color w:val="000000" w:themeColor="text1"/>
+        </w:rPr>
+        <w:t xml:space="preserve"> </w:t>
+      </w:r>
+      <w:proofErr w:type="spellStart"/>
+      <w:r>
+        <w:rPr>
+          <w:rFonts w:ascii="NikoshBAN" w:hAnsi="NikoshBAN" w:cs="NikoshBAN"/>
+          <w:color w:val="000000" w:themeColor="text1"/>
+        </w:rPr>
+        <w:t>ভাগ</w:t>
+      </w:r>
+      <w:proofErr w:type="spellEnd"/>
+      <w:r>
+        <w:rPr>
+          <w:rFonts w:ascii="NikoshBAN" w:hAnsi="NikoshBAN" w:cs="NikoshBAN"/>
+          <w:color w:val="000000" w:themeColor="text1"/>
+        </w:rPr>
+        <w:t xml:space="preserve"> </w:t>
+      </w:r>
+      <w:proofErr w:type="spellStart"/>
+      <w:r>
+        <w:rPr>
+          <w:rFonts w:ascii="NikoshBAN" w:hAnsi="NikoshBAN" w:cs="NikoshBAN"/>
+          <w:color w:val="000000" w:themeColor="text1"/>
+        </w:rPr>
+        <w:t>হ</w:t>
       </w:r>
       <w:r>
         <w:rPr>
@@ -425,6 +1779,7 @@
         </w:rPr>
         <w:t>য়</w:t>
       </w:r>
+      <w:proofErr w:type="spellEnd"/>
       <w:r>
         <w:rPr>
           <w:rFonts w:ascii="NikoshBAN" w:hAnsi="NikoshBAN" w:cs="NikoshBAN"/>
@@ -442,12 +1797,21 @@
           <w:color w:val="000000" w:themeColor="text1"/>
         </w:rPr>
       </w:pPr>
-      <w:r>
-        <w:rPr>
-          <w:rFonts w:ascii="NikoshBAN" w:hAnsi="NikoshBAN" w:cs="NikoshBAN"/>
-          <w:color w:val="000000" w:themeColor="text1"/>
-        </w:rPr>
-        <w:t>উত্তর:</w:t>
+      <w:proofErr w:type="spellStart"/>
+      <w:r>
+        <w:rPr>
+          <w:rFonts w:ascii="NikoshBAN" w:hAnsi="NikoshBAN" w:cs="NikoshBAN"/>
+          <w:color w:val="000000" w:themeColor="text1"/>
+        </w:rPr>
+        <w:t>উত্তর</w:t>
+      </w:r>
+      <w:proofErr w:type="spellEnd"/>
+      <w:r>
+        <w:rPr>
+          <w:rFonts w:ascii="NikoshBAN" w:hAnsi="NikoshBAN" w:cs="NikoshBAN"/>
+          <w:color w:val="000000" w:themeColor="text1"/>
+        </w:rPr>
+        <w:t>:</w:t>
       </w:r>
       <w:r>
         <w:rPr>
@@ -472,7 +1836,103 @@
           <w:rFonts w:ascii="NikoshBAN" w:hAnsi="NikoshBAN" w:cs="NikoshBAN"/>
           <w:color w:val="000000" w:themeColor="text1"/>
         </w:rPr>
-        <w:t>3. Without Mesua (53.95) কী? Co. Mesua-র সাথে কী সম্পর্ক?</w:t>
+        <w:t xml:space="preserve">3. Without </w:t>
+      </w:r>
+      <w:proofErr w:type="spellStart"/>
+      <w:r>
+        <w:rPr>
+          <w:rFonts w:ascii="NikoshBAN" w:hAnsi="NikoshBAN" w:cs="NikoshBAN"/>
+          <w:color w:val="000000" w:themeColor="text1"/>
+        </w:rPr>
+        <w:t>Mesua</w:t>
+      </w:r>
+      <w:proofErr w:type="spellEnd"/>
+      <w:r>
+        <w:rPr>
+          <w:rFonts w:ascii="NikoshBAN" w:hAnsi="NikoshBAN" w:cs="NikoshBAN"/>
+          <w:color w:val="000000" w:themeColor="text1"/>
+        </w:rPr>
+        <w:t xml:space="preserve"> (53.95) </w:t>
+      </w:r>
+      <w:proofErr w:type="spellStart"/>
+      <w:r>
+        <w:rPr>
+          <w:rFonts w:ascii="NikoshBAN" w:hAnsi="NikoshBAN" w:cs="NikoshBAN"/>
+          <w:color w:val="000000" w:themeColor="text1"/>
+        </w:rPr>
+        <w:t>কী</w:t>
+      </w:r>
+      <w:proofErr w:type="spellEnd"/>
+      <w:r>
+        <w:rPr>
+          <w:rFonts w:ascii="NikoshBAN" w:hAnsi="NikoshBAN" w:cs="NikoshBAN"/>
+          <w:color w:val="000000" w:themeColor="text1"/>
+        </w:rPr>
+        <w:t xml:space="preserve">? Co. </w:t>
+      </w:r>
+      <w:proofErr w:type="spellStart"/>
+      <w:r>
+        <w:rPr>
+          <w:rFonts w:ascii="NikoshBAN" w:hAnsi="NikoshBAN" w:cs="NikoshBAN"/>
+          <w:color w:val="000000" w:themeColor="text1"/>
+        </w:rPr>
+        <w:t>Mesua</w:t>
+      </w:r>
+      <w:proofErr w:type="spellEnd"/>
+      <w:r>
+        <w:rPr>
+          <w:rFonts w:ascii="NikoshBAN" w:hAnsi="NikoshBAN" w:cs="NikoshBAN"/>
+          <w:color w:val="000000" w:themeColor="text1"/>
+        </w:rPr>
+        <w:t xml:space="preserve">-র </w:t>
+      </w:r>
+      <w:proofErr w:type="spellStart"/>
+      <w:r>
+        <w:rPr>
+          <w:rFonts w:ascii="NikoshBAN" w:hAnsi="NikoshBAN" w:cs="NikoshBAN"/>
+          <w:color w:val="000000" w:themeColor="text1"/>
+        </w:rPr>
+        <w:t>সাথে</w:t>
+      </w:r>
+      <w:proofErr w:type="spellEnd"/>
+      <w:r>
+        <w:rPr>
+          <w:rFonts w:ascii="NikoshBAN" w:hAnsi="NikoshBAN" w:cs="NikoshBAN"/>
+          <w:color w:val="000000" w:themeColor="text1"/>
+        </w:rPr>
+        <w:t xml:space="preserve"> </w:t>
+      </w:r>
+      <w:proofErr w:type="spellStart"/>
+      <w:r>
+        <w:rPr>
+          <w:rFonts w:ascii="NikoshBAN" w:hAnsi="NikoshBAN" w:cs="NikoshBAN"/>
+          <w:color w:val="000000" w:themeColor="text1"/>
+        </w:rPr>
+        <w:t>কী</w:t>
+      </w:r>
+      <w:proofErr w:type="spellEnd"/>
+      <w:r>
+        <w:rPr>
+          <w:rFonts w:ascii="NikoshBAN" w:hAnsi="NikoshBAN" w:cs="NikoshBAN"/>
+          <w:color w:val="000000" w:themeColor="text1"/>
+        </w:rPr>
+        <w:t xml:space="preserve"> </w:t>
+      </w:r>
+      <w:proofErr w:type="spellStart"/>
+      <w:r>
+        <w:rPr>
+          <w:rFonts w:ascii="NikoshBAN" w:hAnsi="NikoshBAN" w:cs="NikoshBAN"/>
+          <w:color w:val="000000" w:themeColor="text1"/>
+        </w:rPr>
+        <w:t>সম্পর্ক</w:t>
+      </w:r>
+      <w:proofErr w:type="spellEnd"/>
+      <w:r>
+        <w:rPr>
+          <w:rFonts w:ascii="NikoshBAN" w:hAnsi="NikoshBAN" w:cs="NikoshBAN"/>
+          <w:color w:val="000000" w:themeColor="text1"/>
+        </w:rPr>
+        <w:t>?</w:t>
       </w:r>
     </w:p>
     <w:p>
@@ -484,12 +1944,21 @@
           <w:color w:val="000000" w:themeColor="text1"/>
         </w:rPr>
       </w:pPr>
-      <w:r>
-        <w:rPr>
-          <w:rFonts w:ascii="NikoshBAN" w:hAnsi="NikoshBAN" w:cs="NikoshBAN"/>
-          <w:color w:val="000000" w:themeColor="text1"/>
-        </w:rPr>
-        <w:t>উত্তর: ______________________________________________</w:t>
+      <w:proofErr w:type="spellStart"/>
+      <w:r>
+        <w:rPr>
+          <w:rFonts w:ascii="NikoshBAN" w:hAnsi="NikoshBAN" w:cs="NikoshBAN"/>
+          <w:color w:val="000000" w:themeColor="text1"/>
+        </w:rPr>
+        <w:t>উত্তর</w:t>
+      </w:r>
+      <w:proofErr w:type="spellEnd"/>
+      <w:r>
+        <w:rPr>
+          <w:rFonts w:ascii="NikoshBAN" w:hAnsi="NikoshBAN" w:cs="NikoshBAN"/>
+          <w:color w:val="000000" w:themeColor="text1"/>
+        </w:rPr>
+        <w:t>: ______________________________________________</w:t>
       </w:r>
     </w:p>
     <w:p>
@@ -507,7 +1976,79 @@
           <w:rFonts w:ascii="NikoshBAN" w:hAnsi="NikoshBAN" w:cs="NikoshBAN"/>
           <w:color w:val="000000" w:themeColor="text1"/>
         </w:rPr>
-        <w:t>4. Remark কলামে সাধারণত কী লেখা হ</w:t>
+        <w:t xml:space="preserve">4. Remark </w:t>
+      </w:r>
+      <w:proofErr w:type="spellStart"/>
+      <w:r>
+        <w:rPr>
+          <w:rFonts w:ascii="NikoshBAN" w:hAnsi="NikoshBAN" w:cs="NikoshBAN"/>
+          <w:color w:val="000000" w:themeColor="text1"/>
+        </w:rPr>
+        <w:t>কলামে</w:t>
+      </w:r>
+      <w:proofErr w:type="spellEnd"/>
+      <w:r>
+        <w:rPr>
+          <w:rFonts w:ascii="NikoshBAN" w:hAnsi="NikoshBAN" w:cs="NikoshBAN"/>
+          <w:color w:val="000000" w:themeColor="text1"/>
+        </w:rPr>
+        <w:t xml:space="preserve"> </w:t>
+      </w:r>
+      <w:proofErr w:type="spellStart"/>
+      <w:r>
+        <w:rPr>
+          <w:rFonts w:ascii="NikoshBAN" w:hAnsi="NikoshBAN" w:cs="NikoshBAN"/>
+          <w:color w:val="000000" w:themeColor="text1"/>
+        </w:rPr>
+        <w:t>সাধারণত</w:t>
+      </w:r>
+      <w:proofErr w:type="spellEnd"/>
+      <w:r>
+        <w:rPr>
+          <w:rFonts w:ascii="NikoshBAN" w:hAnsi="NikoshBAN" w:cs="NikoshBAN"/>
+          <w:color w:val="000000" w:themeColor="text1"/>
+        </w:rPr>
+        <w:t xml:space="preserve"> </w:t>
+      </w:r>
+      <w:proofErr w:type="spellStart"/>
+      <w:r>
+        <w:rPr>
+          <w:rFonts w:ascii="NikoshBAN" w:hAnsi="NikoshBAN" w:cs="NikoshBAN"/>
+          <w:color w:val="000000" w:themeColor="text1"/>
+        </w:rPr>
+        <w:t>কী</w:t>
+      </w:r>
+      <w:proofErr w:type="spellEnd"/>
+      <w:r>
+        <w:rPr>
+          <w:rFonts w:ascii="NikoshBAN" w:hAnsi="NikoshBAN" w:cs="NikoshBAN"/>
+          <w:color w:val="000000" w:themeColor="text1"/>
+        </w:rPr>
+        <w:t xml:space="preserve"> </w:t>
+      </w:r>
+      <w:proofErr w:type="spellStart"/>
+      <w:r>
+        <w:rPr>
+          <w:rFonts w:ascii="NikoshBAN" w:hAnsi="NikoshBAN" w:cs="NikoshBAN"/>
+          <w:color w:val="000000" w:themeColor="text1"/>
+        </w:rPr>
+        <w:t>লেখা</w:t>
+      </w:r>
+      <w:proofErr w:type="spellEnd"/>
+      <w:r>
+        <w:rPr>
+          <w:rFonts w:ascii="NikoshBAN" w:hAnsi="NikoshBAN" w:cs="NikoshBAN"/>
+          <w:color w:val="000000" w:themeColor="text1"/>
+        </w:rPr>
+        <w:t xml:space="preserve"> </w:t>
+      </w:r>
+      <w:proofErr w:type="spellStart"/>
+      <w:r>
+        <w:rPr>
+          <w:rFonts w:ascii="NikoshBAN" w:hAnsi="NikoshBAN" w:cs="NikoshBAN"/>
+          <w:color w:val="000000" w:themeColor="text1"/>
+        </w:rPr>
+        <w:t>হ</w:t>
       </w:r>
       <w:r>
         <w:rPr>
@@ -516,6 +2057,7 @@
         </w:rPr>
         <w:t>য়</w:t>
       </w:r>
+      <w:proofErr w:type="spellEnd"/>
       <w:r>
         <w:rPr>
           <w:rFonts w:ascii="NikoshBAN" w:hAnsi="NikoshBAN" w:cs="NikoshBAN"/>
@@ -533,12 +2075,21 @@
           <w:color w:val="000000" w:themeColor="text1"/>
         </w:rPr>
       </w:pPr>
-      <w:r>
-        <w:rPr>
-          <w:rFonts w:ascii="NikoshBAN" w:hAnsi="NikoshBAN" w:cs="NikoshBAN"/>
-          <w:color w:val="000000" w:themeColor="text1"/>
-        </w:rPr>
-        <w:t>উত্তর: ______________________________________________</w:t>
+      <w:proofErr w:type="spellStart"/>
+      <w:r>
+        <w:rPr>
+          <w:rFonts w:ascii="NikoshBAN" w:hAnsi="NikoshBAN" w:cs="NikoshBAN"/>
+          <w:color w:val="000000" w:themeColor="text1"/>
+        </w:rPr>
+        <w:t>উত্তর</w:t>
+      </w:r>
+      <w:proofErr w:type="spellEnd"/>
+      <w:r>
+        <w:rPr>
+          <w:rFonts w:ascii="NikoshBAN" w:hAnsi="NikoshBAN" w:cs="NikoshBAN"/>
+          <w:color w:val="000000" w:themeColor="text1"/>
+        </w:rPr>
+        <w:t>: ______________________________________________</w:t>
       </w:r>
     </w:p>
     <w:p>
@@ -562,8 +2113,67 @@
           <w:sz w:val="26"/>
           <w:szCs w:val="26"/>
         </w:rPr>
-        <w:t>২। Monthly, Quarterly, Broken ও Offer-এর ভাগ</w:t>
-      </w:r>
+        <w:t>২। Monthly, Quarterly,</w:t>
+      </w:r>
+      <w:r>
+        <w:rPr>
+          <w:rFonts w:ascii="NikoshBAN" w:hAnsi="NikoshBAN" w:cs="NikoshBAN"/>
+          <w:b/>
+          <w:bCs/>
+          <w:color w:val="000000" w:themeColor="text1"/>
+          <w:sz w:val="26"/>
+          <w:szCs w:val="26"/>
+        </w:rPr>
+        <w:t xml:space="preserve"> Yearly,</w:t>
+      </w:r>
+      <w:r>
+        <w:rPr>
+          <w:rFonts w:ascii="NikoshBAN" w:hAnsi="NikoshBAN" w:cs="NikoshBAN"/>
+          <w:b/>
+          <w:bCs/>
+          <w:color w:val="000000" w:themeColor="text1"/>
+          <w:sz w:val="26"/>
+          <w:szCs w:val="26"/>
+        </w:rPr>
+        <w:t xml:space="preserve"> Broken ও Offer-</w:t>
+      </w:r>
+      <w:proofErr w:type="spellStart"/>
+      <w:r>
+        <w:rPr>
+          <w:rFonts w:ascii="NikoshBAN" w:hAnsi="NikoshBAN" w:cs="NikoshBAN"/>
+          <w:b/>
+          <w:bCs/>
+          <w:color w:val="000000" w:themeColor="text1"/>
+          <w:sz w:val="26"/>
+          <w:szCs w:val="26"/>
+        </w:rPr>
+        <w:t>এর</w:t>
+      </w:r>
+      <w:proofErr w:type="spellEnd"/>
+      <w:r>
+        <w:rPr>
+          <w:rFonts w:ascii="NikoshBAN" w:hAnsi="NikoshBAN" w:cs="NikoshBAN"/>
+          <w:b/>
+          <w:bCs/>
+          <w:color w:val="000000" w:themeColor="text1"/>
+          <w:sz w:val="26"/>
+          <w:szCs w:val="26"/>
+        </w:rPr>
+        <w:t xml:space="preserve"> </w:t>
+      </w:r>
+      <w:proofErr w:type="spellStart"/>
+      <w:r>
+        <w:rPr>
+          <w:rFonts w:ascii="NikoshBAN" w:hAnsi="NikoshBAN" w:cs="NikoshBAN"/>
+          <w:b/>
+          <w:bCs/>
+          <w:color w:val="000000" w:themeColor="text1"/>
+          <w:sz w:val="26"/>
+          <w:szCs w:val="26"/>
+        </w:rPr>
+        <w:t>ভাগ</w:t>
+      </w:r>
+      <w:proofErr w:type="spellEnd"/>
     </w:p>
     <w:p>
       <w:pPr>
@@ -580,7 +2190,223 @@
           <w:rFonts w:ascii="NikoshBAN" w:hAnsi="NikoshBAN" w:cs="NikoshBAN"/>
           <w:color w:val="000000" w:themeColor="text1"/>
         </w:rPr>
-        <w:t>5. একটি purchase-এর SFT কীভাবে এই ভাগে যাবে? ক্রম কী (যেমন প্রথমে মাসিক ন্যূনতম, তারপর কো</w:t>
+        <w:t xml:space="preserve">5. </w:t>
+      </w:r>
+      <w:proofErr w:type="spellStart"/>
+      <w:r>
+        <w:rPr>
+          <w:rFonts w:ascii="NikoshBAN" w:hAnsi="NikoshBAN" w:cs="NikoshBAN"/>
+          <w:color w:val="000000" w:themeColor="text1"/>
+        </w:rPr>
+        <w:t>একটি</w:t>
+      </w:r>
+      <w:proofErr w:type="spellEnd"/>
+      <w:r>
+        <w:rPr>
+          <w:rFonts w:ascii="NikoshBAN" w:hAnsi="NikoshBAN" w:cs="NikoshBAN"/>
+          <w:color w:val="000000" w:themeColor="text1"/>
+        </w:rPr>
+        <w:t xml:space="preserve"> purchase-</w:t>
+      </w:r>
+      <w:proofErr w:type="spellStart"/>
+      <w:r>
+        <w:rPr>
+          <w:rFonts w:ascii="NikoshBAN" w:hAnsi="NikoshBAN" w:cs="NikoshBAN"/>
+          <w:color w:val="000000" w:themeColor="text1"/>
+        </w:rPr>
+        <w:t>এর</w:t>
+      </w:r>
+      <w:proofErr w:type="spellEnd"/>
+      <w:r>
+        <w:rPr>
+          <w:rFonts w:ascii="NikoshBAN" w:hAnsi="NikoshBAN" w:cs="NikoshBAN"/>
+          <w:color w:val="000000" w:themeColor="text1"/>
+        </w:rPr>
+        <w:t xml:space="preserve"> SFT </w:t>
+      </w:r>
+      <w:proofErr w:type="spellStart"/>
+      <w:r>
+        <w:rPr>
+          <w:rFonts w:ascii="NikoshBAN" w:hAnsi="NikoshBAN" w:cs="NikoshBAN"/>
+          <w:color w:val="000000" w:themeColor="text1"/>
+        </w:rPr>
+        <w:t>কীভাবে</w:t>
+      </w:r>
+      <w:proofErr w:type="spellEnd"/>
+      <w:r>
+        <w:rPr>
+          <w:rFonts w:ascii="NikoshBAN" w:hAnsi="NikoshBAN" w:cs="NikoshBAN"/>
+          <w:color w:val="000000" w:themeColor="text1"/>
+        </w:rPr>
+        <w:t xml:space="preserve"> </w:t>
+      </w:r>
+      <w:proofErr w:type="spellStart"/>
+      <w:r>
+        <w:rPr>
+          <w:rFonts w:ascii="NikoshBAN" w:hAnsi="NikoshBAN" w:cs="NikoshBAN"/>
+          <w:color w:val="000000" w:themeColor="text1"/>
+        </w:rPr>
+        <w:t>এই</w:t>
+      </w:r>
+      <w:proofErr w:type="spellEnd"/>
+      <w:r>
+        <w:rPr>
+          <w:rFonts w:ascii="NikoshBAN" w:hAnsi="NikoshBAN" w:cs="NikoshBAN"/>
+          <w:color w:val="000000" w:themeColor="text1"/>
+        </w:rPr>
+        <w:t xml:space="preserve"> </w:t>
+      </w:r>
+      <w:proofErr w:type="spellStart"/>
+      <w:r>
+        <w:rPr>
+          <w:rFonts w:ascii="NikoshBAN" w:hAnsi="NikoshBAN" w:cs="NikoshBAN"/>
+          <w:color w:val="000000" w:themeColor="text1"/>
+        </w:rPr>
+        <w:t>ভাগে</w:t>
+      </w:r>
+      <w:proofErr w:type="spellEnd"/>
+      <w:r>
+        <w:rPr>
+          <w:rFonts w:ascii="NikoshBAN" w:hAnsi="NikoshBAN" w:cs="NikoshBAN"/>
+          <w:color w:val="000000" w:themeColor="text1"/>
+        </w:rPr>
+        <w:t xml:space="preserve"> </w:t>
+      </w:r>
+      <w:proofErr w:type="spellStart"/>
+      <w:r>
+        <w:rPr>
+          <w:rFonts w:ascii="NikoshBAN" w:hAnsi="NikoshBAN" w:cs="NikoshBAN"/>
+          <w:color w:val="000000" w:themeColor="text1"/>
+        </w:rPr>
+        <w:t>যাবে</w:t>
+      </w:r>
+      <w:proofErr w:type="spellEnd"/>
+      <w:r>
+        <w:rPr>
+          <w:rFonts w:ascii="NikoshBAN" w:hAnsi="NikoshBAN" w:cs="NikoshBAN"/>
+          <w:color w:val="000000" w:themeColor="text1"/>
+        </w:rPr>
+        <w:t xml:space="preserve">? </w:t>
+      </w:r>
+      <w:proofErr w:type="spellStart"/>
+      <w:r>
+        <w:rPr>
+          <w:rFonts w:ascii="NikoshBAN" w:hAnsi="NikoshBAN" w:cs="NikoshBAN"/>
+          <w:color w:val="000000" w:themeColor="text1"/>
+        </w:rPr>
+        <w:t>ক্রম</w:t>
+      </w:r>
+      <w:proofErr w:type="spellEnd"/>
+      <w:r>
+        <w:rPr>
+          <w:rFonts w:ascii="NikoshBAN" w:hAnsi="NikoshBAN" w:cs="NikoshBAN"/>
+          <w:color w:val="000000" w:themeColor="text1"/>
+        </w:rPr>
+        <w:t xml:space="preserve"> </w:t>
+      </w:r>
+      <w:proofErr w:type="spellStart"/>
+      <w:r>
+        <w:rPr>
+          <w:rFonts w:ascii="NikoshBAN" w:hAnsi="NikoshBAN" w:cs="NikoshBAN"/>
+          <w:color w:val="000000" w:themeColor="text1"/>
+        </w:rPr>
+        <w:t>কী</w:t>
+      </w:r>
+      <w:proofErr w:type="spellEnd"/>
+      <w:r>
+        <w:rPr>
+          <w:rFonts w:ascii="NikoshBAN" w:hAnsi="NikoshBAN" w:cs="NikoshBAN"/>
+          <w:color w:val="000000" w:themeColor="text1"/>
+        </w:rPr>
+        <w:t xml:space="preserve"> (</w:t>
+      </w:r>
+      <w:proofErr w:type="spellStart"/>
+      <w:r>
+        <w:rPr>
+          <w:rFonts w:ascii="NikoshBAN" w:hAnsi="NikoshBAN" w:cs="NikoshBAN"/>
+          <w:color w:val="000000" w:themeColor="text1"/>
+        </w:rPr>
+        <w:t>যেমন</w:t>
+      </w:r>
+      <w:proofErr w:type="spellEnd"/>
+      <w:r>
+        <w:rPr>
+          <w:rFonts w:ascii="NikoshBAN" w:hAnsi="NikoshBAN" w:cs="NikoshBAN"/>
+          <w:color w:val="000000" w:themeColor="text1"/>
+        </w:rPr>
+        <w:t xml:space="preserve"> </w:t>
+      </w:r>
+      <w:proofErr w:type="spellStart"/>
+      <w:r>
+        <w:rPr>
+          <w:rFonts w:ascii="NikoshBAN" w:hAnsi="NikoshBAN" w:cs="NikoshBAN"/>
+          <w:color w:val="000000" w:themeColor="text1"/>
+        </w:rPr>
+        <w:t>প্রথমে</w:t>
+      </w:r>
+      <w:proofErr w:type="spellEnd"/>
+      <w:r>
+        <w:rPr>
+          <w:rFonts w:ascii="NikoshBAN" w:hAnsi="NikoshBAN" w:cs="NikoshBAN"/>
+          <w:color w:val="000000" w:themeColor="text1"/>
+        </w:rPr>
+        <w:t xml:space="preserve"> </w:t>
+      </w:r>
+      <w:proofErr w:type="spellStart"/>
+      <w:r>
+        <w:rPr>
+          <w:rFonts w:ascii="NikoshBAN" w:hAnsi="NikoshBAN" w:cs="NikoshBAN"/>
+          <w:color w:val="000000" w:themeColor="text1"/>
+        </w:rPr>
+        <w:t>মাসিক</w:t>
+      </w:r>
+      <w:proofErr w:type="spellEnd"/>
+      <w:r>
+        <w:rPr>
+          <w:rFonts w:ascii="NikoshBAN" w:hAnsi="NikoshBAN" w:cs="NikoshBAN"/>
+          <w:color w:val="000000" w:themeColor="text1"/>
+        </w:rPr>
+        <w:t xml:space="preserve"> </w:t>
+      </w:r>
+      <w:proofErr w:type="spellStart"/>
+      <w:r>
+        <w:rPr>
+          <w:rFonts w:ascii="NikoshBAN" w:hAnsi="NikoshBAN" w:cs="NikoshBAN"/>
+          <w:color w:val="000000" w:themeColor="text1"/>
+        </w:rPr>
+        <w:t>ন্যূনতম</w:t>
+      </w:r>
+      <w:proofErr w:type="spellEnd"/>
+      <w:r>
+        <w:rPr>
+          <w:rFonts w:ascii="NikoshBAN" w:hAnsi="NikoshBAN" w:cs="NikoshBAN"/>
+          <w:color w:val="000000" w:themeColor="text1"/>
+        </w:rPr>
+        <w:t xml:space="preserve">, </w:t>
+      </w:r>
+      <w:proofErr w:type="spellStart"/>
+      <w:r>
+        <w:rPr>
+          <w:rFonts w:ascii="NikoshBAN" w:hAnsi="NikoshBAN" w:cs="NikoshBAN"/>
+          <w:color w:val="000000" w:themeColor="text1"/>
+        </w:rPr>
+        <w:t>তারপর</w:t>
+      </w:r>
+      <w:proofErr w:type="spellEnd"/>
+      <w:r>
+        <w:rPr>
+          <w:rFonts w:ascii="NikoshBAN" w:hAnsi="NikoshBAN" w:cs="NikoshBAN"/>
+          <w:color w:val="000000" w:themeColor="text1"/>
+        </w:rPr>
+        <w:t xml:space="preserve"> </w:t>
+      </w:r>
+      <w:proofErr w:type="spellStart"/>
+      <w:r>
+        <w:rPr>
+          <w:rFonts w:ascii="NikoshBAN" w:hAnsi="NikoshBAN" w:cs="NikoshBAN"/>
+          <w:color w:val="000000" w:themeColor="text1"/>
+        </w:rPr>
+        <w:t>কো</w:t>
       </w:r>
       <w:r>
         <w:rPr>
@@ -594,7 +2420,31 @@
           <w:rFonts w:ascii="NikoshBAN" w:hAnsi="NikoshBAN" w:cs="NikoshBAN"/>
           <w:color w:val="000000" w:themeColor="text1"/>
         </w:rPr>
-        <w:t>র্টার, বাকিটা Offer)?</w:t>
+        <w:t>র্টার</w:t>
+      </w:r>
+      <w:proofErr w:type="spellEnd"/>
+      <w:r>
+        <w:rPr>
+          <w:rFonts w:ascii="NikoshBAN" w:hAnsi="NikoshBAN" w:cs="NikoshBAN"/>
+          <w:color w:val="000000" w:themeColor="text1"/>
+        </w:rPr>
+        <w:t xml:space="preserve">, </w:t>
+      </w:r>
+      <w:proofErr w:type="spellStart"/>
+      <w:r>
+        <w:rPr>
+          <w:rFonts w:ascii="NikoshBAN" w:hAnsi="NikoshBAN" w:cs="NikoshBAN"/>
+          <w:color w:val="000000" w:themeColor="text1"/>
+        </w:rPr>
+        <w:t>বাকিটা</w:t>
+      </w:r>
+      <w:proofErr w:type="spellEnd"/>
+      <w:r>
+        <w:rPr>
+          <w:rFonts w:ascii="NikoshBAN" w:hAnsi="NikoshBAN" w:cs="NikoshBAN"/>
+          <w:color w:val="000000" w:themeColor="text1"/>
+        </w:rPr>
+        <w:t xml:space="preserve"> Offer)?</w:t>
       </w:r>
     </w:p>
     <w:p>
@@ -606,12 +2456,21 @@
           <w:color w:val="000000" w:themeColor="text1"/>
         </w:rPr>
       </w:pPr>
-      <w:r>
-        <w:rPr>
-          <w:rFonts w:ascii="NikoshBAN" w:hAnsi="NikoshBAN" w:cs="NikoshBAN"/>
-          <w:color w:val="000000" w:themeColor="text1"/>
-        </w:rPr>
-        <w:t>উত্তর: ______________________________________________</w:t>
+      <w:proofErr w:type="spellStart"/>
+      <w:r>
+        <w:rPr>
+          <w:rFonts w:ascii="NikoshBAN" w:hAnsi="NikoshBAN" w:cs="NikoshBAN"/>
+          <w:color w:val="000000" w:themeColor="text1"/>
+        </w:rPr>
+        <w:t>উত্তর</w:t>
+      </w:r>
+      <w:proofErr w:type="spellEnd"/>
+      <w:r>
+        <w:rPr>
+          <w:rFonts w:ascii="NikoshBAN" w:hAnsi="NikoshBAN" w:cs="NikoshBAN"/>
+          <w:color w:val="000000" w:themeColor="text1"/>
+        </w:rPr>
+        <w:t>: ______________________________________________</w:t>
       </w:r>
     </w:p>
     <w:p>
@@ -629,7 +2488,15 @@
           <w:rFonts w:ascii="NikoshBAN" w:hAnsi="NikoshBAN" w:cs="NikoshBAN"/>
           <w:color w:val="000000" w:themeColor="text1"/>
         </w:rPr>
-        <w:t>6. কো</w:t>
+        <w:t xml:space="preserve">6. </w:t>
+      </w:r>
+      <w:proofErr w:type="spellStart"/>
+      <w:r>
+        <w:rPr>
+          <w:rFonts w:ascii="NikoshBAN" w:hAnsi="NikoshBAN" w:cs="NikoshBAN"/>
+          <w:color w:val="000000" w:themeColor="text1"/>
+        </w:rPr>
+        <w:t>কো</w:t>
       </w:r>
       <w:r>
         <w:rPr>
@@ -643,7 +2510,55 @@
           <w:rFonts w:ascii="NikoshBAN" w:hAnsi="NikoshBAN" w:cs="NikoshBAN"/>
           <w:color w:val="000000" w:themeColor="text1"/>
         </w:rPr>
-        <w:t>র্টারের টার্গেট পূরণ হও</w:t>
+        <w:t>র্টারের</w:t>
+      </w:r>
+      <w:proofErr w:type="spellEnd"/>
+      <w:r>
+        <w:rPr>
+          <w:rFonts w:ascii="NikoshBAN" w:hAnsi="NikoshBAN" w:cs="NikoshBAN"/>
+          <w:color w:val="000000" w:themeColor="text1"/>
+        </w:rPr>
+        <w:t xml:space="preserve"> </w:t>
+      </w:r>
+      <w:proofErr w:type="spellStart"/>
+      <w:r>
+        <w:rPr>
+          <w:rFonts w:ascii="NikoshBAN" w:hAnsi="NikoshBAN" w:cs="NikoshBAN"/>
+          <w:color w:val="000000" w:themeColor="text1"/>
+        </w:rPr>
+        <w:t>টার্গেট</w:t>
+      </w:r>
+      <w:proofErr w:type="spellEnd"/>
+      <w:r>
+        <w:rPr>
+          <w:rFonts w:ascii="NikoshBAN" w:hAnsi="NikoshBAN" w:cs="NikoshBAN"/>
+          <w:color w:val="000000" w:themeColor="text1"/>
+        </w:rPr>
+        <w:t xml:space="preserve"> </w:t>
+      </w:r>
+      <w:proofErr w:type="spellStart"/>
+      <w:r>
+        <w:rPr>
+          <w:rFonts w:ascii="NikoshBAN" w:hAnsi="NikoshBAN" w:cs="NikoshBAN"/>
+          <w:color w:val="000000" w:themeColor="text1"/>
+        </w:rPr>
+        <w:t>পূরণ</w:t>
+      </w:r>
+      <w:proofErr w:type="spellEnd"/>
+      <w:r>
+        <w:rPr>
+          <w:rFonts w:ascii="NikoshBAN" w:hAnsi="NikoshBAN" w:cs="NikoshBAN"/>
+          <w:color w:val="000000" w:themeColor="text1"/>
+        </w:rPr>
+        <w:t xml:space="preserve"> </w:t>
+      </w:r>
+      <w:proofErr w:type="spellStart"/>
+      <w:r>
+        <w:rPr>
+          <w:rFonts w:ascii="NikoshBAN" w:hAnsi="NikoshBAN" w:cs="NikoshBAN"/>
+          <w:color w:val="000000" w:themeColor="text1"/>
+        </w:rPr>
+        <w:t>হও</w:t>
       </w:r>
       <w:r>
         <w:rPr>
@@ -657,7 +2572,87 @@
           <w:rFonts w:ascii="NikoshBAN" w:hAnsi="NikoshBAN" w:cs="NikoshBAN"/>
           <w:color w:val="000000" w:themeColor="text1"/>
         </w:rPr>
-        <w:t>র পরের SFT কি Offer হিসেবে গণ্য হ</w:t>
+        <w:t>র</w:t>
+      </w:r>
+      <w:proofErr w:type="spellEnd"/>
+      <w:r>
+        <w:rPr>
+          <w:rFonts w:ascii="NikoshBAN" w:hAnsi="NikoshBAN" w:cs="NikoshBAN"/>
+          <w:color w:val="000000" w:themeColor="text1"/>
+        </w:rPr>
+        <w:t xml:space="preserve"> </w:t>
+      </w:r>
+      <w:proofErr w:type="spellStart"/>
+      <w:r>
+        <w:rPr>
+          <w:rFonts w:ascii="NikoshBAN" w:hAnsi="NikoshBAN" w:cs="NikoshBAN"/>
+          <w:color w:val="000000" w:themeColor="text1"/>
+        </w:rPr>
+        <w:t>পরের</w:t>
+      </w:r>
+      <w:proofErr w:type="spellEnd"/>
+      <w:r>
+        <w:rPr>
+          <w:rFonts w:ascii="NikoshBAN" w:hAnsi="NikoshBAN" w:cs="NikoshBAN"/>
+          <w:color w:val="000000" w:themeColor="text1"/>
+        </w:rPr>
+        <w:t xml:space="preserve"> SFT </w:t>
+      </w:r>
+      <w:proofErr w:type="spellStart"/>
+      <w:r>
+        <w:rPr>
+          <w:rFonts w:ascii="NikoshBAN" w:hAnsi="NikoshBAN" w:cs="NikoshBAN"/>
+          <w:color w:val="000000" w:themeColor="text1"/>
+        </w:rPr>
+        <w:t>কি</w:t>
+      </w:r>
+      <w:proofErr w:type="spellEnd"/>
+      <w:r>
+        <w:rPr>
+          <w:rFonts w:ascii="NikoshBAN" w:hAnsi="NikoshBAN" w:cs="NikoshBAN"/>
+          <w:color w:val="000000" w:themeColor="text1"/>
+        </w:rPr>
+        <w:t xml:space="preserve"> Offer </w:t>
+      </w:r>
+      <w:proofErr w:type="spellStart"/>
+      <w:r>
+        <w:rPr>
+          <w:rFonts w:ascii="NikoshBAN" w:hAnsi="NikoshBAN" w:cs="NikoshBAN"/>
+          <w:color w:val="000000" w:themeColor="text1"/>
+        </w:rPr>
+        <w:t>হিসেবে</w:t>
+      </w:r>
+      <w:proofErr w:type="spellEnd"/>
+      <w:r>
+        <w:rPr>
+          <w:rFonts w:ascii="NikoshBAN" w:hAnsi="NikoshBAN" w:cs="NikoshBAN"/>
+          <w:color w:val="000000" w:themeColor="text1"/>
+        </w:rPr>
+        <w:t xml:space="preserve"> </w:t>
+      </w:r>
+      <w:proofErr w:type="spellStart"/>
+      <w:r>
+        <w:rPr>
+          <w:rFonts w:ascii="NikoshBAN" w:hAnsi="NikoshBAN" w:cs="NikoshBAN"/>
+          <w:color w:val="000000" w:themeColor="text1"/>
+        </w:rPr>
+        <w:t>গণ্য</w:t>
+      </w:r>
+      <w:proofErr w:type="spellEnd"/>
+      <w:r>
+        <w:rPr>
+          <w:rFonts w:ascii="NikoshBAN" w:hAnsi="NikoshBAN" w:cs="NikoshBAN"/>
+          <w:color w:val="000000" w:themeColor="text1"/>
+        </w:rPr>
+        <w:t xml:space="preserve"> </w:t>
+      </w:r>
+      <w:proofErr w:type="spellStart"/>
+      <w:r>
+        <w:rPr>
+          <w:rFonts w:ascii="NikoshBAN" w:hAnsi="NikoshBAN" w:cs="NikoshBAN"/>
+          <w:color w:val="000000" w:themeColor="text1"/>
+        </w:rPr>
+        <w:t>হ</w:t>
       </w:r>
       <w:r>
         <w:rPr>
@@ -666,12 +2661,53 @@
         </w:rPr>
         <w:t>য়</w:t>
       </w:r>
-      <w:r>
-        <w:rPr>
-          <w:rFonts w:ascii="NikoshBAN" w:hAnsi="NikoshBAN" w:cs="NikoshBAN"/>
-          <w:color w:val="000000" w:themeColor="text1"/>
-        </w:rPr>
-        <w:t>, নাকি সরবরাহকারীর দেও</w:t>
+      <w:proofErr w:type="spellEnd"/>
+      <w:r>
+        <w:rPr>
+          <w:rFonts w:ascii="NikoshBAN" w:hAnsi="NikoshBAN" w:cs="NikoshBAN"/>
+          <w:color w:val="000000" w:themeColor="text1"/>
+        </w:rPr>
+        <w:t xml:space="preserve">, </w:t>
+      </w:r>
+      <w:proofErr w:type="spellStart"/>
+      <w:r>
+        <w:rPr>
+          <w:rFonts w:ascii="NikoshBAN" w:hAnsi="NikoshBAN" w:cs="NikoshBAN"/>
+          <w:color w:val="000000" w:themeColor="text1"/>
+        </w:rPr>
+        <w:t>নাকি</w:t>
+      </w:r>
+      <w:proofErr w:type="spellEnd"/>
+      <w:r>
+        <w:rPr>
+          <w:rFonts w:ascii="NikoshBAN" w:hAnsi="NikoshBAN" w:cs="NikoshBAN"/>
+          <w:color w:val="000000" w:themeColor="text1"/>
+        </w:rPr>
+        <w:t xml:space="preserve"> </w:t>
+      </w:r>
+      <w:proofErr w:type="spellStart"/>
+      <w:r>
+        <w:rPr>
+          <w:rFonts w:ascii="NikoshBAN" w:hAnsi="NikoshBAN" w:cs="NikoshBAN"/>
+          <w:color w:val="000000" w:themeColor="text1"/>
+        </w:rPr>
+        <w:t>সরবরাহকারীর</w:t>
+      </w:r>
+      <w:proofErr w:type="spellEnd"/>
+      <w:r>
+        <w:rPr>
+          <w:rFonts w:ascii="NikoshBAN" w:hAnsi="NikoshBAN" w:cs="NikoshBAN"/>
+          <w:color w:val="000000" w:themeColor="text1"/>
+        </w:rPr>
+        <w:t xml:space="preserve"> </w:t>
+      </w:r>
+      <w:proofErr w:type="spellStart"/>
+      <w:r>
+        <w:rPr>
+          <w:rFonts w:ascii="NikoshBAN" w:hAnsi="NikoshBAN" w:cs="NikoshBAN"/>
+          <w:color w:val="000000" w:themeColor="text1"/>
+        </w:rPr>
+        <w:t>দেও</w:t>
       </w:r>
       <w:r>
         <w:rPr>
@@ -680,12 +2716,37 @@
         </w:rPr>
         <w:t>য়া</w:t>
       </w:r>
-      <w:r>
-        <w:rPr>
-          <w:rFonts w:ascii="NikoshBAN" w:hAnsi="NikoshBAN" w:cs="NikoshBAN"/>
-          <w:color w:val="000000" w:themeColor="text1"/>
-        </w:rPr>
-        <w:t xml:space="preserve"> আলাদা Offer হ</w:t>
+      <w:proofErr w:type="spellEnd"/>
+      <w:r>
+        <w:rPr>
+          <w:rFonts w:ascii="NikoshBAN" w:hAnsi="NikoshBAN" w:cs="NikoshBAN"/>
+          <w:color w:val="000000" w:themeColor="text1"/>
+        </w:rPr>
+        <w:t xml:space="preserve"> </w:t>
+      </w:r>
+      <w:proofErr w:type="spellStart"/>
+      <w:r>
+        <w:rPr>
+          <w:rFonts w:ascii="NikoshBAN" w:hAnsi="NikoshBAN" w:cs="NikoshBAN"/>
+          <w:color w:val="000000" w:themeColor="text1"/>
+        </w:rPr>
+        <w:t>আলাদা</w:t>
+      </w:r>
+      <w:proofErr w:type="spellEnd"/>
+      <w:r>
+        <w:rPr>
+          <w:rFonts w:ascii="NikoshBAN" w:hAnsi="NikoshBAN" w:cs="NikoshBAN"/>
+          <w:color w:val="000000" w:themeColor="text1"/>
+        </w:rPr>
+        <w:t xml:space="preserve"> Offer </w:t>
+      </w:r>
+      <w:proofErr w:type="spellStart"/>
+      <w:r>
+        <w:rPr>
+          <w:rFonts w:ascii="NikoshBAN" w:hAnsi="NikoshBAN" w:cs="NikoshBAN"/>
+          <w:color w:val="000000" w:themeColor="text1"/>
+        </w:rPr>
+        <w:t>হ</w:t>
       </w:r>
       <w:r>
         <w:rPr>
@@ -694,6 +2755,7 @@
         </w:rPr>
         <w:t>য়</w:t>
       </w:r>
+      <w:proofErr w:type="spellEnd"/>
       <w:r>
         <w:rPr>
           <w:rFonts w:ascii="NikoshBAN" w:hAnsi="NikoshBAN" w:cs="NikoshBAN"/>
@@ -711,12 +2773,76 @@
           <w:color w:val="000000" w:themeColor="text1"/>
         </w:rPr>
       </w:pPr>
-      <w:r>
-        <w:rPr>
-          <w:rFonts w:ascii="NikoshBAN" w:hAnsi="NikoshBAN" w:cs="NikoshBAN"/>
-          <w:color w:val="000000" w:themeColor="text1"/>
-        </w:rPr>
-        <w:t>উত্তর: ______________________________________________</w:t>
+      <w:proofErr w:type="spellStart"/>
+      <w:r>
+        <w:rPr>
+          <w:rFonts w:ascii="NikoshBAN" w:hAnsi="NikoshBAN" w:cs="NikoshBAN"/>
+          <w:color w:val="000000" w:themeColor="text1"/>
+        </w:rPr>
+        <w:t>উত্তর</w:t>
+      </w:r>
+      <w:proofErr w:type="spellEnd"/>
+      <w:r>
+        <w:rPr>
+          <w:rFonts w:ascii="NikoshBAN" w:hAnsi="NikoshBAN" w:cs="NikoshBAN"/>
+          <w:color w:val="000000" w:themeColor="text1"/>
+        </w:rPr>
+        <w:t xml:space="preserve">: </w:t>
+      </w:r>
+      <w:proofErr w:type="spellStart"/>
+      <w:r>
+        <w:rPr>
+          <w:rFonts w:ascii="NikoshBAN" w:hAnsi="NikoshBAN" w:cs="NikoshBAN"/>
+          <w:color w:val="000000" w:themeColor="text1"/>
+        </w:rPr>
+        <w:t>সরবরাহকারীর</w:t>
+      </w:r>
+      <w:proofErr w:type="spellEnd"/>
+      <w:r>
+        <w:rPr>
+          <w:rFonts w:ascii="NikoshBAN" w:hAnsi="NikoshBAN" w:cs="NikoshBAN"/>
+          <w:color w:val="000000" w:themeColor="text1"/>
+        </w:rPr>
+        <w:t xml:space="preserve"> </w:t>
+      </w:r>
+      <w:proofErr w:type="spellStart"/>
+      <w:r>
+        <w:rPr>
+          <w:rFonts w:ascii="NikoshBAN" w:hAnsi="NikoshBAN" w:cs="NikoshBAN"/>
+          <w:color w:val="000000" w:themeColor="text1"/>
+        </w:rPr>
+        <w:t>দেও</w:t>
+      </w:r>
+      <w:r>
+        <w:rPr>
+          <w:rFonts w:ascii="NikoshBAN" w:hAnsi="NikoshBAN" w:cs="NikoshBAN"/>
+          <w:color w:val="000000" w:themeColor="text1"/>
+        </w:rPr>
+        <w:t>য়া</w:t>
+      </w:r>
+      <w:proofErr w:type="spellEnd"/>
+      <w:r>
+        <w:rPr>
+          <w:rFonts w:ascii="NikoshBAN" w:hAnsi="NikoshBAN" w:cs="NikoshBAN"/>
+          <w:color w:val="000000" w:themeColor="text1"/>
+        </w:rPr>
+        <w:t xml:space="preserve"> </w:t>
+      </w:r>
+      <w:proofErr w:type="spellStart"/>
+      <w:r>
+        <w:rPr>
+          <w:rFonts w:ascii="NikoshBAN" w:hAnsi="NikoshBAN" w:cs="NikoshBAN"/>
+          <w:color w:val="000000" w:themeColor="text1"/>
+        </w:rPr>
+        <w:t>আলাদা</w:t>
+      </w:r>
+      <w:proofErr w:type="spellEnd"/>
+      <w:r>
+        <w:rPr>
+          <w:rFonts w:ascii="NikoshBAN" w:hAnsi="NikoshBAN" w:cs="NikoshBAN"/>
+          <w:color w:val="000000" w:themeColor="text1"/>
+        </w:rPr>
+        <w:t xml:space="preserve"> Offer</w:t>
       </w:r>
     </w:p>
     <w:p>
@@ -734,7 +2860,79 @@
           <w:rFonts w:ascii="NikoshBAN" w:hAnsi="NikoshBAN" w:cs="NikoshBAN"/>
           <w:color w:val="000000" w:themeColor="text1"/>
         </w:rPr>
-        <w:t>7. Offer-এর SFT কি সরবরাহকারী বিনামূল্যে দে</w:t>
+        <w:t>7. Offer-</w:t>
+      </w:r>
+      <w:proofErr w:type="spellStart"/>
+      <w:r>
+        <w:rPr>
+          <w:rFonts w:ascii="NikoshBAN" w:hAnsi="NikoshBAN" w:cs="NikoshBAN"/>
+          <w:color w:val="000000" w:themeColor="text1"/>
+        </w:rPr>
+        <w:t>এর</w:t>
+      </w:r>
+      <w:proofErr w:type="spellEnd"/>
+      <w:r>
+        <w:rPr>
+          <w:rFonts w:ascii="NikoshBAN" w:hAnsi="NikoshBAN" w:cs="NikoshBAN"/>
+          <w:color w:val="000000" w:themeColor="text1"/>
+        </w:rPr>
+        <w:t xml:space="preserve"> SFT </w:t>
+      </w:r>
+      <w:proofErr w:type="spellStart"/>
+      <w:r>
+        <w:rPr>
+          <w:rFonts w:ascii="NikoshBAN" w:hAnsi="NikoshBAN" w:cs="NikoshBAN"/>
+          <w:color w:val="000000" w:themeColor="text1"/>
+        </w:rPr>
+        <w:t>কি</w:t>
+      </w:r>
+      <w:proofErr w:type="spellEnd"/>
+      <w:r>
+        <w:rPr>
+          <w:rFonts w:ascii="NikoshBAN" w:hAnsi="NikoshBAN" w:cs="NikoshBAN"/>
+          <w:color w:val="000000" w:themeColor="text1"/>
+        </w:rPr>
+        <w:t xml:space="preserve"> </w:t>
+      </w:r>
+      <w:proofErr w:type="spellStart"/>
+      <w:r>
+        <w:rPr>
+          <w:rFonts w:ascii="NikoshBAN" w:hAnsi="NikoshBAN" w:cs="NikoshBAN"/>
+          <w:color w:val="000000" w:themeColor="text1"/>
+        </w:rPr>
+        <w:t>সরবরাহকারী</w:t>
+      </w:r>
+      <w:proofErr w:type="spellEnd"/>
+      <w:r>
+        <w:rPr>
+          <w:rFonts w:ascii="NikoshBAN" w:hAnsi="NikoshBAN" w:cs="NikoshBAN"/>
+          <w:color w:val="000000" w:themeColor="text1"/>
+        </w:rPr>
+        <w:t xml:space="preserve"> </w:t>
+      </w:r>
+      <w:proofErr w:type="spellStart"/>
+      <w:r>
+        <w:rPr>
+          <w:rFonts w:ascii="NikoshBAN" w:hAnsi="NikoshBAN" w:cs="NikoshBAN"/>
+          <w:color w:val="000000" w:themeColor="text1"/>
+        </w:rPr>
+        <w:t>বিনামূল্যে</w:t>
+      </w:r>
+      <w:proofErr w:type="spellEnd"/>
+      <w:r>
+        <w:rPr>
+          <w:rFonts w:ascii="NikoshBAN" w:hAnsi="NikoshBAN" w:cs="NikoshBAN"/>
+          <w:color w:val="000000" w:themeColor="text1"/>
+        </w:rPr>
+        <w:t xml:space="preserve"> </w:t>
+      </w:r>
+      <w:proofErr w:type="spellStart"/>
+      <w:r>
+        <w:rPr>
+          <w:rFonts w:ascii="NikoshBAN" w:hAnsi="NikoshBAN" w:cs="NikoshBAN"/>
+          <w:color w:val="000000" w:themeColor="text1"/>
+        </w:rPr>
+        <w:t>দে</w:t>
       </w:r>
       <w:r>
         <w:rPr>
@@ -743,12 +2941,69 @@
         </w:rPr>
         <w:t>য়</w:t>
       </w:r>
-      <w:r>
-        <w:rPr>
-          <w:rFonts w:ascii="NikoshBAN" w:hAnsi="NikoshBAN" w:cs="NikoshBAN"/>
-          <w:color w:val="000000" w:themeColor="text1"/>
-        </w:rPr>
-        <w:t>, নাকি তার দাম (Rate) দেও</w:t>
+      <w:proofErr w:type="spellEnd"/>
+      <w:r>
+        <w:rPr>
+          <w:rFonts w:ascii="NikoshBAN" w:hAnsi="NikoshBAN" w:cs="NikoshBAN"/>
+          <w:color w:val="000000" w:themeColor="text1"/>
+        </w:rPr>
+        <w:t xml:space="preserve">, </w:t>
+      </w:r>
+      <w:proofErr w:type="spellStart"/>
+      <w:r>
+        <w:rPr>
+          <w:rFonts w:ascii="NikoshBAN" w:hAnsi="NikoshBAN" w:cs="NikoshBAN"/>
+          <w:color w:val="000000" w:themeColor="text1"/>
+        </w:rPr>
+        <w:t>নাকি</w:t>
+      </w:r>
+      <w:proofErr w:type="spellEnd"/>
+      <w:r>
+        <w:rPr>
+          <w:rFonts w:ascii="NikoshBAN" w:hAnsi="NikoshBAN" w:cs="NikoshBAN"/>
+          <w:color w:val="000000" w:themeColor="text1"/>
+        </w:rPr>
+        <w:t xml:space="preserve"> </w:t>
+      </w:r>
+      <w:proofErr w:type="spellStart"/>
+      <w:r>
+        <w:rPr>
+          <w:rFonts w:ascii="NikoshBAN" w:hAnsi="NikoshBAN" w:cs="NikoshBAN"/>
+          <w:color w:val="000000" w:themeColor="text1"/>
+        </w:rPr>
+        <w:t>তার</w:t>
+      </w:r>
+      <w:proofErr w:type="spellEnd"/>
+      <w:r>
+        <w:rPr>
+          <w:rFonts w:ascii="NikoshBAN" w:hAnsi="NikoshBAN" w:cs="NikoshBAN"/>
+          <w:color w:val="000000" w:themeColor="text1"/>
+        </w:rPr>
+        <w:t xml:space="preserve"> </w:t>
+      </w:r>
+      <w:proofErr w:type="spellStart"/>
+      <w:r>
+        <w:rPr>
+          <w:rFonts w:ascii="NikoshBAN" w:hAnsi="NikoshBAN" w:cs="NikoshBAN"/>
+          <w:color w:val="000000" w:themeColor="text1"/>
+        </w:rPr>
+        <w:t>দাম</w:t>
+      </w:r>
+      <w:proofErr w:type="spellEnd"/>
+      <w:r>
+        <w:rPr>
+          <w:rFonts w:ascii="NikoshBAN" w:hAnsi="NikoshBAN" w:cs="NikoshBAN"/>
+          <w:color w:val="000000" w:themeColor="text1"/>
+        </w:rPr>
+        <w:t xml:space="preserve"> (Rate) </w:t>
+      </w:r>
+      <w:proofErr w:type="spellStart"/>
+      <w:r>
+        <w:rPr>
+          <w:rFonts w:ascii="NikoshBAN" w:hAnsi="NikoshBAN" w:cs="NikoshBAN"/>
+          <w:color w:val="000000" w:themeColor="text1"/>
+        </w:rPr>
+        <w:t>দেও</w:t>
       </w:r>
       <w:r>
         <w:rPr>
@@ -757,12 +3012,21 @@
         </w:rPr>
         <w:t>য়া</w:t>
       </w:r>
-      <w:r>
-        <w:rPr>
-          <w:rFonts w:ascii="NikoshBAN" w:hAnsi="NikoshBAN" w:cs="NikoshBAN"/>
-          <w:color w:val="000000" w:themeColor="text1"/>
-        </w:rPr>
-        <w:t xml:space="preserve"> হ</w:t>
+      <w:proofErr w:type="spellEnd"/>
+      <w:r>
+        <w:rPr>
+          <w:rFonts w:ascii="NikoshBAN" w:hAnsi="NikoshBAN" w:cs="NikoshBAN"/>
+          <w:color w:val="000000" w:themeColor="text1"/>
+        </w:rPr>
+        <w:t xml:space="preserve"> </w:t>
+      </w:r>
+      <w:proofErr w:type="spellStart"/>
+      <w:r>
+        <w:rPr>
+          <w:rFonts w:ascii="NikoshBAN" w:hAnsi="NikoshBAN" w:cs="NikoshBAN"/>
+          <w:color w:val="000000" w:themeColor="text1"/>
+        </w:rPr>
+        <w:t>হ</w:t>
       </w:r>
       <w:r>
         <w:rPr>
@@ -771,12 +3035,77 @@
         </w:rPr>
         <w:t>য়</w:t>
       </w:r>
-      <w:r>
-        <w:rPr>
-          <w:rFonts w:ascii="NikoshBAN" w:hAnsi="NikoshBAN" w:cs="NikoshBAN"/>
-          <w:color w:val="000000" w:themeColor="text1"/>
-        </w:rPr>
-        <w:t>? Offer-এর Total কীভাবে ধরা হবে?</w:t>
+      <w:proofErr w:type="spellEnd"/>
+      <w:r>
+        <w:rPr>
+          <w:rFonts w:ascii="NikoshBAN" w:hAnsi="NikoshBAN" w:cs="NikoshBAN"/>
+          <w:color w:val="000000" w:themeColor="text1"/>
+        </w:rPr>
+        <w:t>? Offer-</w:t>
+      </w:r>
+      <w:proofErr w:type="spellStart"/>
+      <w:r>
+        <w:rPr>
+          <w:rFonts w:ascii="NikoshBAN" w:hAnsi="NikoshBAN" w:cs="NikoshBAN"/>
+          <w:color w:val="000000" w:themeColor="text1"/>
+        </w:rPr>
+        <w:t>এর</w:t>
+      </w:r>
+      <w:proofErr w:type="spellEnd"/>
+      <w:r>
+        <w:rPr>
+          <w:rFonts w:ascii="NikoshBAN" w:hAnsi="NikoshBAN" w:cs="NikoshBAN"/>
+          <w:color w:val="000000" w:themeColor="text1"/>
+        </w:rPr>
+        <w:t xml:space="preserve"> Total </w:t>
+      </w:r>
+      <w:proofErr w:type="spellStart"/>
+      <w:r>
+        <w:rPr>
+          <w:rFonts w:ascii="NikoshBAN" w:hAnsi="NikoshBAN" w:cs="NikoshBAN"/>
+          <w:color w:val="000000" w:themeColor="text1"/>
+        </w:rPr>
+        <w:t>কীভাবে</w:t>
+      </w:r>
+      <w:proofErr w:type="spellEnd"/>
+      <w:r>
+        <w:rPr>
+          <w:rFonts w:ascii="NikoshBAN" w:hAnsi="NikoshBAN" w:cs="NikoshBAN"/>
+          <w:color w:val="000000" w:themeColor="text1"/>
+        </w:rPr>
+        <w:t xml:space="preserve"> </w:t>
+      </w:r>
+      <w:proofErr w:type="spellStart"/>
+      <w:r>
+        <w:rPr>
+          <w:rFonts w:ascii="NikoshBAN" w:hAnsi="NikoshBAN" w:cs="NikoshBAN"/>
+          <w:color w:val="000000" w:themeColor="text1"/>
+        </w:rPr>
+        <w:t>ধরা</w:t>
+      </w:r>
+      <w:proofErr w:type="spellEnd"/>
+      <w:r>
+        <w:rPr>
+          <w:rFonts w:ascii="NikoshBAN" w:hAnsi="NikoshBAN" w:cs="NikoshBAN"/>
+          <w:color w:val="000000" w:themeColor="text1"/>
+        </w:rPr>
+        <w:t xml:space="preserve"> </w:t>
+      </w:r>
+      <w:proofErr w:type="spellStart"/>
+      <w:r>
+        <w:rPr>
+          <w:rFonts w:ascii="NikoshBAN" w:hAnsi="NikoshBAN" w:cs="NikoshBAN"/>
+          <w:color w:val="000000" w:themeColor="text1"/>
+        </w:rPr>
+        <w:t>হবে</w:t>
+      </w:r>
+      <w:proofErr w:type="spellEnd"/>
+      <w:r>
+        <w:rPr>
+          <w:rFonts w:ascii="NikoshBAN" w:hAnsi="NikoshBAN" w:cs="NikoshBAN"/>
+          <w:color w:val="000000" w:themeColor="text1"/>
+        </w:rPr>
+        <w:t>?</w:t>
       </w:r>
     </w:p>
     <w:p>
@@ -788,12 +3117,21 @@
           <w:color w:val="000000" w:themeColor="text1"/>
         </w:rPr>
       </w:pPr>
-      <w:r>
-        <w:rPr>
-          <w:rFonts w:ascii="NikoshBAN" w:hAnsi="NikoshBAN" w:cs="NikoshBAN"/>
-          <w:color w:val="000000" w:themeColor="text1"/>
-        </w:rPr>
-        <w:t>উত্তর: ______________________________________________</w:t>
+      <w:proofErr w:type="spellStart"/>
+      <w:r>
+        <w:rPr>
+          <w:rFonts w:ascii="NikoshBAN" w:hAnsi="NikoshBAN" w:cs="NikoshBAN"/>
+          <w:color w:val="000000" w:themeColor="text1"/>
+        </w:rPr>
+        <w:t>উত্তর</w:t>
+      </w:r>
+      <w:proofErr w:type="spellEnd"/>
+      <w:r>
+        <w:rPr>
+          <w:rFonts w:ascii="NikoshBAN" w:hAnsi="NikoshBAN" w:cs="NikoshBAN"/>
+          <w:color w:val="000000" w:themeColor="text1"/>
+        </w:rPr>
+        <w:t>: ______________________________________________</w:t>
       </w:r>
     </w:p>
     <w:p>
@@ -811,7 +3149,47 @@
           <w:rFonts w:ascii="NikoshBAN" w:hAnsi="NikoshBAN" w:cs="NikoshBAN"/>
           <w:color w:val="000000" w:themeColor="text1"/>
         </w:rPr>
-        <w:t>8. Broken SFT কে ইনপুট দে</w:t>
+        <w:t xml:space="preserve">8. Broken SFT </w:t>
+      </w:r>
+      <w:proofErr w:type="spellStart"/>
+      <w:r>
+        <w:rPr>
+          <w:rFonts w:ascii="NikoshBAN" w:hAnsi="NikoshBAN" w:cs="NikoshBAN"/>
+          <w:color w:val="000000" w:themeColor="text1"/>
+        </w:rPr>
+        <w:t>কে</w:t>
+      </w:r>
+      <w:proofErr w:type="spellEnd"/>
+      <w:r>
+        <w:rPr>
+          <w:rFonts w:ascii="NikoshBAN" w:hAnsi="NikoshBAN" w:cs="NikoshBAN"/>
+          <w:color w:val="000000" w:themeColor="text1"/>
+        </w:rPr>
+        <w:t xml:space="preserve"> </w:t>
+      </w:r>
+      <w:proofErr w:type="spellStart"/>
+      <w:r>
+        <w:rPr>
+          <w:rFonts w:ascii="NikoshBAN" w:hAnsi="NikoshBAN" w:cs="NikoshBAN"/>
+          <w:color w:val="000000" w:themeColor="text1"/>
+        </w:rPr>
+        <w:t>ইনপুট</w:t>
+      </w:r>
+      <w:proofErr w:type="spellEnd"/>
+      <w:r>
+        <w:rPr>
+          <w:rFonts w:ascii="NikoshBAN" w:hAnsi="NikoshBAN" w:cs="NikoshBAN"/>
+          <w:color w:val="000000" w:themeColor="text1"/>
+        </w:rPr>
+        <w:t xml:space="preserve"> </w:t>
+      </w:r>
+      <w:proofErr w:type="spellStart"/>
+      <w:r>
+        <w:rPr>
+          <w:rFonts w:ascii="NikoshBAN" w:hAnsi="NikoshBAN" w:cs="NikoshBAN"/>
+          <w:color w:val="000000" w:themeColor="text1"/>
+        </w:rPr>
+        <w:t>দে</w:t>
       </w:r>
       <w:r>
         <w:rPr>
@@ -820,12 +3198,133 @@
         </w:rPr>
         <w:t>য়</w:t>
       </w:r>
-      <w:r>
-        <w:rPr>
-          <w:rFonts w:ascii="NikoshBAN" w:hAnsi="NikoshBAN" w:cs="NikoshBAN"/>
-          <w:color w:val="000000" w:themeColor="text1"/>
-        </w:rPr>
-        <w:t xml:space="preserve"> এবং কখন? এটি কি প্রতি purchase-এ হাতে লেখা হ</w:t>
+      <w:proofErr w:type="spellEnd"/>
+      <w:r>
+        <w:rPr>
+          <w:rFonts w:ascii="NikoshBAN" w:hAnsi="NikoshBAN" w:cs="NikoshBAN"/>
+          <w:color w:val="000000" w:themeColor="text1"/>
+        </w:rPr>
+        <w:t xml:space="preserve"> </w:t>
+      </w:r>
+      <w:proofErr w:type="spellStart"/>
+      <w:r>
+        <w:rPr>
+          <w:rFonts w:ascii="NikoshBAN" w:hAnsi="NikoshBAN" w:cs="NikoshBAN"/>
+          <w:color w:val="000000" w:themeColor="text1"/>
+        </w:rPr>
+        <w:t>এবং</w:t>
+      </w:r>
+      <w:proofErr w:type="spellEnd"/>
+      <w:r>
+        <w:rPr>
+          <w:rFonts w:ascii="NikoshBAN" w:hAnsi="NikoshBAN" w:cs="NikoshBAN"/>
+          <w:color w:val="000000" w:themeColor="text1"/>
+        </w:rPr>
+        <w:t xml:space="preserve"> </w:t>
+      </w:r>
+      <w:proofErr w:type="spellStart"/>
+      <w:r>
+        <w:rPr>
+          <w:rFonts w:ascii="NikoshBAN" w:hAnsi="NikoshBAN" w:cs="NikoshBAN"/>
+          <w:color w:val="000000" w:themeColor="text1"/>
+        </w:rPr>
+        <w:t>কখন</w:t>
+      </w:r>
+      <w:proofErr w:type="spellEnd"/>
+      <w:r>
+        <w:rPr>
+          <w:rFonts w:ascii="NikoshBAN" w:hAnsi="NikoshBAN" w:cs="NikoshBAN"/>
+          <w:color w:val="000000" w:themeColor="text1"/>
+        </w:rPr>
+        <w:t xml:space="preserve">? </w:t>
+      </w:r>
+      <w:proofErr w:type="spellStart"/>
+      <w:r>
+        <w:rPr>
+          <w:rFonts w:ascii="NikoshBAN" w:hAnsi="NikoshBAN" w:cs="NikoshBAN"/>
+          <w:color w:val="000000" w:themeColor="text1"/>
+        </w:rPr>
+        <w:t>এটি</w:t>
+      </w:r>
+      <w:proofErr w:type="spellEnd"/>
+      <w:r>
+        <w:rPr>
+          <w:rFonts w:ascii="NikoshBAN" w:hAnsi="NikoshBAN" w:cs="NikoshBAN"/>
+          <w:color w:val="000000" w:themeColor="text1"/>
+        </w:rPr>
+        <w:t xml:space="preserve"> </w:t>
+      </w:r>
+      <w:proofErr w:type="spellStart"/>
+      <w:r>
+        <w:rPr>
+          <w:rFonts w:ascii="NikoshBAN" w:hAnsi="NikoshBAN" w:cs="NikoshBAN"/>
+          <w:color w:val="000000" w:themeColor="text1"/>
+        </w:rPr>
+        <w:t>কি</w:t>
+      </w:r>
+      <w:proofErr w:type="spellEnd"/>
+      <w:r>
+        <w:rPr>
+          <w:rFonts w:ascii="NikoshBAN" w:hAnsi="NikoshBAN" w:cs="NikoshBAN"/>
+          <w:color w:val="000000" w:themeColor="text1"/>
+        </w:rPr>
+        <w:t xml:space="preserve"> </w:t>
+      </w:r>
+      <w:proofErr w:type="spellStart"/>
+      <w:r>
+        <w:rPr>
+          <w:rFonts w:ascii="NikoshBAN" w:hAnsi="NikoshBAN" w:cs="NikoshBAN"/>
+          <w:color w:val="000000" w:themeColor="text1"/>
+        </w:rPr>
+        <w:t>প্রতি</w:t>
+      </w:r>
+      <w:proofErr w:type="spellEnd"/>
+      <w:r>
+        <w:rPr>
+          <w:rFonts w:ascii="NikoshBAN" w:hAnsi="NikoshBAN" w:cs="NikoshBAN"/>
+          <w:color w:val="000000" w:themeColor="text1"/>
+        </w:rPr>
+        <w:t xml:space="preserve"> purchase-এ </w:t>
+      </w:r>
+      <w:proofErr w:type="spellStart"/>
+      <w:r>
+        <w:rPr>
+          <w:rFonts w:ascii="NikoshBAN" w:hAnsi="NikoshBAN" w:cs="NikoshBAN"/>
+          <w:color w:val="000000" w:themeColor="text1"/>
+        </w:rPr>
+        <w:t>হাতে</w:t>
+      </w:r>
+      <w:proofErr w:type="spellEnd"/>
+      <w:r>
+        <w:rPr>
+          <w:rFonts w:ascii="NikoshBAN" w:hAnsi="NikoshBAN" w:cs="NikoshBAN"/>
+          <w:color w:val="000000" w:themeColor="text1"/>
+        </w:rPr>
+        <w:t xml:space="preserve"> </w:t>
+      </w:r>
+      <w:proofErr w:type="spellStart"/>
+      <w:r>
+        <w:rPr>
+          <w:rFonts w:ascii="NikoshBAN" w:hAnsi="NikoshBAN" w:cs="NikoshBAN"/>
+          <w:color w:val="000000" w:themeColor="text1"/>
+        </w:rPr>
+        <w:t>লেখা</w:t>
+      </w:r>
+      <w:proofErr w:type="spellEnd"/>
+      <w:r>
+        <w:rPr>
+          <w:rFonts w:ascii="NikoshBAN" w:hAnsi="NikoshBAN" w:cs="NikoshBAN"/>
+          <w:color w:val="000000" w:themeColor="text1"/>
+        </w:rPr>
+        <w:t xml:space="preserve"> </w:t>
+      </w:r>
+      <w:proofErr w:type="spellStart"/>
+      <w:r>
+        <w:rPr>
+          <w:rFonts w:ascii="NikoshBAN" w:hAnsi="NikoshBAN" w:cs="NikoshBAN"/>
+          <w:color w:val="000000" w:themeColor="text1"/>
+        </w:rPr>
+        <w:t>হ</w:t>
       </w:r>
       <w:r>
         <w:rPr>
@@ -834,6 +3333,7 @@
         </w:rPr>
         <w:t>য়</w:t>
       </w:r>
+      <w:proofErr w:type="spellEnd"/>
       <w:r>
         <w:rPr>
           <w:rFonts w:ascii="NikoshBAN" w:hAnsi="NikoshBAN" w:cs="NikoshBAN"/>
@@ -851,12 +3351,69 @@
           <w:color w:val="000000" w:themeColor="text1"/>
         </w:rPr>
       </w:pPr>
-      <w:r>
-        <w:rPr>
-          <w:rFonts w:ascii="NikoshBAN" w:hAnsi="NikoshBAN" w:cs="NikoshBAN"/>
-          <w:color w:val="000000" w:themeColor="text1"/>
-        </w:rPr>
-        <w:t>উত্তর: ______________________________________________</w:t>
+      <w:proofErr w:type="spellStart"/>
+      <w:r>
+        <w:rPr>
+          <w:rFonts w:ascii="NikoshBAN" w:hAnsi="NikoshBAN" w:cs="NikoshBAN"/>
+          <w:color w:val="000000" w:themeColor="text1"/>
+        </w:rPr>
+        <w:t>উত্তর</w:t>
+      </w:r>
+      <w:proofErr w:type="spellEnd"/>
+      <w:r>
+        <w:rPr>
+          <w:rFonts w:ascii="NikoshBAN" w:hAnsi="NikoshBAN" w:cs="NikoshBAN"/>
+          <w:color w:val="000000" w:themeColor="text1"/>
+        </w:rPr>
+        <w:t xml:space="preserve">: </w:t>
+      </w:r>
+      <w:proofErr w:type="spellStart"/>
+      <w:r>
+        <w:rPr>
+          <w:rFonts w:ascii="NikoshBAN" w:hAnsi="NikoshBAN" w:cs="NikoshBAN"/>
+          <w:color w:val="000000" w:themeColor="text1"/>
+        </w:rPr>
+        <w:t>নির্দ্দিষ্ট</w:t>
+      </w:r>
+      <w:proofErr w:type="spellEnd"/>
+      <w:r>
+        <w:rPr>
+          <w:rFonts w:ascii="NikoshBAN" w:hAnsi="NikoshBAN" w:cs="NikoshBAN"/>
+          <w:color w:val="000000" w:themeColor="text1"/>
+        </w:rPr>
+        <w:t xml:space="preserve"> </w:t>
+      </w:r>
+      <w:proofErr w:type="spellStart"/>
+      <w:r>
+        <w:rPr>
+          <w:rFonts w:ascii="NikoshBAN" w:hAnsi="NikoshBAN" w:cs="NikoshBAN"/>
+          <w:color w:val="000000" w:themeColor="text1"/>
+        </w:rPr>
+        <w:t>হার</w:t>
+      </w:r>
+      <w:proofErr w:type="spellEnd"/>
+      <w:r>
+        <w:rPr>
+          <w:rFonts w:ascii="NikoshBAN" w:hAnsi="NikoshBAN" w:cs="NikoshBAN"/>
+          <w:color w:val="000000" w:themeColor="text1"/>
+        </w:rPr>
+        <w:t xml:space="preserve"> (%) </w:t>
+      </w:r>
+      <w:proofErr w:type="spellStart"/>
+      <w:r>
+        <w:rPr>
+          <w:rFonts w:ascii="NikoshBAN" w:hAnsi="NikoshBAN" w:cs="NikoshBAN"/>
+          <w:color w:val="000000" w:themeColor="text1"/>
+        </w:rPr>
+        <w:t>থাকবে</w:t>
+      </w:r>
+      <w:proofErr w:type="spellEnd"/>
+      <w:r>
+        <w:rPr>
+          <w:rFonts w:ascii="NikoshBAN" w:hAnsi="NikoshBAN" w:cs="NikoshBAN"/>
+          <w:color w:val="000000" w:themeColor="text1"/>
+        </w:rPr>
+        <w:t xml:space="preserve">। </w:t>
       </w:r>
     </w:p>
     <w:p>
@@ -880,8 +3437,45 @@
           <w:sz w:val="26"/>
           <w:szCs w:val="26"/>
         </w:rPr>
-        <w:t>৩। Settings: ক্যালেন্ডার ও টার্গেট</w:t>
-      </w:r>
+        <w:t xml:space="preserve">৩। Settings: </w:t>
+      </w:r>
+      <w:proofErr w:type="spellStart"/>
+      <w:r>
+        <w:rPr>
+          <w:rFonts w:ascii="NikoshBAN" w:hAnsi="NikoshBAN" w:cs="NikoshBAN"/>
+          <w:b/>
+          <w:bCs/>
+          <w:color w:val="000000" w:themeColor="text1"/>
+          <w:sz w:val="26"/>
+          <w:szCs w:val="26"/>
+        </w:rPr>
+        <w:t>ক্যালেন্ডার</w:t>
+      </w:r>
+      <w:proofErr w:type="spellEnd"/>
+      <w:r>
+        <w:rPr>
+          <w:rFonts w:ascii="NikoshBAN" w:hAnsi="NikoshBAN" w:cs="NikoshBAN"/>
+          <w:b/>
+          <w:bCs/>
+          <w:color w:val="000000" w:themeColor="text1"/>
+          <w:sz w:val="26"/>
+          <w:szCs w:val="26"/>
+        </w:rPr>
+        <w:t xml:space="preserve"> ও </w:t>
+      </w:r>
+      <w:proofErr w:type="spellStart"/>
+      <w:r>
+        <w:rPr>
+          <w:rFonts w:ascii="NikoshBAN" w:hAnsi="NikoshBAN" w:cs="NikoshBAN"/>
+          <w:b/>
+          <w:bCs/>
+          <w:color w:val="000000" w:themeColor="text1"/>
+          <w:sz w:val="26"/>
+          <w:szCs w:val="26"/>
+        </w:rPr>
+        <w:t>টার্গেট</w:t>
+      </w:r>
+      <w:proofErr w:type="spellEnd"/>
     </w:p>
     <w:p>
       <w:pPr>
@@ -898,7 +3492,47 @@
           <w:rFonts w:ascii="NikoshBAN" w:hAnsi="NikoshBAN" w:cs="NikoshBAN"/>
           <w:color w:val="000000" w:themeColor="text1"/>
         </w:rPr>
-        <w:t>9. প্রতিটি কোম্পানির কো</w:t>
+        <w:t xml:space="preserve">9. </w:t>
+      </w:r>
+      <w:proofErr w:type="spellStart"/>
+      <w:r>
+        <w:rPr>
+          <w:rFonts w:ascii="NikoshBAN" w:hAnsi="NikoshBAN" w:cs="NikoshBAN"/>
+          <w:color w:val="000000" w:themeColor="text1"/>
+        </w:rPr>
+        <w:t>প্রতিটি</w:t>
+      </w:r>
+      <w:proofErr w:type="spellEnd"/>
+      <w:r>
+        <w:rPr>
+          <w:rFonts w:ascii="NikoshBAN" w:hAnsi="NikoshBAN" w:cs="NikoshBAN"/>
+          <w:color w:val="000000" w:themeColor="text1"/>
+        </w:rPr>
+        <w:t xml:space="preserve"> </w:t>
+      </w:r>
+      <w:proofErr w:type="spellStart"/>
+      <w:r>
+        <w:rPr>
+          <w:rFonts w:ascii="NikoshBAN" w:hAnsi="NikoshBAN" w:cs="NikoshBAN"/>
+          <w:color w:val="000000" w:themeColor="text1"/>
+        </w:rPr>
+        <w:t>কোম্পানির</w:t>
+      </w:r>
+      <w:proofErr w:type="spellEnd"/>
+      <w:r>
+        <w:rPr>
+          <w:rFonts w:ascii="NikoshBAN" w:hAnsi="NikoshBAN" w:cs="NikoshBAN"/>
+          <w:color w:val="000000" w:themeColor="text1"/>
+        </w:rPr>
+        <w:t xml:space="preserve"> </w:t>
+      </w:r>
+      <w:proofErr w:type="spellStart"/>
+      <w:r>
+        <w:rPr>
+          <w:rFonts w:ascii="NikoshBAN" w:hAnsi="NikoshBAN" w:cs="NikoshBAN"/>
+          <w:color w:val="000000" w:themeColor="text1"/>
+        </w:rPr>
+        <w:t>কো</w:t>
       </w:r>
       <w:r>
         <w:rPr>
@@ -912,7 +3546,87 @@
           <w:rFonts w:ascii="NikoshBAN" w:hAnsi="NikoshBAN" w:cs="NikoshBAN"/>
           <w:color w:val="000000" w:themeColor="text1"/>
         </w:rPr>
-        <w:t>র্টার কোন মাস থেকে শুরু হ</w:t>
+        <w:t>র্টার</w:t>
+      </w:r>
+      <w:proofErr w:type="spellEnd"/>
+      <w:r>
+        <w:rPr>
+          <w:rFonts w:ascii="NikoshBAN" w:hAnsi="NikoshBAN" w:cs="NikoshBAN"/>
+          <w:color w:val="000000" w:themeColor="text1"/>
+        </w:rPr>
+        <w:t xml:space="preserve"> </w:t>
+      </w:r>
+      <w:proofErr w:type="spellStart"/>
+      <w:r>
+        <w:rPr>
+          <w:rFonts w:ascii="NikoshBAN" w:hAnsi="NikoshBAN" w:cs="NikoshBAN"/>
+          <w:color w:val="000000" w:themeColor="text1"/>
+        </w:rPr>
+        <w:t>কোন</w:t>
+      </w:r>
+      <w:proofErr w:type="spellEnd"/>
+      <w:r>
+        <w:rPr>
+          <w:rFonts w:ascii="NikoshBAN" w:hAnsi="NikoshBAN" w:cs="NikoshBAN"/>
+          <w:color w:val="000000" w:themeColor="text1"/>
+        </w:rPr>
+        <w:t xml:space="preserve"> </w:t>
+      </w:r>
+      <w:proofErr w:type="spellStart"/>
+      <w:r>
+        <w:rPr>
+          <w:rFonts w:ascii="NikoshBAN" w:hAnsi="NikoshBAN" w:cs="NikoshBAN"/>
+          <w:color w:val="000000" w:themeColor="text1"/>
+        </w:rPr>
+        <w:t>মাস</w:t>
+      </w:r>
+      <w:proofErr w:type="spellEnd"/>
+      <w:r>
+        <w:rPr>
+          <w:rFonts w:ascii="NikoshBAN" w:hAnsi="NikoshBAN" w:cs="NikoshBAN"/>
+          <w:color w:val="000000" w:themeColor="text1"/>
+        </w:rPr>
+        <w:t xml:space="preserve"> </w:t>
+      </w:r>
+      <w:proofErr w:type="spellStart"/>
+      <w:r>
+        <w:rPr>
+          <w:rFonts w:ascii="NikoshBAN" w:hAnsi="NikoshBAN" w:cs="NikoshBAN"/>
+          <w:color w:val="000000" w:themeColor="text1"/>
+        </w:rPr>
+        <w:t>থেকে</w:t>
+      </w:r>
+      <w:proofErr w:type="spellEnd"/>
+      <w:r>
+        <w:rPr>
+          <w:rFonts w:ascii="NikoshBAN" w:hAnsi="NikoshBAN" w:cs="NikoshBAN"/>
+          <w:color w:val="000000" w:themeColor="text1"/>
+        </w:rPr>
+        <w:t xml:space="preserve"> </w:t>
+      </w:r>
+      <w:proofErr w:type="spellStart"/>
+      <w:r>
+        <w:rPr>
+          <w:rFonts w:ascii="NikoshBAN" w:hAnsi="NikoshBAN" w:cs="NikoshBAN"/>
+          <w:color w:val="000000" w:themeColor="text1"/>
+        </w:rPr>
+        <w:t>শুরু</w:t>
+      </w:r>
+      <w:proofErr w:type="spellEnd"/>
+      <w:r>
+        <w:rPr>
+          <w:rFonts w:ascii="NikoshBAN" w:hAnsi="NikoshBAN" w:cs="NikoshBAN"/>
+          <w:color w:val="000000" w:themeColor="text1"/>
+        </w:rPr>
+        <w:t xml:space="preserve"> </w:t>
+      </w:r>
+      <w:proofErr w:type="spellStart"/>
+      <w:r>
+        <w:rPr>
+          <w:rFonts w:ascii="NikoshBAN" w:hAnsi="NikoshBAN" w:cs="NikoshBAN"/>
+          <w:color w:val="000000" w:themeColor="text1"/>
+        </w:rPr>
+        <w:t>হ</w:t>
       </w:r>
       <w:r>
         <w:rPr>
@@ -921,12 +3635,85 @@
         </w:rPr>
         <w:t>য়</w:t>
       </w:r>
-      <w:r>
-        <w:rPr>
-          <w:rFonts w:ascii="NikoshBAN" w:hAnsi="NikoshBAN" w:cs="NikoshBAN"/>
-          <w:color w:val="000000" w:themeColor="text1"/>
-        </w:rPr>
-        <w:t>? (যেমন কোম্পানি A: জুলাই = Q1, কোম্পানি B: জানু</w:t>
+      <w:proofErr w:type="spellEnd"/>
+      <w:r>
+        <w:rPr>
+          <w:rFonts w:ascii="NikoshBAN" w:hAnsi="NikoshBAN" w:cs="NikoshBAN"/>
+          <w:color w:val="000000" w:themeColor="text1"/>
+        </w:rPr>
+        <w:t>? (</w:t>
+      </w:r>
+      <w:proofErr w:type="spellStart"/>
+      <w:r>
+        <w:rPr>
+          <w:rFonts w:ascii="NikoshBAN" w:hAnsi="NikoshBAN" w:cs="NikoshBAN"/>
+          <w:color w:val="000000" w:themeColor="text1"/>
+        </w:rPr>
+        <w:t>যেমন</w:t>
+      </w:r>
+      <w:proofErr w:type="spellEnd"/>
+      <w:r>
+        <w:rPr>
+          <w:rFonts w:ascii="NikoshBAN" w:hAnsi="NikoshBAN" w:cs="NikoshBAN"/>
+          <w:color w:val="000000" w:themeColor="text1"/>
+        </w:rPr>
+        <w:t xml:space="preserve"> </w:t>
+      </w:r>
+      <w:proofErr w:type="spellStart"/>
+      <w:r>
+        <w:rPr>
+          <w:rFonts w:ascii="NikoshBAN" w:hAnsi="NikoshBAN" w:cs="NikoshBAN"/>
+          <w:color w:val="000000" w:themeColor="text1"/>
+        </w:rPr>
+        <w:t>কোম্পানি</w:t>
+      </w:r>
+      <w:proofErr w:type="spellEnd"/>
+      <w:r>
+        <w:rPr>
+          <w:rFonts w:ascii="NikoshBAN" w:hAnsi="NikoshBAN" w:cs="NikoshBAN"/>
+          <w:color w:val="000000" w:themeColor="text1"/>
+        </w:rPr>
+        <w:t xml:space="preserve"> A: </w:t>
+      </w:r>
+      <w:proofErr w:type="spellStart"/>
+      <w:r>
+        <w:rPr>
+          <w:rFonts w:ascii="NikoshBAN" w:hAnsi="NikoshBAN" w:cs="NikoshBAN"/>
+          <w:color w:val="000000" w:themeColor="text1"/>
+        </w:rPr>
+        <w:t>জুলাই</w:t>
+      </w:r>
+      <w:proofErr w:type="spellEnd"/>
+      <w:r>
+        <w:rPr>
+          <w:rFonts w:ascii="NikoshBAN" w:hAnsi="NikoshBAN" w:cs="NikoshBAN"/>
+          <w:color w:val="000000" w:themeColor="text1"/>
+        </w:rPr>
+        <w:t xml:space="preserve"> = Q1, </w:t>
+      </w:r>
+      <w:proofErr w:type="spellStart"/>
+      <w:r>
+        <w:rPr>
+          <w:rFonts w:ascii="NikoshBAN" w:hAnsi="NikoshBAN" w:cs="NikoshBAN"/>
+          <w:color w:val="000000" w:themeColor="text1"/>
+        </w:rPr>
+        <w:t>কোম্পানি</w:t>
+      </w:r>
+      <w:proofErr w:type="spellEnd"/>
+      <w:r>
+        <w:rPr>
+          <w:rFonts w:ascii="NikoshBAN" w:hAnsi="NikoshBAN" w:cs="NikoshBAN"/>
+          <w:color w:val="000000" w:themeColor="text1"/>
+        </w:rPr>
+        <w:t xml:space="preserve"> B: </w:t>
+      </w:r>
+      <w:proofErr w:type="spellStart"/>
+      <w:r>
+        <w:rPr>
+          <w:rFonts w:ascii="NikoshBAN" w:hAnsi="NikoshBAN" w:cs="NikoshBAN"/>
+          <w:color w:val="000000" w:themeColor="text1"/>
+        </w:rPr>
+        <w:t>জানু</w:t>
       </w:r>
       <w:r>
         <w:rPr>
@@ -940,7 +3727,143 @@
           <w:rFonts w:ascii="NikoshBAN" w:hAnsi="NikoshBAN" w:cs="NikoshBAN"/>
           <w:color w:val="000000" w:themeColor="text1"/>
         </w:rPr>
-        <w:t>রি = Q1)। কোনো কোম্পানি মাঝপথে শুরুর মাস বদলাতে পারে কি?</w:t>
+        <w:t>রি</w:t>
+      </w:r>
+      <w:proofErr w:type="spellEnd"/>
+      <w:r>
+        <w:rPr>
+          <w:rFonts w:ascii="NikoshBAN" w:hAnsi="NikoshBAN" w:cs="NikoshBAN"/>
+          <w:color w:val="000000" w:themeColor="text1"/>
+        </w:rPr>
+        <w:t xml:space="preserve"> = Q1)। </w:t>
+      </w:r>
+      <w:proofErr w:type="spellStart"/>
+      <w:r>
+        <w:rPr>
+          <w:rFonts w:ascii="NikoshBAN" w:hAnsi="NikoshBAN" w:cs="NikoshBAN"/>
+          <w:color w:val="000000" w:themeColor="text1"/>
+        </w:rPr>
+        <w:t>কোনো</w:t>
+      </w:r>
+      <w:proofErr w:type="spellEnd"/>
+      <w:r>
+        <w:rPr>
+          <w:rFonts w:ascii="NikoshBAN" w:hAnsi="NikoshBAN" w:cs="NikoshBAN"/>
+          <w:color w:val="000000" w:themeColor="text1"/>
+        </w:rPr>
+        <w:t xml:space="preserve"> </w:t>
+      </w:r>
+      <w:proofErr w:type="spellStart"/>
+      <w:r>
+        <w:rPr>
+          <w:rFonts w:ascii="NikoshBAN" w:hAnsi="NikoshBAN" w:cs="NikoshBAN"/>
+          <w:color w:val="000000" w:themeColor="text1"/>
+        </w:rPr>
+        <w:t>কোম্পানি</w:t>
+      </w:r>
+      <w:proofErr w:type="spellEnd"/>
+      <w:r>
+        <w:rPr>
+          <w:rFonts w:ascii="NikoshBAN" w:hAnsi="NikoshBAN" w:cs="NikoshBAN"/>
+          <w:color w:val="000000" w:themeColor="text1"/>
+        </w:rPr>
+        <w:t xml:space="preserve"> </w:t>
+      </w:r>
+      <w:proofErr w:type="spellStart"/>
+      <w:r>
+        <w:rPr>
+          <w:rFonts w:ascii="NikoshBAN" w:hAnsi="NikoshBAN" w:cs="NikoshBAN"/>
+          <w:color w:val="000000" w:themeColor="text1"/>
+        </w:rPr>
+        <w:t>মাঝপথে</w:t>
+      </w:r>
+      <w:proofErr w:type="spellEnd"/>
+      <w:r>
+        <w:rPr>
+          <w:rFonts w:ascii="NikoshBAN" w:hAnsi="NikoshBAN" w:cs="NikoshBAN"/>
+          <w:color w:val="000000" w:themeColor="text1"/>
+        </w:rPr>
+        <w:t xml:space="preserve"> </w:t>
+      </w:r>
+      <w:proofErr w:type="spellStart"/>
+      <w:r>
+        <w:rPr>
+          <w:rFonts w:ascii="NikoshBAN" w:hAnsi="NikoshBAN" w:cs="NikoshBAN"/>
+          <w:color w:val="000000" w:themeColor="text1"/>
+        </w:rPr>
+        <w:t>শুরুর</w:t>
+      </w:r>
+      <w:proofErr w:type="spellEnd"/>
+      <w:r>
+        <w:rPr>
+          <w:rFonts w:ascii="NikoshBAN" w:hAnsi="NikoshBAN" w:cs="NikoshBAN"/>
+          <w:color w:val="000000" w:themeColor="text1"/>
+        </w:rPr>
+        <w:t xml:space="preserve"> </w:t>
+      </w:r>
+      <w:proofErr w:type="spellStart"/>
+      <w:r>
+        <w:rPr>
+          <w:rFonts w:ascii="NikoshBAN" w:hAnsi="NikoshBAN" w:cs="NikoshBAN"/>
+          <w:color w:val="000000" w:themeColor="text1"/>
+        </w:rPr>
+        <w:t>মাস</w:t>
+      </w:r>
+      <w:proofErr w:type="spellEnd"/>
+      <w:r>
+        <w:rPr>
+          <w:rFonts w:ascii="NikoshBAN" w:hAnsi="NikoshBAN" w:cs="NikoshBAN"/>
+          <w:color w:val="000000" w:themeColor="text1"/>
+        </w:rPr>
+        <w:t xml:space="preserve"> </w:t>
+      </w:r>
+      <w:proofErr w:type="spellStart"/>
+      <w:r>
+        <w:rPr>
+          <w:rFonts w:ascii="NikoshBAN" w:hAnsi="NikoshBAN" w:cs="NikoshBAN"/>
+          <w:color w:val="000000" w:themeColor="text1"/>
+        </w:rPr>
+        <w:t>বদলাতে</w:t>
+      </w:r>
+      <w:proofErr w:type="spellEnd"/>
+      <w:r>
+        <w:rPr>
+          <w:rFonts w:ascii="NikoshBAN" w:hAnsi="NikoshBAN" w:cs="NikoshBAN"/>
+          <w:color w:val="000000" w:themeColor="text1"/>
+        </w:rPr>
+        <w:t xml:space="preserve"> </w:t>
+      </w:r>
+      <w:proofErr w:type="spellStart"/>
+      <w:r>
+        <w:rPr>
+          <w:rFonts w:ascii="NikoshBAN" w:hAnsi="NikoshBAN" w:cs="NikoshBAN"/>
+          <w:color w:val="000000" w:themeColor="text1"/>
+        </w:rPr>
+        <w:t>পারে</w:t>
+      </w:r>
+      <w:proofErr w:type="spellEnd"/>
+      <w:r>
+        <w:rPr>
+          <w:rFonts w:ascii="NikoshBAN" w:hAnsi="NikoshBAN" w:cs="NikoshBAN"/>
+          <w:color w:val="000000" w:themeColor="text1"/>
+        </w:rPr>
+        <w:t xml:space="preserve"> </w:t>
+      </w:r>
+      <w:proofErr w:type="spellStart"/>
+      <w:r>
+        <w:rPr>
+          <w:rFonts w:ascii="NikoshBAN" w:hAnsi="NikoshBAN" w:cs="NikoshBAN"/>
+          <w:color w:val="000000" w:themeColor="text1"/>
+        </w:rPr>
+        <w:t>কি</w:t>
+      </w:r>
+      <w:proofErr w:type="spellEnd"/>
+      <w:r>
+        <w:rPr>
+          <w:rFonts w:ascii="NikoshBAN" w:hAnsi="NikoshBAN" w:cs="NikoshBAN"/>
+          <w:color w:val="000000" w:themeColor="text1"/>
+        </w:rPr>
+        <w:t>?</w:t>
       </w:r>
     </w:p>
     <w:p>
@@ -952,12 +3875,319 @@
           <w:color w:val="000000" w:themeColor="text1"/>
         </w:rPr>
       </w:pPr>
-      <w:r>
-        <w:rPr>
-          <w:rFonts w:ascii="NikoshBAN" w:hAnsi="NikoshBAN" w:cs="NikoshBAN"/>
-          <w:color w:val="000000" w:themeColor="text1"/>
-        </w:rPr>
-        <w:t>উত্তর: ______________________________________________</w:t>
+      <w:proofErr w:type="spellStart"/>
+      <w:r>
+        <w:rPr>
+          <w:rFonts w:ascii="NikoshBAN" w:hAnsi="NikoshBAN" w:cs="NikoshBAN"/>
+          <w:color w:val="000000" w:themeColor="text1"/>
+        </w:rPr>
+        <w:t>উত্তর</w:t>
+      </w:r>
+      <w:proofErr w:type="spellEnd"/>
+      <w:r>
+        <w:rPr>
+          <w:rFonts w:ascii="NikoshBAN" w:hAnsi="NikoshBAN" w:cs="NikoshBAN"/>
+          <w:color w:val="000000" w:themeColor="text1"/>
+        </w:rPr>
+        <w:t xml:space="preserve">: </w:t>
+      </w:r>
+      <w:proofErr w:type="spellStart"/>
+      <w:r>
+        <w:rPr>
+          <w:rFonts w:ascii="NikoshBAN" w:hAnsi="NikoshBAN" w:cs="NikoshBAN"/>
+          <w:color w:val="000000" w:themeColor="text1"/>
+        </w:rPr>
+        <w:t>প্রতিটি</w:t>
+      </w:r>
+      <w:proofErr w:type="spellEnd"/>
+      <w:r>
+        <w:rPr>
+          <w:rFonts w:ascii="NikoshBAN" w:hAnsi="NikoshBAN" w:cs="NikoshBAN"/>
+          <w:color w:val="000000" w:themeColor="text1"/>
+        </w:rPr>
+        <w:t xml:space="preserve"> </w:t>
+      </w:r>
+      <w:proofErr w:type="spellStart"/>
+      <w:r>
+        <w:rPr>
+          <w:rFonts w:ascii="NikoshBAN" w:hAnsi="NikoshBAN" w:cs="NikoshBAN"/>
+          <w:color w:val="000000" w:themeColor="text1"/>
+        </w:rPr>
+        <w:t>কোম্পানীর</w:t>
+      </w:r>
+      <w:proofErr w:type="spellEnd"/>
+      <w:r>
+        <w:rPr>
+          <w:rFonts w:ascii="NikoshBAN" w:hAnsi="NikoshBAN" w:cs="NikoshBAN"/>
+          <w:color w:val="000000" w:themeColor="text1"/>
+        </w:rPr>
+        <w:t xml:space="preserve"> </w:t>
+      </w:r>
+      <w:proofErr w:type="spellStart"/>
+      <w:r>
+        <w:rPr>
+          <w:rFonts w:ascii="NikoshBAN" w:hAnsi="NikoshBAN" w:cs="NikoshBAN"/>
+          <w:color w:val="000000" w:themeColor="text1"/>
+        </w:rPr>
+        <w:t>জন্য</w:t>
+      </w:r>
+      <w:proofErr w:type="spellEnd"/>
+      <w:r>
+        <w:rPr>
+          <w:rFonts w:ascii="NikoshBAN" w:hAnsi="NikoshBAN" w:cs="NikoshBAN"/>
+          <w:color w:val="000000" w:themeColor="text1"/>
+        </w:rPr>
+        <w:t xml:space="preserve"> </w:t>
+      </w:r>
+      <w:proofErr w:type="spellStart"/>
+      <w:r>
+        <w:rPr>
+          <w:rFonts w:ascii="NikoshBAN" w:hAnsi="NikoshBAN" w:cs="NikoshBAN"/>
+          <w:color w:val="000000" w:themeColor="text1"/>
+        </w:rPr>
+        <w:t>আলাদা</w:t>
+      </w:r>
+      <w:proofErr w:type="spellEnd"/>
+      <w:r>
+        <w:rPr>
+          <w:rFonts w:ascii="NikoshBAN" w:hAnsi="NikoshBAN" w:cs="NikoshBAN"/>
+          <w:color w:val="000000" w:themeColor="text1"/>
+        </w:rPr>
+        <w:t xml:space="preserve"> </w:t>
+      </w:r>
+      <w:proofErr w:type="spellStart"/>
+      <w:r>
+        <w:rPr>
+          <w:rFonts w:ascii="NikoshBAN" w:hAnsi="NikoshBAN" w:cs="NikoshBAN"/>
+          <w:color w:val="000000" w:themeColor="text1"/>
+        </w:rPr>
+        <w:t>আলাদা</w:t>
+      </w:r>
+      <w:proofErr w:type="spellEnd"/>
+      <w:r>
+        <w:rPr>
+          <w:rFonts w:ascii="NikoshBAN" w:hAnsi="NikoshBAN" w:cs="NikoshBAN"/>
+          <w:color w:val="000000" w:themeColor="text1"/>
+        </w:rPr>
+        <w:t xml:space="preserve"> </w:t>
+      </w:r>
+      <w:proofErr w:type="spellStart"/>
+      <w:r>
+        <w:rPr>
+          <w:rFonts w:ascii="NikoshBAN" w:hAnsi="NikoshBAN" w:cs="NikoshBAN"/>
+          <w:color w:val="000000" w:themeColor="text1"/>
+        </w:rPr>
+        <w:t>হতে</w:t>
+      </w:r>
+      <w:proofErr w:type="spellEnd"/>
+      <w:r>
+        <w:rPr>
+          <w:rFonts w:ascii="NikoshBAN" w:hAnsi="NikoshBAN" w:cs="NikoshBAN"/>
+          <w:color w:val="000000" w:themeColor="text1"/>
+        </w:rPr>
+        <w:t xml:space="preserve"> </w:t>
+      </w:r>
+      <w:proofErr w:type="spellStart"/>
+      <w:r>
+        <w:rPr>
+          <w:rFonts w:ascii="NikoshBAN" w:hAnsi="NikoshBAN" w:cs="NikoshBAN"/>
+          <w:color w:val="000000" w:themeColor="text1"/>
+        </w:rPr>
+        <w:t>পারে</w:t>
+      </w:r>
+      <w:proofErr w:type="spellEnd"/>
+      <w:r>
+        <w:rPr>
+          <w:rFonts w:ascii="NikoshBAN" w:hAnsi="NikoshBAN" w:cs="NikoshBAN"/>
+          <w:color w:val="000000" w:themeColor="text1"/>
+        </w:rPr>
+        <w:t xml:space="preserve">, </w:t>
+      </w:r>
+      <w:proofErr w:type="spellStart"/>
+      <w:r>
+        <w:rPr>
+          <w:rFonts w:ascii="NikoshBAN" w:hAnsi="NikoshBAN" w:cs="NikoshBAN"/>
+          <w:color w:val="000000" w:themeColor="text1"/>
+        </w:rPr>
+        <w:t>যেমন</w:t>
+      </w:r>
+      <w:proofErr w:type="spellEnd"/>
+      <w:r>
+        <w:rPr>
+          <w:rFonts w:ascii="NikoshBAN" w:hAnsi="NikoshBAN" w:cs="NikoshBAN"/>
+          <w:color w:val="000000" w:themeColor="text1"/>
+        </w:rPr>
+        <w:t xml:space="preserve">: </w:t>
+      </w:r>
+      <w:r>
+        <w:rPr>
+          <w:rFonts w:ascii="NikoshBAN" w:hAnsi="NikoshBAN" w:cs="NikoshBAN"/>
+          <w:color w:val="000000" w:themeColor="text1"/>
+        </w:rPr>
+        <w:t xml:space="preserve">A: </w:t>
+      </w:r>
+      <w:proofErr w:type="spellStart"/>
+      <w:r>
+        <w:rPr>
+          <w:rFonts w:ascii="NikoshBAN" w:hAnsi="NikoshBAN" w:cs="NikoshBAN"/>
+          <w:color w:val="000000" w:themeColor="text1"/>
+        </w:rPr>
+        <w:t>জুলাই</w:t>
+      </w:r>
+      <w:proofErr w:type="spellEnd"/>
+      <w:r>
+        <w:rPr>
+          <w:rFonts w:ascii="NikoshBAN" w:hAnsi="NikoshBAN" w:cs="NikoshBAN"/>
+          <w:color w:val="000000" w:themeColor="text1"/>
+        </w:rPr>
+        <w:t xml:space="preserve"> = Q1, </w:t>
+      </w:r>
+      <w:proofErr w:type="spellStart"/>
+      <w:r>
+        <w:rPr>
+          <w:rFonts w:ascii="NikoshBAN" w:hAnsi="NikoshBAN" w:cs="NikoshBAN"/>
+          <w:color w:val="000000" w:themeColor="text1"/>
+        </w:rPr>
+        <w:t>কোম্পানি</w:t>
+      </w:r>
+      <w:proofErr w:type="spellEnd"/>
+      <w:r>
+        <w:rPr>
+          <w:rFonts w:ascii="NikoshBAN" w:hAnsi="NikoshBAN" w:cs="NikoshBAN"/>
+          <w:color w:val="000000" w:themeColor="text1"/>
+        </w:rPr>
+        <w:t xml:space="preserve"> B: </w:t>
+      </w:r>
+      <w:proofErr w:type="spellStart"/>
+      <w:r>
+        <w:rPr>
+          <w:rFonts w:ascii="NikoshBAN" w:hAnsi="NikoshBAN" w:cs="NikoshBAN"/>
+          <w:color w:val="000000" w:themeColor="text1"/>
+        </w:rPr>
+        <w:t>জানু</w:t>
+      </w:r>
+      <w:r>
+        <w:rPr>
+          <w:rFonts w:ascii="NikoshBAN" w:hAnsi="NikoshBAN" w:cs="NikoshBAN"/>
+          <w:color w:val="000000" w:themeColor="text1"/>
+        </w:rPr>
+        <w:t>য়া</w:t>
+      </w:r>
+      <w:r>
+        <w:rPr>
+          <w:rFonts w:ascii="NikoshBAN" w:hAnsi="NikoshBAN" w:cs="NikoshBAN"/>
+          <w:color w:val="000000" w:themeColor="text1"/>
+        </w:rPr>
+        <w:t>রি</w:t>
+      </w:r>
+      <w:proofErr w:type="spellEnd"/>
+      <w:r>
+        <w:rPr>
+          <w:rFonts w:ascii="NikoshBAN" w:hAnsi="NikoshBAN" w:cs="NikoshBAN"/>
+          <w:color w:val="000000" w:themeColor="text1"/>
+        </w:rPr>
+        <w:t xml:space="preserve"> = Q1)</w:t>
+      </w:r>
+      <w:r>
+        <w:rPr>
+          <w:rFonts w:ascii="NikoshBAN" w:hAnsi="NikoshBAN" w:cs="NikoshBAN"/>
+          <w:color w:val="000000" w:themeColor="text1"/>
+        </w:rPr>
+        <w:t xml:space="preserve"> </w:t>
+      </w:r>
+      <w:proofErr w:type="spellStart"/>
+      <w:r>
+        <w:rPr>
+          <w:rFonts w:ascii="NikoshBAN" w:hAnsi="NikoshBAN" w:cs="NikoshBAN"/>
+          <w:color w:val="000000" w:themeColor="text1"/>
+        </w:rPr>
+        <w:t>এবং</w:t>
+      </w:r>
+      <w:proofErr w:type="spellEnd"/>
+      <w:r>
+        <w:rPr>
+          <w:rFonts w:ascii="NikoshBAN" w:hAnsi="NikoshBAN" w:cs="NikoshBAN"/>
+          <w:color w:val="000000" w:themeColor="text1"/>
+        </w:rPr>
+        <w:t xml:space="preserve"> </w:t>
+      </w:r>
+      <w:proofErr w:type="spellStart"/>
+      <w:r>
+        <w:rPr>
+          <w:rFonts w:ascii="NikoshBAN" w:hAnsi="NikoshBAN" w:cs="NikoshBAN"/>
+          <w:color w:val="000000" w:themeColor="text1"/>
+        </w:rPr>
+        <w:t>এরকমও</w:t>
+      </w:r>
+      <w:proofErr w:type="spellEnd"/>
+      <w:r>
+        <w:rPr>
+          <w:rFonts w:ascii="NikoshBAN" w:hAnsi="NikoshBAN" w:cs="NikoshBAN"/>
+          <w:color w:val="000000" w:themeColor="text1"/>
+        </w:rPr>
+        <w:t xml:space="preserve"> </w:t>
+      </w:r>
+      <w:proofErr w:type="spellStart"/>
+      <w:r>
+        <w:rPr>
+          <w:rFonts w:ascii="NikoshBAN" w:hAnsi="NikoshBAN" w:cs="NikoshBAN"/>
+          <w:color w:val="000000" w:themeColor="text1"/>
+        </w:rPr>
+        <w:t>হতে</w:t>
+      </w:r>
+      <w:proofErr w:type="spellEnd"/>
+      <w:r>
+        <w:rPr>
+          <w:rFonts w:ascii="NikoshBAN" w:hAnsi="NikoshBAN" w:cs="NikoshBAN"/>
+          <w:color w:val="000000" w:themeColor="text1"/>
+        </w:rPr>
+        <w:t xml:space="preserve"> </w:t>
+      </w:r>
+      <w:proofErr w:type="spellStart"/>
+      <w:r>
+        <w:rPr>
+          <w:rFonts w:ascii="NikoshBAN" w:hAnsi="NikoshBAN" w:cs="NikoshBAN"/>
+          <w:color w:val="000000" w:themeColor="text1"/>
+        </w:rPr>
+        <w:t>পারে</w:t>
+      </w:r>
+      <w:proofErr w:type="spellEnd"/>
+      <w:r>
+        <w:rPr>
+          <w:rFonts w:ascii="NikoshBAN" w:hAnsi="NikoshBAN" w:cs="NikoshBAN"/>
+          <w:color w:val="000000" w:themeColor="text1"/>
+        </w:rPr>
+        <w:t xml:space="preserve"> C</w:t>
+      </w:r>
+      <w:r>
+        <w:rPr>
+          <w:rFonts w:ascii="NikoshBAN" w:hAnsi="NikoshBAN" w:cs="NikoshBAN"/>
+          <w:color w:val="000000" w:themeColor="text1"/>
+        </w:rPr>
+        <w:t xml:space="preserve">: </w:t>
+      </w:r>
+      <w:proofErr w:type="spellStart"/>
+      <w:r>
+        <w:rPr>
+          <w:rFonts w:ascii="NikoshBAN" w:hAnsi="NikoshBAN" w:cs="NikoshBAN"/>
+          <w:color w:val="000000" w:themeColor="text1"/>
+        </w:rPr>
+        <w:t>ফেব্রুয়ারী-এপ্রিল</w:t>
+      </w:r>
+      <w:proofErr w:type="spellEnd"/>
+      <w:r>
+        <w:rPr>
+          <w:rFonts w:ascii="NikoshBAN" w:hAnsi="NikoshBAN" w:cs="NikoshBAN"/>
+          <w:color w:val="000000" w:themeColor="text1"/>
+        </w:rPr>
+        <w:t xml:space="preserve"> = Q1</w:t>
+      </w:r>
+      <w:r>
+        <w:rPr>
+          <w:rFonts w:ascii="NikoshBAN" w:hAnsi="NikoshBAN" w:cs="NikoshBAN"/>
+          <w:color w:val="000000" w:themeColor="text1"/>
+        </w:rPr>
+        <w:t>।</w:t>
       </w:r>
     </w:p>
     <w:p>
@@ -975,7 +4205,223 @@
           <w:rFonts w:ascii="NikoshBAN" w:hAnsi="NikoshBAN" w:cs="NikoshBAN"/>
           <w:color w:val="000000" w:themeColor="text1"/>
         </w:rPr>
-        <w:t>10. অর্ধ বৎসর ও বৎসর কি একই ক্যালেন্ডার মেনে চলে, নাকি প্রতিটি কোম্পানির নিজের ক্যালেন্ডার অনুযা</w:t>
+        <w:t xml:space="preserve">10. </w:t>
+      </w:r>
+      <w:proofErr w:type="spellStart"/>
+      <w:r>
+        <w:rPr>
+          <w:rFonts w:ascii="NikoshBAN" w:hAnsi="NikoshBAN" w:cs="NikoshBAN"/>
+          <w:color w:val="000000" w:themeColor="text1"/>
+        </w:rPr>
+        <w:t>অর্ধ</w:t>
+      </w:r>
+      <w:proofErr w:type="spellEnd"/>
+      <w:r>
+        <w:rPr>
+          <w:rFonts w:ascii="NikoshBAN" w:hAnsi="NikoshBAN" w:cs="NikoshBAN"/>
+          <w:color w:val="000000" w:themeColor="text1"/>
+        </w:rPr>
+        <w:t xml:space="preserve"> </w:t>
+      </w:r>
+      <w:proofErr w:type="spellStart"/>
+      <w:r>
+        <w:rPr>
+          <w:rFonts w:ascii="NikoshBAN" w:hAnsi="NikoshBAN" w:cs="NikoshBAN"/>
+          <w:color w:val="000000" w:themeColor="text1"/>
+        </w:rPr>
+        <w:t>বৎসর</w:t>
+      </w:r>
+      <w:proofErr w:type="spellEnd"/>
+      <w:r>
+        <w:rPr>
+          <w:rFonts w:ascii="NikoshBAN" w:hAnsi="NikoshBAN" w:cs="NikoshBAN"/>
+          <w:color w:val="000000" w:themeColor="text1"/>
+        </w:rPr>
+        <w:t xml:space="preserve"> ও </w:t>
+      </w:r>
+      <w:proofErr w:type="spellStart"/>
+      <w:r>
+        <w:rPr>
+          <w:rFonts w:ascii="NikoshBAN" w:hAnsi="NikoshBAN" w:cs="NikoshBAN"/>
+          <w:color w:val="000000" w:themeColor="text1"/>
+        </w:rPr>
+        <w:t>বৎসর</w:t>
+      </w:r>
+      <w:proofErr w:type="spellEnd"/>
+      <w:r>
+        <w:rPr>
+          <w:rFonts w:ascii="NikoshBAN" w:hAnsi="NikoshBAN" w:cs="NikoshBAN"/>
+          <w:color w:val="000000" w:themeColor="text1"/>
+        </w:rPr>
+        <w:t xml:space="preserve"> </w:t>
+      </w:r>
+      <w:proofErr w:type="spellStart"/>
+      <w:r>
+        <w:rPr>
+          <w:rFonts w:ascii="NikoshBAN" w:hAnsi="NikoshBAN" w:cs="NikoshBAN"/>
+          <w:color w:val="000000" w:themeColor="text1"/>
+        </w:rPr>
+        <w:t>কি</w:t>
+      </w:r>
+      <w:proofErr w:type="spellEnd"/>
+      <w:r>
+        <w:rPr>
+          <w:rFonts w:ascii="NikoshBAN" w:hAnsi="NikoshBAN" w:cs="NikoshBAN"/>
+          <w:color w:val="000000" w:themeColor="text1"/>
+        </w:rPr>
+        <w:t xml:space="preserve"> </w:t>
+      </w:r>
+      <w:proofErr w:type="spellStart"/>
+      <w:r>
+        <w:rPr>
+          <w:rFonts w:ascii="NikoshBAN" w:hAnsi="NikoshBAN" w:cs="NikoshBAN"/>
+          <w:color w:val="000000" w:themeColor="text1"/>
+        </w:rPr>
+        <w:t>একই</w:t>
+      </w:r>
+      <w:proofErr w:type="spellEnd"/>
+      <w:r>
+        <w:rPr>
+          <w:rFonts w:ascii="NikoshBAN" w:hAnsi="NikoshBAN" w:cs="NikoshBAN"/>
+          <w:color w:val="000000" w:themeColor="text1"/>
+        </w:rPr>
+        <w:t xml:space="preserve"> </w:t>
+      </w:r>
+      <w:proofErr w:type="spellStart"/>
+      <w:r>
+        <w:rPr>
+          <w:rFonts w:ascii="NikoshBAN" w:hAnsi="NikoshBAN" w:cs="NikoshBAN"/>
+          <w:color w:val="000000" w:themeColor="text1"/>
+        </w:rPr>
+        <w:t>ক্যালেন্ডার</w:t>
+      </w:r>
+      <w:proofErr w:type="spellEnd"/>
+      <w:r>
+        <w:rPr>
+          <w:rFonts w:ascii="NikoshBAN" w:hAnsi="NikoshBAN" w:cs="NikoshBAN"/>
+          <w:color w:val="000000" w:themeColor="text1"/>
+        </w:rPr>
+        <w:t xml:space="preserve"> </w:t>
+      </w:r>
+      <w:proofErr w:type="spellStart"/>
+      <w:r>
+        <w:rPr>
+          <w:rFonts w:ascii="NikoshBAN" w:hAnsi="NikoshBAN" w:cs="NikoshBAN"/>
+          <w:color w:val="000000" w:themeColor="text1"/>
+        </w:rPr>
+        <w:t>মেনে</w:t>
+      </w:r>
+      <w:proofErr w:type="spellEnd"/>
+      <w:r>
+        <w:rPr>
+          <w:rFonts w:ascii="NikoshBAN" w:hAnsi="NikoshBAN" w:cs="NikoshBAN"/>
+          <w:color w:val="000000" w:themeColor="text1"/>
+        </w:rPr>
+        <w:t xml:space="preserve"> </w:t>
+      </w:r>
+      <w:proofErr w:type="spellStart"/>
+      <w:r>
+        <w:rPr>
+          <w:rFonts w:ascii="NikoshBAN" w:hAnsi="NikoshBAN" w:cs="NikoshBAN"/>
+          <w:color w:val="000000" w:themeColor="text1"/>
+        </w:rPr>
+        <w:t>চলে</w:t>
+      </w:r>
+      <w:proofErr w:type="spellEnd"/>
+      <w:r>
+        <w:rPr>
+          <w:rFonts w:ascii="NikoshBAN" w:hAnsi="NikoshBAN" w:cs="NikoshBAN"/>
+          <w:color w:val="000000" w:themeColor="text1"/>
+        </w:rPr>
+        <w:t xml:space="preserve">, </w:t>
+      </w:r>
+      <w:proofErr w:type="spellStart"/>
+      <w:r>
+        <w:rPr>
+          <w:rFonts w:ascii="NikoshBAN" w:hAnsi="NikoshBAN" w:cs="NikoshBAN"/>
+          <w:color w:val="000000" w:themeColor="text1"/>
+        </w:rPr>
+        <w:t>নাকি</w:t>
+      </w:r>
+      <w:proofErr w:type="spellEnd"/>
+      <w:r>
+        <w:rPr>
+          <w:rFonts w:ascii="NikoshBAN" w:hAnsi="NikoshBAN" w:cs="NikoshBAN"/>
+          <w:color w:val="000000" w:themeColor="text1"/>
+        </w:rPr>
+        <w:t xml:space="preserve"> </w:t>
+      </w:r>
+      <w:proofErr w:type="spellStart"/>
+      <w:r>
+        <w:rPr>
+          <w:rFonts w:ascii="NikoshBAN" w:hAnsi="NikoshBAN" w:cs="NikoshBAN"/>
+          <w:color w:val="000000" w:themeColor="text1"/>
+        </w:rPr>
+        <w:t>প্রতিটি</w:t>
+      </w:r>
+      <w:proofErr w:type="spellEnd"/>
+      <w:r>
+        <w:rPr>
+          <w:rFonts w:ascii="NikoshBAN" w:hAnsi="NikoshBAN" w:cs="NikoshBAN"/>
+          <w:color w:val="000000" w:themeColor="text1"/>
+        </w:rPr>
+        <w:t xml:space="preserve"> </w:t>
+      </w:r>
+      <w:proofErr w:type="spellStart"/>
+      <w:r>
+        <w:rPr>
+          <w:rFonts w:ascii="NikoshBAN" w:hAnsi="NikoshBAN" w:cs="NikoshBAN"/>
+          <w:color w:val="000000" w:themeColor="text1"/>
+        </w:rPr>
+        <w:t>কোম্পানির</w:t>
+      </w:r>
+      <w:proofErr w:type="spellEnd"/>
+      <w:r>
+        <w:rPr>
+          <w:rFonts w:ascii="NikoshBAN" w:hAnsi="NikoshBAN" w:cs="NikoshBAN"/>
+          <w:color w:val="000000" w:themeColor="text1"/>
+        </w:rPr>
+        <w:t xml:space="preserve"> </w:t>
+      </w:r>
+      <w:proofErr w:type="spellStart"/>
+      <w:r>
+        <w:rPr>
+          <w:rFonts w:ascii="NikoshBAN" w:hAnsi="NikoshBAN" w:cs="NikoshBAN"/>
+          <w:color w:val="000000" w:themeColor="text1"/>
+        </w:rPr>
+        <w:t>নিজের</w:t>
+      </w:r>
+      <w:proofErr w:type="spellEnd"/>
+      <w:r>
+        <w:rPr>
+          <w:rFonts w:ascii="NikoshBAN" w:hAnsi="NikoshBAN" w:cs="NikoshBAN"/>
+          <w:color w:val="000000" w:themeColor="text1"/>
+        </w:rPr>
+        <w:t xml:space="preserve"> </w:t>
+      </w:r>
+      <w:proofErr w:type="spellStart"/>
+      <w:r>
+        <w:rPr>
+          <w:rFonts w:ascii="NikoshBAN" w:hAnsi="NikoshBAN" w:cs="NikoshBAN"/>
+          <w:color w:val="000000" w:themeColor="text1"/>
+        </w:rPr>
+        <w:t>ক্যালেন্ডার</w:t>
+      </w:r>
+      <w:proofErr w:type="spellEnd"/>
+      <w:r>
+        <w:rPr>
+          <w:rFonts w:ascii="NikoshBAN" w:hAnsi="NikoshBAN" w:cs="NikoshBAN"/>
+          <w:color w:val="000000" w:themeColor="text1"/>
+        </w:rPr>
+        <w:t xml:space="preserve"> </w:t>
+      </w:r>
+      <w:proofErr w:type="spellStart"/>
+      <w:r>
+        <w:rPr>
+          <w:rFonts w:ascii="NikoshBAN" w:hAnsi="NikoshBAN" w:cs="NikoshBAN"/>
+          <w:color w:val="000000" w:themeColor="text1"/>
+        </w:rPr>
+        <w:t>অনুযা</w:t>
       </w:r>
       <w:r>
         <w:rPr>
@@ -984,12 +4430,77 @@
         </w:rPr>
         <w:t>য়ী</w:t>
       </w:r>
-      <w:r>
-        <w:rPr>
-          <w:rFonts w:ascii="NikoshBAN" w:hAnsi="NikoshBAN" w:cs="NikoshBAN"/>
-          <w:color w:val="000000" w:themeColor="text1"/>
-        </w:rPr>
-        <w:t xml:space="preserve"> আলাদা (যেমন জুলাই–জুন)?</w:t>
+      <w:proofErr w:type="spellEnd"/>
+      <w:r>
+        <w:rPr>
+          <w:rFonts w:ascii="NikoshBAN" w:hAnsi="NikoshBAN" w:cs="NikoshBAN"/>
+          <w:color w:val="000000" w:themeColor="text1"/>
+        </w:rPr>
+        <w:t xml:space="preserve"> </w:t>
+      </w:r>
+      <w:proofErr w:type="spellStart"/>
+      <w:r>
+        <w:rPr>
+          <w:rFonts w:ascii="NikoshBAN" w:hAnsi="NikoshBAN" w:cs="NikoshBAN"/>
+          <w:color w:val="000000" w:themeColor="text1"/>
+        </w:rPr>
+        <w:t>আলাদা</w:t>
+      </w:r>
+      <w:proofErr w:type="spellEnd"/>
+      <w:r>
+        <w:rPr>
+          <w:rFonts w:ascii="NikoshBAN" w:hAnsi="NikoshBAN" w:cs="NikoshBAN"/>
+          <w:color w:val="000000" w:themeColor="text1"/>
+        </w:rPr>
+        <w:t xml:space="preserve"> (</w:t>
+      </w:r>
+      <w:proofErr w:type="spellStart"/>
+      <w:r>
+        <w:rPr>
+          <w:rFonts w:ascii="NikoshBAN" w:hAnsi="NikoshBAN" w:cs="NikoshBAN"/>
+          <w:color w:val="000000" w:themeColor="text1"/>
+        </w:rPr>
+        <w:t>যেমন</w:t>
+      </w:r>
+      <w:proofErr w:type="spellEnd"/>
+      <w:r>
+        <w:rPr>
+          <w:rFonts w:ascii="NikoshBAN" w:hAnsi="NikoshBAN" w:cs="NikoshBAN"/>
+          <w:color w:val="000000" w:themeColor="text1"/>
+        </w:rPr>
+        <w:t xml:space="preserve"> </w:t>
+      </w:r>
+      <w:proofErr w:type="spellStart"/>
+      <w:r>
+        <w:rPr>
+          <w:rFonts w:ascii="NikoshBAN" w:hAnsi="NikoshBAN" w:cs="NikoshBAN"/>
+          <w:color w:val="000000" w:themeColor="text1"/>
+        </w:rPr>
+        <w:t>জুলাই</w:t>
+      </w:r>
+      <w:proofErr w:type="spellEnd"/>
+      <w:r>
+        <w:rPr>
+          <w:rFonts w:ascii="NikoshBAN" w:hAnsi="NikoshBAN" w:cs="NikoshBAN"/>
+          <w:color w:val="000000" w:themeColor="text1"/>
+        </w:rPr>
+        <w:t>–</w:t>
+      </w:r>
+      <w:proofErr w:type="spellStart"/>
+      <w:r>
+        <w:rPr>
+          <w:rFonts w:ascii="NikoshBAN" w:hAnsi="NikoshBAN" w:cs="NikoshBAN"/>
+          <w:color w:val="000000" w:themeColor="text1"/>
+        </w:rPr>
+        <w:t>জুন</w:t>
+      </w:r>
+      <w:proofErr w:type="spellEnd"/>
+      <w:r>
+        <w:rPr>
+          <w:rFonts w:ascii="NikoshBAN" w:hAnsi="NikoshBAN" w:cs="NikoshBAN"/>
+          <w:color w:val="000000" w:themeColor="text1"/>
+        </w:rPr>
+        <w:t>)?</w:t>
       </w:r>
     </w:p>
     <w:p>
@@ -1001,12 +4512,218 @@
           <w:color w:val="000000" w:themeColor="text1"/>
         </w:rPr>
       </w:pPr>
-      <w:r>
-        <w:rPr>
-          <w:rFonts w:ascii="NikoshBAN" w:hAnsi="NikoshBAN" w:cs="NikoshBAN"/>
-          <w:color w:val="000000" w:themeColor="text1"/>
-        </w:rPr>
-        <w:t>উত্তর: ______________________________________________</w:t>
+      <w:proofErr w:type="spellStart"/>
+      <w:r>
+        <w:rPr>
+          <w:rFonts w:ascii="NikoshBAN" w:hAnsi="NikoshBAN" w:cs="NikoshBAN"/>
+          <w:color w:val="000000" w:themeColor="text1"/>
+        </w:rPr>
+        <w:t>উত্তর</w:t>
+      </w:r>
+      <w:proofErr w:type="spellEnd"/>
+      <w:r>
+        <w:rPr>
+          <w:rFonts w:ascii="NikoshBAN" w:hAnsi="NikoshBAN" w:cs="NikoshBAN"/>
+          <w:color w:val="000000" w:themeColor="text1"/>
+        </w:rPr>
+        <w:t xml:space="preserve">: </w:t>
+      </w:r>
+      <w:proofErr w:type="spellStart"/>
+      <w:r>
+        <w:rPr>
+          <w:rFonts w:ascii="NikoshBAN" w:hAnsi="NikoshBAN" w:cs="NikoshBAN"/>
+          <w:color w:val="000000" w:themeColor="text1"/>
+        </w:rPr>
+        <w:t>একেক</w:t>
+      </w:r>
+      <w:proofErr w:type="spellEnd"/>
+      <w:r>
+        <w:rPr>
+          <w:rFonts w:ascii="NikoshBAN" w:hAnsi="NikoshBAN" w:cs="NikoshBAN"/>
+          <w:color w:val="000000" w:themeColor="text1"/>
+        </w:rPr>
+        <w:t xml:space="preserve"> </w:t>
+      </w:r>
+      <w:proofErr w:type="spellStart"/>
+      <w:r>
+        <w:rPr>
+          <w:rFonts w:ascii="NikoshBAN" w:hAnsi="NikoshBAN" w:cs="NikoshBAN"/>
+          <w:color w:val="000000" w:themeColor="text1"/>
+        </w:rPr>
+        <w:t>কোম্পানী</w:t>
+      </w:r>
+      <w:proofErr w:type="spellEnd"/>
+      <w:r>
+        <w:rPr>
+          <w:rFonts w:ascii="NikoshBAN" w:hAnsi="NikoshBAN" w:cs="NikoshBAN"/>
+          <w:color w:val="000000" w:themeColor="text1"/>
+        </w:rPr>
+        <w:t xml:space="preserve"> </w:t>
+      </w:r>
+      <w:proofErr w:type="spellStart"/>
+      <w:r>
+        <w:rPr>
+          <w:rFonts w:ascii="NikoshBAN" w:hAnsi="NikoshBAN" w:cs="NikoshBAN"/>
+          <w:color w:val="000000" w:themeColor="text1"/>
+        </w:rPr>
+        <w:t>একেক</w:t>
+      </w:r>
+      <w:proofErr w:type="spellEnd"/>
+      <w:r>
+        <w:rPr>
+          <w:rFonts w:ascii="NikoshBAN" w:hAnsi="NikoshBAN" w:cs="NikoshBAN"/>
+          <w:color w:val="000000" w:themeColor="text1"/>
+        </w:rPr>
+        <w:t xml:space="preserve"> </w:t>
+      </w:r>
+      <w:proofErr w:type="spellStart"/>
+      <w:r>
+        <w:rPr>
+          <w:rFonts w:ascii="NikoshBAN" w:hAnsi="NikoshBAN" w:cs="NikoshBAN"/>
+          <w:color w:val="000000" w:themeColor="text1"/>
+        </w:rPr>
+        <w:t>রকম</w:t>
+      </w:r>
+      <w:proofErr w:type="spellEnd"/>
+      <w:r>
+        <w:rPr>
+          <w:rFonts w:ascii="NikoshBAN" w:hAnsi="NikoshBAN" w:cs="NikoshBAN"/>
+          <w:color w:val="000000" w:themeColor="text1"/>
+        </w:rPr>
+        <w:t xml:space="preserve"> </w:t>
+      </w:r>
+      <w:proofErr w:type="spellStart"/>
+      <w:r>
+        <w:rPr>
+          <w:rFonts w:ascii="NikoshBAN" w:hAnsi="NikoshBAN" w:cs="NikoshBAN"/>
+          <w:color w:val="000000" w:themeColor="text1"/>
+        </w:rPr>
+        <w:t>হতে</w:t>
+      </w:r>
+      <w:proofErr w:type="spellEnd"/>
+      <w:r>
+        <w:rPr>
+          <w:rFonts w:ascii="NikoshBAN" w:hAnsi="NikoshBAN" w:cs="NikoshBAN"/>
+          <w:color w:val="000000" w:themeColor="text1"/>
+        </w:rPr>
+        <w:t xml:space="preserve"> </w:t>
+      </w:r>
+      <w:proofErr w:type="spellStart"/>
+      <w:r>
+        <w:rPr>
+          <w:rFonts w:ascii="NikoshBAN" w:hAnsi="NikoshBAN" w:cs="NikoshBAN"/>
+          <w:color w:val="000000" w:themeColor="text1"/>
+        </w:rPr>
+        <w:t>পারে</w:t>
+      </w:r>
+      <w:proofErr w:type="spellEnd"/>
+      <w:r>
+        <w:rPr>
+          <w:rFonts w:ascii="NikoshBAN" w:hAnsi="NikoshBAN" w:cs="NikoshBAN"/>
+          <w:color w:val="000000" w:themeColor="text1"/>
+        </w:rPr>
+        <w:t xml:space="preserve">: </w:t>
+      </w:r>
+      <w:r>
+        <w:rPr>
+          <w:rFonts w:ascii="NikoshBAN" w:hAnsi="NikoshBAN" w:cs="NikoshBAN"/>
+          <w:color w:val="000000" w:themeColor="text1"/>
+        </w:rPr>
+        <w:t xml:space="preserve">A: </w:t>
+      </w:r>
+      <w:proofErr w:type="spellStart"/>
+      <w:r>
+        <w:rPr>
+          <w:rFonts w:ascii="NikoshBAN" w:hAnsi="NikoshBAN" w:cs="NikoshBAN"/>
+          <w:color w:val="000000" w:themeColor="text1"/>
+        </w:rPr>
+        <w:t>ফ্রেব্রুয়ারি</w:t>
+      </w:r>
+      <w:proofErr w:type="spellEnd"/>
+      <w:r>
+        <w:rPr>
+          <w:rFonts w:ascii="NikoshBAN" w:hAnsi="NikoshBAN" w:cs="NikoshBAN"/>
+          <w:color w:val="000000" w:themeColor="text1"/>
+        </w:rPr>
+        <w:t xml:space="preserve"> - </w:t>
+      </w:r>
+      <w:proofErr w:type="spellStart"/>
+      <w:r>
+        <w:rPr>
+          <w:rFonts w:ascii="NikoshBAN" w:hAnsi="NikoshBAN" w:cs="NikoshBAN"/>
+          <w:color w:val="000000" w:themeColor="text1"/>
+        </w:rPr>
+        <w:t>জানুয়ারি</w:t>
+      </w:r>
+      <w:proofErr w:type="spellEnd"/>
+      <w:r>
+        <w:rPr>
+          <w:rFonts w:ascii="NikoshBAN" w:hAnsi="NikoshBAN" w:cs="NikoshBAN"/>
+          <w:color w:val="000000" w:themeColor="text1"/>
+        </w:rPr>
+        <w:t xml:space="preserve">, </w:t>
+      </w:r>
+      <w:proofErr w:type="spellStart"/>
+      <w:r>
+        <w:rPr>
+          <w:rFonts w:ascii="NikoshBAN" w:hAnsi="NikoshBAN" w:cs="NikoshBAN"/>
+          <w:color w:val="000000" w:themeColor="text1"/>
+        </w:rPr>
+        <w:t>কোম্পানি</w:t>
+      </w:r>
+      <w:proofErr w:type="spellEnd"/>
+      <w:r>
+        <w:rPr>
+          <w:rFonts w:ascii="NikoshBAN" w:hAnsi="NikoshBAN" w:cs="NikoshBAN"/>
+          <w:color w:val="000000" w:themeColor="text1"/>
+        </w:rPr>
+        <w:t xml:space="preserve"> B: </w:t>
+      </w:r>
+      <w:proofErr w:type="spellStart"/>
+      <w:r>
+        <w:rPr>
+          <w:rFonts w:ascii="NikoshBAN" w:hAnsi="NikoshBAN" w:cs="NikoshBAN"/>
+          <w:color w:val="000000" w:themeColor="text1"/>
+        </w:rPr>
+        <w:t>জানু</w:t>
+      </w:r>
+      <w:r>
+        <w:rPr>
+          <w:rFonts w:ascii="NikoshBAN" w:hAnsi="NikoshBAN" w:cs="NikoshBAN"/>
+          <w:color w:val="000000" w:themeColor="text1"/>
+        </w:rPr>
+        <w:t>য়া</w:t>
+      </w:r>
+      <w:r>
+        <w:rPr>
+          <w:rFonts w:ascii="NikoshBAN" w:hAnsi="NikoshBAN" w:cs="NikoshBAN"/>
+          <w:color w:val="000000" w:themeColor="text1"/>
+        </w:rPr>
+        <w:t>রি</w:t>
+      </w:r>
+      <w:proofErr w:type="spellEnd"/>
+      <w:r>
+        <w:rPr>
+          <w:rFonts w:ascii="NikoshBAN" w:hAnsi="NikoshBAN" w:cs="NikoshBAN"/>
+          <w:color w:val="000000" w:themeColor="text1"/>
+        </w:rPr>
+        <w:t xml:space="preserve"> - </w:t>
+      </w:r>
+      <w:proofErr w:type="spellStart"/>
+      <w:r>
+        <w:rPr>
+          <w:rFonts w:ascii="NikoshBAN" w:hAnsi="NikoshBAN" w:cs="NikoshBAN"/>
+          <w:color w:val="000000" w:themeColor="text1"/>
+        </w:rPr>
+        <w:t>ডিসেম্বর</w:t>
+      </w:r>
+      <w:proofErr w:type="spellEnd"/>
+      <w:r>
+        <w:rPr>
+          <w:rFonts w:ascii="NikoshBAN" w:hAnsi="NikoshBAN" w:cs="NikoshBAN"/>
+          <w:color w:val="000000" w:themeColor="text1"/>
+        </w:rPr>
+        <w:t xml:space="preserve">। </w:t>
       </w:r>
     </w:p>
     <w:p>
@@ -1024,7 +4741,136 @@
           <w:rFonts w:ascii="NikoshBAN" w:hAnsi="NikoshBAN" w:cs="NikoshBAN"/>
           <w:color w:val="000000" w:themeColor="text1"/>
         </w:rPr>
-        <w:t>11. টার্গেট কি সরবরাহকারী কোম্পানি-ভিত্তিক, নাকি ব্র্যান্ড বা শাখা-ভিত্তিক?</w:t>
+        <w:lastRenderedPageBreak/>
+        <w:t xml:space="preserve">11. </w:t>
+      </w:r>
+      <w:proofErr w:type="spellStart"/>
+      <w:r>
+        <w:rPr>
+          <w:rFonts w:ascii="NikoshBAN" w:hAnsi="NikoshBAN" w:cs="NikoshBAN"/>
+          <w:color w:val="000000" w:themeColor="text1"/>
+        </w:rPr>
+        <w:t>টার্গেট</w:t>
+      </w:r>
+      <w:proofErr w:type="spellEnd"/>
+      <w:r>
+        <w:rPr>
+          <w:rFonts w:ascii="NikoshBAN" w:hAnsi="NikoshBAN" w:cs="NikoshBAN"/>
+          <w:color w:val="000000" w:themeColor="text1"/>
+        </w:rPr>
+        <w:t xml:space="preserve"> </w:t>
+      </w:r>
+      <w:proofErr w:type="spellStart"/>
+      <w:r>
+        <w:rPr>
+          <w:rFonts w:ascii="NikoshBAN" w:hAnsi="NikoshBAN" w:cs="NikoshBAN"/>
+          <w:color w:val="000000" w:themeColor="text1"/>
+        </w:rPr>
+        <w:t>কি</w:t>
+      </w:r>
+      <w:proofErr w:type="spellEnd"/>
+      <w:r>
+        <w:rPr>
+          <w:rFonts w:ascii="NikoshBAN" w:hAnsi="NikoshBAN" w:cs="NikoshBAN"/>
+          <w:color w:val="000000" w:themeColor="text1"/>
+        </w:rPr>
+        <w:t xml:space="preserve"> </w:t>
+      </w:r>
+      <w:proofErr w:type="spellStart"/>
+      <w:r>
+        <w:rPr>
+          <w:rFonts w:ascii="NikoshBAN" w:hAnsi="NikoshBAN" w:cs="NikoshBAN"/>
+          <w:color w:val="000000" w:themeColor="text1"/>
+        </w:rPr>
+        <w:t>সরবরাহকারী</w:t>
+      </w:r>
+      <w:proofErr w:type="spellEnd"/>
+      <w:r>
+        <w:rPr>
+          <w:rFonts w:ascii="NikoshBAN" w:hAnsi="NikoshBAN" w:cs="NikoshBAN"/>
+          <w:color w:val="000000" w:themeColor="text1"/>
+        </w:rPr>
+        <w:t xml:space="preserve"> </w:t>
+      </w:r>
+      <w:proofErr w:type="spellStart"/>
+      <w:r>
+        <w:rPr>
+          <w:rFonts w:ascii="NikoshBAN" w:hAnsi="NikoshBAN" w:cs="NikoshBAN"/>
+          <w:color w:val="000000" w:themeColor="text1"/>
+        </w:rPr>
+        <w:t>কোম্পানি-ভিত্তিক</w:t>
+      </w:r>
+      <w:proofErr w:type="spellEnd"/>
+      <w:r>
+        <w:rPr>
+          <w:rFonts w:ascii="NikoshBAN" w:hAnsi="NikoshBAN" w:cs="NikoshBAN"/>
+          <w:color w:val="000000" w:themeColor="text1"/>
+        </w:rPr>
+        <w:t xml:space="preserve">, </w:t>
+      </w:r>
+      <w:proofErr w:type="spellStart"/>
+      <w:r>
+        <w:rPr>
+          <w:rFonts w:ascii="NikoshBAN" w:hAnsi="NikoshBAN" w:cs="NikoshBAN"/>
+          <w:color w:val="000000" w:themeColor="text1"/>
+        </w:rPr>
+        <w:t>নাকি</w:t>
+      </w:r>
+      <w:proofErr w:type="spellEnd"/>
+      <w:r>
+        <w:rPr>
+          <w:rFonts w:ascii="NikoshBAN" w:hAnsi="NikoshBAN" w:cs="NikoshBAN"/>
+          <w:color w:val="000000" w:themeColor="text1"/>
+        </w:rPr>
+        <w:t xml:space="preserve"> </w:t>
+      </w:r>
+      <w:proofErr w:type="spellStart"/>
+      <w:r>
+        <w:rPr>
+          <w:rFonts w:ascii="NikoshBAN" w:hAnsi="NikoshBAN" w:cs="NikoshBAN"/>
+          <w:color w:val="000000" w:themeColor="text1"/>
+        </w:rPr>
+        <w:t>ব্র্যান্ড</w:t>
+      </w:r>
+      <w:proofErr w:type="spellEnd"/>
+      <w:r>
+        <w:rPr>
+          <w:rFonts w:ascii="NikoshBAN" w:hAnsi="NikoshBAN" w:cs="NikoshBAN"/>
+          <w:color w:val="000000" w:themeColor="text1"/>
+        </w:rPr>
+        <w:t xml:space="preserve"> </w:t>
+      </w:r>
+      <w:proofErr w:type="spellStart"/>
+      <w:r>
+        <w:rPr>
+          <w:rFonts w:ascii="NikoshBAN" w:hAnsi="NikoshBAN" w:cs="NikoshBAN"/>
+          <w:color w:val="000000" w:themeColor="text1"/>
+        </w:rPr>
+        <w:t>বা</w:t>
+      </w:r>
+      <w:proofErr w:type="spellEnd"/>
+      <w:r>
+        <w:rPr>
+          <w:rFonts w:ascii="NikoshBAN" w:hAnsi="NikoshBAN" w:cs="NikoshBAN"/>
+          <w:color w:val="000000" w:themeColor="text1"/>
+        </w:rPr>
+        <w:t xml:space="preserve"> </w:t>
+      </w:r>
+      <w:proofErr w:type="spellStart"/>
+      <w:r>
+        <w:rPr>
+          <w:rFonts w:ascii="NikoshBAN" w:hAnsi="NikoshBAN" w:cs="NikoshBAN"/>
+          <w:color w:val="000000" w:themeColor="text1"/>
+        </w:rPr>
+        <w:t>শাখা-ভিত্তিক</w:t>
+      </w:r>
+      <w:proofErr w:type="spellEnd"/>
+      <w:r>
+        <w:rPr>
+          <w:rFonts w:ascii="NikoshBAN" w:hAnsi="NikoshBAN" w:cs="NikoshBAN"/>
+          <w:color w:val="000000" w:themeColor="text1"/>
+        </w:rPr>
+        <w:t>?</w:t>
       </w:r>
     </w:p>
     <w:p>
@@ -1036,13 +4882,79 @@
           <w:color w:val="000000" w:themeColor="text1"/>
         </w:rPr>
       </w:pPr>
-      <w:r>
-        <w:rPr>
-          <w:rFonts w:ascii="NikoshBAN" w:hAnsi="NikoshBAN" w:cs="NikoshBAN"/>
-          <w:color w:val="000000" w:themeColor="text1"/>
-        </w:rPr>
-        <w:t>উত্তর: ______________________________________________</w:t>
-      </w:r>
+      <w:proofErr w:type="spellStart"/>
+      <w:r>
+        <w:rPr>
+          <w:rFonts w:ascii="NikoshBAN" w:hAnsi="NikoshBAN" w:cs="NikoshBAN"/>
+          <w:color w:val="000000" w:themeColor="text1"/>
+        </w:rPr>
+        <w:t>উত্তর</w:t>
+      </w:r>
+      <w:proofErr w:type="spellEnd"/>
+      <w:r>
+        <w:rPr>
+          <w:rFonts w:ascii="NikoshBAN" w:hAnsi="NikoshBAN" w:cs="NikoshBAN"/>
+          <w:color w:val="000000" w:themeColor="text1"/>
+        </w:rPr>
+        <w:t xml:space="preserve">: </w:t>
+      </w:r>
+      <w:proofErr w:type="spellStart"/>
+      <w:r>
+        <w:rPr>
+          <w:rFonts w:ascii="NikoshBAN" w:hAnsi="NikoshBAN" w:cs="NikoshBAN"/>
+          <w:color w:val="000000" w:themeColor="text1"/>
+        </w:rPr>
+        <w:t>টার্গেট</w:t>
+      </w:r>
+      <w:proofErr w:type="spellEnd"/>
+      <w:r>
+        <w:rPr>
+          <w:rFonts w:ascii="NikoshBAN" w:hAnsi="NikoshBAN" w:cs="NikoshBAN"/>
+          <w:color w:val="000000" w:themeColor="text1"/>
+        </w:rPr>
+        <w:t xml:space="preserve"> </w:t>
+      </w:r>
+      <w:proofErr w:type="spellStart"/>
+      <w:r>
+        <w:rPr>
+          <w:rFonts w:ascii="NikoshBAN" w:hAnsi="NikoshBAN" w:cs="NikoshBAN"/>
+          <w:color w:val="000000" w:themeColor="text1"/>
+        </w:rPr>
+        <w:t>কি</w:t>
+      </w:r>
+      <w:proofErr w:type="spellEnd"/>
+      <w:r>
+        <w:rPr>
+          <w:rFonts w:ascii="NikoshBAN" w:hAnsi="NikoshBAN" w:cs="NikoshBAN"/>
+          <w:color w:val="000000" w:themeColor="text1"/>
+        </w:rPr>
+        <w:t xml:space="preserve"> </w:t>
+      </w:r>
+      <w:proofErr w:type="spellStart"/>
+      <w:r>
+        <w:rPr>
+          <w:rFonts w:ascii="NikoshBAN" w:hAnsi="NikoshBAN" w:cs="NikoshBAN"/>
+          <w:color w:val="000000" w:themeColor="text1"/>
+        </w:rPr>
+        <w:t>সরবরাহকারী</w:t>
+      </w:r>
+      <w:proofErr w:type="spellEnd"/>
+      <w:r>
+        <w:rPr>
+          <w:rFonts w:ascii="NikoshBAN" w:hAnsi="NikoshBAN" w:cs="NikoshBAN"/>
+          <w:color w:val="000000" w:themeColor="text1"/>
+        </w:rPr>
+        <w:t xml:space="preserve"> </w:t>
+      </w:r>
+      <w:proofErr w:type="spellStart"/>
+      <w:r>
+        <w:rPr>
+          <w:rFonts w:ascii="NikoshBAN" w:hAnsi="NikoshBAN" w:cs="NikoshBAN"/>
+          <w:color w:val="000000" w:themeColor="text1"/>
+        </w:rPr>
+        <w:t>কোম্পানি-ভিত্তিক</w:t>
+      </w:r>
+      <w:proofErr w:type="spellEnd"/>
     </w:p>
     <w:p>
       <w:pPr>
@@ -1059,8 +4971,119 @@
           <w:rFonts w:ascii="NikoshBAN" w:hAnsi="NikoshBAN" w:cs="NikoshBAN"/>
           <w:color w:val="000000" w:themeColor="text1"/>
         </w:rPr>
-        <w:lastRenderedPageBreak/>
-        <w:t>12. একটি আইটেম একাধিক কোম্পানির হতে পারে কি?</w:t>
+        <w:t xml:space="preserve">12. </w:t>
+      </w:r>
+      <w:proofErr w:type="spellStart"/>
+      <w:r>
+        <w:rPr>
+          <w:rFonts w:ascii="NikoshBAN" w:hAnsi="NikoshBAN" w:cs="NikoshBAN"/>
+          <w:color w:val="000000" w:themeColor="text1"/>
+        </w:rPr>
+        <w:t>একটি</w:t>
+      </w:r>
+      <w:proofErr w:type="spellEnd"/>
+      <w:r>
+        <w:rPr>
+          <w:rFonts w:ascii="NikoshBAN" w:hAnsi="NikoshBAN" w:cs="NikoshBAN"/>
+          <w:color w:val="000000" w:themeColor="text1"/>
+        </w:rPr>
+        <w:t xml:space="preserve"> </w:t>
+      </w:r>
+      <w:proofErr w:type="spellStart"/>
+      <w:r>
+        <w:rPr>
+          <w:rFonts w:ascii="NikoshBAN" w:hAnsi="NikoshBAN" w:cs="NikoshBAN"/>
+          <w:color w:val="000000" w:themeColor="text1"/>
+        </w:rPr>
+        <w:t>আইটেম</w:t>
+      </w:r>
+      <w:proofErr w:type="spellEnd"/>
+      <w:r>
+        <w:rPr>
+          <w:rFonts w:ascii="NikoshBAN" w:hAnsi="NikoshBAN" w:cs="NikoshBAN"/>
+          <w:color w:val="000000" w:themeColor="text1"/>
+        </w:rPr>
+        <w:t xml:space="preserve"> </w:t>
+      </w:r>
+      <w:proofErr w:type="spellStart"/>
+      <w:r>
+        <w:rPr>
+          <w:rFonts w:ascii="NikoshBAN" w:hAnsi="NikoshBAN" w:cs="NikoshBAN"/>
+          <w:color w:val="000000" w:themeColor="text1"/>
+        </w:rPr>
+        <w:t>একাধিক</w:t>
+      </w:r>
+      <w:proofErr w:type="spellEnd"/>
+      <w:r>
+        <w:rPr>
+          <w:rFonts w:ascii="NikoshBAN" w:hAnsi="NikoshBAN" w:cs="NikoshBAN"/>
+          <w:color w:val="000000" w:themeColor="text1"/>
+        </w:rPr>
+        <w:t xml:space="preserve"> </w:t>
+      </w:r>
+      <w:proofErr w:type="spellStart"/>
+      <w:r>
+        <w:rPr>
+          <w:rFonts w:ascii="NikoshBAN" w:hAnsi="NikoshBAN" w:cs="NikoshBAN"/>
+          <w:color w:val="000000" w:themeColor="text1"/>
+        </w:rPr>
+        <w:t>কোম্পানির</w:t>
+      </w:r>
+      <w:proofErr w:type="spellEnd"/>
+      <w:r>
+        <w:rPr>
+          <w:rFonts w:ascii="NikoshBAN" w:hAnsi="NikoshBAN" w:cs="NikoshBAN"/>
+          <w:color w:val="000000" w:themeColor="text1"/>
+        </w:rPr>
+        <w:t xml:space="preserve"> </w:t>
+      </w:r>
+      <w:proofErr w:type="spellStart"/>
+      <w:r>
+        <w:rPr>
+          <w:rFonts w:ascii="NikoshBAN" w:hAnsi="NikoshBAN" w:cs="NikoshBAN"/>
+          <w:color w:val="000000" w:themeColor="text1"/>
+        </w:rPr>
+        <w:t>হতে</w:t>
+      </w:r>
+      <w:proofErr w:type="spellEnd"/>
+      <w:r>
+        <w:rPr>
+          <w:rFonts w:ascii="NikoshBAN" w:hAnsi="NikoshBAN" w:cs="NikoshBAN"/>
+          <w:color w:val="000000" w:themeColor="text1"/>
+        </w:rPr>
+        <w:t xml:space="preserve"> </w:t>
+      </w:r>
+      <w:proofErr w:type="spellStart"/>
+      <w:r>
+        <w:rPr>
+          <w:rFonts w:ascii="NikoshBAN" w:hAnsi="NikoshBAN" w:cs="NikoshBAN"/>
+          <w:color w:val="000000" w:themeColor="text1"/>
+        </w:rPr>
+        <w:t>পারে</w:t>
+      </w:r>
+      <w:proofErr w:type="spellEnd"/>
+      <w:r>
+        <w:rPr>
+          <w:rFonts w:ascii="NikoshBAN" w:hAnsi="NikoshBAN" w:cs="NikoshBAN"/>
+          <w:color w:val="000000" w:themeColor="text1"/>
+        </w:rPr>
+        <w:t xml:space="preserve"> </w:t>
+      </w:r>
+      <w:proofErr w:type="spellStart"/>
+      <w:r>
+        <w:rPr>
+          <w:rFonts w:ascii="NikoshBAN" w:hAnsi="NikoshBAN" w:cs="NikoshBAN"/>
+          <w:color w:val="000000" w:themeColor="text1"/>
+        </w:rPr>
+        <w:t>কি</w:t>
+      </w:r>
+      <w:proofErr w:type="spellEnd"/>
+      <w:r>
+        <w:rPr>
+          <w:rFonts w:ascii="NikoshBAN" w:hAnsi="NikoshBAN" w:cs="NikoshBAN"/>
+          <w:color w:val="000000" w:themeColor="text1"/>
+        </w:rPr>
+        <w:t>?</w:t>
       </w:r>
     </w:p>
     <w:p>
@@ -1072,13 +5095,31 @@
           <w:color w:val="000000" w:themeColor="text1"/>
         </w:rPr>
       </w:pPr>
-      <w:r>
-        <w:rPr>
-          <w:rFonts w:ascii="NikoshBAN" w:hAnsi="NikoshBAN" w:cs="NikoshBAN"/>
-          <w:color w:val="000000" w:themeColor="text1"/>
-        </w:rPr>
-        <w:t>উত্তর: ______________________________________________</w:t>
-      </w:r>
+      <w:proofErr w:type="spellStart"/>
+      <w:r>
+        <w:rPr>
+          <w:rFonts w:ascii="NikoshBAN" w:hAnsi="NikoshBAN" w:cs="NikoshBAN"/>
+          <w:color w:val="000000" w:themeColor="text1"/>
+        </w:rPr>
+        <w:t>উত্তর</w:t>
+      </w:r>
+      <w:proofErr w:type="spellEnd"/>
+      <w:r>
+        <w:rPr>
+          <w:rFonts w:ascii="NikoshBAN" w:hAnsi="NikoshBAN" w:cs="NikoshBAN"/>
+          <w:color w:val="000000" w:themeColor="text1"/>
+        </w:rPr>
+        <w:t xml:space="preserve">: </w:t>
+      </w:r>
+      <w:proofErr w:type="spellStart"/>
+      <w:r>
+        <w:rPr>
+          <w:rFonts w:ascii="NikoshBAN" w:hAnsi="NikoshBAN" w:cs="NikoshBAN"/>
+          <w:color w:val="000000" w:themeColor="text1"/>
+        </w:rPr>
+        <w:t>না</w:t>
+      </w:r>
+      <w:proofErr w:type="spellEnd"/>
     </w:p>
     <w:p>
       <w:pPr>
@@ -1095,7 +5136,215 @@
           <w:rFonts w:ascii="NikoshBAN" w:hAnsi="NikoshBAN" w:cs="NikoshBAN"/>
           <w:color w:val="000000" w:themeColor="text1"/>
         </w:rPr>
-        <w:t>13. মাসিক ন্যূনতম পূরণ না হলে কী হবে? (জরিমানা, সতর্কবার্তা, নাকি শুধু রিপোর্টে দেখানো?)</w:t>
+        <w:t xml:space="preserve">13. </w:t>
+      </w:r>
+      <w:proofErr w:type="spellStart"/>
+      <w:r>
+        <w:rPr>
+          <w:rFonts w:ascii="NikoshBAN" w:hAnsi="NikoshBAN" w:cs="NikoshBAN"/>
+          <w:color w:val="000000" w:themeColor="text1"/>
+        </w:rPr>
+        <w:t>মাসিক</w:t>
+      </w:r>
+      <w:proofErr w:type="spellEnd"/>
+      <w:r>
+        <w:rPr>
+          <w:rFonts w:ascii="NikoshBAN" w:hAnsi="NikoshBAN" w:cs="NikoshBAN"/>
+          <w:color w:val="000000" w:themeColor="text1"/>
+        </w:rPr>
+        <w:t xml:space="preserve"> </w:t>
+      </w:r>
+      <w:proofErr w:type="spellStart"/>
+      <w:r>
+        <w:rPr>
+          <w:rFonts w:ascii="NikoshBAN" w:hAnsi="NikoshBAN" w:cs="NikoshBAN"/>
+          <w:color w:val="000000" w:themeColor="text1"/>
+        </w:rPr>
+        <w:t>ন্যূনতম</w:t>
+      </w:r>
+      <w:proofErr w:type="spellEnd"/>
+      <w:r>
+        <w:rPr>
+          <w:rFonts w:ascii="NikoshBAN" w:hAnsi="NikoshBAN" w:cs="NikoshBAN"/>
+          <w:color w:val="000000" w:themeColor="text1"/>
+        </w:rPr>
+        <w:t xml:space="preserve"> </w:t>
+      </w:r>
+      <w:proofErr w:type="spellStart"/>
+      <w:r>
+        <w:rPr>
+          <w:rFonts w:ascii="NikoshBAN" w:hAnsi="NikoshBAN" w:cs="NikoshBAN"/>
+          <w:color w:val="000000" w:themeColor="text1"/>
+        </w:rPr>
+        <w:t>পূরণ</w:t>
+      </w:r>
+      <w:proofErr w:type="spellEnd"/>
+      <w:r>
+        <w:rPr>
+          <w:rFonts w:ascii="NikoshBAN" w:hAnsi="NikoshBAN" w:cs="NikoshBAN"/>
+          <w:color w:val="000000" w:themeColor="text1"/>
+        </w:rPr>
+        <w:t xml:space="preserve"> </w:t>
+      </w:r>
+      <w:proofErr w:type="spellStart"/>
+      <w:r>
+        <w:rPr>
+          <w:rFonts w:ascii="NikoshBAN" w:hAnsi="NikoshBAN" w:cs="NikoshBAN"/>
+          <w:color w:val="000000" w:themeColor="text1"/>
+        </w:rPr>
+        <w:t>না</w:t>
+      </w:r>
+      <w:proofErr w:type="spellEnd"/>
+      <w:r>
+        <w:rPr>
+          <w:rFonts w:ascii="NikoshBAN" w:hAnsi="NikoshBAN" w:cs="NikoshBAN"/>
+          <w:color w:val="000000" w:themeColor="text1"/>
+        </w:rPr>
+        <w:t xml:space="preserve"> </w:t>
+      </w:r>
+      <w:proofErr w:type="spellStart"/>
+      <w:r>
+        <w:rPr>
+          <w:rFonts w:ascii="NikoshBAN" w:hAnsi="NikoshBAN" w:cs="NikoshBAN"/>
+          <w:color w:val="000000" w:themeColor="text1"/>
+        </w:rPr>
+        <w:t>হলে</w:t>
+      </w:r>
+      <w:proofErr w:type="spellEnd"/>
+      <w:r>
+        <w:rPr>
+          <w:rFonts w:ascii="NikoshBAN" w:hAnsi="NikoshBAN" w:cs="NikoshBAN"/>
+          <w:color w:val="000000" w:themeColor="text1"/>
+        </w:rPr>
+        <w:t xml:space="preserve"> </w:t>
+      </w:r>
+      <w:proofErr w:type="spellStart"/>
+      <w:r>
+        <w:rPr>
+          <w:rFonts w:ascii="NikoshBAN" w:hAnsi="NikoshBAN" w:cs="NikoshBAN"/>
+          <w:color w:val="000000" w:themeColor="text1"/>
+        </w:rPr>
+        <w:t>কী</w:t>
+      </w:r>
+      <w:proofErr w:type="spellEnd"/>
+      <w:r>
+        <w:rPr>
+          <w:rFonts w:ascii="NikoshBAN" w:hAnsi="NikoshBAN" w:cs="NikoshBAN"/>
+          <w:color w:val="000000" w:themeColor="text1"/>
+        </w:rPr>
+        <w:t xml:space="preserve"> </w:t>
+      </w:r>
+      <w:proofErr w:type="spellStart"/>
+      <w:r>
+        <w:rPr>
+          <w:rFonts w:ascii="NikoshBAN" w:hAnsi="NikoshBAN" w:cs="NikoshBAN"/>
+          <w:color w:val="000000" w:themeColor="text1"/>
+        </w:rPr>
+        <w:t>হবে</w:t>
+      </w:r>
+      <w:proofErr w:type="spellEnd"/>
+      <w:r>
+        <w:rPr>
+          <w:rFonts w:ascii="NikoshBAN" w:hAnsi="NikoshBAN" w:cs="NikoshBAN"/>
+          <w:color w:val="000000" w:themeColor="text1"/>
+        </w:rPr>
+        <w:t>? (</w:t>
+      </w:r>
+      <w:proofErr w:type="spellStart"/>
+      <w:r>
+        <w:rPr>
+          <w:rFonts w:ascii="NikoshBAN" w:hAnsi="NikoshBAN" w:cs="NikoshBAN"/>
+          <w:color w:val="000000" w:themeColor="text1"/>
+        </w:rPr>
+        <w:t>জরিমানা</w:t>
+      </w:r>
+      <w:proofErr w:type="spellEnd"/>
+      <w:r>
+        <w:rPr>
+          <w:rFonts w:ascii="NikoshBAN" w:hAnsi="NikoshBAN" w:cs="NikoshBAN"/>
+          <w:color w:val="000000" w:themeColor="text1"/>
+        </w:rPr>
+        <w:t xml:space="preserve">, </w:t>
+      </w:r>
+      <w:proofErr w:type="spellStart"/>
+      <w:r>
+        <w:rPr>
+          <w:rFonts w:ascii="NikoshBAN" w:hAnsi="NikoshBAN" w:cs="NikoshBAN"/>
+          <w:color w:val="000000" w:themeColor="text1"/>
+        </w:rPr>
+        <w:t>সতর্কবার্তা</w:t>
+      </w:r>
+      <w:proofErr w:type="spellEnd"/>
+      <w:r>
+        <w:rPr>
+          <w:rFonts w:ascii="NikoshBAN" w:hAnsi="NikoshBAN" w:cs="NikoshBAN"/>
+          <w:color w:val="000000" w:themeColor="text1"/>
+        </w:rPr>
+        <w:t xml:space="preserve">, </w:t>
+      </w:r>
+      <w:proofErr w:type="spellStart"/>
+      <w:r>
+        <w:rPr>
+          <w:rFonts w:ascii="NikoshBAN" w:hAnsi="NikoshBAN" w:cs="NikoshBAN"/>
+          <w:color w:val="000000" w:themeColor="text1"/>
+        </w:rPr>
+        <w:t>নাকি</w:t>
+      </w:r>
+      <w:proofErr w:type="spellEnd"/>
+      <w:r>
+        <w:rPr>
+          <w:rFonts w:ascii="NikoshBAN" w:hAnsi="NikoshBAN" w:cs="NikoshBAN"/>
+          <w:color w:val="000000" w:themeColor="text1"/>
+        </w:rPr>
+        <w:t xml:space="preserve"> </w:t>
+      </w:r>
+      <w:proofErr w:type="spellStart"/>
+      <w:r>
+        <w:rPr>
+          <w:rFonts w:ascii="NikoshBAN" w:hAnsi="NikoshBAN" w:cs="NikoshBAN"/>
+          <w:color w:val="000000" w:themeColor="text1"/>
+        </w:rPr>
+        <w:t>শুধু</w:t>
+      </w:r>
+      <w:proofErr w:type="spellEnd"/>
+      <w:r>
+        <w:rPr>
+          <w:rFonts w:ascii="NikoshBAN" w:hAnsi="NikoshBAN" w:cs="NikoshBAN"/>
+          <w:color w:val="000000" w:themeColor="text1"/>
+        </w:rPr>
+        <w:t xml:space="preserve"> </w:t>
+      </w:r>
+      <w:proofErr w:type="spellStart"/>
+      <w:r>
+        <w:rPr>
+          <w:rFonts w:ascii="NikoshBAN" w:hAnsi="NikoshBAN" w:cs="NikoshBAN"/>
+          <w:color w:val="000000" w:themeColor="text1"/>
+        </w:rPr>
+        <w:t>রিপোর্টে</w:t>
+      </w:r>
+      <w:proofErr w:type="spellEnd"/>
+      <w:r>
+        <w:rPr>
+          <w:rFonts w:ascii="NikoshBAN" w:hAnsi="NikoshBAN" w:cs="NikoshBAN"/>
+          <w:color w:val="000000" w:themeColor="text1"/>
+        </w:rPr>
+        <w:t xml:space="preserve"> </w:t>
+      </w:r>
+      <w:proofErr w:type="spellStart"/>
+      <w:r>
+        <w:rPr>
+          <w:rFonts w:ascii="NikoshBAN" w:hAnsi="NikoshBAN" w:cs="NikoshBAN"/>
+          <w:color w:val="000000" w:themeColor="text1"/>
+        </w:rPr>
+        <w:t>দেখানো</w:t>
+      </w:r>
+      <w:proofErr w:type="spellEnd"/>
+      <w:r>
+        <w:rPr>
+          <w:rFonts w:ascii="NikoshBAN" w:hAnsi="NikoshBAN" w:cs="NikoshBAN"/>
+          <w:color w:val="000000" w:themeColor="text1"/>
+        </w:rPr>
+        <w:t>?)</w:t>
       </w:r>
     </w:p>
     <w:p>
@@ -1107,12 +5356,252 @@
           <w:color w:val="000000" w:themeColor="text1"/>
         </w:rPr>
       </w:pPr>
-      <w:r>
-        <w:rPr>
-          <w:rFonts w:ascii="NikoshBAN" w:hAnsi="NikoshBAN" w:cs="NikoshBAN"/>
-          <w:color w:val="000000" w:themeColor="text1"/>
-        </w:rPr>
-        <w:t>উত্তর: ______________________________________________</w:t>
+      <w:proofErr w:type="spellStart"/>
+      <w:r>
+        <w:rPr>
+          <w:rFonts w:ascii="NikoshBAN" w:hAnsi="NikoshBAN" w:cs="NikoshBAN"/>
+          <w:color w:val="000000" w:themeColor="text1"/>
+        </w:rPr>
+        <w:t>উত্তর</w:t>
+      </w:r>
+      <w:proofErr w:type="spellEnd"/>
+      <w:r>
+        <w:rPr>
+          <w:rFonts w:ascii="NikoshBAN" w:hAnsi="NikoshBAN" w:cs="NikoshBAN"/>
+          <w:color w:val="000000" w:themeColor="text1"/>
+        </w:rPr>
+        <w:t>:</w:t>
+      </w:r>
+      <w:r>
+        <w:rPr>
+          <w:rFonts w:ascii="NikoshBAN" w:hAnsi="NikoshBAN" w:cs="NikoshBAN"/>
+          <w:color w:val="000000" w:themeColor="text1"/>
+        </w:rPr>
+        <w:t xml:space="preserve"> </w:t>
+      </w:r>
+      <w:proofErr w:type="spellStart"/>
+      <w:r>
+        <w:rPr>
+          <w:rFonts w:ascii="NikoshBAN" w:hAnsi="NikoshBAN" w:cs="NikoshBAN"/>
+          <w:color w:val="000000" w:themeColor="text1"/>
+        </w:rPr>
+        <w:t>সে</w:t>
+      </w:r>
+      <w:proofErr w:type="spellEnd"/>
+      <w:r>
+        <w:rPr>
+          <w:rFonts w:ascii="NikoshBAN" w:hAnsi="NikoshBAN" w:cs="NikoshBAN"/>
+          <w:color w:val="000000" w:themeColor="text1"/>
+        </w:rPr>
+        <w:t xml:space="preserve"> </w:t>
+      </w:r>
+      <w:proofErr w:type="spellStart"/>
+      <w:r>
+        <w:rPr>
+          <w:rFonts w:ascii="NikoshBAN" w:hAnsi="NikoshBAN" w:cs="NikoshBAN"/>
+          <w:color w:val="000000" w:themeColor="text1"/>
+        </w:rPr>
+        <w:t>ক্ষেত্রে</w:t>
+      </w:r>
+      <w:proofErr w:type="spellEnd"/>
+      <w:r>
+        <w:rPr>
+          <w:rFonts w:ascii="NikoshBAN" w:hAnsi="NikoshBAN" w:cs="NikoshBAN"/>
+          <w:color w:val="000000" w:themeColor="text1"/>
+        </w:rPr>
+        <w:t xml:space="preserve"> </w:t>
+      </w:r>
+      <w:proofErr w:type="spellStart"/>
+      <w:r>
+        <w:rPr>
+          <w:rFonts w:ascii="NikoshBAN" w:hAnsi="NikoshBAN" w:cs="NikoshBAN"/>
+          <w:color w:val="000000" w:themeColor="text1"/>
+        </w:rPr>
+        <w:t>বোনাস</w:t>
+      </w:r>
+      <w:proofErr w:type="spellEnd"/>
+      <w:r>
+        <w:rPr>
+          <w:rFonts w:ascii="NikoshBAN" w:hAnsi="NikoshBAN" w:cs="NikoshBAN"/>
+          <w:color w:val="000000" w:themeColor="text1"/>
+        </w:rPr>
+        <w:t xml:space="preserve"> </w:t>
+      </w:r>
+      <w:proofErr w:type="spellStart"/>
+      <w:r>
+        <w:rPr>
+          <w:rFonts w:ascii="NikoshBAN" w:hAnsi="NikoshBAN" w:cs="NikoshBAN"/>
+          <w:color w:val="000000" w:themeColor="text1"/>
+        </w:rPr>
+        <w:t>দিতেও</w:t>
+      </w:r>
+      <w:proofErr w:type="spellEnd"/>
+      <w:r>
+        <w:rPr>
+          <w:rFonts w:ascii="NikoshBAN" w:hAnsi="NikoshBAN" w:cs="NikoshBAN"/>
+          <w:color w:val="000000" w:themeColor="text1"/>
+        </w:rPr>
+        <w:t xml:space="preserve"> </w:t>
+      </w:r>
+      <w:proofErr w:type="spellStart"/>
+      <w:r>
+        <w:rPr>
+          <w:rFonts w:ascii="NikoshBAN" w:hAnsi="NikoshBAN" w:cs="NikoshBAN"/>
+          <w:color w:val="000000" w:themeColor="text1"/>
+        </w:rPr>
+        <w:t>পারে</w:t>
+      </w:r>
+      <w:proofErr w:type="spellEnd"/>
+      <w:r>
+        <w:rPr>
+          <w:rFonts w:ascii="NikoshBAN" w:hAnsi="NikoshBAN" w:cs="NikoshBAN"/>
+          <w:color w:val="000000" w:themeColor="text1"/>
+        </w:rPr>
+        <w:t xml:space="preserve"> </w:t>
+      </w:r>
+      <w:proofErr w:type="spellStart"/>
+      <w:r>
+        <w:rPr>
+          <w:rFonts w:ascii="NikoshBAN" w:hAnsi="NikoshBAN" w:cs="NikoshBAN"/>
+          <w:color w:val="000000" w:themeColor="text1"/>
+        </w:rPr>
+        <w:t>আবার</w:t>
+      </w:r>
+      <w:proofErr w:type="spellEnd"/>
+      <w:r>
+        <w:rPr>
+          <w:rFonts w:ascii="NikoshBAN" w:hAnsi="NikoshBAN" w:cs="NikoshBAN"/>
+          <w:color w:val="000000" w:themeColor="text1"/>
+        </w:rPr>
+        <w:t xml:space="preserve"> </w:t>
+      </w:r>
+      <w:proofErr w:type="spellStart"/>
+      <w:r>
+        <w:rPr>
+          <w:rFonts w:ascii="NikoshBAN" w:hAnsi="NikoshBAN" w:cs="NikoshBAN"/>
+          <w:color w:val="000000" w:themeColor="text1"/>
+        </w:rPr>
+        <w:t>নাও</w:t>
+      </w:r>
+      <w:proofErr w:type="spellEnd"/>
+      <w:r>
+        <w:rPr>
+          <w:rFonts w:ascii="NikoshBAN" w:hAnsi="NikoshBAN" w:cs="NikoshBAN"/>
+          <w:color w:val="000000" w:themeColor="text1"/>
+        </w:rPr>
+        <w:t xml:space="preserve"> </w:t>
+      </w:r>
+      <w:proofErr w:type="spellStart"/>
+      <w:r>
+        <w:rPr>
+          <w:rFonts w:ascii="NikoshBAN" w:hAnsi="NikoshBAN" w:cs="NikoshBAN"/>
+          <w:color w:val="000000" w:themeColor="text1"/>
+        </w:rPr>
+        <w:t>দিতে</w:t>
+      </w:r>
+      <w:proofErr w:type="spellEnd"/>
+      <w:r>
+        <w:rPr>
+          <w:rFonts w:ascii="NikoshBAN" w:hAnsi="NikoshBAN" w:cs="NikoshBAN"/>
+          <w:color w:val="000000" w:themeColor="text1"/>
+        </w:rPr>
+        <w:t xml:space="preserve"> </w:t>
+      </w:r>
+      <w:proofErr w:type="spellStart"/>
+      <w:r>
+        <w:rPr>
+          <w:rFonts w:ascii="NikoshBAN" w:hAnsi="NikoshBAN" w:cs="NikoshBAN"/>
+          <w:color w:val="000000" w:themeColor="text1"/>
+        </w:rPr>
+        <w:t>পারে</w:t>
+      </w:r>
+      <w:proofErr w:type="spellEnd"/>
+      <w:r>
+        <w:rPr>
+          <w:rFonts w:ascii="NikoshBAN" w:hAnsi="NikoshBAN" w:cs="NikoshBAN"/>
+          <w:color w:val="000000" w:themeColor="text1"/>
+        </w:rPr>
+        <w:t xml:space="preserve">। </w:t>
+      </w:r>
+      <w:proofErr w:type="spellStart"/>
+      <w:r>
+        <w:rPr>
+          <w:rFonts w:ascii="NikoshBAN" w:hAnsi="NikoshBAN" w:cs="NikoshBAN"/>
+          <w:color w:val="000000" w:themeColor="text1"/>
+        </w:rPr>
+        <w:t>তবে</w:t>
+      </w:r>
+      <w:proofErr w:type="spellEnd"/>
+      <w:r>
+        <w:rPr>
+          <w:rFonts w:ascii="NikoshBAN" w:hAnsi="NikoshBAN" w:cs="NikoshBAN"/>
+          <w:color w:val="000000" w:themeColor="text1"/>
+        </w:rPr>
+        <w:t xml:space="preserve"> </w:t>
+      </w:r>
+      <w:proofErr w:type="spellStart"/>
+      <w:r>
+        <w:rPr>
+          <w:rFonts w:ascii="NikoshBAN" w:hAnsi="NikoshBAN" w:cs="NikoshBAN"/>
+          <w:color w:val="000000" w:themeColor="text1"/>
+        </w:rPr>
+        <w:t>জরিমানা</w:t>
+      </w:r>
+      <w:proofErr w:type="spellEnd"/>
+      <w:r>
+        <w:rPr>
+          <w:rFonts w:ascii="NikoshBAN" w:hAnsi="NikoshBAN" w:cs="NikoshBAN"/>
+          <w:color w:val="000000" w:themeColor="text1"/>
+        </w:rPr>
+        <w:t xml:space="preserve">, </w:t>
+      </w:r>
+      <w:proofErr w:type="spellStart"/>
+      <w:r>
+        <w:rPr>
+          <w:rFonts w:ascii="NikoshBAN" w:hAnsi="NikoshBAN" w:cs="NikoshBAN"/>
+          <w:color w:val="000000" w:themeColor="text1"/>
+        </w:rPr>
+        <w:t>সতর্কবার্তা</w:t>
+      </w:r>
+      <w:proofErr w:type="spellEnd"/>
+      <w:r>
+        <w:rPr>
+          <w:rFonts w:ascii="NikoshBAN" w:hAnsi="NikoshBAN" w:cs="NikoshBAN"/>
+          <w:color w:val="000000" w:themeColor="text1"/>
+        </w:rPr>
+        <w:t xml:space="preserve"> </w:t>
+      </w:r>
+      <w:proofErr w:type="spellStart"/>
+      <w:r>
+        <w:rPr>
+          <w:rFonts w:ascii="NikoshBAN" w:hAnsi="NikoshBAN" w:cs="NikoshBAN"/>
+          <w:color w:val="000000" w:themeColor="text1"/>
+        </w:rPr>
+        <w:t>দিবে</w:t>
+      </w:r>
+      <w:proofErr w:type="spellEnd"/>
+      <w:r>
+        <w:rPr>
+          <w:rFonts w:ascii="NikoshBAN" w:hAnsi="NikoshBAN" w:cs="NikoshBAN"/>
+          <w:color w:val="000000" w:themeColor="text1"/>
+        </w:rPr>
+        <w:t xml:space="preserve"> </w:t>
+      </w:r>
+      <w:proofErr w:type="spellStart"/>
+      <w:r>
+        <w:rPr>
+          <w:rFonts w:ascii="NikoshBAN" w:hAnsi="NikoshBAN" w:cs="NikoshBAN"/>
+          <w:color w:val="000000" w:themeColor="text1"/>
+        </w:rPr>
+        <w:t>না</w:t>
+      </w:r>
+      <w:proofErr w:type="spellEnd"/>
+      <w:r>
+        <w:rPr>
+          <w:rFonts w:ascii="NikoshBAN" w:hAnsi="NikoshBAN" w:cs="NikoshBAN"/>
+          <w:color w:val="000000" w:themeColor="text1"/>
+        </w:rPr>
+        <w:t xml:space="preserve">। </w:t>
       </w:r>
     </w:p>
     <w:p>
@@ -1130,7 +5619,15 @@
           <w:rFonts w:ascii="NikoshBAN" w:hAnsi="NikoshBAN" w:cs="NikoshBAN"/>
           <w:color w:val="000000" w:themeColor="text1"/>
         </w:rPr>
-        <w:t>14. কো</w:t>
+        <w:t xml:space="preserve">14. </w:t>
+      </w:r>
+      <w:proofErr w:type="spellStart"/>
+      <w:r>
+        <w:rPr>
+          <w:rFonts w:ascii="NikoshBAN" w:hAnsi="NikoshBAN" w:cs="NikoshBAN"/>
+          <w:color w:val="000000" w:themeColor="text1"/>
+        </w:rPr>
+        <w:t>কো</w:t>
       </w:r>
       <w:r>
         <w:rPr>
@@ -1144,7 +5641,119 @@
           <w:rFonts w:ascii="NikoshBAN" w:hAnsi="NikoshBAN" w:cs="NikoshBAN"/>
           <w:color w:val="000000" w:themeColor="text1"/>
         </w:rPr>
-        <w:t>র্টার টার্গেট পূরণ না হলে Offer কি বাতিল হ</w:t>
+        <w:t>র্টার</w:t>
+      </w:r>
+      <w:proofErr w:type="spellEnd"/>
+      <w:r>
+        <w:rPr>
+          <w:rFonts w:ascii="NikoshBAN" w:hAnsi="NikoshBAN" w:cs="NikoshBAN"/>
+          <w:color w:val="000000" w:themeColor="text1"/>
+        </w:rPr>
+        <w:t xml:space="preserve"> </w:t>
+      </w:r>
+      <w:proofErr w:type="spellStart"/>
+      <w:r>
+        <w:rPr>
+          <w:rFonts w:ascii="NikoshBAN" w:hAnsi="NikoshBAN" w:cs="NikoshBAN"/>
+          <w:color w:val="000000" w:themeColor="text1"/>
+        </w:rPr>
+        <w:t>টার্গেট</w:t>
+      </w:r>
+      <w:proofErr w:type="spellEnd"/>
+      <w:r>
+        <w:rPr>
+          <w:rFonts w:ascii="NikoshBAN" w:hAnsi="NikoshBAN" w:cs="NikoshBAN"/>
+          <w:color w:val="000000" w:themeColor="text1"/>
+        </w:rPr>
+        <w:t xml:space="preserve"> </w:t>
+      </w:r>
+      <w:proofErr w:type="spellStart"/>
+      <w:r>
+        <w:rPr>
+          <w:rFonts w:ascii="NikoshBAN" w:hAnsi="NikoshBAN" w:cs="NikoshBAN"/>
+          <w:color w:val="000000" w:themeColor="text1"/>
+        </w:rPr>
+        <w:t>পূরণ</w:t>
+      </w:r>
+      <w:proofErr w:type="spellEnd"/>
+      <w:r>
+        <w:rPr>
+          <w:rFonts w:ascii="NikoshBAN" w:hAnsi="NikoshBAN" w:cs="NikoshBAN"/>
+          <w:color w:val="000000" w:themeColor="text1"/>
+        </w:rPr>
+        <w:t xml:space="preserve"> </w:t>
+      </w:r>
+      <w:proofErr w:type="spellStart"/>
+      <w:r>
+        <w:rPr>
+          <w:rFonts w:ascii="NikoshBAN" w:hAnsi="NikoshBAN" w:cs="NikoshBAN"/>
+          <w:color w:val="000000" w:themeColor="text1"/>
+        </w:rPr>
+        <w:t>না</w:t>
+      </w:r>
+      <w:proofErr w:type="spellEnd"/>
+      <w:r>
+        <w:rPr>
+          <w:rFonts w:ascii="NikoshBAN" w:hAnsi="NikoshBAN" w:cs="NikoshBAN"/>
+          <w:color w:val="000000" w:themeColor="text1"/>
+        </w:rPr>
+        <w:t xml:space="preserve"> </w:t>
+      </w:r>
+      <w:proofErr w:type="spellStart"/>
+      <w:r>
+        <w:rPr>
+          <w:rFonts w:ascii="NikoshBAN" w:hAnsi="NikoshBAN" w:cs="NikoshBAN"/>
+          <w:color w:val="000000" w:themeColor="text1"/>
+        </w:rPr>
+        <w:t>হলে</w:t>
+      </w:r>
+      <w:proofErr w:type="spellEnd"/>
+      <w:r>
+        <w:rPr>
+          <w:rFonts w:ascii="NikoshBAN" w:hAnsi="NikoshBAN" w:cs="NikoshBAN"/>
+          <w:color w:val="000000" w:themeColor="text1"/>
+        </w:rPr>
+        <w:t xml:space="preserve"> Offer </w:t>
+      </w:r>
+      <w:proofErr w:type="spellStart"/>
+      <w:r>
+        <w:rPr>
+          <w:rFonts w:ascii="NikoshBAN" w:hAnsi="NikoshBAN" w:cs="NikoshBAN"/>
+          <w:color w:val="000000" w:themeColor="text1"/>
+        </w:rPr>
+        <w:t>কি</w:t>
+      </w:r>
+      <w:proofErr w:type="spellEnd"/>
+      <w:r>
+        <w:rPr>
+          <w:rFonts w:ascii="NikoshBAN" w:hAnsi="NikoshBAN" w:cs="NikoshBAN"/>
+          <w:color w:val="000000" w:themeColor="text1"/>
+        </w:rPr>
+        <w:t xml:space="preserve"> </w:t>
+      </w:r>
+      <w:proofErr w:type="spellStart"/>
+      <w:r>
+        <w:rPr>
+          <w:rFonts w:ascii="NikoshBAN" w:hAnsi="NikoshBAN" w:cs="NikoshBAN"/>
+          <w:color w:val="000000" w:themeColor="text1"/>
+        </w:rPr>
+        <w:t>বাতিল</w:t>
+      </w:r>
+      <w:proofErr w:type="spellEnd"/>
+      <w:r>
+        <w:rPr>
+          <w:rFonts w:ascii="NikoshBAN" w:hAnsi="NikoshBAN" w:cs="NikoshBAN"/>
+          <w:color w:val="000000" w:themeColor="text1"/>
+        </w:rPr>
+        <w:t xml:space="preserve"> </w:t>
+      </w:r>
+      <w:proofErr w:type="spellStart"/>
+      <w:r>
+        <w:rPr>
+          <w:rFonts w:ascii="NikoshBAN" w:hAnsi="NikoshBAN" w:cs="NikoshBAN"/>
+          <w:color w:val="000000" w:themeColor="text1"/>
+        </w:rPr>
+        <w:t>হ</w:t>
       </w:r>
       <w:r>
         <w:rPr>
@@ -1153,6 +5762,7 @@
         </w:rPr>
         <w:t>য়</w:t>
       </w:r>
+      <w:proofErr w:type="spellEnd"/>
       <w:r>
         <w:rPr>
           <w:rFonts w:ascii="NikoshBAN" w:hAnsi="NikoshBAN" w:cs="NikoshBAN"/>
@@ -1170,12 +5780,60 @@
           <w:color w:val="000000" w:themeColor="text1"/>
         </w:rPr>
       </w:pPr>
-      <w:r>
-        <w:rPr>
-          <w:rFonts w:ascii="NikoshBAN" w:hAnsi="NikoshBAN" w:cs="NikoshBAN"/>
-          <w:color w:val="000000" w:themeColor="text1"/>
-        </w:rPr>
-        <w:t>উত্তর: ______________________________________________</w:t>
+      <w:proofErr w:type="spellStart"/>
+      <w:r>
+        <w:rPr>
+          <w:rFonts w:ascii="NikoshBAN" w:hAnsi="NikoshBAN" w:cs="NikoshBAN"/>
+          <w:color w:val="000000" w:themeColor="text1"/>
+        </w:rPr>
+        <w:t>উত্তর</w:t>
+      </w:r>
+      <w:proofErr w:type="spellEnd"/>
+      <w:r>
+        <w:rPr>
+          <w:rFonts w:ascii="NikoshBAN" w:hAnsi="NikoshBAN" w:cs="NikoshBAN"/>
+          <w:color w:val="000000" w:themeColor="text1"/>
+        </w:rPr>
+        <w:t xml:space="preserve">: </w:t>
+      </w:r>
+      <w:proofErr w:type="spellStart"/>
+      <w:r>
+        <w:rPr>
+          <w:rFonts w:ascii="NikoshBAN" w:hAnsi="NikoshBAN" w:cs="NikoshBAN"/>
+          <w:color w:val="000000" w:themeColor="text1"/>
+        </w:rPr>
+        <w:t>বাতিল</w:t>
+      </w:r>
+      <w:proofErr w:type="spellEnd"/>
+      <w:r>
+        <w:rPr>
+          <w:rFonts w:ascii="NikoshBAN" w:hAnsi="NikoshBAN" w:cs="NikoshBAN"/>
+          <w:color w:val="000000" w:themeColor="text1"/>
+        </w:rPr>
+        <w:t xml:space="preserve"> </w:t>
+      </w:r>
+      <w:proofErr w:type="spellStart"/>
+      <w:r>
+        <w:rPr>
+          <w:rFonts w:ascii="NikoshBAN" w:hAnsi="NikoshBAN" w:cs="NikoshBAN"/>
+          <w:color w:val="000000" w:themeColor="text1"/>
+        </w:rPr>
+        <w:t>হ</w:t>
+      </w:r>
+      <w:r>
+        <w:rPr>
+          <w:rFonts w:ascii="NikoshBAN" w:hAnsi="NikoshBAN" w:cs="NikoshBAN"/>
+          <w:color w:val="000000" w:themeColor="text1"/>
+        </w:rPr>
+        <w:t>য়</w:t>
+      </w:r>
+      <w:proofErr w:type="spellEnd"/>
+      <w:r>
+        <w:rPr>
+          <w:rFonts w:ascii="NikoshBAN" w:hAnsi="NikoshBAN" w:cs="NikoshBAN"/>
+          <w:color w:val="000000" w:themeColor="text1"/>
+        </w:rPr>
+        <w:t xml:space="preserve">। </w:t>
       </w:r>
     </w:p>
     <w:p>
@@ -1193,7 +5851,15 @@
           <w:rFonts w:ascii="NikoshBAN" w:hAnsi="NikoshBAN" w:cs="NikoshBAN"/>
           <w:color w:val="000000" w:themeColor="text1"/>
         </w:rPr>
-        <w:t>15. কো</w:t>
+        <w:t xml:space="preserve">15. </w:t>
+      </w:r>
+      <w:proofErr w:type="spellStart"/>
+      <w:r>
+        <w:rPr>
+          <w:rFonts w:ascii="NikoshBAN" w:hAnsi="NikoshBAN" w:cs="NikoshBAN"/>
+          <w:color w:val="000000" w:themeColor="text1"/>
+        </w:rPr>
+        <w:t>কো</w:t>
       </w:r>
       <w:r>
         <w:rPr>
@@ -1207,7 +5873,247 @@
           <w:rFonts w:ascii="NikoshBAN" w:hAnsi="NikoshBAN" w:cs="NikoshBAN"/>
           <w:color w:val="000000" w:themeColor="text1"/>
         </w:rPr>
-        <w:t>র্টার, অর্ধ বৎসর ও বছরের টার্গেট একে অপরের সাথে কীভাবে সম্পর্কিত? যেমন বছরের টার্গেট কি চার কো</w:t>
+        <w:t>র্টার</w:t>
+      </w:r>
+      <w:proofErr w:type="spellEnd"/>
+      <w:r>
+        <w:rPr>
+          <w:rFonts w:ascii="NikoshBAN" w:hAnsi="NikoshBAN" w:cs="NikoshBAN"/>
+          <w:color w:val="000000" w:themeColor="text1"/>
+        </w:rPr>
+        <w:t xml:space="preserve">, </w:t>
+      </w:r>
+      <w:proofErr w:type="spellStart"/>
+      <w:r>
+        <w:rPr>
+          <w:rFonts w:ascii="NikoshBAN" w:hAnsi="NikoshBAN" w:cs="NikoshBAN"/>
+          <w:color w:val="000000" w:themeColor="text1"/>
+        </w:rPr>
+        <w:t>অর্ধ</w:t>
+      </w:r>
+      <w:proofErr w:type="spellEnd"/>
+      <w:r>
+        <w:rPr>
+          <w:rFonts w:ascii="NikoshBAN" w:hAnsi="NikoshBAN" w:cs="NikoshBAN"/>
+          <w:color w:val="000000" w:themeColor="text1"/>
+        </w:rPr>
+        <w:t xml:space="preserve"> </w:t>
+      </w:r>
+      <w:proofErr w:type="spellStart"/>
+      <w:r>
+        <w:rPr>
+          <w:rFonts w:ascii="NikoshBAN" w:hAnsi="NikoshBAN" w:cs="NikoshBAN"/>
+          <w:color w:val="000000" w:themeColor="text1"/>
+        </w:rPr>
+        <w:t>বৎসর</w:t>
+      </w:r>
+      <w:proofErr w:type="spellEnd"/>
+      <w:r>
+        <w:rPr>
+          <w:rFonts w:ascii="NikoshBAN" w:hAnsi="NikoshBAN" w:cs="NikoshBAN"/>
+          <w:color w:val="000000" w:themeColor="text1"/>
+        </w:rPr>
+        <w:t xml:space="preserve"> ও </w:t>
+      </w:r>
+      <w:proofErr w:type="spellStart"/>
+      <w:r>
+        <w:rPr>
+          <w:rFonts w:ascii="NikoshBAN" w:hAnsi="NikoshBAN" w:cs="NikoshBAN"/>
+          <w:color w:val="000000" w:themeColor="text1"/>
+        </w:rPr>
+        <w:t>বছরের</w:t>
+      </w:r>
+      <w:proofErr w:type="spellEnd"/>
+      <w:r>
+        <w:rPr>
+          <w:rFonts w:ascii="NikoshBAN" w:hAnsi="NikoshBAN" w:cs="NikoshBAN"/>
+          <w:color w:val="000000" w:themeColor="text1"/>
+        </w:rPr>
+        <w:t xml:space="preserve"> </w:t>
+      </w:r>
+      <w:proofErr w:type="spellStart"/>
+      <w:r>
+        <w:rPr>
+          <w:rFonts w:ascii="NikoshBAN" w:hAnsi="NikoshBAN" w:cs="NikoshBAN"/>
+          <w:color w:val="000000" w:themeColor="text1"/>
+        </w:rPr>
+        <w:t>টার্গেট</w:t>
+      </w:r>
+      <w:proofErr w:type="spellEnd"/>
+      <w:r>
+        <w:rPr>
+          <w:rFonts w:ascii="NikoshBAN" w:hAnsi="NikoshBAN" w:cs="NikoshBAN"/>
+          <w:color w:val="000000" w:themeColor="text1"/>
+        </w:rPr>
+        <w:t xml:space="preserve"> </w:t>
+      </w:r>
+      <w:proofErr w:type="spellStart"/>
+      <w:r>
+        <w:rPr>
+          <w:rFonts w:ascii="NikoshBAN" w:hAnsi="NikoshBAN" w:cs="NikoshBAN"/>
+          <w:color w:val="000000" w:themeColor="text1"/>
+        </w:rPr>
+        <w:t>একে</w:t>
+      </w:r>
+      <w:proofErr w:type="spellEnd"/>
+      <w:r>
+        <w:rPr>
+          <w:rFonts w:ascii="NikoshBAN" w:hAnsi="NikoshBAN" w:cs="NikoshBAN"/>
+          <w:color w:val="000000" w:themeColor="text1"/>
+        </w:rPr>
+        <w:t xml:space="preserve"> </w:t>
+      </w:r>
+      <w:proofErr w:type="spellStart"/>
+      <w:r>
+        <w:rPr>
+          <w:rFonts w:ascii="NikoshBAN" w:hAnsi="NikoshBAN" w:cs="NikoshBAN"/>
+          <w:color w:val="000000" w:themeColor="text1"/>
+        </w:rPr>
+        <w:t>অপরের</w:t>
+      </w:r>
+      <w:proofErr w:type="spellEnd"/>
+      <w:r>
+        <w:rPr>
+          <w:rFonts w:ascii="NikoshBAN" w:hAnsi="NikoshBAN" w:cs="NikoshBAN"/>
+          <w:color w:val="000000" w:themeColor="text1"/>
+        </w:rPr>
+        <w:t xml:space="preserve"> </w:t>
+      </w:r>
+      <w:proofErr w:type="spellStart"/>
+      <w:r>
+        <w:rPr>
+          <w:rFonts w:ascii="NikoshBAN" w:hAnsi="NikoshBAN" w:cs="NikoshBAN"/>
+          <w:color w:val="000000" w:themeColor="text1"/>
+        </w:rPr>
+        <w:t>সাথে</w:t>
+      </w:r>
+      <w:proofErr w:type="spellEnd"/>
+      <w:r>
+        <w:rPr>
+          <w:rFonts w:ascii="NikoshBAN" w:hAnsi="NikoshBAN" w:cs="NikoshBAN"/>
+          <w:color w:val="000000" w:themeColor="text1"/>
+        </w:rPr>
+        <w:t xml:space="preserve"> </w:t>
+      </w:r>
+      <w:proofErr w:type="spellStart"/>
+      <w:r>
+        <w:rPr>
+          <w:rFonts w:ascii="NikoshBAN" w:hAnsi="NikoshBAN" w:cs="NikoshBAN"/>
+          <w:color w:val="000000" w:themeColor="text1"/>
+        </w:rPr>
+        <w:t>কীভাবে</w:t>
+      </w:r>
+      <w:proofErr w:type="spellEnd"/>
+      <w:r>
+        <w:rPr>
+          <w:rFonts w:ascii="NikoshBAN" w:hAnsi="NikoshBAN" w:cs="NikoshBAN"/>
+          <w:color w:val="000000" w:themeColor="text1"/>
+        </w:rPr>
+        <w:t xml:space="preserve"> </w:t>
+      </w:r>
+      <w:proofErr w:type="spellStart"/>
+      <w:r>
+        <w:rPr>
+          <w:rFonts w:ascii="NikoshBAN" w:hAnsi="NikoshBAN" w:cs="NikoshBAN"/>
+          <w:color w:val="000000" w:themeColor="text1"/>
+        </w:rPr>
+        <w:t>সম্পর্কিত</w:t>
+      </w:r>
+      <w:proofErr w:type="spellEnd"/>
+      <w:r>
+        <w:rPr>
+          <w:rFonts w:ascii="NikoshBAN" w:hAnsi="NikoshBAN" w:cs="NikoshBAN"/>
+          <w:color w:val="000000" w:themeColor="text1"/>
+        </w:rPr>
+        <w:t xml:space="preserve">? </w:t>
+      </w:r>
+      <w:proofErr w:type="spellStart"/>
+      <w:r>
+        <w:rPr>
+          <w:rFonts w:ascii="NikoshBAN" w:hAnsi="NikoshBAN" w:cs="NikoshBAN"/>
+          <w:color w:val="000000" w:themeColor="text1"/>
+        </w:rPr>
+        <w:t>যেমন</w:t>
+      </w:r>
+      <w:proofErr w:type="spellEnd"/>
+      <w:r>
+        <w:rPr>
+          <w:rFonts w:ascii="NikoshBAN" w:hAnsi="NikoshBAN" w:cs="NikoshBAN"/>
+          <w:color w:val="000000" w:themeColor="text1"/>
+        </w:rPr>
+        <w:t xml:space="preserve"> </w:t>
+      </w:r>
+      <w:proofErr w:type="spellStart"/>
+      <w:r>
+        <w:rPr>
+          <w:rFonts w:ascii="NikoshBAN" w:hAnsi="NikoshBAN" w:cs="NikoshBAN"/>
+          <w:color w:val="000000" w:themeColor="text1"/>
+        </w:rPr>
+        <w:t>বছরের</w:t>
+      </w:r>
+      <w:proofErr w:type="spellEnd"/>
+      <w:r>
+        <w:rPr>
+          <w:rFonts w:ascii="NikoshBAN" w:hAnsi="NikoshBAN" w:cs="NikoshBAN"/>
+          <w:color w:val="000000" w:themeColor="text1"/>
+        </w:rPr>
+        <w:t xml:space="preserve"> </w:t>
+      </w:r>
+      <w:proofErr w:type="spellStart"/>
+      <w:r>
+        <w:rPr>
+          <w:rFonts w:ascii="NikoshBAN" w:hAnsi="NikoshBAN" w:cs="NikoshBAN"/>
+          <w:color w:val="000000" w:themeColor="text1"/>
+        </w:rPr>
+        <w:t>টার্গেট</w:t>
+      </w:r>
+      <w:proofErr w:type="spellEnd"/>
+      <w:r>
+        <w:rPr>
+          <w:rFonts w:ascii="NikoshBAN" w:hAnsi="NikoshBAN" w:cs="NikoshBAN"/>
+          <w:color w:val="000000" w:themeColor="text1"/>
+        </w:rPr>
+        <w:t xml:space="preserve"> </w:t>
+      </w:r>
+      <w:proofErr w:type="spellStart"/>
+      <w:r>
+        <w:rPr>
+          <w:rFonts w:ascii="NikoshBAN" w:hAnsi="NikoshBAN" w:cs="NikoshBAN"/>
+          <w:color w:val="000000" w:themeColor="text1"/>
+        </w:rPr>
+        <w:t>কি</w:t>
+      </w:r>
+      <w:proofErr w:type="spellEnd"/>
+      <w:r>
+        <w:rPr>
+          <w:rFonts w:ascii="NikoshBAN" w:hAnsi="NikoshBAN" w:cs="NikoshBAN"/>
+          <w:color w:val="000000" w:themeColor="text1"/>
+        </w:rPr>
+        <w:t xml:space="preserve"> </w:t>
+      </w:r>
+      <w:proofErr w:type="spellStart"/>
+      <w:r>
+        <w:rPr>
+          <w:rFonts w:ascii="NikoshBAN" w:hAnsi="NikoshBAN" w:cs="NikoshBAN"/>
+          <w:color w:val="000000" w:themeColor="text1"/>
+        </w:rPr>
+        <w:t>চার</w:t>
+      </w:r>
+      <w:proofErr w:type="spellEnd"/>
+      <w:r>
+        <w:rPr>
+          <w:rFonts w:ascii="NikoshBAN" w:hAnsi="NikoshBAN" w:cs="NikoshBAN"/>
+          <w:color w:val="000000" w:themeColor="text1"/>
+        </w:rPr>
+        <w:t xml:space="preserve"> </w:t>
+      </w:r>
+      <w:proofErr w:type="spellStart"/>
+      <w:r>
+        <w:rPr>
+          <w:rFonts w:ascii="NikoshBAN" w:hAnsi="NikoshBAN" w:cs="NikoshBAN"/>
+          <w:color w:val="000000" w:themeColor="text1"/>
+        </w:rPr>
+        <w:t>কো</w:t>
       </w:r>
       <w:r>
         <w:rPr>
@@ -1221,7 +6127,63 @@
           <w:rFonts w:ascii="NikoshBAN" w:hAnsi="NikoshBAN" w:cs="NikoshBAN"/>
           <w:color w:val="000000" w:themeColor="text1"/>
         </w:rPr>
-        <w:t>র্টারের যোগফল, নাকি আলাদা?</w:t>
+        <w:t>র্টারের</w:t>
+      </w:r>
+      <w:proofErr w:type="spellEnd"/>
+      <w:r>
+        <w:rPr>
+          <w:rFonts w:ascii="NikoshBAN" w:hAnsi="NikoshBAN" w:cs="NikoshBAN"/>
+          <w:color w:val="000000" w:themeColor="text1"/>
+        </w:rPr>
+        <w:t xml:space="preserve"> </w:t>
+      </w:r>
+      <w:proofErr w:type="spellStart"/>
+      <w:r>
+        <w:rPr>
+          <w:rFonts w:ascii="NikoshBAN" w:hAnsi="NikoshBAN" w:cs="NikoshBAN"/>
+          <w:color w:val="000000" w:themeColor="text1"/>
+        </w:rPr>
+        <w:t>যোগফল</w:t>
+      </w:r>
+      <w:proofErr w:type="spellEnd"/>
+      <w:r>
+        <w:rPr>
+          <w:rFonts w:ascii="NikoshBAN" w:hAnsi="NikoshBAN" w:cs="NikoshBAN"/>
+          <w:color w:val="000000" w:themeColor="text1"/>
+        </w:rPr>
+        <w:t xml:space="preserve">, </w:t>
+      </w:r>
+      <w:proofErr w:type="spellStart"/>
+      <w:r>
+        <w:rPr>
+          <w:rFonts w:ascii="NikoshBAN" w:hAnsi="NikoshBAN" w:cs="NikoshBAN"/>
+          <w:color w:val="000000" w:themeColor="text1"/>
+        </w:rPr>
+        <w:t>নাকি</w:t>
+      </w:r>
+      <w:proofErr w:type="spellEnd"/>
+      <w:r>
+        <w:rPr>
+          <w:rFonts w:ascii="NikoshBAN" w:hAnsi="NikoshBAN" w:cs="NikoshBAN"/>
+          <w:color w:val="000000" w:themeColor="text1"/>
+        </w:rPr>
+        <w:t xml:space="preserve"> </w:t>
+      </w:r>
+      <w:proofErr w:type="spellStart"/>
+      <w:r>
+        <w:rPr>
+          <w:rFonts w:ascii="NikoshBAN" w:hAnsi="NikoshBAN" w:cs="NikoshBAN"/>
+          <w:color w:val="000000" w:themeColor="text1"/>
+        </w:rPr>
+        <w:t>আলাদা</w:t>
+      </w:r>
+      <w:proofErr w:type="spellEnd"/>
+      <w:r>
+        <w:rPr>
+          <w:rFonts w:ascii="NikoshBAN" w:hAnsi="NikoshBAN" w:cs="NikoshBAN"/>
+          <w:color w:val="000000" w:themeColor="text1"/>
+        </w:rPr>
+        <w:t>?</w:t>
       </w:r>
     </w:p>
     <w:p>
@@ -1233,12 +6195,227 @@
           <w:color w:val="000000" w:themeColor="text1"/>
         </w:rPr>
       </w:pPr>
-      <w:r>
-        <w:rPr>
-          <w:rFonts w:ascii="NikoshBAN" w:hAnsi="NikoshBAN" w:cs="NikoshBAN"/>
-          <w:color w:val="000000" w:themeColor="text1"/>
-        </w:rPr>
-        <w:t>উত্তর: ______________________________________________</w:t>
+      <w:proofErr w:type="spellStart"/>
+      <w:r>
+        <w:rPr>
+          <w:rFonts w:ascii="NikoshBAN" w:hAnsi="NikoshBAN" w:cs="NikoshBAN"/>
+          <w:color w:val="000000" w:themeColor="text1"/>
+        </w:rPr>
+        <w:t>উত্তর</w:t>
+      </w:r>
+      <w:proofErr w:type="spellEnd"/>
+      <w:r>
+        <w:rPr>
+          <w:rFonts w:ascii="NikoshBAN" w:hAnsi="NikoshBAN" w:cs="NikoshBAN"/>
+          <w:color w:val="000000" w:themeColor="text1"/>
+        </w:rPr>
+        <w:t xml:space="preserve">: </w:t>
+      </w:r>
+      <w:proofErr w:type="spellStart"/>
+      <w:r>
+        <w:rPr>
+          <w:rFonts w:ascii="NikoshBAN" w:hAnsi="NikoshBAN" w:cs="NikoshBAN"/>
+          <w:color w:val="000000" w:themeColor="text1"/>
+        </w:rPr>
+        <w:t>কোয়ার্টার</w:t>
+      </w:r>
+      <w:proofErr w:type="spellEnd"/>
+      <w:r>
+        <w:rPr>
+          <w:rFonts w:ascii="NikoshBAN" w:hAnsi="NikoshBAN" w:cs="NikoshBAN"/>
+          <w:color w:val="000000" w:themeColor="text1"/>
+        </w:rPr>
+        <w:t xml:space="preserve"> </w:t>
+      </w:r>
+      <w:proofErr w:type="spellStart"/>
+      <w:r>
+        <w:rPr>
+          <w:rFonts w:ascii="NikoshBAN" w:hAnsi="NikoshBAN" w:cs="NikoshBAN"/>
+          <w:color w:val="000000" w:themeColor="text1"/>
+        </w:rPr>
+        <w:t>এর</w:t>
+      </w:r>
+      <w:proofErr w:type="spellEnd"/>
+      <w:r>
+        <w:rPr>
+          <w:rFonts w:ascii="NikoshBAN" w:hAnsi="NikoshBAN" w:cs="NikoshBAN"/>
+          <w:color w:val="000000" w:themeColor="text1"/>
+        </w:rPr>
+        <w:t xml:space="preserve"> </w:t>
+      </w:r>
+      <w:proofErr w:type="spellStart"/>
+      <w:r>
+        <w:rPr>
+          <w:rFonts w:ascii="NikoshBAN" w:hAnsi="NikoshBAN" w:cs="NikoshBAN"/>
+          <w:color w:val="000000" w:themeColor="text1"/>
+        </w:rPr>
+        <w:t>টার্গেট</w:t>
+      </w:r>
+      <w:proofErr w:type="spellEnd"/>
+      <w:r>
+        <w:rPr>
+          <w:rFonts w:ascii="NikoshBAN" w:hAnsi="NikoshBAN" w:cs="NikoshBAN"/>
+          <w:color w:val="000000" w:themeColor="text1"/>
+        </w:rPr>
+        <w:t xml:space="preserve"> ৩ </w:t>
+      </w:r>
+      <w:proofErr w:type="spellStart"/>
+      <w:r>
+        <w:rPr>
+          <w:rFonts w:ascii="NikoshBAN" w:hAnsi="NikoshBAN" w:cs="NikoshBAN"/>
+          <w:color w:val="000000" w:themeColor="text1"/>
+        </w:rPr>
+        <w:t>মাসের</w:t>
+      </w:r>
+      <w:proofErr w:type="spellEnd"/>
+      <w:r>
+        <w:rPr>
+          <w:rFonts w:ascii="NikoshBAN" w:hAnsi="NikoshBAN" w:cs="NikoshBAN"/>
+          <w:color w:val="000000" w:themeColor="text1"/>
+        </w:rPr>
+        <w:t xml:space="preserve"> </w:t>
+      </w:r>
+      <w:proofErr w:type="spellStart"/>
+      <w:r>
+        <w:rPr>
+          <w:rFonts w:ascii="NikoshBAN" w:hAnsi="NikoshBAN" w:cs="NikoshBAN"/>
+          <w:color w:val="000000" w:themeColor="text1"/>
+        </w:rPr>
+        <w:t>যোগ</w:t>
+      </w:r>
+      <w:proofErr w:type="spellEnd"/>
+      <w:r>
+        <w:rPr>
+          <w:rFonts w:ascii="NikoshBAN" w:hAnsi="NikoshBAN" w:cs="NikoshBAN"/>
+          <w:color w:val="000000" w:themeColor="text1"/>
+        </w:rPr>
+        <w:t xml:space="preserve"> </w:t>
+      </w:r>
+      <w:proofErr w:type="spellStart"/>
+      <w:r>
+        <w:rPr>
+          <w:rFonts w:ascii="NikoshBAN" w:hAnsi="NikoshBAN" w:cs="NikoshBAN"/>
+          <w:color w:val="000000" w:themeColor="text1"/>
+        </w:rPr>
+        <w:t>ফল</w:t>
+      </w:r>
+      <w:proofErr w:type="spellEnd"/>
+      <w:r>
+        <w:rPr>
+          <w:rFonts w:ascii="NikoshBAN" w:hAnsi="NikoshBAN" w:cs="NikoshBAN"/>
+          <w:color w:val="000000" w:themeColor="text1"/>
+        </w:rPr>
+        <w:t xml:space="preserve">। </w:t>
+      </w:r>
+      <w:proofErr w:type="spellStart"/>
+      <w:r>
+        <w:rPr>
+          <w:rFonts w:ascii="NikoshBAN" w:hAnsi="NikoshBAN" w:cs="NikoshBAN"/>
+          <w:color w:val="000000" w:themeColor="text1"/>
+        </w:rPr>
+        <w:t>বছর</w:t>
+      </w:r>
+      <w:proofErr w:type="spellEnd"/>
+      <w:r>
+        <w:rPr>
+          <w:rFonts w:ascii="NikoshBAN" w:hAnsi="NikoshBAN" w:cs="NikoshBAN"/>
+          <w:color w:val="000000" w:themeColor="text1"/>
+        </w:rPr>
+        <w:t xml:space="preserve"> </w:t>
+      </w:r>
+      <w:proofErr w:type="spellStart"/>
+      <w:r>
+        <w:rPr>
+          <w:rFonts w:ascii="NikoshBAN" w:hAnsi="NikoshBAN" w:cs="NikoshBAN"/>
+          <w:color w:val="000000" w:themeColor="text1"/>
+        </w:rPr>
+        <w:t>এর</w:t>
+      </w:r>
+      <w:proofErr w:type="spellEnd"/>
+      <w:r>
+        <w:rPr>
+          <w:rFonts w:ascii="NikoshBAN" w:hAnsi="NikoshBAN" w:cs="NikoshBAN"/>
+          <w:color w:val="000000" w:themeColor="text1"/>
+        </w:rPr>
+        <w:t xml:space="preserve"> </w:t>
+      </w:r>
+      <w:proofErr w:type="spellStart"/>
+      <w:r>
+        <w:rPr>
+          <w:rFonts w:ascii="NikoshBAN" w:hAnsi="NikoshBAN" w:cs="NikoshBAN"/>
+          <w:color w:val="000000" w:themeColor="text1"/>
+        </w:rPr>
+        <w:t>টার্গেট</w:t>
+      </w:r>
+      <w:proofErr w:type="spellEnd"/>
+      <w:r>
+        <w:rPr>
+          <w:rFonts w:ascii="NikoshBAN" w:hAnsi="NikoshBAN" w:cs="NikoshBAN"/>
+          <w:color w:val="000000" w:themeColor="text1"/>
+        </w:rPr>
+        <w:t xml:space="preserve"> </w:t>
+      </w:r>
+      <w:proofErr w:type="spellStart"/>
+      <w:r>
+        <w:rPr>
+          <w:rFonts w:ascii="NikoshBAN" w:hAnsi="NikoshBAN" w:cs="NikoshBAN"/>
+          <w:color w:val="000000" w:themeColor="text1"/>
+        </w:rPr>
+        <w:t>চার</w:t>
+      </w:r>
+      <w:proofErr w:type="spellEnd"/>
+      <w:r>
+        <w:rPr>
+          <w:rFonts w:ascii="NikoshBAN" w:hAnsi="NikoshBAN" w:cs="NikoshBAN"/>
+          <w:color w:val="000000" w:themeColor="text1"/>
+        </w:rPr>
+        <w:t xml:space="preserve"> </w:t>
+      </w:r>
+      <w:proofErr w:type="spellStart"/>
+      <w:r>
+        <w:rPr>
+          <w:rFonts w:ascii="NikoshBAN" w:hAnsi="NikoshBAN" w:cs="NikoshBAN"/>
+          <w:color w:val="000000" w:themeColor="text1"/>
+        </w:rPr>
+        <w:t>কো</w:t>
+      </w:r>
+      <w:r>
+        <w:rPr>
+          <w:rFonts w:ascii="NikoshBAN" w:hAnsi="NikoshBAN" w:cs="NikoshBAN"/>
+          <w:color w:val="000000" w:themeColor="text1"/>
+        </w:rPr>
+        <w:t>য়া</w:t>
+      </w:r>
+      <w:r>
+        <w:rPr>
+          <w:rFonts w:ascii="NikoshBAN" w:hAnsi="NikoshBAN" w:cs="NikoshBAN"/>
+          <w:color w:val="000000" w:themeColor="text1"/>
+        </w:rPr>
+        <w:t>র্টারের</w:t>
+      </w:r>
+      <w:proofErr w:type="spellEnd"/>
+      <w:r>
+        <w:rPr>
+          <w:rFonts w:ascii="NikoshBAN" w:hAnsi="NikoshBAN" w:cs="NikoshBAN"/>
+          <w:color w:val="000000" w:themeColor="text1"/>
+        </w:rPr>
+        <w:t xml:space="preserve"> </w:t>
+      </w:r>
+      <w:proofErr w:type="spellStart"/>
+      <w:r>
+        <w:rPr>
+          <w:rFonts w:ascii="NikoshBAN" w:hAnsi="NikoshBAN" w:cs="NikoshBAN"/>
+          <w:color w:val="000000" w:themeColor="text1"/>
+        </w:rPr>
+        <w:t>যোগফল</w:t>
+      </w:r>
+      <w:proofErr w:type="spellEnd"/>
+      <w:r>
+        <w:rPr>
+          <w:rFonts w:ascii="NikoshBAN" w:hAnsi="NikoshBAN" w:cs="NikoshBAN"/>
+          <w:color w:val="000000" w:themeColor="text1"/>
+        </w:rPr>
+        <w:t>।</w:t>
       </w:r>
     </w:p>
     <w:p>
@@ -1256,7 +6433,135 @@
           <w:rFonts w:ascii="NikoshBAN" w:hAnsi="NikoshBAN" w:cs="NikoshBAN"/>
           <w:color w:val="000000" w:themeColor="text1"/>
         </w:rPr>
-        <w:t>16. টাকার টার্গেট কি Rate-এর ভিত্তিতে, নাকি নির্দিষ্ট অঙ্কে?</w:t>
+        <w:t xml:space="preserve">16. </w:t>
+      </w:r>
+      <w:proofErr w:type="spellStart"/>
+      <w:r>
+        <w:rPr>
+          <w:rFonts w:ascii="NikoshBAN" w:hAnsi="NikoshBAN" w:cs="NikoshBAN"/>
+          <w:color w:val="000000" w:themeColor="text1"/>
+        </w:rPr>
+        <w:t>টাকার</w:t>
+      </w:r>
+      <w:proofErr w:type="spellEnd"/>
+      <w:r>
+        <w:rPr>
+          <w:rFonts w:ascii="NikoshBAN" w:hAnsi="NikoshBAN" w:cs="NikoshBAN"/>
+          <w:color w:val="000000" w:themeColor="text1"/>
+        </w:rPr>
+        <w:t xml:space="preserve"> </w:t>
+      </w:r>
+      <w:proofErr w:type="spellStart"/>
+      <w:r>
+        <w:rPr>
+          <w:rFonts w:ascii="NikoshBAN" w:hAnsi="NikoshBAN" w:cs="NikoshBAN"/>
+          <w:color w:val="000000" w:themeColor="text1"/>
+        </w:rPr>
+        <w:t>টার্গেট</w:t>
+      </w:r>
+      <w:proofErr w:type="spellEnd"/>
+      <w:r>
+        <w:rPr>
+          <w:rFonts w:ascii="NikoshBAN" w:hAnsi="NikoshBAN" w:cs="NikoshBAN"/>
+          <w:color w:val="000000" w:themeColor="text1"/>
+        </w:rPr>
+        <w:t xml:space="preserve"> </w:t>
+      </w:r>
+      <w:proofErr w:type="spellStart"/>
+      <w:r>
+        <w:rPr>
+          <w:rFonts w:ascii="NikoshBAN" w:hAnsi="NikoshBAN" w:cs="NikoshBAN"/>
+          <w:color w:val="000000" w:themeColor="text1"/>
+        </w:rPr>
+        <w:t>কি</w:t>
+      </w:r>
+      <w:proofErr w:type="spellEnd"/>
+      <w:r>
+        <w:rPr>
+          <w:rFonts w:ascii="NikoshBAN" w:hAnsi="NikoshBAN" w:cs="NikoshBAN"/>
+          <w:color w:val="000000" w:themeColor="text1"/>
+        </w:rPr>
+        <w:t xml:space="preserve"> Rate-</w:t>
+      </w:r>
+      <w:proofErr w:type="spellStart"/>
+      <w:r>
+        <w:rPr>
+          <w:rFonts w:ascii="NikoshBAN" w:hAnsi="NikoshBAN" w:cs="NikoshBAN"/>
+          <w:color w:val="000000" w:themeColor="text1"/>
+        </w:rPr>
+        <w:t>এর</w:t>
+      </w:r>
+      <w:proofErr w:type="spellEnd"/>
+      <w:r>
+        <w:rPr>
+          <w:rFonts w:ascii="NikoshBAN" w:hAnsi="NikoshBAN" w:cs="NikoshBAN"/>
+          <w:color w:val="000000" w:themeColor="text1"/>
+        </w:rPr>
+        <w:t xml:space="preserve"> </w:t>
+      </w:r>
+      <w:proofErr w:type="spellStart"/>
+      <w:r>
+        <w:rPr>
+          <w:rFonts w:ascii="NikoshBAN" w:hAnsi="NikoshBAN" w:cs="NikoshBAN"/>
+          <w:color w:val="000000" w:themeColor="text1"/>
+        </w:rPr>
+        <w:t>ভিত্তিতে</w:t>
+      </w:r>
+      <w:proofErr w:type="spellEnd"/>
+      <w:r>
+        <w:rPr>
+          <w:rFonts w:ascii="NikoshBAN" w:hAnsi="NikoshBAN" w:cs="NikoshBAN"/>
+          <w:color w:val="000000" w:themeColor="text1"/>
+        </w:rPr>
+        <w:t xml:space="preserve">, </w:t>
+      </w:r>
+      <w:proofErr w:type="spellStart"/>
+      <w:r>
+        <w:rPr>
+          <w:rFonts w:ascii="NikoshBAN" w:hAnsi="NikoshBAN" w:cs="NikoshBAN"/>
+          <w:color w:val="000000" w:themeColor="text1"/>
+        </w:rPr>
+        <w:t>নাকি</w:t>
+      </w:r>
+      <w:proofErr w:type="spellEnd"/>
+      <w:r>
+        <w:rPr>
+          <w:rFonts w:ascii="NikoshBAN" w:hAnsi="NikoshBAN" w:cs="NikoshBAN"/>
+          <w:color w:val="000000" w:themeColor="text1"/>
+        </w:rPr>
+        <w:t xml:space="preserve"> </w:t>
+      </w:r>
+      <w:proofErr w:type="spellStart"/>
+      <w:r>
+        <w:rPr>
+          <w:rFonts w:ascii="NikoshBAN" w:hAnsi="NikoshBAN" w:cs="NikoshBAN"/>
+          <w:color w:val="000000" w:themeColor="text1"/>
+        </w:rPr>
+        <w:t>নির্দিষ্ট</w:t>
+      </w:r>
+      <w:proofErr w:type="spellEnd"/>
+      <w:r>
+        <w:rPr>
+          <w:rFonts w:ascii="NikoshBAN" w:hAnsi="NikoshBAN" w:cs="NikoshBAN"/>
+          <w:color w:val="000000" w:themeColor="text1"/>
+        </w:rPr>
+        <w:t xml:space="preserve"> </w:t>
+      </w:r>
+      <w:proofErr w:type="spellStart"/>
+      <w:r>
+        <w:rPr>
+          <w:rFonts w:ascii="NikoshBAN" w:hAnsi="NikoshBAN" w:cs="NikoshBAN"/>
+          <w:color w:val="000000" w:themeColor="text1"/>
+        </w:rPr>
+        <w:t>অঙ্কে</w:t>
+      </w:r>
+      <w:proofErr w:type="spellEnd"/>
+      <w:r>
+        <w:rPr>
+          <w:rFonts w:ascii="NikoshBAN" w:hAnsi="NikoshBAN" w:cs="NikoshBAN"/>
+          <w:color w:val="000000" w:themeColor="text1"/>
+        </w:rPr>
+        <w:t>?</w:t>
       </w:r>
     </w:p>
     <w:p>
@@ -1268,12 +6573,60 @@
           <w:color w:val="000000" w:themeColor="text1"/>
         </w:rPr>
       </w:pPr>
-      <w:r>
-        <w:rPr>
-          <w:rFonts w:ascii="NikoshBAN" w:hAnsi="NikoshBAN" w:cs="NikoshBAN"/>
-          <w:color w:val="000000" w:themeColor="text1"/>
-        </w:rPr>
-        <w:t>উত্তর: ______________________________________________</w:t>
+      <w:proofErr w:type="spellStart"/>
+      <w:r>
+        <w:rPr>
+          <w:rFonts w:ascii="NikoshBAN" w:hAnsi="NikoshBAN" w:cs="NikoshBAN"/>
+          <w:color w:val="000000" w:themeColor="text1"/>
+        </w:rPr>
+        <w:t>উত্তর</w:t>
+      </w:r>
+      <w:proofErr w:type="spellEnd"/>
+      <w:r>
+        <w:rPr>
+          <w:rFonts w:ascii="NikoshBAN" w:hAnsi="NikoshBAN" w:cs="NikoshBAN"/>
+          <w:color w:val="000000" w:themeColor="text1"/>
+        </w:rPr>
+        <w:t xml:space="preserve">: </w:t>
+      </w:r>
+      <w:r>
+        <w:rPr>
+          <w:rFonts w:ascii="NikoshBAN" w:hAnsi="NikoshBAN" w:cs="NikoshBAN"/>
+          <w:color w:val="000000" w:themeColor="text1"/>
+        </w:rPr>
+        <w:t>Rate-</w:t>
+      </w:r>
+      <w:proofErr w:type="spellStart"/>
+      <w:r>
+        <w:rPr>
+          <w:rFonts w:ascii="NikoshBAN" w:hAnsi="NikoshBAN" w:cs="NikoshBAN"/>
+          <w:color w:val="000000" w:themeColor="text1"/>
+        </w:rPr>
+        <w:t>এর</w:t>
+      </w:r>
+      <w:proofErr w:type="spellEnd"/>
+      <w:r>
+        <w:rPr>
+          <w:rFonts w:ascii="NikoshBAN" w:hAnsi="NikoshBAN" w:cs="NikoshBAN"/>
+          <w:color w:val="000000" w:themeColor="text1"/>
+        </w:rPr>
+        <w:t xml:space="preserve"> </w:t>
+      </w:r>
+      <w:proofErr w:type="spellStart"/>
+      <w:r>
+        <w:rPr>
+          <w:rFonts w:ascii="NikoshBAN" w:hAnsi="NikoshBAN" w:cs="NikoshBAN"/>
+          <w:color w:val="000000" w:themeColor="text1"/>
+        </w:rPr>
+        <w:t>ভিত্তিতে</w:t>
+      </w:r>
+      <w:proofErr w:type="spellEnd"/>
+      <w:r>
+        <w:rPr>
+          <w:rFonts w:ascii="NikoshBAN" w:hAnsi="NikoshBAN" w:cs="NikoshBAN"/>
+          <w:color w:val="000000" w:themeColor="text1"/>
+        </w:rPr>
+        <w:t>।</w:t>
       </w:r>
     </w:p>
     <w:p>
@@ -1315,7 +6668,167 @@
           <w:rFonts w:ascii="NikoshBAN" w:hAnsi="NikoshBAN" w:cs="NikoshBAN"/>
           <w:color w:val="000000" w:themeColor="text1"/>
         </w:rPr>
-        <w:t>17. Special Offer কী ধরনের? অতিরিক্ত SFT, শতাংশ ছাড়, নির্দিষ্ট টাকা, নাকি বিনামূল্যে পণ্য?</w:t>
+        <w:t xml:space="preserve">17. Special Offer </w:t>
+      </w:r>
+      <w:proofErr w:type="spellStart"/>
+      <w:r>
+        <w:rPr>
+          <w:rFonts w:ascii="NikoshBAN" w:hAnsi="NikoshBAN" w:cs="NikoshBAN"/>
+          <w:color w:val="000000" w:themeColor="text1"/>
+        </w:rPr>
+        <w:t>কী</w:t>
+      </w:r>
+      <w:proofErr w:type="spellEnd"/>
+      <w:r>
+        <w:rPr>
+          <w:rFonts w:ascii="NikoshBAN" w:hAnsi="NikoshBAN" w:cs="NikoshBAN"/>
+          <w:color w:val="000000" w:themeColor="text1"/>
+        </w:rPr>
+        <w:t xml:space="preserve"> </w:t>
+      </w:r>
+      <w:proofErr w:type="spellStart"/>
+      <w:r>
+        <w:rPr>
+          <w:rFonts w:ascii="NikoshBAN" w:hAnsi="NikoshBAN" w:cs="NikoshBAN"/>
+          <w:color w:val="000000" w:themeColor="text1"/>
+        </w:rPr>
+        <w:t>ধরনের</w:t>
+      </w:r>
+      <w:proofErr w:type="spellEnd"/>
+      <w:r>
+        <w:rPr>
+          <w:rFonts w:ascii="NikoshBAN" w:hAnsi="NikoshBAN" w:cs="NikoshBAN"/>
+          <w:color w:val="000000" w:themeColor="text1"/>
+        </w:rPr>
+        <w:t xml:space="preserve">? </w:t>
+      </w:r>
+      <w:proofErr w:type="spellStart"/>
+      <w:r>
+        <w:rPr>
+          <w:rFonts w:ascii="NikoshBAN" w:hAnsi="NikoshBAN" w:cs="NikoshBAN"/>
+          <w:color w:val="000000" w:themeColor="text1"/>
+        </w:rPr>
+        <w:t>অতিরিক্ত</w:t>
+      </w:r>
+      <w:proofErr w:type="spellEnd"/>
+      <w:r>
+        <w:rPr>
+          <w:rFonts w:ascii="NikoshBAN" w:hAnsi="NikoshBAN" w:cs="NikoshBAN"/>
+          <w:color w:val="000000" w:themeColor="text1"/>
+        </w:rPr>
+        <w:t xml:space="preserve"> SFT, </w:t>
+      </w:r>
+      <w:proofErr w:type="spellStart"/>
+      <w:r>
+        <w:rPr>
+          <w:rFonts w:ascii="NikoshBAN" w:hAnsi="NikoshBAN" w:cs="NikoshBAN"/>
+          <w:color w:val="000000" w:themeColor="text1"/>
+        </w:rPr>
+        <w:t>শতাংশ</w:t>
+      </w:r>
+      <w:proofErr w:type="spellEnd"/>
+      <w:r>
+        <w:rPr>
+          <w:rFonts w:ascii="NikoshBAN" w:hAnsi="NikoshBAN" w:cs="NikoshBAN"/>
+          <w:color w:val="000000" w:themeColor="text1"/>
+        </w:rPr>
+        <w:t xml:space="preserve"> </w:t>
+      </w:r>
+      <w:proofErr w:type="spellStart"/>
+      <w:r>
+        <w:rPr>
+          <w:rFonts w:ascii="NikoshBAN" w:hAnsi="NikoshBAN" w:cs="NikoshBAN"/>
+          <w:color w:val="000000" w:themeColor="text1"/>
+        </w:rPr>
+        <w:t>ছাড়</w:t>
+      </w:r>
+      <w:proofErr w:type="spellEnd"/>
+      <w:r>
+        <w:rPr>
+          <w:rFonts w:ascii="NikoshBAN" w:hAnsi="NikoshBAN" w:cs="NikoshBAN"/>
+          <w:color w:val="000000" w:themeColor="text1"/>
+        </w:rPr>
+        <w:t xml:space="preserve">, </w:t>
+      </w:r>
+      <w:proofErr w:type="spellStart"/>
+      <w:r>
+        <w:rPr>
+          <w:rFonts w:ascii="NikoshBAN" w:hAnsi="NikoshBAN" w:cs="NikoshBAN"/>
+          <w:color w:val="000000" w:themeColor="text1"/>
+        </w:rPr>
+        <w:t>নির্দিষ্ট</w:t>
+      </w:r>
+      <w:proofErr w:type="spellEnd"/>
+      <w:r>
+        <w:rPr>
+          <w:rFonts w:ascii="NikoshBAN" w:hAnsi="NikoshBAN" w:cs="NikoshBAN"/>
+          <w:color w:val="000000" w:themeColor="text1"/>
+        </w:rPr>
+        <w:t xml:space="preserve"> </w:t>
+      </w:r>
+      <w:proofErr w:type="spellStart"/>
+      <w:r>
+        <w:rPr>
+          <w:rFonts w:ascii="NikoshBAN" w:hAnsi="NikoshBAN" w:cs="NikoshBAN"/>
+          <w:color w:val="000000" w:themeColor="text1"/>
+        </w:rPr>
+        <w:t>টাকা</w:t>
+      </w:r>
+      <w:proofErr w:type="spellEnd"/>
+      <w:r>
+        <w:rPr>
+          <w:rFonts w:ascii="NikoshBAN" w:hAnsi="NikoshBAN" w:cs="NikoshBAN"/>
+          <w:color w:val="000000" w:themeColor="text1"/>
+        </w:rPr>
+        <w:t xml:space="preserve">, </w:t>
+      </w:r>
+      <w:proofErr w:type="spellStart"/>
+      <w:r>
+        <w:rPr>
+          <w:rFonts w:ascii="NikoshBAN" w:hAnsi="NikoshBAN" w:cs="NikoshBAN"/>
+          <w:color w:val="000000" w:themeColor="text1"/>
+        </w:rPr>
+        <w:t>নাকি</w:t>
+      </w:r>
+      <w:proofErr w:type="spellEnd"/>
+      <w:r>
+        <w:rPr>
+          <w:rFonts w:ascii="NikoshBAN" w:hAnsi="NikoshBAN" w:cs="NikoshBAN"/>
+          <w:color w:val="000000" w:themeColor="text1"/>
+        </w:rPr>
+        <w:t xml:space="preserve"> </w:t>
+      </w:r>
+      <w:proofErr w:type="spellStart"/>
+      <w:r>
+        <w:rPr>
+          <w:rFonts w:ascii="NikoshBAN" w:hAnsi="NikoshBAN" w:cs="NikoshBAN"/>
+          <w:color w:val="000000" w:themeColor="text1"/>
+        </w:rPr>
+        <w:t>বিনামূল্যে</w:t>
+      </w:r>
+      <w:proofErr w:type="spellEnd"/>
+      <w:r>
+        <w:rPr>
+          <w:rFonts w:ascii="NikoshBAN" w:hAnsi="NikoshBAN" w:cs="NikoshBAN"/>
+          <w:color w:val="000000" w:themeColor="text1"/>
+        </w:rPr>
+        <w:t xml:space="preserve"> </w:t>
+      </w:r>
+      <w:proofErr w:type="spellStart"/>
+      <w:r>
+        <w:rPr>
+          <w:rFonts w:ascii="NikoshBAN" w:hAnsi="NikoshBAN" w:cs="NikoshBAN"/>
+          <w:color w:val="000000" w:themeColor="text1"/>
+        </w:rPr>
+        <w:t>পণ্য</w:t>
+      </w:r>
+      <w:proofErr w:type="spellEnd"/>
+      <w:r>
+        <w:rPr>
+          <w:rFonts w:ascii="NikoshBAN" w:hAnsi="NikoshBAN" w:cs="NikoshBAN"/>
+          <w:color w:val="000000" w:themeColor="text1"/>
+        </w:rPr>
+        <w:t>?</w:t>
       </w:r>
     </w:p>
     <w:p>
@@ -1327,13 +6840,95 @@
           <w:color w:val="000000" w:themeColor="text1"/>
         </w:rPr>
       </w:pPr>
-      <w:r>
-        <w:rPr>
-          <w:rFonts w:ascii="NikoshBAN" w:hAnsi="NikoshBAN" w:cs="NikoshBAN"/>
-          <w:color w:val="000000" w:themeColor="text1"/>
-        </w:rPr>
-        <w:t>উত্তর: ______________________________________________</w:t>
-      </w:r>
+      <w:proofErr w:type="spellStart"/>
+      <w:r>
+        <w:rPr>
+          <w:rFonts w:ascii="NikoshBAN" w:hAnsi="NikoshBAN" w:cs="NikoshBAN"/>
+          <w:color w:val="000000" w:themeColor="text1"/>
+        </w:rPr>
+        <w:t>উত্তর</w:t>
+      </w:r>
+      <w:proofErr w:type="spellEnd"/>
+      <w:r>
+        <w:rPr>
+          <w:rFonts w:ascii="NikoshBAN" w:hAnsi="NikoshBAN" w:cs="NikoshBAN"/>
+          <w:color w:val="000000" w:themeColor="text1"/>
+        </w:rPr>
+        <w:t xml:space="preserve">: </w:t>
+      </w:r>
+      <w:proofErr w:type="spellStart"/>
+      <w:r>
+        <w:rPr>
+          <w:rFonts w:ascii="NikoshBAN" w:hAnsi="NikoshBAN" w:cs="NikoshBAN"/>
+          <w:color w:val="000000" w:themeColor="text1"/>
+        </w:rPr>
+        <w:t>শতাংশ</w:t>
+      </w:r>
+      <w:proofErr w:type="spellEnd"/>
+      <w:r>
+        <w:rPr>
+          <w:rFonts w:ascii="NikoshBAN" w:hAnsi="NikoshBAN" w:cs="NikoshBAN"/>
+          <w:color w:val="000000" w:themeColor="text1"/>
+        </w:rPr>
+        <w:t xml:space="preserve"> </w:t>
+      </w:r>
+      <w:proofErr w:type="spellStart"/>
+      <w:r>
+        <w:rPr>
+          <w:rFonts w:ascii="NikoshBAN" w:hAnsi="NikoshBAN" w:cs="NikoshBAN"/>
+          <w:color w:val="000000" w:themeColor="text1"/>
+        </w:rPr>
+        <w:t>ছাড়</w:t>
+      </w:r>
+      <w:proofErr w:type="spellEnd"/>
+      <w:r>
+        <w:rPr>
+          <w:rFonts w:ascii="NikoshBAN" w:hAnsi="NikoshBAN" w:cs="NikoshBAN"/>
+          <w:color w:val="000000" w:themeColor="text1"/>
+        </w:rPr>
+        <w:t xml:space="preserve"> </w:t>
+      </w:r>
+      <w:proofErr w:type="spellStart"/>
+      <w:r>
+        <w:rPr>
+          <w:rFonts w:ascii="NikoshBAN" w:hAnsi="NikoshBAN" w:cs="NikoshBAN"/>
+          <w:color w:val="000000" w:themeColor="text1"/>
+        </w:rPr>
+        <w:t>অথবা</w:t>
+      </w:r>
+      <w:proofErr w:type="spellEnd"/>
+      <w:r>
+        <w:rPr>
+          <w:rFonts w:ascii="NikoshBAN" w:hAnsi="NikoshBAN" w:cs="NikoshBAN"/>
+          <w:color w:val="000000" w:themeColor="text1"/>
+        </w:rPr>
+        <w:t xml:space="preserve"> </w:t>
+      </w:r>
+      <w:proofErr w:type="spellStart"/>
+      <w:r>
+        <w:rPr>
+          <w:rFonts w:ascii="NikoshBAN" w:hAnsi="NikoshBAN" w:cs="NikoshBAN"/>
+          <w:color w:val="000000" w:themeColor="text1"/>
+        </w:rPr>
+        <w:t>নির্দিষ্ট</w:t>
+      </w:r>
+      <w:proofErr w:type="spellEnd"/>
+      <w:r>
+        <w:rPr>
+          <w:rFonts w:ascii="NikoshBAN" w:hAnsi="NikoshBAN" w:cs="NikoshBAN"/>
+          <w:color w:val="000000" w:themeColor="text1"/>
+        </w:rPr>
+        <w:t xml:space="preserve"> </w:t>
+      </w:r>
+      <w:proofErr w:type="spellStart"/>
+      <w:r>
+        <w:rPr>
+          <w:rFonts w:ascii="NikoshBAN" w:hAnsi="NikoshBAN" w:cs="NikoshBAN"/>
+          <w:color w:val="000000" w:themeColor="text1"/>
+        </w:rPr>
+        <w:t>টাকা</w:t>
+      </w:r>
+      <w:proofErr w:type="spellEnd"/>
     </w:p>
     <w:p>
       <w:pPr>
@@ -1350,7 +6945,183 @@
           <w:rFonts w:ascii="NikoshBAN" w:hAnsi="NikoshBAN" w:cs="NikoshBAN"/>
           <w:color w:val="000000" w:themeColor="text1"/>
         </w:rPr>
-        <w:t>18. কারা এটি ঠিক করে এবং কোন কোন আইটেম বা কোম্পানিতে প্রযোজ্য?</w:t>
+        <w:t xml:space="preserve">18. </w:t>
+      </w:r>
+      <w:proofErr w:type="spellStart"/>
+      <w:r>
+        <w:rPr>
+          <w:rFonts w:ascii="NikoshBAN" w:hAnsi="NikoshBAN" w:cs="NikoshBAN"/>
+          <w:color w:val="000000" w:themeColor="text1"/>
+        </w:rPr>
+        <w:t>কারা</w:t>
+      </w:r>
+      <w:proofErr w:type="spellEnd"/>
+      <w:r>
+        <w:rPr>
+          <w:rFonts w:ascii="NikoshBAN" w:hAnsi="NikoshBAN" w:cs="NikoshBAN"/>
+          <w:color w:val="000000" w:themeColor="text1"/>
+        </w:rPr>
+        <w:t xml:space="preserve"> </w:t>
+      </w:r>
+      <w:proofErr w:type="spellStart"/>
+      <w:r>
+        <w:rPr>
+          <w:rFonts w:ascii="NikoshBAN" w:hAnsi="NikoshBAN" w:cs="NikoshBAN"/>
+          <w:color w:val="000000" w:themeColor="text1"/>
+        </w:rPr>
+        <w:t>এটি</w:t>
+      </w:r>
+      <w:proofErr w:type="spellEnd"/>
+      <w:r>
+        <w:rPr>
+          <w:rFonts w:ascii="NikoshBAN" w:hAnsi="NikoshBAN" w:cs="NikoshBAN"/>
+          <w:color w:val="000000" w:themeColor="text1"/>
+        </w:rPr>
+        <w:t xml:space="preserve"> </w:t>
+      </w:r>
+      <w:proofErr w:type="spellStart"/>
+      <w:r>
+        <w:rPr>
+          <w:rFonts w:ascii="NikoshBAN" w:hAnsi="NikoshBAN" w:cs="NikoshBAN"/>
+          <w:color w:val="000000" w:themeColor="text1"/>
+        </w:rPr>
+        <w:t>ঠিক</w:t>
+      </w:r>
+      <w:proofErr w:type="spellEnd"/>
+      <w:r>
+        <w:rPr>
+          <w:rFonts w:ascii="NikoshBAN" w:hAnsi="NikoshBAN" w:cs="NikoshBAN"/>
+          <w:color w:val="000000" w:themeColor="text1"/>
+        </w:rPr>
+        <w:t xml:space="preserve"> </w:t>
+      </w:r>
+      <w:proofErr w:type="spellStart"/>
+      <w:r>
+        <w:rPr>
+          <w:rFonts w:ascii="NikoshBAN" w:hAnsi="NikoshBAN" w:cs="NikoshBAN"/>
+          <w:color w:val="000000" w:themeColor="text1"/>
+        </w:rPr>
+        <w:t>করে</w:t>
+      </w:r>
+      <w:proofErr w:type="spellEnd"/>
+      <w:r>
+        <w:rPr>
+          <w:rFonts w:ascii="NikoshBAN" w:hAnsi="NikoshBAN" w:cs="NikoshBAN"/>
+          <w:color w:val="000000" w:themeColor="text1"/>
+        </w:rPr>
+        <w:t xml:space="preserve"> </w:t>
+      </w:r>
+      <w:proofErr w:type="spellStart"/>
+      <w:r>
+        <w:rPr>
+          <w:rFonts w:ascii="NikoshBAN" w:hAnsi="NikoshBAN" w:cs="NikoshBAN"/>
+          <w:color w:val="000000" w:themeColor="text1"/>
+        </w:rPr>
+        <w:t>এবং</w:t>
+      </w:r>
+      <w:proofErr w:type="spellEnd"/>
+      <w:r>
+        <w:rPr>
+          <w:rFonts w:ascii="NikoshBAN" w:hAnsi="NikoshBAN" w:cs="NikoshBAN"/>
+          <w:color w:val="000000" w:themeColor="text1"/>
+        </w:rPr>
+        <w:t xml:space="preserve"> </w:t>
+      </w:r>
+      <w:proofErr w:type="spellStart"/>
+      <w:r>
+        <w:rPr>
+          <w:rFonts w:ascii="NikoshBAN" w:hAnsi="NikoshBAN" w:cs="NikoshBAN"/>
+          <w:color w:val="000000" w:themeColor="text1"/>
+        </w:rPr>
+        <w:t>কোন</w:t>
+      </w:r>
+      <w:proofErr w:type="spellEnd"/>
+      <w:r>
+        <w:rPr>
+          <w:rFonts w:ascii="NikoshBAN" w:hAnsi="NikoshBAN" w:cs="NikoshBAN"/>
+          <w:color w:val="000000" w:themeColor="text1"/>
+        </w:rPr>
+        <w:t xml:space="preserve"> </w:t>
+      </w:r>
+      <w:proofErr w:type="spellStart"/>
+      <w:r>
+        <w:rPr>
+          <w:rFonts w:ascii="NikoshBAN" w:hAnsi="NikoshBAN" w:cs="NikoshBAN"/>
+          <w:color w:val="000000" w:themeColor="text1"/>
+        </w:rPr>
+        <w:t>কোন</w:t>
+      </w:r>
+      <w:proofErr w:type="spellEnd"/>
+      <w:r>
+        <w:rPr>
+          <w:rFonts w:ascii="NikoshBAN" w:hAnsi="NikoshBAN" w:cs="NikoshBAN"/>
+          <w:color w:val="000000" w:themeColor="text1"/>
+        </w:rPr>
+        <w:t xml:space="preserve"> </w:t>
+      </w:r>
+      <w:proofErr w:type="spellStart"/>
+      <w:r>
+        <w:rPr>
+          <w:rFonts w:ascii="NikoshBAN" w:hAnsi="NikoshBAN" w:cs="NikoshBAN"/>
+          <w:color w:val="000000" w:themeColor="text1"/>
+        </w:rPr>
+        <w:t>আইটেম</w:t>
+      </w:r>
+      <w:proofErr w:type="spellEnd"/>
+      <w:r>
+        <w:rPr>
+          <w:rFonts w:ascii="NikoshBAN" w:hAnsi="NikoshBAN" w:cs="NikoshBAN"/>
+          <w:color w:val="000000" w:themeColor="text1"/>
+        </w:rPr>
+        <w:t xml:space="preserve"> </w:t>
+      </w:r>
+      <w:proofErr w:type="spellStart"/>
+      <w:r>
+        <w:rPr>
+          <w:rFonts w:ascii="NikoshBAN" w:hAnsi="NikoshBAN" w:cs="NikoshBAN"/>
+          <w:color w:val="000000" w:themeColor="text1"/>
+        </w:rPr>
+        <w:t>বা</w:t>
+      </w:r>
+      <w:proofErr w:type="spellEnd"/>
+      <w:r>
+        <w:rPr>
+          <w:rFonts w:ascii="NikoshBAN" w:hAnsi="NikoshBAN" w:cs="NikoshBAN"/>
+          <w:color w:val="000000" w:themeColor="text1"/>
+        </w:rPr>
+        <w:t xml:space="preserve"> </w:t>
+      </w:r>
+      <w:proofErr w:type="spellStart"/>
+      <w:r>
+        <w:rPr>
+          <w:rFonts w:ascii="NikoshBAN" w:hAnsi="NikoshBAN" w:cs="NikoshBAN"/>
+          <w:color w:val="000000" w:themeColor="text1"/>
+        </w:rPr>
+        <w:t>কোম্পানিতে</w:t>
+      </w:r>
+      <w:proofErr w:type="spellEnd"/>
+      <w:r>
+        <w:rPr>
+          <w:rFonts w:ascii="NikoshBAN" w:hAnsi="NikoshBAN" w:cs="NikoshBAN"/>
+          <w:color w:val="000000" w:themeColor="text1"/>
+        </w:rPr>
+        <w:t xml:space="preserve"> </w:t>
+      </w:r>
+      <w:proofErr w:type="spellStart"/>
+      <w:r>
+        <w:rPr>
+          <w:rFonts w:ascii="NikoshBAN" w:hAnsi="NikoshBAN" w:cs="NikoshBAN"/>
+          <w:color w:val="000000" w:themeColor="text1"/>
+        </w:rPr>
+        <w:t>প্রযোজ্য</w:t>
+      </w:r>
+      <w:proofErr w:type="spellEnd"/>
+      <w:r>
+        <w:rPr>
+          <w:rFonts w:ascii="NikoshBAN" w:hAnsi="NikoshBAN" w:cs="NikoshBAN"/>
+          <w:color w:val="000000" w:themeColor="text1"/>
+        </w:rPr>
+        <w:t>?</w:t>
       </w:r>
     </w:p>
     <w:p>
@@ -1362,12 +7133,85 @@
           <w:color w:val="000000" w:themeColor="text1"/>
         </w:rPr>
       </w:pPr>
-      <w:r>
-        <w:rPr>
-          <w:rFonts w:ascii="NikoshBAN" w:hAnsi="NikoshBAN" w:cs="NikoshBAN"/>
-          <w:color w:val="000000" w:themeColor="text1"/>
-        </w:rPr>
-        <w:t>উত্তর: ______________________________________________</w:t>
+      <w:proofErr w:type="spellStart"/>
+      <w:r>
+        <w:rPr>
+          <w:rFonts w:ascii="NikoshBAN" w:hAnsi="NikoshBAN" w:cs="NikoshBAN"/>
+          <w:color w:val="000000" w:themeColor="text1"/>
+        </w:rPr>
+        <w:t>উত্তর</w:t>
+      </w:r>
+      <w:proofErr w:type="spellEnd"/>
+      <w:r>
+        <w:rPr>
+          <w:rFonts w:ascii="NikoshBAN" w:hAnsi="NikoshBAN" w:cs="NikoshBAN"/>
+          <w:color w:val="000000" w:themeColor="text1"/>
+        </w:rPr>
+        <w:t xml:space="preserve">: </w:t>
+      </w:r>
+      <w:proofErr w:type="spellStart"/>
+      <w:r>
+        <w:rPr>
+          <w:rFonts w:ascii="NikoshBAN" w:hAnsi="NikoshBAN" w:cs="NikoshBAN"/>
+          <w:color w:val="000000" w:themeColor="text1"/>
+        </w:rPr>
+        <w:t>কোম্পানিতে</w:t>
+      </w:r>
+      <w:proofErr w:type="spellEnd"/>
+      <w:r>
+        <w:rPr>
+          <w:rFonts w:ascii="NikoshBAN" w:hAnsi="NikoshBAN" w:cs="NikoshBAN"/>
+          <w:color w:val="000000" w:themeColor="text1"/>
+        </w:rPr>
+        <w:t xml:space="preserve"> </w:t>
+      </w:r>
+      <w:proofErr w:type="spellStart"/>
+      <w:r>
+        <w:rPr>
+          <w:rFonts w:ascii="NikoshBAN" w:hAnsi="NikoshBAN" w:cs="NikoshBAN"/>
+          <w:color w:val="000000" w:themeColor="text1"/>
+        </w:rPr>
+        <w:t>এটা</w:t>
+      </w:r>
+      <w:proofErr w:type="spellEnd"/>
+      <w:r>
+        <w:rPr>
+          <w:rFonts w:ascii="NikoshBAN" w:hAnsi="NikoshBAN" w:cs="NikoshBAN"/>
+          <w:color w:val="000000" w:themeColor="text1"/>
+        </w:rPr>
+        <w:t xml:space="preserve"> </w:t>
+      </w:r>
+      <w:proofErr w:type="spellStart"/>
+      <w:r>
+        <w:rPr>
+          <w:rFonts w:ascii="NikoshBAN" w:hAnsi="NikoshBAN" w:cs="NikoshBAN"/>
+          <w:color w:val="000000" w:themeColor="text1"/>
+        </w:rPr>
+        <w:t>ঠিক</w:t>
+      </w:r>
+      <w:proofErr w:type="spellEnd"/>
+      <w:r>
+        <w:rPr>
+          <w:rFonts w:ascii="NikoshBAN" w:hAnsi="NikoshBAN" w:cs="NikoshBAN"/>
+          <w:color w:val="000000" w:themeColor="text1"/>
+        </w:rPr>
+        <w:t xml:space="preserve"> </w:t>
+      </w:r>
+      <w:proofErr w:type="spellStart"/>
+      <w:r>
+        <w:rPr>
+          <w:rFonts w:ascii="NikoshBAN" w:hAnsi="NikoshBAN" w:cs="NikoshBAN"/>
+          <w:color w:val="000000" w:themeColor="text1"/>
+        </w:rPr>
+        <w:t>করে</w:t>
+      </w:r>
+      <w:proofErr w:type="spellEnd"/>
+      <w:r>
+        <w:rPr>
+          <w:rFonts w:ascii="NikoshBAN" w:hAnsi="NikoshBAN" w:cs="NikoshBAN"/>
+          <w:color w:val="000000" w:themeColor="text1"/>
+        </w:rPr>
+        <w:t xml:space="preserve">। </w:t>
       </w:r>
     </w:p>
     <w:p>
@@ -1385,7 +7229,31 @@
           <w:rFonts w:ascii="NikoshBAN" w:hAnsi="NikoshBAN" w:cs="NikoshBAN"/>
           <w:color w:val="000000" w:themeColor="text1"/>
         </w:rPr>
-        <w:t>19. একই সম</w:t>
+        <w:t xml:space="preserve">19. </w:t>
+      </w:r>
+      <w:proofErr w:type="spellStart"/>
+      <w:r>
+        <w:rPr>
+          <w:rFonts w:ascii="NikoshBAN" w:hAnsi="NikoshBAN" w:cs="NikoshBAN"/>
+          <w:color w:val="000000" w:themeColor="text1"/>
+        </w:rPr>
+        <w:t>একই</w:t>
+      </w:r>
+      <w:proofErr w:type="spellEnd"/>
+      <w:r>
+        <w:rPr>
+          <w:rFonts w:ascii="NikoshBAN" w:hAnsi="NikoshBAN" w:cs="NikoshBAN"/>
+          <w:color w:val="000000" w:themeColor="text1"/>
+        </w:rPr>
+        <w:t xml:space="preserve"> </w:t>
+      </w:r>
+      <w:proofErr w:type="spellStart"/>
+      <w:r>
+        <w:rPr>
+          <w:rFonts w:ascii="NikoshBAN" w:hAnsi="NikoshBAN" w:cs="NikoshBAN"/>
+          <w:color w:val="000000" w:themeColor="text1"/>
+        </w:rPr>
+        <w:t>সম</w:t>
       </w:r>
       <w:r>
         <w:rPr>
@@ -1394,12 +7262,109 @@
         </w:rPr>
         <w:t>য়ে</w:t>
       </w:r>
-      <w:r>
-        <w:rPr>
-          <w:rFonts w:ascii="NikoshBAN" w:hAnsi="NikoshBAN" w:cs="NikoshBAN"/>
-          <w:color w:val="000000" w:themeColor="text1"/>
-        </w:rPr>
-        <w:t xml:space="preserve"> একাধিক Offer থাকলে কোনটি আগে প্রযোজ্য হবে?</w:t>
+      <w:proofErr w:type="spellEnd"/>
+      <w:r>
+        <w:rPr>
+          <w:rFonts w:ascii="NikoshBAN" w:hAnsi="NikoshBAN" w:cs="NikoshBAN"/>
+          <w:color w:val="000000" w:themeColor="text1"/>
+        </w:rPr>
+        <w:t xml:space="preserve"> </w:t>
+      </w:r>
+      <w:proofErr w:type="spellStart"/>
+      <w:r>
+        <w:rPr>
+          <w:rFonts w:ascii="NikoshBAN" w:hAnsi="NikoshBAN" w:cs="NikoshBAN"/>
+          <w:color w:val="000000" w:themeColor="text1"/>
+        </w:rPr>
+        <w:t>একাধিক</w:t>
+      </w:r>
+      <w:proofErr w:type="spellEnd"/>
+      <w:r>
+        <w:rPr>
+          <w:rFonts w:ascii="NikoshBAN" w:hAnsi="NikoshBAN" w:cs="NikoshBAN"/>
+          <w:color w:val="000000" w:themeColor="text1"/>
+        </w:rPr>
+        <w:t xml:space="preserve"> Offer </w:t>
+      </w:r>
+      <w:proofErr w:type="spellStart"/>
+      <w:r>
+        <w:rPr>
+          <w:rFonts w:ascii="NikoshBAN" w:hAnsi="NikoshBAN" w:cs="NikoshBAN"/>
+          <w:color w:val="000000" w:themeColor="text1"/>
+        </w:rPr>
+        <w:t>থাকলে</w:t>
+      </w:r>
+      <w:proofErr w:type="spellEnd"/>
+      <w:r>
+        <w:rPr>
+          <w:rFonts w:ascii="NikoshBAN" w:hAnsi="NikoshBAN" w:cs="NikoshBAN"/>
+          <w:color w:val="000000" w:themeColor="text1"/>
+        </w:rPr>
+        <w:t xml:space="preserve"> </w:t>
+      </w:r>
+      <w:proofErr w:type="spellStart"/>
+      <w:r>
+        <w:rPr>
+          <w:rFonts w:ascii="NikoshBAN" w:hAnsi="NikoshBAN" w:cs="NikoshBAN"/>
+          <w:color w:val="000000" w:themeColor="text1"/>
+        </w:rPr>
+        <w:t>কোনটি</w:t>
+      </w:r>
+      <w:proofErr w:type="spellEnd"/>
+      <w:r>
+        <w:rPr>
+          <w:rFonts w:ascii="NikoshBAN" w:hAnsi="NikoshBAN" w:cs="NikoshBAN"/>
+          <w:color w:val="000000" w:themeColor="text1"/>
+        </w:rPr>
+        <w:t xml:space="preserve"> </w:t>
+      </w:r>
+      <w:proofErr w:type="spellStart"/>
+      <w:r>
+        <w:rPr>
+          <w:rFonts w:ascii="NikoshBAN" w:hAnsi="NikoshBAN" w:cs="NikoshBAN"/>
+          <w:color w:val="000000" w:themeColor="text1"/>
+        </w:rPr>
+        <w:t>আগে</w:t>
+      </w:r>
+      <w:proofErr w:type="spellEnd"/>
+      <w:r>
+        <w:rPr>
+          <w:rFonts w:ascii="NikoshBAN" w:hAnsi="NikoshBAN" w:cs="NikoshBAN"/>
+          <w:color w:val="000000" w:themeColor="text1"/>
+        </w:rPr>
+        <w:t xml:space="preserve"> </w:t>
+      </w:r>
+      <w:proofErr w:type="spellStart"/>
+      <w:r>
+        <w:rPr>
+          <w:rFonts w:ascii="NikoshBAN" w:hAnsi="NikoshBAN" w:cs="NikoshBAN"/>
+          <w:color w:val="000000" w:themeColor="text1"/>
+        </w:rPr>
+        <w:t>প্রযোজ্য</w:t>
+      </w:r>
+      <w:proofErr w:type="spellEnd"/>
+      <w:r>
+        <w:rPr>
+          <w:rFonts w:ascii="NikoshBAN" w:hAnsi="NikoshBAN" w:cs="NikoshBAN"/>
+          <w:color w:val="000000" w:themeColor="text1"/>
+        </w:rPr>
+        <w:t xml:space="preserve"> </w:t>
+      </w:r>
+      <w:proofErr w:type="spellStart"/>
+      <w:r>
+        <w:rPr>
+          <w:rFonts w:ascii="NikoshBAN" w:hAnsi="NikoshBAN" w:cs="NikoshBAN"/>
+          <w:color w:val="000000" w:themeColor="text1"/>
+        </w:rPr>
+        <w:t>হবে</w:t>
+      </w:r>
+      <w:proofErr w:type="spellEnd"/>
+      <w:r>
+        <w:rPr>
+          <w:rFonts w:ascii="NikoshBAN" w:hAnsi="NikoshBAN" w:cs="NikoshBAN"/>
+          <w:color w:val="000000" w:themeColor="text1"/>
+        </w:rPr>
+        <w:t>?</w:t>
       </w:r>
     </w:p>
     <w:p>
@@ -1411,12 +7376,133 @@
           <w:color w:val="000000" w:themeColor="text1"/>
         </w:rPr>
       </w:pPr>
-      <w:r>
-        <w:rPr>
-          <w:rFonts w:ascii="NikoshBAN" w:hAnsi="NikoshBAN" w:cs="NikoshBAN"/>
-          <w:color w:val="000000" w:themeColor="text1"/>
-        </w:rPr>
-        <w:t>উত্তর: ______________________________________________</w:t>
+      <w:proofErr w:type="spellStart"/>
+      <w:r>
+        <w:rPr>
+          <w:rFonts w:ascii="NikoshBAN" w:hAnsi="NikoshBAN" w:cs="NikoshBAN"/>
+          <w:color w:val="000000" w:themeColor="text1"/>
+        </w:rPr>
+        <w:t>উত্তর</w:t>
+      </w:r>
+      <w:proofErr w:type="spellEnd"/>
+      <w:r>
+        <w:rPr>
+          <w:rFonts w:ascii="NikoshBAN" w:hAnsi="NikoshBAN" w:cs="NikoshBAN"/>
+          <w:color w:val="000000" w:themeColor="text1"/>
+        </w:rPr>
+        <w:t xml:space="preserve">: </w:t>
+      </w:r>
+      <w:proofErr w:type="spellStart"/>
+      <w:r>
+        <w:rPr>
+          <w:rFonts w:ascii="NikoshBAN" w:hAnsi="NikoshBAN" w:cs="NikoshBAN"/>
+          <w:color w:val="000000" w:themeColor="text1"/>
+        </w:rPr>
+        <w:t>যে</w:t>
+      </w:r>
+      <w:proofErr w:type="spellEnd"/>
+      <w:r>
+        <w:rPr>
+          <w:rFonts w:ascii="NikoshBAN" w:hAnsi="NikoshBAN" w:cs="NikoshBAN"/>
+          <w:color w:val="000000" w:themeColor="text1"/>
+        </w:rPr>
+        <w:t xml:space="preserve"> </w:t>
+      </w:r>
+      <w:proofErr w:type="spellStart"/>
+      <w:r>
+        <w:rPr>
+          <w:rFonts w:ascii="NikoshBAN" w:hAnsi="NikoshBAN" w:cs="NikoshBAN"/>
+          <w:color w:val="000000" w:themeColor="text1"/>
+        </w:rPr>
+        <w:t>অফার</w:t>
+      </w:r>
+      <w:proofErr w:type="spellEnd"/>
+      <w:r>
+        <w:rPr>
+          <w:rFonts w:ascii="NikoshBAN" w:hAnsi="NikoshBAN" w:cs="NikoshBAN"/>
+          <w:color w:val="000000" w:themeColor="text1"/>
+        </w:rPr>
+        <w:t xml:space="preserve"> </w:t>
+      </w:r>
+      <w:proofErr w:type="spellStart"/>
+      <w:r>
+        <w:rPr>
+          <w:rFonts w:ascii="NikoshBAN" w:hAnsi="NikoshBAN" w:cs="NikoshBAN"/>
+          <w:color w:val="000000" w:themeColor="text1"/>
+        </w:rPr>
+        <w:t>আগে</w:t>
+      </w:r>
+      <w:proofErr w:type="spellEnd"/>
+      <w:r>
+        <w:rPr>
+          <w:rFonts w:ascii="NikoshBAN" w:hAnsi="NikoshBAN" w:cs="NikoshBAN"/>
+          <w:color w:val="000000" w:themeColor="text1"/>
+        </w:rPr>
+        <w:t xml:space="preserve"> </w:t>
+      </w:r>
+      <w:proofErr w:type="spellStart"/>
+      <w:r>
+        <w:rPr>
+          <w:rFonts w:ascii="NikoshBAN" w:hAnsi="NikoshBAN" w:cs="NikoshBAN"/>
+          <w:color w:val="000000" w:themeColor="text1"/>
+        </w:rPr>
+        <w:t>দিবে</w:t>
+      </w:r>
+      <w:proofErr w:type="spellEnd"/>
+      <w:r>
+        <w:rPr>
+          <w:rFonts w:ascii="NikoshBAN" w:hAnsi="NikoshBAN" w:cs="NikoshBAN"/>
+          <w:color w:val="000000" w:themeColor="text1"/>
+        </w:rPr>
+        <w:t xml:space="preserve"> </w:t>
+      </w:r>
+      <w:proofErr w:type="spellStart"/>
+      <w:r>
+        <w:rPr>
+          <w:rFonts w:ascii="NikoshBAN" w:hAnsi="NikoshBAN" w:cs="NikoshBAN"/>
+          <w:color w:val="000000" w:themeColor="text1"/>
+        </w:rPr>
+        <w:t>সেটা</w:t>
+      </w:r>
+      <w:proofErr w:type="spellEnd"/>
+      <w:r>
+        <w:rPr>
+          <w:rFonts w:ascii="NikoshBAN" w:hAnsi="NikoshBAN" w:cs="NikoshBAN"/>
+          <w:color w:val="000000" w:themeColor="text1"/>
+        </w:rPr>
+        <w:t xml:space="preserve"> </w:t>
+      </w:r>
+      <w:proofErr w:type="spellStart"/>
+      <w:r>
+        <w:rPr>
+          <w:rFonts w:ascii="NikoshBAN" w:hAnsi="NikoshBAN" w:cs="NikoshBAN"/>
+          <w:color w:val="000000" w:themeColor="text1"/>
+        </w:rPr>
+        <w:t>আগে</w:t>
+      </w:r>
+      <w:proofErr w:type="spellEnd"/>
+      <w:r>
+        <w:rPr>
+          <w:rFonts w:ascii="NikoshBAN" w:hAnsi="NikoshBAN" w:cs="NikoshBAN"/>
+          <w:color w:val="000000" w:themeColor="text1"/>
+        </w:rPr>
+        <w:t xml:space="preserve"> </w:t>
+      </w:r>
+      <w:proofErr w:type="spellStart"/>
+      <w:r>
+        <w:rPr>
+          <w:rFonts w:ascii="NikoshBAN" w:hAnsi="NikoshBAN" w:cs="NikoshBAN"/>
+          <w:color w:val="000000" w:themeColor="text1"/>
+        </w:rPr>
+        <w:t>থাকবে</w:t>
+      </w:r>
+      <w:proofErr w:type="spellEnd"/>
+      <w:r>
+        <w:rPr>
+          <w:rFonts w:ascii="NikoshBAN" w:hAnsi="NikoshBAN" w:cs="NikoshBAN"/>
+          <w:color w:val="000000" w:themeColor="text1"/>
+        </w:rPr>
+        <w:t xml:space="preserve">। </w:t>
       </w:r>
     </w:p>
     <w:p>
@@ -1434,7 +7520,199 @@
           <w:rFonts w:ascii="NikoshBAN" w:hAnsi="NikoshBAN" w:cs="NikoshBAN"/>
           <w:color w:val="000000" w:themeColor="text1"/>
         </w:rPr>
-        <w:t>20. Offer কি নির্দিষ্ট তারিখের মধ্যে কেনা purchase-এ প্রযোজ্য, নাকি নির্দিষ্ট মাসের টার্গেটের সাথে যুক্ত?</w:t>
+        <w:t xml:space="preserve">20. Offer </w:t>
+      </w:r>
+      <w:proofErr w:type="spellStart"/>
+      <w:r>
+        <w:rPr>
+          <w:rFonts w:ascii="NikoshBAN" w:hAnsi="NikoshBAN" w:cs="NikoshBAN"/>
+          <w:color w:val="000000" w:themeColor="text1"/>
+        </w:rPr>
+        <w:t>কি</w:t>
+      </w:r>
+      <w:proofErr w:type="spellEnd"/>
+      <w:r>
+        <w:rPr>
+          <w:rFonts w:ascii="NikoshBAN" w:hAnsi="NikoshBAN" w:cs="NikoshBAN"/>
+          <w:color w:val="000000" w:themeColor="text1"/>
+        </w:rPr>
+        <w:t xml:space="preserve"> </w:t>
+      </w:r>
+      <w:proofErr w:type="spellStart"/>
+      <w:r>
+        <w:rPr>
+          <w:rFonts w:ascii="NikoshBAN" w:hAnsi="NikoshBAN" w:cs="NikoshBAN"/>
+          <w:color w:val="000000" w:themeColor="text1"/>
+        </w:rPr>
+        <w:t>নির্দিষ্ট</w:t>
+      </w:r>
+      <w:proofErr w:type="spellEnd"/>
+      <w:r>
+        <w:rPr>
+          <w:rFonts w:ascii="NikoshBAN" w:hAnsi="NikoshBAN" w:cs="NikoshBAN"/>
+          <w:color w:val="000000" w:themeColor="text1"/>
+        </w:rPr>
+        <w:t xml:space="preserve"> </w:t>
+      </w:r>
+      <w:proofErr w:type="spellStart"/>
+      <w:r>
+        <w:rPr>
+          <w:rFonts w:ascii="NikoshBAN" w:hAnsi="NikoshBAN" w:cs="NikoshBAN"/>
+          <w:color w:val="000000" w:themeColor="text1"/>
+        </w:rPr>
+        <w:t>তারিখের</w:t>
+      </w:r>
+      <w:proofErr w:type="spellEnd"/>
+      <w:r>
+        <w:rPr>
+          <w:rFonts w:ascii="NikoshBAN" w:hAnsi="NikoshBAN" w:cs="NikoshBAN"/>
+          <w:color w:val="000000" w:themeColor="text1"/>
+        </w:rPr>
+        <w:t xml:space="preserve"> </w:t>
+      </w:r>
+      <w:proofErr w:type="spellStart"/>
+      <w:r>
+        <w:rPr>
+          <w:rFonts w:ascii="NikoshBAN" w:hAnsi="NikoshBAN" w:cs="NikoshBAN"/>
+          <w:color w:val="000000" w:themeColor="text1"/>
+        </w:rPr>
+        <w:t>মধ্যে</w:t>
+      </w:r>
+      <w:proofErr w:type="spellEnd"/>
+      <w:r>
+        <w:rPr>
+          <w:rFonts w:ascii="NikoshBAN" w:hAnsi="NikoshBAN" w:cs="NikoshBAN"/>
+          <w:color w:val="000000" w:themeColor="text1"/>
+        </w:rPr>
+        <w:t xml:space="preserve"> </w:t>
+      </w:r>
+      <w:proofErr w:type="spellStart"/>
+      <w:r>
+        <w:rPr>
+          <w:rFonts w:ascii="NikoshBAN" w:hAnsi="NikoshBAN" w:cs="NikoshBAN"/>
+          <w:color w:val="000000" w:themeColor="text1"/>
+        </w:rPr>
+        <w:t>কেনা</w:t>
+      </w:r>
+      <w:proofErr w:type="spellEnd"/>
+      <w:r>
+        <w:rPr>
+          <w:rFonts w:ascii="NikoshBAN" w:hAnsi="NikoshBAN" w:cs="NikoshBAN"/>
+          <w:color w:val="000000" w:themeColor="text1"/>
+        </w:rPr>
+        <w:t xml:space="preserve"> purchase-এ </w:t>
+      </w:r>
+      <w:proofErr w:type="spellStart"/>
+      <w:r>
+        <w:rPr>
+          <w:rFonts w:ascii="NikoshBAN" w:hAnsi="NikoshBAN" w:cs="NikoshBAN"/>
+          <w:color w:val="000000" w:themeColor="text1"/>
+        </w:rPr>
+        <w:t>প্রযোজ্য</w:t>
+      </w:r>
+      <w:proofErr w:type="spellEnd"/>
+      <w:r>
+        <w:rPr>
+          <w:rFonts w:ascii="NikoshBAN" w:hAnsi="NikoshBAN" w:cs="NikoshBAN"/>
+          <w:color w:val="000000" w:themeColor="text1"/>
+        </w:rPr>
+        <w:t xml:space="preserve">, </w:t>
+      </w:r>
+      <w:proofErr w:type="spellStart"/>
+      <w:r>
+        <w:rPr>
+          <w:rFonts w:ascii="NikoshBAN" w:hAnsi="NikoshBAN" w:cs="NikoshBAN"/>
+          <w:color w:val="000000" w:themeColor="text1"/>
+        </w:rPr>
+        <w:t>নাকি</w:t>
+      </w:r>
+      <w:proofErr w:type="spellEnd"/>
+      <w:r>
+        <w:rPr>
+          <w:rFonts w:ascii="NikoshBAN" w:hAnsi="NikoshBAN" w:cs="NikoshBAN"/>
+          <w:color w:val="000000" w:themeColor="text1"/>
+        </w:rPr>
+        <w:t xml:space="preserve"> </w:t>
+      </w:r>
+      <w:proofErr w:type="spellStart"/>
+      <w:r>
+        <w:rPr>
+          <w:rFonts w:ascii="NikoshBAN" w:hAnsi="NikoshBAN" w:cs="NikoshBAN"/>
+          <w:color w:val="000000" w:themeColor="text1"/>
+        </w:rPr>
+        <w:t>নির্দিষ্ট</w:t>
+      </w:r>
+      <w:proofErr w:type="spellEnd"/>
+      <w:r>
+        <w:rPr>
+          <w:rFonts w:ascii="NikoshBAN" w:hAnsi="NikoshBAN" w:cs="NikoshBAN"/>
+          <w:color w:val="000000" w:themeColor="text1"/>
+        </w:rPr>
+        <w:t xml:space="preserve"> </w:t>
+      </w:r>
+      <w:proofErr w:type="spellStart"/>
+      <w:r>
+        <w:rPr>
+          <w:rFonts w:ascii="NikoshBAN" w:hAnsi="NikoshBAN" w:cs="NikoshBAN"/>
+          <w:color w:val="000000" w:themeColor="text1"/>
+        </w:rPr>
+        <w:t>মাসের</w:t>
+      </w:r>
+      <w:proofErr w:type="spellEnd"/>
+      <w:r>
+        <w:rPr>
+          <w:rFonts w:ascii="NikoshBAN" w:hAnsi="NikoshBAN" w:cs="NikoshBAN"/>
+          <w:color w:val="000000" w:themeColor="text1"/>
+        </w:rPr>
+        <w:t xml:space="preserve"> </w:t>
+      </w:r>
+      <w:proofErr w:type="spellStart"/>
+      <w:r>
+        <w:rPr>
+          <w:rFonts w:ascii="NikoshBAN" w:hAnsi="NikoshBAN" w:cs="NikoshBAN"/>
+          <w:color w:val="000000" w:themeColor="text1"/>
+        </w:rPr>
+        <w:t>টার্গেটের</w:t>
+      </w:r>
+      <w:proofErr w:type="spellEnd"/>
+      <w:r>
+        <w:rPr>
+          <w:rFonts w:ascii="NikoshBAN" w:hAnsi="NikoshBAN" w:cs="NikoshBAN"/>
+          <w:color w:val="000000" w:themeColor="text1"/>
+        </w:rPr>
+        <w:t xml:space="preserve"> </w:t>
+      </w:r>
+      <w:proofErr w:type="spellStart"/>
+      <w:r>
+        <w:rPr>
+          <w:rFonts w:ascii="NikoshBAN" w:hAnsi="NikoshBAN" w:cs="NikoshBAN"/>
+          <w:color w:val="000000" w:themeColor="text1"/>
+        </w:rPr>
+        <w:t>সাথে</w:t>
+      </w:r>
+      <w:proofErr w:type="spellEnd"/>
+      <w:r>
+        <w:rPr>
+          <w:rFonts w:ascii="NikoshBAN" w:hAnsi="NikoshBAN" w:cs="NikoshBAN"/>
+          <w:color w:val="000000" w:themeColor="text1"/>
+        </w:rPr>
+        <w:t xml:space="preserve"> </w:t>
+      </w:r>
+      <w:proofErr w:type="spellStart"/>
+      <w:r>
+        <w:rPr>
+          <w:rFonts w:ascii="NikoshBAN" w:hAnsi="NikoshBAN" w:cs="NikoshBAN"/>
+          <w:color w:val="000000" w:themeColor="text1"/>
+        </w:rPr>
+        <w:t>যুক্ত</w:t>
+      </w:r>
+      <w:proofErr w:type="spellEnd"/>
+      <w:r>
+        <w:rPr>
+          <w:rFonts w:ascii="NikoshBAN" w:hAnsi="NikoshBAN" w:cs="NikoshBAN"/>
+          <w:color w:val="000000" w:themeColor="text1"/>
+        </w:rPr>
+        <w:t>?</w:t>
       </w:r>
     </w:p>
     <w:p>
@@ -1446,12 +7724,124 @@
           <w:color w:val="000000" w:themeColor="text1"/>
         </w:rPr>
       </w:pPr>
-      <w:r>
-        <w:rPr>
-          <w:rFonts w:ascii="NikoshBAN" w:hAnsi="NikoshBAN" w:cs="NikoshBAN"/>
-          <w:color w:val="000000" w:themeColor="text1"/>
-        </w:rPr>
-        <w:t>উত্তর: ______________________________________________</w:t>
+      <w:proofErr w:type="spellStart"/>
+      <w:r>
+        <w:rPr>
+          <w:rFonts w:ascii="NikoshBAN" w:hAnsi="NikoshBAN" w:cs="NikoshBAN"/>
+          <w:color w:val="000000" w:themeColor="text1"/>
+        </w:rPr>
+        <w:t>উত্তর</w:t>
+      </w:r>
+      <w:proofErr w:type="spellEnd"/>
+      <w:r>
+        <w:rPr>
+          <w:rFonts w:ascii="NikoshBAN" w:hAnsi="NikoshBAN" w:cs="NikoshBAN"/>
+          <w:color w:val="000000" w:themeColor="text1"/>
+        </w:rPr>
+        <w:t xml:space="preserve">: </w:t>
+      </w:r>
+      <w:r>
+        <w:rPr>
+          <w:rFonts w:ascii="NikoshBAN" w:hAnsi="NikoshBAN" w:cs="NikoshBAN"/>
+          <w:color w:val="000000" w:themeColor="text1"/>
+        </w:rPr>
+        <w:t xml:space="preserve">Offer </w:t>
+      </w:r>
+      <w:proofErr w:type="spellStart"/>
+      <w:r>
+        <w:rPr>
+          <w:rFonts w:ascii="NikoshBAN" w:hAnsi="NikoshBAN" w:cs="NikoshBAN"/>
+          <w:color w:val="000000" w:themeColor="text1"/>
+        </w:rPr>
+        <w:t>কি</w:t>
+      </w:r>
+      <w:proofErr w:type="spellEnd"/>
+      <w:r>
+        <w:rPr>
+          <w:rFonts w:ascii="NikoshBAN" w:hAnsi="NikoshBAN" w:cs="NikoshBAN"/>
+          <w:color w:val="000000" w:themeColor="text1"/>
+        </w:rPr>
+        <w:t xml:space="preserve"> </w:t>
+      </w:r>
+      <w:proofErr w:type="spellStart"/>
+      <w:r>
+        <w:rPr>
+          <w:rFonts w:ascii="NikoshBAN" w:hAnsi="NikoshBAN" w:cs="NikoshBAN"/>
+          <w:color w:val="000000" w:themeColor="text1"/>
+        </w:rPr>
+        <w:t>নির্দিষ্ট</w:t>
+      </w:r>
+      <w:proofErr w:type="spellEnd"/>
+      <w:r>
+        <w:rPr>
+          <w:rFonts w:ascii="NikoshBAN" w:hAnsi="NikoshBAN" w:cs="NikoshBAN"/>
+          <w:color w:val="000000" w:themeColor="text1"/>
+        </w:rPr>
+        <w:t xml:space="preserve"> </w:t>
+      </w:r>
+      <w:proofErr w:type="spellStart"/>
+      <w:r>
+        <w:rPr>
+          <w:rFonts w:ascii="NikoshBAN" w:hAnsi="NikoshBAN" w:cs="NikoshBAN"/>
+          <w:color w:val="000000" w:themeColor="text1"/>
+        </w:rPr>
+        <w:t>তারিখের</w:t>
+      </w:r>
+      <w:proofErr w:type="spellEnd"/>
+      <w:r>
+        <w:rPr>
+          <w:rFonts w:ascii="NikoshBAN" w:hAnsi="NikoshBAN" w:cs="NikoshBAN"/>
+          <w:color w:val="000000" w:themeColor="text1"/>
+        </w:rPr>
+        <w:t xml:space="preserve"> </w:t>
+      </w:r>
+      <w:proofErr w:type="spellStart"/>
+      <w:r>
+        <w:rPr>
+          <w:rFonts w:ascii="NikoshBAN" w:hAnsi="NikoshBAN" w:cs="NikoshBAN"/>
+          <w:color w:val="000000" w:themeColor="text1"/>
+        </w:rPr>
+        <w:t>মধ্যে</w:t>
+      </w:r>
+      <w:proofErr w:type="spellEnd"/>
+      <w:r>
+        <w:rPr>
+          <w:rFonts w:ascii="NikoshBAN" w:hAnsi="NikoshBAN" w:cs="NikoshBAN"/>
+          <w:color w:val="000000" w:themeColor="text1"/>
+        </w:rPr>
+        <w:t xml:space="preserve"> </w:t>
+      </w:r>
+      <w:proofErr w:type="spellStart"/>
+      <w:r>
+        <w:rPr>
+          <w:rFonts w:ascii="NikoshBAN" w:hAnsi="NikoshBAN" w:cs="NikoshBAN"/>
+          <w:color w:val="000000" w:themeColor="text1"/>
+        </w:rPr>
+        <w:t>কেনা</w:t>
+      </w:r>
+      <w:proofErr w:type="spellEnd"/>
+      <w:r>
+        <w:rPr>
+          <w:rFonts w:ascii="NikoshBAN" w:hAnsi="NikoshBAN" w:cs="NikoshBAN"/>
+          <w:color w:val="000000" w:themeColor="text1"/>
+        </w:rPr>
+        <w:t xml:space="preserve"> purchase-এ </w:t>
+      </w:r>
+      <w:proofErr w:type="spellStart"/>
+      <w:r>
+        <w:rPr>
+          <w:rFonts w:ascii="NikoshBAN" w:hAnsi="NikoshBAN" w:cs="NikoshBAN"/>
+          <w:color w:val="000000" w:themeColor="text1"/>
+        </w:rPr>
+        <w:t>প্রযোজ্য</w:t>
+      </w:r>
+      <w:proofErr w:type="spellEnd"/>
+      <w:r>
+        <w:rPr>
+          <w:rFonts w:ascii="NikoshBAN" w:hAnsi="NikoshBAN" w:cs="NikoshBAN"/>
+          <w:color w:val="000000" w:themeColor="text1"/>
+        </w:rPr>
+        <w:t>।</w:t>
       </w:r>
     </w:p>
     <w:p>
@@ -1469,7 +7859,111 @@
           <w:rFonts w:ascii="NikoshBAN" w:hAnsi="NikoshBAN" w:cs="NikoshBAN"/>
           <w:color w:val="000000" w:themeColor="text1"/>
         </w:rPr>
-        <w:t>21. হাতে সংশোধন (override) করা যাবে কি? যদি যা</w:t>
+        <w:t xml:space="preserve">21. </w:t>
+      </w:r>
+      <w:proofErr w:type="spellStart"/>
+      <w:r>
+        <w:rPr>
+          <w:rFonts w:ascii="NikoshBAN" w:hAnsi="NikoshBAN" w:cs="NikoshBAN"/>
+          <w:color w:val="000000" w:themeColor="text1"/>
+        </w:rPr>
+        <w:t>হাতে</w:t>
+      </w:r>
+      <w:proofErr w:type="spellEnd"/>
+      <w:r>
+        <w:rPr>
+          <w:rFonts w:ascii="NikoshBAN" w:hAnsi="NikoshBAN" w:cs="NikoshBAN"/>
+          <w:color w:val="000000" w:themeColor="text1"/>
+        </w:rPr>
+        <w:t xml:space="preserve"> </w:t>
+      </w:r>
+      <w:proofErr w:type="spellStart"/>
+      <w:r>
+        <w:rPr>
+          <w:rFonts w:ascii="NikoshBAN" w:hAnsi="NikoshBAN" w:cs="NikoshBAN"/>
+          <w:color w:val="000000" w:themeColor="text1"/>
+        </w:rPr>
+        <w:t>সংশোধন</w:t>
+      </w:r>
+      <w:proofErr w:type="spellEnd"/>
+      <w:r>
+        <w:rPr>
+          <w:rFonts w:ascii="NikoshBAN" w:hAnsi="NikoshBAN" w:cs="NikoshBAN"/>
+          <w:color w:val="000000" w:themeColor="text1"/>
+        </w:rPr>
+        <w:t xml:space="preserve"> (override) </w:t>
+      </w:r>
+      <w:proofErr w:type="spellStart"/>
+      <w:r>
+        <w:rPr>
+          <w:rFonts w:ascii="NikoshBAN" w:hAnsi="NikoshBAN" w:cs="NikoshBAN"/>
+          <w:color w:val="000000" w:themeColor="text1"/>
+        </w:rPr>
+        <w:t>করা</w:t>
+      </w:r>
+      <w:proofErr w:type="spellEnd"/>
+      <w:r>
+        <w:rPr>
+          <w:rFonts w:ascii="NikoshBAN" w:hAnsi="NikoshBAN" w:cs="NikoshBAN"/>
+          <w:color w:val="000000" w:themeColor="text1"/>
+        </w:rPr>
+        <w:t xml:space="preserve"> </w:t>
+      </w:r>
+      <w:proofErr w:type="spellStart"/>
+      <w:r>
+        <w:rPr>
+          <w:rFonts w:ascii="NikoshBAN" w:hAnsi="NikoshBAN" w:cs="NikoshBAN"/>
+          <w:color w:val="000000" w:themeColor="text1"/>
+        </w:rPr>
+        <w:t>যাবে</w:t>
+      </w:r>
+      <w:proofErr w:type="spellEnd"/>
+      <w:r>
+        <w:rPr>
+          <w:rFonts w:ascii="NikoshBAN" w:hAnsi="NikoshBAN" w:cs="NikoshBAN"/>
+          <w:color w:val="000000" w:themeColor="text1"/>
+        </w:rPr>
+        <w:t xml:space="preserve"> </w:t>
+      </w:r>
+      <w:proofErr w:type="spellStart"/>
+      <w:r>
+        <w:rPr>
+          <w:rFonts w:ascii="NikoshBAN" w:hAnsi="NikoshBAN" w:cs="NikoshBAN"/>
+          <w:color w:val="000000" w:themeColor="text1"/>
+        </w:rPr>
+        <w:t>কি</w:t>
+      </w:r>
+      <w:proofErr w:type="spellEnd"/>
+      <w:r>
+        <w:rPr>
+          <w:rFonts w:ascii="NikoshBAN" w:hAnsi="NikoshBAN" w:cs="NikoshBAN"/>
+          <w:color w:val="000000" w:themeColor="text1"/>
+        </w:rPr>
+        <w:t xml:space="preserve">? </w:t>
+      </w:r>
+      <w:proofErr w:type="spellStart"/>
+      <w:r>
+        <w:rPr>
+          <w:rFonts w:ascii="NikoshBAN" w:hAnsi="NikoshBAN" w:cs="NikoshBAN"/>
+          <w:color w:val="000000" w:themeColor="text1"/>
+        </w:rPr>
+        <w:t>যদি</w:t>
+      </w:r>
+      <w:proofErr w:type="spellEnd"/>
+      <w:r>
+        <w:rPr>
+          <w:rFonts w:ascii="NikoshBAN" w:hAnsi="NikoshBAN" w:cs="NikoshBAN"/>
+          <w:color w:val="000000" w:themeColor="text1"/>
+        </w:rPr>
+        <w:t xml:space="preserve"> </w:t>
+      </w:r>
+      <w:proofErr w:type="spellStart"/>
+      <w:r>
+        <w:rPr>
+          <w:rFonts w:ascii="NikoshBAN" w:hAnsi="NikoshBAN" w:cs="NikoshBAN"/>
+          <w:color w:val="000000" w:themeColor="text1"/>
+        </w:rPr>
+        <w:t>যা</w:t>
       </w:r>
       <w:r>
         <w:rPr>
@@ -1478,12 +7972,61 @@
         </w:rPr>
         <w:t>য়</w:t>
       </w:r>
-      <w:r>
-        <w:rPr>
-          <w:rFonts w:ascii="NikoshBAN" w:hAnsi="NikoshBAN" w:cs="NikoshBAN"/>
-          <w:color w:val="000000" w:themeColor="text1"/>
-        </w:rPr>
-        <w:t>, কে অনুমোদন দেবে?</w:t>
+      <w:proofErr w:type="spellEnd"/>
+      <w:r>
+        <w:rPr>
+          <w:rFonts w:ascii="NikoshBAN" w:hAnsi="NikoshBAN" w:cs="NikoshBAN"/>
+          <w:color w:val="000000" w:themeColor="text1"/>
+        </w:rPr>
+        <w:t xml:space="preserve">, </w:t>
+      </w:r>
+      <w:proofErr w:type="spellStart"/>
+      <w:r>
+        <w:rPr>
+          <w:rFonts w:ascii="NikoshBAN" w:hAnsi="NikoshBAN" w:cs="NikoshBAN"/>
+          <w:color w:val="000000" w:themeColor="text1"/>
+        </w:rPr>
+        <w:t>কে</w:t>
+      </w:r>
+      <w:proofErr w:type="spellEnd"/>
+      <w:r>
+        <w:rPr>
+          <w:rFonts w:ascii="NikoshBAN" w:hAnsi="NikoshBAN" w:cs="NikoshBAN"/>
+          <w:color w:val="000000" w:themeColor="text1"/>
+        </w:rPr>
+        <w:t xml:space="preserve"> </w:t>
+      </w:r>
+      <w:proofErr w:type="spellStart"/>
+      <w:r>
+        <w:rPr>
+          <w:rFonts w:ascii="NikoshBAN" w:hAnsi="NikoshBAN" w:cs="NikoshBAN"/>
+          <w:color w:val="000000" w:themeColor="text1"/>
+        </w:rPr>
+        <w:t>অনুমোদন</w:t>
+      </w:r>
+      <w:proofErr w:type="spellEnd"/>
+      <w:r>
+        <w:rPr>
+          <w:rFonts w:ascii="NikoshBAN" w:hAnsi="NikoshBAN" w:cs="NikoshBAN"/>
+          <w:color w:val="000000" w:themeColor="text1"/>
+        </w:rPr>
+        <w:t xml:space="preserve"> </w:t>
+      </w:r>
+      <w:proofErr w:type="spellStart"/>
+      <w:r>
+        <w:rPr>
+          <w:rFonts w:ascii="NikoshBAN" w:hAnsi="NikoshBAN" w:cs="NikoshBAN"/>
+          <w:color w:val="000000" w:themeColor="text1"/>
+        </w:rPr>
+        <w:t>দেবে</w:t>
+      </w:r>
+      <w:proofErr w:type="spellEnd"/>
+      <w:r>
+        <w:rPr>
+          <w:rFonts w:ascii="NikoshBAN" w:hAnsi="NikoshBAN" w:cs="NikoshBAN"/>
+          <w:color w:val="000000" w:themeColor="text1"/>
+        </w:rPr>
+        <w:t>?</w:t>
       </w:r>
     </w:p>
     <w:p>
@@ -1495,12 +8038,21 @@
           <w:color w:val="000000" w:themeColor="text1"/>
         </w:rPr>
       </w:pPr>
-      <w:r>
-        <w:rPr>
-          <w:rFonts w:ascii="NikoshBAN" w:hAnsi="NikoshBAN" w:cs="NikoshBAN"/>
-          <w:color w:val="000000" w:themeColor="text1"/>
-        </w:rPr>
-        <w:t>উত্তর: ______________________________________________</w:t>
+      <w:proofErr w:type="spellStart"/>
+      <w:r>
+        <w:rPr>
+          <w:rFonts w:ascii="NikoshBAN" w:hAnsi="NikoshBAN" w:cs="NikoshBAN"/>
+          <w:color w:val="000000" w:themeColor="text1"/>
+        </w:rPr>
+        <w:t>উত্তর</w:t>
+      </w:r>
+      <w:proofErr w:type="spellEnd"/>
+      <w:r>
+        <w:rPr>
+          <w:rFonts w:ascii="NikoshBAN" w:hAnsi="NikoshBAN" w:cs="NikoshBAN"/>
+          <w:color w:val="000000" w:themeColor="text1"/>
+        </w:rPr>
+        <w:t>: ______________________________________________</w:t>
       </w:r>
     </w:p>
     <w:p>
@@ -1524,7 +8076,31 @@
           <w:sz w:val="26"/>
           <w:szCs w:val="26"/>
         </w:rPr>
-        <w:t>৫। কোম্পানি-পরিমাপ (Company Measurement)</w:t>
+        <w:t xml:space="preserve">৫। </w:t>
+      </w:r>
+      <w:proofErr w:type="spellStart"/>
+      <w:r>
+        <w:rPr>
+          <w:rFonts w:ascii="NikoshBAN" w:hAnsi="NikoshBAN" w:cs="NikoshBAN"/>
+          <w:b/>
+          <w:bCs/>
+          <w:color w:val="000000" w:themeColor="text1"/>
+          <w:sz w:val="26"/>
+          <w:szCs w:val="26"/>
+        </w:rPr>
+        <w:t>কোম্পানি-পরিমাপ</w:t>
+      </w:r>
+      <w:proofErr w:type="spellEnd"/>
+      <w:r>
+        <w:rPr>
+          <w:rFonts w:ascii="NikoshBAN" w:hAnsi="NikoshBAN" w:cs="NikoshBAN"/>
+          <w:b/>
+          <w:bCs/>
+          <w:color w:val="000000" w:themeColor="text1"/>
+          <w:sz w:val="26"/>
+          <w:szCs w:val="26"/>
+        </w:rPr>
+        <w:t xml:space="preserve"> (Company Measurement)</w:t>
       </w:r>
     </w:p>
     <w:p>
@@ -1542,7 +8118,159 @@
           <w:rFonts w:ascii="NikoshBAN" w:hAnsi="NikoshBAN" w:cs="NikoshBAN"/>
           <w:color w:val="000000" w:themeColor="text1"/>
         </w:rPr>
-        <w:t>22. প্রতি কোম্পানি ও আইটেমের প্রতি পিসের SFT কোথা থেকে আসে? সরবরাহকারী দে</w:t>
+        <w:t xml:space="preserve">22. </w:t>
+      </w:r>
+      <w:proofErr w:type="spellStart"/>
+      <w:r>
+        <w:rPr>
+          <w:rFonts w:ascii="NikoshBAN" w:hAnsi="NikoshBAN" w:cs="NikoshBAN"/>
+          <w:color w:val="000000" w:themeColor="text1"/>
+        </w:rPr>
+        <w:t>প্রতি</w:t>
+      </w:r>
+      <w:proofErr w:type="spellEnd"/>
+      <w:r>
+        <w:rPr>
+          <w:rFonts w:ascii="NikoshBAN" w:hAnsi="NikoshBAN" w:cs="NikoshBAN"/>
+          <w:color w:val="000000" w:themeColor="text1"/>
+        </w:rPr>
+        <w:t xml:space="preserve"> </w:t>
+      </w:r>
+      <w:proofErr w:type="spellStart"/>
+      <w:r>
+        <w:rPr>
+          <w:rFonts w:ascii="NikoshBAN" w:hAnsi="NikoshBAN" w:cs="NikoshBAN"/>
+          <w:color w:val="000000" w:themeColor="text1"/>
+        </w:rPr>
+        <w:t>কোম্পানি</w:t>
+      </w:r>
+      <w:proofErr w:type="spellEnd"/>
+      <w:r>
+        <w:rPr>
+          <w:rFonts w:ascii="NikoshBAN" w:hAnsi="NikoshBAN" w:cs="NikoshBAN"/>
+          <w:color w:val="000000" w:themeColor="text1"/>
+        </w:rPr>
+        <w:t xml:space="preserve"> ও </w:t>
+      </w:r>
+      <w:proofErr w:type="spellStart"/>
+      <w:r>
+        <w:rPr>
+          <w:rFonts w:ascii="NikoshBAN" w:hAnsi="NikoshBAN" w:cs="NikoshBAN"/>
+          <w:color w:val="000000" w:themeColor="text1"/>
+        </w:rPr>
+        <w:t>আইটেমের</w:t>
+      </w:r>
+      <w:proofErr w:type="spellEnd"/>
+      <w:r>
+        <w:rPr>
+          <w:rFonts w:ascii="NikoshBAN" w:hAnsi="NikoshBAN" w:cs="NikoshBAN"/>
+          <w:color w:val="000000" w:themeColor="text1"/>
+        </w:rPr>
+        <w:t xml:space="preserve"> </w:t>
+      </w:r>
+      <w:proofErr w:type="spellStart"/>
+      <w:r>
+        <w:rPr>
+          <w:rFonts w:ascii="NikoshBAN" w:hAnsi="NikoshBAN" w:cs="NikoshBAN"/>
+          <w:color w:val="000000" w:themeColor="text1"/>
+        </w:rPr>
+        <w:t>প্রতি</w:t>
+      </w:r>
+      <w:proofErr w:type="spellEnd"/>
+      <w:r>
+        <w:rPr>
+          <w:rFonts w:ascii="NikoshBAN" w:hAnsi="NikoshBAN" w:cs="NikoshBAN"/>
+          <w:color w:val="000000" w:themeColor="text1"/>
+        </w:rPr>
+        <w:t xml:space="preserve"> </w:t>
+      </w:r>
+      <w:proofErr w:type="spellStart"/>
+      <w:r>
+        <w:rPr>
+          <w:rFonts w:ascii="NikoshBAN" w:hAnsi="NikoshBAN" w:cs="NikoshBAN"/>
+          <w:color w:val="000000" w:themeColor="text1"/>
+        </w:rPr>
+        <w:t>পিসের</w:t>
+      </w:r>
+      <w:proofErr w:type="spellEnd"/>
+      <w:r>
+        <w:rPr>
+          <w:rFonts w:ascii="NikoshBAN" w:hAnsi="NikoshBAN" w:cs="NikoshBAN"/>
+          <w:color w:val="000000" w:themeColor="text1"/>
+        </w:rPr>
+        <w:t xml:space="preserve"> SFT </w:t>
+      </w:r>
+      <w:proofErr w:type="spellStart"/>
+      <w:r>
+        <w:rPr>
+          <w:rFonts w:ascii="NikoshBAN" w:hAnsi="NikoshBAN" w:cs="NikoshBAN"/>
+          <w:color w:val="000000" w:themeColor="text1"/>
+        </w:rPr>
+        <w:t>কোথা</w:t>
+      </w:r>
+      <w:proofErr w:type="spellEnd"/>
+      <w:r>
+        <w:rPr>
+          <w:rFonts w:ascii="NikoshBAN" w:hAnsi="NikoshBAN" w:cs="NikoshBAN"/>
+          <w:color w:val="000000" w:themeColor="text1"/>
+        </w:rPr>
+        <w:t xml:space="preserve"> </w:t>
+      </w:r>
+      <w:proofErr w:type="spellStart"/>
+      <w:r>
+        <w:rPr>
+          <w:rFonts w:ascii="NikoshBAN" w:hAnsi="NikoshBAN" w:cs="NikoshBAN"/>
+          <w:color w:val="000000" w:themeColor="text1"/>
+        </w:rPr>
+        <w:t>থেকে</w:t>
+      </w:r>
+      <w:proofErr w:type="spellEnd"/>
+      <w:r>
+        <w:rPr>
+          <w:rFonts w:ascii="NikoshBAN" w:hAnsi="NikoshBAN" w:cs="NikoshBAN"/>
+          <w:color w:val="000000" w:themeColor="text1"/>
+        </w:rPr>
+        <w:t xml:space="preserve"> </w:t>
+      </w:r>
+      <w:proofErr w:type="spellStart"/>
+      <w:r>
+        <w:rPr>
+          <w:rFonts w:ascii="NikoshBAN" w:hAnsi="NikoshBAN" w:cs="NikoshBAN"/>
+          <w:color w:val="000000" w:themeColor="text1"/>
+        </w:rPr>
+        <w:t>আসে</w:t>
+      </w:r>
+      <w:proofErr w:type="spellEnd"/>
+      <w:r>
+        <w:rPr>
+          <w:rFonts w:ascii="NikoshBAN" w:hAnsi="NikoshBAN" w:cs="NikoshBAN"/>
+          <w:color w:val="000000" w:themeColor="text1"/>
+        </w:rPr>
+        <w:t xml:space="preserve">? </w:t>
+      </w:r>
+      <w:proofErr w:type="spellStart"/>
+      <w:r>
+        <w:rPr>
+          <w:rFonts w:ascii="NikoshBAN" w:hAnsi="NikoshBAN" w:cs="NikoshBAN"/>
+          <w:color w:val="000000" w:themeColor="text1"/>
+        </w:rPr>
+        <w:t>সরবরাহকারী</w:t>
+      </w:r>
+      <w:proofErr w:type="spellEnd"/>
+      <w:r>
+        <w:rPr>
+          <w:rFonts w:ascii="NikoshBAN" w:hAnsi="NikoshBAN" w:cs="NikoshBAN"/>
+          <w:color w:val="000000" w:themeColor="text1"/>
+        </w:rPr>
+        <w:t xml:space="preserve"> </w:t>
+      </w:r>
+      <w:proofErr w:type="spellStart"/>
+      <w:r>
+        <w:rPr>
+          <w:rFonts w:ascii="NikoshBAN" w:hAnsi="NikoshBAN" w:cs="NikoshBAN"/>
+          <w:color w:val="000000" w:themeColor="text1"/>
+        </w:rPr>
+        <w:t>দে</w:t>
       </w:r>
       <w:r>
         <w:rPr>
@@ -1551,12 +8279,37 @@
         </w:rPr>
         <w:t>য়</w:t>
       </w:r>
-      <w:r>
-        <w:rPr>
-          <w:rFonts w:ascii="NikoshBAN" w:hAnsi="NikoshBAN" w:cs="NikoshBAN"/>
-          <w:color w:val="000000" w:themeColor="text1"/>
-        </w:rPr>
-        <w:t>, নাকি ক্লা</w:t>
+      <w:proofErr w:type="spellEnd"/>
+      <w:r>
+        <w:rPr>
+          <w:rFonts w:ascii="NikoshBAN" w:hAnsi="NikoshBAN" w:cs="NikoshBAN"/>
+          <w:color w:val="000000" w:themeColor="text1"/>
+        </w:rPr>
+        <w:t xml:space="preserve">, </w:t>
+      </w:r>
+      <w:proofErr w:type="spellStart"/>
+      <w:r>
+        <w:rPr>
+          <w:rFonts w:ascii="NikoshBAN" w:hAnsi="NikoshBAN" w:cs="NikoshBAN"/>
+          <w:color w:val="000000" w:themeColor="text1"/>
+        </w:rPr>
+        <w:t>নাকি</w:t>
+      </w:r>
+      <w:proofErr w:type="spellEnd"/>
+      <w:r>
+        <w:rPr>
+          <w:rFonts w:ascii="NikoshBAN" w:hAnsi="NikoshBAN" w:cs="NikoshBAN"/>
+          <w:color w:val="000000" w:themeColor="text1"/>
+        </w:rPr>
+        <w:t xml:space="preserve"> </w:t>
+      </w:r>
+      <w:proofErr w:type="spellStart"/>
+      <w:r>
+        <w:rPr>
+          <w:rFonts w:ascii="NikoshBAN" w:hAnsi="NikoshBAN" w:cs="NikoshBAN"/>
+          <w:color w:val="000000" w:themeColor="text1"/>
+        </w:rPr>
+        <w:t>ক্লা</w:t>
       </w:r>
       <w:r>
         <w:rPr>
@@ -1570,7 +8323,47 @@
           <w:rFonts w:ascii="NikoshBAN" w:hAnsi="NikoshBAN" w:cs="NikoshBAN"/>
           <w:color w:val="000000" w:themeColor="text1"/>
         </w:rPr>
-        <w:t>ন্ট নিজে মাপে?</w:t>
+        <w:t>ন্ট</w:t>
+      </w:r>
+      <w:proofErr w:type="spellEnd"/>
+      <w:r>
+        <w:rPr>
+          <w:rFonts w:ascii="NikoshBAN" w:hAnsi="NikoshBAN" w:cs="NikoshBAN"/>
+          <w:color w:val="000000" w:themeColor="text1"/>
+        </w:rPr>
+        <w:t xml:space="preserve"> </w:t>
+      </w:r>
+      <w:proofErr w:type="spellStart"/>
+      <w:r>
+        <w:rPr>
+          <w:rFonts w:ascii="NikoshBAN" w:hAnsi="NikoshBAN" w:cs="NikoshBAN"/>
+          <w:color w:val="000000" w:themeColor="text1"/>
+        </w:rPr>
+        <w:t>নিজে</w:t>
+      </w:r>
+      <w:proofErr w:type="spellEnd"/>
+      <w:r>
+        <w:rPr>
+          <w:rFonts w:ascii="NikoshBAN" w:hAnsi="NikoshBAN" w:cs="NikoshBAN"/>
+          <w:color w:val="000000" w:themeColor="text1"/>
+        </w:rPr>
+        <w:t xml:space="preserve"> </w:t>
+      </w:r>
+      <w:proofErr w:type="spellStart"/>
+      <w:r>
+        <w:rPr>
+          <w:rFonts w:ascii="NikoshBAN" w:hAnsi="NikoshBAN" w:cs="NikoshBAN"/>
+          <w:color w:val="000000" w:themeColor="text1"/>
+        </w:rPr>
+        <w:t>মাপে</w:t>
+      </w:r>
+      <w:proofErr w:type="spellEnd"/>
+      <w:r>
+        <w:rPr>
+          <w:rFonts w:ascii="NikoshBAN" w:hAnsi="NikoshBAN" w:cs="NikoshBAN"/>
+          <w:color w:val="000000" w:themeColor="text1"/>
+        </w:rPr>
+        <w:t>?</w:t>
       </w:r>
     </w:p>
     <w:p>
@@ -1582,12 +8375,195 @@
           <w:color w:val="000000" w:themeColor="text1"/>
         </w:rPr>
       </w:pPr>
-      <w:r>
-        <w:rPr>
-          <w:rFonts w:ascii="NikoshBAN" w:hAnsi="NikoshBAN" w:cs="NikoshBAN"/>
-          <w:color w:val="000000" w:themeColor="text1"/>
-        </w:rPr>
-        <w:t>উত্তর: ______________________________________________</w:t>
+      <w:proofErr w:type="spellStart"/>
+      <w:r>
+        <w:rPr>
+          <w:rFonts w:ascii="NikoshBAN" w:hAnsi="NikoshBAN" w:cs="NikoshBAN"/>
+          <w:color w:val="000000" w:themeColor="text1"/>
+        </w:rPr>
+        <w:t>উত্তর</w:t>
+      </w:r>
+      <w:proofErr w:type="spellEnd"/>
+      <w:r>
+        <w:rPr>
+          <w:rFonts w:ascii="NikoshBAN" w:hAnsi="NikoshBAN" w:cs="NikoshBAN"/>
+          <w:color w:val="000000" w:themeColor="text1"/>
+        </w:rPr>
+        <w:t xml:space="preserve">: </w:t>
+      </w:r>
+      <w:proofErr w:type="spellStart"/>
+      <w:r>
+        <w:rPr>
+          <w:rFonts w:ascii="NikoshBAN" w:hAnsi="NikoshBAN" w:cs="NikoshBAN"/>
+          <w:color w:val="000000" w:themeColor="text1"/>
+        </w:rPr>
+        <w:t>সরবরাহকারী</w:t>
+      </w:r>
+      <w:proofErr w:type="spellEnd"/>
+      <w:r>
+        <w:rPr>
+          <w:rFonts w:ascii="NikoshBAN" w:hAnsi="NikoshBAN" w:cs="NikoshBAN"/>
+          <w:color w:val="000000" w:themeColor="text1"/>
+        </w:rPr>
+        <w:t xml:space="preserve"> </w:t>
+      </w:r>
+      <w:proofErr w:type="spellStart"/>
+      <w:r>
+        <w:rPr>
+          <w:rFonts w:ascii="NikoshBAN" w:hAnsi="NikoshBAN" w:cs="NikoshBAN"/>
+          <w:color w:val="000000" w:themeColor="text1"/>
+        </w:rPr>
+        <w:t>দে</w:t>
+      </w:r>
+      <w:r>
+        <w:rPr>
+          <w:rFonts w:ascii="NikoshBAN" w:hAnsi="NikoshBAN" w:cs="NikoshBAN"/>
+          <w:color w:val="000000" w:themeColor="text1"/>
+        </w:rPr>
+        <w:t>য়</w:t>
+      </w:r>
+      <w:proofErr w:type="spellEnd"/>
+      <w:r>
+        <w:rPr>
+          <w:rFonts w:ascii="NikoshBAN" w:hAnsi="NikoshBAN" w:cs="NikoshBAN"/>
+          <w:color w:val="000000" w:themeColor="text1"/>
+        </w:rPr>
+        <w:t xml:space="preserve"> </w:t>
+      </w:r>
+      <w:proofErr w:type="spellStart"/>
+      <w:r>
+        <w:rPr>
+          <w:rFonts w:ascii="NikoshBAN" w:hAnsi="NikoshBAN" w:cs="NikoshBAN"/>
+          <w:color w:val="000000" w:themeColor="text1"/>
+        </w:rPr>
+        <w:t>এবং</w:t>
+      </w:r>
+      <w:proofErr w:type="spellEnd"/>
+      <w:r>
+        <w:rPr>
+          <w:rFonts w:ascii="NikoshBAN" w:hAnsi="NikoshBAN" w:cs="NikoshBAN"/>
+          <w:color w:val="000000" w:themeColor="text1"/>
+        </w:rPr>
+        <w:t xml:space="preserve"> </w:t>
+      </w:r>
+      <w:proofErr w:type="spellStart"/>
+      <w:r>
+        <w:rPr>
+          <w:rFonts w:ascii="NikoshBAN" w:hAnsi="NikoshBAN" w:cs="NikoshBAN"/>
+          <w:color w:val="000000" w:themeColor="text1"/>
+        </w:rPr>
+        <w:t>ডাটাবেইজ</w:t>
+      </w:r>
+      <w:proofErr w:type="spellEnd"/>
+      <w:r>
+        <w:rPr>
+          <w:rFonts w:ascii="NikoshBAN" w:hAnsi="NikoshBAN" w:cs="NikoshBAN"/>
+          <w:color w:val="000000" w:themeColor="text1"/>
+        </w:rPr>
+        <w:t xml:space="preserve"> এ</w:t>
+      </w:r>
+      <w:r>
+        <w:rPr>
+          <w:rFonts w:ascii="NikoshBAN" w:hAnsi="NikoshBAN" w:cs="NikoshBAN"/>
+          <w:color w:val="000000" w:themeColor="text1"/>
+        </w:rPr>
+        <w:t xml:space="preserve"> </w:t>
+      </w:r>
+      <w:proofErr w:type="spellStart"/>
+      <w:r>
+        <w:rPr>
+          <w:rFonts w:ascii="NikoshBAN" w:hAnsi="NikoshBAN" w:cs="NikoshBAN"/>
+          <w:color w:val="000000" w:themeColor="text1"/>
+        </w:rPr>
+        <w:t>আইটেম</w:t>
+      </w:r>
+      <w:proofErr w:type="spellEnd"/>
+      <w:r>
+        <w:rPr>
+          <w:rFonts w:ascii="NikoshBAN" w:hAnsi="NikoshBAN" w:cs="NikoshBAN"/>
+          <w:color w:val="000000" w:themeColor="text1"/>
+        </w:rPr>
+        <w:t xml:space="preserve"> </w:t>
+      </w:r>
+      <w:proofErr w:type="spellStart"/>
+      <w:r>
+        <w:rPr>
+          <w:rFonts w:ascii="NikoshBAN" w:hAnsi="NikoshBAN" w:cs="NikoshBAN"/>
+          <w:color w:val="000000" w:themeColor="text1"/>
+        </w:rPr>
+        <w:t>এর</w:t>
+      </w:r>
+      <w:proofErr w:type="spellEnd"/>
+      <w:r>
+        <w:rPr>
+          <w:rFonts w:ascii="NikoshBAN" w:hAnsi="NikoshBAN" w:cs="NikoshBAN"/>
+          <w:color w:val="000000" w:themeColor="text1"/>
+        </w:rPr>
+        <w:t xml:space="preserve"> </w:t>
+      </w:r>
+      <w:proofErr w:type="spellStart"/>
+      <w:r>
+        <w:rPr>
+          <w:rFonts w:ascii="NikoshBAN" w:hAnsi="NikoshBAN" w:cs="NikoshBAN"/>
+          <w:color w:val="000000" w:themeColor="text1"/>
+        </w:rPr>
+        <w:t>সাথে</w:t>
+      </w:r>
+      <w:proofErr w:type="spellEnd"/>
+      <w:r>
+        <w:rPr>
+          <w:rFonts w:ascii="NikoshBAN" w:hAnsi="NikoshBAN" w:cs="NikoshBAN"/>
+          <w:color w:val="000000" w:themeColor="text1"/>
+        </w:rPr>
+        <w:t xml:space="preserve"> </w:t>
+      </w:r>
+      <w:proofErr w:type="spellStart"/>
+      <w:r>
+        <w:rPr>
+          <w:rFonts w:ascii="NikoshBAN" w:hAnsi="NikoshBAN" w:cs="NikoshBAN"/>
+          <w:color w:val="000000" w:themeColor="text1"/>
+        </w:rPr>
+        <w:t>যোগ</w:t>
+      </w:r>
+      <w:proofErr w:type="spellEnd"/>
+      <w:r>
+        <w:rPr>
+          <w:rFonts w:ascii="NikoshBAN" w:hAnsi="NikoshBAN" w:cs="NikoshBAN"/>
+          <w:color w:val="000000" w:themeColor="text1"/>
+        </w:rPr>
+        <w:t xml:space="preserve"> </w:t>
+      </w:r>
+      <w:proofErr w:type="spellStart"/>
+      <w:r>
+        <w:rPr>
+          <w:rFonts w:ascii="NikoshBAN" w:hAnsi="NikoshBAN" w:cs="NikoshBAN"/>
+          <w:color w:val="000000" w:themeColor="text1"/>
+        </w:rPr>
+        <w:t>করতে</w:t>
+      </w:r>
+      <w:proofErr w:type="spellEnd"/>
+      <w:r>
+        <w:rPr>
+          <w:rFonts w:ascii="NikoshBAN" w:hAnsi="NikoshBAN" w:cs="NikoshBAN"/>
+          <w:color w:val="000000" w:themeColor="text1"/>
+        </w:rPr>
+        <w:t xml:space="preserve"> </w:t>
+      </w:r>
+      <w:proofErr w:type="spellStart"/>
+      <w:r>
+        <w:rPr>
+          <w:rFonts w:ascii="NikoshBAN" w:hAnsi="NikoshBAN" w:cs="NikoshBAN"/>
+          <w:color w:val="000000" w:themeColor="text1"/>
+        </w:rPr>
+        <w:t>হবে</w:t>
+      </w:r>
+      <w:proofErr w:type="spellEnd"/>
+      <w:r>
+        <w:rPr>
+          <w:rFonts w:ascii="NikoshBAN" w:hAnsi="NikoshBAN" w:cs="NikoshBAN"/>
+          <w:color w:val="000000" w:themeColor="text1"/>
+        </w:rPr>
+        <w:t xml:space="preserve">। </w:t>
       </w:r>
     </w:p>
     <w:p>
@@ -1605,7 +8581,127 @@
           <w:rFonts w:ascii="NikoshBAN" w:hAnsi="NikoshBAN" w:cs="NikoshBAN"/>
           <w:color w:val="000000" w:themeColor="text1"/>
         </w:rPr>
-        <w:t>23. প্রতি box-এ কত পিস থাকে? এটি কি আইটেম অনুযা</w:t>
+        <w:t xml:space="preserve">23. </w:t>
+      </w:r>
+      <w:proofErr w:type="spellStart"/>
+      <w:r>
+        <w:rPr>
+          <w:rFonts w:ascii="NikoshBAN" w:hAnsi="NikoshBAN" w:cs="NikoshBAN"/>
+          <w:color w:val="000000" w:themeColor="text1"/>
+        </w:rPr>
+        <w:t>প্রতি</w:t>
+      </w:r>
+      <w:proofErr w:type="spellEnd"/>
+      <w:r>
+        <w:rPr>
+          <w:rFonts w:ascii="NikoshBAN" w:hAnsi="NikoshBAN" w:cs="NikoshBAN"/>
+          <w:color w:val="000000" w:themeColor="text1"/>
+        </w:rPr>
+        <w:t xml:space="preserve"> box-এ </w:t>
+      </w:r>
+      <w:proofErr w:type="spellStart"/>
+      <w:r>
+        <w:rPr>
+          <w:rFonts w:ascii="NikoshBAN" w:hAnsi="NikoshBAN" w:cs="NikoshBAN"/>
+          <w:color w:val="000000" w:themeColor="text1"/>
+        </w:rPr>
+        <w:t>কত</w:t>
+      </w:r>
+      <w:proofErr w:type="spellEnd"/>
+      <w:r>
+        <w:rPr>
+          <w:rFonts w:ascii="NikoshBAN" w:hAnsi="NikoshBAN" w:cs="NikoshBAN"/>
+          <w:color w:val="000000" w:themeColor="text1"/>
+        </w:rPr>
+        <w:t xml:space="preserve"> </w:t>
+      </w:r>
+      <w:proofErr w:type="spellStart"/>
+      <w:r>
+        <w:rPr>
+          <w:rFonts w:ascii="NikoshBAN" w:hAnsi="NikoshBAN" w:cs="NikoshBAN"/>
+          <w:color w:val="000000" w:themeColor="text1"/>
+        </w:rPr>
+        <w:t>পিস</w:t>
+      </w:r>
+      <w:proofErr w:type="spellEnd"/>
+      <w:r>
+        <w:rPr>
+          <w:rFonts w:ascii="NikoshBAN" w:hAnsi="NikoshBAN" w:cs="NikoshBAN"/>
+          <w:color w:val="000000" w:themeColor="text1"/>
+        </w:rPr>
+        <w:t xml:space="preserve"> </w:t>
+      </w:r>
+      <w:proofErr w:type="spellStart"/>
+      <w:r>
+        <w:rPr>
+          <w:rFonts w:ascii="NikoshBAN" w:hAnsi="NikoshBAN" w:cs="NikoshBAN"/>
+          <w:color w:val="000000" w:themeColor="text1"/>
+        </w:rPr>
+        <w:t>থাকে</w:t>
+      </w:r>
+      <w:proofErr w:type="spellEnd"/>
+      <w:r>
+        <w:rPr>
+          <w:rFonts w:ascii="NikoshBAN" w:hAnsi="NikoshBAN" w:cs="NikoshBAN"/>
+          <w:color w:val="000000" w:themeColor="text1"/>
+        </w:rPr>
+        <w:t xml:space="preserve">? </w:t>
+      </w:r>
+      <w:proofErr w:type="spellStart"/>
+      <w:r>
+        <w:rPr>
+          <w:rFonts w:ascii="NikoshBAN" w:hAnsi="NikoshBAN" w:cs="NikoshBAN"/>
+          <w:color w:val="000000" w:themeColor="text1"/>
+        </w:rPr>
+        <w:t>এটি</w:t>
+      </w:r>
+      <w:proofErr w:type="spellEnd"/>
+      <w:r>
+        <w:rPr>
+          <w:rFonts w:ascii="NikoshBAN" w:hAnsi="NikoshBAN" w:cs="NikoshBAN"/>
+          <w:color w:val="000000" w:themeColor="text1"/>
+        </w:rPr>
+        <w:t xml:space="preserve"> </w:t>
+      </w:r>
+      <w:proofErr w:type="spellStart"/>
+      <w:r>
+        <w:rPr>
+          <w:rFonts w:ascii="NikoshBAN" w:hAnsi="NikoshBAN" w:cs="NikoshBAN"/>
+          <w:color w:val="000000" w:themeColor="text1"/>
+        </w:rPr>
+        <w:t>কি</w:t>
+      </w:r>
+      <w:proofErr w:type="spellEnd"/>
+      <w:r>
+        <w:rPr>
+          <w:rFonts w:ascii="NikoshBAN" w:hAnsi="NikoshBAN" w:cs="NikoshBAN"/>
+          <w:color w:val="000000" w:themeColor="text1"/>
+        </w:rPr>
+        <w:t xml:space="preserve"> </w:t>
+      </w:r>
+      <w:proofErr w:type="spellStart"/>
+      <w:r>
+        <w:rPr>
+          <w:rFonts w:ascii="NikoshBAN" w:hAnsi="NikoshBAN" w:cs="NikoshBAN"/>
+          <w:color w:val="000000" w:themeColor="text1"/>
+        </w:rPr>
+        <w:t>আইটেম</w:t>
+      </w:r>
+      <w:proofErr w:type="spellEnd"/>
+      <w:r>
+        <w:rPr>
+          <w:rFonts w:ascii="NikoshBAN" w:hAnsi="NikoshBAN" w:cs="NikoshBAN"/>
+          <w:color w:val="000000" w:themeColor="text1"/>
+        </w:rPr>
+        <w:t xml:space="preserve"> </w:t>
+      </w:r>
+      <w:proofErr w:type="spellStart"/>
+      <w:r>
+        <w:rPr>
+          <w:rFonts w:ascii="NikoshBAN" w:hAnsi="NikoshBAN" w:cs="NikoshBAN"/>
+          <w:color w:val="000000" w:themeColor="text1"/>
+        </w:rPr>
+        <w:t>অনুযা</w:t>
       </w:r>
       <w:r>
         <w:rPr>
@@ -1614,12 +8710,69 @@
         </w:rPr>
         <w:t>য়ী</w:t>
       </w:r>
-      <w:r>
-        <w:rPr>
-          <w:rFonts w:ascii="NikoshBAN" w:hAnsi="NikoshBAN" w:cs="NikoshBAN"/>
-          <w:color w:val="000000" w:themeColor="text1"/>
-        </w:rPr>
-        <w:t xml:space="preserve"> ঠিক, নাকি প্রতি purchase-এ বদলা</w:t>
+      <w:proofErr w:type="spellEnd"/>
+      <w:r>
+        <w:rPr>
+          <w:rFonts w:ascii="NikoshBAN" w:hAnsi="NikoshBAN" w:cs="NikoshBAN"/>
+          <w:color w:val="000000" w:themeColor="text1"/>
+        </w:rPr>
+        <w:t xml:space="preserve"> </w:t>
+      </w:r>
+      <w:proofErr w:type="spellStart"/>
+      <w:r>
+        <w:rPr>
+          <w:rFonts w:ascii="NikoshBAN" w:hAnsi="NikoshBAN" w:cs="NikoshBAN"/>
+          <w:color w:val="000000" w:themeColor="text1"/>
+        </w:rPr>
+        <w:t>ঠিক</w:t>
+      </w:r>
+      <w:proofErr w:type="spellEnd"/>
+      <w:r>
+        <w:rPr>
+          <w:rFonts w:ascii="NikoshBAN" w:hAnsi="NikoshBAN" w:cs="NikoshBAN"/>
+          <w:color w:val="000000" w:themeColor="text1"/>
+        </w:rPr>
+        <w:t xml:space="preserve">, </w:t>
+      </w:r>
+      <w:proofErr w:type="spellStart"/>
+      <w:r>
+        <w:rPr>
+          <w:rFonts w:ascii="NikoshBAN" w:hAnsi="NikoshBAN" w:cs="NikoshBAN"/>
+          <w:color w:val="000000" w:themeColor="text1"/>
+        </w:rPr>
+        <w:t>নাকি</w:t>
+      </w:r>
+      <w:proofErr w:type="spellEnd"/>
+      <w:r>
+        <w:rPr>
+          <w:rFonts w:ascii="NikoshBAN" w:hAnsi="NikoshBAN" w:cs="NikoshBAN"/>
+          <w:color w:val="000000" w:themeColor="text1"/>
+        </w:rPr>
+        <w:t xml:space="preserve"> </w:t>
+      </w:r>
+      <w:proofErr w:type="spellStart"/>
+      <w:r>
+        <w:rPr>
+          <w:rFonts w:ascii="NikoshBAN" w:hAnsi="NikoshBAN" w:cs="NikoshBAN"/>
+          <w:color w:val="000000" w:themeColor="text1"/>
+        </w:rPr>
+        <w:t>প্রতি</w:t>
+      </w:r>
+      <w:proofErr w:type="spellEnd"/>
+      <w:r>
+        <w:rPr>
+          <w:rFonts w:ascii="NikoshBAN" w:hAnsi="NikoshBAN" w:cs="NikoshBAN"/>
+          <w:color w:val="000000" w:themeColor="text1"/>
+        </w:rPr>
+        <w:t xml:space="preserve"> purchase-এ </w:t>
+      </w:r>
+      <w:proofErr w:type="spellStart"/>
+      <w:r>
+        <w:rPr>
+          <w:rFonts w:ascii="NikoshBAN" w:hAnsi="NikoshBAN" w:cs="NikoshBAN"/>
+          <w:color w:val="000000" w:themeColor="text1"/>
+        </w:rPr>
+        <w:t>বদলা</w:t>
       </w:r>
       <w:r>
         <w:rPr>
@@ -1628,6 +8781,7 @@
         </w:rPr>
         <w:t>য়</w:t>
       </w:r>
+      <w:proofErr w:type="spellEnd"/>
       <w:r>
         <w:rPr>
           <w:rFonts w:ascii="NikoshBAN" w:hAnsi="NikoshBAN" w:cs="NikoshBAN"/>
@@ -1645,12 +8799,213 @@
           <w:color w:val="000000" w:themeColor="text1"/>
         </w:rPr>
       </w:pPr>
-      <w:r>
-        <w:rPr>
-          <w:rFonts w:ascii="NikoshBAN" w:hAnsi="NikoshBAN" w:cs="NikoshBAN"/>
-          <w:color w:val="000000" w:themeColor="text1"/>
-        </w:rPr>
-        <w:t>উত্তর: ______________________________________________</w:t>
+      <w:proofErr w:type="spellStart"/>
+      <w:r>
+        <w:rPr>
+          <w:rFonts w:ascii="NikoshBAN" w:hAnsi="NikoshBAN" w:cs="NikoshBAN"/>
+          <w:color w:val="000000" w:themeColor="text1"/>
+        </w:rPr>
+        <w:t>উত্তর</w:t>
+      </w:r>
+      <w:proofErr w:type="spellEnd"/>
+      <w:r>
+        <w:rPr>
+          <w:rFonts w:ascii="NikoshBAN" w:hAnsi="NikoshBAN" w:cs="NikoshBAN"/>
+          <w:color w:val="000000" w:themeColor="text1"/>
+        </w:rPr>
+        <w:t xml:space="preserve">: </w:t>
+      </w:r>
+      <w:proofErr w:type="spellStart"/>
+      <w:r>
+        <w:rPr>
+          <w:rFonts w:ascii="NikoshBAN" w:hAnsi="NikoshBAN" w:cs="NikoshBAN"/>
+          <w:color w:val="000000" w:themeColor="text1"/>
+        </w:rPr>
+        <w:t>আইটেম</w:t>
+      </w:r>
+      <w:proofErr w:type="spellEnd"/>
+      <w:r>
+        <w:rPr>
+          <w:rFonts w:ascii="NikoshBAN" w:hAnsi="NikoshBAN" w:cs="NikoshBAN"/>
+          <w:color w:val="000000" w:themeColor="text1"/>
+        </w:rPr>
+        <w:t xml:space="preserve"> </w:t>
+      </w:r>
+      <w:proofErr w:type="spellStart"/>
+      <w:r>
+        <w:rPr>
+          <w:rFonts w:ascii="NikoshBAN" w:hAnsi="NikoshBAN" w:cs="NikoshBAN"/>
+          <w:color w:val="000000" w:themeColor="text1"/>
+        </w:rPr>
+        <w:t>এর</w:t>
+      </w:r>
+      <w:proofErr w:type="spellEnd"/>
+      <w:r>
+        <w:rPr>
+          <w:rFonts w:ascii="NikoshBAN" w:hAnsi="NikoshBAN" w:cs="NikoshBAN"/>
+          <w:color w:val="000000" w:themeColor="text1"/>
+        </w:rPr>
+        <w:t xml:space="preserve"> </w:t>
+      </w:r>
+      <w:proofErr w:type="spellStart"/>
+      <w:r>
+        <w:rPr>
+          <w:rFonts w:ascii="NikoshBAN" w:hAnsi="NikoshBAN" w:cs="NikoshBAN"/>
+          <w:color w:val="000000" w:themeColor="text1"/>
+        </w:rPr>
+        <w:t>সাথে</w:t>
+      </w:r>
+      <w:proofErr w:type="spellEnd"/>
+      <w:r>
+        <w:rPr>
+          <w:rFonts w:ascii="NikoshBAN" w:hAnsi="NikoshBAN" w:cs="NikoshBAN"/>
+          <w:color w:val="000000" w:themeColor="text1"/>
+        </w:rPr>
+        <w:t xml:space="preserve"> </w:t>
+      </w:r>
+      <w:proofErr w:type="spellStart"/>
+      <w:r>
+        <w:rPr>
+          <w:rFonts w:ascii="NikoshBAN" w:hAnsi="NikoshBAN" w:cs="NikoshBAN"/>
+          <w:color w:val="000000" w:themeColor="text1"/>
+        </w:rPr>
+        <w:t>বলে</w:t>
+      </w:r>
+      <w:proofErr w:type="spellEnd"/>
+      <w:r>
+        <w:rPr>
+          <w:rFonts w:ascii="NikoshBAN" w:hAnsi="NikoshBAN" w:cs="NikoshBAN"/>
+          <w:color w:val="000000" w:themeColor="text1"/>
+        </w:rPr>
+        <w:t xml:space="preserve"> </w:t>
+      </w:r>
+      <w:proofErr w:type="spellStart"/>
+      <w:r>
+        <w:rPr>
+          <w:rFonts w:ascii="NikoshBAN" w:hAnsi="NikoshBAN" w:cs="NikoshBAN"/>
+          <w:color w:val="000000" w:themeColor="text1"/>
+        </w:rPr>
+        <w:t>দেয়া</w:t>
+      </w:r>
+      <w:proofErr w:type="spellEnd"/>
+      <w:r>
+        <w:rPr>
+          <w:rFonts w:ascii="NikoshBAN" w:hAnsi="NikoshBAN" w:cs="NikoshBAN"/>
+          <w:color w:val="000000" w:themeColor="text1"/>
+        </w:rPr>
+        <w:t xml:space="preserve"> </w:t>
+      </w:r>
+      <w:proofErr w:type="spellStart"/>
+      <w:r>
+        <w:rPr>
+          <w:rFonts w:ascii="NikoshBAN" w:hAnsi="NikoshBAN" w:cs="NikoshBAN"/>
+          <w:color w:val="000000" w:themeColor="text1"/>
+        </w:rPr>
+        <w:t>থাকবে</w:t>
+      </w:r>
+      <w:proofErr w:type="spellEnd"/>
+      <w:r>
+        <w:rPr>
+          <w:rFonts w:ascii="NikoshBAN" w:hAnsi="NikoshBAN" w:cs="NikoshBAN"/>
+          <w:color w:val="000000" w:themeColor="text1"/>
+        </w:rPr>
+        <w:t xml:space="preserve">, </w:t>
+      </w:r>
+      <w:proofErr w:type="spellStart"/>
+      <w:r>
+        <w:rPr>
+          <w:rFonts w:ascii="NikoshBAN" w:hAnsi="NikoshBAN" w:cs="NikoshBAN"/>
+          <w:color w:val="000000" w:themeColor="text1"/>
+        </w:rPr>
+        <w:t>সেই</w:t>
+      </w:r>
+      <w:proofErr w:type="spellEnd"/>
+      <w:r>
+        <w:rPr>
+          <w:rFonts w:ascii="NikoshBAN" w:hAnsi="NikoshBAN" w:cs="NikoshBAN"/>
+          <w:color w:val="000000" w:themeColor="text1"/>
+        </w:rPr>
+        <w:t xml:space="preserve"> </w:t>
+      </w:r>
+      <w:proofErr w:type="spellStart"/>
+      <w:r>
+        <w:rPr>
+          <w:rFonts w:ascii="NikoshBAN" w:hAnsi="NikoshBAN" w:cs="NikoshBAN"/>
+          <w:color w:val="000000" w:themeColor="text1"/>
+        </w:rPr>
+        <w:t>অনুসারে</w:t>
+      </w:r>
+      <w:proofErr w:type="spellEnd"/>
+      <w:r>
+        <w:rPr>
+          <w:rFonts w:ascii="NikoshBAN" w:hAnsi="NikoshBAN" w:cs="NikoshBAN"/>
+          <w:color w:val="000000" w:themeColor="text1"/>
+        </w:rPr>
+        <w:t xml:space="preserve"> </w:t>
+      </w:r>
+      <w:proofErr w:type="spellStart"/>
+      <w:r>
+        <w:rPr>
+          <w:rFonts w:ascii="NikoshBAN" w:hAnsi="NikoshBAN" w:cs="NikoshBAN"/>
+          <w:color w:val="000000" w:themeColor="text1"/>
+        </w:rPr>
+        <w:t>ক্যালকুলেশন</w:t>
+      </w:r>
+      <w:proofErr w:type="spellEnd"/>
+      <w:r>
+        <w:rPr>
+          <w:rFonts w:ascii="NikoshBAN" w:hAnsi="NikoshBAN" w:cs="NikoshBAN"/>
+          <w:color w:val="000000" w:themeColor="text1"/>
+        </w:rPr>
+        <w:t xml:space="preserve"> </w:t>
+      </w:r>
+      <w:proofErr w:type="spellStart"/>
+      <w:r>
+        <w:rPr>
+          <w:rFonts w:ascii="NikoshBAN" w:hAnsi="NikoshBAN" w:cs="NikoshBAN"/>
+          <w:color w:val="000000" w:themeColor="text1"/>
+        </w:rPr>
+        <w:t>হয়ে</w:t>
+      </w:r>
+      <w:proofErr w:type="spellEnd"/>
+      <w:r>
+        <w:rPr>
+          <w:rFonts w:ascii="NikoshBAN" w:hAnsi="NikoshBAN" w:cs="NikoshBAN"/>
+          <w:color w:val="000000" w:themeColor="text1"/>
+        </w:rPr>
+        <w:t xml:space="preserve"> </w:t>
+      </w:r>
+      <w:proofErr w:type="spellStart"/>
+      <w:r>
+        <w:rPr>
+          <w:rFonts w:ascii="NikoshBAN" w:hAnsi="NikoshBAN" w:cs="NikoshBAN"/>
+          <w:color w:val="000000" w:themeColor="text1"/>
+        </w:rPr>
+        <w:t>বক্স</w:t>
+      </w:r>
+      <w:proofErr w:type="spellEnd"/>
+      <w:r>
+        <w:rPr>
+          <w:rFonts w:ascii="NikoshBAN" w:hAnsi="NikoshBAN" w:cs="NikoshBAN"/>
+          <w:color w:val="000000" w:themeColor="text1"/>
+        </w:rPr>
+        <w:t xml:space="preserve"> </w:t>
+      </w:r>
+      <w:proofErr w:type="spellStart"/>
+      <w:r>
+        <w:rPr>
+          <w:rFonts w:ascii="NikoshBAN" w:hAnsi="NikoshBAN" w:cs="NikoshBAN"/>
+          <w:color w:val="000000" w:themeColor="text1"/>
+        </w:rPr>
+        <w:t>হবে</w:t>
+      </w:r>
+      <w:proofErr w:type="spellEnd"/>
+      <w:r>
+        <w:rPr>
+          <w:rFonts w:ascii="NikoshBAN" w:hAnsi="NikoshBAN" w:cs="NikoshBAN"/>
+          <w:color w:val="000000" w:themeColor="text1"/>
+        </w:rPr>
+        <w:t xml:space="preserve">। </w:t>
       </w:r>
     </w:p>
     <w:p>
@@ -1668,7 +9023,199 @@
           <w:rFonts w:ascii="NikoshBAN" w:hAnsi="NikoshBAN" w:cs="NikoshBAN"/>
           <w:color w:val="000000" w:themeColor="text1"/>
         </w:rPr>
-        <w:t>24. product_items.measurement-এর মান কীভাবে Company Measurement-এর সাথে মেলে? এটি কি একই জিনিস, নাকি আলাদা?</w:t>
+        <w:t xml:space="preserve">24. </w:t>
+      </w:r>
+      <w:proofErr w:type="spellStart"/>
+      <w:r>
+        <w:rPr>
+          <w:rFonts w:ascii="NikoshBAN" w:hAnsi="NikoshBAN" w:cs="NikoshBAN"/>
+          <w:color w:val="000000" w:themeColor="text1"/>
+        </w:rPr>
+        <w:t>product_items.measurement-এর</w:t>
+      </w:r>
+      <w:proofErr w:type="spellEnd"/>
+      <w:r>
+        <w:rPr>
+          <w:rFonts w:ascii="NikoshBAN" w:hAnsi="NikoshBAN" w:cs="NikoshBAN"/>
+          <w:color w:val="000000" w:themeColor="text1"/>
+        </w:rPr>
+        <w:t xml:space="preserve"> </w:t>
+      </w:r>
+      <w:proofErr w:type="spellStart"/>
+      <w:r>
+        <w:rPr>
+          <w:rFonts w:ascii="NikoshBAN" w:hAnsi="NikoshBAN" w:cs="NikoshBAN"/>
+          <w:color w:val="000000" w:themeColor="text1"/>
+        </w:rPr>
+        <w:t>মান</w:t>
+      </w:r>
+      <w:proofErr w:type="spellEnd"/>
+      <w:r>
+        <w:rPr>
+          <w:rFonts w:ascii="NikoshBAN" w:hAnsi="NikoshBAN" w:cs="NikoshBAN"/>
+          <w:color w:val="000000" w:themeColor="text1"/>
+        </w:rPr>
+        <w:t xml:space="preserve"> </w:t>
+      </w:r>
+      <w:proofErr w:type="spellStart"/>
+      <w:r>
+        <w:rPr>
+          <w:rFonts w:ascii="NikoshBAN" w:hAnsi="NikoshBAN" w:cs="NikoshBAN"/>
+          <w:color w:val="000000" w:themeColor="text1"/>
+        </w:rPr>
+        <w:t>কীভাবে</w:t>
+      </w:r>
+      <w:proofErr w:type="spellEnd"/>
+      <w:r>
+        <w:rPr>
+          <w:rFonts w:ascii="NikoshBAN" w:hAnsi="NikoshBAN" w:cs="NikoshBAN"/>
+          <w:color w:val="000000" w:themeColor="text1"/>
+        </w:rPr>
+        <w:t xml:space="preserve"> Company Measurement-</w:t>
+      </w:r>
+      <w:proofErr w:type="spellStart"/>
+      <w:r>
+        <w:rPr>
+          <w:rFonts w:ascii="NikoshBAN" w:hAnsi="NikoshBAN" w:cs="NikoshBAN"/>
+          <w:color w:val="000000" w:themeColor="text1"/>
+        </w:rPr>
+        <w:t>এর</w:t>
+      </w:r>
+      <w:proofErr w:type="spellEnd"/>
+      <w:r>
+        <w:rPr>
+          <w:rFonts w:ascii="NikoshBAN" w:hAnsi="NikoshBAN" w:cs="NikoshBAN"/>
+          <w:color w:val="000000" w:themeColor="text1"/>
+        </w:rPr>
+        <w:t xml:space="preserve"> </w:t>
+      </w:r>
+      <w:proofErr w:type="spellStart"/>
+      <w:r>
+        <w:rPr>
+          <w:rFonts w:ascii="NikoshBAN" w:hAnsi="NikoshBAN" w:cs="NikoshBAN"/>
+          <w:color w:val="000000" w:themeColor="text1"/>
+        </w:rPr>
+        <w:t>সাথে</w:t>
+      </w:r>
+      <w:proofErr w:type="spellEnd"/>
+      <w:r>
+        <w:rPr>
+          <w:rFonts w:ascii="NikoshBAN" w:hAnsi="NikoshBAN" w:cs="NikoshBAN"/>
+          <w:color w:val="000000" w:themeColor="text1"/>
+        </w:rPr>
+        <w:t xml:space="preserve"> </w:t>
+      </w:r>
+      <w:proofErr w:type="spellStart"/>
+      <w:r>
+        <w:rPr>
+          <w:rFonts w:ascii="NikoshBAN" w:hAnsi="NikoshBAN" w:cs="NikoshBAN"/>
+          <w:color w:val="000000" w:themeColor="text1"/>
+        </w:rPr>
+        <w:t>মেলে</w:t>
+      </w:r>
+      <w:proofErr w:type="spellEnd"/>
+      <w:r>
+        <w:rPr>
+          <w:rFonts w:ascii="NikoshBAN" w:hAnsi="NikoshBAN" w:cs="NikoshBAN"/>
+          <w:color w:val="000000" w:themeColor="text1"/>
+        </w:rPr>
+        <w:t xml:space="preserve">? </w:t>
+      </w:r>
+      <w:proofErr w:type="spellStart"/>
+      <w:r>
+        <w:rPr>
+          <w:rFonts w:ascii="NikoshBAN" w:hAnsi="NikoshBAN" w:cs="NikoshBAN"/>
+          <w:color w:val="000000" w:themeColor="text1"/>
+        </w:rPr>
+        <w:t>এটি</w:t>
+      </w:r>
+      <w:proofErr w:type="spellEnd"/>
+      <w:r>
+        <w:rPr>
+          <w:rFonts w:ascii="NikoshBAN" w:hAnsi="NikoshBAN" w:cs="NikoshBAN"/>
+          <w:color w:val="000000" w:themeColor="text1"/>
+        </w:rPr>
+        <w:t xml:space="preserve"> </w:t>
+      </w:r>
+      <w:proofErr w:type="spellStart"/>
+      <w:r>
+        <w:rPr>
+          <w:rFonts w:ascii="NikoshBAN" w:hAnsi="NikoshBAN" w:cs="NikoshBAN"/>
+          <w:color w:val="000000" w:themeColor="text1"/>
+        </w:rPr>
+        <w:t>কি</w:t>
+      </w:r>
+      <w:proofErr w:type="spellEnd"/>
+      <w:r>
+        <w:rPr>
+          <w:rFonts w:ascii="NikoshBAN" w:hAnsi="NikoshBAN" w:cs="NikoshBAN"/>
+          <w:color w:val="000000" w:themeColor="text1"/>
+        </w:rPr>
+        <w:t xml:space="preserve"> </w:t>
+      </w:r>
+      <w:proofErr w:type="spellStart"/>
+      <w:r>
+        <w:rPr>
+          <w:rFonts w:ascii="NikoshBAN" w:hAnsi="NikoshBAN" w:cs="NikoshBAN"/>
+          <w:color w:val="000000" w:themeColor="text1"/>
+        </w:rPr>
+        <w:t>একই</w:t>
+      </w:r>
+      <w:proofErr w:type="spellEnd"/>
+      <w:r>
+        <w:rPr>
+          <w:rFonts w:ascii="NikoshBAN" w:hAnsi="NikoshBAN" w:cs="NikoshBAN"/>
+          <w:color w:val="000000" w:themeColor="text1"/>
+        </w:rPr>
+        <w:t xml:space="preserve"> </w:t>
+      </w:r>
+      <w:proofErr w:type="spellStart"/>
+      <w:r>
+        <w:rPr>
+          <w:rFonts w:ascii="NikoshBAN" w:hAnsi="NikoshBAN" w:cs="NikoshBAN"/>
+          <w:color w:val="000000" w:themeColor="text1"/>
+        </w:rPr>
+        <w:t>জিনিস</w:t>
+      </w:r>
+      <w:proofErr w:type="spellEnd"/>
+      <w:r>
+        <w:rPr>
+          <w:rFonts w:ascii="NikoshBAN" w:hAnsi="NikoshBAN" w:cs="NikoshBAN"/>
+          <w:color w:val="000000" w:themeColor="text1"/>
+        </w:rPr>
+        <w:t xml:space="preserve">, </w:t>
+      </w:r>
+      <w:proofErr w:type="spellStart"/>
+      <w:r>
+        <w:rPr>
+          <w:rFonts w:ascii="NikoshBAN" w:hAnsi="NikoshBAN" w:cs="NikoshBAN"/>
+          <w:color w:val="000000" w:themeColor="text1"/>
+        </w:rPr>
+        <w:t>নাকি</w:t>
+      </w:r>
+      <w:proofErr w:type="spellEnd"/>
+      <w:r>
+        <w:rPr>
+          <w:rFonts w:ascii="NikoshBAN" w:hAnsi="NikoshBAN" w:cs="NikoshBAN"/>
+          <w:color w:val="000000" w:themeColor="text1"/>
+        </w:rPr>
+        <w:t xml:space="preserve"> </w:t>
+      </w:r>
+      <w:proofErr w:type="spellStart"/>
+      <w:r>
+        <w:rPr>
+          <w:rFonts w:ascii="NikoshBAN" w:hAnsi="NikoshBAN" w:cs="NikoshBAN"/>
+          <w:color w:val="000000" w:themeColor="text1"/>
+        </w:rPr>
+        <w:t>আলাদা</w:t>
+      </w:r>
+      <w:proofErr w:type="spellEnd"/>
+      <w:r>
+        <w:rPr>
+          <w:rFonts w:ascii="NikoshBAN" w:hAnsi="NikoshBAN" w:cs="NikoshBAN"/>
+          <w:color w:val="000000" w:themeColor="text1"/>
+        </w:rPr>
+        <w:t>?</w:t>
       </w:r>
     </w:p>
     <w:p>
@@ -1680,12 +9227,37 @@
           <w:color w:val="000000" w:themeColor="text1"/>
         </w:rPr>
       </w:pPr>
-      <w:r>
-        <w:rPr>
-          <w:rFonts w:ascii="NikoshBAN" w:hAnsi="NikoshBAN" w:cs="NikoshBAN"/>
-          <w:color w:val="000000" w:themeColor="text1"/>
-        </w:rPr>
-        <w:t>উত্তর: ______________________________________________</w:t>
+      <w:proofErr w:type="spellStart"/>
+      <w:r>
+        <w:rPr>
+          <w:rFonts w:ascii="NikoshBAN" w:hAnsi="NikoshBAN" w:cs="NikoshBAN"/>
+          <w:color w:val="000000" w:themeColor="text1"/>
+        </w:rPr>
+        <w:t>উত্তর</w:t>
+      </w:r>
+      <w:proofErr w:type="spellEnd"/>
+      <w:r>
+        <w:rPr>
+          <w:rFonts w:ascii="NikoshBAN" w:hAnsi="NikoshBAN" w:cs="NikoshBAN"/>
+          <w:color w:val="000000" w:themeColor="text1"/>
+        </w:rPr>
+        <w:t xml:space="preserve">: </w:t>
+      </w:r>
+      <w:proofErr w:type="spellStart"/>
+      <w:r>
+        <w:rPr>
+          <w:rFonts w:ascii="NikoshBAN" w:hAnsi="NikoshBAN" w:cs="NikoshBAN"/>
+          <w:color w:val="000000" w:themeColor="text1"/>
+        </w:rPr>
+        <w:t>আলাদা</w:t>
+      </w:r>
+      <w:proofErr w:type="spellEnd"/>
+      <w:r>
+        <w:rPr>
+          <w:rFonts w:ascii="NikoshBAN" w:hAnsi="NikoshBAN" w:cs="NikoshBAN"/>
+          <w:color w:val="000000" w:themeColor="text1"/>
+        </w:rPr>
+        <w:t>।</w:t>
       </w:r>
     </w:p>
     <w:p>
@@ -1709,8 +9281,45 @@
           <w:sz w:val="26"/>
           <w:szCs w:val="26"/>
         </w:rPr>
-        <w:t>৬। রিপোর্ট ও ব্যবহার</w:t>
-      </w:r>
+        <w:t xml:space="preserve">৬। </w:t>
+      </w:r>
+      <w:proofErr w:type="spellStart"/>
+      <w:r>
+        <w:rPr>
+          <w:rFonts w:ascii="NikoshBAN" w:hAnsi="NikoshBAN" w:cs="NikoshBAN"/>
+          <w:b/>
+          <w:bCs/>
+          <w:color w:val="000000" w:themeColor="text1"/>
+          <w:sz w:val="26"/>
+          <w:szCs w:val="26"/>
+        </w:rPr>
+        <w:t>রিপোর্ট</w:t>
+      </w:r>
+      <w:proofErr w:type="spellEnd"/>
+      <w:r>
+        <w:rPr>
+          <w:rFonts w:ascii="NikoshBAN" w:hAnsi="NikoshBAN" w:cs="NikoshBAN"/>
+          <w:b/>
+          <w:bCs/>
+          <w:color w:val="000000" w:themeColor="text1"/>
+          <w:sz w:val="26"/>
+          <w:szCs w:val="26"/>
+        </w:rPr>
+        <w:t xml:space="preserve"> ও </w:t>
+      </w:r>
+      <w:proofErr w:type="spellStart"/>
+      <w:r>
+        <w:rPr>
+          <w:rFonts w:ascii="NikoshBAN" w:hAnsi="NikoshBAN" w:cs="NikoshBAN"/>
+          <w:b/>
+          <w:bCs/>
+          <w:color w:val="000000" w:themeColor="text1"/>
+          <w:sz w:val="26"/>
+          <w:szCs w:val="26"/>
+        </w:rPr>
+        <w:t>ব্যবহার</w:t>
+      </w:r>
+      <w:proofErr w:type="spellEnd"/>
     </w:p>
     <w:p>
       <w:pPr>
@@ -1727,7 +9336,199 @@
           <w:rFonts w:ascii="NikoshBAN" w:hAnsi="NikoshBAN" w:cs="NikoshBAN"/>
           <w:color w:val="000000" w:themeColor="text1"/>
         </w:rPr>
-        <w:t>25. একটি purchase invoice-এ কি একাধিক কোম্পানির আইটেম থাকতে পারে? তখন রিপোর্ট কীভাবে ভাগ হবে?</w:t>
+        <w:t xml:space="preserve">25. </w:t>
+      </w:r>
+      <w:proofErr w:type="spellStart"/>
+      <w:r>
+        <w:rPr>
+          <w:rFonts w:ascii="NikoshBAN" w:hAnsi="NikoshBAN" w:cs="NikoshBAN"/>
+          <w:color w:val="000000" w:themeColor="text1"/>
+        </w:rPr>
+        <w:t>একটি</w:t>
+      </w:r>
+      <w:proofErr w:type="spellEnd"/>
+      <w:r>
+        <w:rPr>
+          <w:rFonts w:ascii="NikoshBAN" w:hAnsi="NikoshBAN" w:cs="NikoshBAN"/>
+          <w:color w:val="000000" w:themeColor="text1"/>
+        </w:rPr>
+        <w:t xml:space="preserve"> purchase invoice-এ </w:t>
+      </w:r>
+      <w:proofErr w:type="spellStart"/>
+      <w:r>
+        <w:rPr>
+          <w:rFonts w:ascii="NikoshBAN" w:hAnsi="NikoshBAN" w:cs="NikoshBAN"/>
+          <w:color w:val="000000" w:themeColor="text1"/>
+        </w:rPr>
+        <w:t>কি</w:t>
+      </w:r>
+      <w:proofErr w:type="spellEnd"/>
+      <w:r>
+        <w:rPr>
+          <w:rFonts w:ascii="NikoshBAN" w:hAnsi="NikoshBAN" w:cs="NikoshBAN"/>
+          <w:color w:val="000000" w:themeColor="text1"/>
+        </w:rPr>
+        <w:t xml:space="preserve"> </w:t>
+      </w:r>
+      <w:proofErr w:type="spellStart"/>
+      <w:r>
+        <w:rPr>
+          <w:rFonts w:ascii="NikoshBAN" w:hAnsi="NikoshBAN" w:cs="NikoshBAN"/>
+          <w:color w:val="000000" w:themeColor="text1"/>
+        </w:rPr>
+        <w:t>একাধিক</w:t>
+      </w:r>
+      <w:proofErr w:type="spellEnd"/>
+      <w:r>
+        <w:rPr>
+          <w:rFonts w:ascii="NikoshBAN" w:hAnsi="NikoshBAN" w:cs="NikoshBAN"/>
+          <w:color w:val="000000" w:themeColor="text1"/>
+        </w:rPr>
+        <w:t xml:space="preserve"> </w:t>
+      </w:r>
+      <w:proofErr w:type="spellStart"/>
+      <w:r>
+        <w:rPr>
+          <w:rFonts w:ascii="NikoshBAN" w:hAnsi="NikoshBAN" w:cs="NikoshBAN"/>
+          <w:color w:val="000000" w:themeColor="text1"/>
+        </w:rPr>
+        <w:t>কোম্পানির</w:t>
+      </w:r>
+      <w:proofErr w:type="spellEnd"/>
+      <w:r>
+        <w:rPr>
+          <w:rFonts w:ascii="NikoshBAN" w:hAnsi="NikoshBAN" w:cs="NikoshBAN"/>
+          <w:color w:val="000000" w:themeColor="text1"/>
+        </w:rPr>
+        <w:t xml:space="preserve"> </w:t>
+      </w:r>
+      <w:proofErr w:type="spellStart"/>
+      <w:r>
+        <w:rPr>
+          <w:rFonts w:ascii="NikoshBAN" w:hAnsi="NikoshBAN" w:cs="NikoshBAN"/>
+          <w:color w:val="000000" w:themeColor="text1"/>
+        </w:rPr>
+        <w:t>আইটেম</w:t>
+      </w:r>
+      <w:proofErr w:type="spellEnd"/>
+      <w:r>
+        <w:rPr>
+          <w:rFonts w:ascii="NikoshBAN" w:hAnsi="NikoshBAN" w:cs="NikoshBAN"/>
+          <w:color w:val="000000" w:themeColor="text1"/>
+        </w:rPr>
+        <w:t xml:space="preserve"> </w:t>
+      </w:r>
+      <w:proofErr w:type="spellStart"/>
+      <w:r>
+        <w:rPr>
+          <w:rFonts w:ascii="NikoshBAN" w:hAnsi="NikoshBAN" w:cs="NikoshBAN"/>
+          <w:color w:val="000000" w:themeColor="text1"/>
+        </w:rPr>
+        <w:t>থাকতে</w:t>
+      </w:r>
+      <w:proofErr w:type="spellEnd"/>
+      <w:r>
+        <w:rPr>
+          <w:rFonts w:ascii="NikoshBAN" w:hAnsi="NikoshBAN" w:cs="NikoshBAN"/>
+          <w:color w:val="000000" w:themeColor="text1"/>
+        </w:rPr>
+        <w:t xml:space="preserve"> </w:t>
+      </w:r>
+      <w:proofErr w:type="spellStart"/>
+      <w:r>
+        <w:rPr>
+          <w:rFonts w:ascii="NikoshBAN" w:hAnsi="NikoshBAN" w:cs="NikoshBAN"/>
+          <w:color w:val="000000" w:themeColor="text1"/>
+        </w:rPr>
+        <w:t>পারে</w:t>
+      </w:r>
+      <w:proofErr w:type="spellEnd"/>
+      <w:r>
+        <w:rPr>
+          <w:rFonts w:ascii="NikoshBAN" w:hAnsi="NikoshBAN" w:cs="NikoshBAN"/>
+          <w:color w:val="000000" w:themeColor="text1"/>
+        </w:rPr>
+        <w:t xml:space="preserve">? </w:t>
+      </w:r>
+      <w:proofErr w:type="spellStart"/>
+      <w:r>
+        <w:rPr>
+          <w:rFonts w:ascii="NikoshBAN" w:hAnsi="NikoshBAN" w:cs="NikoshBAN"/>
+          <w:color w:val="000000" w:themeColor="text1"/>
+        </w:rPr>
+        <w:t>তখন</w:t>
+      </w:r>
+      <w:proofErr w:type="spellEnd"/>
+      <w:r>
+        <w:rPr>
+          <w:rFonts w:ascii="NikoshBAN" w:hAnsi="NikoshBAN" w:cs="NikoshBAN"/>
+          <w:color w:val="000000" w:themeColor="text1"/>
+        </w:rPr>
+        <w:t xml:space="preserve"> </w:t>
+      </w:r>
+      <w:proofErr w:type="spellStart"/>
+      <w:r>
+        <w:rPr>
+          <w:rFonts w:ascii="NikoshBAN" w:hAnsi="NikoshBAN" w:cs="NikoshBAN"/>
+          <w:color w:val="000000" w:themeColor="text1"/>
+        </w:rPr>
+        <w:t>রিপোর্ট</w:t>
+      </w:r>
+      <w:proofErr w:type="spellEnd"/>
+      <w:r>
+        <w:rPr>
+          <w:rFonts w:ascii="NikoshBAN" w:hAnsi="NikoshBAN" w:cs="NikoshBAN"/>
+          <w:color w:val="000000" w:themeColor="text1"/>
+        </w:rPr>
+        <w:t xml:space="preserve"> </w:t>
+      </w:r>
+      <w:proofErr w:type="spellStart"/>
+      <w:r>
+        <w:rPr>
+          <w:rFonts w:ascii="NikoshBAN" w:hAnsi="NikoshBAN" w:cs="NikoshBAN"/>
+          <w:color w:val="000000" w:themeColor="text1"/>
+        </w:rPr>
+        <w:t>কীভাবে</w:t>
+      </w:r>
+      <w:proofErr w:type="spellEnd"/>
+      <w:r>
+        <w:rPr>
+          <w:rFonts w:ascii="NikoshBAN" w:hAnsi="NikoshBAN" w:cs="NikoshBAN"/>
+          <w:color w:val="000000" w:themeColor="text1"/>
+        </w:rPr>
+        <w:t xml:space="preserve"> </w:t>
+      </w:r>
+      <w:proofErr w:type="spellStart"/>
+      <w:r>
+        <w:rPr>
+          <w:rFonts w:ascii="NikoshBAN" w:hAnsi="NikoshBAN" w:cs="NikoshBAN"/>
+          <w:color w:val="000000" w:themeColor="text1"/>
+        </w:rPr>
+        <w:t>ভাগ</w:t>
+      </w:r>
+      <w:proofErr w:type="spellEnd"/>
+      <w:r>
+        <w:rPr>
+          <w:rFonts w:ascii="NikoshBAN" w:hAnsi="NikoshBAN" w:cs="NikoshBAN"/>
+          <w:color w:val="000000" w:themeColor="text1"/>
+        </w:rPr>
+        <w:t xml:space="preserve"> </w:t>
+      </w:r>
+      <w:proofErr w:type="spellStart"/>
+      <w:r>
+        <w:rPr>
+          <w:rFonts w:ascii="NikoshBAN" w:hAnsi="NikoshBAN" w:cs="NikoshBAN"/>
+          <w:color w:val="000000" w:themeColor="text1"/>
+        </w:rPr>
+        <w:t>হবে</w:t>
+      </w:r>
+      <w:proofErr w:type="spellEnd"/>
+      <w:r>
+        <w:rPr>
+          <w:rFonts w:ascii="NikoshBAN" w:hAnsi="NikoshBAN" w:cs="NikoshBAN"/>
+          <w:color w:val="000000" w:themeColor="text1"/>
+        </w:rPr>
+        <w:t>?</w:t>
       </w:r>
     </w:p>
     <w:p>
@@ -1739,12 +9540,85 @@
           <w:color w:val="000000" w:themeColor="text1"/>
         </w:rPr>
       </w:pPr>
-      <w:r>
-        <w:rPr>
-          <w:rFonts w:ascii="NikoshBAN" w:hAnsi="NikoshBAN" w:cs="NikoshBAN"/>
-          <w:color w:val="000000" w:themeColor="text1"/>
-        </w:rPr>
-        <w:t>উত্তর: ______________________________________________</w:t>
+      <w:proofErr w:type="spellStart"/>
+      <w:r>
+        <w:rPr>
+          <w:rFonts w:ascii="NikoshBAN" w:hAnsi="NikoshBAN" w:cs="NikoshBAN"/>
+          <w:color w:val="000000" w:themeColor="text1"/>
+        </w:rPr>
+        <w:t>উত্তর</w:t>
+      </w:r>
+      <w:proofErr w:type="spellEnd"/>
+      <w:r>
+        <w:rPr>
+          <w:rFonts w:ascii="NikoshBAN" w:hAnsi="NikoshBAN" w:cs="NikoshBAN"/>
+          <w:color w:val="000000" w:themeColor="text1"/>
+        </w:rPr>
+        <w:t xml:space="preserve">: </w:t>
+      </w:r>
+      <w:proofErr w:type="spellStart"/>
+      <w:r>
+        <w:rPr>
+          <w:rFonts w:ascii="NikoshBAN" w:hAnsi="NikoshBAN" w:cs="NikoshBAN"/>
+          <w:color w:val="000000" w:themeColor="text1"/>
+        </w:rPr>
+        <w:t>না</w:t>
+      </w:r>
+      <w:proofErr w:type="spellEnd"/>
+      <w:r>
+        <w:rPr>
+          <w:rFonts w:ascii="NikoshBAN" w:hAnsi="NikoshBAN" w:cs="NikoshBAN"/>
+          <w:color w:val="000000" w:themeColor="text1"/>
+        </w:rPr>
+        <w:t xml:space="preserve">, </w:t>
+      </w:r>
+      <w:proofErr w:type="spellStart"/>
+      <w:r>
+        <w:rPr>
+          <w:rFonts w:ascii="NikoshBAN" w:hAnsi="NikoshBAN" w:cs="NikoshBAN"/>
+          <w:color w:val="000000" w:themeColor="text1"/>
+        </w:rPr>
+        <w:t>কখনই</w:t>
+      </w:r>
+      <w:proofErr w:type="spellEnd"/>
+      <w:r>
+        <w:rPr>
+          <w:rFonts w:ascii="NikoshBAN" w:hAnsi="NikoshBAN" w:cs="NikoshBAN"/>
+          <w:color w:val="000000" w:themeColor="text1"/>
+        </w:rPr>
+        <w:t xml:space="preserve"> </w:t>
+      </w:r>
+      <w:proofErr w:type="spellStart"/>
+      <w:r>
+        <w:rPr>
+          <w:rFonts w:ascii="NikoshBAN" w:hAnsi="NikoshBAN" w:cs="NikoshBAN"/>
+          <w:color w:val="000000" w:themeColor="text1"/>
+        </w:rPr>
+        <w:t>থাকবে</w:t>
+      </w:r>
+      <w:proofErr w:type="spellEnd"/>
+      <w:r>
+        <w:rPr>
+          <w:rFonts w:ascii="NikoshBAN" w:hAnsi="NikoshBAN" w:cs="NikoshBAN"/>
+          <w:color w:val="000000" w:themeColor="text1"/>
+        </w:rPr>
+        <w:t xml:space="preserve"> </w:t>
+      </w:r>
+      <w:proofErr w:type="spellStart"/>
+      <w:r>
+        <w:rPr>
+          <w:rFonts w:ascii="NikoshBAN" w:hAnsi="NikoshBAN" w:cs="NikoshBAN"/>
+          <w:color w:val="000000" w:themeColor="text1"/>
+        </w:rPr>
+        <w:t>না</w:t>
+      </w:r>
+      <w:proofErr w:type="spellEnd"/>
+      <w:r>
+        <w:rPr>
+          <w:rFonts w:ascii="NikoshBAN" w:hAnsi="NikoshBAN" w:cs="NikoshBAN"/>
+          <w:color w:val="000000" w:themeColor="text1"/>
+        </w:rPr>
+        <w:t xml:space="preserve">। </w:t>
       </w:r>
     </w:p>
     <w:p>
@@ -1762,7 +9636,215 @@
           <w:rFonts w:ascii="NikoshBAN" w:hAnsi="NikoshBAN" w:cs="NikoshBAN"/>
           <w:color w:val="000000" w:themeColor="text1"/>
         </w:rPr>
-        <w:t>26. Excel-এর কোন কোন কলাম ছাপা বা রপ্তানিতে দরকার, আর কোনগুলো শুধু ভেতরের হিসাব?</w:t>
+        <w:t>26. Excel-</w:t>
+      </w:r>
+      <w:proofErr w:type="spellStart"/>
+      <w:r>
+        <w:rPr>
+          <w:rFonts w:ascii="NikoshBAN" w:hAnsi="NikoshBAN" w:cs="NikoshBAN"/>
+          <w:color w:val="000000" w:themeColor="text1"/>
+        </w:rPr>
+        <w:t>এর</w:t>
+      </w:r>
+      <w:proofErr w:type="spellEnd"/>
+      <w:r>
+        <w:rPr>
+          <w:rFonts w:ascii="NikoshBAN" w:hAnsi="NikoshBAN" w:cs="NikoshBAN"/>
+          <w:color w:val="000000" w:themeColor="text1"/>
+        </w:rPr>
+        <w:t xml:space="preserve"> </w:t>
+      </w:r>
+      <w:proofErr w:type="spellStart"/>
+      <w:r>
+        <w:rPr>
+          <w:rFonts w:ascii="NikoshBAN" w:hAnsi="NikoshBAN" w:cs="NikoshBAN"/>
+          <w:color w:val="000000" w:themeColor="text1"/>
+        </w:rPr>
+        <w:t>কোন</w:t>
+      </w:r>
+      <w:proofErr w:type="spellEnd"/>
+      <w:r>
+        <w:rPr>
+          <w:rFonts w:ascii="NikoshBAN" w:hAnsi="NikoshBAN" w:cs="NikoshBAN"/>
+          <w:color w:val="000000" w:themeColor="text1"/>
+        </w:rPr>
+        <w:t xml:space="preserve"> </w:t>
+      </w:r>
+      <w:proofErr w:type="spellStart"/>
+      <w:r>
+        <w:rPr>
+          <w:rFonts w:ascii="NikoshBAN" w:hAnsi="NikoshBAN" w:cs="NikoshBAN"/>
+          <w:color w:val="000000" w:themeColor="text1"/>
+        </w:rPr>
+        <w:t>কোন</w:t>
+      </w:r>
+      <w:proofErr w:type="spellEnd"/>
+      <w:r>
+        <w:rPr>
+          <w:rFonts w:ascii="NikoshBAN" w:hAnsi="NikoshBAN" w:cs="NikoshBAN"/>
+          <w:color w:val="000000" w:themeColor="text1"/>
+        </w:rPr>
+        <w:t xml:space="preserve"> </w:t>
+      </w:r>
+      <w:proofErr w:type="spellStart"/>
+      <w:r>
+        <w:rPr>
+          <w:rFonts w:ascii="NikoshBAN" w:hAnsi="NikoshBAN" w:cs="NikoshBAN"/>
+          <w:color w:val="000000" w:themeColor="text1"/>
+        </w:rPr>
+        <w:t>কলাম</w:t>
+      </w:r>
+      <w:proofErr w:type="spellEnd"/>
+      <w:r>
+        <w:rPr>
+          <w:rFonts w:ascii="NikoshBAN" w:hAnsi="NikoshBAN" w:cs="NikoshBAN"/>
+          <w:color w:val="000000" w:themeColor="text1"/>
+        </w:rPr>
+        <w:t xml:space="preserve"> </w:t>
+      </w:r>
+      <w:proofErr w:type="spellStart"/>
+      <w:r>
+        <w:rPr>
+          <w:rFonts w:ascii="NikoshBAN" w:hAnsi="NikoshBAN" w:cs="NikoshBAN"/>
+          <w:color w:val="000000" w:themeColor="text1"/>
+        </w:rPr>
+        <w:t>ছাপা</w:t>
+      </w:r>
+      <w:proofErr w:type="spellEnd"/>
+      <w:r>
+        <w:rPr>
+          <w:rFonts w:ascii="NikoshBAN" w:hAnsi="NikoshBAN" w:cs="NikoshBAN"/>
+          <w:color w:val="000000" w:themeColor="text1"/>
+        </w:rPr>
+        <w:t xml:space="preserve"> </w:t>
+      </w:r>
+      <w:proofErr w:type="spellStart"/>
+      <w:r>
+        <w:rPr>
+          <w:rFonts w:ascii="NikoshBAN" w:hAnsi="NikoshBAN" w:cs="NikoshBAN"/>
+          <w:color w:val="000000" w:themeColor="text1"/>
+        </w:rPr>
+        <w:t>বা</w:t>
+      </w:r>
+      <w:proofErr w:type="spellEnd"/>
+      <w:r>
+        <w:rPr>
+          <w:rFonts w:ascii="NikoshBAN" w:hAnsi="NikoshBAN" w:cs="NikoshBAN"/>
+          <w:color w:val="000000" w:themeColor="text1"/>
+        </w:rPr>
+        <w:t xml:space="preserve"> </w:t>
+      </w:r>
+      <w:proofErr w:type="spellStart"/>
+      <w:r>
+        <w:rPr>
+          <w:rFonts w:ascii="NikoshBAN" w:hAnsi="NikoshBAN" w:cs="NikoshBAN"/>
+          <w:color w:val="000000" w:themeColor="text1"/>
+        </w:rPr>
+        <w:t>রপ্তানিতে</w:t>
+      </w:r>
+      <w:proofErr w:type="spellEnd"/>
+      <w:r>
+        <w:rPr>
+          <w:rFonts w:ascii="NikoshBAN" w:hAnsi="NikoshBAN" w:cs="NikoshBAN"/>
+          <w:color w:val="000000" w:themeColor="text1"/>
+        </w:rPr>
+        <w:t xml:space="preserve"> </w:t>
+      </w:r>
+      <w:proofErr w:type="spellStart"/>
+      <w:r>
+        <w:rPr>
+          <w:rFonts w:ascii="NikoshBAN" w:hAnsi="NikoshBAN" w:cs="NikoshBAN"/>
+          <w:color w:val="000000" w:themeColor="text1"/>
+        </w:rPr>
+        <w:t>দরকার</w:t>
+      </w:r>
+      <w:proofErr w:type="spellEnd"/>
+      <w:r>
+        <w:rPr>
+          <w:rFonts w:ascii="NikoshBAN" w:hAnsi="NikoshBAN" w:cs="NikoshBAN"/>
+          <w:color w:val="000000" w:themeColor="text1"/>
+        </w:rPr>
+        <w:t xml:space="preserve">, </w:t>
+      </w:r>
+      <w:proofErr w:type="spellStart"/>
+      <w:r>
+        <w:rPr>
+          <w:rFonts w:ascii="NikoshBAN" w:hAnsi="NikoshBAN" w:cs="NikoshBAN"/>
+          <w:color w:val="000000" w:themeColor="text1"/>
+        </w:rPr>
+        <w:t>আর</w:t>
+      </w:r>
+      <w:proofErr w:type="spellEnd"/>
+      <w:r>
+        <w:rPr>
+          <w:rFonts w:ascii="NikoshBAN" w:hAnsi="NikoshBAN" w:cs="NikoshBAN"/>
+          <w:color w:val="000000" w:themeColor="text1"/>
+        </w:rPr>
+        <w:t xml:space="preserve"> </w:t>
+      </w:r>
+      <w:proofErr w:type="spellStart"/>
+      <w:r>
+        <w:rPr>
+          <w:rFonts w:ascii="NikoshBAN" w:hAnsi="NikoshBAN" w:cs="NikoshBAN"/>
+          <w:color w:val="000000" w:themeColor="text1"/>
+        </w:rPr>
+        <w:t>কোনগুলো</w:t>
+      </w:r>
+      <w:proofErr w:type="spellEnd"/>
+      <w:r>
+        <w:rPr>
+          <w:rFonts w:ascii="NikoshBAN" w:hAnsi="NikoshBAN" w:cs="NikoshBAN"/>
+          <w:color w:val="000000" w:themeColor="text1"/>
+        </w:rPr>
+        <w:t xml:space="preserve"> </w:t>
+      </w:r>
+      <w:proofErr w:type="spellStart"/>
+      <w:r>
+        <w:rPr>
+          <w:rFonts w:ascii="NikoshBAN" w:hAnsi="NikoshBAN" w:cs="NikoshBAN"/>
+          <w:color w:val="000000" w:themeColor="text1"/>
+        </w:rPr>
+        <w:t>শুধু</w:t>
+      </w:r>
+      <w:proofErr w:type="spellEnd"/>
+      <w:r>
+        <w:rPr>
+          <w:rFonts w:ascii="NikoshBAN" w:hAnsi="NikoshBAN" w:cs="NikoshBAN"/>
+          <w:color w:val="000000" w:themeColor="text1"/>
+        </w:rPr>
+        <w:t xml:space="preserve"> </w:t>
+      </w:r>
+      <w:proofErr w:type="spellStart"/>
+      <w:r>
+        <w:rPr>
+          <w:rFonts w:ascii="NikoshBAN" w:hAnsi="NikoshBAN" w:cs="NikoshBAN"/>
+          <w:color w:val="000000" w:themeColor="text1"/>
+        </w:rPr>
+        <w:t>ভেতরের</w:t>
+      </w:r>
+      <w:proofErr w:type="spellEnd"/>
+      <w:r>
+        <w:rPr>
+          <w:rFonts w:ascii="NikoshBAN" w:hAnsi="NikoshBAN" w:cs="NikoshBAN"/>
+          <w:color w:val="000000" w:themeColor="text1"/>
+        </w:rPr>
+        <w:t xml:space="preserve"> </w:t>
+      </w:r>
+      <w:proofErr w:type="spellStart"/>
+      <w:r>
+        <w:rPr>
+          <w:rFonts w:ascii="NikoshBAN" w:hAnsi="NikoshBAN" w:cs="NikoshBAN"/>
+          <w:color w:val="000000" w:themeColor="text1"/>
+        </w:rPr>
+        <w:t>হিসাব</w:t>
+      </w:r>
+      <w:proofErr w:type="spellEnd"/>
+      <w:r>
+        <w:rPr>
+          <w:rFonts w:ascii="NikoshBAN" w:hAnsi="NikoshBAN" w:cs="NikoshBAN"/>
+          <w:color w:val="000000" w:themeColor="text1"/>
+        </w:rPr>
+        <w:t>?</w:t>
       </w:r>
     </w:p>
     <w:p>
@@ -1774,12 +9856,21 @@
           <w:color w:val="000000" w:themeColor="text1"/>
         </w:rPr>
       </w:pPr>
-      <w:r>
-        <w:rPr>
-          <w:rFonts w:ascii="NikoshBAN" w:hAnsi="NikoshBAN" w:cs="NikoshBAN"/>
-          <w:color w:val="000000" w:themeColor="text1"/>
-        </w:rPr>
-        <w:t>উত্তর: ______________________________________________</w:t>
+      <w:proofErr w:type="spellStart"/>
+      <w:r>
+        <w:rPr>
+          <w:rFonts w:ascii="NikoshBAN" w:hAnsi="NikoshBAN" w:cs="NikoshBAN"/>
+          <w:color w:val="000000" w:themeColor="text1"/>
+        </w:rPr>
+        <w:t>উত্তর</w:t>
+      </w:r>
+      <w:proofErr w:type="spellEnd"/>
+      <w:r>
+        <w:rPr>
+          <w:rFonts w:ascii="NikoshBAN" w:hAnsi="NikoshBAN" w:cs="NikoshBAN"/>
+          <w:color w:val="000000" w:themeColor="text1"/>
+        </w:rPr>
+        <w:t>: ______________________________________________</w:t>
       </w:r>
     </w:p>
     <w:p>
@@ -1797,7 +9888,128 @@
           <w:rFonts w:ascii="NikoshBAN" w:hAnsi="NikoshBAN" w:cs="NikoshBAN"/>
           <w:color w:val="000000" w:themeColor="text1"/>
         </w:rPr>
-        <w:t>27. রিপোর্ট কে দেখবে এবং কোন মাস বা কো</w:t>
+        <w:lastRenderedPageBreak/>
+        <w:t xml:space="preserve">27. </w:t>
+      </w:r>
+      <w:proofErr w:type="spellStart"/>
+      <w:r>
+        <w:rPr>
+          <w:rFonts w:ascii="NikoshBAN" w:hAnsi="NikoshBAN" w:cs="NikoshBAN"/>
+          <w:color w:val="000000" w:themeColor="text1"/>
+        </w:rPr>
+        <w:t>রিপোর্ট</w:t>
+      </w:r>
+      <w:proofErr w:type="spellEnd"/>
+      <w:r>
+        <w:rPr>
+          <w:rFonts w:ascii="NikoshBAN" w:hAnsi="NikoshBAN" w:cs="NikoshBAN"/>
+          <w:color w:val="000000" w:themeColor="text1"/>
+        </w:rPr>
+        <w:t xml:space="preserve"> </w:t>
+      </w:r>
+      <w:proofErr w:type="spellStart"/>
+      <w:r>
+        <w:rPr>
+          <w:rFonts w:ascii="NikoshBAN" w:hAnsi="NikoshBAN" w:cs="NikoshBAN"/>
+          <w:color w:val="000000" w:themeColor="text1"/>
+        </w:rPr>
+        <w:t>কে</w:t>
+      </w:r>
+      <w:proofErr w:type="spellEnd"/>
+      <w:r>
+        <w:rPr>
+          <w:rFonts w:ascii="NikoshBAN" w:hAnsi="NikoshBAN" w:cs="NikoshBAN"/>
+          <w:color w:val="000000" w:themeColor="text1"/>
+        </w:rPr>
+        <w:t xml:space="preserve"> </w:t>
+      </w:r>
+      <w:proofErr w:type="spellStart"/>
+      <w:r>
+        <w:rPr>
+          <w:rFonts w:ascii="NikoshBAN" w:hAnsi="NikoshBAN" w:cs="NikoshBAN"/>
+          <w:color w:val="000000" w:themeColor="text1"/>
+        </w:rPr>
+        <w:t>দেখবে</w:t>
+      </w:r>
+      <w:proofErr w:type="spellEnd"/>
+      <w:r>
+        <w:rPr>
+          <w:rFonts w:ascii="NikoshBAN" w:hAnsi="NikoshBAN" w:cs="NikoshBAN"/>
+          <w:color w:val="000000" w:themeColor="text1"/>
+        </w:rPr>
+        <w:t xml:space="preserve"> </w:t>
+      </w:r>
+      <w:proofErr w:type="spellStart"/>
+      <w:r>
+        <w:rPr>
+          <w:rFonts w:ascii="NikoshBAN" w:hAnsi="NikoshBAN" w:cs="NikoshBAN"/>
+          <w:color w:val="000000" w:themeColor="text1"/>
+        </w:rPr>
+        <w:t>এবং</w:t>
+      </w:r>
+      <w:proofErr w:type="spellEnd"/>
+      <w:r>
+        <w:rPr>
+          <w:rFonts w:ascii="NikoshBAN" w:hAnsi="NikoshBAN" w:cs="NikoshBAN"/>
+          <w:color w:val="000000" w:themeColor="text1"/>
+        </w:rPr>
+        <w:t xml:space="preserve"> </w:t>
+      </w:r>
+      <w:proofErr w:type="spellStart"/>
+      <w:r>
+        <w:rPr>
+          <w:rFonts w:ascii="NikoshBAN" w:hAnsi="NikoshBAN" w:cs="NikoshBAN"/>
+          <w:color w:val="000000" w:themeColor="text1"/>
+        </w:rPr>
+        <w:t>কোন</w:t>
+      </w:r>
+      <w:proofErr w:type="spellEnd"/>
+      <w:r>
+        <w:rPr>
+          <w:rFonts w:ascii="NikoshBAN" w:hAnsi="NikoshBAN" w:cs="NikoshBAN"/>
+          <w:color w:val="000000" w:themeColor="text1"/>
+        </w:rPr>
+        <w:t xml:space="preserve"> </w:t>
+      </w:r>
+      <w:proofErr w:type="spellStart"/>
+      <w:r>
+        <w:rPr>
+          <w:rFonts w:ascii="NikoshBAN" w:hAnsi="NikoshBAN" w:cs="NikoshBAN"/>
+          <w:color w:val="000000" w:themeColor="text1"/>
+        </w:rPr>
+        <w:t>মাস</w:t>
+      </w:r>
+      <w:proofErr w:type="spellEnd"/>
+      <w:r>
+        <w:rPr>
+          <w:rFonts w:ascii="NikoshBAN" w:hAnsi="NikoshBAN" w:cs="NikoshBAN"/>
+          <w:color w:val="000000" w:themeColor="text1"/>
+        </w:rPr>
+        <w:t xml:space="preserve"> </w:t>
+      </w:r>
+      <w:proofErr w:type="spellStart"/>
+      <w:r>
+        <w:rPr>
+          <w:rFonts w:ascii="NikoshBAN" w:hAnsi="NikoshBAN" w:cs="NikoshBAN"/>
+          <w:color w:val="000000" w:themeColor="text1"/>
+        </w:rPr>
+        <w:t>বা</w:t>
+      </w:r>
+      <w:proofErr w:type="spellEnd"/>
+      <w:r>
+        <w:rPr>
+          <w:rFonts w:ascii="NikoshBAN" w:hAnsi="NikoshBAN" w:cs="NikoshBAN"/>
+          <w:color w:val="000000" w:themeColor="text1"/>
+        </w:rPr>
+        <w:t xml:space="preserve"> </w:t>
+      </w:r>
+      <w:proofErr w:type="spellStart"/>
+      <w:r>
+        <w:rPr>
+          <w:rFonts w:ascii="NikoshBAN" w:hAnsi="NikoshBAN" w:cs="NikoshBAN"/>
+          <w:color w:val="000000" w:themeColor="text1"/>
+        </w:rPr>
+        <w:t>কো</w:t>
       </w:r>
       <w:r>
         <w:rPr>
@@ -1811,7 +10023,23 @@
           <w:rFonts w:ascii="NikoshBAN" w:hAnsi="NikoshBAN" w:cs="NikoshBAN"/>
           <w:color w:val="000000" w:themeColor="text1"/>
         </w:rPr>
-        <w:t>র্টার অনুযা</w:t>
+        <w:t>র্টার</w:t>
+      </w:r>
+      <w:proofErr w:type="spellEnd"/>
+      <w:r>
+        <w:rPr>
+          <w:rFonts w:ascii="NikoshBAN" w:hAnsi="NikoshBAN" w:cs="NikoshBAN"/>
+          <w:color w:val="000000" w:themeColor="text1"/>
+        </w:rPr>
+        <w:t xml:space="preserve"> </w:t>
+      </w:r>
+      <w:proofErr w:type="spellStart"/>
+      <w:r>
+        <w:rPr>
+          <w:rFonts w:ascii="NikoshBAN" w:hAnsi="NikoshBAN" w:cs="NikoshBAN"/>
+          <w:color w:val="000000" w:themeColor="text1"/>
+        </w:rPr>
+        <w:t>অনুযা</w:t>
       </w:r>
       <w:r>
         <w:rPr>
@@ -1820,12 +10048,45 @@
         </w:rPr>
         <w:t>য়ী</w:t>
       </w:r>
-      <w:r>
-        <w:rPr>
-          <w:rFonts w:ascii="NikoshBAN" w:hAnsi="NikoshBAN" w:cs="NikoshBAN"/>
-          <w:color w:val="000000" w:themeColor="text1"/>
-        </w:rPr>
-        <w:t xml:space="preserve"> ফিল্টার হবে?</w:t>
+      <w:proofErr w:type="spellEnd"/>
+      <w:r>
+        <w:rPr>
+          <w:rFonts w:ascii="NikoshBAN" w:hAnsi="NikoshBAN" w:cs="NikoshBAN"/>
+          <w:color w:val="000000" w:themeColor="text1"/>
+        </w:rPr>
+        <w:t xml:space="preserve"> </w:t>
+      </w:r>
+      <w:proofErr w:type="spellStart"/>
+      <w:r>
+        <w:rPr>
+          <w:rFonts w:ascii="NikoshBAN" w:hAnsi="NikoshBAN" w:cs="NikoshBAN"/>
+          <w:color w:val="000000" w:themeColor="text1"/>
+        </w:rPr>
+        <w:t>ফিল্টার</w:t>
+      </w:r>
+      <w:proofErr w:type="spellEnd"/>
+      <w:r>
+        <w:rPr>
+          <w:rFonts w:ascii="NikoshBAN" w:hAnsi="NikoshBAN" w:cs="NikoshBAN"/>
+          <w:color w:val="000000" w:themeColor="text1"/>
+        </w:rPr>
+        <w:t xml:space="preserve"> </w:t>
+      </w:r>
+      <w:proofErr w:type="spellStart"/>
+      <w:r>
+        <w:rPr>
+          <w:rFonts w:ascii="NikoshBAN" w:hAnsi="NikoshBAN" w:cs="NikoshBAN"/>
+          <w:color w:val="000000" w:themeColor="text1"/>
+        </w:rPr>
+        <w:t>হবে</w:t>
+      </w:r>
+      <w:proofErr w:type="spellEnd"/>
+      <w:r>
+        <w:rPr>
+          <w:rFonts w:ascii="NikoshBAN" w:hAnsi="NikoshBAN" w:cs="NikoshBAN"/>
+          <w:color w:val="000000" w:themeColor="text1"/>
+        </w:rPr>
+        <w:t>?</w:t>
       </w:r>
     </w:p>
     <w:p>
@@ -1837,13 +10098,136 @@
           <w:color w:val="000000" w:themeColor="text1"/>
         </w:rPr>
       </w:pPr>
-      <w:r>
-        <w:rPr>
-          <w:rFonts w:ascii="NikoshBAN" w:hAnsi="NikoshBAN" w:cs="NikoshBAN"/>
-          <w:color w:val="000000" w:themeColor="text1"/>
-        </w:rPr>
-        <w:t>উত্তর: ______________________________________________</w:t>
-      </w:r>
+      <w:proofErr w:type="spellStart"/>
+      <w:r>
+        <w:rPr>
+          <w:rFonts w:ascii="NikoshBAN" w:hAnsi="NikoshBAN" w:cs="NikoshBAN"/>
+          <w:color w:val="000000" w:themeColor="text1"/>
+        </w:rPr>
+        <w:t>উত্তর</w:t>
+      </w:r>
+      <w:proofErr w:type="spellEnd"/>
+      <w:r>
+        <w:rPr>
+          <w:rFonts w:ascii="NikoshBAN" w:hAnsi="NikoshBAN" w:cs="NikoshBAN"/>
+          <w:color w:val="000000" w:themeColor="text1"/>
+        </w:rPr>
+        <w:t xml:space="preserve">: </w:t>
+      </w:r>
+      <w:proofErr w:type="spellStart"/>
+      <w:r>
+        <w:rPr>
+          <w:rFonts w:ascii="NikoshBAN" w:hAnsi="NikoshBAN" w:cs="NikoshBAN"/>
+          <w:color w:val="000000" w:themeColor="text1"/>
+        </w:rPr>
+        <w:t>নির্দ্দিষ্ট</w:t>
+      </w:r>
+      <w:proofErr w:type="spellEnd"/>
+      <w:r>
+        <w:rPr>
+          <w:rFonts w:ascii="NikoshBAN" w:hAnsi="NikoshBAN" w:cs="NikoshBAN"/>
+          <w:color w:val="000000" w:themeColor="text1"/>
+        </w:rPr>
+        <w:t xml:space="preserve"> </w:t>
+      </w:r>
+      <w:proofErr w:type="spellStart"/>
+      <w:r>
+        <w:rPr>
+          <w:rFonts w:ascii="NikoshBAN" w:hAnsi="NikoshBAN" w:cs="NikoshBAN"/>
+          <w:color w:val="000000" w:themeColor="text1"/>
+        </w:rPr>
+        <w:t>তারিখ</w:t>
+      </w:r>
+      <w:proofErr w:type="spellEnd"/>
+      <w:r>
+        <w:rPr>
+          <w:rFonts w:ascii="NikoshBAN" w:hAnsi="NikoshBAN" w:cs="NikoshBAN"/>
+          <w:color w:val="000000" w:themeColor="text1"/>
+        </w:rPr>
+        <w:t xml:space="preserve"> </w:t>
+      </w:r>
+      <w:proofErr w:type="spellStart"/>
+      <w:r>
+        <w:rPr>
+          <w:rFonts w:ascii="NikoshBAN" w:hAnsi="NikoshBAN" w:cs="NikoshBAN"/>
+          <w:color w:val="000000" w:themeColor="text1"/>
+        </w:rPr>
+        <w:t>দিতে</w:t>
+      </w:r>
+      <w:proofErr w:type="spellEnd"/>
+      <w:r>
+        <w:rPr>
+          <w:rFonts w:ascii="NikoshBAN" w:hAnsi="NikoshBAN" w:cs="NikoshBAN"/>
+          <w:color w:val="000000" w:themeColor="text1"/>
+        </w:rPr>
+        <w:t xml:space="preserve"> </w:t>
+      </w:r>
+      <w:proofErr w:type="spellStart"/>
+      <w:r>
+        <w:rPr>
+          <w:rFonts w:ascii="NikoshBAN" w:hAnsi="NikoshBAN" w:cs="NikoshBAN"/>
+          <w:color w:val="000000" w:themeColor="text1"/>
+        </w:rPr>
+        <w:t>সেখান</w:t>
+      </w:r>
+      <w:proofErr w:type="spellEnd"/>
+      <w:r>
+        <w:rPr>
+          <w:rFonts w:ascii="NikoshBAN" w:hAnsi="NikoshBAN" w:cs="NikoshBAN"/>
+          <w:color w:val="000000" w:themeColor="text1"/>
+        </w:rPr>
+        <w:t xml:space="preserve"> </w:t>
+      </w:r>
+      <w:proofErr w:type="spellStart"/>
+      <w:r>
+        <w:rPr>
+          <w:rFonts w:ascii="NikoshBAN" w:hAnsi="NikoshBAN" w:cs="NikoshBAN"/>
+          <w:color w:val="000000" w:themeColor="text1"/>
+        </w:rPr>
+        <w:t>থেকে</w:t>
+      </w:r>
+      <w:proofErr w:type="spellEnd"/>
+      <w:r>
+        <w:rPr>
+          <w:rFonts w:ascii="NikoshBAN" w:hAnsi="NikoshBAN" w:cs="NikoshBAN"/>
+          <w:color w:val="000000" w:themeColor="text1"/>
+        </w:rPr>
+        <w:t xml:space="preserve"> </w:t>
+      </w:r>
+      <w:proofErr w:type="spellStart"/>
+      <w:r>
+        <w:rPr>
+          <w:rFonts w:ascii="NikoshBAN" w:hAnsi="NikoshBAN" w:cs="NikoshBAN"/>
+          <w:color w:val="000000" w:themeColor="text1"/>
+        </w:rPr>
+        <w:t>ফিল্টার</w:t>
+      </w:r>
+      <w:proofErr w:type="spellEnd"/>
+      <w:r>
+        <w:rPr>
+          <w:rFonts w:ascii="NikoshBAN" w:hAnsi="NikoshBAN" w:cs="NikoshBAN"/>
+          <w:color w:val="000000" w:themeColor="text1"/>
+        </w:rPr>
+        <w:t xml:space="preserve"> </w:t>
+      </w:r>
+      <w:proofErr w:type="spellStart"/>
+      <w:r>
+        <w:rPr>
+          <w:rFonts w:ascii="NikoshBAN" w:hAnsi="NikoshBAN" w:cs="NikoshBAN"/>
+          <w:color w:val="000000" w:themeColor="text1"/>
+        </w:rPr>
+        <w:t>হবে</w:t>
+      </w:r>
+      <w:proofErr w:type="spellEnd"/>
+      <w:r>
+        <w:rPr>
+          <w:rFonts w:ascii="NikoshBAN" w:hAnsi="NikoshBAN" w:cs="NikoshBAN"/>
+          <w:color w:val="000000" w:themeColor="text1"/>
+        </w:rPr>
+        <w:t xml:space="preserve">। </w:t>
+      </w:r>
+      <w:bookmarkStart w:id="0" w:name="_GoBack"/>
+      <w:bookmarkEnd w:id="0"/>
     </w:p>
     <w:sectPr>
       <w:pgSz w:w="11906" w:h="16838"/>

--- a/docs/Client_Questions_Tiles.docx
+++ b/docs/Client_Questions_Tiles.docx
@@ -1818,7 +1818,263 @@
           <w:rFonts w:ascii="NikoshBAN" w:hAnsi="NikoshBAN" w:cs="NikoshBAN"/>
           <w:color w:val="000000" w:themeColor="text1"/>
         </w:rPr>
-        <w:t xml:space="preserve"> ______________________________________________</w:t>
+        <w:t xml:space="preserve"> </w:t>
+      </w:r>
+      <w:proofErr w:type="spellStart"/>
+      <w:r>
+        <w:rPr>
+          <w:rFonts w:ascii="NikoshBAN" w:hAnsi="NikoshBAN" w:cs="NikoshBAN"/>
+          <w:color w:val="000000" w:themeColor="text1"/>
+        </w:rPr>
+        <w:t>আইটেম</w:t>
+      </w:r>
+      <w:proofErr w:type="spellEnd"/>
+      <w:r>
+        <w:rPr>
+          <w:rFonts w:ascii="NikoshBAN" w:hAnsi="NikoshBAN" w:cs="NikoshBAN"/>
+          <w:color w:val="000000" w:themeColor="text1"/>
+        </w:rPr>
+        <w:t xml:space="preserve"> </w:t>
+      </w:r>
+      <w:proofErr w:type="spellStart"/>
+      <w:r>
+        <w:rPr>
+          <w:rFonts w:ascii="NikoshBAN" w:hAnsi="NikoshBAN" w:cs="NikoshBAN"/>
+          <w:color w:val="000000" w:themeColor="text1"/>
+        </w:rPr>
+        <w:t>এর</w:t>
+      </w:r>
+      <w:proofErr w:type="spellEnd"/>
+      <w:r>
+        <w:rPr>
+          <w:rFonts w:ascii="NikoshBAN" w:hAnsi="NikoshBAN" w:cs="NikoshBAN"/>
+          <w:color w:val="000000" w:themeColor="text1"/>
+        </w:rPr>
+        <w:t xml:space="preserve"> </w:t>
+      </w:r>
+      <w:proofErr w:type="spellStart"/>
+      <w:r>
+        <w:rPr>
+          <w:rFonts w:ascii="NikoshBAN" w:hAnsi="NikoshBAN" w:cs="NikoshBAN"/>
+          <w:color w:val="000000" w:themeColor="text1"/>
+        </w:rPr>
+        <w:t>লিস্ট</w:t>
+      </w:r>
+      <w:proofErr w:type="spellEnd"/>
+      <w:r>
+        <w:rPr>
+          <w:rFonts w:ascii="NikoshBAN" w:hAnsi="NikoshBAN" w:cs="NikoshBAN"/>
+          <w:color w:val="000000" w:themeColor="text1"/>
+        </w:rPr>
+        <w:t xml:space="preserve"> </w:t>
+      </w:r>
+      <w:proofErr w:type="spellStart"/>
+      <w:r>
+        <w:rPr>
+          <w:rFonts w:ascii="NikoshBAN" w:hAnsi="NikoshBAN" w:cs="NikoshBAN"/>
+          <w:color w:val="000000" w:themeColor="text1"/>
+        </w:rPr>
+        <w:t>থেকে</w:t>
+      </w:r>
+      <w:proofErr w:type="spellEnd"/>
+      <w:r>
+        <w:rPr>
+          <w:rFonts w:ascii="NikoshBAN" w:hAnsi="NikoshBAN" w:cs="NikoshBAN"/>
+          <w:color w:val="000000" w:themeColor="text1"/>
+        </w:rPr>
+        <w:t xml:space="preserve"> ঐ </w:t>
+      </w:r>
+      <w:proofErr w:type="spellStart"/>
+      <w:r>
+        <w:rPr>
+          <w:rFonts w:ascii="NikoshBAN" w:hAnsi="NikoshBAN" w:cs="NikoshBAN"/>
+          <w:color w:val="000000" w:themeColor="text1"/>
+        </w:rPr>
+        <w:t>প্রডাক্ট</w:t>
+      </w:r>
+      <w:proofErr w:type="spellEnd"/>
+      <w:r>
+        <w:rPr>
+          <w:rFonts w:ascii="NikoshBAN" w:hAnsi="NikoshBAN" w:cs="NikoshBAN"/>
+          <w:color w:val="000000" w:themeColor="text1"/>
+        </w:rPr>
+        <w:t xml:space="preserve"> </w:t>
+      </w:r>
+      <w:proofErr w:type="spellStart"/>
+      <w:r>
+        <w:rPr>
+          <w:rFonts w:ascii="NikoshBAN" w:hAnsi="NikoshBAN" w:cs="NikoshBAN"/>
+          <w:color w:val="000000" w:themeColor="text1"/>
+        </w:rPr>
+        <w:t>এর</w:t>
+      </w:r>
+      <w:proofErr w:type="spellEnd"/>
+      <w:r>
+        <w:rPr>
+          <w:rFonts w:ascii="NikoshBAN" w:hAnsi="NikoshBAN" w:cs="NikoshBAN"/>
+          <w:color w:val="000000" w:themeColor="text1"/>
+        </w:rPr>
+        <w:t xml:space="preserve"> </w:t>
+      </w:r>
+      <w:proofErr w:type="spellStart"/>
+      <w:r>
+        <w:rPr>
+          <w:rFonts w:ascii="NikoshBAN" w:hAnsi="NikoshBAN" w:cs="NikoshBAN"/>
+          <w:color w:val="000000" w:themeColor="text1"/>
+        </w:rPr>
+        <w:t>তথ্য</w:t>
+      </w:r>
+      <w:proofErr w:type="spellEnd"/>
+      <w:r>
+        <w:rPr>
+          <w:rFonts w:ascii="NikoshBAN" w:hAnsi="NikoshBAN" w:cs="NikoshBAN"/>
+          <w:color w:val="000000" w:themeColor="text1"/>
+        </w:rPr>
+        <w:t xml:space="preserve"> </w:t>
+      </w:r>
+      <w:proofErr w:type="spellStart"/>
+      <w:r>
+        <w:rPr>
+          <w:rFonts w:ascii="NikoshBAN" w:hAnsi="NikoshBAN" w:cs="NikoshBAN"/>
+          <w:color w:val="000000" w:themeColor="text1"/>
+        </w:rPr>
+        <w:t>থাকে</w:t>
+      </w:r>
+      <w:proofErr w:type="spellEnd"/>
+      <w:r>
+        <w:rPr>
+          <w:rFonts w:ascii="NikoshBAN" w:hAnsi="NikoshBAN" w:cs="NikoshBAN"/>
+          <w:color w:val="000000" w:themeColor="text1"/>
+        </w:rPr>
+        <w:t xml:space="preserve"> </w:t>
+      </w:r>
+      <w:proofErr w:type="spellStart"/>
+      <w:r>
+        <w:rPr>
+          <w:rFonts w:ascii="NikoshBAN" w:hAnsi="NikoshBAN" w:cs="NikoshBAN"/>
+          <w:color w:val="000000" w:themeColor="text1"/>
+        </w:rPr>
+        <w:t>সেখান</w:t>
+      </w:r>
+      <w:proofErr w:type="spellEnd"/>
+      <w:r>
+        <w:rPr>
+          <w:rFonts w:ascii="NikoshBAN" w:hAnsi="NikoshBAN" w:cs="NikoshBAN"/>
+          <w:color w:val="000000" w:themeColor="text1"/>
+        </w:rPr>
+        <w:t xml:space="preserve"> </w:t>
+      </w:r>
+      <w:proofErr w:type="spellStart"/>
+      <w:r>
+        <w:rPr>
+          <w:rFonts w:ascii="NikoshBAN" w:hAnsi="NikoshBAN" w:cs="NikoshBAN"/>
+          <w:color w:val="000000" w:themeColor="text1"/>
+        </w:rPr>
+        <w:t>থেকে</w:t>
+      </w:r>
+      <w:proofErr w:type="spellEnd"/>
+      <w:r>
+        <w:rPr>
+          <w:rFonts w:ascii="NikoshBAN" w:hAnsi="NikoshBAN" w:cs="NikoshBAN"/>
+          <w:color w:val="000000" w:themeColor="text1"/>
+        </w:rPr>
+        <w:t xml:space="preserve"> </w:t>
+      </w:r>
+      <w:proofErr w:type="spellStart"/>
+      <w:r>
+        <w:rPr>
+          <w:rFonts w:ascii="NikoshBAN" w:hAnsi="NikoshBAN" w:cs="NikoshBAN"/>
+          <w:color w:val="000000" w:themeColor="text1"/>
+        </w:rPr>
+        <w:t>নিতে</w:t>
+      </w:r>
+      <w:proofErr w:type="spellEnd"/>
+      <w:r>
+        <w:rPr>
+          <w:rFonts w:ascii="NikoshBAN" w:hAnsi="NikoshBAN" w:cs="NikoshBAN"/>
+          <w:color w:val="000000" w:themeColor="text1"/>
+        </w:rPr>
+        <w:t xml:space="preserve"> </w:t>
+      </w:r>
+      <w:proofErr w:type="spellStart"/>
+      <w:r>
+        <w:rPr>
+          <w:rFonts w:ascii="NikoshBAN" w:hAnsi="NikoshBAN" w:cs="NikoshBAN"/>
+          <w:color w:val="000000" w:themeColor="text1"/>
+        </w:rPr>
+        <w:t>হবে</w:t>
+      </w:r>
+      <w:proofErr w:type="spellEnd"/>
+      <w:r>
+        <w:rPr>
+          <w:rFonts w:ascii="NikoshBAN" w:hAnsi="NikoshBAN" w:cs="NikoshBAN"/>
+          <w:color w:val="000000" w:themeColor="text1"/>
+        </w:rPr>
+        <w:t xml:space="preserve"> </w:t>
+      </w:r>
+      <w:proofErr w:type="spellStart"/>
+      <w:r>
+        <w:rPr>
+          <w:rFonts w:ascii="NikoshBAN" w:hAnsi="NikoshBAN" w:cs="NikoshBAN"/>
+          <w:color w:val="000000" w:themeColor="text1"/>
+        </w:rPr>
+        <w:t>এবং</w:t>
+      </w:r>
+      <w:proofErr w:type="spellEnd"/>
+      <w:r>
+        <w:rPr>
+          <w:rFonts w:ascii="NikoshBAN" w:hAnsi="NikoshBAN" w:cs="NikoshBAN"/>
+          <w:color w:val="000000" w:themeColor="text1"/>
+        </w:rPr>
+        <w:t xml:space="preserve"> </w:t>
+      </w:r>
+      <w:proofErr w:type="spellStart"/>
+      <w:r>
+        <w:rPr>
+          <w:rFonts w:ascii="NikoshBAN" w:hAnsi="NikoshBAN" w:cs="NikoshBAN"/>
+          <w:color w:val="000000" w:themeColor="text1"/>
+        </w:rPr>
+        <w:t>ক্যালকুলেশন</w:t>
+      </w:r>
+      <w:proofErr w:type="spellEnd"/>
+      <w:r>
+        <w:rPr>
+          <w:rFonts w:ascii="NikoshBAN" w:hAnsi="NikoshBAN" w:cs="NikoshBAN"/>
+          <w:color w:val="000000" w:themeColor="text1"/>
+        </w:rPr>
+        <w:t xml:space="preserve"> </w:t>
+      </w:r>
+      <w:proofErr w:type="spellStart"/>
+      <w:r>
+        <w:rPr>
+          <w:rFonts w:ascii="NikoshBAN" w:hAnsi="NikoshBAN" w:cs="NikoshBAN"/>
+          <w:color w:val="000000" w:themeColor="text1"/>
+        </w:rPr>
+        <w:t>করতে</w:t>
+      </w:r>
+      <w:proofErr w:type="spellEnd"/>
+      <w:r>
+        <w:rPr>
+          <w:rFonts w:ascii="NikoshBAN" w:hAnsi="NikoshBAN" w:cs="NikoshBAN"/>
+          <w:color w:val="000000" w:themeColor="text1"/>
+        </w:rPr>
+        <w:t xml:space="preserve"> </w:t>
+      </w:r>
+      <w:proofErr w:type="spellStart"/>
+      <w:r>
+        <w:rPr>
+          <w:rFonts w:ascii="NikoshBAN" w:hAnsi="NikoshBAN" w:cs="NikoshBAN"/>
+          <w:color w:val="000000" w:themeColor="text1"/>
+        </w:rPr>
+        <w:t>হবে</w:t>
+      </w:r>
+      <w:proofErr w:type="spellEnd"/>
+      <w:r>
+        <w:rPr>
+          <w:rFonts w:ascii="NikoshBAN" w:hAnsi="NikoshBAN" w:cs="NikoshBAN"/>
+          <w:color w:val="000000" w:themeColor="text1"/>
+        </w:rPr>
+        <w:t xml:space="preserve">। </w:t>
       </w:r>
     </w:p>
     <w:p>
@@ -1941,14 +2197,14 @@
         <w:ind w:left="440"/>
         <w:rPr>
           <w:rFonts w:ascii="NikoshBAN" w:hAnsi="NikoshBAN" w:cs="NikoshBAN"/>
-          <w:color w:val="000000" w:themeColor="text1"/>
+          <w:color w:val="FF0000"/>
         </w:rPr>
       </w:pPr>
       <w:proofErr w:type="spellStart"/>
       <w:r>
         <w:rPr>
           <w:rFonts w:ascii="NikoshBAN" w:hAnsi="NikoshBAN" w:cs="NikoshBAN"/>
-          <w:color w:val="000000" w:themeColor="text1"/>
+          <w:color w:val="FF0000"/>
         </w:rPr>
         <w:t>উত্তর</w:t>
       </w:r>
@@ -1956,9 +2212,89 @@
       <w:r>
         <w:rPr>
           <w:rFonts w:ascii="NikoshBAN" w:hAnsi="NikoshBAN" w:cs="NikoshBAN"/>
-          <w:color w:val="000000" w:themeColor="text1"/>
-        </w:rPr>
-        <w:t>: ______________________________________________</w:t>
+          <w:color w:val="FF0000"/>
+        </w:rPr>
+        <w:t xml:space="preserve">: </w:t>
+      </w:r>
+      <w:proofErr w:type="spellStart"/>
+      <w:r>
+        <w:rPr>
+          <w:rFonts w:ascii="NikoshBAN" w:hAnsi="NikoshBAN" w:cs="NikoshBAN"/>
+          <w:color w:val="FF0000"/>
+        </w:rPr>
+        <w:t>সঠিক</w:t>
+      </w:r>
+      <w:proofErr w:type="spellEnd"/>
+      <w:r>
+        <w:rPr>
+          <w:rFonts w:ascii="NikoshBAN" w:hAnsi="NikoshBAN" w:cs="NikoshBAN"/>
+          <w:color w:val="FF0000"/>
+        </w:rPr>
+        <w:t xml:space="preserve"> </w:t>
+      </w:r>
+      <w:proofErr w:type="spellStart"/>
+      <w:r>
+        <w:rPr>
+          <w:rFonts w:ascii="NikoshBAN" w:hAnsi="NikoshBAN" w:cs="NikoshBAN"/>
+          <w:color w:val="FF0000"/>
+        </w:rPr>
+        <w:t>উত্তর</w:t>
+      </w:r>
+      <w:proofErr w:type="spellEnd"/>
+      <w:r>
+        <w:rPr>
+          <w:rFonts w:ascii="NikoshBAN" w:hAnsi="NikoshBAN" w:cs="NikoshBAN"/>
+          <w:color w:val="FF0000"/>
+        </w:rPr>
+        <w:t xml:space="preserve"> </w:t>
+      </w:r>
+      <w:proofErr w:type="spellStart"/>
+      <w:r>
+        <w:rPr>
+          <w:rFonts w:ascii="NikoshBAN" w:hAnsi="NikoshBAN" w:cs="NikoshBAN"/>
+          <w:color w:val="FF0000"/>
+        </w:rPr>
+        <w:t>দিতে</w:t>
+      </w:r>
+      <w:proofErr w:type="spellEnd"/>
+      <w:r>
+        <w:rPr>
+          <w:rFonts w:ascii="NikoshBAN" w:hAnsi="NikoshBAN" w:cs="NikoshBAN"/>
+          <w:color w:val="FF0000"/>
+        </w:rPr>
+        <w:t xml:space="preserve"> </w:t>
+      </w:r>
+      <w:proofErr w:type="spellStart"/>
+      <w:r>
+        <w:rPr>
+          <w:rFonts w:ascii="NikoshBAN" w:hAnsi="NikoshBAN" w:cs="NikoshBAN"/>
+          <w:color w:val="FF0000"/>
+        </w:rPr>
+        <w:t>পারছি</w:t>
+      </w:r>
+      <w:proofErr w:type="spellEnd"/>
+      <w:r>
+        <w:rPr>
+          <w:rFonts w:ascii="NikoshBAN" w:hAnsi="NikoshBAN" w:cs="NikoshBAN"/>
+          <w:color w:val="FF0000"/>
+        </w:rPr>
+        <w:t xml:space="preserve"> </w:t>
+      </w:r>
+      <w:proofErr w:type="spellStart"/>
+      <w:r>
+        <w:rPr>
+          <w:rFonts w:ascii="NikoshBAN" w:hAnsi="NikoshBAN" w:cs="NikoshBAN"/>
+          <w:color w:val="FF0000"/>
+        </w:rPr>
+        <w:t>না</w:t>
+      </w:r>
+      <w:proofErr w:type="spellEnd"/>
+      <w:r>
+        <w:rPr>
+          <w:rFonts w:ascii="NikoshBAN" w:hAnsi="NikoshBAN" w:cs="NikoshBAN"/>
+          <w:color w:val="FF0000"/>
+        </w:rPr>
+        <w:t xml:space="preserve">। </w:t>
       </w:r>
     </w:p>
     <w:p>
@@ -2089,7 +2425,135 @@
           <w:rFonts w:ascii="NikoshBAN" w:hAnsi="NikoshBAN" w:cs="NikoshBAN"/>
           <w:color w:val="000000" w:themeColor="text1"/>
         </w:rPr>
-        <w:t>: ______________________________________________</w:t>
+        <w:t xml:space="preserve">: </w:t>
+      </w:r>
+      <w:proofErr w:type="spellStart"/>
+      <w:r>
+        <w:rPr>
+          <w:rFonts w:ascii="NikoshBAN" w:hAnsi="NikoshBAN" w:cs="NikoshBAN"/>
+          <w:color w:val="000000" w:themeColor="text1"/>
+        </w:rPr>
+        <w:t>এটা</w:t>
+      </w:r>
+      <w:proofErr w:type="spellEnd"/>
+      <w:r>
+        <w:rPr>
+          <w:rFonts w:ascii="NikoshBAN" w:hAnsi="NikoshBAN" w:cs="NikoshBAN"/>
+          <w:color w:val="000000" w:themeColor="text1"/>
+        </w:rPr>
+        <w:t xml:space="preserve"> </w:t>
+      </w:r>
+      <w:proofErr w:type="spellStart"/>
+      <w:r>
+        <w:rPr>
+          <w:rFonts w:ascii="NikoshBAN" w:hAnsi="NikoshBAN" w:cs="NikoshBAN"/>
+          <w:color w:val="000000" w:themeColor="text1"/>
+        </w:rPr>
+        <w:t>হাতে</w:t>
+      </w:r>
+      <w:proofErr w:type="spellEnd"/>
+      <w:r>
+        <w:rPr>
+          <w:rFonts w:ascii="NikoshBAN" w:hAnsi="NikoshBAN" w:cs="NikoshBAN"/>
+          <w:color w:val="000000" w:themeColor="text1"/>
+        </w:rPr>
+        <w:t xml:space="preserve"> </w:t>
+      </w:r>
+      <w:proofErr w:type="spellStart"/>
+      <w:r>
+        <w:rPr>
+          <w:rFonts w:ascii="NikoshBAN" w:hAnsi="NikoshBAN" w:cs="NikoshBAN"/>
+          <w:color w:val="000000" w:themeColor="text1"/>
+        </w:rPr>
+        <w:t>লিখবে</w:t>
+      </w:r>
+      <w:proofErr w:type="spellEnd"/>
+      <w:r>
+        <w:rPr>
+          <w:rFonts w:ascii="NikoshBAN" w:hAnsi="NikoshBAN" w:cs="NikoshBAN"/>
+          <w:color w:val="000000" w:themeColor="text1"/>
+        </w:rPr>
+        <w:t xml:space="preserve">, </w:t>
+      </w:r>
+      <w:proofErr w:type="spellStart"/>
+      <w:r>
+        <w:rPr>
+          <w:rFonts w:ascii="NikoshBAN" w:hAnsi="NikoshBAN" w:cs="NikoshBAN"/>
+          <w:color w:val="000000" w:themeColor="text1"/>
+        </w:rPr>
+        <w:t>সমস্যা</w:t>
+      </w:r>
+      <w:proofErr w:type="spellEnd"/>
+      <w:r>
+        <w:rPr>
+          <w:rFonts w:ascii="NikoshBAN" w:hAnsi="NikoshBAN" w:cs="NikoshBAN"/>
+          <w:color w:val="000000" w:themeColor="text1"/>
+        </w:rPr>
+        <w:t xml:space="preserve"> </w:t>
+      </w:r>
+      <w:proofErr w:type="spellStart"/>
+      <w:r>
+        <w:rPr>
+          <w:rFonts w:ascii="NikoshBAN" w:hAnsi="NikoshBAN" w:cs="NikoshBAN"/>
+          <w:color w:val="000000" w:themeColor="text1"/>
+        </w:rPr>
+        <w:t>হলে</w:t>
+      </w:r>
+      <w:proofErr w:type="spellEnd"/>
+      <w:r>
+        <w:rPr>
+          <w:rFonts w:ascii="NikoshBAN" w:hAnsi="NikoshBAN" w:cs="NikoshBAN"/>
+          <w:color w:val="000000" w:themeColor="text1"/>
+        </w:rPr>
+        <w:t xml:space="preserve"> </w:t>
+      </w:r>
+      <w:proofErr w:type="spellStart"/>
+      <w:r>
+        <w:rPr>
+          <w:rFonts w:ascii="NikoshBAN" w:hAnsi="NikoshBAN" w:cs="NikoshBAN"/>
+          <w:color w:val="000000" w:themeColor="text1"/>
+        </w:rPr>
+        <w:t>এটা</w:t>
+      </w:r>
+      <w:proofErr w:type="spellEnd"/>
+      <w:r>
+        <w:rPr>
+          <w:rFonts w:ascii="NikoshBAN" w:hAnsi="NikoshBAN" w:cs="NikoshBAN"/>
+          <w:color w:val="000000" w:themeColor="text1"/>
+        </w:rPr>
+        <w:t xml:space="preserve"> </w:t>
+      </w:r>
+      <w:proofErr w:type="spellStart"/>
+      <w:r>
+        <w:rPr>
+          <w:rFonts w:ascii="NikoshBAN" w:hAnsi="NikoshBAN" w:cs="NikoshBAN"/>
+          <w:color w:val="000000" w:themeColor="text1"/>
+        </w:rPr>
+        <w:t>প্রয়োজন</w:t>
+      </w:r>
+      <w:proofErr w:type="spellEnd"/>
+      <w:r>
+        <w:rPr>
+          <w:rFonts w:ascii="NikoshBAN" w:hAnsi="NikoshBAN" w:cs="NikoshBAN"/>
+          <w:color w:val="000000" w:themeColor="text1"/>
+        </w:rPr>
+        <w:t xml:space="preserve"> </w:t>
+      </w:r>
+      <w:proofErr w:type="spellStart"/>
+      <w:r>
+        <w:rPr>
+          <w:rFonts w:ascii="NikoshBAN" w:hAnsi="NikoshBAN" w:cs="NikoshBAN"/>
+          <w:color w:val="000000" w:themeColor="text1"/>
+        </w:rPr>
+        <w:t>নেই</w:t>
+      </w:r>
+      <w:proofErr w:type="spellEnd"/>
+      <w:r>
+        <w:rPr>
+          <w:rFonts w:ascii="NikoshBAN" w:hAnsi="NikoshBAN" w:cs="NikoshBAN"/>
+          <w:color w:val="000000" w:themeColor="text1"/>
+        </w:rPr>
+        <w:t xml:space="preserve">। </w:t>
       </w:r>
     </w:p>
     <w:p>
@@ -2470,7 +2934,309 @@
           <w:rFonts w:ascii="NikoshBAN" w:hAnsi="NikoshBAN" w:cs="NikoshBAN"/>
           <w:color w:val="000000" w:themeColor="text1"/>
         </w:rPr>
-        <w:t>: ______________________________________________</w:t>
+        <w:t xml:space="preserve">: </w:t>
+      </w:r>
+      <w:proofErr w:type="spellStart"/>
+      <w:r>
+        <w:rPr>
+          <w:rFonts w:ascii="NikoshBAN" w:hAnsi="NikoshBAN" w:cs="NikoshBAN"/>
+          <w:color w:val="000000" w:themeColor="text1"/>
+        </w:rPr>
+        <w:t>এটা</w:t>
+      </w:r>
+      <w:proofErr w:type="spellEnd"/>
+      <w:r>
+        <w:rPr>
+          <w:rFonts w:ascii="NikoshBAN" w:hAnsi="NikoshBAN" w:cs="NikoshBAN"/>
+          <w:color w:val="000000" w:themeColor="text1"/>
+        </w:rPr>
+        <w:t xml:space="preserve"> </w:t>
+      </w:r>
+      <w:proofErr w:type="spellStart"/>
+      <w:r>
+        <w:rPr>
+          <w:rFonts w:ascii="NikoshBAN" w:hAnsi="NikoshBAN" w:cs="NikoshBAN"/>
+          <w:color w:val="000000" w:themeColor="text1"/>
+        </w:rPr>
+        <w:t>ভাগ</w:t>
+      </w:r>
+      <w:proofErr w:type="spellEnd"/>
+      <w:r>
+        <w:rPr>
+          <w:rFonts w:ascii="NikoshBAN" w:hAnsi="NikoshBAN" w:cs="NikoshBAN"/>
+          <w:color w:val="000000" w:themeColor="text1"/>
+        </w:rPr>
+        <w:t xml:space="preserve"> </w:t>
+      </w:r>
+      <w:proofErr w:type="spellStart"/>
+      <w:r>
+        <w:rPr>
+          <w:rFonts w:ascii="NikoshBAN" w:hAnsi="NikoshBAN" w:cs="NikoshBAN"/>
+          <w:color w:val="000000" w:themeColor="text1"/>
+        </w:rPr>
+        <w:t>হবে</w:t>
+      </w:r>
+      <w:proofErr w:type="spellEnd"/>
+      <w:r>
+        <w:rPr>
+          <w:rFonts w:ascii="NikoshBAN" w:hAnsi="NikoshBAN" w:cs="NikoshBAN"/>
+          <w:color w:val="000000" w:themeColor="text1"/>
+        </w:rPr>
+        <w:t xml:space="preserve"> </w:t>
+      </w:r>
+      <w:proofErr w:type="spellStart"/>
+      <w:r>
+        <w:rPr>
+          <w:rFonts w:ascii="NikoshBAN" w:hAnsi="NikoshBAN" w:cs="NikoshBAN"/>
+          <w:color w:val="000000" w:themeColor="text1"/>
+        </w:rPr>
+        <w:t>না</w:t>
+      </w:r>
+      <w:proofErr w:type="spellEnd"/>
+      <w:r>
+        <w:rPr>
+          <w:rFonts w:ascii="NikoshBAN" w:hAnsi="NikoshBAN" w:cs="NikoshBAN"/>
+          <w:color w:val="000000" w:themeColor="text1"/>
+        </w:rPr>
+        <w:t xml:space="preserve">। </w:t>
+      </w:r>
+      <w:proofErr w:type="spellStart"/>
+      <w:r>
+        <w:rPr>
+          <w:rFonts w:ascii="NikoshBAN" w:hAnsi="NikoshBAN" w:cs="NikoshBAN"/>
+          <w:color w:val="000000" w:themeColor="text1"/>
+        </w:rPr>
+        <w:t>এটা</w:t>
+      </w:r>
+      <w:proofErr w:type="spellEnd"/>
+      <w:r>
+        <w:rPr>
+          <w:rFonts w:ascii="NikoshBAN" w:hAnsi="NikoshBAN" w:cs="NikoshBAN"/>
+          <w:color w:val="000000" w:themeColor="text1"/>
+        </w:rPr>
+        <w:t xml:space="preserve"> </w:t>
+      </w:r>
+      <w:proofErr w:type="spellStart"/>
+      <w:r>
+        <w:rPr>
+          <w:rFonts w:ascii="NikoshBAN" w:hAnsi="NikoshBAN" w:cs="NikoshBAN"/>
+          <w:color w:val="000000" w:themeColor="text1"/>
+        </w:rPr>
+        <w:t>প্রতি</w:t>
+      </w:r>
+      <w:proofErr w:type="spellEnd"/>
+      <w:r>
+        <w:rPr>
+          <w:rFonts w:ascii="NikoshBAN" w:hAnsi="NikoshBAN" w:cs="NikoshBAN"/>
+          <w:color w:val="000000" w:themeColor="text1"/>
+        </w:rPr>
+        <w:t xml:space="preserve"> </w:t>
+      </w:r>
+      <w:proofErr w:type="spellStart"/>
+      <w:r>
+        <w:rPr>
+          <w:rFonts w:ascii="NikoshBAN" w:hAnsi="NikoshBAN" w:cs="NikoshBAN"/>
+          <w:color w:val="000000" w:themeColor="text1"/>
+        </w:rPr>
+        <w:t>মাসের</w:t>
+      </w:r>
+      <w:proofErr w:type="spellEnd"/>
+      <w:r>
+        <w:rPr>
+          <w:rFonts w:ascii="NikoshBAN" w:hAnsi="NikoshBAN" w:cs="NikoshBAN"/>
+          <w:color w:val="000000" w:themeColor="text1"/>
+        </w:rPr>
+        <w:t xml:space="preserve"> </w:t>
+      </w:r>
+      <w:proofErr w:type="spellStart"/>
+      <w:r>
+        <w:rPr>
+          <w:rFonts w:ascii="NikoshBAN" w:hAnsi="NikoshBAN" w:cs="NikoshBAN"/>
+          <w:color w:val="000000" w:themeColor="text1"/>
+        </w:rPr>
+        <w:t>যোগ</w:t>
+      </w:r>
+      <w:proofErr w:type="spellEnd"/>
+      <w:r>
+        <w:rPr>
+          <w:rFonts w:ascii="NikoshBAN" w:hAnsi="NikoshBAN" w:cs="NikoshBAN"/>
+          <w:color w:val="000000" w:themeColor="text1"/>
+        </w:rPr>
+        <w:t xml:space="preserve"> </w:t>
+      </w:r>
+      <w:proofErr w:type="spellStart"/>
+      <w:r>
+        <w:rPr>
+          <w:rFonts w:ascii="NikoshBAN" w:hAnsi="NikoshBAN" w:cs="NikoshBAN"/>
+          <w:color w:val="000000" w:themeColor="text1"/>
+        </w:rPr>
+        <w:t>ফল</w:t>
+      </w:r>
+      <w:proofErr w:type="spellEnd"/>
+      <w:r>
+        <w:rPr>
+          <w:rFonts w:ascii="NikoshBAN" w:hAnsi="NikoshBAN" w:cs="NikoshBAN"/>
+          <w:color w:val="000000" w:themeColor="text1"/>
+        </w:rPr>
+        <w:t xml:space="preserve"> </w:t>
+      </w:r>
+      <w:proofErr w:type="spellStart"/>
+      <w:r>
+        <w:rPr>
+          <w:rFonts w:ascii="NikoshBAN" w:hAnsi="NikoshBAN" w:cs="NikoshBAN"/>
+          <w:color w:val="000000" w:themeColor="text1"/>
+        </w:rPr>
+        <w:t>দিয়ে</w:t>
+      </w:r>
+      <w:proofErr w:type="spellEnd"/>
+      <w:r>
+        <w:rPr>
+          <w:rFonts w:ascii="NikoshBAN" w:hAnsi="NikoshBAN" w:cs="NikoshBAN"/>
+          <w:color w:val="000000" w:themeColor="text1"/>
+        </w:rPr>
+        <w:t xml:space="preserve"> </w:t>
+      </w:r>
+      <w:proofErr w:type="spellStart"/>
+      <w:r>
+        <w:rPr>
+          <w:rFonts w:ascii="NikoshBAN" w:hAnsi="NikoshBAN" w:cs="NikoshBAN"/>
+          <w:color w:val="000000" w:themeColor="text1"/>
+        </w:rPr>
+        <w:t>কো</w:t>
+      </w:r>
+      <w:r>
+        <w:rPr>
+          <w:rFonts w:ascii="NikoshBAN" w:hAnsi="NikoshBAN" w:cs="NikoshBAN"/>
+          <w:color w:val="000000" w:themeColor="text1"/>
+        </w:rPr>
+        <w:t>য়া</w:t>
+      </w:r>
+      <w:r>
+        <w:rPr>
+          <w:rFonts w:ascii="NikoshBAN" w:hAnsi="NikoshBAN" w:cs="NikoshBAN"/>
+          <w:color w:val="000000" w:themeColor="text1"/>
+        </w:rPr>
+        <w:t>র্টার</w:t>
+      </w:r>
+      <w:proofErr w:type="spellEnd"/>
+      <w:r>
+        <w:rPr>
+          <w:rFonts w:ascii="NikoshBAN" w:hAnsi="NikoshBAN" w:cs="NikoshBAN"/>
+          <w:color w:val="000000" w:themeColor="text1"/>
+        </w:rPr>
+        <w:t xml:space="preserve"> </w:t>
+      </w:r>
+      <w:proofErr w:type="spellStart"/>
+      <w:r>
+        <w:rPr>
+          <w:rFonts w:ascii="NikoshBAN" w:hAnsi="NikoshBAN" w:cs="NikoshBAN"/>
+          <w:color w:val="000000" w:themeColor="text1"/>
+        </w:rPr>
+        <w:t>এর</w:t>
+      </w:r>
+      <w:proofErr w:type="spellEnd"/>
+      <w:r>
+        <w:rPr>
+          <w:rFonts w:ascii="NikoshBAN" w:hAnsi="NikoshBAN" w:cs="NikoshBAN"/>
+          <w:color w:val="000000" w:themeColor="text1"/>
+        </w:rPr>
+        <w:t xml:space="preserve"> </w:t>
+      </w:r>
+      <w:proofErr w:type="spellStart"/>
+      <w:r>
+        <w:rPr>
+          <w:rFonts w:ascii="NikoshBAN" w:hAnsi="NikoshBAN" w:cs="NikoshBAN"/>
+          <w:color w:val="000000" w:themeColor="text1"/>
+        </w:rPr>
+        <w:t>হবে</w:t>
+      </w:r>
+      <w:proofErr w:type="spellEnd"/>
+      <w:r>
+        <w:rPr>
+          <w:rFonts w:ascii="NikoshBAN" w:hAnsi="NikoshBAN" w:cs="NikoshBAN"/>
+          <w:color w:val="000000" w:themeColor="text1"/>
+        </w:rPr>
+        <w:t xml:space="preserve">। </w:t>
+      </w:r>
+      <w:proofErr w:type="spellStart"/>
+      <w:r>
+        <w:rPr>
+          <w:rFonts w:ascii="NikoshBAN" w:hAnsi="NikoshBAN" w:cs="NikoshBAN"/>
+          <w:color w:val="000000" w:themeColor="text1"/>
+        </w:rPr>
+        <w:t>উদাহরণ</w:t>
+      </w:r>
+      <w:proofErr w:type="spellEnd"/>
+      <w:r>
+        <w:rPr>
+          <w:rFonts w:ascii="NikoshBAN" w:hAnsi="NikoshBAN" w:cs="NikoshBAN"/>
+          <w:color w:val="000000" w:themeColor="text1"/>
+        </w:rPr>
+        <w:t xml:space="preserve"> </w:t>
+      </w:r>
+      <w:proofErr w:type="spellStart"/>
+      <w:r>
+        <w:rPr>
+          <w:rFonts w:ascii="NikoshBAN" w:hAnsi="NikoshBAN" w:cs="NikoshBAN"/>
+          <w:color w:val="000000" w:themeColor="text1"/>
+        </w:rPr>
+        <w:t>যদি</w:t>
+      </w:r>
+      <w:proofErr w:type="spellEnd"/>
+      <w:r>
+        <w:rPr>
+          <w:rFonts w:ascii="NikoshBAN" w:hAnsi="NikoshBAN" w:cs="NikoshBAN"/>
+          <w:color w:val="000000" w:themeColor="text1"/>
+        </w:rPr>
+        <w:t xml:space="preserve">: </w:t>
+      </w:r>
+      <w:proofErr w:type="spellStart"/>
+      <w:r>
+        <w:rPr>
+          <w:rFonts w:ascii="NikoshBAN" w:hAnsi="NikoshBAN" w:cs="NikoshBAN"/>
+          <w:color w:val="000000" w:themeColor="text1"/>
+        </w:rPr>
+        <w:t>জানুয়ারি</w:t>
+      </w:r>
+      <w:proofErr w:type="spellEnd"/>
+      <w:r>
+        <w:rPr>
+          <w:rFonts w:ascii="NikoshBAN" w:hAnsi="NikoshBAN" w:cs="NikoshBAN"/>
+          <w:color w:val="000000" w:themeColor="text1"/>
+        </w:rPr>
+        <w:t xml:space="preserve"> ১০০০, </w:t>
+      </w:r>
+      <w:proofErr w:type="spellStart"/>
+      <w:r>
+        <w:rPr>
+          <w:rFonts w:ascii="NikoshBAN" w:hAnsi="NikoshBAN" w:cs="NikoshBAN"/>
+          <w:color w:val="000000" w:themeColor="text1"/>
+        </w:rPr>
+        <w:t>ফেব্রুয়ারি</w:t>
+      </w:r>
+      <w:proofErr w:type="spellEnd"/>
+      <w:r>
+        <w:rPr>
+          <w:rFonts w:ascii="NikoshBAN" w:hAnsi="NikoshBAN" w:cs="NikoshBAN"/>
+          <w:color w:val="000000" w:themeColor="text1"/>
+        </w:rPr>
+        <w:t xml:space="preserve"> ১০০০, </w:t>
+      </w:r>
+      <w:proofErr w:type="spellStart"/>
+      <w:r>
+        <w:rPr>
+          <w:rFonts w:ascii="NikoshBAN" w:hAnsi="NikoshBAN" w:cs="NikoshBAN"/>
+          <w:color w:val="000000" w:themeColor="text1"/>
+        </w:rPr>
+        <w:t>মার্চ</w:t>
+      </w:r>
+      <w:proofErr w:type="spellEnd"/>
+      <w:r>
+        <w:rPr>
+          <w:rFonts w:ascii="NikoshBAN" w:hAnsi="NikoshBAN" w:cs="NikoshBAN"/>
+          <w:color w:val="000000" w:themeColor="text1"/>
+        </w:rPr>
+        <w:t xml:space="preserve"> ১১০০। </w:t>
       </w:r>
     </w:p>
     <w:p>
@@ -3131,7 +3897,62 @@
           <w:rFonts w:ascii="NikoshBAN" w:hAnsi="NikoshBAN" w:cs="NikoshBAN"/>
           <w:color w:val="000000" w:themeColor="text1"/>
         </w:rPr>
-        <w:t>: ______________________________________________</w:t>
+        <w:t xml:space="preserve">: </w:t>
+      </w:r>
+      <w:proofErr w:type="spellStart"/>
+      <w:r>
+        <w:rPr>
+          <w:rFonts w:ascii="NikoshBAN" w:hAnsi="NikoshBAN" w:cs="NikoshBAN"/>
+          <w:color w:val="000000" w:themeColor="text1"/>
+        </w:rPr>
+        <w:t>দাম</w:t>
+      </w:r>
+      <w:proofErr w:type="spellEnd"/>
+      <w:r>
+        <w:rPr>
+          <w:rFonts w:ascii="NikoshBAN" w:hAnsi="NikoshBAN" w:cs="NikoshBAN"/>
+          <w:color w:val="000000" w:themeColor="text1"/>
+        </w:rPr>
+        <w:t xml:space="preserve"> (Rate) </w:t>
+      </w:r>
+      <w:proofErr w:type="spellStart"/>
+      <w:r>
+        <w:rPr>
+          <w:rFonts w:ascii="NikoshBAN" w:hAnsi="NikoshBAN" w:cs="NikoshBAN"/>
+          <w:color w:val="000000" w:themeColor="text1"/>
+        </w:rPr>
+        <w:t>দেও</w:t>
+      </w:r>
+      <w:r>
+        <w:rPr>
+          <w:rFonts w:ascii="NikoshBAN" w:hAnsi="NikoshBAN" w:cs="NikoshBAN"/>
+          <w:color w:val="000000" w:themeColor="text1"/>
+        </w:rPr>
+        <w:t>য়া</w:t>
+      </w:r>
+      <w:proofErr w:type="spellEnd"/>
+      <w:r>
+        <w:rPr>
+          <w:rFonts w:ascii="NikoshBAN" w:hAnsi="NikoshBAN" w:cs="NikoshBAN"/>
+          <w:color w:val="000000" w:themeColor="text1"/>
+        </w:rPr>
+        <w:t xml:space="preserve"> </w:t>
+      </w:r>
+      <w:proofErr w:type="spellStart"/>
+      <w:r>
+        <w:rPr>
+          <w:rFonts w:ascii="NikoshBAN" w:hAnsi="NikoshBAN" w:cs="NikoshBAN"/>
+          <w:color w:val="000000" w:themeColor="text1"/>
+        </w:rPr>
+        <w:t>হয়</w:t>
+      </w:r>
+      <w:proofErr w:type="spellEnd"/>
+      <w:r>
+        <w:rPr>
+          <w:rFonts w:ascii="NikoshBAN" w:hAnsi="NikoshBAN" w:cs="NikoshBAN"/>
+          <w:color w:val="000000" w:themeColor="text1"/>
+        </w:rPr>
+        <w:t xml:space="preserve">। </w:t>
       </w:r>
     </w:p>
     <w:p>
@@ -4187,7 +5008,87 @@
           <w:rFonts w:ascii="NikoshBAN" w:hAnsi="NikoshBAN" w:cs="NikoshBAN"/>
           <w:color w:val="000000" w:themeColor="text1"/>
         </w:rPr>
-        <w:t>।</w:t>
+        <w:t xml:space="preserve">, </w:t>
+      </w:r>
+      <w:proofErr w:type="spellStart"/>
+      <w:r>
+        <w:rPr>
+          <w:rFonts w:ascii="NikoshBAN" w:hAnsi="NikoshBAN" w:cs="NikoshBAN"/>
+          <w:color w:val="000000" w:themeColor="text1"/>
+        </w:rPr>
+        <w:t>অর্থা</w:t>
+      </w:r>
+      <w:proofErr w:type="spellEnd"/>
+      <w:r>
+        <w:rPr>
+          <w:rFonts w:ascii="NikoshBAN" w:hAnsi="NikoshBAN" w:cs="NikoshBAN"/>
+          <w:color w:val="000000" w:themeColor="text1"/>
+        </w:rPr>
+        <w:t xml:space="preserve">ৎ </w:t>
+      </w:r>
+      <w:proofErr w:type="spellStart"/>
+      <w:r>
+        <w:rPr>
+          <w:rFonts w:ascii="NikoshBAN" w:hAnsi="NikoshBAN" w:cs="NikoshBAN"/>
+          <w:color w:val="000000" w:themeColor="text1"/>
+        </w:rPr>
+        <w:t>কোয়ার্টার</w:t>
+      </w:r>
+      <w:proofErr w:type="spellEnd"/>
+      <w:r>
+        <w:rPr>
+          <w:rFonts w:ascii="NikoshBAN" w:hAnsi="NikoshBAN" w:cs="NikoshBAN"/>
+          <w:color w:val="000000" w:themeColor="text1"/>
+        </w:rPr>
+        <w:t xml:space="preserve"> </w:t>
+      </w:r>
+      <w:proofErr w:type="spellStart"/>
+      <w:r>
+        <w:rPr>
+          <w:rFonts w:ascii="NikoshBAN" w:hAnsi="NikoshBAN" w:cs="NikoshBAN"/>
+          <w:color w:val="000000" w:themeColor="text1"/>
+        </w:rPr>
+        <w:t>শুরুর</w:t>
+      </w:r>
+      <w:proofErr w:type="spellEnd"/>
+      <w:r>
+        <w:rPr>
+          <w:rFonts w:ascii="NikoshBAN" w:hAnsi="NikoshBAN" w:cs="NikoshBAN"/>
+          <w:color w:val="000000" w:themeColor="text1"/>
+        </w:rPr>
+        <w:t xml:space="preserve"> </w:t>
+      </w:r>
+      <w:proofErr w:type="spellStart"/>
+      <w:r>
+        <w:rPr>
+          <w:rFonts w:ascii="NikoshBAN" w:hAnsi="NikoshBAN" w:cs="NikoshBAN"/>
+          <w:color w:val="000000" w:themeColor="text1"/>
+        </w:rPr>
+        <w:t>মাস</w:t>
+      </w:r>
+      <w:proofErr w:type="spellEnd"/>
+      <w:r>
+        <w:rPr>
+          <w:rFonts w:ascii="NikoshBAN" w:hAnsi="NikoshBAN" w:cs="NikoshBAN"/>
+          <w:color w:val="000000" w:themeColor="text1"/>
+        </w:rPr>
+        <w:t xml:space="preserve"> </w:t>
+      </w:r>
+      <w:proofErr w:type="spellStart"/>
+      <w:r>
+        <w:rPr>
+          <w:rFonts w:ascii="NikoshBAN" w:hAnsi="NikoshBAN" w:cs="NikoshBAN"/>
+          <w:color w:val="000000" w:themeColor="text1"/>
+        </w:rPr>
+        <w:t>ফেব্রুয়ারী</w:t>
+      </w:r>
+      <w:proofErr w:type="spellEnd"/>
+      <w:r>
+        <w:rPr>
+          <w:rFonts w:ascii="NikoshBAN" w:hAnsi="NikoshBAN" w:cs="NikoshBAN"/>
+          <w:color w:val="000000" w:themeColor="text1"/>
+        </w:rPr>
+        <w:t xml:space="preserve">। </w:t>
       </w:r>
     </w:p>
     <w:p>
@@ -6625,6 +7526,248 @@
         <w:rPr>
           <w:rFonts w:ascii="NikoshBAN" w:hAnsi="NikoshBAN" w:cs="NikoshBAN"/>
           <w:color w:val="000000" w:themeColor="text1"/>
+        </w:rPr>
+        <w:t xml:space="preserve">, </w:t>
+      </w:r>
+      <w:proofErr w:type="spellStart"/>
+      <w:r>
+        <w:rPr>
+          <w:rFonts w:ascii="NikoshBAN" w:hAnsi="NikoshBAN" w:cs="NikoshBAN"/>
+          <w:color w:val="000000" w:themeColor="text1"/>
+        </w:rPr>
+        <w:t>এরকম</w:t>
+      </w:r>
+      <w:proofErr w:type="spellEnd"/>
+      <w:r>
+        <w:rPr>
+          <w:rFonts w:ascii="NikoshBAN" w:hAnsi="NikoshBAN" w:cs="NikoshBAN"/>
+          <w:color w:val="000000" w:themeColor="text1"/>
+        </w:rPr>
+        <w:t xml:space="preserve"> </w:t>
+      </w:r>
+      <w:proofErr w:type="spellStart"/>
+      <w:r>
+        <w:rPr>
+          <w:rFonts w:ascii="NikoshBAN" w:hAnsi="NikoshBAN" w:cs="NikoshBAN"/>
+          <w:color w:val="000000" w:themeColor="text1"/>
+        </w:rPr>
+        <w:t>করবে</w:t>
+      </w:r>
+      <w:proofErr w:type="spellEnd"/>
+      <w:r>
+        <w:rPr>
+          <w:rFonts w:ascii="NikoshBAN" w:hAnsi="NikoshBAN" w:cs="NikoshBAN"/>
+          <w:color w:val="000000" w:themeColor="text1"/>
+        </w:rPr>
+        <w:t xml:space="preserve">, </w:t>
+      </w:r>
+      <w:r>
+        <w:rPr>
+          <w:rFonts w:asciiTheme="minorHAnsi" w:hAnsiTheme="minorHAnsi" w:cstheme="minorHAnsi"/>
+          <w:color w:val="000000" w:themeColor="text1"/>
+        </w:rPr>
+        <w:t>x</w:t>
+      </w:r>
+      <w:r>
+        <w:rPr>
+          <w:rFonts w:ascii="NikoshBAN" w:hAnsi="NikoshBAN" w:cs="NikoshBAN"/>
+          <w:color w:val="000000" w:themeColor="text1"/>
+        </w:rPr>
+        <w:t xml:space="preserve"> </w:t>
+      </w:r>
+      <w:proofErr w:type="spellStart"/>
+      <w:r>
+        <w:rPr>
+          <w:rFonts w:ascii="NikoshBAN" w:hAnsi="NikoshBAN" w:cs="NikoshBAN"/>
+          <w:color w:val="000000" w:themeColor="text1"/>
+        </w:rPr>
+        <w:t>পন্য</w:t>
+      </w:r>
+      <w:proofErr w:type="spellEnd"/>
+      <w:r>
+        <w:rPr>
+          <w:rFonts w:ascii="NikoshBAN" w:hAnsi="NikoshBAN" w:cs="NikoshBAN"/>
+          <w:color w:val="000000" w:themeColor="text1"/>
+        </w:rPr>
+        <w:t xml:space="preserve"> ১০০০ </w:t>
+      </w:r>
+      <w:proofErr w:type="spellStart"/>
+      <w:r>
+        <w:rPr>
+          <w:rFonts w:asciiTheme="minorHAnsi" w:hAnsiTheme="minorHAnsi" w:cstheme="minorHAnsi"/>
+          <w:color w:val="000000" w:themeColor="text1"/>
+        </w:rPr>
+        <w:t>sft</w:t>
+      </w:r>
+      <w:proofErr w:type="spellEnd"/>
+      <w:r>
+        <w:rPr>
+          <w:rFonts w:ascii="NikoshBAN" w:hAnsi="NikoshBAN" w:cs="NikoshBAN"/>
+          <w:color w:val="000000" w:themeColor="text1"/>
+        </w:rPr>
+        <w:t xml:space="preserve"> </w:t>
+      </w:r>
+      <w:proofErr w:type="spellStart"/>
+      <w:r>
+        <w:rPr>
+          <w:rFonts w:ascii="NikoshBAN" w:hAnsi="NikoshBAN" w:cs="NikoshBAN"/>
+          <w:color w:val="000000" w:themeColor="text1"/>
+        </w:rPr>
+        <w:t>ক্রয়</w:t>
+      </w:r>
+      <w:proofErr w:type="spellEnd"/>
+      <w:r>
+        <w:rPr>
+          <w:rFonts w:ascii="NikoshBAN" w:hAnsi="NikoshBAN" w:cs="NikoshBAN"/>
+          <w:color w:val="000000" w:themeColor="text1"/>
+        </w:rPr>
+        <w:t xml:space="preserve"> </w:t>
+      </w:r>
+      <w:proofErr w:type="spellStart"/>
+      <w:r>
+        <w:rPr>
+          <w:rFonts w:ascii="NikoshBAN" w:hAnsi="NikoshBAN" w:cs="NikoshBAN"/>
+          <w:color w:val="000000" w:themeColor="text1"/>
+        </w:rPr>
+        <w:t>করলে</w:t>
+      </w:r>
+      <w:proofErr w:type="spellEnd"/>
+      <w:r>
+        <w:rPr>
+          <w:rFonts w:ascii="NikoshBAN" w:hAnsi="NikoshBAN" w:cs="NikoshBAN"/>
+          <w:color w:val="000000" w:themeColor="text1"/>
+        </w:rPr>
+        <w:t xml:space="preserve"> </w:t>
+      </w:r>
+      <w:proofErr w:type="spellStart"/>
+      <w:r>
+        <w:rPr>
+          <w:rFonts w:ascii="NikoshBAN" w:hAnsi="NikoshBAN" w:cs="NikoshBAN"/>
+          <w:color w:val="000000" w:themeColor="text1"/>
+        </w:rPr>
+        <w:t>ছাড়</w:t>
+      </w:r>
+      <w:proofErr w:type="spellEnd"/>
+      <w:r>
+        <w:rPr>
+          <w:rFonts w:ascii="NikoshBAN" w:hAnsi="NikoshBAN" w:cs="NikoshBAN"/>
+          <w:color w:val="000000" w:themeColor="text1"/>
+        </w:rPr>
+        <w:t xml:space="preserve">। </w:t>
+      </w:r>
+      <w:r>
+        <w:rPr>
+          <w:sz w:val="21"/>
+        </w:rPr>
+        <w:t xml:space="preserve">user </w:t>
+      </w:r>
+      <w:proofErr w:type="spellStart"/>
+      <w:r>
+        <w:rPr>
+          <w:rFonts w:ascii="NikoshBAN" w:hAnsi="NikoshBAN" w:cs="NikoshBAN"/>
+          <w:sz w:val="21"/>
+        </w:rPr>
+        <w:t>কি</w:t>
+      </w:r>
+      <w:proofErr w:type="spellEnd"/>
+      <w:r>
+        <w:rPr>
+          <w:rFonts w:ascii="NikoshBAN" w:hAnsi="NikoshBAN" w:cs="NikoshBAN"/>
+          <w:sz w:val="21"/>
+        </w:rPr>
+        <w:t xml:space="preserve"> </w:t>
+      </w:r>
+      <w:r>
+        <w:rPr>
+          <w:rFonts w:asciiTheme="minorHAnsi" w:hAnsiTheme="minorHAnsi" w:cstheme="minorHAnsi"/>
+          <w:sz w:val="21"/>
+        </w:rPr>
+        <w:t>SFT</w:t>
+      </w:r>
+      <w:r>
+        <w:rPr>
+          <w:rFonts w:ascii="NikoshBAN" w:hAnsi="NikoshBAN" w:cs="NikoshBAN"/>
+          <w:sz w:val="21"/>
+        </w:rPr>
+        <w:t xml:space="preserve"> </w:t>
+      </w:r>
+      <w:proofErr w:type="spellStart"/>
+      <w:r>
+        <w:rPr>
+          <w:rFonts w:ascii="NikoshBAN" w:hAnsi="NikoshBAN" w:cs="NikoshBAN"/>
+          <w:sz w:val="21"/>
+        </w:rPr>
+        <w:t>টার্গেট</w:t>
+      </w:r>
+      <w:proofErr w:type="spellEnd"/>
+      <w:r>
+        <w:rPr>
+          <w:rFonts w:ascii="NikoshBAN" w:hAnsi="NikoshBAN" w:cs="NikoshBAN"/>
+          <w:sz w:val="21"/>
+        </w:rPr>
+        <w:t xml:space="preserve"> </w:t>
+      </w:r>
+      <w:proofErr w:type="spellStart"/>
+      <w:r>
+        <w:rPr>
+          <w:rFonts w:ascii="NikoshBAN" w:hAnsi="NikoshBAN" w:cs="NikoshBAN"/>
+          <w:sz w:val="21"/>
+        </w:rPr>
+        <w:t>দেবে</w:t>
+      </w:r>
+      <w:proofErr w:type="spellEnd"/>
+      <w:r>
+        <w:rPr>
+          <w:rFonts w:ascii="NikoshBAN" w:hAnsi="NikoshBAN" w:cs="NikoshBAN"/>
+          <w:sz w:val="21"/>
+        </w:rPr>
+        <w:t xml:space="preserve"> </w:t>
+      </w:r>
+      <w:proofErr w:type="spellStart"/>
+      <w:r>
+        <w:rPr>
+          <w:rFonts w:ascii="NikoshBAN" w:hAnsi="NikoshBAN" w:cs="NikoshBAN"/>
+          <w:sz w:val="21"/>
+        </w:rPr>
+        <w:t>আর</w:t>
+      </w:r>
+      <w:proofErr w:type="spellEnd"/>
+      <w:r>
+        <w:rPr>
+          <w:rFonts w:ascii="NikoshBAN" w:hAnsi="NikoshBAN" w:cs="NikoshBAN"/>
+          <w:sz w:val="21"/>
+        </w:rPr>
+        <w:t xml:space="preserve"> </w:t>
+      </w:r>
+      <w:proofErr w:type="spellStart"/>
+      <w:r>
+        <w:rPr>
+          <w:rFonts w:ascii="NikoshBAN" w:hAnsi="NikoshBAN" w:cs="NikoshBAN"/>
+          <w:sz w:val="21"/>
+        </w:rPr>
+        <w:t>টাকা</w:t>
+      </w:r>
+      <w:proofErr w:type="spellEnd"/>
+      <w:r>
+        <w:rPr>
+          <w:rFonts w:ascii="NikoshBAN" w:hAnsi="NikoshBAN" w:cs="NikoshBAN"/>
+          <w:sz w:val="21"/>
+        </w:rPr>
+        <w:t xml:space="preserve"> auto </w:t>
+      </w:r>
+      <w:proofErr w:type="spellStart"/>
+      <w:r>
+        <w:rPr>
+          <w:rFonts w:ascii="NikoshBAN" w:hAnsi="NikoshBAN" w:cs="NikoshBAN"/>
+          <w:sz w:val="21"/>
+        </w:rPr>
+        <w:t>হবে</w:t>
+      </w:r>
+      <w:proofErr w:type="spellEnd"/>
+      <w:r>
+        <w:rPr>
+          <w:rFonts w:ascii="NikoshBAN" w:hAnsi="NikoshBAN" w:cs="NikoshBAN"/>
+          <w:sz w:val="21"/>
         </w:rPr>
         <w:t>।</w:t>
       </w:r>
@@ -6881,54 +8024,6 @@
         <w:t>ছাড়</w:t>
       </w:r>
       <w:proofErr w:type="spellEnd"/>
-      <w:r>
-        <w:rPr>
-          <w:rFonts w:ascii="NikoshBAN" w:hAnsi="NikoshBAN" w:cs="NikoshBAN"/>
-          <w:color w:val="000000" w:themeColor="text1"/>
-        </w:rPr>
-        <w:t xml:space="preserve"> </w:t>
-      </w:r>
-      <w:proofErr w:type="spellStart"/>
-      <w:r>
-        <w:rPr>
-          <w:rFonts w:ascii="NikoshBAN" w:hAnsi="NikoshBAN" w:cs="NikoshBAN"/>
-          <w:color w:val="000000" w:themeColor="text1"/>
-        </w:rPr>
-        <w:t>অথবা</w:t>
-      </w:r>
-      <w:proofErr w:type="spellEnd"/>
-      <w:r>
-        <w:rPr>
-          <w:rFonts w:ascii="NikoshBAN" w:hAnsi="NikoshBAN" w:cs="NikoshBAN"/>
-          <w:color w:val="000000" w:themeColor="text1"/>
-        </w:rPr>
-        <w:t xml:space="preserve"> </w:t>
-      </w:r>
-      <w:proofErr w:type="spellStart"/>
-      <w:r>
-        <w:rPr>
-          <w:rFonts w:ascii="NikoshBAN" w:hAnsi="NikoshBAN" w:cs="NikoshBAN"/>
-          <w:color w:val="000000" w:themeColor="text1"/>
-        </w:rPr>
-        <w:t>নির্দিষ্ট</w:t>
-      </w:r>
-      <w:proofErr w:type="spellEnd"/>
-      <w:r>
-        <w:rPr>
-          <w:rFonts w:ascii="NikoshBAN" w:hAnsi="NikoshBAN" w:cs="NikoshBAN"/>
-          <w:color w:val="000000" w:themeColor="text1"/>
-        </w:rPr>
-        <w:t xml:space="preserve"> </w:t>
-      </w:r>
-      <w:proofErr w:type="spellStart"/>
-      <w:r>
-        <w:rPr>
-          <w:rFonts w:ascii="NikoshBAN" w:hAnsi="NikoshBAN" w:cs="NikoshBAN"/>
-          <w:color w:val="000000" w:themeColor="text1"/>
-        </w:rPr>
-        <w:t>টাকা</w:t>
-      </w:r>
-      <w:proofErr w:type="spellEnd"/>
     </w:p>
     <w:p>
       <w:pPr>
@@ -8052,7 +9147,103 @@
           <w:rFonts w:ascii="NikoshBAN" w:hAnsi="NikoshBAN" w:cs="NikoshBAN"/>
           <w:color w:val="000000" w:themeColor="text1"/>
         </w:rPr>
-        <w:t>: ______________________________________________</w:t>
+        <w:t xml:space="preserve">: </w:t>
+      </w:r>
+      <w:proofErr w:type="spellStart"/>
+      <w:r>
+        <w:rPr>
+          <w:rFonts w:ascii="NikoshBAN" w:hAnsi="NikoshBAN" w:cs="NikoshBAN"/>
+          <w:color w:val="000000" w:themeColor="text1"/>
+        </w:rPr>
+        <w:t>হাতে</w:t>
+      </w:r>
+      <w:proofErr w:type="spellEnd"/>
+      <w:r>
+        <w:rPr>
+          <w:rFonts w:ascii="NikoshBAN" w:hAnsi="NikoshBAN" w:cs="NikoshBAN"/>
+          <w:color w:val="000000" w:themeColor="text1"/>
+        </w:rPr>
+        <w:t xml:space="preserve"> </w:t>
+      </w:r>
+      <w:proofErr w:type="spellStart"/>
+      <w:r>
+        <w:rPr>
+          <w:rFonts w:ascii="NikoshBAN" w:hAnsi="NikoshBAN" w:cs="NikoshBAN"/>
+          <w:color w:val="000000" w:themeColor="text1"/>
+        </w:rPr>
+        <w:t>কোন</w:t>
+      </w:r>
+      <w:proofErr w:type="spellEnd"/>
+      <w:r>
+        <w:rPr>
+          <w:rFonts w:ascii="NikoshBAN" w:hAnsi="NikoshBAN" w:cs="NikoshBAN"/>
+          <w:color w:val="000000" w:themeColor="text1"/>
+        </w:rPr>
+        <w:t xml:space="preserve"> </w:t>
+      </w:r>
+      <w:proofErr w:type="spellStart"/>
+      <w:r>
+        <w:rPr>
+          <w:rFonts w:ascii="NikoshBAN" w:hAnsi="NikoshBAN" w:cs="NikoshBAN"/>
+          <w:color w:val="000000" w:themeColor="text1"/>
+        </w:rPr>
+        <w:t>সংশোধন</w:t>
+      </w:r>
+      <w:proofErr w:type="spellEnd"/>
+      <w:r>
+        <w:rPr>
+          <w:rFonts w:ascii="NikoshBAN" w:hAnsi="NikoshBAN" w:cs="NikoshBAN"/>
+          <w:color w:val="000000" w:themeColor="text1"/>
+        </w:rPr>
+        <w:t xml:space="preserve"> </w:t>
+      </w:r>
+      <w:proofErr w:type="spellStart"/>
+      <w:r>
+        <w:rPr>
+          <w:rFonts w:ascii="NikoshBAN" w:hAnsi="NikoshBAN" w:cs="NikoshBAN"/>
+          <w:color w:val="000000" w:themeColor="text1"/>
+        </w:rPr>
+        <w:t>করা</w:t>
+      </w:r>
+      <w:proofErr w:type="spellEnd"/>
+      <w:r>
+        <w:rPr>
+          <w:rFonts w:ascii="NikoshBAN" w:hAnsi="NikoshBAN" w:cs="NikoshBAN"/>
+          <w:color w:val="000000" w:themeColor="text1"/>
+        </w:rPr>
+        <w:t xml:space="preserve"> </w:t>
+      </w:r>
+      <w:proofErr w:type="spellStart"/>
+      <w:r>
+        <w:rPr>
+          <w:rFonts w:ascii="NikoshBAN" w:hAnsi="NikoshBAN" w:cs="NikoshBAN"/>
+          <w:color w:val="000000" w:themeColor="text1"/>
+        </w:rPr>
+        <w:t>যাবে</w:t>
+      </w:r>
+      <w:proofErr w:type="spellEnd"/>
+      <w:r>
+        <w:rPr>
+          <w:rFonts w:ascii="NikoshBAN" w:hAnsi="NikoshBAN" w:cs="NikoshBAN"/>
+          <w:color w:val="000000" w:themeColor="text1"/>
+        </w:rPr>
+        <w:t xml:space="preserve"> </w:t>
+      </w:r>
+      <w:proofErr w:type="spellStart"/>
+      <w:r>
+        <w:rPr>
+          <w:rFonts w:ascii="NikoshBAN" w:hAnsi="NikoshBAN" w:cs="NikoshBAN"/>
+          <w:color w:val="000000" w:themeColor="text1"/>
+        </w:rPr>
+        <w:t>না</w:t>
+      </w:r>
+      <w:proofErr w:type="spellEnd"/>
+      <w:r>
+        <w:rPr>
+          <w:rFonts w:ascii="NikoshBAN" w:hAnsi="NikoshBAN" w:cs="NikoshBAN"/>
+          <w:color w:val="000000" w:themeColor="text1"/>
+        </w:rPr>
+        <w:t xml:space="preserve">। </w:t>
       </w:r>
     </w:p>
     <w:p>
@@ -8397,165 +9588,71 @@
           <w:rFonts w:ascii="NikoshBAN" w:hAnsi="NikoshBAN" w:cs="NikoshBAN"/>
           <w:color w:val="000000" w:themeColor="text1"/>
         </w:rPr>
-        <w:t>সরবরাহকারী</w:t>
-      </w:r>
-      <w:proofErr w:type="spellEnd"/>
-      <w:r>
-        <w:rPr>
-          <w:rFonts w:ascii="NikoshBAN" w:hAnsi="NikoshBAN" w:cs="NikoshBAN"/>
-          <w:color w:val="000000" w:themeColor="text1"/>
-        </w:rPr>
-        <w:t xml:space="preserve"> </w:t>
-      </w:r>
-      <w:proofErr w:type="spellStart"/>
-      <w:r>
-        <w:rPr>
-          <w:rFonts w:ascii="NikoshBAN" w:hAnsi="NikoshBAN" w:cs="NikoshBAN"/>
-          <w:color w:val="000000" w:themeColor="text1"/>
-        </w:rPr>
-        <w:t>দে</w:t>
-      </w:r>
-      <w:r>
-        <w:rPr>
-          <w:rFonts w:ascii="NikoshBAN" w:hAnsi="NikoshBAN" w:cs="NikoshBAN"/>
-          <w:color w:val="000000" w:themeColor="text1"/>
-        </w:rPr>
-        <w:t>য়</w:t>
-      </w:r>
-      <w:proofErr w:type="spellEnd"/>
-      <w:r>
-        <w:rPr>
-          <w:rFonts w:ascii="NikoshBAN" w:hAnsi="NikoshBAN" w:cs="NikoshBAN"/>
-          <w:color w:val="000000" w:themeColor="text1"/>
-        </w:rPr>
-        <w:t xml:space="preserve"> </w:t>
-      </w:r>
-      <w:proofErr w:type="spellStart"/>
-      <w:r>
-        <w:rPr>
-          <w:rFonts w:ascii="NikoshBAN" w:hAnsi="NikoshBAN" w:cs="NikoshBAN"/>
-          <w:color w:val="000000" w:themeColor="text1"/>
-        </w:rPr>
-        <w:t>এবং</w:t>
-      </w:r>
-      <w:proofErr w:type="spellEnd"/>
-      <w:r>
-        <w:rPr>
-          <w:rFonts w:ascii="NikoshBAN" w:hAnsi="NikoshBAN" w:cs="NikoshBAN"/>
-          <w:color w:val="000000" w:themeColor="text1"/>
-        </w:rPr>
-        <w:t xml:space="preserve"> </w:t>
-      </w:r>
-      <w:proofErr w:type="spellStart"/>
-      <w:r>
-        <w:rPr>
-          <w:rFonts w:ascii="NikoshBAN" w:hAnsi="NikoshBAN" w:cs="NikoshBAN"/>
-          <w:color w:val="000000" w:themeColor="text1"/>
-        </w:rPr>
-        <w:t>ডাটাবেইজ</w:t>
-      </w:r>
-      <w:proofErr w:type="spellEnd"/>
-      <w:r>
-        <w:rPr>
-          <w:rFonts w:ascii="NikoshBAN" w:hAnsi="NikoshBAN" w:cs="NikoshBAN"/>
-          <w:color w:val="000000" w:themeColor="text1"/>
-        </w:rPr>
-        <w:t xml:space="preserve"> এ</w:t>
-      </w:r>
-      <w:r>
-        <w:rPr>
-          <w:rFonts w:ascii="NikoshBAN" w:hAnsi="NikoshBAN" w:cs="NikoshBAN"/>
-          <w:color w:val="000000" w:themeColor="text1"/>
-        </w:rPr>
-        <w:t xml:space="preserve"> </w:t>
-      </w:r>
-      <w:proofErr w:type="spellStart"/>
-      <w:r>
-        <w:rPr>
-          <w:rFonts w:ascii="NikoshBAN" w:hAnsi="NikoshBAN" w:cs="NikoshBAN"/>
-          <w:color w:val="000000" w:themeColor="text1"/>
-        </w:rPr>
-        <w:t>আইটেম</w:t>
-      </w:r>
-      <w:proofErr w:type="spellEnd"/>
-      <w:r>
-        <w:rPr>
-          <w:rFonts w:ascii="NikoshBAN" w:hAnsi="NikoshBAN" w:cs="NikoshBAN"/>
-          <w:color w:val="000000" w:themeColor="text1"/>
-        </w:rPr>
-        <w:t xml:space="preserve"> </w:t>
-      </w:r>
-      <w:proofErr w:type="spellStart"/>
-      <w:r>
-        <w:rPr>
-          <w:rFonts w:ascii="NikoshBAN" w:hAnsi="NikoshBAN" w:cs="NikoshBAN"/>
-          <w:color w:val="000000" w:themeColor="text1"/>
-        </w:rPr>
-        <w:t>এর</w:t>
-      </w:r>
-      <w:proofErr w:type="spellEnd"/>
-      <w:r>
-        <w:rPr>
-          <w:rFonts w:ascii="NikoshBAN" w:hAnsi="NikoshBAN" w:cs="NikoshBAN"/>
-          <w:color w:val="000000" w:themeColor="text1"/>
-        </w:rPr>
-        <w:t xml:space="preserve"> </w:t>
-      </w:r>
-      <w:proofErr w:type="spellStart"/>
-      <w:r>
-        <w:rPr>
-          <w:rFonts w:ascii="NikoshBAN" w:hAnsi="NikoshBAN" w:cs="NikoshBAN"/>
-          <w:color w:val="000000" w:themeColor="text1"/>
-        </w:rPr>
-        <w:t>সাথে</w:t>
-      </w:r>
-      <w:proofErr w:type="spellEnd"/>
-      <w:r>
-        <w:rPr>
-          <w:rFonts w:ascii="NikoshBAN" w:hAnsi="NikoshBAN" w:cs="NikoshBAN"/>
-          <w:color w:val="000000" w:themeColor="text1"/>
-        </w:rPr>
-        <w:t xml:space="preserve"> </w:t>
-      </w:r>
-      <w:proofErr w:type="spellStart"/>
-      <w:r>
-        <w:rPr>
-          <w:rFonts w:ascii="NikoshBAN" w:hAnsi="NikoshBAN" w:cs="NikoshBAN"/>
-          <w:color w:val="000000" w:themeColor="text1"/>
-        </w:rPr>
-        <w:t>যোগ</w:t>
-      </w:r>
-      <w:proofErr w:type="spellEnd"/>
-      <w:r>
-        <w:rPr>
-          <w:rFonts w:ascii="NikoshBAN" w:hAnsi="NikoshBAN" w:cs="NikoshBAN"/>
-          <w:color w:val="000000" w:themeColor="text1"/>
-        </w:rPr>
-        <w:t xml:space="preserve"> </w:t>
-      </w:r>
-      <w:proofErr w:type="spellStart"/>
-      <w:r>
-        <w:rPr>
-          <w:rFonts w:ascii="NikoshBAN" w:hAnsi="NikoshBAN" w:cs="NikoshBAN"/>
-          <w:color w:val="000000" w:themeColor="text1"/>
-        </w:rPr>
-        <w:t>করতে</w:t>
-      </w:r>
-      <w:proofErr w:type="spellEnd"/>
-      <w:r>
-        <w:rPr>
-          <w:rFonts w:ascii="NikoshBAN" w:hAnsi="NikoshBAN" w:cs="NikoshBAN"/>
-          <w:color w:val="000000" w:themeColor="text1"/>
-        </w:rPr>
-        <w:t xml:space="preserve"> </w:t>
-      </w:r>
-      <w:proofErr w:type="spellStart"/>
-      <w:r>
-        <w:rPr>
-          <w:rFonts w:ascii="NikoshBAN" w:hAnsi="NikoshBAN" w:cs="NikoshBAN"/>
-          <w:color w:val="000000" w:themeColor="text1"/>
-        </w:rPr>
-        <w:t>হবে</w:t>
+        <w:t>এটা</w:t>
+      </w:r>
+      <w:proofErr w:type="spellEnd"/>
+      <w:r>
+        <w:rPr>
+          <w:rFonts w:ascii="NikoshBAN" w:hAnsi="NikoshBAN" w:cs="NikoshBAN"/>
+          <w:color w:val="000000" w:themeColor="text1"/>
+        </w:rPr>
+        <w:t xml:space="preserve"> Product Table </w:t>
+      </w:r>
+      <w:proofErr w:type="spellStart"/>
+      <w:r>
+        <w:rPr>
+          <w:rFonts w:ascii="NikoshBAN" w:hAnsi="NikoshBAN" w:cs="NikoshBAN"/>
+          <w:color w:val="000000" w:themeColor="text1"/>
+        </w:rPr>
+        <w:t>er</w:t>
+      </w:r>
+      <w:proofErr w:type="spellEnd"/>
+      <w:r>
+        <w:rPr>
+          <w:rFonts w:ascii="NikoshBAN" w:hAnsi="NikoshBAN" w:cs="NikoshBAN"/>
+          <w:color w:val="000000" w:themeColor="text1"/>
+        </w:rPr>
+        <w:t xml:space="preserve"> </w:t>
+      </w:r>
+      <w:proofErr w:type="spellStart"/>
+      <w:r>
+        <w:rPr>
+          <w:rFonts w:ascii="NikoshBAN" w:hAnsi="NikoshBAN" w:cs="NikoshBAN"/>
+          <w:color w:val="000000" w:themeColor="text1"/>
+        </w:rPr>
+        <w:t>ফিল্ড</w:t>
+      </w:r>
+      <w:proofErr w:type="spellEnd"/>
+      <w:r>
+        <w:rPr>
+          <w:rFonts w:ascii="NikoshBAN" w:hAnsi="NikoshBAN" w:cs="NikoshBAN"/>
+          <w:color w:val="000000" w:themeColor="text1"/>
+        </w:rPr>
+        <w:t xml:space="preserve"> </w:t>
+      </w:r>
+      <w:proofErr w:type="spellStart"/>
+      <w:r>
+        <w:rPr>
+          <w:rFonts w:ascii="NikoshBAN" w:hAnsi="NikoshBAN" w:cs="NikoshBAN"/>
+          <w:color w:val="000000" w:themeColor="text1"/>
+        </w:rPr>
+        <w:t>থেকে</w:t>
+      </w:r>
+      <w:proofErr w:type="spellEnd"/>
+      <w:r>
+        <w:rPr>
+          <w:rFonts w:ascii="NikoshBAN" w:hAnsi="NikoshBAN" w:cs="NikoshBAN"/>
+          <w:color w:val="000000" w:themeColor="text1"/>
+        </w:rPr>
+        <w:t xml:space="preserve"> </w:t>
+      </w:r>
+      <w:proofErr w:type="spellStart"/>
+      <w:r>
+        <w:rPr>
+          <w:rFonts w:ascii="NikoshBAN" w:hAnsi="NikoshBAN" w:cs="NikoshBAN"/>
+          <w:color w:val="000000" w:themeColor="text1"/>
+        </w:rPr>
+        <w:t>আসবে</w:t>
       </w:r>
       <w:proofErr w:type="spellEnd"/>
       <w:r>
@@ -9870,7 +10967,142 @@
           <w:rFonts w:ascii="NikoshBAN" w:hAnsi="NikoshBAN" w:cs="NikoshBAN"/>
           <w:color w:val="000000" w:themeColor="text1"/>
         </w:rPr>
-        <w:t>: ______________________________________________</w:t>
+        <w:t xml:space="preserve">: </w:t>
+      </w:r>
+      <w:r>
+        <w:rPr>
+          <w:rFonts w:ascii="NikoshBAN" w:hAnsi="NikoshBAN" w:cs="NikoshBAN"/>
+          <w:color w:val="000000" w:themeColor="text1"/>
+        </w:rPr>
+        <w:t>Excel-</w:t>
+      </w:r>
+      <w:proofErr w:type="spellStart"/>
+      <w:r>
+        <w:rPr>
+          <w:rFonts w:ascii="NikoshBAN" w:hAnsi="NikoshBAN" w:cs="NikoshBAN"/>
+          <w:color w:val="000000" w:themeColor="text1"/>
+        </w:rPr>
+        <w:t>এর</w:t>
+      </w:r>
+      <w:proofErr w:type="spellEnd"/>
+      <w:r>
+        <w:rPr>
+          <w:rFonts w:ascii="NikoshBAN" w:hAnsi="NikoshBAN" w:cs="NikoshBAN"/>
+          <w:color w:val="000000" w:themeColor="text1"/>
+        </w:rPr>
+        <w:t xml:space="preserve"> </w:t>
+      </w:r>
+      <w:proofErr w:type="spellStart"/>
+      <w:r>
+        <w:rPr>
+          <w:rFonts w:ascii="NikoshBAN" w:hAnsi="NikoshBAN" w:cs="NikoshBAN"/>
+          <w:color w:val="000000" w:themeColor="text1"/>
+        </w:rPr>
+        <w:t>কোন</w:t>
+      </w:r>
+      <w:proofErr w:type="spellEnd"/>
+      <w:r>
+        <w:rPr>
+          <w:rFonts w:ascii="NikoshBAN" w:hAnsi="NikoshBAN" w:cs="NikoshBAN"/>
+          <w:color w:val="000000" w:themeColor="text1"/>
+        </w:rPr>
+        <w:t xml:space="preserve"> </w:t>
+      </w:r>
+      <w:proofErr w:type="spellStart"/>
+      <w:r>
+        <w:rPr>
+          <w:rFonts w:ascii="NikoshBAN" w:hAnsi="NikoshBAN" w:cs="NikoshBAN"/>
+          <w:color w:val="000000" w:themeColor="text1"/>
+        </w:rPr>
+        <w:t>কোন</w:t>
+      </w:r>
+      <w:proofErr w:type="spellEnd"/>
+      <w:r>
+        <w:rPr>
+          <w:rFonts w:ascii="NikoshBAN" w:hAnsi="NikoshBAN" w:cs="NikoshBAN"/>
+          <w:color w:val="000000" w:themeColor="text1"/>
+        </w:rPr>
+        <w:t xml:space="preserve"> </w:t>
+      </w:r>
+      <w:proofErr w:type="spellStart"/>
+      <w:r>
+        <w:rPr>
+          <w:rFonts w:ascii="NikoshBAN" w:hAnsi="NikoshBAN" w:cs="NikoshBAN"/>
+          <w:color w:val="000000" w:themeColor="text1"/>
+        </w:rPr>
+        <w:t>কলাম</w:t>
+      </w:r>
+      <w:proofErr w:type="spellEnd"/>
+      <w:r>
+        <w:rPr>
+          <w:rFonts w:ascii="NikoshBAN" w:hAnsi="NikoshBAN" w:cs="NikoshBAN"/>
+          <w:color w:val="000000" w:themeColor="text1"/>
+        </w:rPr>
+        <w:t xml:space="preserve"> </w:t>
+      </w:r>
+      <w:proofErr w:type="spellStart"/>
+      <w:r>
+        <w:rPr>
+          <w:rFonts w:ascii="NikoshBAN" w:hAnsi="NikoshBAN" w:cs="NikoshBAN"/>
+          <w:color w:val="000000" w:themeColor="text1"/>
+        </w:rPr>
+        <w:t>ছাপা</w:t>
+      </w:r>
+      <w:proofErr w:type="spellEnd"/>
+      <w:r>
+        <w:rPr>
+          <w:rFonts w:ascii="NikoshBAN" w:hAnsi="NikoshBAN" w:cs="NikoshBAN"/>
+          <w:color w:val="000000" w:themeColor="text1"/>
+        </w:rPr>
+        <w:t xml:space="preserve"> </w:t>
+      </w:r>
+      <w:proofErr w:type="spellStart"/>
+      <w:r>
+        <w:rPr>
+          <w:rFonts w:ascii="NikoshBAN" w:hAnsi="NikoshBAN" w:cs="NikoshBAN"/>
+          <w:color w:val="000000" w:themeColor="text1"/>
+        </w:rPr>
+        <w:t>প্রয়োজন</w:t>
+      </w:r>
+      <w:proofErr w:type="spellEnd"/>
+      <w:r>
+        <w:rPr>
+          <w:rFonts w:ascii="NikoshBAN" w:hAnsi="NikoshBAN" w:cs="NikoshBAN"/>
+          <w:color w:val="000000" w:themeColor="text1"/>
+        </w:rPr>
+        <w:t xml:space="preserve"> </w:t>
+      </w:r>
+      <w:proofErr w:type="spellStart"/>
+      <w:r>
+        <w:rPr>
+          <w:rFonts w:ascii="NikoshBAN" w:hAnsi="NikoshBAN" w:cs="NikoshBAN"/>
+          <w:color w:val="000000" w:themeColor="text1"/>
+        </w:rPr>
+        <w:t>হতে</w:t>
+      </w:r>
+      <w:proofErr w:type="spellEnd"/>
+      <w:r>
+        <w:rPr>
+          <w:rFonts w:ascii="NikoshBAN" w:hAnsi="NikoshBAN" w:cs="NikoshBAN"/>
+          <w:color w:val="000000" w:themeColor="text1"/>
+        </w:rPr>
+        <w:t xml:space="preserve"> </w:t>
+      </w:r>
+      <w:proofErr w:type="spellStart"/>
+      <w:r>
+        <w:rPr>
+          <w:rFonts w:ascii="NikoshBAN" w:hAnsi="NikoshBAN" w:cs="NikoshBAN"/>
+          <w:color w:val="000000" w:themeColor="text1"/>
+        </w:rPr>
+        <w:t>পারে</w:t>
+      </w:r>
+      <w:proofErr w:type="spellEnd"/>
+      <w:r>
+        <w:rPr>
+          <w:rFonts w:ascii="NikoshBAN" w:hAnsi="NikoshBAN" w:cs="NikoshBAN"/>
+          <w:color w:val="000000" w:themeColor="text1"/>
+        </w:rPr>
+        <w:t xml:space="preserve">। </w:t>
       </w:r>
     </w:p>
     <w:p>
@@ -10152,7 +11384,39 @@
           <w:rFonts w:ascii="NikoshBAN" w:hAnsi="NikoshBAN" w:cs="NikoshBAN"/>
           <w:color w:val="000000" w:themeColor="text1"/>
         </w:rPr>
-        <w:t>দিতে</w:t>
+        <w:t>এর</w:t>
+      </w:r>
+      <w:proofErr w:type="spellEnd"/>
+      <w:r>
+        <w:rPr>
+          <w:rFonts w:ascii="NikoshBAN" w:hAnsi="NikoshBAN" w:cs="NikoshBAN"/>
+          <w:color w:val="000000" w:themeColor="text1"/>
+        </w:rPr>
+        <w:t xml:space="preserve"> </w:t>
+      </w:r>
+      <w:proofErr w:type="spellStart"/>
+      <w:r>
+        <w:rPr>
+          <w:rFonts w:ascii="NikoshBAN" w:hAnsi="NikoshBAN" w:cs="NikoshBAN"/>
+          <w:color w:val="000000" w:themeColor="text1"/>
+        </w:rPr>
+        <w:t>রেঞ্জ</w:t>
+      </w:r>
+      <w:proofErr w:type="spellEnd"/>
+      <w:r>
+        <w:rPr>
+          <w:rFonts w:ascii="NikoshBAN" w:hAnsi="NikoshBAN" w:cs="NikoshBAN"/>
+          <w:color w:val="000000" w:themeColor="text1"/>
+        </w:rPr>
+        <w:t xml:space="preserve"> </w:t>
+      </w:r>
+      <w:proofErr w:type="spellStart"/>
+      <w:r>
+        <w:rPr>
+          <w:rFonts w:ascii="NikoshBAN" w:hAnsi="NikoshBAN" w:cs="NikoshBAN"/>
+          <w:color w:val="000000" w:themeColor="text1"/>
+        </w:rPr>
+        <w:t>দিলে</w:t>
       </w:r>
       <w:proofErr w:type="spellEnd"/>
       <w:r>
@@ -10225,9 +11489,305 @@
           <w:color w:val="000000" w:themeColor="text1"/>
         </w:rPr>
         <w:t xml:space="preserve">। </w:t>
+      </w:r>
+      <w:r>
+        <w:rPr>
+          <w:sz w:val="21"/>
+        </w:rPr>
+        <w:t>voucher date / invoice date</w:t>
       </w:r>
       <w:bookmarkStart w:id="0" w:name="_GoBack"/>
       <w:bookmarkEnd w:id="0"/>
+    </w:p>
+    <w:p>
+      <w:pPr>
+        <w:spacing w:after="160"/>
+        <w:rPr>
+          <w:rFonts w:ascii="NikoshBAN" w:hAnsi="NikoshBAN" w:cs="NikoshBAN"/>
+          <w:color w:val="000000" w:themeColor="text1"/>
+        </w:rPr>
+      </w:pPr>
+    </w:p>
+    <w:p>
+      <w:pPr>
+        <w:spacing w:after="160"/>
+        <w:rPr>
+          <w:rFonts w:ascii="NikoshBAN" w:hAnsi="NikoshBAN" w:cs="NikoshBAN"/>
+          <w:color w:val="000000" w:themeColor="text1"/>
+        </w:rPr>
+      </w:pPr>
+      <w:proofErr w:type="spellStart"/>
+      <w:r>
+        <w:rPr>
+          <w:rFonts w:ascii="NikoshBAN" w:hAnsi="NikoshBAN" w:cs="NikoshBAN"/>
+          <w:color w:val="000000" w:themeColor="text1"/>
+        </w:rPr>
+        <w:t>মনে</w:t>
+      </w:r>
+      <w:proofErr w:type="spellEnd"/>
+      <w:r>
+        <w:rPr>
+          <w:rFonts w:ascii="NikoshBAN" w:hAnsi="NikoshBAN" w:cs="NikoshBAN"/>
+          <w:color w:val="000000" w:themeColor="text1"/>
+        </w:rPr>
+        <w:t xml:space="preserve"> </w:t>
+      </w:r>
+      <w:proofErr w:type="spellStart"/>
+      <w:r>
+        <w:rPr>
+          <w:rFonts w:ascii="NikoshBAN" w:hAnsi="NikoshBAN" w:cs="NikoshBAN"/>
+          <w:color w:val="000000" w:themeColor="text1"/>
+        </w:rPr>
+        <w:t>রাখতে</w:t>
+      </w:r>
+      <w:proofErr w:type="spellEnd"/>
+      <w:r>
+        <w:rPr>
+          <w:rFonts w:ascii="NikoshBAN" w:hAnsi="NikoshBAN" w:cs="NikoshBAN"/>
+          <w:color w:val="000000" w:themeColor="text1"/>
+        </w:rPr>
+        <w:t xml:space="preserve"> </w:t>
+      </w:r>
+      <w:proofErr w:type="spellStart"/>
+      <w:r>
+        <w:rPr>
+          <w:rFonts w:ascii="NikoshBAN" w:hAnsi="NikoshBAN" w:cs="NikoshBAN"/>
+          <w:color w:val="000000" w:themeColor="text1"/>
+        </w:rPr>
+        <w:t>হবে</w:t>
+      </w:r>
+      <w:proofErr w:type="spellEnd"/>
+      <w:r>
+        <w:rPr>
+          <w:rFonts w:ascii="NikoshBAN" w:hAnsi="NikoshBAN" w:cs="NikoshBAN"/>
+          <w:color w:val="000000" w:themeColor="text1"/>
+        </w:rPr>
+        <w:t xml:space="preserve">; </w:t>
+      </w:r>
+      <w:proofErr w:type="spellStart"/>
+      <w:r>
+        <w:rPr>
+          <w:rFonts w:ascii="NikoshBAN" w:hAnsi="NikoshBAN" w:cs="NikoshBAN"/>
+          <w:color w:val="000000" w:themeColor="text1"/>
+        </w:rPr>
+        <w:t>এই</w:t>
+      </w:r>
+      <w:proofErr w:type="spellEnd"/>
+      <w:r>
+        <w:rPr>
+          <w:rFonts w:ascii="NikoshBAN" w:hAnsi="NikoshBAN" w:cs="NikoshBAN"/>
+          <w:color w:val="000000" w:themeColor="text1"/>
+        </w:rPr>
+        <w:t xml:space="preserve"> </w:t>
+      </w:r>
+      <w:proofErr w:type="spellStart"/>
+      <w:r>
+        <w:rPr>
+          <w:rFonts w:ascii="NikoshBAN" w:hAnsi="NikoshBAN" w:cs="NikoshBAN"/>
+          <w:color w:val="000000" w:themeColor="text1"/>
+        </w:rPr>
+        <w:t>ক্যালকুলেশন</w:t>
+      </w:r>
+      <w:proofErr w:type="spellEnd"/>
+      <w:r>
+        <w:rPr>
+          <w:rFonts w:ascii="NikoshBAN" w:hAnsi="NikoshBAN" w:cs="NikoshBAN"/>
+          <w:color w:val="000000" w:themeColor="text1"/>
+        </w:rPr>
+        <w:t xml:space="preserve"> </w:t>
+      </w:r>
+      <w:proofErr w:type="spellStart"/>
+      <w:r>
+        <w:rPr>
+          <w:rFonts w:ascii="NikoshBAN" w:hAnsi="NikoshBAN" w:cs="NikoshBAN"/>
+          <w:color w:val="000000" w:themeColor="text1"/>
+        </w:rPr>
+        <w:t>দ্বারা</w:t>
+      </w:r>
+      <w:proofErr w:type="spellEnd"/>
+      <w:r>
+        <w:rPr>
+          <w:rFonts w:ascii="NikoshBAN" w:hAnsi="NikoshBAN" w:cs="NikoshBAN"/>
+          <w:color w:val="000000" w:themeColor="text1"/>
+        </w:rPr>
+        <w:t xml:space="preserve"> </w:t>
+      </w:r>
+      <w:proofErr w:type="spellStart"/>
+      <w:r>
+        <w:rPr>
+          <w:rFonts w:ascii="NikoshBAN" w:hAnsi="NikoshBAN" w:cs="NikoshBAN"/>
+          <w:color w:val="000000" w:themeColor="text1"/>
+        </w:rPr>
+        <w:t>কোম্পানীর</w:t>
+      </w:r>
+      <w:proofErr w:type="spellEnd"/>
+      <w:r>
+        <w:rPr>
+          <w:rFonts w:ascii="NikoshBAN" w:hAnsi="NikoshBAN" w:cs="NikoshBAN"/>
+          <w:color w:val="000000" w:themeColor="text1"/>
+        </w:rPr>
+        <w:t xml:space="preserve"> </w:t>
+      </w:r>
+      <w:proofErr w:type="spellStart"/>
+      <w:r>
+        <w:rPr>
+          <w:rFonts w:ascii="NikoshBAN" w:hAnsi="NikoshBAN" w:cs="NikoshBAN"/>
+          <w:color w:val="000000" w:themeColor="text1"/>
+        </w:rPr>
+        <w:t>হিসাব</w:t>
+      </w:r>
+      <w:proofErr w:type="spellEnd"/>
+      <w:r>
+        <w:rPr>
+          <w:rFonts w:ascii="NikoshBAN" w:hAnsi="NikoshBAN" w:cs="NikoshBAN"/>
+          <w:color w:val="000000" w:themeColor="text1"/>
+        </w:rPr>
+        <w:t xml:space="preserve"> </w:t>
+      </w:r>
+      <w:proofErr w:type="spellStart"/>
+      <w:r>
+        <w:rPr>
+          <w:rFonts w:ascii="NikoshBAN" w:hAnsi="NikoshBAN" w:cs="NikoshBAN"/>
+          <w:color w:val="000000" w:themeColor="text1"/>
+        </w:rPr>
+        <w:t>এর</w:t>
+      </w:r>
+      <w:proofErr w:type="spellEnd"/>
+      <w:r>
+        <w:rPr>
+          <w:rFonts w:ascii="NikoshBAN" w:hAnsi="NikoshBAN" w:cs="NikoshBAN"/>
+          <w:color w:val="000000" w:themeColor="text1"/>
+        </w:rPr>
+        <w:t xml:space="preserve"> </w:t>
+      </w:r>
+      <w:proofErr w:type="spellStart"/>
+      <w:r>
+        <w:rPr>
+          <w:rFonts w:ascii="NikoshBAN" w:hAnsi="NikoshBAN" w:cs="NikoshBAN"/>
+          <w:color w:val="000000" w:themeColor="text1"/>
+        </w:rPr>
+        <w:t>সাথে</w:t>
+      </w:r>
+      <w:proofErr w:type="spellEnd"/>
+      <w:r>
+        <w:rPr>
+          <w:rFonts w:ascii="NikoshBAN" w:hAnsi="NikoshBAN" w:cs="NikoshBAN"/>
+          <w:color w:val="000000" w:themeColor="text1"/>
+        </w:rPr>
+        <w:t xml:space="preserve"> </w:t>
+      </w:r>
+      <w:proofErr w:type="spellStart"/>
+      <w:r>
+        <w:rPr>
+          <w:rFonts w:ascii="NikoshBAN" w:hAnsi="NikoshBAN" w:cs="NikoshBAN"/>
+          <w:color w:val="000000" w:themeColor="text1"/>
+        </w:rPr>
+        <w:t>সমন্বয়</w:t>
+      </w:r>
+      <w:proofErr w:type="spellEnd"/>
+      <w:r>
+        <w:rPr>
+          <w:rFonts w:ascii="NikoshBAN" w:hAnsi="NikoshBAN" w:cs="NikoshBAN"/>
+          <w:color w:val="000000" w:themeColor="text1"/>
+        </w:rPr>
+        <w:t xml:space="preserve"> </w:t>
+      </w:r>
+      <w:proofErr w:type="spellStart"/>
+      <w:r>
+        <w:rPr>
+          <w:rFonts w:ascii="NikoshBAN" w:hAnsi="NikoshBAN" w:cs="NikoshBAN"/>
+          <w:color w:val="000000" w:themeColor="text1"/>
+        </w:rPr>
+        <w:t>হবে</w:t>
+      </w:r>
+      <w:proofErr w:type="spellEnd"/>
+      <w:r>
+        <w:rPr>
+          <w:rFonts w:ascii="NikoshBAN" w:hAnsi="NikoshBAN" w:cs="NikoshBAN"/>
+          <w:color w:val="000000" w:themeColor="text1"/>
+        </w:rPr>
+        <w:t xml:space="preserve"> </w:t>
+      </w:r>
+      <w:proofErr w:type="spellStart"/>
+      <w:r>
+        <w:rPr>
+          <w:rFonts w:ascii="NikoshBAN" w:hAnsi="NikoshBAN" w:cs="NikoshBAN"/>
+          <w:color w:val="000000" w:themeColor="text1"/>
+        </w:rPr>
+        <w:t>বা</w:t>
+      </w:r>
+      <w:proofErr w:type="spellEnd"/>
+      <w:r>
+        <w:rPr>
+          <w:rFonts w:ascii="NikoshBAN" w:hAnsi="NikoshBAN" w:cs="NikoshBAN"/>
+          <w:color w:val="000000" w:themeColor="text1"/>
+        </w:rPr>
+        <w:t xml:space="preserve"> </w:t>
+      </w:r>
+      <w:proofErr w:type="spellStart"/>
+      <w:r>
+        <w:rPr>
+          <w:rFonts w:ascii="NikoshBAN" w:hAnsi="NikoshBAN" w:cs="NikoshBAN"/>
+          <w:color w:val="000000" w:themeColor="text1"/>
+        </w:rPr>
+        <w:t>ক্যাশ</w:t>
+      </w:r>
+      <w:proofErr w:type="spellEnd"/>
+      <w:r>
+        <w:rPr>
+          <w:rFonts w:ascii="NikoshBAN" w:hAnsi="NikoshBAN" w:cs="NikoshBAN"/>
+          <w:color w:val="000000" w:themeColor="text1"/>
+        </w:rPr>
+        <w:t xml:space="preserve"> </w:t>
+      </w:r>
+      <w:proofErr w:type="spellStart"/>
+      <w:r>
+        <w:rPr>
+          <w:rFonts w:ascii="NikoshBAN" w:hAnsi="NikoshBAN" w:cs="NikoshBAN"/>
+          <w:color w:val="000000" w:themeColor="text1"/>
+        </w:rPr>
+        <w:t>ব্যাক</w:t>
+      </w:r>
+      <w:proofErr w:type="spellEnd"/>
+      <w:r>
+        <w:rPr>
+          <w:rFonts w:ascii="NikoshBAN" w:hAnsi="NikoshBAN" w:cs="NikoshBAN"/>
+          <w:color w:val="000000" w:themeColor="text1"/>
+        </w:rPr>
+        <w:t xml:space="preserve"> </w:t>
+      </w:r>
+      <w:proofErr w:type="spellStart"/>
+      <w:r>
+        <w:rPr>
+          <w:rFonts w:ascii="NikoshBAN" w:hAnsi="NikoshBAN" w:cs="NikoshBAN"/>
+          <w:color w:val="000000" w:themeColor="text1"/>
+        </w:rPr>
+        <w:t>পাওয়া</w:t>
+      </w:r>
+      <w:proofErr w:type="spellEnd"/>
+      <w:r>
+        <w:rPr>
+          <w:rFonts w:ascii="NikoshBAN" w:hAnsi="NikoshBAN" w:cs="NikoshBAN"/>
+          <w:color w:val="000000" w:themeColor="text1"/>
+        </w:rPr>
+        <w:t xml:space="preserve"> </w:t>
+      </w:r>
+      <w:proofErr w:type="spellStart"/>
+      <w:r>
+        <w:rPr>
+          <w:rFonts w:ascii="NikoshBAN" w:hAnsi="NikoshBAN" w:cs="NikoshBAN"/>
+          <w:color w:val="000000" w:themeColor="text1"/>
+        </w:rPr>
+        <w:t>যাবে</w:t>
+      </w:r>
+      <w:proofErr w:type="spellEnd"/>
+      <w:r>
+        <w:rPr>
+          <w:rFonts w:ascii="NikoshBAN" w:hAnsi="NikoshBAN" w:cs="NikoshBAN"/>
+          <w:color w:val="000000" w:themeColor="text1"/>
+        </w:rPr>
+        <w:t>।</w:t>
+      </w:r>
     </w:p>
     <w:sectPr>
       <w:pgSz w:w="11906" w:h="16838"/>
